--- a/Doc.docx
+++ b/Doc.docx
@@ -47,6 +47,25 @@
       <w:pPr>
         <w:jc w:val="center"/>
         <w:rPr>
+          <w:b/>
+          <w:bCs/>
+          <w:lang w:val="en-US"/>
+        </w:rPr>
+      </w:pPr>
+      <w:r>
+        <w:rPr>
+          <w:b/>
+          <w:bCs/>
+          <w:lang w:val="en-US"/>
+        </w:rPr>
+        <w:t>Proiect realizat de:</w:t>
+      </w:r>
+    </w:p>
+    <w:p>
+      <w:pPr>
+        <w:pStyle w:val="NoSpacing"/>
+        <w:jc w:val="center"/>
+        <w:rPr>
           <w:rFonts w:cs="Times New Roman"/>
           <w:sz w:val="40"/>
           <w:szCs w:val="40"/>
@@ -73,7 +92,7 @@
           <w:iCs/>
           <w:lang w:val="en-US"/>
         </w:rPr>
-        <w:t>XII A 2025-2026</w:t>
+        <w:t>XII</w:t>
       </w:r>
       <w:r>
         <w:rPr>
@@ -81,7 +100,7 @@
           <w:iCs/>
           <w:lang w:val="en-US"/>
         </w:rPr>
-        <w:t xml:space="preserve"> -</w:t>
+        <w:t xml:space="preserve"> </w:t>
       </w:r>
       <w:r>
         <w:rPr>
@@ -89,24 +108,38 @@
           <w:iCs/>
           <w:lang w:val="en-US"/>
         </w:rPr>
-        <w:t xml:space="preserve"> Colegiul Na</w:t>
+        <w:t>A 2025-2026</w:t>
       </w:r>
       <w:r>
         <w:rPr>
           <w:i/>
           <w:iCs/>
-          <w:lang w:val="ro-RO"/>
-        </w:rPr>
-        <w:t>țional „Emil Racoviță” Iași</w:t>
-      </w:r>
-    </w:p>
-    <w:p>
-      <w:pPr>
-        <w:ind w:left="720"/>
-        <w:jc w:val="center"/>
+          <w:lang w:val="en-US"/>
+        </w:rPr>
+        <w:t xml:space="preserve"> -</w:t>
+      </w:r>
+      <w:r>
         <w:rPr>
           <w:i/>
           <w:iCs/>
+          <w:lang w:val="en-US"/>
+        </w:rPr>
+        <w:t xml:space="preserve"> Colegiul Na</w:t>
+      </w:r>
+      <w:r>
+        <w:rPr>
+          <w:i/>
+          <w:iCs/>
+          <w:lang w:val="ro-RO"/>
+        </w:rPr>
+        <w:t>țional „Emil Racoviță” Iași</w:t>
+      </w:r>
+    </w:p>
+    <w:p>
+      <w:pPr>
+        <w:pStyle w:val="NoSpacing"/>
+        <w:jc w:val="center"/>
+        <w:rPr>
           <w:lang w:val="ro-RO"/>
         </w:rPr>
       </w:pPr>
@@ -130,7 +163,7 @@
           <w:iCs/>
           <w:lang w:val="ro-RO"/>
         </w:rPr>
-        <w:t>XII A 2025-2026</w:t>
+        <w:t>XII</w:t>
       </w:r>
       <w:r>
         <w:rPr>
@@ -138,7 +171,7 @@
           <w:iCs/>
           <w:lang w:val="ro-RO"/>
         </w:rPr>
-        <w:t xml:space="preserve"> -</w:t>
+        <w:t xml:space="preserve"> </w:t>
       </w:r>
       <w:r>
         <w:rPr>
@@ -146,68 +179,97 @@
           <w:iCs/>
           <w:lang w:val="ro-RO"/>
         </w:rPr>
+        <w:t>A 2025-2026</w:t>
+      </w:r>
+      <w:r>
+        <w:rPr>
+          <w:i/>
+          <w:iCs/>
+          <w:lang w:val="ro-RO"/>
+        </w:rPr>
+        <w:t xml:space="preserve"> -</w:t>
+      </w:r>
+      <w:r>
+        <w:rPr>
+          <w:i/>
+          <w:iCs/>
+          <w:lang w:val="ro-RO"/>
+        </w:rPr>
         <w:t xml:space="preserve"> Colegiul Național „Emil Racoviță” Iași</w:t>
       </w:r>
     </w:p>
     <w:p>
       <w:pPr>
-        <w:ind w:firstLine="720"/>
+        <w:spacing w:before="240"/>
         <w:jc w:val="center"/>
-        <w:rPr>
-          <w:lang w:val="ro-RO"/>
-        </w:rPr>
-      </w:pPr>
-      <w:r>
         <w:rPr>
           <w:b/>
           <w:bCs/>
-          <w:lang w:val="en-US"/>
-        </w:rPr>
-        <w:t>Cerchez Emanuela</w:t>
-      </w:r>
-      <w:r>
-        <w:rPr>
-          <w:lang w:val="en-US"/>
-        </w:rPr>
-        <w:t>,</w:t>
-      </w:r>
-      <w:r>
-        <w:rPr>
-          <w:lang w:val="en-US"/>
-        </w:rPr>
-        <w:t xml:space="preserve"> </w:t>
-      </w:r>
-      <w:r>
-        <w:rPr>
           <w:i/>
           <w:iCs/>
-          <w:lang w:val="en-US"/>
-        </w:rPr>
-        <w:t>Profesor Informatic</w:t>
+          <w:lang w:val="ro-RO"/>
+        </w:rPr>
+      </w:pPr>
+      <w:r>
+        <w:rPr>
+          <w:b/>
+          <w:bCs/>
+          <w:lang w:val="ro-RO"/>
+        </w:rPr>
+        <w:t>Profesor coordonator:</w:t>
+      </w:r>
+    </w:p>
+    <w:p>
+      <w:pPr>
+        <w:pStyle w:val="NoSpacing"/>
+        <w:jc w:val="center"/>
+        <w:rPr>
+          <w:lang w:val="ro-RO"/>
+        </w:rPr>
+      </w:pPr>
+      <w:r>
+        <w:rPr>
+          <w:b/>
+          <w:bCs/>
+          <w:lang w:val="en-US"/>
+        </w:rPr>
+        <w:t>Cerchez Emanuela</w:t>
+      </w:r>
+      <w:r>
+        <w:rPr>
+          <w:lang w:val="en-US"/>
+        </w:rPr>
+        <w:t>,</w:t>
+      </w:r>
+      <w:r>
+        <w:rPr>
+          <w:lang w:val="en-US"/>
+        </w:rPr>
+        <w:t xml:space="preserve"> </w:t>
       </w:r>
       <w:r>
         <w:rPr>
           <w:i/>
           <w:iCs/>
-          <w:lang w:val="ro-RO"/>
-        </w:rPr>
-        <w:t xml:space="preserve">ă - </w:t>
+          <w:lang w:val="en-US"/>
+        </w:rPr>
+        <w:t>Profesor Informatic</w:t>
       </w:r>
       <w:r>
         <w:rPr>
           <w:i/>
           <w:iCs/>
-          <w:lang w:val="en-US"/>
-        </w:rPr>
-        <w:t xml:space="preserve">Colegiul </w:t>
+          <w:lang w:val="ro-RO"/>
+        </w:rPr>
+        <w:t xml:space="preserve">ă - </w:t>
       </w:r>
       <w:r>
         <w:rPr>
           <w:i/>
           <w:iCs/>
-          <w:lang w:val="ro-RO"/>
-        </w:rPr>
-        <w:t>Național „Emil</w:t>
+          <w:lang w:val="en-US"/>
+        </w:rPr>
+        <w:t xml:space="preserve">Colegiul </w:t>
       </w:r>
       <w:r>
         <w:rPr>
@@ -215,7 +277,7 @@
           <w:iCs/>
           <w:lang w:val="ro-RO"/>
         </w:rPr>
-        <w:t xml:space="preserve"> </w:t>
+        <w:t>Național „Emil</w:t>
       </w:r>
       <w:r>
         <w:rPr>
@@ -223,6 +285,14 @@
           <w:iCs/>
           <w:lang w:val="ro-RO"/>
         </w:rPr>
+        <w:t xml:space="preserve"> </w:t>
+      </w:r>
+      <w:r>
+        <w:rPr>
+          <w:i/>
+          <w:iCs/>
+          <w:lang w:val="ro-RO"/>
+        </w:rPr>
         <w:t>Racoviță” Iași</w:t>
       </w:r>
     </w:p>
@@ -235,13 +305,16 @@
     </w:p>
     <w:p>
       <w:pPr>
-        <w:rPr>
-          <w:lang w:val="en-US"/>
+        <w:jc w:val="center"/>
+        <w:rPr>
+          <w:b/>
+          <w:bCs/>
+          <w:sz w:val="32"/>
+          <w:szCs w:val="32"/>
+          <w:lang w:val="ro-RO"/>
         </w:rPr>
         <w:sectPr>
           <w:footerReference w:type="default" r:id="rId8"/>
-          <w:headerReference w:type="first" r:id="rId9"/>
-          <w:footerReference w:type="first" r:id="rId10"/>
           <w:pgSz w:w="11906" w:h="16838"/>
           <w:pgMar w:top="1440" w:right="1440" w:bottom="1440" w:left="1440" w:header="709" w:footer="708" w:gutter="0"/>
           <w:pgNumType w:start="3"/>
@@ -262,7 +335,10 @@
           <w:lang w:val="ro-RO"/>
         </w:rPr>
       </w:pPr>
-      <w:r>
+    </w:p>
+    <w:p>
+      <w:pPr>
+        <w:jc w:val="center"/>
         <w:rPr>
           <w:b/>
           <w:bCs/>
@@ -270,7 +346,15 @@
           <w:szCs w:val="32"/>
           <w:lang w:val="ro-RO"/>
         </w:rPr>
-        <w:lastRenderedPageBreak/>
+      </w:pPr>
+      <w:r>
+        <w:rPr>
+          <w:b/>
+          <w:bCs/>
+          <w:sz w:val="32"/>
+          <w:szCs w:val="32"/>
+          <w:lang w:val="ro-RO"/>
+        </w:rPr>
         <w:t>CUPRINS</w:t>
       </w:r>
     </w:p>
@@ -288,28 +372,35 @@
           <w:tab w:val="right" w:leader="dot" w:pos="9016"/>
         </w:tabs>
         <w:rPr>
+          <w:rFonts w:asciiTheme="minorHAnsi" w:eastAsiaTheme="minorEastAsia" w:hAnsiTheme="minorHAnsi"/>
+          <w:smallCaps w:val="0"/>
           <w:noProof/>
-        </w:rPr>
-      </w:pPr>
-      <w:r>
-        <w:rPr>
+          <w:color w:val="auto"/>
+          <w:lang w:eastAsia="en-001"/>
+        </w:rPr>
+      </w:pPr>
+      <w:r>
+        <w:rPr>
+          <w:smallCaps w:val="0"/>
           <w:lang w:val="ro-RO"/>
         </w:rPr>
         <w:fldChar w:fldCharType="begin"/>
       </w:r>
       <w:r>
         <w:rPr>
+          <w:smallCaps w:val="0"/>
           <w:lang w:val="ro-RO"/>
         </w:rPr>
         <w:instrText xml:space="preserve"> TOC \o "1-2" \h \z \u </w:instrText>
       </w:r>
       <w:r>
         <w:rPr>
+          <w:smallCaps w:val="0"/>
           <w:lang w:val="ro-RO"/>
         </w:rPr>
         <w:fldChar w:fldCharType="separate"/>
       </w:r>
-      <w:hyperlink w:anchor="_Toc226996258" w:history="1">
+      <w:hyperlink w:anchor="_Toc227084072" w:history="1">
         <w:r>
           <w:rPr>
             <w:rStyle w:val="Hyperlink"/>
@@ -337,7 +428,7 @@
             <w:noProof/>
             <w:webHidden/>
           </w:rPr>
-          <w:instrText xml:space="preserve"> PAGEREF _Toc226996258 \h </w:instrText>
+          <w:instrText xml:space="preserve"> PAGEREF _Toc227084072 \h </w:instrText>
         </w:r>
         <w:r>
           <w:rPr>
@@ -375,10 +466,14 @@
           <w:tab w:val="right" w:leader="dot" w:pos="9016"/>
         </w:tabs>
         <w:rPr>
+          <w:rFonts w:asciiTheme="minorHAnsi" w:eastAsiaTheme="minorEastAsia" w:hAnsiTheme="minorHAnsi"/>
+          <w:smallCaps w:val="0"/>
           <w:noProof/>
-        </w:rPr>
-      </w:pPr>
-      <w:hyperlink w:anchor="_Toc226996259" w:history="1">
+          <w:color w:val="auto"/>
+          <w:lang w:eastAsia="en-001"/>
+        </w:rPr>
+      </w:pPr>
+      <w:hyperlink w:anchor="_Toc227084073" w:history="1">
         <w:r>
           <w:rPr>
             <w:rStyle w:val="Hyperlink"/>
@@ -406,7 +501,7 @@
             <w:noProof/>
             <w:webHidden/>
           </w:rPr>
-          <w:instrText xml:space="preserve"> PAGEREF _Toc226996259 \h </w:instrText>
+          <w:instrText xml:space="preserve"> PAGEREF _Toc227084073 \h </w:instrText>
         </w:r>
         <w:r>
           <w:rPr>
@@ -439,11 +534,444 @@
     </w:p>
     <w:p>
       <w:pPr>
+        <w:pStyle w:val="TOC2"/>
+        <w:tabs>
+          <w:tab w:val="right" w:leader="dot" w:pos="9016"/>
+        </w:tabs>
+        <w:rPr>
+          <w:rFonts w:asciiTheme="minorHAnsi" w:eastAsiaTheme="minorEastAsia" w:hAnsiTheme="minorHAnsi"/>
+          <w:smallCaps w:val="0"/>
+          <w:noProof/>
+          <w:color w:val="auto"/>
+          <w:lang w:eastAsia="en-001"/>
+        </w:rPr>
+      </w:pPr>
+      <w:hyperlink w:anchor="_Toc227084074" w:history="1">
+        <w:r>
+          <w:rPr>
+            <w:rStyle w:val="Hyperlink"/>
+            <w:noProof/>
+            <w:lang w:val="ro-RO"/>
+          </w:rPr>
+          <w:t>I.2. Tematica proiectului</w:t>
+        </w:r>
+        <w:r>
+          <w:rPr>
+            <w:noProof/>
+            <w:webHidden/>
+          </w:rPr>
+          <w:tab/>
+        </w:r>
+        <w:r>
+          <w:rPr>
+            <w:noProof/>
+            <w:webHidden/>
+          </w:rPr>
+          <w:fldChar w:fldCharType="begin"/>
+        </w:r>
+        <w:r>
+          <w:rPr>
+            <w:noProof/>
+            <w:webHidden/>
+          </w:rPr>
+          <w:instrText xml:space="preserve"> PAGEREF _Toc227084074 \h </w:instrText>
+        </w:r>
+        <w:r>
+          <w:rPr>
+            <w:noProof/>
+            <w:webHidden/>
+          </w:rPr>
+        </w:r>
+        <w:r>
+          <w:rPr>
+            <w:noProof/>
+            <w:webHidden/>
+          </w:rPr>
+          <w:fldChar w:fldCharType="separate"/>
+        </w:r>
+        <w:r>
+          <w:rPr>
+            <w:noProof/>
+            <w:webHidden/>
+          </w:rPr>
+          <w:t>3</w:t>
+        </w:r>
+        <w:r>
+          <w:rPr>
+            <w:noProof/>
+            <w:webHidden/>
+          </w:rPr>
+          <w:fldChar w:fldCharType="end"/>
+        </w:r>
+      </w:hyperlink>
+    </w:p>
+    <w:p>
+      <w:pPr>
+        <w:pStyle w:val="TOC2"/>
+        <w:tabs>
+          <w:tab w:val="right" w:leader="dot" w:pos="9016"/>
+        </w:tabs>
+        <w:rPr>
+          <w:rFonts w:asciiTheme="minorHAnsi" w:eastAsiaTheme="minorEastAsia" w:hAnsiTheme="minorHAnsi"/>
+          <w:smallCaps w:val="0"/>
+          <w:noProof/>
+          <w:color w:val="auto"/>
+          <w:lang w:eastAsia="en-001"/>
+        </w:rPr>
+      </w:pPr>
+      <w:hyperlink w:anchor="_Toc227084075" w:history="1">
+        <w:r>
+          <w:rPr>
+            <w:rStyle w:val="Hyperlink"/>
+            <w:noProof/>
+            <w:lang w:val="ro-RO"/>
+          </w:rPr>
+          <w:t>I.3. Convenții și decizii luate</w:t>
+        </w:r>
+        <w:r>
+          <w:rPr>
+            <w:noProof/>
+            <w:webHidden/>
+          </w:rPr>
+          <w:tab/>
+        </w:r>
+        <w:r>
+          <w:rPr>
+            <w:noProof/>
+            <w:webHidden/>
+          </w:rPr>
+          <w:fldChar w:fldCharType="begin"/>
+        </w:r>
+        <w:r>
+          <w:rPr>
+            <w:noProof/>
+            <w:webHidden/>
+          </w:rPr>
+          <w:instrText xml:space="preserve"> PAGEREF _Toc227084075 \h </w:instrText>
+        </w:r>
+        <w:r>
+          <w:rPr>
+            <w:noProof/>
+            <w:webHidden/>
+          </w:rPr>
+        </w:r>
+        <w:r>
+          <w:rPr>
+            <w:noProof/>
+            <w:webHidden/>
+          </w:rPr>
+          <w:fldChar w:fldCharType="separate"/>
+        </w:r>
+        <w:r>
+          <w:rPr>
+            <w:noProof/>
+            <w:webHidden/>
+          </w:rPr>
+          <w:t>4</w:t>
+        </w:r>
+        <w:r>
+          <w:rPr>
+            <w:noProof/>
+            <w:webHidden/>
+          </w:rPr>
+          <w:fldChar w:fldCharType="end"/>
+        </w:r>
+      </w:hyperlink>
+    </w:p>
+    <w:p>
+      <w:pPr>
+        <w:pStyle w:val="TOC1"/>
+        <w:tabs>
+          <w:tab w:val="right" w:leader="dot" w:pos="9016"/>
+        </w:tabs>
+        <w:rPr>
+          <w:rFonts w:asciiTheme="minorHAnsi" w:eastAsiaTheme="minorEastAsia" w:hAnsiTheme="minorHAnsi"/>
+          <w:smallCaps w:val="0"/>
+          <w:noProof/>
+          <w:color w:val="auto"/>
+          <w:lang w:eastAsia="en-001"/>
+        </w:rPr>
+      </w:pPr>
+      <w:hyperlink w:anchor="_Toc227084076" w:history="1">
+        <w:r>
+          <w:rPr>
+            <w:rStyle w:val="Hyperlink"/>
+            <w:noProof/>
+          </w:rPr>
+          <w:t>II. Structura</w:t>
+        </w:r>
+        <w:r>
+          <w:rPr>
+            <w:noProof/>
+            <w:webHidden/>
+          </w:rPr>
+          <w:tab/>
+        </w:r>
+        <w:r>
+          <w:rPr>
+            <w:noProof/>
+            <w:webHidden/>
+          </w:rPr>
+          <w:fldChar w:fldCharType="begin"/>
+        </w:r>
+        <w:r>
+          <w:rPr>
+            <w:noProof/>
+            <w:webHidden/>
+          </w:rPr>
+          <w:instrText xml:space="preserve"> PAGEREF _Toc227084076 \h </w:instrText>
+        </w:r>
+        <w:r>
+          <w:rPr>
+            <w:noProof/>
+            <w:webHidden/>
+          </w:rPr>
+        </w:r>
+        <w:r>
+          <w:rPr>
+            <w:noProof/>
+            <w:webHidden/>
+          </w:rPr>
+          <w:fldChar w:fldCharType="separate"/>
+        </w:r>
+        <w:r>
+          <w:rPr>
+            <w:noProof/>
+            <w:webHidden/>
+          </w:rPr>
+          <w:t>6</w:t>
+        </w:r>
+        <w:r>
+          <w:rPr>
+            <w:noProof/>
+            <w:webHidden/>
+          </w:rPr>
+          <w:fldChar w:fldCharType="end"/>
+        </w:r>
+      </w:hyperlink>
+    </w:p>
+    <w:p>
+      <w:pPr>
+        <w:pStyle w:val="TOC2"/>
+        <w:tabs>
+          <w:tab w:val="right" w:leader="dot" w:pos="9016"/>
+        </w:tabs>
+        <w:rPr>
+          <w:rFonts w:asciiTheme="minorHAnsi" w:eastAsiaTheme="minorEastAsia" w:hAnsiTheme="minorHAnsi"/>
+          <w:smallCaps w:val="0"/>
+          <w:noProof/>
+          <w:color w:val="auto"/>
+          <w:lang w:eastAsia="en-001"/>
+        </w:rPr>
+      </w:pPr>
+      <w:hyperlink w:anchor="_Toc227084077" w:history="1">
+        <w:r>
+          <w:rPr>
+            <w:rStyle w:val="Hyperlink"/>
+            <w:noProof/>
+          </w:rPr>
+          <w:t>II.1. Nucleu</w:t>
+        </w:r>
+        <w:r>
+          <w:rPr>
+            <w:noProof/>
+            <w:webHidden/>
+          </w:rPr>
+          <w:tab/>
+        </w:r>
+        <w:r>
+          <w:rPr>
+            <w:noProof/>
+            <w:webHidden/>
+          </w:rPr>
+          <w:fldChar w:fldCharType="begin"/>
+        </w:r>
+        <w:r>
+          <w:rPr>
+            <w:noProof/>
+            <w:webHidden/>
+          </w:rPr>
+          <w:instrText xml:space="preserve"> PAGEREF _Toc227084077 \h </w:instrText>
+        </w:r>
+        <w:r>
+          <w:rPr>
+            <w:noProof/>
+            <w:webHidden/>
+          </w:rPr>
+        </w:r>
+        <w:r>
+          <w:rPr>
+            <w:noProof/>
+            <w:webHidden/>
+          </w:rPr>
+          <w:fldChar w:fldCharType="separate"/>
+        </w:r>
+        <w:r>
+          <w:rPr>
+            <w:noProof/>
+            <w:webHidden/>
+          </w:rPr>
+          <w:t>6</w:t>
+        </w:r>
+        <w:r>
+          <w:rPr>
+            <w:noProof/>
+            <w:webHidden/>
+          </w:rPr>
+          <w:fldChar w:fldCharType="end"/>
+        </w:r>
+      </w:hyperlink>
+    </w:p>
+    <w:p>
+      <w:pPr>
+        <w:pStyle w:val="TOC2"/>
+        <w:tabs>
+          <w:tab w:val="right" w:leader="dot" w:pos="9016"/>
+        </w:tabs>
+        <w:rPr>
+          <w:rFonts w:asciiTheme="minorHAnsi" w:eastAsiaTheme="minorEastAsia" w:hAnsiTheme="minorHAnsi"/>
+          <w:smallCaps w:val="0"/>
+          <w:noProof/>
+          <w:color w:val="auto"/>
+          <w:lang w:eastAsia="en-001"/>
+        </w:rPr>
+      </w:pPr>
+      <w:hyperlink w:anchor="_Toc227084078" w:history="1">
+        <w:r>
+          <w:rPr>
+            <w:rStyle w:val="Hyperlink"/>
+            <w:noProof/>
+          </w:rPr>
+          <w:t>II.2. Aplicație</w:t>
+        </w:r>
+        <w:r>
+          <w:rPr>
+            <w:noProof/>
+            <w:webHidden/>
+          </w:rPr>
+          <w:tab/>
+        </w:r>
+        <w:r>
+          <w:rPr>
+            <w:noProof/>
+            <w:webHidden/>
+          </w:rPr>
+          <w:fldChar w:fldCharType="begin"/>
+        </w:r>
+        <w:r>
+          <w:rPr>
+            <w:noProof/>
+            <w:webHidden/>
+          </w:rPr>
+          <w:instrText xml:space="preserve"> PAGEREF _Toc227084078 \h </w:instrText>
+        </w:r>
+        <w:r>
+          <w:rPr>
+            <w:noProof/>
+            <w:webHidden/>
+          </w:rPr>
+        </w:r>
+        <w:r>
+          <w:rPr>
+            <w:noProof/>
+            <w:webHidden/>
+          </w:rPr>
+          <w:fldChar w:fldCharType="separate"/>
+        </w:r>
+        <w:r>
+          <w:rPr>
+            <w:noProof/>
+            <w:webHidden/>
+          </w:rPr>
+          <w:t>7</w:t>
+        </w:r>
+        <w:r>
+          <w:rPr>
+            <w:noProof/>
+            <w:webHidden/>
+          </w:rPr>
+          <w:fldChar w:fldCharType="end"/>
+        </w:r>
+      </w:hyperlink>
+    </w:p>
+    <w:p>
+      <w:pPr>
+        <w:pStyle w:val="TOC1"/>
+        <w:tabs>
+          <w:tab w:val="right" w:leader="dot" w:pos="9016"/>
+        </w:tabs>
+        <w:rPr>
+          <w:rFonts w:asciiTheme="minorHAnsi" w:eastAsiaTheme="minorEastAsia" w:hAnsiTheme="minorHAnsi"/>
+          <w:smallCaps w:val="0"/>
+          <w:noProof/>
+          <w:color w:val="auto"/>
+          <w:lang w:eastAsia="en-001"/>
+        </w:rPr>
+      </w:pPr>
+      <w:hyperlink w:anchor="_Toc227084079" w:history="1">
+        <w:r>
+          <w:rPr>
+            <w:rStyle w:val="Hyperlink"/>
+            <w:noProof/>
+          </w:rPr>
+          <w:t>III. Detalii tehnice</w:t>
+        </w:r>
+        <w:r>
+          <w:rPr>
+            <w:noProof/>
+            <w:webHidden/>
+          </w:rPr>
+          <w:tab/>
+        </w:r>
+        <w:r>
+          <w:rPr>
+            <w:noProof/>
+            <w:webHidden/>
+          </w:rPr>
+          <w:fldChar w:fldCharType="begin"/>
+        </w:r>
+        <w:r>
+          <w:rPr>
+            <w:noProof/>
+            <w:webHidden/>
+          </w:rPr>
+          <w:instrText xml:space="preserve"> PAGEREF _Toc227084079 \h </w:instrText>
+        </w:r>
+        <w:r>
+          <w:rPr>
+            <w:noProof/>
+            <w:webHidden/>
+          </w:rPr>
+        </w:r>
+        <w:r>
+          <w:rPr>
+            <w:noProof/>
+            <w:webHidden/>
+          </w:rPr>
+          <w:fldChar w:fldCharType="separate"/>
+        </w:r>
+        <w:r>
+          <w:rPr>
+            <w:noProof/>
+            <w:webHidden/>
+          </w:rPr>
+          <w:t>7</w:t>
+        </w:r>
+        <w:r>
+          <w:rPr>
+            <w:noProof/>
+            <w:webHidden/>
+          </w:rPr>
+          <w:fldChar w:fldCharType="end"/>
+        </w:r>
+      </w:hyperlink>
+    </w:p>
+    <w:p>
+      <w:pPr>
         <w:rPr>
           <w:lang w:val="ro-RO"/>
         </w:rPr>
         <w:sectPr>
-          <w:headerReference w:type="first" r:id="rId11"/>
           <w:pgSz w:w="11906" w:h="16838"/>
           <w:pgMar w:top="1440" w:right="1440" w:bottom="1440" w:left="1440" w:header="709" w:footer="708" w:gutter="0"/>
           <w:pgNumType w:start="3"/>
@@ -454,6 +982,7 @@
       </w:pPr>
       <w:r>
         <w:rPr>
+          <w:smallCaps/>
           <w:lang w:val="ro-RO"/>
         </w:rPr>
         <w:fldChar w:fldCharType="end"/>
@@ -473,7 +1002,7 @@
           <w:lang w:val="ro-RO"/>
         </w:rPr>
       </w:pPr>
-      <w:bookmarkStart w:id="0" w:name="_Toc226996258"/>
+      <w:bookmarkStart w:id="0" w:name="_Toc227084072"/>
       <w:r>
         <w:rPr>
           <w:lang w:val="ro-RO"/>
@@ -495,7 +1024,7 @@
           <w:lang w:val="ro-RO"/>
         </w:rPr>
       </w:pPr>
-      <w:bookmarkStart w:id="1" w:name="_Toc226996259"/>
+      <w:bookmarkStart w:id="1" w:name="_Toc227084073"/>
       <w:r>
         <w:rPr>
           <w:lang w:val="ro-RO"/>
@@ -507,21 +1036,2375 @@
     <w:p>
       <w:pPr>
         <w:pStyle w:val="NoSpacing"/>
+        <w:rPr>
+          <w:lang w:val="ro-RO"/>
+        </w:rPr>
       </w:pPr>
       <w:r>
         <w:rPr>
           <w:lang w:val="ro-RO"/>
         </w:rPr>
         <w:tab/>
-      </w:r>
-    </w:p>
+        <w:t xml:space="preserve">În lumea informaticii din prezent se observă o creștere exponențială în abstractizarea </w:t>
+      </w:r>
+      <w:r>
+        <w:rPr>
+          <w:lang w:val="ro-RO"/>
+        </w:rPr>
+        <w:t xml:space="preserve">interacțiunii dintre programator și calculator. Cele mai multe produse soft sunt scrise peste biblioteci uriașe ce conferă o mare parte din funcționalitatea programului. </w:t>
+      </w:r>
+      <w:r>
+        <w:rPr>
+          <w:lang w:val="ro-RO"/>
+        </w:rPr>
+        <w:t xml:space="preserve">Mai mult de atât, evoluția uriașă în domeniul Inteligenței Artificiale permite automatizarea întregului proces de Software Development. </w:t>
+      </w:r>
+    </w:p>
+    <w:p>
+      <w:pPr>
+        <w:pStyle w:val="NoSpacing"/>
+        <w:rPr>
+          <w:lang w:val="ro-RO"/>
+        </w:rPr>
+      </w:pPr>
+      <w:r>
+        <w:rPr>
+          <w:lang w:val="ro-RO"/>
+        </w:rPr>
+        <w:tab/>
+      </w:r>
+      <w:r>
+        <w:rPr>
+          <w:lang w:val="ro-RO"/>
+        </w:rPr>
+        <w:t xml:space="preserve">În prim plan, această abstractizare nu este ceva negativ, permite reutilizarea funcționalității, crearea unor proiecte mai complexe, generalizarea anumitor soluții și ușurează munca programatorului. </w:t>
+      </w:r>
+      <w:r>
+        <w:rPr>
+          <w:lang w:val="ro-RO"/>
+        </w:rPr>
+        <w:t>Totuși, odată cu creșterea nivelului de abstractizare, observăm creșterea numărului de produse incomplete, ineficiente, din punct de vedere al memoriei, cât și al timpului de execuție, dar ș</w:t>
+      </w:r>
+      <w:r>
+        <w:rPr>
+          <w:lang w:val="ro-RO"/>
+        </w:rPr>
+        <w:t>i vulnerabilitățile sau bug-urile acestor produse.</w:t>
+      </w:r>
+    </w:p>
+    <w:p>
+      <w:pPr>
+        <w:pStyle w:val="NoSpacing"/>
+        <w:rPr>
+          <w:lang w:val="ro-RO"/>
+        </w:rPr>
+      </w:pPr>
+      <w:r>
+        <w:rPr>
+          <w:lang w:val="ro-RO"/>
+        </w:rPr>
+        <w:tab/>
+        <w:t xml:space="preserve">Cea </w:t>
+      </w:r>
+      <w:r>
+        <w:rPr>
+          <w:lang w:val="ro-RO"/>
+        </w:rPr>
+        <w:t>mai proeminentă consecință a acestei abstractizări este efectul Black Box</w:t>
+      </w:r>
+      <w:r>
+        <w:rPr>
+          <w:rStyle w:val="FootnoteReference"/>
+          <w:lang w:val="ro-RO"/>
+        </w:rPr>
+        <w:footnoteReference w:id="1"/>
+      </w:r>
+      <w:r>
+        <w:rPr>
+          <w:lang w:val="ro-RO"/>
+        </w:rPr>
+        <w:t>, un efect pe care noi îl considerăm negativ pentru un programator</w:t>
+      </w:r>
+      <w:r>
+        <w:rPr>
+          <w:lang w:val="ro-RO"/>
+        </w:rPr>
+        <w:t xml:space="preserve"> și dăunător pentru un elev sau începător în domeniul informaticii.</w:t>
+      </w:r>
+    </w:p>
+    <w:p>
+      <w:pPr>
+        <w:pStyle w:val="NoSpacing"/>
+        <w:rPr>
+          <w:lang w:val="ro-RO"/>
+        </w:rPr>
+      </w:pPr>
+      <w:r>
+        <w:rPr>
+          <w:lang w:val="ro-RO"/>
+        </w:rPr>
+        <w:tab/>
+        <w:t xml:space="preserve">În acest sens, propunem acest proiect drept unealtă educațională pentru oricine </w:t>
+      </w:r>
+      <w:r>
+        <w:rPr>
+          <w:lang w:val="ro-RO"/>
+        </w:rPr>
+        <w:t xml:space="preserve">dorește să abordeze logica </w:t>
+      </w:r>
+      <w:r>
+        <w:rPr>
+          <w:lang w:val="ro-RO"/>
+        </w:rPr>
+        <w:t>digitala la un nivel cât mai aproape de componentele fizice ale sistemului de calcul.</w:t>
+      </w:r>
+    </w:p>
+    <w:p>
+      <w:pPr>
+        <w:pStyle w:val="Heading2"/>
+        <w:rPr>
+          <w:lang w:val="ro-RO"/>
+        </w:rPr>
+      </w:pPr>
+      <w:bookmarkStart w:id="2" w:name="_Toc227084074"/>
+      <w:r>
+        <w:rPr>
+          <w:lang w:val="ro-RO"/>
+        </w:rPr>
+        <w:t>I.2. Tematica proiectului</w:t>
+      </w:r>
+      <w:bookmarkEnd w:id="2"/>
+    </w:p>
+    <w:p>
+      <w:pPr>
+        <w:pStyle w:val="NoSpacing"/>
+        <w:rPr>
+          <w:lang w:val="ro-RO"/>
+        </w:rPr>
+      </w:pPr>
+      <w:r>
+        <w:rPr>
+          <w:lang w:val="ro-RO"/>
+        </w:rPr>
+        <w:tab/>
+        <w:t xml:space="preserve">Acest proiect este un produs soft, menit să ruleze nativ pe un sistem de operare ce admite interfață grafică. În prezent proiectul a fost testat pe sistemul de operare Microsoft Windows 10/11 64bit, pe procesoare ce </w:t>
+      </w:r>
+      <w:r>
+        <w:rPr>
+          <w:lang w:val="ro-RO"/>
+        </w:rPr>
+        <w:t>folosesc</w:t>
+      </w:r>
+      <w:r>
+        <w:rPr>
+          <w:lang w:val="ro-RO"/>
+        </w:rPr>
+        <w:t xml:space="preserve"> arhitectura x86, dar poate fi extins </w:t>
+      </w:r>
+      <w:r>
+        <w:rPr>
+          <w:lang w:val="ro-RO"/>
+        </w:rPr>
+        <w:t>pentru si</w:t>
+      </w:r>
+      <w:r>
+        <w:rPr>
+          <w:lang w:val="ro-RO"/>
+        </w:rPr>
+        <w:t>s</w:t>
+      </w:r>
+      <w:r>
+        <w:rPr>
+          <w:lang w:val="ro-RO"/>
+        </w:rPr>
+        <w:t>temele din familia UNIX, cu puține ajustări.</w:t>
+      </w:r>
+    </w:p>
+    <w:p>
+      <w:pPr>
+        <w:pStyle w:val="NoSpacing"/>
+        <w:rPr>
+          <w:lang w:val="ro-RO"/>
+        </w:rPr>
+      </w:pPr>
+      <w:r>
+        <w:rPr>
+          <w:lang w:val="ro-RO"/>
+        </w:rPr>
+        <w:tab/>
+        <w:t xml:space="preserve">Proiectul aparține familiei de programe de tip simulator, ce prezintă utilizatorului o interfață prietenoasă pentru a elabora un circuit abstract, compus din porți logice, indicatori ale stării curentului pentru datele intrare/ieșire și conectori. </w:t>
+      </w:r>
+    </w:p>
+    <w:p>
+      <w:pPr>
+        <w:pStyle w:val="NoSpacing"/>
+        <w:rPr>
+          <w:lang w:val="ro-RO"/>
+        </w:rPr>
+      </w:pPr>
+      <w:r>
+        <w:rPr>
+          <w:lang w:val="ro-RO"/>
+        </w:rPr>
+        <w:tab/>
+        <w:t xml:space="preserve">Utilizatorul este echipat cu o singură poartă logică de tip ȘI-NU (NAND) și este încurajat să folosească diferite </w:t>
+      </w:r>
+      <w:r>
+        <w:rPr>
+          <w:lang w:val="ro-RO"/>
+        </w:rPr>
+        <w:t>combinații ale acestei porți pentru a modela celelalte operații binare și mai apoi circuite complexe pentru a simula funcționalitatea unui sistem de calcul complet.</w:t>
+      </w:r>
+    </w:p>
+    <w:p>
+      <w:pPr>
+        <w:rPr>
+          <w:lang w:val="ro-RO"/>
+        </w:rPr>
+      </w:pPr>
+      <w:r>
+        <w:rPr>
+          <w:lang w:val="ro-RO"/>
+        </w:rPr>
+        <w:br w:type="page"/>
+      </w:r>
+    </w:p>
+    <w:p>
+      <w:pPr>
+        <w:pStyle w:val="Heading2"/>
+        <w:rPr>
+          <w:lang w:val="ro-RO"/>
+        </w:rPr>
+      </w:pPr>
+      <w:bookmarkStart w:id="3" w:name="_Toc227084075"/>
+      <w:r>
+        <w:rPr>
+          <w:lang w:val="ro-RO"/>
+        </w:rPr>
+        <w:lastRenderedPageBreak/>
+        <w:t>I.</w:t>
+      </w:r>
+      <w:r>
+        <w:rPr>
+          <w:lang w:val="ro-RO"/>
+        </w:rPr>
+        <w:t>3</w:t>
+      </w:r>
+      <w:r>
+        <w:rPr>
+          <w:lang w:val="ro-RO"/>
+        </w:rPr>
+        <w:t xml:space="preserve">. Convenții </w:t>
+      </w:r>
+      <w:r>
+        <w:rPr>
+          <w:lang w:val="ro-RO"/>
+        </w:rPr>
+        <w:t>și decizii luate</w:t>
+      </w:r>
+      <w:bookmarkEnd w:id="3"/>
+    </w:p>
+    <w:p>
+      <w:pPr>
+        <w:pStyle w:val="Heading3"/>
+        <w:rPr>
+          <w:lang w:val="ro-RO"/>
+        </w:rPr>
+      </w:pPr>
+      <w:bookmarkStart w:id="4" w:name="_I.3.1._Dependențe"/>
+      <w:bookmarkEnd w:id="4"/>
+      <w:r>
+        <w:rPr>
+          <w:lang w:val="ro-RO"/>
+        </w:rPr>
+        <w:t>I.3.1. Dependențe</w:t>
+      </w:r>
+    </w:p>
+    <w:p>
+      <w:pPr>
+        <w:pStyle w:val="NoSpacing"/>
+        <w:rPr>
+          <w:lang w:val="ro-RO"/>
+        </w:rPr>
+      </w:pPr>
+      <w:r>
+        <w:rPr>
+          <w:lang w:val="ro-RO"/>
+        </w:rPr>
+        <w:tab/>
+        <w:t>În spiritul minimizării nivelului de abstractizare, am ales să realizăm acest proiect folosind limbajul de programare C, respectând standardul C99</w:t>
+      </w:r>
+      <w:r>
+        <w:rPr>
+          <w:rStyle w:val="FootnoteReference"/>
+          <w:lang w:val="ro-RO"/>
+        </w:rPr>
+        <w:footnoteReference w:id="2"/>
+      </w:r>
+      <w:r>
+        <w:rPr>
+          <w:lang w:val="ro-RO"/>
+        </w:rPr>
+        <w:t xml:space="preserve">. Pe lângă biblioteca standard, acest proiect se folosește de </w:t>
+      </w:r>
+      <w:r>
+        <w:rPr>
+          <w:lang w:val="ro-RO"/>
+        </w:rPr>
+        <w:t>3</w:t>
+      </w:r>
+      <w:r>
+        <w:rPr>
+          <w:lang w:val="ro-RO"/>
+        </w:rPr>
+        <w:t xml:space="preserve"> biblioteci externe de tip Open-Source</w:t>
+      </w:r>
+      <w:r>
+        <w:rPr>
+          <w:rStyle w:val="FootnoteReference"/>
+          <w:lang w:val="ro-RO"/>
+        </w:rPr>
+        <w:footnoteReference w:id="3"/>
+      </w:r>
+      <w:r>
+        <w:rPr>
+          <w:lang w:val="en-GB"/>
+        </w:rPr>
+        <w:t>:</w:t>
+      </w:r>
+      <w:r>
+        <w:rPr>
+          <w:lang w:val="en-US"/>
+        </w:rPr>
+        <w:t xml:space="preserve"> </w:t>
+      </w:r>
+      <w:r>
+        <w:rPr>
+          <w:i/>
+          <w:iCs/>
+          <w:lang w:val="en-US"/>
+        </w:rPr>
+        <w:t>GLFW</w:t>
+      </w:r>
+      <w:r>
+        <w:rPr>
+          <w:i/>
+          <w:iCs/>
+          <w:lang w:val="en-US"/>
+        </w:rPr>
+        <w:t>, GLAD</w:t>
+      </w:r>
+      <w:r>
+        <w:rPr>
+          <w:lang w:val="en-US"/>
+        </w:rPr>
+        <w:t xml:space="preserve"> </w:t>
+      </w:r>
+      <w:r>
+        <w:rPr>
+          <w:lang w:val="ro-RO"/>
+        </w:rPr>
+        <w:t xml:space="preserve">și </w:t>
+      </w:r>
+      <w:r>
+        <w:rPr>
+          <w:i/>
+          <w:iCs/>
+          <w:lang w:val="ro-RO"/>
+        </w:rPr>
+        <w:t>stb</w:t>
+      </w:r>
+      <w:r>
+        <w:rPr>
+          <w:i/>
+          <w:iCs/>
+          <w:lang w:val="ro-RO"/>
+        </w:rPr>
+        <w:t>_</w:t>
+      </w:r>
+      <w:r>
+        <w:rPr>
+          <w:i/>
+          <w:iCs/>
+          <w:lang w:val="ro-RO"/>
+        </w:rPr>
+        <w:t>image</w:t>
+      </w:r>
+      <w:r>
+        <w:rPr>
+          <w:lang w:val="ro-RO"/>
+        </w:rPr>
+        <w:t xml:space="preserve"> </w:t>
+      </w:r>
+      <w:r>
+        <w:rPr>
+          <w:lang w:val="ro-RO"/>
+        </w:rPr>
+        <w:t>și un API</w:t>
+      </w:r>
+      <w:r>
+        <w:rPr>
+          <w:rStyle w:val="FootnoteReference"/>
+          <w:lang w:val="ro-RO"/>
+        </w:rPr>
+        <w:footnoteReference w:id="4"/>
+      </w:r>
+      <w:r>
+        <w:rPr>
+          <w:lang w:val="ro-RO"/>
+        </w:rPr>
+        <w:t xml:space="preserve"> de grafică pentru a accesa placa video a sistemului</w:t>
+      </w:r>
+      <w:r>
+        <w:rPr>
+          <w:lang w:val="ro-RO"/>
+        </w:rPr>
+        <w:t xml:space="preserve">, </w:t>
+      </w:r>
+      <w:r>
+        <w:rPr>
+          <w:i/>
+          <w:iCs/>
+          <w:lang w:val="ro-RO"/>
+        </w:rPr>
+        <w:t>OpenGL</w:t>
+      </w:r>
+      <w:r>
+        <w:rPr>
+          <w:lang w:val="ro-RO"/>
+        </w:rPr>
+        <w:t>.</w:t>
+      </w:r>
+    </w:p>
+    <w:p>
+      <w:pPr>
+        <w:pStyle w:val="NoSpacing"/>
+        <w:rPr>
+          <w:lang w:val="ro-RO"/>
+        </w:rPr>
+      </w:pPr>
+      <w:r>
+        <w:rPr>
+          <w:lang w:val="ro-RO"/>
+        </w:rPr>
+        <w:tab/>
+      </w:r>
+      <w:r>
+        <w:rPr>
+          <w:i/>
+          <w:iCs/>
+          <w:lang w:val="ro-RO"/>
+        </w:rPr>
+        <w:t>GLFW</w:t>
+      </w:r>
+      <w:r>
+        <w:rPr>
+          <w:i/>
+          <w:iCs/>
+          <w:lang w:val="ro-RO"/>
+        </w:rPr>
+        <w:t xml:space="preserve"> </w:t>
+      </w:r>
+      <w:r>
+        <w:rPr>
+          <w:lang w:val="ro-RO"/>
+        </w:rPr>
+        <w:t xml:space="preserve">este o bibliotecă Open-Source scrisă în C, elaborată pentru mai multe sisteme de operare/medii desktop, ce oferă funcționalitate pentru deschiderea panourilor/contexte grafice și interacțiunea cu utilizatorul printr-un sistem de evenimente. Mai multe detalii despre această bibliotecă pot fi găsite la </w:t>
+      </w:r>
+      <w:hyperlink r:id="rId9" w:history="1">
+        <w:r>
+          <w:rPr>
+            <w:rStyle w:val="Hyperlink"/>
+            <w:lang w:val="ro-RO"/>
+          </w:rPr>
+          <w:t>https://www.glfw.</w:t>
+        </w:r>
+        <w:r>
+          <w:rPr>
+            <w:rStyle w:val="Hyperlink"/>
+            <w:lang w:val="ro-RO"/>
+          </w:rPr>
+          <w:t>o</w:t>
+        </w:r>
+        <w:r>
+          <w:rPr>
+            <w:rStyle w:val="Hyperlink"/>
+            <w:lang w:val="ro-RO"/>
+          </w:rPr>
+          <w:t>rg/</w:t>
+        </w:r>
+      </w:hyperlink>
+      <w:r>
+        <w:rPr>
+          <w:lang w:val="ro-RO"/>
+        </w:rPr>
+        <w:t>.</w:t>
+      </w:r>
+    </w:p>
+    <w:p>
+      <w:pPr>
+        <w:pStyle w:val="NoSpacing"/>
+        <w:rPr>
+          <w:lang w:val="ro-RO"/>
+        </w:rPr>
+      </w:pPr>
+      <w:r>
+        <w:rPr>
+          <w:lang w:val="ro-RO"/>
+        </w:rPr>
+        <w:tab/>
+      </w:r>
+      <w:r>
+        <w:rPr>
+          <w:i/>
+          <w:iCs/>
+          <w:lang w:val="ro-RO"/>
+        </w:rPr>
+        <w:t>stb_image</w:t>
+      </w:r>
+      <w:r>
+        <w:rPr>
+          <w:i/>
+          <w:iCs/>
+          <w:lang w:val="ro-RO"/>
+        </w:rPr>
+        <w:t xml:space="preserve"> </w:t>
+      </w:r>
+      <w:r>
+        <w:rPr>
+          <w:lang w:val="ro-RO"/>
+        </w:rPr>
+        <w:t>este o bibliotecă Open-Source scrisă în C, de către Sean Barrett</w:t>
+      </w:r>
+      <w:r>
+        <w:rPr>
+          <w:lang w:val="ro-RO"/>
+        </w:rPr>
+        <w:t xml:space="preserve">, ce oferă funcționalitate pentru citirea fișierelor de tip imagine. Mai multe detalii pot fi găsite la </w:t>
+      </w:r>
+      <w:hyperlink r:id="rId10" w:history="1">
+        <w:r>
+          <w:rPr>
+            <w:rStyle w:val="Hyperlink"/>
+            <w:lang w:val="ro-RO"/>
+          </w:rPr>
+          <w:t>https://github.com/nothi</w:t>
+        </w:r>
+        <w:r>
+          <w:rPr>
+            <w:rStyle w:val="Hyperlink"/>
+            <w:lang w:val="ro-RO"/>
+          </w:rPr>
+          <w:t>n</w:t>
+        </w:r>
+        <w:r>
+          <w:rPr>
+            <w:rStyle w:val="Hyperlink"/>
+            <w:lang w:val="ro-RO"/>
+          </w:rPr>
+          <w:t>gs/stb</w:t>
+        </w:r>
+      </w:hyperlink>
+      <w:r>
+        <w:rPr>
+          <w:lang w:val="ro-RO"/>
+        </w:rPr>
+        <w:t>.</w:t>
+      </w:r>
+    </w:p>
+    <w:p>
+      <w:pPr>
+        <w:pStyle w:val="NoSpacing"/>
+        <w:rPr>
+          <w:lang w:val="ro-RO"/>
+        </w:rPr>
+      </w:pPr>
+      <w:r>
+        <w:rPr>
+          <w:lang w:val="ro-RO"/>
+        </w:rPr>
+        <w:tab/>
+      </w:r>
+      <w:r>
+        <w:rPr>
+          <w:i/>
+          <w:iCs/>
+          <w:lang w:val="ro-RO"/>
+        </w:rPr>
+        <w:t>OpenGL</w:t>
+      </w:r>
+      <w:r>
+        <w:rPr>
+          <w:lang w:val="ro-RO"/>
+        </w:rPr>
+        <w:t xml:space="preserve"> este o specificație API, apărută în 1992, ce descrie un sistem abstract pentru programarea componentelor grafice în 2D sau 3D. Fiind o specificație/listă de specificații, </w:t>
+      </w:r>
+      <w:r>
+        <w:rPr>
+          <w:i/>
+          <w:iCs/>
+          <w:lang w:val="ro-RO"/>
+        </w:rPr>
+        <w:t>OpenGL</w:t>
+      </w:r>
+      <w:r>
+        <w:rPr>
+          <w:lang w:val="ro-RO"/>
+        </w:rPr>
+        <w:t xml:space="preserve"> NU este o bibliotecă, implementarea sistemului descris fiind responsabilitatea dezvoltatorului de plăci video. Programul propriu-zis ce implementează sistemul </w:t>
+      </w:r>
+      <w:r>
+        <w:rPr>
+          <w:i/>
+          <w:iCs/>
+          <w:lang w:val="ro-RO"/>
+        </w:rPr>
+        <w:t>OpenGL</w:t>
+      </w:r>
+      <w:r>
+        <w:rPr>
+          <w:lang w:val="ro-RO"/>
+        </w:rPr>
+        <w:t>, apare, așadar, în driverul</w:t>
+      </w:r>
+      <w:r>
+        <w:rPr>
+          <w:rStyle w:val="FootnoteReference"/>
+          <w:lang w:val="ro-RO"/>
+        </w:rPr>
+        <w:footnoteReference w:id="5"/>
+      </w:r>
+      <w:r>
+        <w:rPr>
+          <w:lang w:val="ro-RO"/>
+        </w:rPr>
+        <w:t xml:space="preserve"> </w:t>
+      </w:r>
+      <w:r>
+        <w:rPr>
+          <w:lang w:val="ro-RO"/>
+        </w:rPr>
+        <w:t xml:space="preserve">cu care este dezvoltată placa video. Pentru a avea acces la funcționalitatea dată de driver, vom folosi o bibliotecă Open-Source numită </w:t>
+      </w:r>
+      <w:r>
+        <w:rPr>
+          <w:i/>
+          <w:iCs/>
+          <w:lang w:val="ro-RO"/>
+        </w:rPr>
+        <w:t>GLAD</w:t>
+      </w:r>
+      <w:r>
+        <w:rPr>
+          <w:lang w:val="ro-RO"/>
+        </w:rPr>
+        <w:t>, ce caută în lista de simboluri a d</w:t>
+      </w:r>
+      <w:r>
+        <w:rPr>
+          <w:lang w:val="ro-RO"/>
+        </w:rPr>
+        <w:t>ri</w:t>
+      </w:r>
+      <w:r>
+        <w:rPr>
+          <w:lang w:val="ro-RO"/>
+        </w:rPr>
+        <w:t xml:space="preserve">verului și atașează instrucțiunile la numele de funcții descrise în specificația </w:t>
+      </w:r>
+      <w:r>
+        <w:rPr>
+          <w:i/>
+          <w:iCs/>
+          <w:lang w:val="ro-RO"/>
+        </w:rPr>
+        <w:t>OpenGL</w:t>
+      </w:r>
+      <w:r>
+        <w:rPr>
+          <w:lang w:val="ro-RO"/>
+        </w:rPr>
+        <w:t>, mai multe detalii pot fi găsite la</w:t>
+      </w:r>
+      <w:r>
+        <w:rPr>
+          <w:lang w:val="ro-RO"/>
+        </w:rPr>
+        <w:t xml:space="preserve"> </w:t>
+      </w:r>
+      <w:hyperlink r:id="rId11" w:history="1">
+        <w:r>
+          <w:rPr>
+            <w:rStyle w:val="Hyperlink"/>
+            <w:lang w:val="ro-RO"/>
+          </w:rPr>
+          <w:t>https://</w:t>
+        </w:r>
+        <w:r>
+          <w:rPr>
+            <w:rStyle w:val="Hyperlink"/>
+            <w:lang w:val="ro-RO"/>
+          </w:rPr>
+          <w:t>g</w:t>
+        </w:r>
+        <w:r>
+          <w:rPr>
+            <w:rStyle w:val="Hyperlink"/>
+            <w:lang w:val="ro-RO"/>
+          </w:rPr>
+          <w:t>ithub.com/Dav1dde/glad</w:t>
+        </w:r>
+      </w:hyperlink>
+      <w:r>
+        <w:rPr>
+          <w:lang w:val="ro-RO"/>
+        </w:rPr>
+        <w:t>.</w:t>
+      </w:r>
+    </w:p>
+    <w:p>
+      <w:pPr>
+        <w:rPr>
+          <w:lang w:val="ro-RO"/>
+        </w:rPr>
+      </w:pPr>
+    </w:p>
+    <w:p>
+      <w:pPr>
+        <w:pStyle w:val="Heading3"/>
+        <w:rPr>
+          <w:lang w:val="ro-RO"/>
+        </w:rPr>
+      </w:pPr>
+      <w:r>
+        <w:rPr>
+          <w:lang w:val="ro-RO"/>
+        </w:rPr>
+        <w:t>I.3.2. Convenții de scriere</w:t>
+      </w:r>
+    </w:p>
+    <w:p>
+      <w:pPr>
+        <w:pStyle w:val="NoSpacing"/>
+        <w:rPr>
+          <w:lang w:val="en-GB"/>
+        </w:rPr>
+      </w:pPr>
+      <w:r>
+        <w:rPr>
+          <w:lang w:val="en-GB"/>
+        </w:rPr>
+        <w:tab/>
+        <w:t>În această lucrare se vor regăsi secvențe de cod</w:t>
+      </w:r>
+      <w:r>
+        <w:rPr>
+          <w:lang w:val="en-GB"/>
+        </w:rPr>
+        <w:t xml:space="preserve"> din proiect</w:t>
+      </w:r>
+      <w:r>
+        <w:rPr>
+          <w:lang w:val="en-GB"/>
+        </w:rPr>
+        <w:t>;</w:t>
+      </w:r>
+      <w:r>
+        <w:rPr>
+          <w:lang w:val="en-GB"/>
+        </w:rPr>
+        <w:t xml:space="preserve"> pentru a stabilii un model ușor de urmărit definim următoarele convenții de scriere a codului.</w:t>
+      </w:r>
+    </w:p>
+    <w:p>
+      <w:pPr>
+        <w:pStyle w:val="NoSpacing"/>
+        <w:rPr>
+          <w:lang w:val="en-GB"/>
+        </w:rPr>
+      </w:pPr>
+      <w:r>
+        <w:rPr>
+          <w:lang w:val="en-GB"/>
+        </w:rPr>
+        <w:tab/>
+        <w:t xml:space="preserve">Tipurile de date utilizate sunt definite de biblioteca standard </w:t>
+      </w:r>
+      <w:r>
+        <w:rPr>
+          <w:rFonts w:ascii="Consolas" w:hAnsi="Consolas"/>
+          <w:lang w:val="en-GB"/>
+        </w:rPr>
+        <w:t>&lt;inttypes.h&gt;</w:t>
+      </w:r>
+      <w:r>
+        <w:rPr>
+          <w:lang w:val="en-GB"/>
+        </w:rPr>
+        <w:t xml:space="preserve"> </w:t>
+      </w:r>
+      <w:r>
+        <w:rPr>
+          <w:lang w:val="ro-RO"/>
+        </w:rPr>
+        <w:t>și redefinite în acest proiect cu urmatoarea structură</w:t>
+      </w:r>
+      <w:r>
+        <w:rPr>
+          <w:lang w:val="en-GB"/>
+        </w:rPr>
+        <w:t>:</w:t>
+      </w:r>
+      <w:r>
+        <w:rPr>
+          <w:lang w:val="en-US"/>
+        </w:rPr>
+        <w:t xml:space="preserve"> prima liter</w:t>
+      </w:r>
+      <w:r>
+        <w:rPr>
+          <w:lang w:val="ro-RO"/>
+        </w:rPr>
+        <w:t xml:space="preserve">ă reprezintă tipul general al datelor </w:t>
+      </w:r>
+      <w:r>
+        <w:rPr>
+          <w:lang w:val="en-GB"/>
+        </w:rPr>
+        <w:t>[i/u/f]</w:t>
+      </w:r>
+      <w:r>
+        <w:rPr>
+          <w:lang w:val="en-US"/>
+        </w:rPr>
+        <w:t xml:space="preserve">, </w:t>
+      </w:r>
+      <w:r>
+        <w:rPr>
+          <w:lang w:val="ro-RO"/>
+        </w:rPr>
+        <w:t xml:space="preserve">numere întregi cu semn, întregi fără semn, respectiv numere reale, următoarele cifre reprezintă numărul de biți necesari reprezentării numărului în memorie </w:t>
+      </w:r>
+      <w:r>
+        <w:rPr>
+          <w:lang w:val="en-GB"/>
+        </w:rPr>
+        <w:t>[8/16/32/64/128]</w:t>
+      </w:r>
+      <w:r>
+        <w:rPr>
+          <w:lang w:val="ro-RO"/>
+        </w:rPr>
+        <w:t>. Prin urmare, avem următoarele tipuri de date</w:t>
+      </w:r>
+      <w:r>
+        <w:rPr>
+          <w:lang w:val="en-GB"/>
+        </w:rPr>
+        <w:t>:</w:t>
+      </w:r>
+    </w:p>
+    <w:p>
+      <w:pPr>
+        <w:pStyle w:val="NoSpacing"/>
+        <w:rPr>
+          <w:lang w:val="en-GB"/>
+        </w:rPr>
+      </w:pPr>
+    </w:p>
+    <w:bookmarkStart w:id="5" w:name="_MON_1837691333"/>
+    <w:bookmarkEnd w:id="5"/>
+    <w:p>
+      <w:pPr>
+        <w:pStyle w:val="NoSpacing"/>
+        <w:rPr>
+          <w:lang w:val="en-US"/>
+        </w:rPr>
+      </w:pPr>
+      <w:r>
+        <w:rPr>
+          <w:lang w:val="en-US"/>
+        </w:rPr>
+        <w:object w:dxaOrig="9026" w:dyaOrig="3653" w14:anchorId="505E0081">
+          <v:shapetype id="_x0000_t75" coordsize="21600,21600" o:spt="75" o:preferrelative="t" path="m@4@5l@4@11@9@11@9@5xe" filled="f" stroked="f">
+            <v:stroke joinstyle="miter"/>
+            <v:formulas>
+              <v:f eqn="if lineDrawn pixelLineWidth 0"/>
+              <v:f eqn="sum @0 1 0"/>
+              <v:f eqn="sum 0 0 @1"/>
+              <v:f eqn="prod @2 1 2"/>
+              <v:f eqn="prod @3 21600 pixelWidth"/>
+              <v:f eqn="prod @3 21600 pixelHeight"/>
+              <v:f eqn="sum @0 0 1"/>
+              <v:f eqn="prod @6 1 2"/>
+              <v:f eqn="prod @7 21600 pixelWidth"/>
+              <v:f eqn="sum @8 21600 0"/>
+              <v:f eqn="prod @7 21600 pixelHeight"/>
+              <v:f eqn="sum @10 21600 0"/>
+            </v:formulas>
+            <v:path o:extrusionok="f" gradientshapeok="t" o:connecttype="rect"/>
+            <o:lock v:ext="edit" aspectratio="t"/>
+          </v:shapetype>
+          <v:shape id="_x0000_i1193" type="#_x0000_t75" style="width:403.9pt;height:163.4pt" o:ole="">
+            <v:imagedata r:id="rId12" o:title=""/>
+            <w10:bordertop type="single" width="4"/>
+            <w10:borderleft type="single" width="4"/>
+            <w10:borderbottom type="single" width="4"/>
+            <w10:borderright type="single" width="4"/>
+          </v:shape>
+          <o:OLEObject Type="Embed" ProgID="Word.OpenDocumentText.12" ShapeID="_x0000_i1193" DrawAspect="Content" ObjectID="_1837712083" r:id="rId13"/>
+        </w:object>
+      </w:r>
+    </w:p>
+    <w:p>
+      <w:pPr>
+        <w:pStyle w:val="NoSpacing"/>
+        <w:rPr>
+          <w:lang w:val="ro-RO"/>
+        </w:rPr>
+      </w:pPr>
+      <w:r>
+        <w:rPr>
+          <w:lang w:val="en-US"/>
+        </w:rPr>
+        <w:lastRenderedPageBreak/>
+        <w:tab/>
+        <w:t>Pe l</w:t>
+      </w:r>
+      <w:r>
+        <w:rPr>
+          <w:lang w:val="ro-RO"/>
+        </w:rPr>
+        <w:t>ângă acestea, definim următoarele 2 tipuri de date pentru a clarifica intenția utilizării unor variabile.</w:t>
+      </w:r>
+    </w:p>
+    <w:p>
+      <w:pPr>
+        <w:pStyle w:val="NoSpacing"/>
+        <w:rPr>
+          <w:lang w:val="ro-RO"/>
+        </w:rPr>
+      </w:pPr>
+    </w:p>
+    <w:bookmarkStart w:id="6" w:name="_MON_1837691641"/>
+    <w:bookmarkEnd w:id="6"/>
+    <w:p>
+      <w:pPr>
+        <w:pStyle w:val="NoSpacing"/>
+        <w:rPr>
+          <w:lang w:val="en-US"/>
+        </w:rPr>
+      </w:pPr>
+      <w:r>
+        <w:rPr>
+          <w:lang w:val="en-US"/>
+        </w:rPr>
+        <w:object w:dxaOrig="9026" w:dyaOrig="806" w14:anchorId="099D0BF2">
+          <v:shape id="_x0000_i1174" type="#_x0000_t75" style="width:451.4pt;height:40.35pt" o:ole="">
+            <v:imagedata r:id="rId14" o:title=""/>
+            <w10:bordertop type="single" width="4"/>
+            <w10:borderleft type="single" width="4"/>
+            <w10:borderbottom type="single" width="4"/>
+            <w10:borderright type="single" width="4"/>
+          </v:shape>
+          <o:OLEObject Type="Embed" ProgID="Word.OpenDocumentText.12" ShapeID="_x0000_i1174" DrawAspect="Content" ObjectID="_1837712084" r:id="rId15"/>
+        </w:object>
+      </w:r>
+    </w:p>
+    <w:p>
+      <w:pPr>
+        <w:pStyle w:val="NoSpacing"/>
+        <w:rPr>
+          <w:lang w:val="en-US"/>
+        </w:rPr>
+      </w:pPr>
+    </w:p>
+    <w:p>
+      <w:pPr>
+        <w:pStyle w:val="NoSpacing"/>
+        <w:ind w:firstLine="720"/>
+        <w:rPr>
+          <w:rFonts w:cs="Times New Roman"/>
+          <w:lang w:val="en-US"/>
+        </w:rPr>
+      </w:pPr>
+      <w:r>
+        <w:rPr>
+          <w:lang w:val="en-US"/>
+        </w:rPr>
+        <w:t xml:space="preserve">Cu toate acestea, utilizăm în continuare și tipul </w:t>
+      </w:r>
+      <w:r>
+        <w:rPr>
+          <w:rFonts w:ascii="Consolas" w:hAnsi="Consolas"/>
+          <w:lang w:val="en-US"/>
+        </w:rPr>
+        <w:t>char</w:t>
+      </w:r>
+      <w:r>
+        <w:rPr>
+          <w:rFonts w:cs="Times New Roman"/>
+          <w:lang w:val="en-US"/>
+        </w:rPr>
+        <w:t xml:space="preserve"> când lucrăm cu șiruri de caractere.</w:t>
+      </w:r>
+    </w:p>
+    <w:p>
+      <w:pPr>
+        <w:pStyle w:val="NoSpacing"/>
+        <w:rPr>
+          <w:rFonts w:cs="Times New Roman"/>
+          <w:lang w:val="en-US"/>
+        </w:rPr>
+      </w:pPr>
+    </w:p>
+    <w:p>
+      <w:pPr>
+        <w:pStyle w:val="NoSpacing"/>
+        <w:rPr>
+          <w:rFonts w:cs="Times New Roman"/>
+          <w:lang w:val="en-US"/>
+        </w:rPr>
+      </w:pPr>
+      <w:r>
+        <w:rPr>
+          <w:rFonts w:cs="Times New Roman"/>
+          <w:lang w:val="en-US"/>
+        </w:rPr>
+        <w:tab/>
+        <w:t>În continuare definim convenții de scriere a funcțiilor</w:t>
+      </w:r>
+      <w:r>
+        <w:rPr>
+          <w:rFonts w:cs="Times New Roman"/>
+          <w:lang w:val="en-US"/>
+        </w:rPr>
+        <w:t xml:space="preserve"> și structurile de date definite de programator. </w:t>
+      </w:r>
+    </w:p>
+    <w:p>
+      <w:pPr>
+        <w:pStyle w:val="NoSpacing"/>
+        <w:rPr>
+          <w:rFonts w:cs="Times New Roman"/>
+          <w:lang w:val="en-US"/>
+        </w:rPr>
+      </w:pPr>
+    </w:p>
+    <w:p>
+      <w:pPr>
+        <w:pStyle w:val="NoSpacing"/>
+        <w:ind w:firstLine="720"/>
+        <w:rPr>
+          <w:rFonts w:cs="Times New Roman"/>
+          <w:lang w:val="en-GB"/>
+        </w:rPr>
+      </w:pPr>
+      <w:r>
+        <w:rPr>
+          <w:rFonts w:cs="Times New Roman"/>
+          <w:lang w:val="en-US"/>
+        </w:rPr>
+        <w:t xml:space="preserve">În secțiunea </w:t>
+      </w:r>
+      <w:hyperlink w:anchor="_II._Structura" w:history="1">
+        <w:r>
+          <w:rPr>
+            <w:rStyle w:val="Hyperlink"/>
+            <w:rFonts w:cs="Times New Roman"/>
+            <w:lang w:val="en-US"/>
+          </w:rPr>
+          <w:t>II. Str</w:t>
+        </w:r>
+        <w:r>
+          <w:rPr>
+            <w:rStyle w:val="Hyperlink"/>
+            <w:rFonts w:cs="Times New Roman"/>
+            <w:lang w:val="en-US"/>
+          </w:rPr>
+          <w:t>u</w:t>
+        </w:r>
+        <w:r>
+          <w:rPr>
+            <w:rStyle w:val="Hyperlink"/>
+            <w:rFonts w:cs="Times New Roman"/>
+            <w:lang w:val="en-US"/>
+          </w:rPr>
+          <w:t>ctura</w:t>
+        </w:r>
+      </w:hyperlink>
+      <w:r>
+        <w:rPr>
+          <w:rFonts w:cs="Times New Roman"/>
+          <w:lang w:val="en-US"/>
+        </w:rPr>
+        <w:t xml:space="preserve"> vor fi prezentate în amănunt deciziile legate de arhitectura proiectului, dar, în principiu, încercăm să separăm funcționalitatea în module. Așadar, fiecare nume de funcție va avea următoarea structură</w:t>
+      </w:r>
+      <w:r>
+        <w:rPr>
+          <w:rFonts w:cs="Times New Roman"/>
+          <w:lang w:val="en-GB"/>
+        </w:rPr>
+        <w:t>:</w:t>
+      </w:r>
+      <w:r>
+        <w:rPr>
+          <w:rFonts w:cs="Times New Roman"/>
+          <w:lang w:val="en-US"/>
+        </w:rPr>
+        <w:t xml:space="preserve"> primul cuv</w:t>
+      </w:r>
+      <w:r>
+        <w:rPr>
+          <w:rFonts w:cs="Times New Roman"/>
+          <w:lang w:val="ro-RO"/>
+        </w:rPr>
+        <w:t>ânt reprezintă modulul din care face parte funcția, urmat de „</w:t>
+      </w:r>
+      <w:r>
+        <w:rPr>
+          <w:rFonts w:cs="Times New Roman"/>
+          <w:lang w:val="ro-RO"/>
+        </w:rPr>
+        <w:t xml:space="preserve"> </w:t>
+      </w:r>
+      <w:r>
+        <w:rPr>
+          <w:rFonts w:cs="Times New Roman"/>
+          <w:lang w:val="ro-RO"/>
+        </w:rPr>
+        <w:t>_</w:t>
+      </w:r>
+      <w:r>
+        <w:rPr>
+          <w:rFonts w:cs="Times New Roman"/>
+          <w:lang w:val="ro-RO"/>
+        </w:rPr>
+        <w:t xml:space="preserve"> </w:t>
+      </w:r>
+      <w:r>
+        <w:rPr>
+          <w:rFonts w:cs="Times New Roman"/>
+          <w:lang w:val="ro-RO"/>
+        </w:rPr>
+        <w:t>”, al doilea cuvânt reprezintă obiectul/componenta pe care lucrează funcția, al treilea cuvânt reprezintă acțiunea pe care o îndeplinește funcția. După aceste 3 se pot adăuga alți identificatori/discriminatori ai funcției, astfel încât acțiunea pe care o îndeplinește să fie cât mai clară. Câteva exemple de funcții pe care le vom regăsi în cod sunt</w:t>
+      </w:r>
+      <w:r>
+        <w:rPr>
+          <w:rFonts w:cs="Times New Roman"/>
+          <w:lang w:val="en-GB"/>
+        </w:rPr>
+        <w:t>:</w:t>
+      </w:r>
+    </w:p>
+    <w:p>
+      <w:pPr>
+        <w:pStyle w:val="NoSpacing"/>
+        <w:rPr>
+          <w:rFonts w:cs="Times New Roman"/>
+          <w:lang w:val="en-US"/>
+        </w:rPr>
+      </w:pPr>
+    </w:p>
+    <w:bookmarkStart w:id="7" w:name="_MON_1837693204"/>
+    <w:bookmarkEnd w:id="7"/>
+    <w:p>
+      <w:pPr>
+        <w:pStyle w:val="NoSpacing"/>
+        <w:rPr>
+          <w:lang w:val="en-US"/>
+        </w:rPr>
+      </w:pPr>
+      <w:r>
+        <w:rPr>
+          <w:lang w:val="en-US"/>
+        </w:rPr>
+        <w:object w:dxaOrig="9026" w:dyaOrig="1129" w14:anchorId="3803F6A7">
+          <v:shape id="_x0000_i1196" type="#_x0000_t75" style="width:451.4pt;height:56.55pt" o:ole="">
+            <v:imagedata r:id="rId16" o:title=""/>
+            <w10:bordertop type="single" width="4"/>
+            <w10:borderleft type="single" width="4"/>
+            <w10:borderbottom type="single" width="4"/>
+            <w10:borderright type="single" width="4"/>
+          </v:shape>
+          <o:OLEObject Type="Embed" ProgID="Word.OpenDocumentText.12" ShapeID="_x0000_i1196" DrawAspect="Content" ObjectID="_1837712085" r:id="rId17"/>
+        </w:object>
+      </w:r>
+    </w:p>
+    <w:p>
+      <w:pPr>
+        <w:rPr>
+          <w:rFonts w:cs="Times New Roman"/>
+          <w:lang w:val="en-US"/>
+        </w:rPr>
+      </w:pPr>
+    </w:p>
+    <w:p>
+      <w:pPr>
+        <w:pStyle w:val="NoSpacing"/>
+        <w:rPr>
+          <w:rFonts w:cs="Times New Roman"/>
+          <w:lang w:val="en-GB"/>
+        </w:rPr>
+      </w:pPr>
+      <w:r>
+        <w:rPr>
+          <w:rFonts w:cs="Times New Roman"/>
+          <w:lang w:val="en-US"/>
+        </w:rPr>
+        <w:tab/>
+      </w:r>
+      <w:r>
+        <w:rPr>
+          <w:rFonts w:cs="Times New Roman"/>
+          <w:lang w:val="en-US"/>
+        </w:rPr>
+        <w:t>Structurile de date definite de programator sunt formate din 1 sau mai multe cuvinte, scrise cu prima liter</w:t>
+      </w:r>
+      <w:r>
+        <w:rPr>
+          <w:rFonts w:cs="Times New Roman"/>
+          <w:lang w:val="ro-RO"/>
+        </w:rPr>
+        <w:t>ă majusculă, fără separatori între ele. Spre exemplu</w:t>
+      </w:r>
+      <w:r>
+        <w:rPr>
+          <w:rFonts w:cs="Times New Roman"/>
+          <w:lang w:val="en-GB"/>
+        </w:rPr>
+        <w:t>:</w:t>
+      </w:r>
+    </w:p>
+    <w:p>
+      <w:pPr>
+        <w:pStyle w:val="NoSpacing"/>
+        <w:rPr>
+          <w:rFonts w:cs="Times New Roman"/>
+          <w:lang w:val="en-US"/>
+        </w:rPr>
+      </w:pPr>
+    </w:p>
+    <w:bookmarkStart w:id="8" w:name="_MON_1837693451"/>
+    <w:bookmarkEnd w:id="8"/>
+    <w:p>
+      <w:pPr>
+        <w:pStyle w:val="NoSpacing"/>
+        <w:rPr>
+          <w:lang w:val="en-US"/>
+        </w:rPr>
+      </w:pPr>
+      <w:r>
+        <w:rPr>
+          <w:lang w:val="en-US"/>
+        </w:rPr>
+        <w:object w:dxaOrig="9026" w:dyaOrig="1129" w14:anchorId="3C311A47">
+          <v:shape id="_x0000_i1198" type="#_x0000_t75" style="width:451.4pt;height:56.55pt" o:ole="">
+            <v:imagedata r:id="rId18" o:title=""/>
+            <w10:bordertop type="single" width="4"/>
+            <w10:borderleft type="single" width="4"/>
+            <w10:borderbottom type="single" width="4"/>
+            <w10:borderright type="single" width="4"/>
+          </v:shape>
+          <o:OLEObject Type="Embed" ProgID="Word.OpenDocumentText.12" ShapeID="_x0000_i1198" DrawAspect="Content" ObjectID="_1837712086" r:id="rId19"/>
+        </w:object>
+      </w:r>
+    </w:p>
+    <w:p>
+      <w:pPr>
+        <w:pStyle w:val="NoSpacing"/>
+        <w:rPr>
+          <w:lang w:val="en-US"/>
+        </w:rPr>
+      </w:pPr>
+    </w:p>
+    <w:p>
+      <w:pPr>
+        <w:pStyle w:val="NoSpacing"/>
+        <w:rPr>
+          <w:lang w:val="en-GB"/>
+        </w:rPr>
+      </w:pPr>
+      <w:r>
+        <w:rPr>
+          <w:lang w:val="en-US"/>
+        </w:rPr>
+        <w:tab/>
+      </w:r>
+      <w:r>
+        <w:rPr>
+          <w:lang w:val="en-US"/>
+        </w:rPr>
+        <w:t>Proiectul se folose</w:t>
+      </w:r>
+      <w:r>
+        <w:rPr>
+          <w:lang w:val="ro-RO"/>
+        </w:rPr>
+        <w:t>ște des de constante definite la nivelul preprocesorului sau macrouri, acestea sunt formate din cuvinte separate prin „ _ ”, scrise cu majuscule și cu prefixul „ENN_”, pentru a preveni eventualele redefiniri ale unor constante cu același nume. Spre exemplu</w:t>
+      </w:r>
+      <w:r>
+        <w:rPr>
+          <w:lang w:val="en-GB"/>
+        </w:rPr>
+        <w:t>:</w:t>
+      </w:r>
+    </w:p>
+    <w:p>
+      <w:pPr>
+        <w:pStyle w:val="NoSpacing"/>
+        <w:rPr>
+          <w:lang w:val="en-US"/>
+        </w:rPr>
+      </w:pPr>
+    </w:p>
+    <w:bookmarkStart w:id="9" w:name="_MON_1837695209"/>
+    <w:bookmarkEnd w:id="9"/>
+    <w:p>
+      <w:pPr>
+        <w:pStyle w:val="NoSpacing"/>
+        <w:rPr>
+          <w:lang w:val="en-US"/>
+        </w:rPr>
+      </w:pPr>
+      <w:r>
+        <w:rPr>
+          <w:lang w:val="en-US"/>
+        </w:rPr>
+        <w:object w:dxaOrig="9026" w:dyaOrig="1129" w14:anchorId="0DF40D06">
+          <v:shape id="_x0000_i1200" type="#_x0000_t75" style="width:451.4pt;height:56.55pt" o:ole="">
+            <v:imagedata r:id="rId20" o:title=""/>
+            <w10:bordertop type="single" width="4"/>
+            <w10:borderleft type="single" width="4"/>
+            <w10:borderbottom type="single" width="4"/>
+            <w10:borderright type="single" width="4"/>
+          </v:shape>
+          <o:OLEObject Type="Embed" ProgID="Word.OpenDocumentText.12" ShapeID="_x0000_i1200" DrawAspect="Content" ObjectID="_1837712087" r:id="rId21"/>
+        </w:object>
+      </w:r>
+      <w:bookmarkStart w:id="10" w:name="_II._Structura"/>
+      <w:bookmarkEnd w:id="10"/>
+    </w:p>
+    <w:p>
+      <w:pPr>
+        <w:rPr>
+          <w:lang w:val="en-US"/>
+        </w:rPr>
+      </w:pPr>
+      <w:r>
+        <w:rPr>
+          <w:lang w:val="en-US"/>
+        </w:rPr>
+        <w:br w:type="page"/>
+      </w:r>
+    </w:p>
+    <w:p>
+      <w:pPr>
+        <w:pStyle w:val="Heading1"/>
+      </w:pPr>
+      <w:bookmarkStart w:id="11" w:name="_Toc227084076"/>
+      <w:r>
+        <w:lastRenderedPageBreak/>
+        <w:t xml:space="preserve">II. </w:t>
+      </w:r>
+      <w:r>
+        <w:t>Structura</w:t>
+      </w:r>
+      <w:bookmarkEnd w:id="11"/>
+    </w:p>
+    <w:p>
+      <w:pPr>
+        <w:pStyle w:val="NoSpacing"/>
+        <w:rPr>
+          <w:lang w:val="ro-RO"/>
+        </w:rPr>
+      </w:pPr>
+      <w:r>
+        <w:tab/>
+        <w:t>Arhitectura unui produs soft este una dintre cele mai importante p</w:t>
+      </w:r>
+      <w:r>
+        <w:rPr>
+          <w:lang w:val="ro-RO"/>
+        </w:rPr>
+        <w:t xml:space="preserve">ărți ale elaborării unei aplicații. Pentru acest proiect am ales o structură App-Core sau Aplicație-Nucleu. În directorul </w:t>
+      </w:r>
+      <w:r>
+        <w:rPr>
+          <w:i/>
+          <w:iCs/>
+          <w:lang w:val="ro-RO"/>
+        </w:rPr>
+        <w:t>Dev</w:t>
+      </w:r>
+      <w:r>
+        <w:rPr>
+          <w:lang w:val="ro-RO"/>
+        </w:rPr>
+        <w:t xml:space="preserve"> </w:t>
+      </w:r>
+      <w:r>
+        <w:rPr>
+          <w:lang w:val="ro-RO"/>
+        </w:rPr>
+        <w:t>se regăsesc 3 subdirectoare</w:t>
+      </w:r>
+      <w:r>
+        <w:rPr>
+          <w:lang w:val="en-GB"/>
+        </w:rPr>
+        <w:t>:</w:t>
+      </w:r>
+      <w:r>
+        <w:rPr>
+          <w:lang w:val="en-US"/>
+        </w:rPr>
+        <w:t xml:space="preserve"> </w:t>
+      </w:r>
+      <w:r>
+        <w:rPr>
+          <w:i/>
+          <w:iCs/>
+          <w:lang w:val="ro-RO"/>
+        </w:rPr>
+        <w:t>App</w:t>
+      </w:r>
+      <w:r>
+        <w:rPr>
+          <w:lang w:val="ro-RO"/>
+        </w:rPr>
+        <w:t xml:space="preserve">, </w:t>
+      </w:r>
+      <w:r>
+        <w:rPr>
+          <w:i/>
+          <w:iCs/>
+          <w:lang w:val="ro-RO"/>
+        </w:rPr>
+        <w:t>Core</w:t>
+      </w:r>
+      <w:r>
+        <w:rPr>
+          <w:lang w:val="ro-RO"/>
+        </w:rPr>
+        <w:t xml:space="preserve"> și </w:t>
+      </w:r>
+      <w:r>
+        <w:rPr>
+          <w:i/>
+          <w:iCs/>
+          <w:lang w:val="ro-RO"/>
+        </w:rPr>
+        <w:t>Dep</w:t>
+      </w:r>
+      <w:r>
+        <w:rPr>
+          <w:lang w:val="ro-RO"/>
+        </w:rPr>
+        <w:t>.</w:t>
+      </w:r>
+    </w:p>
+    <w:p>
+      <w:pPr>
+        <w:pStyle w:val="NoSpacing"/>
+        <w:rPr>
+          <w:lang w:val="ro-RO"/>
+        </w:rPr>
+      </w:pPr>
+      <w:r>
+        <w:rPr>
+          <w:lang w:val="ro-RO"/>
+        </w:rPr>
+        <w:tab/>
+      </w:r>
+      <w:r>
+        <w:rPr>
+          <w:i/>
+          <w:iCs/>
+          <w:lang w:val="ro-RO"/>
+        </w:rPr>
+        <w:t>Core</w:t>
+      </w:r>
+      <w:r>
+        <w:rPr>
+          <w:lang w:val="ro-RO"/>
+        </w:rPr>
+        <w:t xml:space="preserve"> conține funcționalitate ce poate fi reutilizată pentru mai multe proiecte și reprezintă nucleul proiectului. Secțiunea </w:t>
+      </w:r>
+      <w:hyperlink w:anchor="_II.1._Nucleu" w:history="1">
+        <w:r>
+          <w:rPr>
+            <w:rStyle w:val="Hyperlink"/>
+            <w:lang w:val="ro-RO"/>
+          </w:rPr>
+          <w:t xml:space="preserve">II.1. </w:t>
+        </w:r>
+        <w:r>
+          <w:rPr>
+            <w:rStyle w:val="Hyperlink"/>
+            <w:lang w:val="ro-RO"/>
+          </w:rPr>
+          <w:t>N</w:t>
+        </w:r>
+        <w:r>
+          <w:rPr>
+            <w:rStyle w:val="Hyperlink"/>
+            <w:lang w:val="ro-RO"/>
+          </w:rPr>
+          <w:t>ucleu</w:t>
+        </w:r>
+      </w:hyperlink>
+      <w:r>
+        <w:rPr>
+          <w:lang w:val="ro-RO"/>
+        </w:rPr>
+        <w:t xml:space="preserve"> prezintă în amănunt această funcționalitate.</w:t>
+      </w:r>
+    </w:p>
+    <w:p>
+      <w:pPr>
+        <w:pStyle w:val="NoSpacing"/>
+        <w:rPr>
+          <w:lang w:val="ro-RO"/>
+        </w:rPr>
+      </w:pPr>
+      <w:r>
+        <w:rPr>
+          <w:lang w:val="ro-RO"/>
+        </w:rPr>
+        <w:tab/>
+      </w:r>
+      <w:r>
+        <w:rPr>
+          <w:i/>
+          <w:iCs/>
+          <w:lang w:val="ro-RO"/>
+        </w:rPr>
+        <w:t>App</w:t>
+      </w:r>
+      <w:r>
+        <w:rPr>
+          <w:lang w:val="ro-RO"/>
+        </w:rPr>
+        <w:t xml:space="preserve"> conține codul specific pentru această aplicație, acesta se folosește de </w:t>
+      </w:r>
+      <w:r>
+        <w:rPr>
+          <w:i/>
+          <w:iCs/>
+          <w:lang w:val="ro-RO"/>
+        </w:rPr>
+        <w:t>Core</w:t>
+      </w:r>
+      <w:r>
+        <w:rPr>
+          <w:lang w:val="ro-RO"/>
+        </w:rPr>
+        <w:t xml:space="preserve"> pentru a </w:t>
+      </w:r>
+      <w:r>
+        <w:rPr>
+          <w:lang w:val="ro-RO"/>
+        </w:rPr>
+        <w:t>elabora funcționalitatea unică a acestui proiect.</w:t>
+      </w:r>
+      <w:r>
+        <w:rPr>
+          <w:lang w:val="ro-RO"/>
+        </w:rPr>
+        <w:t xml:space="preserve"> Secțiunea </w:t>
+      </w:r>
+      <w:hyperlink w:anchor="_II.2._Aplicație" w:history="1">
+        <w:r>
+          <w:rPr>
+            <w:rStyle w:val="Hyperlink"/>
+            <w:lang w:val="ro-RO"/>
+          </w:rPr>
+          <w:t>II.2. Aplicație</w:t>
+        </w:r>
+      </w:hyperlink>
+      <w:r>
+        <w:rPr>
+          <w:lang w:val="ro-RO"/>
+        </w:rPr>
+        <w:t xml:space="preserve"> prezintă mai multe despre detaliile acestui proiect.</w:t>
+      </w:r>
+    </w:p>
+    <w:p>
+      <w:pPr>
+        <w:pStyle w:val="NoSpacing"/>
+        <w:rPr>
+          <w:lang w:val="ro-RO"/>
+        </w:rPr>
+      </w:pPr>
+      <w:r>
+        <w:rPr>
+          <w:lang w:val="ro-RO"/>
+        </w:rPr>
+        <w:tab/>
+      </w:r>
+      <w:r>
+        <w:rPr>
+          <w:i/>
+          <w:iCs/>
+          <w:lang w:val="ro-RO"/>
+        </w:rPr>
+        <w:t>Dep</w:t>
+      </w:r>
+      <w:r>
+        <w:rPr>
+          <w:lang w:val="ro-RO"/>
+        </w:rPr>
+        <w:t xml:space="preserve"> conține dependențele proiectului</w:t>
+      </w:r>
+      <w:r>
+        <w:rPr>
+          <w:lang w:val="ro-RO"/>
+        </w:rPr>
+        <w:t xml:space="preserve"> descrise în secțiunea </w:t>
+      </w:r>
+      <w:hyperlink w:anchor="_I.3.1._Dependențe" w:history="1">
+        <w:r>
+          <w:rPr>
+            <w:rStyle w:val="Hyperlink"/>
+            <w:lang w:val="ro-RO"/>
+          </w:rPr>
+          <w:t>I.3.1. Depen</w:t>
+        </w:r>
+        <w:r>
+          <w:rPr>
+            <w:rStyle w:val="Hyperlink"/>
+            <w:lang w:val="ro-RO"/>
+          </w:rPr>
+          <w:t>d</w:t>
+        </w:r>
+        <w:r>
+          <w:rPr>
+            <w:rStyle w:val="Hyperlink"/>
+            <w:lang w:val="ro-RO"/>
+          </w:rPr>
+          <w:t>ențe</w:t>
+        </w:r>
+      </w:hyperlink>
+      <w:r>
+        <w:rPr>
+          <w:lang w:val="ro-RO"/>
+        </w:rPr>
+        <w:t xml:space="preserve">, acestea sunt incluse automat în </w:t>
+      </w:r>
+      <w:r>
+        <w:rPr>
+          <w:i/>
+          <w:iCs/>
+          <w:lang w:val="ro-RO"/>
+        </w:rPr>
+        <w:t>Core</w:t>
+      </w:r>
+    </w:p>
+    <w:p>
+      <w:pPr>
+        <w:pStyle w:val="Heading2"/>
+      </w:pPr>
+      <w:bookmarkStart w:id="12" w:name="_II.1._Nucleu"/>
+      <w:bookmarkStart w:id="13" w:name="_Toc227084077"/>
+      <w:bookmarkEnd w:id="12"/>
+      <w:r>
+        <w:t>II.1. Nucleu</w:t>
+      </w:r>
+      <w:bookmarkEnd w:id="13"/>
+    </w:p>
+    <w:p>
+      <w:r>
+        <w:tab/>
+        <w:t>Nucleul prezintă un sistem complex de utilitare și este la rândul lui împățit în 2 secțiuni.</w:t>
+      </w:r>
+    </w:p>
+    <w:p>
+      <w:pPr>
+        <w:pStyle w:val="Heading3"/>
+      </w:pPr>
+      <w:bookmarkStart w:id="14" w:name="_II.1.1._Bază"/>
+      <w:bookmarkEnd w:id="14"/>
+      <w:r>
+        <w:t>II.1.1. Bază</w:t>
+      </w:r>
+    </w:p>
+    <w:p>
+      <w:pPr>
+        <w:rPr>
+          <w:lang w:val="ro-RO"/>
+        </w:rPr>
+      </w:pPr>
+      <w:r>
+        <w:tab/>
+        <w:t xml:space="preserve">Baza este cea mai amplă parte a nucleului și include utilitare esențiale </w:t>
+      </w:r>
+      <w:r>
+        <w:t>pentru un program cu o complexitate crescută. Baza este împărțită în mai multe module cu diferite roluri, acestea sunt</w:t>
+      </w:r>
+      <w:r>
+        <w:rPr>
+          <w:lang w:val="en-GB"/>
+        </w:rPr>
+        <w:t>:</w:t>
+      </w:r>
+      <w:r>
+        <w:rPr>
+          <w:lang w:val="en-US"/>
+        </w:rPr>
+        <w:t xml:space="preserve"> Detectarea platformei, Macrouri ajut</w:t>
+      </w:r>
+      <w:r>
+        <w:rPr>
+          <w:lang w:val="ro-RO"/>
+        </w:rPr>
+        <w:t>ătoare, Logging și Debug, Structuri generice, Structuri matematice, Subprograme paralele, Directoare și fișiere</w:t>
+      </w:r>
+      <w:r>
+        <w:rPr>
+          <w:lang w:val="ro-RO"/>
+        </w:rPr>
+        <w:t>,</w:t>
+      </w:r>
+      <w:r>
+        <w:rPr>
+          <w:lang w:val="ro-RO"/>
+        </w:rPr>
+        <w:t xml:space="preserve"> Serializare Text.</w:t>
+      </w:r>
+    </w:p>
+    <w:p>
+      <w:pPr>
+        <w:pStyle w:val="Subtitle"/>
+        <w:rPr>
+          <w:lang w:val="ro-RO"/>
+        </w:rPr>
+      </w:pPr>
+      <w:r>
+        <w:rPr>
+          <w:lang w:val="ro-RO"/>
+        </w:rPr>
+        <w:t>Detectarea platformei</w:t>
+      </w:r>
+    </w:p>
+    <w:p>
+      <w:pPr>
+        <w:pStyle w:val="NoSpacing"/>
+        <w:rPr>
+          <w:lang w:val="en-US"/>
+        </w:rPr>
+      </w:pPr>
+      <w:r>
+        <w:rPr>
+          <w:lang w:val="ro-RO"/>
+        </w:rPr>
+        <w:tab/>
+      </w:r>
+      <w:r>
+        <w:rPr>
+          <w:lang w:val="ro-RO"/>
+        </w:rPr>
+        <w:t>Modulul de detectare a platformei se folosește de macrouri predefinite pentru a verifica sistemul de operare, compilatorul și versiunea standardului. Aceste informații sunt furnizate către programator prin 3 macrouri</w:t>
+      </w:r>
+      <w:r>
+        <w:rPr>
+          <w:lang w:val="en-GB"/>
+        </w:rPr>
+        <w:t>:</w:t>
+      </w:r>
+    </w:p>
+    <w:p>
+      <w:pPr>
+        <w:pStyle w:val="NoSpacing"/>
+        <w:rPr>
+          <w:lang w:val="en-US"/>
+        </w:rPr>
+      </w:pPr>
+      <w:r>
+        <w:rPr>
+          <w:lang w:val="en-US"/>
+        </w:rPr>
+        <w:tab/>
+      </w:r>
+      <w:bookmarkStart w:id="15" w:name="_MON_1837701118"/>
+      <w:bookmarkEnd w:id="15"/>
+      <w:r>
+        <w:rPr>
+          <w:lang w:val="en-US"/>
+        </w:rPr>
+        <w:object w:dxaOrig="9026" w:dyaOrig="2471" w14:anchorId="5AA9B6B3">
+          <v:shape id="_x0000_i1234" type="#_x0000_t75" style="width:451.4pt;height:123.45pt" o:ole="">
+            <v:imagedata r:id="rId22" o:title=""/>
+            <w10:bordertop type="single" width="4"/>
+            <w10:borderleft type="single" width="4"/>
+            <w10:borderbottom type="single" width="4"/>
+            <w10:borderright type="single" width="4"/>
+          </v:shape>
+          <o:OLEObject Type="Embed" ProgID="Word.OpenDocumentText.12" ShapeID="_x0000_i1234" DrawAspect="Content" ObjectID="_1837712088" r:id="rId23"/>
+        </w:object>
+      </w:r>
+    </w:p>
+    <w:p>
+      <w:pPr>
+        <w:pStyle w:val="NoSpacing"/>
+        <w:rPr>
+          <w:lang w:val="ro-RO"/>
+        </w:rPr>
+      </w:pPr>
+      <w:r>
+        <w:rPr>
+          <w:lang w:val="en-US"/>
+        </w:rPr>
+        <w:tab/>
+      </w:r>
+    </w:p>
+    <w:p>
+      <w:pPr>
+        <w:pStyle w:val="NoSpacing"/>
+        <w:rPr>
+          <w:rFonts w:cs="Times New Roman"/>
+          <w:lang w:val="ro-RO"/>
+        </w:rPr>
+      </w:pPr>
+      <w:r>
+        <w:rPr>
+          <w:lang w:val="ro-RO"/>
+        </w:rPr>
+        <w:tab/>
+        <w:t xml:space="preserve">În cazul în care modulul nu poate detecta una dintre aceste informații, macroul va avea valoarea </w:t>
+      </w:r>
+      <w:r>
+        <w:rPr>
+          <w:rFonts w:ascii="Consolas" w:hAnsi="Consolas"/>
+          <w:lang w:val="ro-RO"/>
+        </w:rPr>
+        <w:t>ENN_UNKNOWN</w:t>
+      </w:r>
+      <w:r>
+        <w:rPr>
+          <w:rFonts w:cs="Times New Roman"/>
+          <w:lang w:val="ro-RO"/>
+        </w:rPr>
+        <w:t xml:space="preserve"> și programul nu se va compila.</w:t>
+      </w:r>
+    </w:p>
+    <w:p>
+      <w:pPr>
+        <w:rPr>
+          <w:rFonts w:cs="Times New Roman"/>
+          <w:lang w:val="ro-RO"/>
+        </w:rPr>
+      </w:pPr>
+      <w:r>
+        <w:rPr>
+          <w:rFonts w:cs="Times New Roman"/>
+          <w:lang w:val="ro-RO"/>
+        </w:rPr>
+        <w:br w:type="page"/>
+      </w:r>
+    </w:p>
+    <w:p>
+      <w:pPr>
+        <w:pStyle w:val="Subtitle"/>
+        <w:spacing w:before="240"/>
+        <w:rPr>
+          <w:lang w:val="ro-RO"/>
+        </w:rPr>
+      </w:pPr>
+      <w:r>
+        <w:rPr>
+          <w:lang w:val="ro-RO"/>
+        </w:rPr>
+        <w:lastRenderedPageBreak/>
+        <w:t>Macrouri ajutătoare</w:t>
+      </w:r>
+    </w:p>
+    <w:p>
+      <w:pPr>
+        <w:pStyle w:val="NoSpacing"/>
+        <w:rPr>
+          <w:lang w:val="ro-RO"/>
+        </w:rPr>
+      </w:pPr>
+      <w:r>
+        <w:rPr>
+          <w:lang w:val="ro-RO"/>
+        </w:rPr>
+        <w:tab/>
+        <w:t xml:space="preserve">Modulul de macrouri ajutătoare definește </w:t>
+      </w:r>
+      <w:r>
+        <w:rPr>
+          <w:lang w:val="ro-RO"/>
+        </w:rPr>
+        <w:t>următoarele</w:t>
+      </w:r>
+    </w:p>
+    <w:p>
+      <w:pPr>
+        <w:pStyle w:val="NoSpacing"/>
+        <w:rPr>
+          <w:lang w:val="ro-RO"/>
+        </w:rPr>
+      </w:pPr>
+    </w:p>
+    <w:bookmarkStart w:id="16" w:name="_MON_1837702103"/>
+    <w:bookmarkEnd w:id="16"/>
+    <w:p>
+      <w:pPr>
+        <w:pStyle w:val="NoSpacing"/>
+        <w:rPr>
+          <w:lang w:val="en-US"/>
+        </w:rPr>
+      </w:pPr>
+      <w:r>
+        <w:rPr>
+          <w:lang w:val="en-US"/>
+        </w:rPr>
+        <w:object w:dxaOrig="9026" w:dyaOrig="806" w14:anchorId="2B6276FB">
+          <v:shape id="_x0000_i1218" type="#_x0000_t75" style="width:451.4pt;height:40.35pt" o:ole="">
+            <v:imagedata r:id="rId24" o:title=""/>
+            <w10:bordertop type="single" width="4"/>
+            <w10:borderleft type="single" width="4"/>
+            <w10:borderbottom type="single" width="4"/>
+            <w10:borderright type="single" width="4"/>
+          </v:shape>
+          <o:OLEObject Type="Embed" ProgID="Word.OpenDocumentText.12" ShapeID="_x0000_i1218" DrawAspect="Content" ObjectID="_1837712089" r:id="rId25"/>
+        </w:object>
+      </w:r>
+    </w:p>
+    <w:p>
+      <w:pPr>
+        <w:pStyle w:val="NoSpacing"/>
+        <w:rPr>
+          <w:lang w:val="en-US"/>
+        </w:rPr>
+      </w:pPr>
+    </w:p>
+    <w:p>
+      <w:pPr>
+        <w:pStyle w:val="NoSpacing"/>
+        <w:rPr>
+          <w:rFonts w:cs="Times New Roman"/>
+          <w:lang w:val="en-US"/>
+        </w:rPr>
+      </w:pPr>
+      <w:r>
+        <w:rPr>
+          <w:lang w:val="en-US"/>
+        </w:rPr>
+        <w:tab/>
+        <w:t xml:space="preserve">Funcțiile cu implementarea publică (codul este vizibil în același fișier) trebuie declarate folosind </w:t>
+      </w:r>
+      <w:r>
+        <w:rPr>
+          <w:rFonts w:ascii="Consolas" w:hAnsi="Consolas"/>
+          <w:lang w:val="en-US"/>
+        </w:rPr>
+        <w:t>ENNDEF_PUBLIC</w:t>
+      </w:r>
+      <w:r>
+        <w:rPr>
+          <w:rFonts w:cs="Times New Roman"/>
+          <w:lang w:val="en-US"/>
+        </w:rPr>
+        <w:t xml:space="preserve">, iar cele cu o implementare privată (codul se află în alt fișier) trebuie declarate folosind </w:t>
+      </w:r>
+      <w:r>
+        <w:rPr>
+          <w:rFonts w:ascii="Consolas" w:hAnsi="Consolas" w:cs="Times New Roman"/>
+          <w:lang w:val="en-US"/>
+        </w:rPr>
+        <w:t>ENNDEF_PRIVATE</w:t>
+      </w:r>
+      <w:r>
+        <w:rPr>
+          <w:rFonts w:cs="Times New Roman"/>
+          <w:lang w:val="en-US"/>
+        </w:rPr>
+        <w:t>.</w:t>
+      </w:r>
+    </w:p>
+    <w:p>
+      <w:pPr>
+        <w:pStyle w:val="NoSpacing"/>
+        <w:rPr>
+          <w:rFonts w:cs="Times New Roman"/>
+          <w:lang w:val="en-US"/>
+        </w:rPr>
+      </w:pPr>
+    </w:p>
+    <w:bookmarkStart w:id="17" w:name="_MON_1837711034"/>
+    <w:bookmarkEnd w:id="17"/>
+    <w:p>
+      <w:pPr>
+        <w:pStyle w:val="NoSpacing"/>
+        <w:rPr>
+          <w:lang w:val="en-US"/>
+        </w:rPr>
+      </w:pPr>
+      <w:r>
+        <w:rPr>
+          <w:lang w:val="en-US"/>
+        </w:rPr>
+        <w:object w:dxaOrig="9026" w:dyaOrig="806" w14:anchorId="1DA88245">
+          <v:shape id="_x0000_i1231" type="#_x0000_t75" style="width:451.4pt;height:40.35pt" o:ole="">
+            <v:imagedata r:id="rId26" o:title=""/>
+            <w10:bordertop type="single" width="4"/>
+            <w10:borderleft type="single" width="4"/>
+            <w10:borderbottom type="single" width="4"/>
+            <w10:borderright type="single" width="4"/>
+          </v:shape>
+          <o:OLEObject Type="Embed" ProgID="Word.OpenDocumentText.12" ShapeID="_x0000_i1231" DrawAspect="Content" ObjectID="_1837712090" r:id="rId27"/>
+        </w:object>
+      </w:r>
+    </w:p>
+    <w:p>
+      <w:pPr>
+        <w:pStyle w:val="NoSpacing"/>
+        <w:rPr>
+          <w:lang w:val="en-US"/>
+        </w:rPr>
+      </w:pPr>
+      <w:r>
+        <w:rPr>
+          <w:lang w:val="en-US"/>
+        </w:rPr>
+        <w:tab/>
+      </w:r>
+    </w:p>
+    <w:p>
+      <w:pPr>
+        <w:pStyle w:val="NoSpacing"/>
+        <w:rPr>
+          <w:rFonts w:cs="Times New Roman"/>
+          <w:lang w:val="ro-RO"/>
+        </w:rPr>
+      </w:pPr>
+      <w:r>
+        <w:rPr>
+          <w:lang w:val="en-US"/>
+        </w:rPr>
+        <w:tab/>
+        <w:t xml:space="preserve">Aceste macrouri îndeplinesc funcții similare cu șirurile de caracter, </w:t>
+      </w:r>
+      <w:r>
+        <w:rPr>
+          <w:rFonts w:ascii="Consolas" w:hAnsi="Consolas"/>
+          <w:lang w:val="en-US"/>
+        </w:rPr>
+        <w:t>TO_STR</w:t>
+      </w:r>
+      <w:r>
+        <w:rPr>
+          <w:rFonts w:cs="Times New Roman"/>
+          <w:lang w:val="en-US"/>
+        </w:rPr>
+        <w:t xml:space="preserve"> transformă orice primește într-un șir de caractere prin a adăuga </w:t>
+      </w:r>
+      <w:r>
+        <w:rPr>
+          <w:rFonts w:cs="Times New Roman"/>
+          <w:lang w:val="en-GB"/>
+        </w:rPr>
+        <w:t xml:space="preserve">“ </w:t>
+      </w:r>
+      <w:r>
+        <w:rPr>
+          <w:rFonts w:cs="Times New Roman"/>
+          <w:lang w:val="ro-RO"/>
+        </w:rPr>
+        <w:t xml:space="preserve">înainte de tokenul primit. </w:t>
+      </w:r>
+      <w:r>
+        <w:rPr>
+          <w:rFonts w:ascii="Consolas" w:hAnsi="Consolas" w:cs="Times New Roman"/>
+          <w:lang w:val="ro-RO"/>
+        </w:rPr>
+        <w:t>JOIN</w:t>
+      </w:r>
+      <w:r>
+        <w:rPr>
+          <w:rFonts w:cs="Times New Roman"/>
+          <w:lang w:val="ro-RO"/>
+        </w:rPr>
+        <w:t xml:space="preserve"> concatenează 2 tokenuri primite, fără a le transforma în șiruri de caractere.</w:t>
+      </w:r>
+    </w:p>
+    <w:p>
+      <w:pPr>
+        <w:pStyle w:val="NoSpacing"/>
+        <w:rPr>
+          <w:lang w:val="en-US"/>
+        </w:rPr>
+      </w:pPr>
+      <w:r>
+        <w:rPr>
+          <w:rFonts w:cs="Times New Roman"/>
+          <w:lang w:val="en-US"/>
+        </w:rPr>
+        <w:tab/>
+      </w:r>
+      <w:bookmarkStart w:id="18" w:name="_MON_1837702436"/>
+      <w:bookmarkEnd w:id="18"/>
+      <w:r>
+        <w:rPr>
+          <w:lang w:val="en-US"/>
+        </w:rPr>
+        <w:object w:dxaOrig="9026" w:dyaOrig="806" w14:anchorId="5FC8E17F">
+          <v:shape id="_x0000_i1220" type="#_x0000_t75" style="width:451.4pt;height:40.35pt" o:ole="">
+            <v:imagedata r:id="rId28" o:title=""/>
+            <w10:bordertop type="single" width="4"/>
+            <w10:borderleft type="single" width="4"/>
+            <w10:borderbottom type="single" width="4"/>
+            <w10:borderright type="single" width="4"/>
+          </v:shape>
+          <o:OLEObject Type="Embed" ProgID="Word.OpenDocumentText.12" ShapeID="_x0000_i1220" DrawAspect="Content" ObjectID="_1837712091" r:id="rId29"/>
+        </w:object>
+      </w:r>
+    </w:p>
+    <w:p>
+      <w:pPr>
+        <w:pStyle w:val="NoSpacing"/>
+        <w:rPr>
+          <w:lang w:val="en-US"/>
+        </w:rPr>
+      </w:pPr>
+    </w:p>
+    <w:p>
+      <w:pPr>
+        <w:pStyle w:val="NoSpacing"/>
+        <w:rPr>
+          <w:rFonts w:cs="Times New Roman"/>
+          <w:lang w:val="ro-RO"/>
+        </w:rPr>
+      </w:pPr>
+      <w:r>
+        <w:rPr>
+          <w:lang w:val="en-US"/>
+        </w:rPr>
+        <w:tab/>
+        <w:t>Aceste macrouri folosesc o proprietate a macrouri</w:t>
+      </w:r>
+      <w:r>
+        <w:rPr>
+          <w:lang w:val="en-US"/>
+        </w:rPr>
+        <w:t>lor</w:t>
+      </w:r>
+      <w:r>
+        <w:rPr>
+          <w:lang w:val="en-US"/>
+        </w:rPr>
+        <w:t xml:space="preserve"> cu un număr variabil de argument</w:t>
+      </w:r>
+      <w:r>
+        <w:rPr>
+          <w:lang w:val="en-US"/>
+        </w:rPr>
+        <w:t>e</w:t>
+      </w:r>
+      <w:r>
+        <w:rPr>
+          <w:lang w:val="en-US"/>
+        </w:rPr>
+        <w:t xml:space="preserve"> pentru a detecta numărul de argumente cu care este apelat macroul. </w:t>
+      </w:r>
+      <w:r>
+        <w:rPr>
+          <w:rFonts w:ascii="Consolas" w:hAnsi="Consolas"/>
+          <w:lang w:val="en-US"/>
+        </w:rPr>
+        <w:t>GET_NUM_ARGS</w:t>
+      </w:r>
+      <w:r>
+        <w:rPr>
+          <w:lang w:val="en-US"/>
+        </w:rPr>
+        <w:t xml:space="preserve"> acceptă un număr variabil de argumente (</w:t>
+      </w:r>
+      <w:r>
+        <w:rPr>
+          <w:lang w:val="en-US"/>
+        </w:rPr>
+        <w:t xml:space="preserve">0 </w:t>
+      </w:r>
+      <w:r>
+        <w:rPr>
+          <w:rFonts w:cs="Times New Roman"/>
+          <w:lang w:val="en-US"/>
+        </w:rPr>
+        <w:t>≤</w:t>
+      </w:r>
+      <w:r>
+        <w:rPr>
+          <w:lang w:val="en-US"/>
+        </w:rPr>
+        <w:t xml:space="preserve"> N </w:t>
+      </w:r>
+      <w:r>
+        <w:rPr>
+          <w:rFonts w:cs="Times New Roman"/>
+          <w:lang w:val="en-US"/>
+        </w:rPr>
+        <w:t>≤</w:t>
+      </w:r>
+      <w:r>
+        <w:rPr>
+          <w:lang w:val="en-US"/>
+        </w:rPr>
+        <w:t xml:space="preserve"> 63) </w:t>
+      </w:r>
+      <w:r>
+        <w:rPr>
+          <w:lang w:val="ro-RO"/>
+        </w:rPr>
+        <w:t>și înlocuiește apelul său cu numărul de argumente.</w:t>
+      </w:r>
+      <w:r>
+        <w:rPr>
+          <w:lang w:val="en-GB"/>
+        </w:rPr>
+        <w:t xml:space="preserve"> </w:t>
+      </w:r>
+      <w:r>
+        <w:rPr>
+          <w:lang w:val="ro-RO"/>
+        </w:rPr>
+        <w:t xml:space="preserve">În mod similar </w:t>
+      </w:r>
+      <w:r>
+        <w:rPr>
+          <w:rFonts w:ascii="Consolas" w:hAnsi="Consolas"/>
+          <w:lang w:val="ro-RO"/>
+        </w:rPr>
+        <w:t>HAS_ONE_ARG</w:t>
+      </w:r>
+      <w:r>
+        <w:rPr>
+          <w:rFonts w:cs="Times New Roman"/>
+          <w:lang w:val="ro-RO"/>
+        </w:rPr>
+        <w:t>, înlocuiește apelul său cu 1 sau 0 dacă este apelat cu un singur argument.</w:t>
+      </w:r>
+    </w:p>
+    <w:p>
+      <w:pPr>
+        <w:pStyle w:val="NoSpacing"/>
+        <w:rPr>
+          <w:rFonts w:cs="Times New Roman"/>
+          <w:lang w:val="ro-RO"/>
+        </w:rPr>
+      </w:pPr>
+    </w:p>
+    <w:bookmarkStart w:id="19" w:name="_MON_1837703470"/>
+    <w:bookmarkEnd w:id="19"/>
+    <w:p>
+      <w:pPr>
+        <w:pStyle w:val="NoSpacing"/>
+        <w:rPr>
+          <w:lang w:val="en-US"/>
+        </w:rPr>
+      </w:pPr>
+      <w:r>
+        <w:rPr>
+          <w:lang w:val="en-US"/>
+        </w:rPr>
+        <w:object w:dxaOrig="9026" w:dyaOrig="1686" w14:anchorId="51B97F7C">
+          <v:shape id="_x0000_i1228" type="#_x0000_t75" style="width:451.4pt;height:84.25pt" o:ole="">
+            <v:imagedata r:id="rId30" o:title=""/>
+            <w10:bordertop type="single" width="4"/>
+            <w10:borderleft type="single" width="4"/>
+            <w10:borderbottom type="single" width="4"/>
+            <w10:borderright type="single" width="4"/>
+          </v:shape>
+          <o:OLEObject Type="Embed" ProgID="Word.OpenDocumentText.12" ShapeID="_x0000_i1228" DrawAspect="Content" ObjectID="_1837712092" r:id="rId31"/>
+        </w:object>
+      </w:r>
+    </w:p>
+    <w:p>
+      <w:pPr>
+        <w:rPr>
+          <w:lang w:val="en-US"/>
+        </w:rPr>
+      </w:pPr>
+      <w:r>
+        <w:rPr>
+          <w:lang w:val="en-US"/>
+        </w:rPr>
+        <w:br w:type="page"/>
+      </w:r>
+    </w:p>
+    <w:p>
+      <w:pPr>
+        <w:pStyle w:val="Subtitle"/>
+        <w:spacing w:before="240"/>
+        <w:rPr>
+          <w:lang w:val="ro-RO"/>
+        </w:rPr>
+      </w:pPr>
+      <w:r>
+        <w:rPr>
+          <w:lang w:val="en-GB"/>
+        </w:rPr>
+        <w:lastRenderedPageBreak/>
+        <w:t xml:space="preserve">Logging </w:t>
+      </w:r>
+      <w:r>
+        <w:rPr>
+          <w:lang w:val="ro-RO"/>
+        </w:rPr>
+        <w:t>și Debug</w:t>
+      </w:r>
+    </w:p>
+    <w:p>
+      <w:pPr>
+        <w:pStyle w:val="NoSpacing"/>
+        <w:rPr>
+          <w:lang w:val="ro-RO"/>
+        </w:rPr>
+      </w:pPr>
+      <w:r>
+        <w:rPr>
+          <w:lang w:val="ro-RO"/>
+        </w:rPr>
+        <w:tab/>
+      </w:r>
+    </w:p>
+    <w:p>
+      <w:r>
+        <w:t>II.1.2. Opțional</w:t>
+      </w:r>
+    </w:p>
+    <w:p>
+      <w:pPr>
+        <w:pStyle w:val="Heading2"/>
+      </w:pPr>
+      <w:bookmarkStart w:id="20" w:name="_Toc227084078"/>
+      <w:bookmarkStart w:id="21" w:name="_II.2._Aplicație"/>
+      <w:bookmarkEnd w:id="21"/>
+      <w:r>
+        <w:t>II.2. Aplicație</w:t>
+      </w:r>
+      <w:bookmarkEnd w:id="20"/>
+    </w:p>
+    <w:p>
+      <w:pPr>
+        <w:pStyle w:val="Heading1"/>
+      </w:pPr>
+      <w:bookmarkStart w:id="22" w:name="_Toc227084079"/>
+      <w:r>
+        <w:t>III. Detalii tehnice</w:t>
+      </w:r>
+      <w:bookmarkEnd w:id="22"/>
+    </w:p>
+    <w:p/>
     <w:sectPr>
-      <w:footerReference w:type="first" r:id="rId12"/>
+      <w:footerReference w:type="first" r:id="rId32"/>
       <w:pgSz w:w="11906" w:h="16838"/>
       <w:pgMar w:top="1440" w:right="1440" w:bottom="1440" w:left="1440" w:header="709" w:footer="708" w:gutter="0"/>
       <w:pgNumType w:start="3"/>
       <w:cols w:space="708"/>
-      <w:titlePg/>
       <w:docGrid w:linePitch="360"/>
     </w:sectPr>
   </w:body>
@@ -555,36 +3438,53 @@
 
 <file path=word/footer1.xml><?xml version="1.0" encoding="utf-8"?>
 <w:ftr xmlns:wpc="http://schemas.microsoft.com/office/word/2010/wordprocessingCanvas" xmlns:cx="http://schemas.microsoft.com/office/drawing/2014/chartex" xmlns:cx1="http://schemas.microsoft.com/office/drawing/2015/9/8/chartex" xmlns:cx2="http://schemas.microsoft.com/office/drawing/2015/10/21/chartex" xmlns:cx3="http://schemas.microsoft.com/office/drawing/2016/5/9/chartex" xmlns:cx4="http://schemas.microsoft.com/office/drawing/2016/5/10/chartex" xmlns:cx5="http://schemas.microsoft.com/office/drawing/2016/5/11/chartex" xmlns:cx6="http://schemas.microsoft.com/office/drawing/2016/5/12/chartex" xmlns:cx7="http://schemas.microsoft.com/office/drawing/2016/5/13/chartex" xmlns:cx8="http://schemas.microsoft.com/office/drawing/2016/5/14/chartex" xmlns:mc="http://schemas.openxmlformats.org/markup-compatibility/2006" xmlns:aink="http://schemas.microsoft.com/office/drawing/2016/ink" xmlns:am3d="http://schemas.microsoft.com/office/drawing/2017/model3d" xmlns:o="urn:schemas-microsoft-com:office:office" xmlns:oel="http://schemas.microsoft.com/office/2019/extlst" xmlns:r="http://schemas.openxmlformats.org/officeDocument/2006/relationships" xmlns:m="http://schemas.openxmlformats.org/officeDocument/2006/math" xmlns:v="urn:schemas-microsoft-com:vml" xmlns:wp14="http://schemas.microsoft.com/office/word/2010/wordprocessingDrawing" xmlns:wp="http://schemas.openxmlformats.org/drawingml/2006/wordprocessingDrawing" xmlns:w10="urn:schemas-microsoft-com:office:word" xmlns:w="http://schemas.openxmlformats.org/wordprocessingml/2006/main" xmlns:w14="http://schemas.microsoft.com/office/word/2010/wordml" xmlns:w15="http://schemas.microsoft.com/office/word/2012/wordml" xmlns:w16cex="http://schemas.microsoft.com/office/word/2018/wordml/cex" xmlns:w16cid="http://schemas.microsoft.com/office/word/2016/wordml/cid" xmlns:w16="http://schemas.microsoft.com/office/word/2018/wordml" xmlns:w16du="http://schemas.microsoft.com/office/word/2023/wordml/word16du" xmlns:w16sdtdh="http://schemas.microsoft.com/office/word/2020/wordml/sdtdatahash" xmlns:w16sdtfl="http://schemas.microsoft.com/office/word/2024/wordml/sdtformatlock" xmlns:w16se="http://schemas.microsoft.com/office/word/2015/wordml/symex" xmlns:wpg="http://schemas.microsoft.com/office/word/2010/wordprocessingGroup" xmlns:wpi="http://schemas.microsoft.com/office/word/2010/wordprocessingInk" xmlns:wne="http://schemas.microsoft.com/office/word/2006/wordml" xmlns:wps="http://schemas.microsoft.com/office/word/2010/wordprocessingShape" mc:Ignorable="w14 w15 w16se w16cid w16 w16cex w16sdtdh w16sdtfl w16du wp14">
-  <w:p>
-    <w:pPr>
-      <w:pStyle w:val="Footer"/>
-      <w:jc w:val="center"/>
-    </w:pPr>
-  </w:p>
-  <w:p>
-    <w:pPr>
-      <w:pStyle w:val="Footer"/>
-    </w:pPr>
-  </w:p>
+  <w:sdt>
+    <w:sdtPr>
+      <w:id w:val="1649091342"/>
+      <w:docPartObj>
+        <w:docPartGallery w:val="Page Numbers (Bottom of Page)"/>
+        <w:docPartUnique/>
+      </w:docPartObj>
+    </w:sdtPr>
+    <w:sdtEndPr>
+      <w:rPr>
+        <w:noProof/>
+      </w:rPr>
+    </w:sdtEndPr>
+    <w:sdtContent>
+      <w:p>
+        <w:pPr>
+          <w:pStyle w:val="Footer"/>
+          <w:jc w:val="center"/>
+        </w:pPr>
+        <w:r>
+          <w:fldChar w:fldCharType="begin"/>
+        </w:r>
+        <w:r>
+          <w:instrText xml:space="preserve"> PAGE   \* MERGEFORMAT </w:instrText>
+        </w:r>
+        <w:r>
+          <w:fldChar w:fldCharType="separate"/>
+        </w:r>
+        <w:r>
+          <w:rPr>
+            <w:noProof/>
+          </w:rPr>
+          <w:t>2</w:t>
+        </w:r>
+        <w:r>
+          <w:rPr>
+            <w:noProof/>
+          </w:rPr>
+          <w:fldChar w:fldCharType="end"/>
+        </w:r>
+      </w:p>
+    </w:sdtContent>
+  </w:sdt>
 </w:ftr>
 </file>
 
 <file path=word/footer2.xml><?xml version="1.0" encoding="utf-8"?>
-<w:ftr xmlns:wpc="http://schemas.microsoft.com/office/word/2010/wordprocessingCanvas" xmlns:cx="http://schemas.microsoft.com/office/drawing/2014/chartex" xmlns:cx1="http://schemas.microsoft.com/office/drawing/2015/9/8/chartex" xmlns:cx2="http://schemas.microsoft.com/office/drawing/2015/10/21/chartex" xmlns:cx3="http://schemas.microsoft.com/office/drawing/2016/5/9/chartex" xmlns:cx4="http://schemas.microsoft.com/office/drawing/2016/5/10/chartex" xmlns:cx5="http://schemas.microsoft.com/office/drawing/2016/5/11/chartex" xmlns:cx6="http://schemas.microsoft.com/office/drawing/2016/5/12/chartex" xmlns:cx7="http://schemas.microsoft.com/office/drawing/2016/5/13/chartex" xmlns:cx8="http://schemas.microsoft.com/office/drawing/2016/5/14/chartex" xmlns:mc="http://schemas.openxmlformats.org/markup-compatibility/2006" xmlns:aink="http://schemas.microsoft.com/office/drawing/2016/ink" xmlns:am3d="http://schemas.microsoft.com/office/drawing/2017/model3d" xmlns:o="urn:schemas-microsoft-com:office:office" xmlns:oel="http://schemas.microsoft.com/office/2019/extlst" xmlns:r="http://schemas.openxmlformats.org/officeDocument/2006/relationships" xmlns:m="http://schemas.openxmlformats.org/officeDocument/2006/math" xmlns:v="urn:schemas-microsoft-com:vml" xmlns:wp14="http://schemas.microsoft.com/office/word/2010/wordprocessingDrawing" xmlns:wp="http://schemas.openxmlformats.org/drawingml/2006/wordprocessingDrawing" xmlns:w10="urn:schemas-microsoft-com:office:word" xmlns:w="http://schemas.openxmlformats.org/wordprocessingml/2006/main" xmlns:w14="http://schemas.microsoft.com/office/word/2010/wordml" xmlns:w15="http://schemas.microsoft.com/office/word/2012/wordml" xmlns:w16cex="http://schemas.microsoft.com/office/word/2018/wordml/cex" xmlns:w16cid="http://schemas.microsoft.com/office/word/2016/wordml/cid" xmlns:w16="http://schemas.microsoft.com/office/word/2018/wordml" xmlns:w16du="http://schemas.microsoft.com/office/word/2023/wordml/word16du" xmlns:w16sdtdh="http://schemas.microsoft.com/office/word/2020/wordml/sdtdatahash" xmlns:w16sdtfl="http://schemas.microsoft.com/office/word/2024/wordml/sdtformatlock" xmlns:w16se="http://schemas.microsoft.com/office/word/2015/wordml/symex" xmlns:wpg="http://schemas.microsoft.com/office/word/2010/wordprocessingGroup" xmlns:wpi="http://schemas.microsoft.com/office/word/2010/wordprocessingInk" xmlns:wne="http://schemas.microsoft.com/office/word/2006/wordml" xmlns:wps="http://schemas.microsoft.com/office/word/2010/wordprocessingShape" mc:Ignorable="w14 w15 w16se w16cid w16 w16cex w16sdtdh w16sdtfl w16du wp14">
-  <w:p>
-    <w:pPr>
-      <w:pStyle w:val="Footer"/>
-      <w:tabs>
-        <w:tab w:val="clear" w:pos="4513"/>
-        <w:tab w:val="clear" w:pos="9026"/>
-        <w:tab w:val="left" w:pos="1161"/>
-      </w:tabs>
-    </w:pPr>
-  </w:p>
-</w:ftr>
-</file>
-
-<file path=word/footer3.xml><?xml version="1.0" encoding="utf-8"?>
 <w:ftr xmlns:wpc="http://schemas.microsoft.com/office/word/2010/wordprocessingCanvas" xmlns:cx="http://schemas.microsoft.com/office/drawing/2014/chartex" xmlns:cx1="http://schemas.microsoft.com/office/drawing/2015/9/8/chartex" xmlns:cx2="http://schemas.microsoft.com/office/drawing/2015/10/21/chartex" xmlns:cx3="http://schemas.microsoft.com/office/drawing/2016/5/9/chartex" xmlns:cx4="http://schemas.microsoft.com/office/drawing/2016/5/10/chartex" xmlns:cx5="http://schemas.microsoft.com/office/drawing/2016/5/11/chartex" xmlns:cx6="http://schemas.microsoft.com/office/drawing/2016/5/12/chartex" xmlns:cx7="http://schemas.microsoft.com/office/drawing/2016/5/13/chartex" xmlns:cx8="http://schemas.microsoft.com/office/drawing/2016/5/14/chartex" xmlns:mc="http://schemas.openxmlformats.org/markup-compatibility/2006" xmlns:aink="http://schemas.microsoft.com/office/drawing/2016/ink" xmlns:am3d="http://schemas.microsoft.com/office/drawing/2017/model3d" xmlns:o="urn:schemas-microsoft-com:office:office" xmlns:oel="http://schemas.microsoft.com/office/2019/extlst" xmlns:r="http://schemas.openxmlformats.org/officeDocument/2006/relationships" xmlns:m="http://schemas.openxmlformats.org/officeDocument/2006/math" xmlns:v="urn:schemas-microsoft-com:vml" xmlns:wp14="http://schemas.microsoft.com/office/word/2010/wordprocessingDrawing" xmlns:wp="http://schemas.openxmlformats.org/drawingml/2006/wordprocessingDrawing" xmlns:w10="urn:schemas-microsoft-com:office:word" xmlns:w="http://schemas.openxmlformats.org/wordprocessingml/2006/main" xmlns:w14="http://schemas.microsoft.com/office/word/2010/wordml" xmlns:w15="http://schemas.microsoft.com/office/word/2012/wordml" xmlns:w16cex="http://schemas.microsoft.com/office/word/2018/wordml/cex" xmlns:w16cid="http://schemas.microsoft.com/office/word/2016/wordml/cid" xmlns:w16="http://schemas.microsoft.com/office/word/2018/wordml" xmlns:w16du="http://schemas.microsoft.com/office/word/2023/wordml/word16du" xmlns:w16sdtdh="http://schemas.microsoft.com/office/word/2020/wordml/sdtdatahash" xmlns:w16sdtfl="http://schemas.microsoft.com/office/word/2024/wordml/sdtformatlock" xmlns:w16se="http://schemas.microsoft.com/office/word/2015/wordml/symex" xmlns:wpg="http://schemas.microsoft.com/office/word/2010/wordprocessingGroup" xmlns:wpi="http://schemas.microsoft.com/office/word/2010/wordprocessingInk" xmlns:wne="http://schemas.microsoft.com/office/word/2006/wordml" xmlns:wps="http://schemas.microsoft.com/office/word/2010/wordprocessingShape" mc:Ignorable="w14 w15 w16se w16cid w16 w16cex w16sdtdh w16sdtfl w16du wp14">
   <w:sdt>
     <w:sdtPr>
@@ -659,80 +3559,213 @@
       </w:r>
     </w:p>
   </w:footnote>
+  <w:footnote w:id="1">
+    <w:p>
+      <w:pPr>
+        <w:pStyle w:val="FootnoteText"/>
+        <w:rPr>
+          <w:lang w:val="ro-RO"/>
+        </w:rPr>
+      </w:pPr>
+      <w:r>
+        <w:rPr>
+          <w:rStyle w:val="FootnoteReference"/>
+        </w:rPr>
+        <w:footnoteRef/>
+      </w:r>
+      <w:r>
+        <w:t xml:space="preserve"> </w:t>
+      </w:r>
+      <w:r>
+        <w:rPr>
+          <w:lang w:val="ro-RO"/>
+        </w:rPr>
+        <w:t>Black Box Effect = sistem abstract ce poate fi observat doar prin datele de intrare și ieșire, comportamentul intern nu este cunoscut de către utilizator</w:t>
+      </w:r>
+    </w:p>
+  </w:footnote>
+  <w:footnote w:id="2">
+    <w:p>
+      <w:pPr>
+        <w:pStyle w:val="FootnoteText"/>
+        <w:rPr>
+          <w:lang w:val="ro-RO"/>
+        </w:rPr>
+      </w:pPr>
+      <w:r>
+        <w:rPr>
+          <w:rStyle w:val="FootnoteReference"/>
+        </w:rPr>
+        <w:footnoteRef/>
+      </w:r>
+      <w:r>
+        <w:t xml:space="preserve"> </w:t>
+      </w:r>
+      <w:r>
+        <w:rPr>
+          <w:lang w:val="ro-RO"/>
+        </w:rPr>
+        <w:t>În secțiunea</w:t>
+      </w:r>
+      <w:r>
+        <w:rPr>
+          <w:lang w:val="ro-RO"/>
+        </w:rPr>
+        <w:t xml:space="preserve"> </w:t>
+      </w:r>
+      <w:hyperlink w:anchor="_II.1.1._Bază" w:history="1">
+        <w:r>
+          <w:rPr>
+            <w:rStyle w:val="Hyperlink"/>
+            <w:lang w:val="ro-RO"/>
+          </w:rPr>
+          <w:t>II.1.1. Bază</w:t>
+        </w:r>
+      </w:hyperlink>
+      <w:r>
+        <w:rPr>
+          <w:lang w:val="ro-RO"/>
+        </w:rPr>
+        <w:t xml:space="preserve"> </w:t>
+      </w:r>
+      <w:r>
+        <w:rPr>
+          <w:lang w:val="ro-RO"/>
+        </w:rPr>
+        <w:t>vom folosi o extensie a compilatorului</w:t>
+      </w:r>
+      <w:r>
+        <w:rPr>
+          <w:lang w:val="ro-RO"/>
+        </w:rPr>
+        <w:t xml:space="preserve"> GCC</w:t>
+      </w:r>
+      <w:r>
+        <w:rPr>
+          <w:lang w:val="ro-RO"/>
+        </w:rPr>
+        <w:t xml:space="preserve"> ce nu este prezentă în standardul C99</w:t>
+      </w:r>
+      <w:r>
+        <w:rPr>
+          <w:lang w:val="ro-RO"/>
+        </w:rPr>
+        <w:t xml:space="preserve"> </w:t>
+      </w:r>
+    </w:p>
+  </w:footnote>
+  <w:footnote w:id="3">
+    <w:p>
+      <w:pPr>
+        <w:pStyle w:val="FootnoteText"/>
+        <w:rPr>
+          <w:lang w:val="ro-RO"/>
+        </w:rPr>
+      </w:pPr>
+      <w:r>
+        <w:rPr>
+          <w:rStyle w:val="FootnoteReference"/>
+        </w:rPr>
+        <w:footnoteRef/>
+      </w:r>
+      <w:r>
+        <w:t xml:space="preserve"> </w:t>
+      </w:r>
+      <w:r>
+        <w:rPr>
+          <w:lang w:val="ro-RO"/>
+        </w:rPr>
+        <w:t>Open-Source = model de elaborare a produselor soft ce se bazează pe publicarea implementării</w:t>
+      </w:r>
+      <w:r>
+        <w:rPr>
+          <w:lang w:val="ro-RO"/>
+        </w:rPr>
+        <w:t xml:space="preserve"> proiectului</w:t>
+      </w:r>
+    </w:p>
+  </w:footnote>
+  <w:footnote w:id="4">
+    <w:p>
+      <w:pPr>
+        <w:pStyle w:val="FootnoteText"/>
+        <w:rPr>
+          <w:lang w:val="ro-RO"/>
+        </w:rPr>
+      </w:pPr>
+      <w:r>
+        <w:rPr>
+          <w:rStyle w:val="FootnoteReference"/>
+        </w:rPr>
+        <w:footnoteRef/>
+      </w:r>
+      <w:r>
+        <w:t xml:space="preserve"> </w:t>
+      </w:r>
+      <w:r>
+        <w:rPr>
+          <w:lang w:val="ro-RO"/>
+        </w:rPr>
+        <w:t xml:space="preserve">API (Application Programming Interface) = interfață </w:t>
+      </w:r>
+      <w:r>
+        <w:rPr>
+          <w:lang w:val="ro-RO"/>
+        </w:rPr>
+        <w:t>ce permite</w:t>
+      </w:r>
+      <w:r>
+        <w:rPr>
+          <w:lang w:val="ro-RO"/>
+        </w:rPr>
+        <w:t xml:space="preserve"> comunicarea între programe</w:t>
+      </w:r>
+      <w:r>
+        <w:rPr>
+          <w:lang w:val="ro-RO"/>
+        </w:rPr>
+        <w:t>, utilizată</w:t>
+      </w:r>
+      <w:r>
+        <w:rPr>
+          <w:lang w:val="ro-RO"/>
+        </w:rPr>
+        <w:t xml:space="preserve"> </w:t>
+      </w:r>
+      <w:r>
+        <w:rPr>
+          <w:lang w:val="ro-RO"/>
+        </w:rPr>
+        <w:t>când implementarea unui program nu este publică, dar oferă funcționalitate pentru a interacționa cu acesta</w:t>
+      </w:r>
+    </w:p>
+  </w:footnote>
+  <w:footnote w:id="5">
+    <w:p>
+      <w:pPr>
+        <w:pStyle w:val="FootnoteText"/>
+        <w:rPr>
+          <w:lang w:val="ro-RO"/>
+        </w:rPr>
+      </w:pPr>
+      <w:r>
+        <w:rPr>
+          <w:rStyle w:val="FootnoteReference"/>
+        </w:rPr>
+        <w:footnoteRef/>
+      </w:r>
+      <w:r>
+        <w:t xml:space="preserve"> </w:t>
+      </w:r>
+      <w:r>
+        <w:rPr>
+          <w:lang w:val="ro-RO"/>
+        </w:rPr>
+        <w:t>Driver = program ce acționează drept interfață între o componentă hardware și una software</w:t>
+      </w:r>
+    </w:p>
+  </w:footnote>
 </w:footnotes>
-</file>
-
-<file path=word/header1.xml><?xml version="1.0" encoding="utf-8"?>
-<w:hdr xmlns:wpc="http://schemas.microsoft.com/office/word/2010/wordprocessingCanvas" xmlns:cx="http://schemas.microsoft.com/office/drawing/2014/chartex" xmlns:cx1="http://schemas.microsoft.com/office/drawing/2015/9/8/chartex" xmlns:cx2="http://schemas.microsoft.com/office/drawing/2015/10/21/chartex" xmlns:cx3="http://schemas.microsoft.com/office/drawing/2016/5/9/chartex" xmlns:cx4="http://schemas.microsoft.com/office/drawing/2016/5/10/chartex" xmlns:cx5="http://schemas.microsoft.com/office/drawing/2016/5/11/chartex" xmlns:cx6="http://schemas.microsoft.com/office/drawing/2016/5/12/chartex" xmlns:cx7="http://schemas.microsoft.com/office/drawing/2016/5/13/chartex" xmlns:cx8="http://schemas.microsoft.com/office/drawing/2016/5/14/chartex" xmlns:mc="http://schemas.openxmlformats.org/markup-compatibility/2006" xmlns:aink="http://schemas.microsoft.com/office/drawing/2016/ink" xmlns:am3d="http://schemas.microsoft.com/office/drawing/2017/model3d" xmlns:o="urn:schemas-microsoft-com:office:office" xmlns:oel="http://schemas.microsoft.com/office/2019/extlst" xmlns:r="http://schemas.openxmlformats.org/officeDocument/2006/relationships" xmlns:m="http://schemas.openxmlformats.org/officeDocument/2006/math" xmlns:v="urn:schemas-microsoft-com:vml" xmlns:wp14="http://schemas.microsoft.com/office/word/2010/wordprocessingDrawing" xmlns:wp="http://schemas.openxmlformats.org/drawingml/2006/wordprocessingDrawing" xmlns:w10="urn:schemas-microsoft-com:office:word" xmlns:w="http://schemas.openxmlformats.org/wordprocessingml/2006/main" xmlns:w14="http://schemas.microsoft.com/office/word/2010/wordml" xmlns:w15="http://schemas.microsoft.com/office/word/2012/wordml" xmlns:w16cex="http://schemas.microsoft.com/office/word/2018/wordml/cex" xmlns:w16cid="http://schemas.microsoft.com/office/word/2016/wordml/cid" xmlns:w16="http://schemas.microsoft.com/office/word/2018/wordml" xmlns:w16du="http://schemas.microsoft.com/office/word/2023/wordml/word16du" xmlns:w16sdtdh="http://schemas.microsoft.com/office/word/2020/wordml/sdtdatahash" xmlns:w16sdtfl="http://schemas.microsoft.com/office/word/2024/wordml/sdtformatlock" xmlns:w16se="http://schemas.microsoft.com/office/word/2015/wordml/symex" xmlns:wpg="http://schemas.microsoft.com/office/word/2010/wordprocessingGroup" xmlns:wpi="http://schemas.microsoft.com/office/word/2010/wordprocessingInk" xmlns:wne="http://schemas.microsoft.com/office/word/2006/wordml" xmlns:wps="http://schemas.microsoft.com/office/word/2010/wordprocessingShape" mc:Ignorable="w14 w15 w16se w16cid w16 w16cex w16sdtdh w16sdtfl w16du wp14">
-  <w:p>
-    <w:pPr>
-      <w:pStyle w:val="Header"/>
-    </w:pPr>
-    <w:r>
-      <w:rPr>
-        <w:noProof/>
-      </w:rPr>
-      <w:drawing>
-        <wp:inline distT="0" distB="0" distL="0" distR="0" wp14:anchorId="638F3362" wp14:editId="07B31ADC">
-          <wp:extent cx="1743814" cy="863600"/>
-          <wp:effectExtent l="0" t="0" r="8890" b="0"/>
-          <wp:docPr id="1875251720" name="Picture 1"/>
-          <wp:cNvGraphicFramePr>
-            <a:graphicFrameLocks xmlns:a="http://schemas.openxmlformats.org/drawingml/2006/main" noChangeAspect="1"/>
-          </wp:cNvGraphicFramePr>
-          <a:graphic xmlns:a="http://schemas.openxmlformats.org/drawingml/2006/main">
-            <a:graphicData uri="http://schemas.openxmlformats.org/drawingml/2006/picture">
-              <pic:pic xmlns:pic="http://schemas.openxmlformats.org/drawingml/2006/picture">
-                <pic:nvPicPr>
-                  <pic:cNvPr id="0" name="Picture 1"/>
-                  <pic:cNvPicPr>
-                    <a:picLocks noChangeAspect="1" noChangeArrowheads="1"/>
-                  </pic:cNvPicPr>
-                </pic:nvPicPr>
-                <pic:blipFill>
-                  <a:blip r:embed="rId1">
-                    <a:extLst>
-                      <a:ext uri="{28A0092B-C50C-407E-A947-70E740481C1C}">
-                        <a14:useLocalDpi xmlns:a14="http://schemas.microsoft.com/office/drawing/2010/main" val="0"/>
-                      </a:ext>
-                    </a:extLst>
-                  </a:blip>
-                  <a:srcRect/>
-                  <a:stretch>
-                    <a:fillRect/>
-                  </a:stretch>
-                </pic:blipFill>
-                <pic:spPr bwMode="auto">
-                  <a:xfrm>
-                    <a:off x="0" y="0"/>
-                    <a:ext cx="1765411" cy="874296"/>
-                  </a:xfrm>
-                  <a:prstGeom prst="rect">
-                    <a:avLst/>
-                  </a:prstGeom>
-                  <a:noFill/>
-                  <a:ln>
-                    <a:noFill/>
-                  </a:ln>
-                </pic:spPr>
-              </pic:pic>
-            </a:graphicData>
-          </a:graphic>
-        </wp:inline>
-      </w:drawing>
-    </w:r>
-  </w:p>
-</w:hdr>
-</file>
-
-<file path=word/header2.xml><?xml version="1.0" encoding="utf-8"?>
-<w:hdr xmlns:wpc="http://schemas.microsoft.com/office/word/2010/wordprocessingCanvas" xmlns:cx="http://schemas.microsoft.com/office/drawing/2014/chartex" xmlns:cx1="http://schemas.microsoft.com/office/drawing/2015/9/8/chartex" xmlns:cx2="http://schemas.microsoft.com/office/drawing/2015/10/21/chartex" xmlns:cx3="http://schemas.microsoft.com/office/drawing/2016/5/9/chartex" xmlns:cx4="http://schemas.microsoft.com/office/drawing/2016/5/10/chartex" xmlns:cx5="http://schemas.microsoft.com/office/drawing/2016/5/11/chartex" xmlns:cx6="http://schemas.microsoft.com/office/drawing/2016/5/12/chartex" xmlns:cx7="http://schemas.microsoft.com/office/drawing/2016/5/13/chartex" xmlns:cx8="http://schemas.microsoft.com/office/drawing/2016/5/14/chartex" xmlns:mc="http://schemas.openxmlformats.org/markup-compatibility/2006" xmlns:aink="http://schemas.microsoft.com/office/drawing/2016/ink" xmlns:am3d="http://schemas.microsoft.com/office/drawing/2017/model3d" xmlns:o="urn:schemas-microsoft-com:office:office" xmlns:oel="http://schemas.microsoft.com/office/2019/extlst" xmlns:r="http://schemas.openxmlformats.org/officeDocument/2006/relationships" xmlns:m="http://schemas.openxmlformats.org/officeDocument/2006/math" xmlns:v="urn:schemas-microsoft-com:vml" xmlns:wp14="http://schemas.microsoft.com/office/word/2010/wordprocessingDrawing" xmlns:wp="http://schemas.openxmlformats.org/drawingml/2006/wordprocessingDrawing" xmlns:w10="urn:schemas-microsoft-com:office:word" xmlns:w="http://schemas.openxmlformats.org/wordprocessingml/2006/main" xmlns:w14="http://schemas.microsoft.com/office/word/2010/wordml" xmlns:w15="http://schemas.microsoft.com/office/word/2012/wordml" xmlns:w16cex="http://schemas.microsoft.com/office/word/2018/wordml/cex" xmlns:w16cid="http://schemas.microsoft.com/office/word/2016/wordml/cid" xmlns:w16="http://schemas.microsoft.com/office/word/2018/wordml" xmlns:w16du="http://schemas.microsoft.com/office/word/2023/wordml/word16du" xmlns:w16sdtdh="http://schemas.microsoft.com/office/word/2020/wordml/sdtdatahash" xmlns:w16sdtfl="http://schemas.microsoft.com/office/word/2024/wordml/sdtformatlock" xmlns:w16se="http://schemas.microsoft.com/office/word/2015/wordml/symex" xmlns:wpg="http://schemas.microsoft.com/office/word/2010/wordprocessingGroup" xmlns:wpi="http://schemas.microsoft.com/office/word/2010/wordprocessingInk" xmlns:wne="http://schemas.microsoft.com/office/word/2006/wordml" xmlns:wps="http://schemas.microsoft.com/office/word/2010/wordprocessingShape" mc:Ignorable="w14 w15 w16se w16cid w16 w16cex w16sdtdh w16sdtfl w16du wp14">
-  <w:p>
-    <w:pPr>
-      <w:pStyle w:val="Header"/>
-    </w:pPr>
-  </w:p>
-</w:hdr>
 </file>
 
 <file path=word/numbering.xml><?xml version="1.0" encoding="utf-8"?>
@@ -1005,6 +4038,119 @@
     </w:lvl>
   </w:abstractNum>
   <w:abstractNum w:abstractNumId="3" w15:restartNumberingAfterBreak="0">
+    <w:nsid w:val="60F9066D"/>
+    <w:multiLevelType w:val="hybridMultilevel"/>
+    <w:tmpl w:val="D7E03FD0"/>
+    <w:lvl w:ilvl="0" w:tplc="D5C81C30">
+      <w:start w:val="1"/>
+      <w:numFmt w:val="bullet"/>
+      <w:lvlText w:val=""/>
+      <w:lvlJc w:val="left"/>
+      <w:pPr>
+        <w:ind w:left="1800" w:hanging="360"/>
+      </w:pPr>
+      <w:rPr>
+        <w:rFonts w:ascii="Symbol" w:hAnsi="Symbol" w:hint="default"/>
+      </w:rPr>
+    </w:lvl>
+    <w:lvl w:ilvl="1" w:tplc="0C000003" w:tentative="1">
+      <w:start w:val="1"/>
+      <w:numFmt w:val="bullet"/>
+      <w:lvlText w:val="o"/>
+      <w:lvlJc w:val="left"/>
+      <w:pPr>
+        <w:ind w:left="2520" w:hanging="360"/>
+      </w:pPr>
+      <w:rPr>
+        <w:rFonts w:ascii="Courier New" w:hAnsi="Courier New" w:cs="Courier New" w:hint="default"/>
+      </w:rPr>
+    </w:lvl>
+    <w:lvl w:ilvl="2" w:tplc="0C000005" w:tentative="1">
+      <w:start w:val="1"/>
+      <w:numFmt w:val="bullet"/>
+      <w:lvlText w:val=""/>
+      <w:lvlJc w:val="left"/>
+      <w:pPr>
+        <w:ind w:left="3240" w:hanging="360"/>
+      </w:pPr>
+      <w:rPr>
+        <w:rFonts w:ascii="Wingdings" w:hAnsi="Wingdings" w:hint="default"/>
+      </w:rPr>
+    </w:lvl>
+    <w:lvl w:ilvl="3" w:tplc="0C000001" w:tentative="1">
+      <w:start w:val="1"/>
+      <w:numFmt w:val="bullet"/>
+      <w:lvlText w:val=""/>
+      <w:lvlJc w:val="left"/>
+      <w:pPr>
+        <w:ind w:left="3960" w:hanging="360"/>
+      </w:pPr>
+      <w:rPr>
+        <w:rFonts w:ascii="Symbol" w:hAnsi="Symbol" w:hint="default"/>
+      </w:rPr>
+    </w:lvl>
+    <w:lvl w:ilvl="4" w:tplc="0C000003" w:tentative="1">
+      <w:start w:val="1"/>
+      <w:numFmt w:val="bullet"/>
+      <w:lvlText w:val="o"/>
+      <w:lvlJc w:val="left"/>
+      <w:pPr>
+        <w:ind w:left="4680" w:hanging="360"/>
+      </w:pPr>
+      <w:rPr>
+        <w:rFonts w:ascii="Courier New" w:hAnsi="Courier New" w:cs="Courier New" w:hint="default"/>
+      </w:rPr>
+    </w:lvl>
+    <w:lvl w:ilvl="5" w:tplc="0C000005" w:tentative="1">
+      <w:start w:val="1"/>
+      <w:numFmt w:val="bullet"/>
+      <w:lvlText w:val=""/>
+      <w:lvlJc w:val="left"/>
+      <w:pPr>
+        <w:ind w:left="5400" w:hanging="360"/>
+      </w:pPr>
+      <w:rPr>
+        <w:rFonts w:ascii="Wingdings" w:hAnsi="Wingdings" w:hint="default"/>
+      </w:rPr>
+    </w:lvl>
+    <w:lvl w:ilvl="6" w:tplc="0C000001" w:tentative="1">
+      <w:start w:val="1"/>
+      <w:numFmt w:val="bullet"/>
+      <w:lvlText w:val=""/>
+      <w:lvlJc w:val="left"/>
+      <w:pPr>
+        <w:ind w:left="6120" w:hanging="360"/>
+      </w:pPr>
+      <w:rPr>
+        <w:rFonts w:ascii="Symbol" w:hAnsi="Symbol" w:hint="default"/>
+      </w:rPr>
+    </w:lvl>
+    <w:lvl w:ilvl="7" w:tplc="0C000003" w:tentative="1">
+      <w:start w:val="1"/>
+      <w:numFmt w:val="bullet"/>
+      <w:lvlText w:val="o"/>
+      <w:lvlJc w:val="left"/>
+      <w:pPr>
+        <w:ind w:left="6840" w:hanging="360"/>
+      </w:pPr>
+      <w:rPr>
+        <w:rFonts w:ascii="Courier New" w:hAnsi="Courier New" w:cs="Courier New" w:hint="default"/>
+      </w:rPr>
+    </w:lvl>
+    <w:lvl w:ilvl="8" w:tplc="0C000005" w:tentative="1">
+      <w:start w:val="1"/>
+      <w:numFmt w:val="bullet"/>
+      <w:lvlText w:val=""/>
+      <w:lvlJc w:val="left"/>
+      <w:pPr>
+        <w:ind w:left="7560" w:hanging="360"/>
+      </w:pPr>
+      <w:rPr>
+        <w:rFonts w:ascii="Wingdings" w:hAnsi="Wingdings" w:hint="default"/>
+      </w:rPr>
+    </w:lvl>
+  </w:abstractNum>
+  <w:abstractNum w:abstractNumId="4" w15:restartNumberingAfterBreak="0">
     <w:nsid w:val="73D800F5"/>
     <w:multiLevelType w:val="hybridMultilevel"/>
     <w:tmpl w:val="66D462D4"/>
@@ -1100,10 +4246,13 @@
     <w:abstractNumId w:val="2"/>
   </w:num>
   <w:num w:numId="3" w16cid:durableId="377583731">
-    <w:abstractNumId w:val="3"/>
+    <w:abstractNumId w:val="4"/>
   </w:num>
   <w:num w:numId="4" w16cid:durableId="1110051117">
     <w:abstractNumId w:val="1"/>
+  </w:num>
+  <w:num w:numId="5" w16cid:durableId="1594119395">
+    <w:abstractNumId w:val="3"/>
   </w:num>
 </w:numbering>
 </file>
@@ -1565,10 +4714,9 @@
     <w:next w:val="Normal"/>
     <w:link w:val="Heading3Char"/>
     <w:uiPriority w:val="9"/>
-    <w:semiHidden/>
     <w:unhideWhenUsed/>
     <w:qFormat/>
-    <w:rsid w:val="00C071D0"/>
+    <w:rsid w:val="00E93F0C"/>
     <w:pPr>
       <w:keepNext/>
       <w:keepLines/>
@@ -1577,8 +4725,6 @@
     </w:pPr>
     <w:rPr>
       <w:rFonts w:eastAsiaTheme="majorEastAsia" w:cstheme="majorBidi"/>
-      <w:color w:val="0F4761" w:themeColor="accent1" w:themeShade="BF"/>
-      <w:sz w:val="28"/>
       <w:szCs w:val="28"/>
     </w:rPr>
   </w:style>
@@ -1775,12 +4921,10 @@
     <w:basedOn w:val="DefaultParagraphFont"/>
     <w:link w:val="Heading3"/>
     <w:uiPriority w:val="9"/>
-    <w:semiHidden/>
-    <w:rsid w:val="00C071D0"/>
+    <w:rsid w:val="00E93F0C"/>
     <w:rPr>
-      <w:rFonts w:eastAsiaTheme="majorEastAsia" w:cstheme="majorBidi"/>
-      <w:color w:val="0F4761" w:themeColor="accent1" w:themeShade="BF"/>
-      <w:sz w:val="28"/>
+      <w:rFonts w:ascii="Times New Roman" w:eastAsiaTheme="majorEastAsia" w:hAnsi="Times New Roman" w:cstheme="majorBidi"/>
+      <w:color w:val="000000" w:themeColor="text1"/>
       <w:szCs w:val="28"/>
     </w:rPr>
   </w:style>
@@ -1903,7 +5047,7 @@
     <w:link w:val="SubtitleChar"/>
     <w:uiPriority w:val="11"/>
     <w:qFormat/>
-    <w:rsid w:val="00C071D0"/>
+    <w:rsid w:val="009C760E"/>
     <w:pPr>
       <w:numPr>
         <w:ilvl w:val="1"/>
@@ -1911,9 +5055,8 @@
     </w:pPr>
     <w:rPr>
       <w:rFonts w:eastAsiaTheme="majorEastAsia" w:cstheme="majorBidi"/>
-      <w:color w:val="595959" w:themeColor="text1" w:themeTint="A6"/>
+      <w:color w:val="ADADAD" w:themeColor="background2" w:themeShade="BF"/>
       <w:spacing w:val="15"/>
-      <w:sz w:val="28"/>
       <w:szCs w:val="28"/>
     </w:rPr>
   </w:style>
@@ -1922,12 +5065,11 @@
     <w:basedOn w:val="DefaultParagraphFont"/>
     <w:link w:val="Subtitle"/>
     <w:uiPriority w:val="11"/>
-    <w:rsid w:val="00C071D0"/>
+    <w:rsid w:val="009C760E"/>
     <w:rPr>
-      <w:rFonts w:eastAsiaTheme="majorEastAsia" w:cstheme="majorBidi"/>
-      <w:color w:val="595959" w:themeColor="text1" w:themeTint="A6"/>
+      <w:rFonts w:ascii="Times New Roman" w:eastAsiaTheme="majorEastAsia" w:hAnsi="Times New Roman" w:cstheme="majorBidi"/>
+      <w:color w:val="ADADAD" w:themeColor="background2" w:themeShade="BF"/>
       <w:spacing w:val="15"/>
-      <w:sz w:val="28"/>
       <w:szCs w:val="28"/>
     </w:rPr>
   </w:style>
@@ -2098,10 +5240,13 @@
     <w:autoRedefine/>
     <w:uiPriority w:val="39"/>
     <w:unhideWhenUsed/>
-    <w:rsid w:val="00CB3F46"/>
+    <w:rsid w:val="00EC4683"/>
     <w:pPr>
       <w:spacing w:after="100"/>
     </w:pPr>
+    <w:rPr>
+      <w:smallCaps/>
+    </w:rPr>
   </w:style>
   <w:style w:type="paragraph" w:styleId="TOC2">
     <w:name w:val="toc 2"/>
@@ -2110,11 +5255,14 @@
     <w:autoRedefine/>
     <w:uiPriority w:val="39"/>
     <w:unhideWhenUsed/>
-    <w:rsid w:val="00CB3F46"/>
+    <w:rsid w:val="00EC4683"/>
     <w:pPr>
       <w:spacing w:after="100"/>
       <w:ind w:left="240"/>
     </w:pPr>
+    <w:rPr>
+      <w:smallCaps/>
+    </w:rPr>
   </w:style>
   <w:style w:type="character" w:styleId="Hyperlink">
     <w:name w:val="Hyperlink"/>
@@ -2124,6 +5272,71 @@
     <w:rsid w:val="00CB3F46"/>
     <w:rPr>
       <w:color w:val="467886" w:themeColor="hyperlink"/>
+      <w:u w:val="single"/>
+    </w:rPr>
+  </w:style>
+  <w:style w:type="paragraph" w:styleId="FootnoteText">
+    <w:name w:val="footnote text"/>
+    <w:basedOn w:val="Normal"/>
+    <w:link w:val="FootnoteTextChar"/>
+    <w:uiPriority w:val="99"/>
+    <w:semiHidden/>
+    <w:unhideWhenUsed/>
+    <w:rsid w:val="00C604DB"/>
+    <w:pPr>
+      <w:spacing w:after="0" w:line="240" w:lineRule="auto"/>
+    </w:pPr>
+    <w:rPr>
+      <w:sz w:val="20"/>
+      <w:szCs w:val="20"/>
+    </w:rPr>
+  </w:style>
+  <w:style w:type="character" w:customStyle="1" w:styleId="FootnoteTextChar">
+    <w:name w:val="Footnote Text Char"/>
+    <w:basedOn w:val="DefaultParagraphFont"/>
+    <w:link w:val="FootnoteText"/>
+    <w:uiPriority w:val="99"/>
+    <w:semiHidden/>
+    <w:rsid w:val="00C604DB"/>
+    <w:rPr>
+      <w:rFonts w:ascii="Times New Roman" w:hAnsi="Times New Roman"/>
+      <w:color w:val="000000" w:themeColor="text1"/>
+      <w:sz w:val="20"/>
+      <w:szCs w:val="20"/>
+    </w:rPr>
+  </w:style>
+  <w:style w:type="character" w:styleId="FootnoteReference">
+    <w:name w:val="footnote reference"/>
+    <w:basedOn w:val="DefaultParagraphFont"/>
+    <w:uiPriority w:val="99"/>
+    <w:semiHidden/>
+    <w:unhideWhenUsed/>
+    <w:rsid w:val="00C604DB"/>
+    <w:rPr>
+      <w:vertAlign w:val="superscript"/>
+    </w:rPr>
+  </w:style>
+  <w:style w:type="character" w:styleId="UnresolvedMention">
+    <w:name w:val="Unresolved Mention"/>
+    <w:basedOn w:val="DefaultParagraphFont"/>
+    <w:uiPriority w:val="99"/>
+    <w:semiHidden/>
+    <w:unhideWhenUsed/>
+    <w:rsid w:val="005832D5"/>
+    <w:rPr>
+      <w:color w:val="605E5C"/>
+      <w:shd w:val="clear" w:color="auto" w:fill="E1DFDD"/>
+    </w:rPr>
+  </w:style>
+  <w:style w:type="character" w:styleId="FollowedHyperlink">
+    <w:name w:val="FollowedHyperlink"/>
+    <w:basedOn w:val="DefaultParagraphFont"/>
+    <w:uiPriority w:val="99"/>
+    <w:semiHidden/>
+    <w:unhideWhenUsed/>
+    <w:rsid w:val="005832D5"/>
+    <w:rPr>
+      <w:color w:val="96607D" w:themeColor="followedHyperlink"/>
       <w:u w:val="single"/>
     </w:rPr>
   </w:style>

--- a/Doc.docx
+++ b/Doc.docx
@@ -376,7 +376,6 @@
           <w:smallCaps w:val="0"/>
           <w:noProof/>
           <w:color w:val="auto"/>
-          <w:lang w:eastAsia="en-001"/>
         </w:rPr>
       </w:pPr>
       <w:r>
@@ -470,7 +469,6 @@
           <w:smallCaps w:val="0"/>
           <w:noProof/>
           <w:color w:val="auto"/>
-          <w:lang w:eastAsia="en-001"/>
         </w:rPr>
       </w:pPr>
       <w:hyperlink w:anchor="_Toc227084073" w:history="1">
@@ -543,7 +541,6 @@
           <w:smallCaps w:val="0"/>
           <w:noProof/>
           <w:color w:val="auto"/>
-          <w:lang w:eastAsia="en-001"/>
         </w:rPr>
       </w:pPr>
       <w:hyperlink w:anchor="_Toc227084074" w:history="1">
@@ -616,7 +613,6 @@
           <w:smallCaps w:val="0"/>
           <w:noProof/>
           <w:color w:val="auto"/>
-          <w:lang w:eastAsia="en-001"/>
         </w:rPr>
       </w:pPr>
       <w:hyperlink w:anchor="_Toc227084075" w:history="1">
@@ -689,7 +685,6 @@
           <w:smallCaps w:val="0"/>
           <w:noProof/>
           <w:color w:val="auto"/>
-          <w:lang w:eastAsia="en-001"/>
         </w:rPr>
       </w:pPr>
       <w:hyperlink w:anchor="_Toc227084076" w:history="1">
@@ -761,7 +756,6 @@
           <w:smallCaps w:val="0"/>
           <w:noProof/>
           <w:color w:val="auto"/>
-          <w:lang w:eastAsia="en-001"/>
         </w:rPr>
       </w:pPr>
       <w:hyperlink w:anchor="_Toc227084077" w:history="1">
@@ -833,7 +827,6 @@
           <w:smallCaps w:val="0"/>
           <w:noProof/>
           <w:color w:val="auto"/>
-          <w:lang w:eastAsia="en-001"/>
         </w:rPr>
       </w:pPr>
       <w:hyperlink w:anchor="_Toc227084078" w:history="1">
@@ -905,7 +898,6 @@
           <w:smallCaps w:val="0"/>
           <w:noProof/>
           <w:color w:val="auto"/>
-          <w:lang w:eastAsia="en-001"/>
         </w:rPr>
       </w:pPr>
       <w:hyperlink w:anchor="_Toc227084079" w:history="1">
@@ -1517,21 +1509,7 @@
             <w:rStyle w:val="Hyperlink"/>
             <w:lang w:val="ro-RO"/>
           </w:rPr>
-          <w:t>https://www.glfw.</w:t>
-        </w:r>
-        <w:r>
-          <w:rPr>
-            <w:rStyle w:val="Hyperlink"/>
-            <w:lang w:val="ro-RO"/>
-          </w:rPr>
-          <w:t>o</w:t>
-        </w:r>
-        <w:r>
-          <w:rPr>
-            <w:rStyle w:val="Hyperlink"/>
-            <w:lang w:val="ro-RO"/>
-          </w:rPr>
-          <w:t>rg/</w:t>
+          <w:t>https://www.glfw.org/</w:t>
         </w:r>
       </w:hyperlink>
       <w:r>
@@ -1588,21 +1566,7 @@
             <w:rStyle w:val="Hyperlink"/>
             <w:lang w:val="ro-RO"/>
           </w:rPr>
-          <w:t>https://github.com/nothi</w:t>
-        </w:r>
-        <w:r>
-          <w:rPr>
-            <w:rStyle w:val="Hyperlink"/>
-            <w:lang w:val="ro-RO"/>
-          </w:rPr>
-          <w:t>n</w:t>
-        </w:r>
-        <w:r>
-          <w:rPr>
-            <w:rStyle w:val="Hyperlink"/>
-            <w:lang w:val="ro-RO"/>
-          </w:rPr>
-          <w:t>gs/stb</w:t>
+          <w:t>https://github.com/nothings/stb</w:t>
         </w:r>
       </w:hyperlink>
       <w:r>
@@ -1738,21 +1702,7 @@
             <w:rStyle w:val="Hyperlink"/>
             <w:lang w:val="ro-RO"/>
           </w:rPr>
-          <w:t>https://</w:t>
-        </w:r>
-        <w:r>
-          <w:rPr>
-            <w:rStyle w:val="Hyperlink"/>
-            <w:lang w:val="ro-RO"/>
-          </w:rPr>
-          <w:t>g</w:t>
-        </w:r>
-        <w:r>
-          <w:rPr>
-            <w:rStyle w:val="Hyperlink"/>
-            <w:lang w:val="ro-RO"/>
-          </w:rPr>
-          <w:t>ithub.com/Dav1dde/glad</w:t>
+          <w:t>https://github.com/Dav1dde/glad</w:t>
         </w:r>
       </w:hyperlink>
       <w:r>
@@ -1945,14 +1895,14 @@
             <v:path o:extrusionok="f" gradientshapeok="t" o:connecttype="rect"/>
             <o:lock v:ext="edit" aspectratio="t"/>
           </v:shapetype>
-          <v:shape id="_x0000_i1193" type="#_x0000_t75" style="width:403.9pt;height:163.4pt" o:ole="">
+          <v:shape id="_x0000_i1025" type="#_x0000_t75" style="width:403.9pt;height:163.65pt" o:ole="" o:bordertopcolor="this" o:borderleftcolor="this" o:borderbottomcolor="this" o:borderrightcolor="this">
             <v:imagedata r:id="rId12" o:title=""/>
             <w10:bordertop type="single" width="4"/>
             <w10:borderleft type="single" width="4"/>
             <w10:borderbottom type="single" width="4"/>
             <w10:borderright type="single" width="4"/>
           </v:shape>
-          <o:OLEObject Type="Embed" ProgID="Word.OpenDocumentText.12" ShapeID="_x0000_i1193" DrawAspect="Content" ObjectID="_1837712083" r:id="rId13"/>
+          <o:OLEObject Type="Embed" ProgID="Word.OpenDocumentText.12" ShapeID="_x0000_i1025" DrawAspect="Content" ObjectID="_1837765790" r:id="rId13"/>
         </w:object>
       </w:r>
     </w:p>
@@ -2000,14 +1950,14 @@
           <w:lang w:val="en-US"/>
         </w:rPr>
         <w:object w:dxaOrig="9026" w:dyaOrig="806" w14:anchorId="099D0BF2">
-          <v:shape id="_x0000_i1174" type="#_x0000_t75" style="width:451.4pt;height:40.35pt" o:ole="">
+          <v:shape id="_x0000_i1026" type="#_x0000_t75" style="width:451.3pt;height:40.3pt" o:ole="" o:bordertopcolor="this" o:borderleftcolor="this" o:borderbottomcolor="this" o:borderrightcolor="this">
             <v:imagedata r:id="rId14" o:title=""/>
             <w10:bordertop type="single" width="4"/>
             <w10:borderleft type="single" width="4"/>
             <w10:borderbottom type="single" width="4"/>
             <w10:borderright type="single" width="4"/>
           </v:shape>
-          <o:OLEObject Type="Embed" ProgID="Word.OpenDocumentText.12" ShapeID="_x0000_i1174" DrawAspect="Content" ObjectID="_1837712084" r:id="rId15"/>
+          <o:OLEObject Type="Embed" ProgID="Word.OpenDocumentText.12" ShapeID="_x0000_i1026" DrawAspect="Content" ObjectID="_1837765791" r:id="rId15"/>
         </w:object>
       </w:r>
     </w:p>
@@ -2114,23 +2064,7 @@
             <w:rFonts w:cs="Times New Roman"/>
             <w:lang w:val="en-US"/>
           </w:rPr>
-          <w:t>II. Str</w:t>
-        </w:r>
-        <w:r>
-          <w:rPr>
-            <w:rStyle w:val="Hyperlink"/>
-            <w:rFonts w:cs="Times New Roman"/>
-            <w:lang w:val="en-US"/>
-          </w:rPr>
-          <w:t>u</w:t>
-        </w:r>
-        <w:r>
-          <w:rPr>
-            <w:rStyle w:val="Hyperlink"/>
-            <w:rFonts w:cs="Times New Roman"/>
-            <w:lang w:val="en-US"/>
-          </w:rPr>
-          <w:t>ctura</w:t>
+          <w:t>II. Structura</w:t>
         </w:r>
       </w:hyperlink>
       <w:r>
@@ -2220,14 +2154,14 @@
           <w:lang w:val="en-US"/>
         </w:rPr>
         <w:object w:dxaOrig="9026" w:dyaOrig="1129" w14:anchorId="3803F6A7">
-          <v:shape id="_x0000_i1196" type="#_x0000_t75" style="width:451.4pt;height:56.55pt" o:ole="">
+          <v:shape id="_x0000_i1027" type="#_x0000_t75" style="width:451.3pt;height:56.45pt" o:ole="" o:bordertopcolor="this" o:borderleftcolor="this" o:borderbottomcolor="this" o:borderrightcolor="this">
             <v:imagedata r:id="rId16" o:title=""/>
             <w10:bordertop type="single" width="4"/>
             <w10:borderleft type="single" width="4"/>
             <w10:borderbottom type="single" width="4"/>
             <w10:borderright type="single" width="4"/>
           </v:shape>
-          <o:OLEObject Type="Embed" ProgID="Word.OpenDocumentText.12" ShapeID="_x0000_i1196" DrawAspect="Content" ObjectID="_1837712085" r:id="rId17"/>
+          <o:OLEObject Type="Embed" ProgID="Word.OpenDocumentText.12" ShapeID="_x0000_i1027" DrawAspect="Content" ObjectID="_1837765792" r:id="rId17"/>
         </w:object>
       </w:r>
     </w:p>
@@ -2299,14 +2233,14 @@
           <w:lang w:val="en-US"/>
         </w:rPr>
         <w:object w:dxaOrig="9026" w:dyaOrig="1129" w14:anchorId="3C311A47">
-          <v:shape id="_x0000_i1198" type="#_x0000_t75" style="width:451.4pt;height:56.55pt" o:ole="">
+          <v:shape id="_x0000_i1028" type="#_x0000_t75" style="width:451.3pt;height:56.45pt" o:ole="" o:bordertopcolor="this" o:borderleftcolor="this" o:borderbottomcolor="this" o:borderrightcolor="this">
             <v:imagedata r:id="rId18" o:title=""/>
             <w10:bordertop type="single" width="4"/>
             <w10:borderleft type="single" width="4"/>
             <w10:borderbottom type="single" width="4"/>
             <w10:borderright type="single" width="4"/>
           </v:shape>
-          <o:OLEObject Type="Embed" ProgID="Word.OpenDocumentText.12" ShapeID="_x0000_i1198" DrawAspect="Content" ObjectID="_1837712086" r:id="rId19"/>
+          <o:OLEObject Type="Embed" ProgID="Word.OpenDocumentText.12" ShapeID="_x0000_i1028" DrawAspect="Content" ObjectID="_1837765793" r:id="rId19"/>
         </w:object>
       </w:r>
     </w:p>
@@ -2372,14 +2306,14 @@
           <w:lang w:val="en-US"/>
         </w:rPr>
         <w:object w:dxaOrig="9026" w:dyaOrig="1129" w14:anchorId="0DF40D06">
-          <v:shape id="_x0000_i1200" type="#_x0000_t75" style="width:451.4pt;height:56.55pt" o:ole="">
+          <v:shape id="_x0000_i1029" type="#_x0000_t75" style="width:451.3pt;height:56.45pt" o:ole="" o:bordertopcolor="this" o:borderleftcolor="this" o:borderbottomcolor="this" o:borderrightcolor="this">
             <v:imagedata r:id="rId20" o:title=""/>
             <w10:bordertop type="single" width="4"/>
             <w10:borderleft type="single" width="4"/>
             <w10:borderbottom type="single" width="4"/>
             <w10:borderright type="single" width="4"/>
           </v:shape>
-          <o:OLEObject Type="Embed" ProgID="Word.OpenDocumentText.12" ShapeID="_x0000_i1200" DrawAspect="Content" ObjectID="_1837712087" r:id="rId21"/>
+          <o:OLEObject Type="Embed" ProgID="Word.OpenDocumentText.12" ShapeID="_x0000_i1029" DrawAspect="Content" ObjectID="_1837765794" r:id="rId21"/>
         </w:object>
       </w:r>
       <w:bookmarkStart w:id="10" w:name="_II._Structura"/>
@@ -2511,6 +2445,175 @@
           <w:lang w:val="ro-RO"/>
         </w:rPr>
       </w:pPr>
+      <w:r>
+        <w:rPr>
+          <w:noProof/>
+        </w:rPr>
+        <mc:AlternateContent>
+          <mc:Choice Requires="wps">
+            <w:drawing>
+              <wp:anchor distT="0" distB="0" distL="114300" distR="114300" simplePos="0" relativeHeight="251660288" behindDoc="0" locked="0" layoutInCell="1" allowOverlap="1" wp14:anchorId="1083A79F" wp14:editId="032E45B5">
+                <wp:simplePos x="0" y="0"/>
+                <wp:positionH relativeFrom="column">
+                  <wp:posOffset>2907665</wp:posOffset>
+                </wp:positionH>
+                <wp:positionV relativeFrom="paragraph">
+                  <wp:posOffset>2012950</wp:posOffset>
+                </wp:positionV>
+                <wp:extent cx="2741295" cy="635"/>
+                <wp:effectExtent l="0" t="0" r="0" b="0"/>
+                <wp:wrapSquare wrapText="bothSides"/>
+                <wp:docPr id="1225403176" name="Text Box 1"/>
+                <wp:cNvGraphicFramePr/>
+                <a:graphic xmlns:a="http://schemas.openxmlformats.org/drawingml/2006/main">
+                  <a:graphicData uri="http://schemas.microsoft.com/office/word/2010/wordprocessingShape">
+                    <wps:wsp>
+                      <wps:cNvSpPr txBox="1"/>
+                      <wps:spPr>
+                        <a:xfrm>
+                          <a:off x="0" y="0"/>
+                          <a:ext cx="2741295" cy="635"/>
+                        </a:xfrm>
+                        <a:prstGeom prst="rect">
+                          <a:avLst/>
+                        </a:prstGeom>
+                        <a:solidFill>
+                          <a:prstClr val="white"/>
+                        </a:solidFill>
+                        <a:ln>
+                          <a:noFill/>
+                        </a:ln>
+                      </wps:spPr>
+                      <wps:txbx>
+                        <w:txbxContent>
+                          <w:p>
+                            <w:pPr>
+                              <w:pStyle w:val="Caption"/>
+                              <w:rPr>
+                                <w:noProof/>
+                                <w:color w:val="000000" w:themeColor="text1"/>
+                                <w:lang w:val="ro-RO"/>
+                              </w:rPr>
+                            </w:pPr>
+                            <w:r>
+                              <w:t xml:space="preserve">Figura </w:t>
+                            </w:r>
+                            <w:fldSimple w:instr=" STYLEREF 1 \s ">
+                              <w:r>
+                                <w:rPr>
+                                  <w:noProof/>
+                                </w:rPr>
+                                <w:t>0</w:t>
+                              </w:r>
+                            </w:fldSimple>
+                            <w:r>
+                              <w:t>.</w:t>
+                            </w:r>
+                            <w:fldSimple w:instr=" SEQ Figura \* ARABIC \s 1 ">
+                              <w:r>
+                                <w:rPr>
+                                  <w:noProof/>
+                                </w:rPr>
+                                <w:t>1</w:t>
+                              </w:r>
+                            </w:fldSimple>
+                          </w:p>
+                        </w:txbxContent>
+                      </wps:txbx>
+                      <wps:bodyPr rot="0" spcFirstLastPara="0" vertOverflow="overflow" horzOverflow="overflow" vert="horz" wrap="square" lIns="0" tIns="0" rIns="0" bIns="0" numCol="1" spcCol="0" rtlCol="0" fromWordArt="0" anchor="t" anchorCtr="0" forceAA="0" compatLnSpc="1">
+                        <a:prstTxWarp prst="textNoShape">
+                          <a:avLst/>
+                        </a:prstTxWarp>
+                        <a:spAutoFit/>
+                      </wps:bodyPr>
+                    </wps:wsp>
+                  </a:graphicData>
+                </a:graphic>
+              </wp:anchor>
+            </w:drawing>
+          </mc:Choice>
+          <mc:Fallback>
+            <w:pict>
+              <v:shapetype w14:anchorId="1083A79F" id="_x0000_t202" coordsize="21600,21600" o:spt="202" path="m,l,21600r21600,l21600,xe">
+                <v:stroke joinstyle="miter"/>
+                <v:path gradientshapeok="t" o:connecttype="rect"/>
+              </v:shapetype>
+              <v:shape id="Text Box 1" o:spid="_x0000_s1026" type="#_x0000_t202" style="position:absolute;left:0;text-align:left;margin-left:228.95pt;margin-top:158.5pt;width:215.85pt;height:.05pt;z-index:251660288;visibility:visible;mso-wrap-style:square;mso-wrap-distance-left:9pt;mso-wrap-distance-top:0;mso-wrap-distance-right:9pt;mso-wrap-distance-bottom:0;mso-position-horizontal:absolute;mso-position-horizontal-relative:text;mso-position-vertical:absolute;mso-position-vertical-relative:text;v-text-anchor:top" o:gfxdata="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" stroked="f">
+                <v:textbox style="mso-fit-shape-to-text:t" inset="0,0,0,0">
+                  <w:txbxContent>
+                    <w:p>
+                      <w:pPr>
+                        <w:pStyle w:val="Caption"/>
+                        <w:rPr>
+                          <w:noProof/>
+                          <w:color w:val="000000" w:themeColor="text1"/>
+                          <w:lang w:val="ro-RO"/>
+                        </w:rPr>
+                      </w:pPr>
+                      <w:r>
+                        <w:t xml:space="preserve">Figura </w:t>
+                      </w:r>
+                      <w:fldSimple w:instr=" STYLEREF 1 \s ">
+                        <w:r>
+                          <w:rPr>
+                            <w:noProof/>
+                          </w:rPr>
+                          <w:t>0</w:t>
+                        </w:r>
+                      </w:fldSimple>
+                      <w:r>
+                        <w:t>.</w:t>
+                      </w:r>
+                      <w:fldSimple w:instr=" SEQ Figura \* ARABIC \s 1 ">
+                        <w:r>
+                          <w:rPr>
+                            <w:noProof/>
+                          </w:rPr>
+                          <w:t>1</w:t>
+                        </w:r>
+                      </w:fldSimple>
+                    </w:p>
+                  </w:txbxContent>
+                </v:textbox>
+                <w10:wrap type="square"/>
+              </v:shape>
+            </w:pict>
+          </mc:Fallback>
+        </mc:AlternateContent>
+      </w:r>
+      <w:r>
+        <w:rPr>
+          <w:noProof/>
+          <w:lang w:val="ro-RO"/>
+        </w:rPr>
+        <w:drawing>
+          <wp:anchor distT="0" distB="0" distL="114300" distR="114300" simplePos="0" relativeHeight="251658240" behindDoc="0" locked="0" layoutInCell="1" allowOverlap="1" wp14:anchorId="02C7CA36" wp14:editId="258BD540">
+            <wp:simplePos x="0" y="0"/>
+            <wp:positionH relativeFrom="margin">
+              <wp:posOffset>2907665</wp:posOffset>
+            </wp:positionH>
+            <wp:positionV relativeFrom="paragraph">
+              <wp:posOffset>46990</wp:posOffset>
+            </wp:positionV>
+            <wp:extent cx="2741295" cy="1908810"/>
+            <wp:effectExtent l="0" t="0" r="0" b="15240"/>
+            <wp:wrapSquare wrapText="bothSides"/>
+            <wp:docPr id="1335121749" name="Diagram 1"/>
+            <wp:cNvGraphicFramePr/>
+            <a:graphic xmlns:a="http://schemas.openxmlformats.org/drawingml/2006/main">
+              <a:graphicData uri="http://schemas.openxmlformats.org/drawingml/2006/diagram">
+                <dgm:relIds xmlns:dgm="http://schemas.openxmlformats.org/drawingml/2006/diagram" xmlns:r="http://schemas.openxmlformats.org/officeDocument/2006/relationships" r:dm="rId22" r:lo="rId23" r:qs="rId24" r:cs="rId25"/>
+              </a:graphicData>
+            </a:graphic>
+            <wp14:sizeRelH relativeFrom="margin">
+              <wp14:pctWidth>0</wp14:pctWidth>
+            </wp14:sizeRelH>
+            <wp14:sizeRelV relativeFrom="margin">
+              <wp14:pctHeight>0</wp14:pctHeight>
+            </wp14:sizeRelV>
+          </wp:anchor>
+        </w:drawing>
+      </w:r>
       <w:r>
         <w:rPr>
           <w:lang w:val="ro-RO"/>
@@ -2537,21 +2640,7 @@
             <w:rStyle w:val="Hyperlink"/>
             <w:lang w:val="ro-RO"/>
           </w:rPr>
-          <w:t xml:space="preserve">II.1. </w:t>
-        </w:r>
-        <w:r>
-          <w:rPr>
-            <w:rStyle w:val="Hyperlink"/>
-            <w:lang w:val="ro-RO"/>
-          </w:rPr>
-          <w:t>N</w:t>
-        </w:r>
-        <w:r>
-          <w:rPr>
-            <w:rStyle w:val="Hyperlink"/>
-            <w:lang w:val="ro-RO"/>
-          </w:rPr>
-          <w:t>ucleu</w:t>
+          <w:t>II.1. Nucleu</w:t>
         </w:r>
       </w:hyperlink>
       <w:r>
@@ -2634,6 +2723,8 @@
       <w:pPr>
         <w:pStyle w:val="NoSpacing"/>
         <w:rPr>
+          <w:i/>
+          <w:iCs/>
           <w:lang w:val="ro-RO"/>
         </w:rPr>
       </w:pPr>
@@ -2669,21 +2760,7 @@
             <w:rStyle w:val="Hyperlink"/>
             <w:lang w:val="ro-RO"/>
           </w:rPr>
-          <w:t>I.3.1. Depen</w:t>
-        </w:r>
-        <w:r>
-          <w:rPr>
-            <w:rStyle w:val="Hyperlink"/>
-            <w:lang w:val="ro-RO"/>
-          </w:rPr>
-          <w:t>d</w:t>
-        </w:r>
-        <w:r>
-          <w:rPr>
-            <w:rStyle w:val="Hyperlink"/>
-            <w:lang w:val="ro-RO"/>
-          </w:rPr>
-          <w:t>ențe</w:t>
+          <w:t>I.3.1. Dependențe</w:t>
         </w:r>
       </w:hyperlink>
       <w:r>
@@ -2700,6 +2777,14 @@
         </w:rPr>
         <w:t>Core</w:t>
       </w:r>
+    </w:p>
+    <w:p>
+      <w:pPr>
+        <w:pStyle w:val="NoSpacing"/>
+        <w:rPr>
+          <w:lang w:val="ro-RO"/>
+        </w:rPr>
+      </w:pPr>
     </w:p>
     <w:p>
       <w:pPr>
@@ -2833,14 +2918,14 @@
           <w:lang w:val="en-US"/>
         </w:rPr>
         <w:object w:dxaOrig="9026" w:dyaOrig="2471" w14:anchorId="5AA9B6B3">
-          <v:shape id="_x0000_i1234" type="#_x0000_t75" style="width:451.4pt;height:123.45pt" o:ole="">
-            <v:imagedata r:id="rId22" o:title=""/>
+          <v:shape id="_x0000_i1030" type="#_x0000_t75" style="width:451.35pt;height:123.65pt" o:ole="" o:bordertopcolor="this" o:borderleftcolor="this" o:borderbottomcolor="this" o:borderrightcolor="this">
+            <v:imagedata r:id="rId27" o:title=""/>
             <w10:bordertop type="single" width="4"/>
             <w10:borderleft type="single" width="4"/>
             <w10:borderbottom type="single" width="4"/>
             <w10:borderright type="single" width="4"/>
           </v:shape>
-          <o:OLEObject Type="Embed" ProgID="Word.OpenDocumentText.12" ShapeID="_x0000_i1234" DrawAspect="Content" ObjectID="_1837712088" r:id="rId23"/>
+          <o:OLEObject Type="Embed" ProgID="Word.OpenDocumentText.12" ShapeID="_x0000_i1030" DrawAspect="Content" ObjectID="_1837765795" r:id="rId28"/>
         </w:object>
       </w:r>
     </w:p>
@@ -2962,14 +3047,14 @@
           <w:lang w:val="en-US"/>
         </w:rPr>
         <w:object w:dxaOrig="9026" w:dyaOrig="806" w14:anchorId="2B6276FB">
-          <v:shape id="_x0000_i1218" type="#_x0000_t75" style="width:451.4pt;height:40.35pt" o:ole="">
-            <v:imagedata r:id="rId24" o:title=""/>
+          <v:shape id="_x0000_i1031" type="#_x0000_t75" style="width:451.35pt;height:40.35pt" o:ole="" o:bordertopcolor="this" o:borderleftcolor="this" o:borderbottomcolor="this" o:borderrightcolor="this">
+            <v:imagedata r:id="rId29" o:title=""/>
             <w10:bordertop type="single" width="4"/>
             <w10:borderleft type="single" width="4"/>
             <w10:borderbottom type="single" width="4"/>
             <w10:borderright type="single" width="4"/>
           </v:shape>
-          <o:OLEObject Type="Embed" ProgID="Word.OpenDocumentText.12" ShapeID="_x0000_i1218" DrawAspect="Content" ObjectID="_1837712089" r:id="rId25"/>
+          <o:OLEObject Type="Embed" ProgID="Word.OpenDocumentText.12" ShapeID="_x0000_i1031" DrawAspect="Content" ObjectID="_1837765796" r:id="rId30"/>
         </w:object>
       </w:r>
     </w:p>
@@ -3048,14 +3133,14 @@
           <w:lang w:val="en-US"/>
         </w:rPr>
         <w:object w:dxaOrig="9026" w:dyaOrig="806" w14:anchorId="1DA88245">
-          <v:shape id="_x0000_i1231" type="#_x0000_t75" style="width:451.4pt;height:40.35pt" o:ole="">
-            <v:imagedata r:id="rId26" o:title=""/>
+          <v:shape id="_x0000_i1032" type="#_x0000_t75" style="width:451.35pt;height:40.35pt" o:ole="" o:bordertopcolor="this" o:borderleftcolor="this" o:borderbottomcolor="this" o:borderrightcolor="this">
+            <v:imagedata r:id="rId31" o:title=""/>
             <w10:bordertop type="single" width="4"/>
             <w10:borderleft type="single" width="4"/>
             <w10:borderbottom type="single" width="4"/>
             <w10:borderright type="single" width="4"/>
           </v:shape>
-          <o:OLEObject Type="Embed" ProgID="Word.OpenDocumentText.12" ShapeID="_x0000_i1231" DrawAspect="Content" ObjectID="_1837712090" r:id="rId27"/>
+          <o:OLEObject Type="Embed" ProgID="Word.OpenDocumentText.12" ShapeID="_x0000_i1032" DrawAspect="Content" ObjectID="_1837765797" r:id="rId32"/>
         </w:object>
       </w:r>
     </w:p>
@@ -3152,14 +3237,14 @@
           <w:lang w:val="en-US"/>
         </w:rPr>
         <w:object w:dxaOrig="9026" w:dyaOrig="806" w14:anchorId="5FC8E17F">
-          <v:shape id="_x0000_i1220" type="#_x0000_t75" style="width:451.4pt;height:40.35pt" o:ole="">
-            <v:imagedata r:id="rId28" o:title=""/>
+          <v:shape id="_x0000_i1033" type="#_x0000_t75" style="width:451.35pt;height:40.35pt" o:ole="" o:bordertopcolor="this" o:borderleftcolor="this" o:borderbottomcolor="this" o:borderrightcolor="this">
+            <v:imagedata r:id="rId33" o:title=""/>
             <w10:bordertop type="single" width="4"/>
             <w10:borderleft type="single" width="4"/>
             <w10:borderbottom type="single" width="4"/>
             <w10:borderright type="single" width="4"/>
           </v:shape>
-          <o:OLEObject Type="Embed" ProgID="Word.OpenDocumentText.12" ShapeID="_x0000_i1220" DrawAspect="Content" ObjectID="_1837712091" r:id="rId29"/>
+          <o:OLEObject Type="Embed" ProgID="Word.OpenDocumentText.12" ShapeID="_x0000_i1033" DrawAspect="Content" ObjectID="_1837765798" r:id="rId34"/>
         </w:object>
       </w:r>
     </w:p>
@@ -3311,14 +3396,14 @@
           <w:lang w:val="en-US"/>
         </w:rPr>
         <w:object w:dxaOrig="9026" w:dyaOrig="1686" w14:anchorId="51B97F7C">
-          <v:shape id="_x0000_i1228" type="#_x0000_t75" style="width:451.4pt;height:84.25pt" o:ole="">
-            <v:imagedata r:id="rId30" o:title=""/>
+          <v:shape id="_x0000_i1034" type="#_x0000_t75" style="width:451.35pt;height:84.35pt" o:ole="" o:bordertopcolor="this" o:borderleftcolor="this" o:borderbottomcolor="this" o:borderrightcolor="this">
+            <v:imagedata r:id="rId35" o:title=""/>
             <w10:bordertop type="single" width="4"/>
             <w10:borderleft type="single" width="4"/>
             <w10:borderbottom type="single" width="4"/>
             <w10:borderright type="single" width="4"/>
           </v:shape>
-          <o:OLEObject Type="Embed" ProgID="Word.OpenDocumentText.12" ShapeID="_x0000_i1228" DrawAspect="Content" ObjectID="_1837712092" r:id="rId31"/>
+          <o:OLEObject Type="Embed" ProgID="Word.OpenDocumentText.12" ShapeID="_x0000_i1034" DrawAspect="Content" ObjectID="_1837765799" r:id="rId36"/>
         </w:object>
       </w:r>
     </w:p>
@@ -3370,37 +3455,807 @@
         </w:rPr>
         <w:tab/>
       </w:r>
-    </w:p>
-    <w:p>
+      <w:r>
+        <w:rPr>
+          <w:lang w:val="ro-RO"/>
+        </w:rPr>
+        <w:t>Sistemele de debug sunt notorii în lumea informaticii pentru dificultatea lor, mai ales în limbajele de programare cu un nivel de abstractizare scăzut, cum este C. Biblioteca noastră se folosește de un sistem de macrouri pentru a preveni cele mai comune erori.</w:t>
+      </w:r>
+    </w:p>
+    <w:p>
+      <w:pPr>
+        <w:pStyle w:val="NoSpacing"/>
+        <w:rPr>
+          <w:lang w:val="en-US"/>
+        </w:rPr>
+      </w:pPr>
+      <w:r>
+        <w:rPr>
+          <w:lang w:val="ro-RO"/>
+        </w:rPr>
+        <w:tab/>
+      </w:r>
+      <w:r>
+        <w:rPr>
+          <w:lang w:val="ro-RO"/>
+        </w:rPr>
+        <w:t>Mai întâi, biblioteca inițializează 2 buffere</w:t>
+      </w:r>
+      <w:r>
+        <w:rPr>
+          <w:rStyle w:val="FootnoteReference"/>
+          <w:lang w:val="ro-RO"/>
+        </w:rPr>
+        <w:footnoteReference w:id="6"/>
+      </w:r>
+      <w:r>
+        <w:rPr>
+          <w:lang w:val="ro-RO"/>
+        </w:rPr>
+        <w:t xml:space="preserve"> </w:t>
+      </w:r>
+      <w:r>
+        <w:rPr>
+          <w:lang w:val="ro-RO"/>
+        </w:rPr>
+        <w:t>și o stivă</w:t>
+      </w:r>
+      <w:r>
+        <w:rPr>
+          <w:lang w:val="ro-RO"/>
+        </w:rPr>
+        <w:t>. Acestea sunt</w:t>
+      </w:r>
+      <w:r>
+        <w:rPr>
+          <w:lang w:val="en-GB"/>
+        </w:rPr>
+        <w:t>:</w:t>
+      </w:r>
+    </w:p>
+    <w:p>
+      <w:pPr>
+        <w:pStyle w:val="NoSpacing"/>
+        <w:rPr>
+          <w:rFonts w:cs="Times New Roman"/>
+          <w:lang w:val="ro-RO"/>
+        </w:rPr>
+      </w:pPr>
+      <w:r>
+        <w:rPr>
+          <w:lang w:val="en-US"/>
+        </w:rPr>
+        <w:tab/>
+      </w:r>
+      <w:r>
+        <w:rPr>
+          <w:rFonts w:ascii="Consolas" w:hAnsi="Consolas"/>
+          <w:lang w:val="en-US"/>
+        </w:rPr>
+        <w:t>_internal_general_logs</w:t>
+      </w:r>
+      <w:r>
+        <w:rPr>
+          <w:rFonts w:cs="Times New Roman"/>
+          <w:lang w:val="en-US"/>
+        </w:rPr>
+        <w:t>,</w:t>
+      </w:r>
+      <w:r>
+        <w:rPr>
+          <w:rFonts w:cs="Times New Roman"/>
+          <w:lang w:val="en-US"/>
+        </w:rPr>
+        <w:t xml:space="preserve"> ce memorează un jurnal general </w:t>
+      </w:r>
+      <w:r>
+        <w:rPr>
+          <w:rFonts w:cs="Times New Roman"/>
+          <w:lang w:val="en-US"/>
+        </w:rPr>
+        <w:t>al activității desfășurate de aplicație, acesta este populat prin apelul următoarelor macrouri</w:t>
+      </w:r>
+      <w:r>
+        <w:rPr>
+          <w:rFonts w:cs="Times New Roman"/>
+          <w:lang w:val="en-GB"/>
+        </w:rPr>
+        <w:t xml:space="preserve">: </w:t>
+      </w:r>
+      <w:r>
+        <w:rPr>
+          <w:rFonts w:ascii="Consolas" w:hAnsi="Consolas" w:cs="Times New Roman"/>
+          <w:lang w:val="en-GB"/>
+        </w:rPr>
+        <w:t>LOG(…)</w:t>
+      </w:r>
+      <w:r>
+        <w:rPr>
+          <w:rFonts w:cs="Times New Roman"/>
+          <w:lang w:val="en-GB"/>
+        </w:rPr>
+        <w:t xml:space="preserve">, </w:t>
+      </w:r>
+      <w:r>
+        <w:rPr>
+          <w:rFonts w:ascii="Consolas" w:hAnsi="Consolas" w:cs="Times New Roman"/>
+          <w:lang w:val="en-GB"/>
+        </w:rPr>
+        <w:t>LOG_WARN(…)</w:t>
+      </w:r>
+      <w:r>
+        <w:rPr>
+          <w:rFonts w:cs="Times New Roman"/>
+          <w:lang w:val="en-GB"/>
+        </w:rPr>
+        <w:t xml:space="preserve">, </w:t>
+      </w:r>
+      <w:r>
+        <w:rPr>
+          <w:rFonts w:ascii="Consolas" w:hAnsi="Consolas" w:cs="Times New Roman"/>
+          <w:lang w:val="en-GB"/>
+        </w:rPr>
+        <w:t>LOG_ERR(…)</w:t>
+      </w:r>
+      <w:r>
+        <w:rPr>
+          <w:rFonts w:cs="Times New Roman"/>
+          <w:lang w:val="en-GB"/>
+        </w:rPr>
+        <w:t xml:space="preserve">, </w:t>
+      </w:r>
+      <w:r>
+        <w:rPr>
+          <w:rFonts w:ascii="Consolas" w:hAnsi="Consolas" w:cs="Times New Roman"/>
+          <w:lang w:val="en-GB"/>
+        </w:rPr>
+        <w:t>ASSERT(…)</w:t>
+      </w:r>
+      <w:r>
+        <w:rPr>
+          <w:rFonts w:cs="Times New Roman"/>
+          <w:lang w:val="en-GB"/>
+        </w:rPr>
+        <w:t>. Formatul acceptat de aceste macrouri este echivalent cu cel folosit de func</w:t>
+      </w:r>
+      <w:r>
+        <w:rPr>
+          <w:rFonts w:cs="Times New Roman"/>
+          <w:lang w:val="ro-RO"/>
+        </w:rPr>
+        <w:t xml:space="preserve">țiile de afișare din biblioteca standard </w:t>
+      </w:r>
+      <w:r>
+        <w:rPr>
+          <w:rFonts w:ascii="Consolas" w:hAnsi="Consolas" w:cs="Times New Roman"/>
+          <w:lang w:val="en-GB"/>
+        </w:rPr>
+        <w:t>&lt;stdio.h&gt;</w:t>
+      </w:r>
+      <w:r>
+        <w:rPr>
+          <w:rFonts w:cs="Times New Roman"/>
+          <w:lang w:val="ro-RO"/>
+        </w:rPr>
+        <w:t>.</w:t>
+      </w:r>
+    </w:p>
+    <w:p>
+      <w:pPr>
+        <w:pStyle w:val="NoSpacing"/>
+        <w:rPr>
+          <w:rFonts w:cs="Times New Roman"/>
+          <w:lang w:val="ro-RO"/>
+        </w:rPr>
+      </w:pPr>
+      <w:r>
+        <w:rPr>
+          <w:rFonts w:cs="Times New Roman"/>
+          <w:lang w:val="ro-RO"/>
+        </w:rPr>
+        <w:tab/>
+      </w:r>
+      <w:r>
+        <w:rPr>
+          <w:rFonts w:ascii="Consolas" w:hAnsi="Consolas" w:cs="Times New Roman"/>
+          <w:lang w:val="ro-RO"/>
+        </w:rPr>
+        <w:t>_internal_memory_logs</w:t>
+      </w:r>
+      <w:r>
+        <w:rPr>
+          <w:rFonts w:cs="Times New Roman"/>
+          <w:lang w:val="ro-RO"/>
+        </w:rPr>
+        <w:t xml:space="preserve">,  ce, prin redefinirea funcțiilor de manipulare a memoriei dinamice </w:t>
+      </w:r>
+      <w:r>
+        <w:rPr>
+          <w:rFonts w:ascii="Consolas" w:hAnsi="Consolas" w:cs="Times New Roman"/>
+          <w:lang w:val="ro-RO"/>
+        </w:rPr>
+        <w:t>malloc</w:t>
+      </w:r>
+      <w:r>
+        <w:rPr>
+          <w:rFonts w:cs="Times New Roman"/>
+          <w:lang w:val="ro-RO"/>
+        </w:rPr>
+        <w:t xml:space="preserve">, </w:t>
+      </w:r>
+      <w:r>
+        <w:rPr>
+          <w:rFonts w:ascii="Consolas" w:hAnsi="Consolas" w:cs="Times New Roman"/>
+          <w:lang w:val="ro-RO"/>
+        </w:rPr>
+        <w:t>calloc</w:t>
+      </w:r>
+      <w:r>
+        <w:rPr>
+          <w:rFonts w:cs="Times New Roman"/>
+          <w:lang w:val="ro-RO"/>
+        </w:rPr>
+        <w:t xml:space="preserve">, </w:t>
+      </w:r>
+      <w:r>
+        <w:rPr>
+          <w:rFonts w:ascii="Consolas" w:hAnsi="Consolas" w:cs="Times New Roman"/>
+          <w:lang w:val="ro-RO"/>
+        </w:rPr>
+        <w:t>realloc</w:t>
+      </w:r>
+      <w:r>
+        <w:rPr>
+          <w:rFonts w:cs="Times New Roman"/>
+          <w:lang w:val="ro-RO"/>
+        </w:rPr>
+        <w:t xml:space="preserve"> și </w:t>
+      </w:r>
+      <w:r>
+        <w:rPr>
+          <w:rFonts w:ascii="Consolas" w:hAnsi="Consolas" w:cs="Times New Roman"/>
+          <w:lang w:val="ro-RO"/>
+        </w:rPr>
+        <w:t>free</w:t>
+      </w:r>
+      <w:r>
+        <w:rPr>
+          <w:rFonts w:cs="Times New Roman"/>
+          <w:lang w:val="ro-RO"/>
+        </w:rPr>
+        <w:t>, ține evidența alocărilor și dealocărilor memoriei dinamice, calculează memoria totală utilizată și verifică dacă toate ariile de memorie au fost dealocate</w:t>
+      </w:r>
+      <w:r>
+        <w:rPr>
+          <w:rFonts w:cs="Times New Roman"/>
+          <w:lang w:val="ro-RO"/>
+        </w:rPr>
+        <w:t xml:space="preserve">. (Doar dacă </w:t>
+      </w:r>
+      <w:r>
+        <w:rPr>
+          <w:rFonts w:ascii="Consolas" w:hAnsi="Consolas" w:cs="Times New Roman"/>
+          <w:lang w:val="ro-RO"/>
+        </w:rPr>
+        <w:t>ENN_DEBUG_MODE</w:t>
+      </w:r>
+      <w:r>
+        <w:rPr>
+          <w:rFonts w:cs="Times New Roman"/>
+          <w:lang w:val="ro-RO"/>
+        </w:rPr>
+        <w:t xml:space="preserve"> este definit)</w:t>
+      </w:r>
+    </w:p>
+    <w:p>
+      <w:pPr>
+        <w:pStyle w:val="NoSpacing"/>
+        <w:rPr>
+          <w:rFonts w:cs="Times New Roman"/>
+          <w:lang w:val="ro-RO"/>
+        </w:rPr>
+      </w:pPr>
+      <w:r>
+        <w:rPr>
+          <w:rFonts w:cs="Times New Roman"/>
+          <w:lang w:val="ro-RO"/>
+        </w:rPr>
+        <w:tab/>
+      </w:r>
+      <w:r>
+        <w:rPr>
+          <w:rFonts w:ascii="Consolas" w:hAnsi="Consolas" w:cs="Times New Roman"/>
+          <w:lang w:val="ro-RO"/>
+        </w:rPr>
+        <w:t>_internal_call_stack</w:t>
+      </w:r>
+      <w:r>
+        <w:rPr>
+          <w:rFonts w:cs="Times New Roman"/>
+          <w:lang w:val="ro-RO"/>
+        </w:rPr>
+        <w:t>, ce simulează stiva de apeluri a funcțiilor</w:t>
+      </w:r>
+      <w:r>
+        <w:rPr>
+          <w:rFonts w:cs="Times New Roman"/>
+          <w:lang w:val="ro-RO"/>
+        </w:rPr>
+        <w:t xml:space="preserve">. Datorită limitărilor limbajului, pentru a menține această stivă, este necesar apelul unui macro </w:t>
+      </w:r>
+      <w:r>
+        <w:rPr>
+          <w:rFonts w:ascii="Consolas" w:hAnsi="Consolas" w:cs="Times New Roman"/>
+          <w:lang w:val="ro-RO"/>
+        </w:rPr>
+        <w:t>DEBUG_TRACE</w:t>
+      </w:r>
+      <w:r>
+        <w:rPr>
+          <w:rFonts w:ascii="Consolas" w:hAnsi="Consolas" w:cs="Times New Roman"/>
+          <w:lang w:val="en-GB"/>
+        </w:rPr>
+        <w:t>(…)</w:t>
+      </w:r>
+      <w:r>
+        <w:rPr>
+          <w:rFonts w:cs="Times New Roman"/>
+          <w:lang w:val="ro-RO"/>
+        </w:rPr>
+        <w:t xml:space="preserve">, ce poate fi apelat fără argumente pentru a extrage numele funcției în care a fost apelat, sau cu un singur argument, reprezentând un nume pentru funcția în care se află. Similar, macroul </w:t>
+      </w:r>
+      <w:r>
+        <w:rPr>
+          <w:rFonts w:ascii="Consolas" w:hAnsi="Consolas" w:cs="Times New Roman"/>
+          <w:lang w:val="ro-RO"/>
+        </w:rPr>
+        <w:t>DEBUG_UNTRACE()</w:t>
+      </w:r>
+      <w:r>
+        <w:rPr>
+          <w:rFonts w:cs="Times New Roman"/>
+          <w:lang w:val="ro-RO"/>
+        </w:rPr>
+        <w:t xml:space="preserve"> trebuie apelat înainte ca funcția să returneze pentru a o elimina din stivă.</w:t>
+      </w:r>
+      <w:r>
+        <w:rPr>
+          <w:rFonts w:cs="Times New Roman"/>
+          <w:lang w:val="ro-RO"/>
+        </w:rPr>
+        <w:t xml:space="preserve"> (Doar dacă </w:t>
+      </w:r>
+      <w:r>
+        <w:rPr>
+          <w:rFonts w:ascii="Consolas" w:hAnsi="Consolas" w:cs="Times New Roman"/>
+          <w:lang w:val="ro-RO"/>
+        </w:rPr>
+        <w:t>ENN_DEBUG_MODE</w:t>
+      </w:r>
+      <w:r>
+        <w:rPr>
+          <w:rFonts w:cs="Times New Roman"/>
+          <w:lang w:val="ro-RO"/>
+        </w:rPr>
+        <w:t xml:space="preserve"> este definit)</w:t>
+      </w:r>
+    </w:p>
+    <w:p>
+      <w:pPr>
+        <w:pStyle w:val="NoSpacing"/>
+        <w:rPr>
+          <w:rFonts w:cs="Times New Roman"/>
+          <w:lang w:val="ro-RO"/>
+        </w:rPr>
+      </w:pPr>
+    </w:p>
+    <w:p>
+      <w:pPr>
+        <w:pStyle w:val="NoSpacing"/>
+        <w:rPr>
+          <w:rFonts w:cs="Times New Roman"/>
+          <w:lang w:val="ro-RO"/>
+        </w:rPr>
+      </w:pPr>
+      <w:r>
+        <w:rPr>
+          <w:rFonts w:cs="Times New Roman"/>
+          <w:lang w:val="ro-RO"/>
+        </w:rPr>
+        <w:tab/>
+        <w:t>Biblioteca oferă următoarele macrouri</w:t>
+      </w:r>
+      <w:r>
+        <w:rPr>
+          <w:rFonts w:cs="Times New Roman"/>
+          <w:lang w:val="en-GB"/>
+        </w:rPr>
+        <w:t>:</w:t>
+      </w:r>
+    </w:p>
+    <w:p>
+      <w:pPr>
+        <w:pStyle w:val="NoSpacing"/>
+        <w:rPr>
+          <w:rFonts w:cs="Times New Roman"/>
+          <w:lang w:val="en-GB"/>
+        </w:rPr>
+      </w:pPr>
+      <w:r>
+        <w:rPr>
+          <w:rFonts w:cs="Times New Roman"/>
+          <w:lang w:val="ro-RO"/>
+        </w:rPr>
+        <w:tab/>
+      </w:r>
+      <w:r>
+        <w:rPr>
+          <w:rFonts w:ascii="Consolas" w:hAnsi="Consolas" w:cs="Times New Roman"/>
+          <w:lang w:val="en-GB"/>
+        </w:rPr>
+        <w:t>LOG(…)</w:t>
+      </w:r>
+      <w:r>
+        <w:rPr>
+          <w:rFonts w:cs="Times New Roman"/>
+          <w:lang w:val="en-GB"/>
+        </w:rPr>
+        <w:t xml:space="preserve"> ce </w:t>
+      </w:r>
+      <w:r>
+        <w:rPr>
+          <w:rFonts w:cs="Times New Roman"/>
+          <w:lang w:val="en-GB"/>
+        </w:rPr>
+        <w:t xml:space="preserve">scrie mesajul transmis, într-un mod echivalent cu funcții precum </w:t>
+      </w:r>
+      <w:r>
+        <w:rPr>
+          <w:rFonts w:ascii="Consolas" w:hAnsi="Consolas" w:cs="Times New Roman"/>
+          <w:lang w:val="en-GB"/>
+        </w:rPr>
+        <w:t>printf()</w:t>
+      </w:r>
+      <w:r>
+        <w:rPr>
+          <w:rFonts w:cs="Times New Roman"/>
+          <w:lang w:val="en-GB"/>
+        </w:rPr>
+        <w:t xml:space="preserve">, </w:t>
+      </w:r>
+      <w:r>
+        <w:rPr>
+          <w:rFonts w:ascii="Consolas" w:hAnsi="Consolas" w:cs="Times New Roman"/>
+          <w:lang w:val="en-GB"/>
+        </w:rPr>
+        <w:t>fprintf()</w:t>
+      </w:r>
+      <w:r>
+        <w:rPr>
+          <w:rFonts w:cs="Times New Roman"/>
+          <w:lang w:val="en-GB"/>
+        </w:rPr>
+        <w:t>.</w:t>
+      </w:r>
+    </w:p>
+    <w:p>
+      <w:pPr>
+        <w:pStyle w:val="NoSpacing"/>
+        <w:rPr>
+          <w:rFonts w:cs="Times New Roman"/>
+          <w:lang w:val="en-GB"/>
+        </w:rPr>
+      </w:pPr>
+      <w:r>
+        <w:rPr>
+          <w:rFonts w:cs="Times New Roman"/>
+          <w:lang w:val="en-GB"/>
+        </w:rPr>
+        <w:tab/>
+      </w:r>
+      <w:r>
+        <w:rPr>
+          <w:rFonts w:ascii="Consolas" w:hAnsi="Consolas" w:cs="Times New Roman"/>
+          <w:lang w:val="en-GB"/>
+        </w:rPr>
+        <w:t>LOG_WARN(…)</w:t>
+      </w:r>
+      <w:r>
+        <w:rPr>
+          <w:rFonts w:cs="Times New Roman"/>
+          <w:lang w:val="en-GB"/>
+        </w:rPr>
+        <w:t>, ce scrie mesajul transmis, adăugând evidența liniei și fișierului în care a fost apelat.</w:t>
+      </w:r>
+    </w:p>
+    <w:p>
+      <w:pPr>
+        <w:pStyle w:val="NoSpacing"/>
+        <w:rPr>
+          <w:rFonts w:cs="Times New Roman"/>
+          <w:lang w:val="en-GB"/>
+        </w:rPr>
+      </w:pPr>
+      <w:r>
+        <w:rPr>
+          <w:rFonts w:cs="Times New Roman"/>
+          <w:lang w:val="en-GB"/>
+        </w:rPr>
+        <w:tab/>
+      </w:r>
+      <w:r>
+        <w:rPr>
+          <w:rFonts w:ascii="Consolas" w:hAnsi="Consolas" w:cs="Times New Roman"/>
+          <w:lang w:val="en-GB"/>
+        </w:rPr>
+        <w:t>LOG_ERR(…)</w:t>
+      </w:r>
+      <w:r>
+        <w:rPr>
+          <w:rFonts w:cs="Times New Roman"/>
+          <w:lang w:val="en-GB"/>
+        </w:rPr>
+        <w:t>, ce scrie mesajul transmis, adaugă evidența liniei și fișierului și închide complet programul.</w:t>
+      </w:r>
+    </w:p>
+    <w:p>
+      <w:pPr>
+        <w:pStyle w:val="NoSpacing"/>
+        <w:rPr>
+          <w:rFonts w:cs="Times New Roman"/>
+          <w:lang w:val="en-GB"/>
+        </w:rPr>
+      </w:pPr>
+      <w:r>
+        <w:rPr>
+          <w:rFonts w:cs="Times New Roman"/>
+          <w:lang w:val="en-GB"/>
+        </w:rPr>
+        <w:tab/>
+      </w:r>
+      <w:r>
+        <w:rPr>
+          <w:rFonts w:ascii="Consolas" w:hAnsi="Consolas" w:cs="Times New Roman"/>
+          <w:lang w:val="en-GB"/>
+        </w:rPr>
+        <w:t>ASSERT(…)</w:t>
+      </w:r>
+      <w:r>
+        <w:rPr>
+          <w:rFonts w:cs="Times New Roman"/>
+          <w:lang w:val="en-GB"/>
+        </w:rPr>
+        <w:t xml:space="preserve">, ce poate fi apelat cu 1 argument, reprezentând o expresie logică pe care o evaluează, în cazul în care expresia este falsă, programul este închis. Dacă este apelat cu mai mult de 1 argument, macroul se comport similar dar scrie și mesajul transmis. </w:t>
+      </w:r>
+    </w:p>
+    <w:p>
+      <w:pPr>
+        <w:pStyle w:val="NoSpacing"/>
+        <w:rPr>
+          <w:rFonts w:cs="Times New Roman"/>
+          <w:lang w:val="en-GB"/>
+        </w:rPr>
+      </w:pPr>
+    </w:p>
+    <w:p>
+      <w:pPr>
+        <w:pStyle w:val="NoSpacing"/>
+        <w:rPr>
+          <w:rFonts w:cs="Times New Roman"/>
+          <w:lang w:val="ro-RO"/>
+        </w:rPr>
+      </w:pPr>
+      <w:r>
+        <w:rPr>
+          <w:rFonts w:cs="Times New Roman"/>
+          <w:lang w:val="en-GB"/>
+        </w:rPr>
+        <w:tab/>
+        <w:t xml:space="preserve">Biblioteca oferă macrourile echivalente </w:t>
+      </w:r>
+      <w:r>
+        <w:rPr>
+          <w:rFonts w:ascii="Consolas" w:hAnsi="Consolas" w:cs="Times New Roman"/>
+          <w:lang w:val="en-GB"/>
+        </w:rPr>
+        <w:t>DEBUG_LOG(…)</w:t>
+      </w:r>
+      <w:r>
+        <w:rPr>
+          <w:rFonts w:cs="Times New Roman"/>
+          <w:lang w:val="en-GB"/>
+        </w:rPr>
+        <w:t xml:space="preserve">, </w:t>
+      </w:r>
+      <w:r>
+        <w:rPr>
+          <w:rFonts w:ascii="Consolas" w:hAnsi="Consolas" w:cs="Times New Roman"/>
+          <w:lang w:val="en-GB"/>
+        </w:rPr>
+        <w:t>DEBUG_LOG_WARN(…)</w:t>
+      </w:r>
+      <w:r>
+        <w:rPr>
+          <w:rFonts w:cs="Times New Roman"/>
+          <w:lang w:val="en-GB"/>
+        </w:rPr>
+        <w:t xml:space="preserve">, </w:t>
+      </w:r>
+      <w:r>
+        <w:rPr>
+          <w:rFonts w:ascii="Consolas" w:hAnsi="Consolas" w:cs="Times New Roman"/>
+          <w:lang w:val="en-GB"/>
+        </w:rPr>
+        <w:t>DEBUG_LOG_ERR(…)</w:t>
+      </w:r>
+      <w:r>
+        <w:rPr>
+          <w:rFonts w:cs="Times New Roman"/>
+          <w:lang w:val="en-GB"/>
+        </w:rPr>
+        <w:t xml:space="preserve"> și</w:t>
+      </w:r>
+      <w:r>
+        <w:rPr>
+          <w:rFonts w:ascii="Consolas" w:hAnsi="Consolas" w:cs="Times New Roman"/>
+          <w:lang w:val="en-GB"/>
+        </w:rPr>
+        <w:t xml:space="preserve"> DEBUG_ASSERT(…)</w:t>
+      </w:r>
+      <w:r>
+        <w:rPr>
+          <w:rFonts w:cs="Times New Roman"/>
+          <w:lang w:val="en-GB"/>
+        </w:rPr>
+        <w:t xml:space="preserve">. </w:t>
+      </w:r>
+      <w:r>
+        <w:rPr>
+          <w:rFonts w:cs="Times New Roman"/>
+          <w:lang w:val="ro-RO"/>
+        </w:rPr>
+        <w:t xml:space="preserve">(Doar dacă </w:t>
+      </w:r>
+      <w:r>
+        <w:rPr>
+          <w:rFonts w:ascii="Consolas" w:hAnsi="Consolas" w:cs="Times New Roman"/>
+          <w:lang w:val="ro-RO"/>
+        </w:rPr>
+        <w:t>ENN_DEBUG_MODE</w:t>
+      </w:r>
+      <w:r>
+        <w:rPr>
+          <w:rFonts w:cs="Times New Roman"/>
+          <w:lang w:val="ro-RO"/>
+        </w:rPr>
+        <w:t xml:space="preserve"> este definit)</w:t>
+      </w:r>
+    </w:p>
+    <w:p>
+      <w:pPr>
+        <w:pStyle w:val="NoSpacing"/>
+        <w:rPr>
+          <w:rFonts w:cs="Times New Roman"/>
+          <w:lang w:val="ro-RO"/>
+        </w:rPr>
+      </w:pPr>
+    </w:p>
+    <w:p>
+      <w:pPr>
+        <w:pStyle w:val="NoSpacing"/>
+        <w:rPr>
+          <w:rFonts w:cs="Times New Roman"/>
+          <w:lang w:val="en-GB"/>
+        </w:rPr>
+      </w:pPr>
+      <w:r>
+        <w:rPr>
+          <w:rFonts w:cs="Times New Roman"/>
+          <w:lang w:val="ro-RO"/>
+        </w:rPr>
+        <w:tab/>
+        <w:t xml:space="preserve">După terminarea programului, bufferele sunt scrise în memorie în fișiere din directorul </w:t>
+      </w:r>
+      <w:r>
+        <w:rPr>
+          <w:rFonts w:cs="Times New Roman"/>
+          <w:i/>
+          <w:iCs/>
+          <w:lang w:val="ro-RO"/>
+        </w:rPr>
+        <w:t>Simulation/Data/Logs</w:t>
+      </w:r>
+      <w:r>
+        <w:rPr>
+          <w:rFonts w:cs="Times New Roman"/>
+          <w:lang w:val="ro-RO"/>
+        </w:rPr>
+        <w:t>. Spre exemplu</w:t>
+      </w:r>
+      <w:r>
+        <w:rPr>
+          <w:rFonts w:cs="Times New Roman"/>
+          <w:lang w:val="en-GB"/>
+        </w:rPr>
+        <w:t>:</w:t>
+      </w:r>
+    </w:p>
+    <w:p>
+      <w:pPr>
+        <w:pStyle w:val="NoSpacing"/>
+        <w:rPr>
+          <w:rFonts w:cs="Times New Roman"/>
+          <w:lang w:val="en-US"/>
+        </w:rPr>
+      </w:pPr>
+    </w:p>
+    <w:bookmarkStart w:id="20" w:name="_MON_1837753066"/>
+    <w:bookmarkEnd w:id="20"/>
+    <w:p>
+      <w:pPr>
+        <w:pStyle w:val="NoSpacing"/>
+        <w:rPr>
+          <w:rFonts w:cs="Times New Roman"/>
+          <w:lang w:val="en-US"/>
+        </w:rPr>
+      </w:pPr>
+      <w:r>
+        <w:rPr>
+          <w:lang w:val="en-US"/>
+        </w:rPr>
+        <w:object w:dxaOrig="9026" w:dyaOrig="3170" w14:anchorId="6957392A">
+          <v:shape id="_x0000_i1042" type="#_x0000_t75" style="width:451.35pt;height:158.65pt" o:ole="">
+            <v:imagedata r:id="rId37" o:title=""/>
+            <w10:bordertop type="single" width="4"/>
+            <w10:borderleft type="single" width="4"/>
+            <w10:borderbottom type="single" width="4"/>
+            <w10:borderright type="single" width="4"/>
+          </v:shape>
+          <o:OLEObject Type="Embed" ProgID="Word.OpenDocumentText.12" ShapeID="_x0000_i1042" DrawAspect="Content" ObjectID="_1837765800" r:id="rId38"/>
+        </w:object>
+      </w:r>
+    </w:p>
+    <w:p>
+      <w:pPr>
+        <w:rPr>
+          <w:lang w:val="ro-RO"/>
+        </w:rPr>
+      </w:pPr>
       <w:r>
         <w:t>II.1.2. Opțional</w:t>
       </w:r>
+      <w:r>
+        <w:rPr>
+          <w:lang w:val="ro-RO"/>
+        </w:rPr>
+        <w:t xml:space="preserve"> </w:t>
+      </w:r>
     </w:p>
     <w:p>
       <w:pPr>
         <w:pStyle w:val="Heading2"/>
       </w:pPr>
-      <w:bookmarkStart w:id="20" w:name="_Toc227084078"/>
       <w:bookmarkStart w:id="21" w:name="_II.2._Aplicație"/>
+      <w:bookmarkStart w:id="22" w:name="_Toc227084078"/>
       <w:bookmarkEnd w:id="21"/>
       <w:r>
         <w:t>II.2. Aplicație</w:t>
       </w:r>
-      <w:bookmarkEnd w:id="20"/>
+      <w:bookmarkEnd w:id="22"/>
     </w:p>
     <w:p>
       <w:pPr>
         <w:pStyle w:val="Heading1"/>
       </w:pPr>
-      <w:bookmarkStart w:id="22" w:name="_Toc227084079"/>
+      <w:bookmarkStart w:id="23" w:name="_Toc227084079"/>
       <w:r>
         <w:t>III. Detalii tehnice</w:t>
       </w:r>
-      <w:bookmarkEnd w:id="22"/>
+      <w:bookmarkEnd w:id="23"/>
     </w:p>
     <w:p/>
     <w:sectPr>
-      <w:footerReference w:type="first" r:id="rId32"/>
+      <w:footerReference w:type="first" r:id="rId39"/>
       <w:pgSz w:w="11906" w:h="16838"/>
       <w:pgMar w:top="1440" w:right="1440" w:bottom="1440" w:left="1440" w:header="709" w:footer="708" w:gutter="0"/>
       <w:pgNumType w:start="3"/>
@@ -3765,6 +4620,37 @@
       </w:r>
     </w:p>
   </w:footnote>
+  <w:footnote w:id="6">
+    <w:p>
+      <w:pPr>
+        <w:pStyle w:val="FootnoteText"/>
+        <w:rPr>
+          <w:lang w:val="ro-RO"/>
+        </w:rPr>
+      </w:pPr>
+      <w:r>
+        <w:rPr>
+          <w:rStyle w:val="FootnoteReference"/>
+        </w:rPr>
+        <w:footnoteRef/>
+      </w:r>
+      <w:r>
+        <w:t xml:space="preserve"> </w:t>
+      </w:r>
+      <w:r>
+        <w:rPr>
+          <w:lang w:val="ro-RO"/>
+        </w:rPr>
+        <w:t>Buffer = Arie de memorie intermediară</w:t>
+      </w:r>
+      <w:r>
+        <w:rPr>
+          <w:lang w:val="ro-RO"/>
+        </w:rPr>
+        <w:t xml:space="preserve"> utilizată, de obicei, pentru a reduce apelul unor funcții sau transferul frecvent de date</w:t>
+      </w:r>
+    </w:p>
+  </w:footnote>
 </w:footnotes>
 </file>
 
@@ -4266,7 +5152,7 @@
         <w:kern w:val="2"/>
         <w:sz w:val="24"/>
         <w:szCs w:val="24"/>
-        <w:lang w:val="en-001" w:eastAsia="en-US" w:bidi="ar-SA"/>
+        <w:lang w:eastAsia="en-US" w:bidi="ar-SA"/>
         <w14:ligatures w14:val="standardContextual"/>
       </w:rPr>
     </w:rPrDefault>
@@ -5340,7 +6226,5107 @@
       <w:u w:val="single"/>
     </w:rPr>
   </w:style>
+  <w:style w:type="paragraph" w:styleId="Caption">
+    <w:name w:val="caption"/>
+    <w:basedOn w:val="Normal"/>
+    <w:next w:val="Normal"/>
+    <w:uiPriority w:val="35"/>
+    <w:unhideWhenUsed/>
+    <w:qFormat/>
+    <w:rsid w:val="006F35E5"/>
+    <w:pPr>
+      <w:spacing w:after="200" w:line="240" w:lineRule="auto"/>
+    </w:pPr>
+    <w:rPr>
+      <w:i/>
+      <w:iCs/>
+      <w:color w:val="0E2841" w:themeColor="text2"/>
+      <w:sz w:val="18"/>
+      <w:szCs w:val="18"/>
+    </w:rPr>
+  </w:style>
 </w:styles>
+</file>
+
+<file path=word/diagrams/colors1.xml><?xml version="1.0" encoding="utf-8"?>
+<dgm:colorsDef xmlns:dgm="http://schemas.openxmlformats.org/drawingml/2006/diagram" xmlns:a="http://schemas.openxmlformats.org/drawingml/2006/main" uniqueId="urn:microsoft.com/office/officeart/2005/8/colors/accent0_1">
+  <dgm:title val=""/>
+  <dgm:desc val=""/>
+  <dgm:catLst>
+    <dgm:cat type="mainScheme" pri="10100"/>
+  </dgm:catLst>
+  <dgm:styleLbl name="node0">
+    <dgm:fillClrLst meth="repeat">
+      <a:schemeClr val="lt1"/>
+    </dgm:fillClrLst>
+    <dgm:linClrLst meth="repeat">
+      <a:schemeClr val="dk1">
+        <a:shade val="80000"/>
+      </a:schemeClr>
+    </dgm:linClrLst>
+    <dgm:effectClrLst/>
+    <dgm:txLinClrLst/>
+    <dgm:txFillClrLst meth="repeat">
+      <a:schemeClr val="dk1"/>
+    </dgm:txFillClrLst>
+    <dgm:txEffectClrLst/>
+  </dgm:styleLbl>
+  <dgm:styleLbl name="node1">
+    <dgm:fillClrLst meth="repeat">
+      <a:schemeClr val="lt1"/>
+    </dgm:fillClrLst>
+    <dgm:linClrLst meth="repeat">
+      <a:schemeClr val="dk1">
+        <a:shade val="80000"/>
+      </a:schemeClr>
+    </dgm:linClrLst>
+    <dgm:effectClrLst/>
+    <dgm:txLinClrLst/>
+    <dgm:txFillClrLst meth="repeat">
+      <a:schemeClr val="dk1"/>
+    </dgm:txFillClrLst>
+    <dgm:txEffectClrLst/>
+  </dgm:styleLbl>
+  <dgm:styleLbl name="alignNode1">
+    <dgm:fillClrLst meth="repeat">
+      <a:schemeClr val="lt1"/>
+    </dgm:fillClrLst>
+    <dgm:linClrLst meth="repeat">
+      <a:schemeClr val="dk1">
+        <a:shade val="80000"/>
+      </a:schemeClr>
+    </dgm:linClrLst>
+    <dgm:effectClrLst/>
+    <dgm:txLinClrLst/>
+    <dgm:txFillClrLst meth="repeat">
+      <a:schemeClr val="dk1"/>
+    </dgm:txFillClrLst>
+    <dgm:txEffectClrLst/>
+  </dgm:styleLbl>
+  <dgm:styleLbl name="lnNode1">
+    <dgm:fillClrLst meth="repeat">
+      <a:schemeClr val="lt1"/>
+    </dgm:fillClrLst>
+    <dgm:linClrLst meth="repeat">
+      <a:schemeClr val="dk1">
+        <a:shade val="80000"/>
+      </a:schemeClr>
+    </dgm:linClrLst>
+    <dgm:effectClrLst/>
+    <dgm:txLinClrLst/>
+    <dgm:txFillClrLst meth="repeat">
+      <a:schemeClr val="dk1"/>
+    </dgm:txFillClrLst>
+    <dgm:txEffectClrLst/>
+  </dgm:styleLbl>
+  <dgm:styleLbl name="vennNode1">
+    <dgm:fillClrLst meth="repeat">
+      <a:schemeClr val="lt1">
+        <a:alpha val="50000"/>
+      </a:schemeClr>
+    </dgm:fillClrLst>
+    <dgm:linClrLst meth="repeat">
+      <a:schemeClr val="dk1">
+        <a:shade val="80000"/>
+      </a:schemeClr>
+    </dgm:linClrLst>
+    <dgm:effectClrLst/>
+    <dgm:txLinClrLst/>
+    <dgm:txFillClrLst/>
+    <dgm:txEffectClrLst/>
+  </dgm:styleLbl>
+  <dgm:styleLbl name="node2">
+    <dgm:fillClrLst meth="repeat">
+      <a:schemeClr val="lt1"/>
+    </dgm:fillClrLst>
+    <dgm:linClrLst meth="repeat">
+      <a:schemeClr val="dk1">
+        <a:shade val="80000"/>
+      </a:schemeClr>
+    </dgm:linClrLst>
+    <dgm:effectClrLst/>
+    <dgm:txLinClrLst/>
+    <dgm:txFillClrLst meth="repeat">
+      <a:schemeClr val="dk1"/>
+    </dgm:txFillClrLst>
+    <dgm:txEffectClrLst/>
+  </dgm:styleLbl>
+  <dgm:styleLbl name="node3">
+    <dgm:fillClrLst meth="repeat">
+      <a:schemeClr val="lt1"/>
+    </dgm:fillClrLst>
+    <dgm:linClrLst meth="repeat">
+      <a:schemeClr val="dk1">
+        <a:shade val="80000"/>
+      </a:schemeClr>
+    </dgm:linClrLst>
+    <dgm:effectClrLst/>
+    <dgm:txLinClrLst/>
+    <dgm:txFillClrLst meth="repeat">
+      <a:schemeClr val="dk1"/>
+    </dgm:txFillClrLst>
+    <dgm:txEffectClrLst/>
+  </dgm:styleLbl>
+  <dgm:styleLbl name="node4">
+    <dgm:fillClrLst meth="repeat">
+      <a:schemeClr val="lt1"/>
+    </dgm:fillClrLst>
+    <dgm:linClrLst meth="repeat">
+      <a:schemeClr val="dk1">
+        <a:shade val="80000"/>
+      </a:schemeClr>
+    </dgm:linClrLst>
+    <dgm:effectClrLst/>
+    <dgm:txLinClrLst/>
+    <dgm:txFillClrLst meth="repeat">
+      <a:schemeClr val="dk1"/>
+    </dgm:txFillClrLst>
+    <dgm:txEffectClrLst/>
+  </dgm:styleLbl>
+  <dgm:styleLbl name="fgImgPlace1">
+    <dgm:fillClrLst meth="repeat">
+      <a:schemeClr val="dk1">
+        <a:tint val="40000"/>
+      </a:schemeClr>
+    </dgm:fillClrLst>
+    <dgm:linClrLst meth="repeat">
+      <a:schemeClr val="dk1">
+        <a:shade val="80000"/>
+      </a:schemeClr>
+    </dgm:linClrLst>
+    <dgm:effectClrLst/>
+    <dgm:txLinClrLst/>
+    <dgm:txFillClrLst meth="repeat">
+      <a:schemeClr val="lt1"/>
+    </dgm:txFillClrLst>
+    <dgm:txEffectClrLst/>
+  </dgm:styleLbl>
+  <dgm:styleLbl name="alignImgPlace1">
+    <dgm:fillClrLst meth="repeat">
+      <a:schemeClr val="dk1">
+        <a:tint val="40000"/>
+      </a:schemeClr>
+    </dgm:fillClrLst>
+    <dgm:linClrLst meth="repeat">
+      <a:schemeClr val="dk1">
+        <a:shade val="80000"/>
+      </a:schemeClr>
+    </dgm:linClrLst>
+    <dgm:effectClrLst/>
+    <dgm:txLinClrLst/>
+    <dgm:txFillClrLst meth="repeat">
+      <a:schemeClr val="lt1"/>
+    </dgm:txFillClrLst>
+    <dgm:txEffectClrLst/>
+  </dgm:styleLbl>
+  <dgm:styleLbl name="bgImgPlace1">
+    <dgm:fillClrLst meth="repeat">
+      <a:schemeClr val="dk1">
+        <a:tint val="40000"/>
+      </a:schemeClr>
+    </dgm:fillClrLst>
+    <dgm:linClrLst meth="repeat">
+      <a:schemeClr val="dk1">
+        <a:shade val="80000"/>
+      </a:schemeClr>
+    </dgm:linClrLst>
+    <dgm:effectClrLst/>
+    <dgm:txLinClrLst/>
+    <dgm:txFillClrLst meth="repeat">
+      <a:schemeClr val="lt1"/>
+    </dgm:txFillClrLst>
+    <dgm:txEffectClrLst/>
+  </dgm:styleLbl>
+  <dgm:styleLbl name="sibTrans2D1">
+    <dgm:fillClrLst meth="repeat">
+      <a:schemeClr val="dk1">
+        <a:tint val="60000"/>
+      </a:schemeClr>
+    </dgm:fillClrLst>
+    <dgm:linClrLst meth="repeat">
+      <a:schemeClr val="dk1">
+        <a:tint val="60000"/>
+      </a:schemeClr>
+    </dgm:linClrLst>
+    <dgm:effectClrLst/>
+    <dgm:txLinClrLst/>
+    <dgm:txFillClrLst meth="repeat">
+      <a:schemeClr val="dk1"/>
+    </dgm:txFillClrLst>
+    <dgm:txEffectClrLst/>
+  </dgm:styleLbl>
+  <dgm:styleLbl name="fgSibTrans2D1">
+    <dgm:fillClrLst meth="repeat">
+      <a:schemeClr val="dk1">
+        <a:tint val="60000"/>
+      </a:schemeClr>
+    </dgm:fillClrLst>
+    <dgm:linClrLst meth="repeat">
+      <a:schemeClr val="dk1">
+        <a:tint val="60000"/>
+      </a:schemeClr>
+    </dgm:linClrLst>
+    <dgm:effectClrLst/>
+    <dgm:txLinClrLst/>
+    <dgm:txFillClrLst meth="repeat">
+      <a:schemeClr val="dk1"/>
+    </dgm:txFillClrLst>
+    <dgm:txEffectClrLst/>
+  </dgm:styleLbl>
+  <dgm:styleLbl name="bgSibTrans2D1">
+    <dgm:fillClrLst meth="repeat">
+      <a:schemeClr val="dk1">
+        <a:tint val="60000"/>
+      </a:schemeClr>
+    </dgm:fillClrLst>
+    <dgm:linClrLst meth="repeat">
+      <a:schemeClr val="dk1">
+        <a:tint val="60000"/>
+      </a:schemeClr>
+    </dgm:linClrLst>
+    <dgm:effectClrLst/>
+    <dgm:txLinClrLst/>
+    <dgm:txFillClrLst meth="repeat">
+      <a:schemeClr val="dk1"/>
+    </dgm:txFillClrLst>
+    <dgm:txEffectClrLst/>
+  </dgm:styleLbl>
+  <dgm:styleLbl name="sibTrans1D1">
+    <dgm:fillClrLst meth="repeat">
+      <a:schemeClr val="dk1"/>
+    </dgm:fillClrLst>
+    <dgm:linClrLst meth="repeat">
+      <a:schemeClr val="dk1"/>
+    </dgm:linClrLst>
+    <dgm:effectClrLst/>
+    <dgm:txLinClrLst/>
+    <dgm:txFillClrLst meth="repeat">
+      <a:schemeClr val="tx1"/>
+    </dgm:txFillClrLst>
+    <dgm:txEffectClrLst/>
+  </dgm:styleLbl>
+  <dgm:styleLbl name="callout">
+    <dgm:fillClrLst meth="repeat">
+      <a:schemeClr val="dk1"/>
+    </dgm:fillClrLst>
+    <dgm:linClrLst meth="repeat">
+      <a:schemeClr val="dk1"/>
+    </dgm:linClrLst>
+    <dgm:effectClrLst/>
+    <dgm:txLinClrLst/>
+    <dgm:txFillClrLst meth="repeat">
+      <a:schemeClr val="tx1"/>
+    </dgm:txFillClrLst>
+    <dgm:txEffectClrLst/>
+  </dgm:styleLbl>
+  <dgm:styleLbl name="asst0">
+    <dgm:fillClrLst meth="repeat">
+      <a:schemeClr val="lt1"/>
+    </dgm:fillClrLst>
+    <dgm:linClrLst meth="repeat">
+      <a:schemeClr val="dk1">
+        <a:shade val="80000"/>
+      </a:schemeClr>
+    </dgm:linClrLst>
+    <dgm:effectClrLst/>
+    <dgm:txLinClrLst/>
+    <dgm:txFillClrLst meth="repeat">
+      <a:schemeClr val="dk1"/>
+    </dgm:txFillClrLst>
+    <dgm:txEffectClrLst/>
+  </dgm:styleLbl>
+  <dgm:styleLbl name="asst1">
+    <dgm:fillClrLst meth="repeat">
+      <a:schemeClr val="lt1"/>
+    </dgm:fillClrLst>
+    <dgm:linClrLst meth="repeat">
+      <a:schemeClr val="dk1">
+        <a:shade val="80000"/>
+      </a:schemeClr>
+    </dgm:linClrLst>
+    <dgm:effectClrLst/>
+    <dgm:txLinClrLst/>
+    <dgm:txFillClrLst meth="repeat">
+      <a:schemeClr val="dk1"/>
+    </dgm:txFillClrLst>
+    <dgm:txEffectClrLst/>
+  </dgm:styleLbl>
+  <dgm:styleLbl name="asst2">
+    <dgm:fillClrLst meth="repeat">
+      <a:schemeClr val="lt1"/>
+    </dgm:fillClrLst>
+    <dgm:linClrLst meth="repeat">
+      <a:schemeClr val="dk1">
+        <a:shade val="80000"/>
+      </a:schemeClr>
+    </dgm:linClrLst>
+    <dgm:effectClrLst/>
+    <dgm:txLinClrLst/>
+    <dgm:txFillClrLst meth="repeat">
+      <a:schemeClr val="dk1"/>
+    </dgm:txFillClrLst>
+    <dgm:txEffectClrLst/>
+  </dgm:styleLbl>
+  <dgm:styleLbl name="asst3">
+    <dgm:fillClrLst meth="repeat">
+      <a:schemeClr val="lt1"/>
+    </dgm:fillClrLst>
+    <dgm:linClrLst meth="repeat">
+      <a:schemeClr val="dk1">
+        <a:shade val="80000"/>
+      </a:schemeClr>
+    </dgm:linClrLst>
+    <dgm:effectClrLst/>
+    <dgm:txLinClrLst/>
+    <dgm:txFillClrLst meth="repeat">
+      <a:schemeClr val="dk1"/>
+    </dgm:txFillClrLst>
+    <dgm:txEffectClrLst/>
+  </dgm:styleLbl>
+  <dgm:styleLbl name="asst4">
+    <dgm:fillClrLst meth="repeat">
+      <a:schemeClr val="lt1"/>
+    </dgm:fillClrLst>
+    <dgm:linClrLst meth="repeat">
+      <a:schemeClr val="dk1">
+        <a:shade val="80000"/>
+      </a:schemeClr>
+    </dgm:linClrLst>
+    <dgm:effectClrLst/>
+    <dgm:txLinClrLst/>
+    <dgm:txFillClrLst meth="repeat">
+      <a:schemeClr val="dk1"/>
+    </dgm:txFillClrLst>
+    <dgm:txEffectClrLst/>
+  </dgm:styleLbl>
+  <dgm:styleLbl name="parChTrans2D1">
+    <dgm:fillClrLst meth="repeat">
+      <a:schemeClr val="dk1">
+        <a:tint val="60000"/>
+      </a:schemeClr>
+    </dgm:fillClrLst>
+    <dgm:linClrLst meth="repeat">
+      <a:schemeClr val="dk1">
+        <a:tint val="60000"/>
+      </a:schemeClr>
+    </dgm:linClrLst>
+    <dgm:effectClrLst/>
+    <dgm:txLinClrLst/>
+    <dgm:txFillClrLst/>
+    <dgm:txEffectClrLst/>
+  </dgm:styleLbl>
+  <dgm:styleLbl name="parChTrans2D2">
+    <dgm:fillClrLst meth="repeat">
+      <a:schemeClr val="dk1"/>
+    </dgm:fillClrLst>
+    <dgm:linClrLst meth="repeat">
+      <a:schemeClr val="dk1"/>
+    </dgm:linClrLst>
+    <dgm:effectClrLst/>
+    <dgm:txLinClrLst/>
+    <dgm:txFillClrLst/>
+    <dgm:txEffectClrLst/>
+  </dgm:styleLbl>
+  <dgm:styleLbl name="parChTrans2D3">
+    <dgm:fillClrLst meth="repeat">
+      <a:schemeClr val="dk1"/>
+    </dgm:fillClrLst>
+    <dgm:linClrLst meth="repeat">
+      <a:schemeClr val="dk1"/>
+    </dgm:linClrLst>
+    <dgm:effectClrLst/>
+    <dgm:txLinClrLst/>
+    <dgm:txFillClrLst/>
+    <dgm:txEffectClrLst/>
+  </dgm:styleLbl>
+  <dgm:styleLbl name="parChTrans2D4">
+    <dgm:fillClrLst meth="repeat">
+      <a:schemeClr val="dk1"/>
+    </dgm:fillClrLst>
+    <dgm:linClrLst meth="repeat">
+      <a:schemeClr val="dk1"/>
+    </dgm:linClrLst>
+    <dgm:effectClrLst/>
+    <dgm:txLinClrLst/>
+    <dgm:txFillClrLst meth="repeat">
+      <a:schemeClr val="lt1"/>
+    </dgm:txFillClrLst>
+    <dgm:txEffectClrLst/>
+  </dgm:styleLbl>
+  <dgm:styleLbl name="parChTrans1D1">
+    <dgm:fillClrLst meth="repeat">
+      <a:schemeClr val="dk1"/>
+    </dgm:fillClrLst>
+    <dgm:linClrLst meth="repeat">
+      <a:schemeClr val="dk1">
+        <a:shade val="60000"/>
+      </a:schemeClr>
+    </dgm:linClrLst>
+    <dgm:effectClrLst/>
+    <dgm:txLinClrLst/>
+    <dgm:txFillClrLst meth="repeat">
+      <a:schemeClr val="tx1"/>
+    </dgm:txFillClrLst>
+    <dgm:txEffectClrLst/>
+  </dgm:styleLbl>
+  <dgm:styleLbl name="parChTrans1D2">
+    <dgm:fillClrLst meth="repeat">
+      <a:schemeClr val="dk1"/>
+    </dgm:fillClrLst>
+    <dgm:linClrLst meth="repeat">
+      <a:schemeClr val="dk1">
+        <a:shade val="60000"/>
+      </a:schemeClr>
+    </dgm:linClrLst>
+    <dgm:effectClrLst/>
+    <dgm:txLinClrLst/>
+    <dgm:txFillClrLst meth="repeat">
+      <a:schemeClr val="tx1"/>
+    </dgm:txFillClrLst>
+    <dgm:txEffectClrLst/>
+  </dgm:styleLbl>
+  <dgm:styleLbl name="parChTrans1D3">
+    <dgm:fillClrLst meth="repeat">
+      <a:schemeClr val="dk1"/>
+    </dgm:fillClrLst>
+    <dgm:linClrLst meth="repeat">
+      <a:schemeClr val="dk1">
+        <a:shade val="80000"/>
+      </a:schemeClr>
+    </dgm:linClrLst>
+    <dgm:effectClrLst/>
+    <dgm:txLinClrLst/>
+    <dgm:txFillClrLst meth="repeat">
+      <a:schemeClr val="tx1"/>
+    </dgm:txFillClrLst>
+    <dgm:txEffectClrLst/>
+  </dgm:styleLbl>
+  <dgm:styleLbl name="parChTrans1D4">
+    <dgm:fillClrLst meth="repeat">
+      <a:schemeClr val="dk1"/>
+    </dgm:fillClrLst>
+    <dgm:linClrLst meth="repeat">
+      <a:schemeClr val="dk1">
+        <a:shade val="80000"/>
+      </a:schemeClr>
+    </dgm:linClrLst>
+    <dgm:effectClrLst/>
+    <dgm:txLinClrLst/>
+    <dgm:txFillClrLst meth="repeat">
+      <a:schemeClr val="tx1"/>
+    </dgm:txFillClrLst>
+    <dgm:txEffectClrLst/>
+  </dgm:styleLbl>
+  <dgm:styleLbl name="fgAcc1">
+    <dgm:fillClrLst meth="repeat">
+      <a:schemeClr val="dk1">
+        <a:alpha val="90000"/>
+        <a:tint val="40000"/>
+      </a:schemeClr>
+    </dgm:fillClrLst>
+    <dgm:linClrLst meth="repeat">
+      <a:schemeClr val="dk1"/>
+    </dgm:linClrLst>
+    <dgm:effectClrLst/>
+    <dgm:txLinClrLst/>
+    <dgm:txFillClrLst meth="repeat">
+      <a:schemeClr val="dk1"/>
+    </dgm:txFillClrLst>
+    <dgm:txEffectClrLst/>
+  </dgm:styleLbl>
+  <dgm:styleLbl name="conFgAcc1">
+    <dgm:fillClrLst meth="repeat">
+      <a:schemeClr val="dk1">
+        <a:alpha val="90000"/>
+        <a:tint val="40000"/>
+      </a:schemeClr>
+    </dgm:fillClrLst>
+    <dgm:linClrLst meth="repeat">
+      <a:schemeClr val="dk1"/>
+    </dgm:linClrLst>
+    <dgm:effectClrLst/>
+    <dgm:txLinClrLst/>
+    <dgm:txFillClrLst meth="repeat">
+      <a:schemeClr val="dk1"/>
+    </dgm:txFillClrLst>
+    <dgm:txEffectClrLst/>
+  </dgm:styleLbl>
+  <dgm:styleLbl name="alignAcc1">
+    <dgm:fillClrLst meth="repeat">
+      <a:schemeClr val="dk1">
+        <a:alpha val="90000"/>
+        <a:tint val="40000"/>
+      </a:schemeClr>
+    </dgm:fillClrLst>
+    <dgm:linClrLst meth="repeat">
+      <a:schemeClr val="dk1"/>
+    </dgm:linClrLst>
+    <dgm:effectClrLst/>
+    <dgm:txLinClrLst/>
+    <dgm:txFillClrLst meth="repeat">
+      <a:schemeClr val="dk1"/>
+    </dgm:txFillClrLst>
+    <dgm:txEffectClrLst/>
+  </dgm:styleLbl>
+  <dgm:styleLbl name="trAlignAcc1">
+    <dgm:fillClrLst meth="repeat">
+      <a:schemeClr val="dk1">
+        <a:alpha val="40000"/>
+        <a:tint val="40000"/>
+      </a:schemeClr>
+    </dgm:fillClrLst>
+    <dgm:linClrLst meth="repeat">
+      <a:schemeClr val="dk1"/>
+    </dgm:linClrLst>
+    <dgm:effectClrLst/>
+    <dgm:txLinClrLst/>
+    <dgm:txFillClrLst meth="repeat">
+      <a:schemeClr val="dk1"/>
+    </dgm:txFillClrLst>
+    <dgm:txEffectClrLst/>
+  </dgm:styleLbl>
+  <dgm:styleLbl name="bgAcc1">
+    <dgm:fillClrLst meth="repeat">
+      <a:schemeClr val="dk1">
+        <a:alpha val="90000"/>
+        <a:tint val="40000"/>
+      </a:schemeClr>
+    </dgm:fillClrLst>
+    <dgm:linClrLst meth="repeat">
+      <a:schemeClr val="dk1"/>
+    </dgm:linClrLst>
+    <dgm:effectClrLst/>
+    <dgm:txLinClrLst/>
+    <dgm:txFillClrLst meth="repeat">
+      <a:schemeClr val="dk1"/>
+    </dgm:txFillClrLst>
+    <dgm:txEffectClrLst/>
+  </dgm:styleLbl>
+  <dgm:styleLbl name="solidFgAcc1">
+    <dgm:fillClrLst meth="repeat">
+      <a:schemeClr val="lt1"/>
+    </dgm:fillClrLst>
+    <dgm:linClrLst meth="repeat">
+      <a:schemeClr val="dk1"/>
+    </dgm:linClrLst>
+    <dgm:effectClrLst/>
+    <dgm:txLinClrLst/>
+    <dgm:txFillClrLst meth="repeat">
+      <a:schemeClr val="dk1"/>
+    </dgm:txFillClrLst>
+    <dgm:txEffectClrLst/>
+  </dgm:styleLbl>
+  <dgm:styleLbl name="solidAlignAcc1">
+    <dgm:fillClrLst meth="repeat">
+      <a:schemeClr val="lt1"/>
+    </dgm:fillClrLst>
+    <dgm:linClrLst meth="repeat">
+      <a:schemeClr val="dk1"/>
+    </dgm:linClrLst>
+    <dgm:effectClrLst/>
+    <dgm:txLinClrLst/>
+    <dgm:txFillClrLst meth="repeat">
+      <a:schemeClr val="dk1"/>
+    </dgm:txFillClrLst>
+    <dgm:txEffectClrLst/>
+  </dgm:styleLbl>
+  <dgm:styleLbl name="solidBgAcc1">
+    <dgm:fillClrLst meth="repeat">
+      <a:schemeClr val="lt1"/>
+    </dgm:fillClrLst>
+    <dgm:linClrLst meth="repeat">
+      <a:schemeClr val="dk1"/>
+    </dgm:linClrLst>
+    <dgm:effectClrLst/>
+    <dgm:txLinClrLst/>
+    <dgm:txFillClrLst meth="repeat">
+      <a:schemeClr val="dk1"/>
+    </dgm:txFillClrLst>
+    <dgm:txEffectClrLst/>
+  </dgm:styleLbl>
+  <dgm:styleLbl name="fgAccFollowNode1">
+    <dgm:fillClrLst meth="repeat">
+      <a:schemeClr val="lt1">
+        <a:alpha val="90000"/>
+        <a:tint val="40000"/>
+      </a:schemeClr>
+    </dgm:fillClrLst>
+    <dgm:linClrLst meth="repeat">
+      <a:schemeClr val="dk1">
+        <a:alpha val="90000"/>
+      </a:schemeClr>
+    </dgm:linClrLst>
+    <dgm:effectClrLst/>
+    <dgm:txLinClrLst/>
+    <dgm:txFillClrLst meth="repeat">
+      <a:schemeClr val="dk1"/>
+    </dgm:txFillClrLst>
+    <dgm:txEffectClrLst/>
+  </dgm:styleLbl>
+  <dgm:styleLbl name="alignAccFollowNode1">
+    <dgm:fillClrLst meth="repeat">
+      <a:schemeClr val="lt1">
+        <a:alpha val="90000"/>
+        <a:tint val="40000"/>
+      </a:schemeClr>
+    </dgm:fillClrLst>
+    <dgm:linClrLst meth="repeat">
+      <a:schemeClr val="dk1">
+        <a:alpha val="90000"/>
+      </a:schemeClr>
+    </dgm:linClrLst>
+    <dgm:effectClrLst/>
+    <dgm:txLinClrLst/>
+    <dgm:txFillClrLst meth="repeat">
+      <a:schemeClr val="dk1"/>
+    </dgm:txFillClrLst>
+    <dgm:txEffectClrLst/>
+  </dgm:styleLbl>
+  <dgm:styleLbl name="bgAccFollowNode1">
+    <dgm:fillClrLst meth="repeat">
+      <a:schemeClr val="lt1">
+        <a:alpha val="90000"/>
+        <a:tint val="40000"/>
+      </a:schemeClr>
+    </dgm:fillClrLst>
+    <dgm:linClrLst meth="repeat">
+      <a:schemeClr val="dk1">
+        <a:alpha val="90000"/>
+      </a:schemeClr>
+    </dgm:linClrLst>
+    <dgm:effectClrLst/>
+    <dgm:txLinClrLst/>
+    <dgm:txFillClrLst meth="repeat">
+      <a:schemeClr val="dk1"/>
+    </dgm:txFillClrLst>
+    <dgm:txEffectClrLst/>
+  </dgm:styleLbl>
+  <dgm:styleLbl name="fgAcc0">
+    <dgm:fillClrLst meth="repeat">
+      <a:schemeClr val="dk1">
+        <a:alpha val="90000"/>
+        <a:tint val="40000"/>
+      </a:schemeClr>
+    </dgm:fillClrLst>
+    <dgm:linClrLst meth="repeat">
+      <a:schemeClr val="dk1"/>
+    </dgm:linClrLst>
+    <dgm:effectClrLst/>
+    <dgm:txLinClrLst/>
+    <dgm:txFillClrLst meth="repeat">
+      <a:schemeClr val="dk1"/>
+    </dgm:txFillClrLst>
+    <dgm:txEffectClrLst/>
+  </dgm:styleLbl>
+  <dgm:styleLbl name="fgAcc2">
+    <dgm:fillClrLst meth="repeat">
+      <a:schemeClr val="dk1">
+        <a:alpha val="90000"/>
+        <a:tint val="40000"/>
+      </a:schemeClr>
+    </dgm:fillClrLst>
+    <dgm:linClrLst meth="repeat">
+      <a:schemeClr val="dk1"/>
+    </dgm:linClrLst>
+    <dgm:effectClrLst/>
+    <dgm:txLinClrLst/>
+    <dgm:txFillClrLst meth="repeat">
+      <a:schemeClr val="dk1"/>
+    </dgm:txFillClrLst>
+    <dgm:txEffectClrLst/>
+  </dgm:styleLbl>
+  <dgm:styleLbl name="fgAcc3">
+    <dgm:fillClrLst meth="repeat">
+      <a:schemeClr val="dk1">
+        <a:alpha val="90000"/>
+        <a:tint val="40000"/>
+      </a:schemeClr>
+    </dgm:fillClrLst>
+    <dgm:linClrLst meth="repeat">
+      <a:schemeClr val="dk1"/>
+    </dgm:linClrLst>
+    <dgm:effectClrLst/>
+    <dgm:txLinClrLst/>
+    <dgm:txFillClrLst meth="repeat">
+      <a:schemeClr val="dk1"/>
+    </dgm:txFillClrLst>
+    <dgm:txEffectClrLst/>
+  </dgm:styleLbl>
+  <dgm:styleLbl name="fgAcc4">
+    <dgm:fillClrLst meth="repeat">
+      <a:schemeClr val="dk1">
+        <a:alpha val="90000"/>
+        <a:tint val="40000"/>
+      </a:schemeClr>
+    </dgm:fillClrLst>
+    <dgm:linClrLst meth="repeat">
+      <a:schemeClr val="dk1"/>
+    </dgm:linClrLst>
+    <dgm:effectClrLst/>
+    <dgm:txLinClrLst/>
+    <dgm:txFillClrLst meth="repeat">
+      <a:schemeClr val="dk1"/>
+    </dgm:txFillClrLst>
+    <dgm:txEffectClrLst/>
+  </dgm:styleLbl>
+  <dgm:styleLbl name="bgShp">
+    <dgm:fillClrLst meth="repeat">
+      <a:schemeClr val="dk1">
+        <a:tint val="40000"/>
+      </a:schemeClr>
+    </dgm:fillClrLst>
+    <dgm:linClrLst meth="repeat">
+      <a:schemeClr val="dk1"/>
+    </dgm:linClrLst>
+    <dgm:effectClrLst/>
+    <dgm:txLinClrLst/>
+    <dgm:txFillClrLst meth="repeat">
+      <a:schemeClr val="dk1"/>
+    </dgm:txFillClrLst>
+    <dgm:txEffectClrLst/>
+  </dgm:styleLbl>
+  <dgm:styleLbl name="dkBgShp">
+    <dgm:fillClrLst meth="repeat">
+      <a:schemeClr val="dk1">
+        <a:shade val="80000"/>
+      </a:schemeClr>
+    </dgm:fillClrLst>
+    <dgm:linClrLst meth="repeat">
+      <a:schemeClr val="dk1"/>
+    </dgm:linClrLst>
+    <dgm:effectClrLst/>
+    <dgm:txLinClrLst/>
+    <dgm:txFillClrLst meth="repeat">
+      <a:schemeClr val="lt1"/>
+    </dgm:txFillClrLst>
+    <dgm:txEffectClrLst/>
+  </dgm:styleLbl>
+  <dgm:styleLbl name="trBgShp">
+    <dgm:fillClrLst meth="repeat">
+      <a:schemeClr val="dk1">
+        <a:tint val="50000"/>
+        <a:alpha val="40000"/>
+      </a:schemeClr>
+    </dgm:fillClrLst>
+    <dgm:linClrLst meth="repeat">
+      <a:schemeClr val="dk1"/>
+    </dgm:linClrLst>
+    <dgm:effectClrLst/>
+    <dgm:txLinClrLst/>
+    <dgm:txFillClrLst meth="repeat">
+      <a:schemeClr val="lt1"/>
+    </dgm:txFillClrLst>
+    <dgm:txEffectClrLst/>
+  </dgm:styleLbl>
+  <dgm:styleLbl name="fgShp">
+    <dgm:fillClrLst meth="repeat">
+      <a:schemeClr val="dk1">
+        <a:tint val="60000"/>
+      </a:schemeClr>
+    </dgm:fillClrLst>
+    <dgm:linClrLst meth="repeat">
+      <a:schemeClr val="lt1"/>
+    </dgm:linClrLst>
+    <dgm:effectClrLst/>
+    <dgm:txLinClrLst/>
+    <dgm:txFillClrLst meth="repeat">
+      <a:schemeClr val="dk1"/>
+    </dgm:txFillClrLst>
+    <dgm:txEffectClrLst/>
+  </dgm:styleLbl>
+  <dgm:styleLbl name="revTx">
+    <dgm:fillClrLst meth="repeat">
+      <a:schemeClr val="lt1">
+        <a:alpha val="0"/>
+      </a:schemeClr>
+    </dgm:fillClrLst>
+    <dgm:linClrLst meth="repeat">
+      <a:schemeClr val="dk1">
+        <a:alpha val="0"/>
+      </a:schemeClr>
+    </dgm:linClrLst>
+    <dgm:effectClrLst/>
+    <dgm:txLinClrLst/>
+    <dgm:txFillClrLst meth="repeat">
+      <a:schemeClr val="tx1"/>
+    </dgm:txFillClrLst>
+    <dgm:txEffectClrLst/>
+  </dgm:styleLbl>
+</dgm:colorsDef>
+</file>
+
+<file path=word/diagrams/data1.xml><?xml version="1.0" encoding="utf-8"?>
+<dgm:dataModel xmlns:dgm="http://schemas.openxmlformats.org/drawingml/2006/diagram" xmlns:a="http://schemas.openxmlformats.org/drawingml/2006/main">
+  <dgm:ptLst>
+    <dgm:pt modelId="{F9335119-39F8-4447-87FC-F5554F3E9ACF}" type="doc">
+      <dgm:prSet loTypeId="urn:microsoft.com/office/officeart/2005/8/layout/orgChart1" loCatId="hierarchy" qsTypeId="urn:microsoft.com/office/officeart/2005/8/quickstyle/simple1" qsCatId="simple" csTypeId="urn:microsoft.com/office/officeart/2005/8/colors/accent0_1" csCatId="mainScheme" phldr="1"/>
+      <dgm:spPr/>
+      <dgm:t>
+        <a:bodyPr/>
+        <a:lstStyle/>
+        <a:p>
+          <a:endParaRPr lang="LID4096"/>
+        </a:p>
+      </dgm:t>
+    </dgm:pt>
+    <dgm:pt modelId="{50418B31-E03F-42EC-85E7-0D48D52B34E9}">
+      <dgm:prSet phldrT="[Text]" custT="1"/>
+      <dgm:spPr>
+        <a:ln>
+          <a:solidFill>
+            <a:srgbClr val="232323"/>
+          </a:solidFill>
+        </a:ln>
+      </dgm:spPr>
+      <dgm:t>
+        <a:bodyPr/>
+        <a:lstStyle/>
+        <a:p>
+          <a:r>
+            <a:rPr lang="en-GB" sz="1000">
+              <a:latin typeface="Consolas" panose="020B0609020204030204" pitchFamily="49" charset="0"/>
+              <a:cs typeface="Times New Roman" panose="02020603050405020304" pitchFamily="18" charset="0"/>
+            </a:rPr>
+            <a:t>Dev</a:t>
+          </a:r>
+          <a:endParaRPr lang="LID4096" sz="600">
+            <a:latin typeface="Consolas" panose="020B0609020204030204" pitchFamily="49" charset="0"/>
+            <a:cs typeface="Times New Roman" panose="02020603050405020304" pitchFamily="18" charset="0"/>
+          </a:endParaRPr>
+        </a:p>
+      </dgm:t>
+    </dgm:pt>
+    <dgm:pt modelId="{B3865441-19DD-4CFF-A945-522EF3F14F38}" type="parTrans" cxnId="{09F3E822-BD83-4F25-8782-62F10994EB04}">
+      <dgm:prSet/>
+      <dgm:spPr/>
+      <dgm:t>
+        <a:bodyPr/>
+        <a:lstStyle/>
+        <a:p>
+          <a:endParaRPr lang="LID4096"/>
+        </a:p>
+      </dgm:t>
+    </dgm:pt>
+    <dgm:pt modelId="{D276D12E-16C6-4008-B49F-02C0FD219252}" type="sibTrans" cxnId="{09F3E822-BD83-4F25-8782-62F10994EB04}">
+      <dgm:prSet/>
+      <dgm:spPr/>
+      <dgm:t>
+        <a:bodyPr/>
+        <a:lstStyle/>
+        <a:p>
+          <a:endParaRPr lang="LID4096"/>
+        </a:p>
+      </dgm:t>
+    </dgm:pt>
+    <dgm:pt modelId="{11FD73A5-F39D-4D3E-B56A-249FBABF43E0}">
+      <dgm:prSet phldrT="[Text]" custT="1"/>
+      <dgm:spPr>
+        <a:ln>
+          <a:solidFill>
+            <a:srgbClr val="232323"/>
+          </a:solidFill>
+        </a:ln>
+      </dgm:spPr>
+      <dgm:t>
+        <a:bodyPr/>
+        <a:lstStyle/>
+        <a:p>
+          <a:r>
+            <a:rPr lang="en-GB" sz="1000">
+              <a:latin typeface="Consolas" panose="020B0609020204030204" pitchFamily="49" charset="0"/>
+            </a:rPr>
+            <a:t>Core</a:t>
+          </a:r>
+          <a:endParaRPr lang="LID4096" sz="600">
+            <a:latin typeface="Consolas" panose="020B0609020204030204" pitchFamily="49" charset="0"/>
+          </a:endParaRPr>
+        </a:p>
+      </dgm:t>
+    </dgm:pt>
+    <dgm:pt modelId="{656E856C-81E5-43CE-B501-47EA07C99497}" type="parTrans" cxnId="{84262B23-4272-49C8-8DC4-9F49EBBC40AC}">
+      <dgm:prSet/>
+      <dgm:spPr>
+        <a:ln>
+          <a:solidFill>
+            <a:srgbClr val="232323"/>
+          </a:solidFill>
+        </a:ln>
+      </dgm:spPr>
+      <dgm:t>
+        <a:bodyPr/>
+        <a:lstStyle/>
+        <a:p>
+          <a:endParaRPr lang="LID4096"/>
+        </a:p>
+      </dgm:t>
+    </dgm:pt>
+    <dgm:pt modelId="{BE4BA206-8DF4-4DAC-9B4E-F7B46D8CF844}" type="sibTrans" cxnId="{84262B23-4272-49C8-8DC4-9F49EBBC40AC}">
+      <dgm:prSet/>
+      <dgm:spPr/>
+      <dgm:t>
+        <a:bodyPr/>
+        <a:lstStyle/>
+        <a:p>
+          <a:endParaRPr lang="LID4096"/>
+        </a:p>
+      </dgm:t>
+    </dgm:pt>
+    <dgm:pt modelId="{6A74A563-BA45-49AD-9BB9-407D7486370E}">
+      <dgm:prSet phldrT="[Text]" custT="1"/>
+      <dgm:spPr>
+        <a:ln>
+          <a:solidFill>
+            <a:srgbClr val="232323"/>
+          </a:solidFill>
+        </a:ln>
+      </dgm:spPr>
+      <dgm:t>
+        <a:bodyPr/>
+        <a:lstStyle/>
+        <a:p>
+          <a:r>
+            <a:rPr lang="en-GB" sz="1000">
+              <a:latin typeface="Consolas" panose="020B0609020204030204" pitchFamily="49" charset="0"/>
+            </a:rPr>
+            <a:t>Dep</a:t>
+          </a:r>
+          <a:endParaRPr lang="LID4096" sz="600">
+            <a:latin typeface="Consolas" panose="020B0609020204030204" pitchFamily="49" charset="0"/>
+          </a:endParaRPr>
+        </a:p>
+      </dgm:t>
+    </dgm:pt>
+    <dgm:pt modelId="{E5DB8B48-B7FB-4AA3-BA43-5284474140E0}" type="parTrans" cxnId="{9931AE44-727A-43E2-B741-982FFE1568DA}">
+      <dgm:prSet/>
+      <dgm:spPr>
+        <a:ln>
+          <a:solidFill>
+            <a:srgbClr val="232323"/>
+          </a:solidFill>
+        </a:ln>
+      </dgm:spPr>
+      <dgm:t>
+        <a:bodyPr/>
+        <a:lstStyle/>
+        <a:p>
+          <a:endParaRPr lang="LID4096"/>
+        </a:p>
+      </dgm:t>
+    </dgm:pt>
+    <dgm:pt modelId="{37AB8EBC-6BBB-40A4-B401-B0B8735C2D01}" type="sibTrans" cxnId="{9931AE44-727A-43E2-B741-982FFE1568DA}">
+      <dgm:prSet/>
+      <dgm:spPr/>
+      <dgm:t>
+        <a:bodyPr/>
+        <a:lstStyle/>
+        <a:p>
+          <a:endParaRPr lang="LID4096"/>
+        </a:p>
+      </dgm:t>
+    </dgm:pt>
+    <dgm:pt modelId="{C26A3EB6-3289-4A2D-A5A9-7911B9EF7160}">
+      <dgm:prSet phldrT="[Text]" custT="1"/>
+      <dgm:spPr>
+        <a:ln>
+          <a:solidFill>
+            <a:srgbClr val="232323"/>
+          </a:solidFill>
+        </a:ln>
+      </dgm:spPr>
+      <dgm:t>
+        <a:bodyPr/>
+        <a:lstStyle/>
+        <a:p>
+          <a:r>
+            <a:rPr lang="en-GB" sz="1000">
+              <a:latin typeface="Consolas" panose="020B0609020204030204" pitchFamily="49" charset="0"/>
+            </a:rPr>
+            <a:t>App</a:t>
+          </a:r>
+          <a:endParaRPr lang="LID4096" sz="600">
+            <a:latin typeface="Consolas" panose="020B0609020204030204" pitchFamily="49" charset="0"/>
+          </a:endParaRPr>
+        </a:p>
+      </dgm:t>
+    </dgm:pt>
+    <dgm:pt modelId="{D14A3485-9360-441B-9573-993DC6553F6A}" type="sibTrans" cxnId="{E42E7226-A214-4C82-88EC-9F7D4F54493E}">
+      <dgm:prSet/>
+      <dgm:spPr/>
+      <dgm:t>
+        <a:bodyPr/>
+        <a:lstStyle/>
+        <a:p>
+          <a:endParaRPr lang="LID4096"/>
+        </a:p>
+      </dgm:t>
+    </dgm:pt>
+    <dgm:pt modelId="{735ED275-B64C-4CCB-AA62-F645717AD80F}" type="parTrans" cxnId="{E42E7226-A214-4C82-88EC-9F7D4F54493E}">
+      <dgm:prSet/>
+      <dgm:spPr>
+        <a:ln>
+          <a:solidFill>
+            <a:srgbClr val="232323"/>
+          </a:solidFill>
+        </a:ln>
+      </dgm:spPr>
+      <dgm:t>
+        <a:bodyPr/>
+        <a:lstStyle/>
+        <a:p>
+          <a:endParaRPr lang="LID4096"/>
+        </a:p>
+      </dgm:t>
+    </dgm:pt>
+    <dgm:pt modelId="{95ACFE52-3D22-4691-A5A9-4075BD05EE61}">
+      <dgm:prSet/>
+      <dgm:spPr/>
+      <dgm:t>
+        <a:bodyPr/>
+        <a:lstStyle/>
+        <a:p>
+          <a:r>
+            <a:rPr lang="en-GB">
+              <a:latin typeface="Consolas" panose="020B0609020204030204" pitchFamily="49" charset="0"/>
+            </a:rPr>
+            <a:t>GLFW</a:t>
+          </a:r>
+          <a:endParaRPr lang="LID4096">
+            <a:latin typeface="Consolas" panose="020B0609020204030204" pitchFamily="49" charset="0"/>
+          </a:endParaRPr>
+        </a:p>
+      </dgm:t>
+    </dgm:pt>
+    <dgm:pt modelId="{07D87F42-4C5F-4722-9299-CE807D487FE7}" type="parTrans" cxnId="{BB1AFB56-77B5-4EBD-ABCF-C7B12B1E6A1D}">
+      <dgm:prSet/>
+      <dgm:spPr/>
+      <dgm:t>
+        <a:bodyPr/>
+        <a:lstStyle/>
+        <a:p>
+          <a:endParaRPr lang="LID4096"/>
+        </a:p>
+      </dgm:t>
+    </dgm:pt>
+    <dgm:pt modelId="{BC0763AA-D55E-49A8-8A66-439C46EE0C13}" type="sibTrans" cxnId="{BB1AFB56-77B5-4EBD-ABCF-C7B12B1E6A1D}">
+      <dgm:prSet/>
+      <dgm:spPr/>
+      <dgm:t>
+        <a:bodyPr/>
+        <a:lstStyle/>
+        <a:p>
+          <a:endParaRPr lang="LID4096"/>
+        </a:p>
+      </dgm:t>
+    </dgm:pt>
+    <dgm:pt modelId="{615DA8CC-E3F2-4B38-8639-133BEA94731A}">
+      <dgm:prSet/>
+      <dgm:spPr/>
+      <dgm:t>
+        <a:bodyPr/>
+        <a:lstStyle/>
+        <a:p>
+          <a:r>
+            <a:rPr lang="en-GB">
+              <a:latin typeface="Consolas" panose="020B0609020204030204" pitchFamily="49" charset="0"/>
+            </a:rPr>
+            <a:t>GLAD</a:t>
+          </a:r>
+          <a:endParaRPr lang="LID4096">
+            <a:latin typeface="Consolas" panose="020B0609020204030204" pitchFamily="49" charset="0"/>
+          </a:endParaRPr>
+        </a:p>
+      </dgm:t>
+    </dgm:pt>
+    <dgm:pt modelId="{D40E78EA-EC45-424B-A9D8-A737DA1E485E}" type="parTrans" cxnId="{3A727497-A405-4EFD-BE54-F67605763F79}">
+      <dgm:prSet/>
+      <dgm:spPr/>
+      <dgm:t>
+        <a:bodyPr/>
+        <a:lstStyle/>
+        <a:p>
+          <a:endParaRPr lang="LID4096"/>
+        </a:p>
+      </dgm:t>
+    </dgm:pt>
+    <dgm:pt modelId="{DACA93F7-0AF9-4938-AB19-2CDF682B49A9}" type="sibTrans" cxnId="{3A727497-A405-4EFD-BE54-F67605763F79}">
+      <dgm:prSet/>
+      <dgm:spPr/>
+      <dgm:t>
+        <a:bodyPr/>
+        <a:lstStyle/>
+        <a:p>
+          <a:endParaRPr lang="LID4096"/>
+        </a:p>
+      </dgm:t>
+    </dgm:pt>
+    <dgm:pt modelId="{2D5A7530-A04B-4AD8-B905-65B474FCBD0D}">
+      <dgm:prSet/>
+      <dgm:spPr/>
+      <dgm:t>
+        <a:bodyPr/>
+        <a:lstStyle/>
+        <a:p>
+          <a:r>
+            <a:rPr lang="en-GB">
+              <a:latin typeface="Consolas" panose="020B0609020204030204" pitchFamily="49" charset="0"/>
+            </a:rPr>
+            <a:t>STB</a:t>
+          </a:r>
+          <a:endParaRPr lang="LID4096">
+            <a:latin typeface="Consolas" panose="020B0609020204030204" pitchFamily="49" charset="0"/>
+          </a:endParaRPr>
+        </a:p>
+      </dgm:t>
+    </dgm:pt>
+    <dgm:pt modelId="{9D92917B-9139-4E73-BBFD-28587590EBD1}" type="parTrans" cxnId="{7A5E65DD-0F56-4207-9415-CEBAF73BD166}">
+      <dgm:prSet/>
+      <dgm:spPr/>
+      <dgm:t>
+        <a:bodyPr/>
+        <a:lstStyle/>
+        <a:p>
+          <a:endParaRPr lang="LID4096"/>
+        </a:p>
+      </dgm:t>
+    </dgm:pt>
+    <dgm:pt modelId="{851677E6-1EB5-400F-8A5B-65F9B461BA1A}" type="sibTrans" cxnId="{7A5E65DD-0F56-4207-9415-CEBAF73BD166}">
+      <dgm:prSet/>
+      <dgm:spPr/>
+      <dgm:t>
+        <a:bodyPr/>
+        <a:lstStyle/>
+        <a:p>
+          <a:endParaRPr lang="LID4096"/>
+        </a:p>
+      </dgm:t>
+    </dgm:pt>
+    <dgm:pt modelId="{F4625E5F-F398-4DC3-90B3-89D847C1B4D2}">
+      <dgm:prSet/>
+      <dgm:spPr/>
+      <dgm:t>
+        <a:bodyPr/>
+        <a:lstStyle/>
+        <a:p>
+          <a:r>
+            <a:rPr lang="en-GB"/>
+            <a:t>Base</a:t>
+          </a:r>
+          <a:endParaRPr lang="LID4096"/>
+        </a:p>
+      </dgm:t>
+    </dgm:pt>
+    <dgm:pt modelId="{0F3F8333-32C1-4083-97B5-089972BBECF9}" type="parTrans" cxnId="{3487177C-DC01-400C-8CC9-E6B78C4943CF}">
+      <dgm:prSet/>
+      <dgm:spPr/>
+      <dgm:t>
+        <a:bodyPr/>
+        <a:lstStyle/>
+        <a:p>
+          <a:endParaRPr lang="LID4096"/>
+        </a:p>
+      </dgm:t>
+    </dgm:pt>
+    <dgm:pt modelId="{8286885C-47C9-4353-A097-7FE0B81C520A}" type="sibTrans" cxnId="{3487177C-DC01-400C-8CC9-E6B78C4943CF}">
+      <dgm:prSet/>
+      <dgm:spPr/>
+      <dgm:t>
+        <a:bodyPr/>
+        <a:lstStyle/>
+        <a:p>
+          <a:endParaRPr lang="LID4096"/>
+        </a:p>
+      </dgm:t>
+    </dgm:pt>
+    <dgm:pt modelId="{9AF368FB-4B45-4D1C-9A89-76A4E3C17264}">
+      <dgm:prSet/>
+      <dgm:spPr/>
+      <dgm:t>
+        <a:bodyPr/>
+        <a:lstStyle/>
+        <a:p>
+          <a:r>
+            <a:rPr lang="en-GB"/>
+            <a:t>Optional</a:t>
+          </a:r>
+          <a:endParaRPr lang="LID4096"/>
+        </a:p>
+      </dgm:t>
+    </dgm:pt>
+    <dgm:pt modelId="{1A9B7C97-70C2-47DD-980C-C5466AB90939}" type="parTrans" cxnId="{166A360A-A1A0-44C1-8D0F-5317FB0640D5}">
+      <dgm:prSet/>
+      <dgm:spPr/>
+      <dgm:t>
+        <a:bodyPr/>
+        <a:lstStyle/>
+        <a:p>
+          <a:endParaRPr lang="LID4096"/>
+        </a:p>
+      </dgm:t>
+    </dgm:pt>
+    <dgm:pt modelId="{3761BF29-7C85-4631-9521-0D0EC1260D24}" type="sibTrans" cxnId="{166A360A-A1A0-44C1-8D0F-5317FB0640D5}">
+      <dgm:prSet/>
+      <dgm:spPr/>
+      <dgm:t>
+        <a:bodyPr/>
+        <a:lstStyle/>
+        <a:p>
+          <a:endParaRPr lang="LID4096"/>
+        </a:p>
+      </dgm:t>
+    </dgm:pt>
+    <dgm:pt modelId="{92F78CD7-8E96-460D-A8B6-D214295679C1}" type="pres">
+      <dgm:prSet presAssocID="{F9335119-39F8-4447-87FC-F5554F3E9ACF}" presName="hierChild1" presStyleCnt="0">
+        <dgm:presLayoutVars>
+          <dgm:orgChart val="1"/>
+          <dgm:chPref val="1"/>
+          <dgm:dir/>
+          <dgm:animOne val="branch"/>
+          <dgm:animLvl val="lvl"/>
+          <dgm:resizeHandles/>
+        </dgm:presLayoutVars>
+      </dgm:prSet>
+      <dgm:spPr/>
+    </dgm:pt>
+    <dgm:pt modelId="{BE1C097E-777E-4CBD-82BE-86ACE0ED3424}" type="pres">
+      <dgm:prSet presAssocID="{50418B31-E03F-42EC-85E7-0D48D52B34E9}" presName="hierRoot1" presStyleCnt="0">
+        <dgm:presLayoutVars>
+          <dgm:hierBranch val="init"/>
+        </dgm:presLayoutVars>
+      </dgm:prSet>
+      <dgm:spPr/>
+    </dgm:pt>
+    <dgm:pt modelId="{356DAAD8-2600-4852-A6E0-F20B2503E162}" type="pres">
+      <dgm:prSet presAssocID="{50418B31-E03F-42EC-85E7-0D48D52B34E9}" presName="rootComposite1" presStyleCnt="0"/>
+      <dgm:spPr/>
+    </dgm:pt>
+    <dgm:pt modelId="{6BAE9566-31C0-4D8C-B369-91FDA1DFBB44}" type="pres">
+      <dgm:prSet presAssocID="{50418B31-E03F-42EC-85E7-0D48D52B34E9}" presName="rootText1" presStyleLbl="node0" presStyleIdx="0" presStyleCnt="1" custScaleX="51316" custScaleY="51316">
+        <dgm:presLayoutVars>
+          <dgm:chPref val="3"/>
+        </dgm:presLayoutVars>
+      </dgm:prSet>
+      <dgm:spPr>
+        <a:prstGeom prst="roundRect">
+          <a:avLst/>
+        </a:prstGeom>
+      </dgm:spPr>
+    </dgm:pt>
+    <dgm:pt modelId="{28B58238-DCD0-4073-BF5E-A7BA95135B93}" type="pres">
+      <dgm:prSet presAssocID="{50418B31-E03F-42EC-85E7-0D48D52B34E9}" presName="rootConnector1" presStyleLbl="node1" presStyleIdx="0" presStyleCnt="0"/>
+      <dgm:spPr/>
+    </dgm:pt>
+    <dgm:pt modelId="{F1ACF1AE-2A05-4F4F-952C-FF88A92BAF21}" type="pres">
+      <dgm:prSet presAssocID="{50418B31-E03F-42EC-85E7-0D48D52B34E9}" presName="hierChild2" presStyleCnt="0"/>
+      <dgm:spPr/>
+    </dgm:pt>
+    <dgm:pt modelId="{88ABD012-2A6C-4E67-8AAC-8A3B73621E21}" type="pres">
+      <dgm:prSet presAssocID="{735ED275-B64C-4CCB-AA62-F645717AD80F}" presName="Name37" presStyleLbl="parChTrans1D2" presStyleIdx="0" presStyleCnt="3"/>
+      <dgm:spPr/>
+    </dgm:pt>
+    <dgm:pt modelId="{BA558FE3-8D7F-4392-BE24-4BA8473427C0}" type="pres">
+      <dgm:prSet presAssocID="{C26A3EB6-3289-4A2D-A5A9-7911B9EF7160}" presName="hierRoot2" presStyleCnt="0">
+        <dgm:presLayoutVars>
+          <dgm:hierBranch val="init"/>
+        </dgm:presLayoutVars>
+      </dgm:prSet>
+      <dgm:spPr/>
+    </dgm:pt>
+    <dgm:pt modelId="{7B8DBB59-23D1-4804-8EA6-CF0239E547CD}" type="pres">
+      <dgm:prSet presAssocID="{C26A3EB6-3289-4A2D-A5A9-7911B9EF7160}" presName="rootComposite" presStyleCnt="0"/>
+      <dgm:spPr/>
+    </dgm:pt>
+    <dgm:pt modelId="{89BBA44B-1310-4D84-A377-3AD5AE8081AB}" type="pres">
+      <dgm:prSet presAssocID="{C26A3EB6-3289-4A2D-A5A9-7911B9EF7160}" presName="rootText" presStyleLbl="node2" presStyleIdx="0" presStyleCnt="3" custScaleX="51316" custScaleY="51316">
+        <dgm:presLayoutVars>
+          <dgm:chPref val="3"/>
+        </dgm:presLayoutVars>
+      </dgm:prSet>
+      <dgm:spPr>
+        <a:prstGeom prst="roundRect">
+          <a:avLst/>
+        </a:prstGeom>
+      </dgm:spPr>
+    </dgm:pt>
+    <dgm:pt modelId="{1244926F-9522-478D-A5E9-9E1C7B4F7DB6}" type="pres">
+      <dgm:prSet presAssocID="{C26A3EB6-3289-4A2D-A5A9-7911B9EF7160}" presName="rootConnector" presStyleLbl="node2" presStyleIdx="0" presStyleCnt="3"/>
+      <dgm:spPr/>
+    </dgm:pt>
+    <dgm:pt modelId="{53403966-92D9-4119-965C-1B12745EBE30}" type="pres">
+      <dgm:prSet presAssocID="{C26A3EB6-3289-4A2D-A5A9-7911B9EF7160}" presName="hierChild4" presStyleCnt="0"/>
+      <dgm:spPr/>
+    </dgm:pt>
+    <dgm:pt modelId="{2B31BD5E-45B9-47C6-93F1-A2F56F53F889}" type="pres">
+      <dgm:prSet presAssocID="{C26A3EB6-3289-4A2D-A5A9-7911B9EF7160}" presName="hierChild5" presStyleCnt="0"/>
+      <dgm:spPr/>
+    </dgm:pt>
+    <dgm:pt modelId="{465620B8-D923-47A6-AEA6-B888193B9C6C}" type="pres">
+      <dgm:prSet presAssocID="{656E856C-81E5-43CE-B501-47EA07C99497}" presName="Name37" presStyleLbl="parChTrans1D2" presStyleIdx="1" presStyleCnt="3"/>
+      <dgm:spPr/>
+    </dgm:pt>
+    <dgm:pt modelId="{BF0B272B-36C1-409E-8E53-94977FBD3081}" type="pres">
+      <dgm:prSet presAssocID="{11FD73A5-F39D-4D3E-B56A-249FBABF43E0}" presName="hierRoot2" presStyleCnt="0">
+        <dgm:presLayoutVars>
+          <dgm:hierBranch val="init"/>
+        </dgm:presLayoutVars>
+      </dgm:prSet>
+      <dgm:spPr/>
+    </dgm:pt>
+    <dgm:pt modelId="{730BE539-28E6-4260-A1FC-6FE9294C06ED}" type="pres">
+      <dgm:prSet presAssocID="{11FD73A5-F39D-4D3E-B56A-249FBABF43E0}" presName="rootComposite" presStyleCnt="0"/>
+      <dgm:spPr/>
+    </dgm:pt>
+    <dgm:pt modelId="{4EE9F8D4-A294-4857-B08C-DD2980D3126D}" type="pres">
+      <dgm:prSet presAssocID="{11FD73A5-F39D-4D3E-B56A-249FBABF43E0}" presName="rootText" presStyleLbl="node2" presStyleIdx="1" presStyleCnt="3" custScaleX="51316" custScaleY="51316">
+        <dgm:presLayoutVars>
+          <dgm:chPref val="3"/>
+        </dgm:presLayoutVars>
+      </dgm:prSet>
+      <dgm:spPr>
+        <a:prstGeom prst="roundRect">
+          <a:avLst/>
+        </a:prstGeom>
+      </dgm:spPr>
+    </dgm:pt>
+    <dgm:pt modelId="{6F89B19B-3A40-4DEF-B950-9C9D8B3E13E0}" type="pres">
+      <dgm:prSet presAssocID="{11FD73A5-F39D-4D3E-B56A-249FBABF43E0}" presName="rootConnector" presStyleLbl="node2" presStyleIdx="1" presStyleCnt="3"/>
+      <dgm:spPr/>
+    </dgm:pt>
+    <dgm:pt modelId="{509ED240-CF4B-45F3-BE8E-C9A35C11B251}" type="pres">
+      <dgm:prSet presAssocID="{11FD73A5-F39D-4D3E-B56A-249FBABF43E0}" presName="hierChild4" presStyleCnt="0"/>
+      <dgm:spPr/>
+    </dgm:pt>
+    <dgm:pt modelId="{CCA81168-0189-41BA-A46C-64692F98151F}" type="pres">
+      <dgm:prSet presAssocID="{0F3F8333-32C1-4083-97B5-089972BBECF9}" presName="Name37" presStyleLbl="parChTrans1D3" presStyleIdx="0" presStyleCnt="5"/>
+      <dgm:spPr/>
+    </dgm:pt>
+    <dgm:pt modelId="{EE94C1F9-D7BC-48D7-BD8F-ABDEC796115E}" type="pres">
+      <dgm:prSet presAssocID="{F4625E5F-F398-4DC3-90B3-89D847C1B4D2}" presName="hierRoot2" presStyleCnt="0">
+        <dgm:presLayoutVars>
+          <dgm:hierBranch val="init"/>
+        </dgm:presLayoutVars>
+      </dgm:prSet>
+      <dgm:spPr/>
+    </dgm:pt>
+    <dgm:pt modelId="{36F3EE08-4C48-4E93-9145-29A851EC60E2}" type="pres">
+      <dgm:prSet presAssocID="{F4625E5F-F398-4DC3-90B3-89D847C1B4D2}" presName="rootComposite" presStyleCnt="0"/>
+      <dgm:spPr/>
+    </dgm:pt>
+    <dgm:pt modelId="{09EE6FDB-B20C-48EA-83D5-F9E144629EC7}" type="pres">
+      <dgm:prSet presAssocID="{F4625E5F-F398-4DC3-90B3-89D847C1B4D2}" presName="rootText" presStyleLbl="node3" presStyleIdx="0" presStyleCnt="5" custScaleX="31864" custScaleY="31864">
+        <dgm:presLayoutVars>
+          <dgm:chPref val="3"/>
+        </dgm:presLayoutVars>
+      </dgm:prSet>
+      <dgm:spPr>
+        <a:prstGeom prst="roundRect">
+          <a:avLst/>
+        </a:prstGeom>
+      </dgm:spPr>
+    </dgm:pt>
+    <dgm:pt modelId="{6526433B-C5F5-4831-9B87-E729CA5E4EEE}" type="pres">
+      <dgm:prSet presAssocID="{F4625E5F-F398-4DC3-90B3-89D847C1B4D2}" presName="rootConnector" presStyleLbl="node3" presStyleIdx="0" presStyleCnt="5"/>
+      <dgm:spPr/>
+    </dgm:pt>
+    <dgm:pt modelId="{999F3703-6519-419D-A259-A0A178DEC328}" type="pres">
+      <dgm:prSet presAssocID="{F4625E5F-F398-4DC3-90B3-89D847C1B4D2}" presName="hierChild4" presStyleCnt="0"/>
+      <dgm:spPr/>
+    </dgm:pt>
+    <dgm:pt modelId="{302B8E73-8839-4A0A-937C-BEE9E589CB96}" type="pres">
+      <dgm:prSet presAssocID="{F4625E5F-F398-4DC3-90B3-89D847C1B4D2}" presName="hierChild5" presStyleCnt="0"/>
+      <dgm:spPr/>
+    </dgm:pt>
+    <dgm:pt modelId="{2F8B7603-464C-4D89-8E80-582F0AB68DF7}" type="pres">
+      <dgm:prSet presAssocID="{1A9B7C97-70C2-47DD-980C-C5466AB90939}" presName="Name37" presStyleLbl="parChTrans1D3" presStyleIdx="1" presStyleCnt="5"/>
+      <dgm:spPr/>
+    </dgm:pt>
+    <dgm:pt modelId="{3E573529-860D-45E2-9E6A-5968D04A542F}" type="pres">
+      <dgm:prSet presAssocID="{9AF368FB-4B45-4D1C-9A89-76A4E3C17264}" presName="hierRoot2" presStyleCnt="0">
+        <dgm:presLayoutVars>
+          <dgm:hierBranch val="init"/>
+        </dgm:presLayoutVars>
+      </dgm:prSet>
+      <dgm:spPr/>
+    </dgm:pt>
+    <dgm:pt modelId="{54156C73-A898-4570-B44F-77C3DBD243CC}" type="pres">
+      <dgm:prSet presAssocID="{9AF368FB-4B45-4D1C-9A89-76A4E3C17264}" presName="rootComposite" presStyleCnt="0"/>
+      <dgm:spPr/>
+    </dgm:pt>
+    <dgm:pt modelId="{FA8E117F-E0C5-437E-82C3-7C00811F661F}" type="pres">
+      <dgm:prSet presAssocID="{9AF368FB-4B45-4D1C-9A89-76A4E3C17264}" presName="rootText" presStyleLbl="node3" presStyleIdx="1" presStyleCnt="5" custScaleX="31864" custScaleY="31864">
+        <dgm:presLayoutVars>
+          <dgm:chPref val="3"/>
+        </dgm:presLayoutVars>
+      </dgm:prSet>
+      <dgm:spPr>
+        <a:prstGeom prst="roundRect">
+          <a:avLst/>
+        </a:prstGeom>
+      </dgm:spPr>
+    </dgm:pt>
+    <dgm:pt modelId="{72E11B87-5125-4E0C-B6F7-0359D28AF1F3}" type="pres">
+      <dgm:prSet presAssocID="{9AF368FB-4B45-4D1C-9A89-76A4E3C17264}" presName="rootConnector" presStyleLbl="node3" presStyleIdx="1" presStyleCnt="5"/>
+      <dgm:spPr/>
+    </dgm:pt>
+    <dgm:pt modelId="{77EE1D98-3820-4858-AFB9-AA1C5320906A}" type="pres">
+      <dgm:prSet presAssocID="{9AF368FB-4B45-4D1C-9A89-76A4E3C17264}" presName="hierChild4" presStyleCnt="0"/>
+      <dgm:spPr/>
+    </dgm:pt>
+    <dgm:pt modelId="{05A0A25E-F64B-4D88-B7E3-68E73B0B2AAE}" type="pres">
+      <dgm:prSet presAssocID="{9AF368FB-4B45-4D1C-9A89-76A4E3C17264}" presName="hierChild5" presStyleCnt="0"/>
+      <dgm:spPr/>
+    </dgm:pt>
+    <dgm:pt modelId="{17938E14-FE37-4BEB-A42D-07EFBE64E6C3}" type="pres">
+      <dgm:prSet presAssocID="{11FD73A5-F39D-4D3E-B56A-249FBABF43E0}" presName="hierChild5" presStyleCnt="0"/>
+      <dgm:spPr/>
+    </dgm:pt>
+    <dgm:pt modelId="{27895697-2032-4A1C-B16E-AA01602D2D37}" type="pres">
+      <dgm:prSet presAssocID="{E5DB8B48-B7FB-4AA3-BA43-5284474140E0}" presName="Name37" presStyleLbl="parChTrans1D2" presStyleIdx="2" presStyleCnt="3"/>
+      <dgm:spPr/>
+    </dgm:pt>
+    <dgm:pt modelId="{CB69DCF2-AF48-4123-B880-3664B1715F13}" type="pres">
+      <dgm:prSet presAssocID="{6A74A563-BA45-49AD-9BB9-407D7486370E}" presName="hierRoot2" presStyleCnt="0">
+        <dgm:presLayoutVars>
+          <dgm:hierBranch val="init"/>
+        </dgm:presLayoutVars>
+      </dgm:prSet>
+      <dgm:spPr/>
+    </dgm:pt>
+    <dgm:pt modelId="{6D794B0C-9351-4141-976E-9D6301AB3483}" type="pres">
+      <dgm:prSet presAssocID="{6A74A563-BA45-49AD-9BB9-407D7486370E}" presName="rootComposite" presStyleCnt="0"/>
+      <dgm:spPr/>
+    </dgm:pt>
+    <dgm:pt modelId="{2EAC2E53-E73E-4D0F-B8E3-9E0284652602}" type="pres">
+      <dgm:prSet presAssocID="{6A74A563-BA45-49AD-9BB9-407D7486370E}" presName="rootText" presStyleLbl="node2" presStyleIdx="2" presStyleCnt="3" custScaleX="51316" custScaleY="51316">
+        <dgm:presLayoutVars>
+          <dgm:chPref val="3"/>
+        </dgm:presLayoutVars>
+      </dgm:prSet>
+      <dgm:spPr>
+        <a:prstGeom prst="roundRect">
+          <a:avLst/>
+        </a:prstGeom>
+      </dgm:spPr>
+    </dgm:pt>
+    <dgm:pt modelId="{63DB9921-4BFC-4BE3-A717-90911A79DF5C}" type="pres">
+      <dgm:prSet presAssocID="{6A74A563-BA45-49AD-9BB9-407D7486370E}" presName="rootConnector" presStyleLbl="node2" presStyleIdx="2" presStyleCnt="3"/>
+      <dgm:spPr/>
+    </dgm:pt>
+    <dgm:pt modelId="{DE0DA81D-2075-4526-927F-0AC42B7BF863}" type="pres">
+      <dgm:prSet presAssocID="{6A74A563-BA45-49AD-9BB9-407D7486370E}" presName="hierChild4" presStyleCnt="0"/>
+      <dgm:spPr/>
+    </dgm:pt>
+    <dgm:pt modelId="{CCE1B735-7DFA-485A-A618-8184D2A76BAE}" type="pres">
+      <dgm:prSet presAssocID="{07D87F42-4C5F-4722-9299-CE807D487FE7}" presName="Name37" presStyleLbl="parChTrans1D3" presStyleIdx="2" presStyleCnt="5"/>
+      <dgm:spPr/>
+    </dgm:pt>
+    <dgm:pt modelId="{E68F693D-F000-4E27-9B94-22530918BE79}" type="pres">
+      <dgm:prSet presAssocID="{95ACFE52-3D22-4691-A5A9-4075BD05EE61}" presName="hierRoot2" presStyleCnt="0">
+        <dgm:presLayoutVars>
+          <dgm:hierBranch val="init"/>
+        </dgm:presLayoutVars>
+      </dgm:prSet>
+      <dgm:spPr/>
+    </dgm:pt>
+    <dgm:pt modelId="{79DC6A31-19AC-4684-A68D-4496E58A660C}" type="pres">
+      <dgm:prSet presAssocID="{95ACFE52-3D22-4691-A5A9-4075BD05EE61}" presName="rootComposite" presStyleCnt="0"/>
+      <dgm:spPr/>
+    </dgm:pt>
+    <dgm:pt modelId="{BDAB8503-CA1A-4DA9-AC21-C237E7CBF35F}" type="pres">
+      <dgm:prSet presAssocID="{95ACFE52-3D22-4691-A5A9-4075BD05EE61}" presName="rootText" presStyleLbl="node3" presStyleIdx="2" presStyleCnt="5" custScaleX="31864" custScaleY="31864">
+        <dgm:presLayoutVars>
+          <dgm:chPref val="3"/>
+        </dgm:presLayoutVars>
+      </dgm:prSet>
+      <dgm:spPr>
+        <a:prstGeom prst="roundRect">
+          <a:avLst/>
+        </a:prstGeom>
+      </dgm:spPr>
+    </dgm:pt>
+    <dgm:pt modelId="{AD7A8F42-5B99-4967-8748-2D4992695794}" type="pres">
+      <dgm:prSet presAssocID="{95ACFE52-3D22-4691-A5A9-4075BD05EE61}" presName="rootConnector" presStyleLbl="node3" presStyleIdx="2" presStyleCnt="5"/>
+      <dgm:spPr/>
+    </dgm:pt>
+    <dgm:pt modelId="{9DEA2D6C-D8E1-4EA5-AACD-2AFD80398862}" type="pres">
+      <dgm:prSet presAssocID="{95ACFE52-3D22-4691-A5A9-4075BD05EE61}" presName="hierChild4" presStyleCnt="0"/>
+      <dgm:spPr/>
+    </dgm:pt>
+    <dgm:pt modelId="{E4EBBBA7-8B30-4984-A203-E14585C5AFEC}" type="pres">
+      <dgm:prSet presAssocID="{95ACFE52-3D22-4691-A5A9-4075BD05EE61}" presName="hierChild5" presStyleCnt="0"/>
+      <dgm:spPr/>
+    </dgm:pt>
+    <dgm:pt modelId="{1E87C4D7-DC16-47C0-A390-48B5EA10EC43}" type="pres">
+      <dgm:prSet presAssocID="{D40E78EA-EC45-424B-A9D8-A737DA1E485E}" presName="Name37" presStyleLbl="parChTrans1D3" presStyleIdx="3" presStyleCnt="5"/>
+      <dgm:spPr/>
+    </dgm:pt>
+    <dgm:pt modelId="{D0DAFDE3-5BEF-43C7-806C-AC7C5AB5EA34}" type="pres">
+      <dgm:prSet presAssocID="{615DA8CC-E3F2-4B38-8639-133BEA94731A}" presName="hierRoot2" presStyleCnt="0">
+        <dgm:presLayoutVars>
+          <dgm:hierBranch val="init"/>
+        </dgm:presLayoutVars>
+      </dgm:prSet>
+      <dgm:spPr/>
+    </dgm:pt>
+    <dgm:pt modelId="{519CE281-B9B5-40FA-AE8F-B583545CC9E7}" type="pres">
+      <dgm:prSet presAssocID="{615DA8CC-E3F2-4B38-8639-133BEA94731A}" presName="rootComposite" presStyleCnt="0"/>
+      <dgm:spPr/>
+    </dgm:pt>
+    <dgm:pt modelId="{0E859B9F-7638-4867-A69B-A25086E02911}" type="pres">
+      <dgm:prSet presAssocID="{615DA8CC-E3F2-4B38-8639-133BEA94731A}" presName="rootText" presStyleLbl="node3" presStyleIdx="3" presStyleCnt="5" custScaleX="31864" custScaleY="31864">
+        <dgm:presLayoutVars>
+          <dgm:chPref val="3"/>
+        </dgm:presLayoutVars>
+      </dgm:prSet>
+      <dgm:spPr>
+        <a:prstGeom prst="roundRect">
+          <a:avLst/>
+        </a:prstGeom>
+      </dgm:spPr>
+    </dgm:pt>
+    <dgm:pt modelId="{368FC640-DFA7-41D1-820C-75541C4D4B90}" type="pres">
+      <dgm:prSet presAssocID="{615DA8CC-E3F2-4B38-8639-133BEA94731A}" presName="rootConnector" presStyleLbl="node3" presStyleIdx="3" presStyleCnt="5"/>
+      <dgm:spPr/>
+    </dgm:pt>
+    <dgm:pt modelId="{BFD50CA9-6185-4155-A7DB-389EF5511B88}" type="pres">
+      <dgm:prSet presAssocID="{615DA8CC-E3F2-4B38-8639-133BEA94731A}" presName="hierChild4" presStyleCnt="0"/>
+      <dgm:spPr/>
+    </dgm:pt>
+    <dgm:pt modelId="{B3D7EC6D-76B2-4F75-83BB-F7A4272ADA15}" type="pres">
+      <dgm:prSet presAssocID="{615DA8CC-E3F2-4B38-8639-133BEA94731A}" presName="hierChild5" presStyleCnt="0"/>
+      <dgm:spPr/>
+    </dgm:pt>
+    <dgm:pt modelId="{409CFB27-97C8-4A61-BFA6-0C33E2A10C93}" type="pres">
+      <dgm:prSet presAssocID="{9D92917B-9139-4E73-BBFD-28587590EBD1}" presName="Name37" presStyleLbl="parChTrans1D3" presStyleIdx="4" presStyleCnt="5"/>
+      <dgm:spPr/>
+    </dgm:pt>
+    <dgm:pt modelId="{0273E919-33A5-484B-B3E5-541C05CC017A}" type="pres">
+      <dgm:prSet presAssocID="{2D5A7530-A04B-4AD8-B905-65B474FCBD0D}" presName="hierRoot2" presStyleCnt="0">
+        <dgm:presLayoutVars>
+          <dgm:hierBranch val="init"/>
+        </dgm:presLayoutVars>
+      </dgm:prSet>
+      <dgm:spPr/>
+    </dgm:pt>
+    <dgm:pt modelId="{0763EB43-85F6-4312-B4AF-93A48FBFCFF6}" type="pres">
+      <dgm:prSet presAssocID="{2D5A7530-A04B-4AD8-B905-65B474FCBD0D}" presName="rootComposite" presStyleCnt="0"/>
+      <dgm:spPr/>
+    </dgm:pt>
+    <dgm:pt modelId="{05DD8525-0C49-4CCF-A7F7-7D7C78B1D1A2}" type="pres">
+      <dgm:prSet presAssocID="{2D5A7530-A04B-4AD8-B905-65B474FCBD0D}" presName="rootText" presStyleLbl="node3" presStyleIdx="4" presStyleCnt="5" custScaleX="31864" custScaleY="31864">
+        <dgm:presLayoutVars>
+          <dgm:chPref val="3"/>
+        </dgm:presLayoutVars>
+      </dgm:prSet>
+      <dgm:spPr>
+        <a:prstGeom prst="roundRect">
+          <a:avLst/>
+        </a:prstGeom>
+      </dgm:spPr>
+    </dgm:pt>
+    <dgm:pt modelId="{59A36E52-E75B-410D-B214-B03D15E2F254}" type="pres">
+      <dgm:prSet presAssocID="{2D5A7530-A04B-4AD8-B905-65B474FCBD0D}" presName="rootConnector" presStyleLbl="node3" presStyleIdx="4" presStyleCnt="5"/>
+      <dgm:spPr/>
+    </dgm:pt>
+    <dgm:pt modelId="{C45723AB-FBF3-42E5-BA52-A2956FFB7879}" type="pres">
+      <dgm:prSet presAssocID="{2D5A7530-A04B-4AD8-B905-65B474FCBD0D}" presName="hierChild4" presStyleCnt="0"/>
+      <dgm:spPr/>
+    </dgm:pt>
+    <dgm:pt modelId="{87B7656A-9A88-4AE3-A79E-E4A3163D9898}" type="pres">
+      <dgm:prSet presAssocID="{2D5A7530-A04B-4AD8-B905-65B474FCBD0D}" presName="hierChild5" presStyleCnt="0"/>
+      <dgm:spPr/>
+    </dgm:pt>
+    <dgm:pt modelId="{9A278DEF-981A-4770-9540-A98D7B1ABD73}" type="pres">
+      <dgm:prSet presAssocID="{6A74A563-BA45-49AD-9BB9-407D7486370E}" presName="hierChild5" presStyleCnt="0"/>
+      <dgm:spPr/>
+    </dgm:pt>
+    <dgm:pt modelId="{0B40F0AD-0657-44FC-A188-B87D77B1E5D8}" type="pres">
+      <dgm:prSet presAssocID="{50418B31-E03F-42EC-85E7-0D48D52B34E9}" presName="hierChild3" presStyleCnt="0"/>
+      <dgm:spPr/>
+    </dgm:pt>
+  </dgm:ptLst>
+  <dgm:cxnLst>
+    <dgm:cxn modelId="{AEFCE805-385B-4383-A117-6927046B7A19}" type="presOf" srcId="{6A74A563-BA45-49AD-9BB9-407D7486370E}" destId="{2EAC2E53-E73E-4D0F-B8E3-9E0284652602}" srcOrd="0" destOrd="0" presId="urn:microsoft.com/office/officeart/2005/8/layout/orgChart1"/>
+    <dgm:cxn modelId="{166A360A-A1A0-44C1-8D0F-5317FB0640D5}" srcId="{11FD73A5-F39D-4D3E-B56A-249FBABF43E0}" destId="{9AF368FB-4B45-4D1C-9A89-76A4E3C17264}" srcOrd="1" destOrd="0" parTransId="{1A9B7C97-70C2-47DD-980C-C5466AB90939}" sibTransId="{3761BF29-7C85-4631-9521-0D0EC1260D24}"/>
+    <dgm:cxn modelId="{466F3E0B-90B0-44C6-828B-F42CC3CBC477}" type="presOf" srcId="{2D5A7530-A04B-4AD8-B905-65B474FCBD0D}" destId="{59A36E52-E75B-410D-B214-B03D15E2F254}" srcOrd="1" destOrd="0" presId="urn:microsoft.com/office/officeart/2005/8/layout/orgChart1"/>
+    <dgm:cxn modelId="{EADE6814-246E-4FB9-AE65-B428327AA5C8}" type="presOf" srcId="{2D5A7530-A04B-4AD8-B905-65B474FCBD0D}" destId="{05DD8525-0C49-4CCF-A7F7-7D7C78B1D1A2}" srcOrd="0" destOrd="0" presId="urn:microsoft.com/office/officeart/2005/8/layout/orgChart1"/>
+    <dgm:cxn modelId="{E098F216-7E2A-490C-875E-50930D2AF0B7}" type="presOf" srcId="{F4625E5F-F398-4DC3-90B3-89D847C1B4D2}" destId="{6526433B-C5F5-4831-9B87-E729CA5E4EEE}" srcOrd="1" destOrd="0" presId="urn:microsoft.com/office/officeart/2005/8/layout/orgChart1"/>
+    <dgm:cxn modelId="{09F3E822-BD83-4F25-8782-62F10994EB04}" srcId="{F9335119-39F8-4447-87FC-F5554F3E9ACF}" destId="{50418B31-E03F-42EC-85E7-0D48D52B34E9}" srcOrd="0" destOrd="0" parTransId="{B3865441-19DD-4CFF-A945-522EF3F14F38}" sibTransId="{D276D12E-16C6-4008-B49F-02C0FD219252}"/>
+    <dgm:cxn modelId="{84262B23-4272-49C8-8DC4-9F49EBBC40AC}" srcId="{50418B31-E03F-42EC-85E7-0D48D52B34E9}" destId="{11FD73A5-F39D-4D3E-B56A-249FBABF43E0}" srcOrd="1" destOrd="0" parTransId="{656E856C-81E5-43CE-B501-47EA07C99497}" sibTransId="{BE4BA206-8DF4-4DAC-9B4E-F7B46D8CF844}"/>
+    <dgm:cxn modelId="{E42E7226-A214-4C82-88EC-9F7D4F54493E}" srcId="{50418B31-E03F-42EC-85E7-0D48D52B34E9}" destId="{C26A3EB6-3289-4A2D-A5A9-7911B9EF7160}" srcOrd="0" destOrd="0" parTransId="{735ED275-B64C-4CCB-AA62-F645717AD80F}" sibTransId="{D14A3485-9360-441B-9573-993DC6553F6A}"/>
+    <dgm:cxn modelId="{0C07593D-8873-4E84-AE23-8F0F2A113A06}" type="presOf" srcId="{F4625E5F-F398-4DC3-90B3-89D847C1B4D2}" destId="{09EE6FDB-B20C-48EA-83D5-F9E144629EC7}" srcOrd="0" destOrd="0" presId="urn:microsoft.com/office/officeart/2005/8/layout/orgChart1"/>
+    <dgm:cxn modelId="{EE659441-060A-4321-9FA4-3CF77DBFBAC0}" type="presOf" srcId="{07D87F42-4C5F-4722-9299-CE807D487FE7}" destId="{CCE1B735-7DFA-485A-A618-8184D2A76BAE}" srcOrd="0" destOrd="0" presId="urn:microsoft.com/office/officeart/2005/8/layout/orgChart1"/>
+    <dgm:cxn modelId="{066B1343-5BAF-4FD8-98DA-BA48B4E55128}" type="presOf" srcId="{6A74A563-BA45-49AD-9BB9-407D7486370E}" destId="{63DB9921-4BFC-4BE3-A717-90911A79DF5C}" srcOrd="1" destOrd="0" presId="urn:microsoft.com/office/officeart/2005/8/layout/orgChart1"/>
+    <dgm:cxn modelId="{9931AE44-727A-43E2-B741-982FFE1568DA}" srcId="{50418B31-E03F-42EC-85E7-0D48D52B34E9}" destId="{6A74A563-BA45-49AD-9BB9-407D7486370E}" srcOrd="2" destOrd="0" parTransId="{E5DB8B48-B7FB-4AA3-BA43-5284474140E0}" sibTransId="{37AB8EBC-6BBB-40A4-B401-B0B8735C2D01}"/>
+    <dgm:cxn modelId="{FD8DB465-6E43-425E-85AC-7C021A7D0C5B}" type="presOf" srcId="{11FD73A5-F39D-4D3E-B56A-249FBABF43E0}" destId="{4EE9F8D4-A294-4857-B08C-DD2980D3126D}" srcOrd="0" destOrd="0" presId="urn:microsoft.com/office/officeart/2005/8/layout/orgChart1"/>
+    <dgm:cxn modelId="{8A255C48-14FD-4AD6-942C-3C5737FFCD03}" type="presOf" srcId="{50418B31-E03F-42EC-85E7-0D48D52B34E9}" destId="{28B58238-DCD0-4073-BF5E-A7BA95135B93}" srcOrd="1" destOrd="0" presId="urn:microsoft.com/office/officeart/2005/8/layout/orgChart1"/>
+    <dgm:cxn modelId="{C4AF3B49-CEF0-41B9-A651-AB1E7754AF6B}" type="presOf" srcId="{C26A3EB6-3289-4A2D-A5A9-7911B9EF7160}" destId="{89BBA44B-1310-4D84-A377-3AD5AE8081AB}" srcOrd="0" destOrd="0" presId="urn:microsoft.com/office/officeart/2005/8/layout/orgChart1"/>
+    <dgm:cxn modelId="{7FC7776B-726B-4271-BBC0-1873C52D2E9E}" type="presOf" srcId="{9AF368FB-4B45-4D1C-9A89-76A4E3C17264}" destId="{FA8E117F-E0C5-437E-82C3-7C00811F661F}" srcOrd="0" destOrd="0" presId="urn:microsoft.com/office/officeart/2005/8/layout/orgChart1"/>
+    <dgm:cxn modelId="{0B73A04B-740C-4D84-8C71-59D44700A666}" type="presOf" srcId="{C26A3EB6-3289-4A2D-A5A9-7911B9EF7160}" destId="{1244926F-9522-478D-A5E9-9E1C7B4F7DB6}" srcOrd="1" destOrd="0" presId="urn:microsoft.com/office/officeart/2005/8/layout/orgChart1"/>
+    <dgm:cxn modelId="{D4B0406F-39F5-4A5B-BD3F-DBFC206E708D}" type="presOf" srcId="{735ED275-B64C-4CCB-AA62-F645717AD80F}" destId="{88ABD012-2A6C-4E67-8AAC-8A3B73621E21}" srcOrd="0" destOrd="0" presId="urn:microsoft.com/office/officeart/2005/8/layout/orgChart1"/>
+    <dgm:cxn modelId="{13E78B70-DF83-45F3-BEC7-ADC3680E8D91}" type="presOf" srcId="{95ACFE52-3D22-4691-A5A9-4075BD05EE61}" destId="{AD7A8F42-5B99-4967-8748-2D4992695794}" srcOrd="1" destOrd="0" presId="urn:microsoft.com/office/officeart/2005/8/layout/orgChart1"/>
+    <dgm:cxn modelId="{C91C6871-0AC8-4985-A34E-DB4C11AF302E}" type="presOf" srcId="{D40E78EA-EC45-424B-A9D8-A737DA1E485E}" destId="{1E87C4D7-DC16-47C0-A390-48B5EA10EC43}" srcOrd="0" destOrd="0" presId="urn:microsoft.com/office/officeart/2005/8/layout/orgChart1"/>
+    <dgm:cxn modelId="{E05F6252-0531-42FA-B07F-D1A1CA2EAC52}" type="presOf" srcId="{95ACFE52-3D22-4691-A5A9-4075BD05EE61}" destId="{BDAB8503-CA1A-4DA9-AC21-C237E7CBF35F}" srcOrd="0" destOrd="0" presId="urn:microsoft.com/office/officeart/2005/8/layout/orgChart1"/>
+    <dgm:cxn modelId="{BB1AFB56-77B5-4EBD-ABCF-C7B12B1E6A1D}" srcId="{6A74A563-BA45-49AD-9BB9-407D7486370E}" destId="{95ACFE52-3D22-4691-A5A9-4075BD05EE61}" srcOrd="0" destOrd="0" parTransId="{07D87F42-4C5F-4722-9299-CE807D487FE7}" sibTransId="{BC0763AA-D55E-49A8-8A66-439C46EE0C13}"/>
+    <dgm:cxn modelId="{DB12EC57-3C97-4F60-AC7F-E6CC846B3D1B}" type="presOf" srcId="{50418B31-E03F-42EC-85E7-0D48D52B34E9}" destId="{6BAE9566-31C0-4D8C-B369-91FDA1DFBB44}" srcOrd="0" destOrd="0" presId="urn:microsoft.com/office/officeart/2005/8/layout/orgChart1"/>
+    <dgm:cxn modelId="{80DABA58-C8D5-4DDB-B99E-18965B9AD8E6}" type="presOf" srcId="{E5DB8B48-B7FB-4AA3-BA43-5284474140E0}" destId="{27895697-2032-4A1C-B16E-AA01602D2D37}" srcOrd="0" destOrd="0" presId="urn:microsoft.com/office/officeart/2005/8/layout/orgChart1"/>
+    <dgm:cxn modelId="{3487177C-DC01-400C-8CC9-E6B78C4943CF}" srcId="{11FD73A5-F39D-4D3E-B56A-249FBABF43E0}" destId="{F4625E5F-F398-4DC3-90B3-89D847C1B4D2}" srcOrd="0" destOrd="0" parTransId="{0F3F8333-32C1-4083-97B5-089972BBECF9}" sibTransId="{8286885C-47C9-4353-A097-7FE0B81C520A}"/>
+    <dgm:cxn modelId="{DD81D47D-EBF4-4D42-AA24-087980DB812E}" type="presOf" srcId="{9AF368FB-4B45-4D1C-9A89-76A4E3C17264}" destId="{72E11B87-5125-4E0C-B6F7-0359D28AF1F3}" srcOrd="1" destOrd="0" presId="urn:microsoft.com/office/officeart/2005/8/layout/orgChart1"/>
+    <dgm:cxn modelId="{3A727497-A405-4EFD-BE54-F67605763F79}" srcId="{6A74A563-BA45-49AD-9BB9-407D7486370E}" destId="{615DA8CC-E3F2-4B38-8639-133BEA94731A}" srcOrd="1" destOrd="0" parTransId="{D40E78EA-EC45-424B-A9D8-A737DA1E485E}" sibTransId="{DACA93F7-0AF9-4938-AB19-2CDF682B49A9}"/>
+    <dgm:cxn modelId="{A05E43AD-9D38-44A8-9F17-93D8289FAB98}" type="presOf" srcId="{0F3F8333-32C1-4083-97B5-089972BBECF9}" destId="{CCA81168-0189-41BA-A46C-64692F98151F}" srcOrd="0" destOrd="0" presId="urn:microsoft.com/office/officeart/2005/8/layout/orgChart1"/>
+    <dgm:cxn modelId="{3FB3B6B4-F86E-4984-851C-D176A86325E8}" type="presOf" srcId="{615DA8CC-E3F2-4B38-8639-133BEA94731A}" destId="{368FC640-DFA7-41D1-820C-75541C4D4B90}" srcOrd="1" destOrd="0" presId="urn:microsoft.com/office/officeart/2005/8/layout/orgChart1"/>
+    <dgm:cxn modelId="{267C6BB6-CCE6-4A5A-BF13-E152971E0D36}" type="presOf" srcId="{615DA8CC-E3F2-4B38-8639-133BEA94731A}" destId="{0E859B9F-7638-4867-A69B-A25086E02911}" srcOrd="0" destOrd="0" presId="urn:microsoft.com/office/officeart/2005/8/layout/orgChart1"/>
+    <dgm:cxn modelId="{75F3EBC6-C100-4747-8762-0A0733C15145}" type="presOf" srcId="{F9335119-39F8-4447-87FC-F5554F3E9ACF}" destId="{92F78CD7-8E96-460D-A8B6-D214295679C1}" srcOrd="0" destOrd="0" presId="urn:microsoft.com/office/officeart/2005/8/layout/orgChart1"/>
+    <dgm:cxn modelId="{960943D7-3DD9-4D22-AEA6-184CBFDD9B8B}" type="presOf" srcId="{11FD73A5-F39D-4D3E-B56A-249FBABF43E0}" destId="{6F89B19B-3A40-4DEF-B950-9C9D8B3E13E0}" srcOrd="1" destOrd="0" presId="urn:microsoft.com/office/officeart/2005/8/layout/orgChart1"/>
+    <dgm:cxn modelId="{7B1383D8-99BE-44B5-AC1B-0F7B9A7DCEDC}" type="presOf" srcId="{9D92917B-9139-4E73-BBFD-28587590EBD1}" destId="{409CFB27-97C8-4A61-BFA6-0C33E2A10C93}" srcOrd="0" destOrd="0" presId="urn:microsoft.com/office/officeart/2005/8/layout/orgChart1"/>
+    <dgm:cxn modelId="{7A5E65DD-0F56-4207-9415-CEBAF73BD166}" srcId="{6A74A563-BA45-49AD-9BB9-407D7486370E}" destId="{2D5A7530-A04B-4AD8-B905-65B474FCBD0D}" srcOrd="2" destOrd="0" parTransId="{9D92917B-9139-4E73-BBFD-28587590EBD1}" sibTransId="{851677E6-1EB5-400F-8A5B-65F9B461BA1A}"/>
+    <dgm:cxn modelId="{C06F59F2-654D-485F-BF07-0207EA76B2F0}" type="presOf" srcId="{656E856C-81E5-43CE-B501-47EA07C99497}" destId="{465620B8-D923-47A6-AEA6-B888193B9C6C}" srcOrd="0" destOrd="0" presId="urn:microsoft.com/office/officeart/2005/8/layout/orgChart1"/>
+    <dgm:cxn modelId="{3CC0A7FD-8305-40DA-9E2D-DBC8FD0A886E}" type="presOf" srcId="{1A9B7C97-70C2-47DD-980C-C5466AB90939}" destId="{2F8B7603-464C-4D89-8E80-582F0AB68DF7}" srcOrd="0" destOrd="0" presId="urn:microsoft.com/office/officeart/2005/8/layout/orgChart1"/>
+    <dgm:cxn modelId="{0E2750D1-4B71-44E2-9301-DEE4CEDB698C}" type="presParOf" srcId="{92F78CD7-8E96-460D-A8B6-D214295679C1}" destId="{BE1C097E-777E-4CBD-82BE-86ACE0ED3424}" srcOrd="0" destOrd="0" presId="urn:microsoft.com/office/officeart/2005/8/layout/orgChart1"/>
+    <dgm:cxn modelId="{5806781B-D369-41A7-A39D-BF06140EB5D3}" type="presParOf" srcId="{BE1C097E-777E-4CBD-82BE-86ACE0ED3424}" destId="{356DAAD8-2600-4852-A6E0-F20B2503E162}" srcOrd="0" destOrd="0" presId="urn:microsoft.com/office/officeart/2005/8/layout/orgChart1"/>
+    <dgm:cxn modelId="{4C507B5A-7ECC-4531-B404-5A7A1BC490EA}" type="presParOf" srcId="{356DAAD8-2600-4852-A6E0-F20B2503E162}" destId="{6BAE9566-31C0-4D8C-B369-91FDA1DFBB44}" srcOrd="0" destOrd="0" presId="urn:microsoft.com/office/officeart/2005/8/layout/orgChart1"/>
+    <dgm:cxn modelId="{B5DB4B32-5C20-49BC-81A4-54AEF0766666}" type="presParOf" srcId="{356DAAD8-2600-4852-A6E0-F20B2503E162}" destId="{28B58238-DCD0-4073-BF5E-A7BA95135B93}" srcOrd="1" destOrd="0" presId="urn:microsoft.com/office/officeart/2005/8/layout/orgChart1"/>
+    <dgm:cxn modelId="{C909EB7C-C3AF-4B19-B9D2-166615E513D1}" type="presParOf" srcId="{BE1C097E-777E-4CBD-82BE-86ACE0ED3424}" destId="{F1ACF1AE-2A05-4F4F-952C-FF88A92BAF21}" srcOrd="1" destOrd="0" presId="urn:microsoft.com/office/officeart/2005/8/layout/orgChart1"/>
+    <dgm:cxn modelId="{26289ACA-DD3F-41A6-A54F-0DD424222707}" type="presParOf" srcId="{F1ACF1AE-2A05-4F4F-952C-FF88A92BAF21}" destId="{88ABD012-2A6C-4E67-8AAC-8A3B73621E21}" srcOrd="0" destOrd="0" presId="urn:microsoft.com/office/officeart/2005/8/layout/orgChart1"/>
+    <dgm:cxn modelId="{F7557596-465B-44C6-AC9B-24A0389712AF}" type="presParOf" srcId="{F1ACF1AE-2A05-4F4F-952C-FF88A92BAF21}" destId="{BA558FE3-8D7F-4392-BE24-4BA8473427C0}" srcOrd="1" destOrd="0" presId="urn:microsoft.com/office/officeart/2005/8/layout/orgChart1"/>
+    <dgm:cxn modelId="{40D018E3-7025-4EB1-AE27-A080ED0C5AEB}" type="presParOf" srcId="{BA558FE3-8D7F-4392-BE24-4BA8473427C0}" destId="{7B8DBB59-23D1-4804-8EA6-CF0239E547CD}" srcOrd="0" destOrd="0" presId="urn:microsoft.com/office/officeart/2005/8/layout/orgChart1"/>
+    <dgm:cxn modelId="{D71853DC-B5AE-401B-BBFE-ACE289FBC538}" type="presParOf" srcId="{7B8DBB59-23D1-4804-8EA6-CF0239E547CD}" destId="{89BBA44B-1310-4D84-A377-3AD5AE8081AB}" srcOrd="0" destOrd="0" presId="urn:microsoft.com/office/officeart/2005/8/layout/orgChart1"/>
+    <dgm:cxn modelId="{8A6E441E-802A-484A-852E-3785B8834604}" type="presParOf" srcId="{7B8DBB59-23D1-4804-8EA6-CF0239E547CD}" destId="{1244926F-9522-478D-A5E9-9E1C7B4F7DB6}" srcOrd="1" destOrd="0" presId="urn:microsoft.com/office/officeart/2005/8/layout/orgChart1"/>
+    <dgm:cxn modelId="{FFA15658-B012-4224-A633-C7CFF43AA248}" type="presParOf" srcId="{BA558FE3-8D7F-4392-BE24-4BA8473427C0}" destId="{53403966-92D9-4119-965C-1B12745EBE30}" srcOrd="1" destOrd="0" presId="urn:microsoft.com/office/officeart/2005/8/layout/orgChart1"/>
+    <dgm:cxn modelId="{38727CEF-C9C7-49D3-B2B8-AE9A574F9D6D}" type="presParOf" srcId="{BA558FE3-8D7F-4392-BE24-4BA8473427C0}" destId="{2B31BD5E-45B9-47C6-93F1-A2F56F53F889}" srcOrd="2" destOrd="0" presId="urn:microsoft.com/office/officeart/2005/8/layout/orgChart1"/>
+    <dgm:cxn modelId="{75A8414D-2968-4684-86EE-40C95E08B653}" type="presParOf" srcId="{F1ACF1AE-2A05-4F4F-952C-FF88A92BAF21}" destId="{465620B8-D923-47A6-AEA6-B888193B9C6C}" srcOrd="2" destOrd="0" presId="urn:microsoft.com/office/officeart/2005/8/layout/orgChart1"/>
+    <dgm:cxn modelId="{5C63C583-1DD6-4AE0-9789-9053BF10BC9E}" type="presParOf" srcId="{F1ACF1AE-2A05-4F4F-952C-FF88A92BAF21}" destId="{BF0B272B-36C1-409E-8E53-94977FBD3081}" srcOrd="3" destOrd="0" presId="urn:microsoft.com/office/officeart/2005/8/layout/orgChart1"/>
+    <dgm:cxn modelId="{F3465238-0774-4BC1-BE9A-836A51CE5F0D}" type="presParOf" srcId="{BF0B272B-36C1-409E-8E53-94977FBD3081}" destId="{730BE539-28E6-4260-A1FC-6FE9294C06ED}" srcOrd="0" destOrd="0" presId="urn:microsoft.com/office/officeart/2005/8/layout/orgChart1"/>
+    <dgm:cxn modelId="{0878E6E9-3725-4449-8AD0-9C8BB1B96392}" type="presParOf" srcId="{730BE539-28E6-4260-A1FC-6FE9294C06ED}" destId="{4EE9F8D4-A294-4857-B08C-DD2980D3126D}" srcOrd="0" destOrd="0" presId="urn:microsoft.com/office/officeart/2005/8/layout/orgChart1"/>
+    <dgm:cxn modelId="{671FC167-A691-48CC-8E73-E268E7D20C7B}" type="presParOf" srcId="{730BE539-28E6-4260-A1FC-6FE9294C06ED}" destId="{6F89B19B-3A40-4DEF-B950-9C9D8B3E13E0}" srcOrd="1" destOrd="0" presId="urn:microsoft.com/office/officeart/2005/8/layout/orgChart1"/>
+    <dgm:cxn modelId="{C7EF8208-E495-4B06-B939-C29CA7A9A708}" type="presParOf" srcId="{BF0B272B-36C1-409E-8E53-94977FBD3081}" destId="{509ED240-CF4B-45F3-BE8E-C9A35C11B251}" srcOrd="1" destOrd="0" presId="urn:microsoft.com/office/officeart/2005/8/layout/orgChart1"/>
+    <dgm:cxn modelId="{817ED727-863B-4502-B827-EC9333A46BB3}" type="presParOf" srcId="{509ED240-CF4B-45F3-BE8E-C9A35C11B251}" destId="{CCA81168-0189-41BA-A46C-64692F98151F}" srcOrd="0" destOrd="0" presId="urn:microsoft.com/office/officeart/2005/8/layout/orgChart1"/>
+    <dgm:cxn modelId="{49E8BC95-CCD0-405A-ADE3-93B77DD5D81C}" type="presParOf" srcId="{509ED240-CF4B-45F3-BE8E-C9A35C11B251}" destId="{EE94C1F9-D7BC-48D7-BD8F-ABDEC796115E}" srcOrd="1" destOrd="0" presId="urn:microsoft.com/office/officeart/2005/8/layout/orgChart1"/>
+    <dgm:cxn modelId="{DF6E487E-D129-4FB5-B128-1E8EBAC8579F}" type="presParOf" srcId="{EE94C1F9-D7BC-48D7-BD8F-ABDEC796115E}" destId="{36F3EE08-4C48-4E93-9145-29A851EC60E2}" srcOrd="0" destOrd="0" presId="urn:microsoft.com/office/officeart/2005/8/layout/orgChart1"/>
+    <dgm:cxn modelId="{557D8B9D-DA6B-4299-9B3C-4C482F39F218}" type="presParOf" srcId="{36F3EE08-4C48-4E93-9145-29A851EC60E2}" destId="{09EE6FDB-B20C-48EA-83D5-F9E144629EC7}" srcOrd="0" destOrd="0" presId="urn:microsoft.com/office/officeart/2005/8/layout/orgChart1"/>
+    <dgm:cxn modelId="{558A8152-889A-4695-8B5D-1F59C793EBCF}" type="presParOf" srcId="{36F3EE08-4C48-4E93-9145-29A851EC60E2}" destId="{6526433B-C5F5-4831-9B87-E729CA5E4EEE}" srcOrd="1" destOrd="0" presId="urn:microsoft.com/office/officeart/2005/8/layout/orgChart1"/>
+    <dgm:cxn modelId="{22517065-22C1-4FAA-8DD2-4D3254EE7236}" type="presParOf" srcId="{EE94C1F9-D7BC-48D7-BD8F-ABDEC796115E}" destId="{999F3703-6519-419D-A259-A0A178DEC328}" srcOrd="1" destOrd="0" presId="urn:microsoft.com/office/officeart/2005/8/layout/orgChart1"/>
+    <dgm:cxn modelId="{7FF0D13A-350D-429D-BB98-DDE30493DA62}" type="presParOf" srcId="{EE94C1F9-D7BC-48D7-BD8F-ABDEC796115E}" destId="{302B8E73-8839-4A0A-937C-BEE9E589CB96}" srcOrd="2" destOrd="0" presId="urn:microsoft.com/office/officeart/2005/8/layout/orgChart1"/>
+    <dgm:cxn modelId="{1F6AE8EA-DC87-49D2-AC61-895C132E2A53}" type="presParOf" srcId="{509ED240-CF4B-45F3-BE8E-C9A35C11B251}" destId="{2F8B7603-464C-4D89-8E80-582F0AB68DF7}" srcOrd="2" destOrd="0" presId="urn:microsoft.com/office/officeart/2005/8/layout/orgChart1"/>
+    <dgm:cxn modelId="{C293BF3E-CC0E-40B1-9100-7C6965C64627}" type="presParOf" srcId="{509ED240-CF4B-45F3-BE8E-C9A35C11B251}" destId="{3E573529-860D-45E2-9E6A-5968D04A542F}" srcOrd="3" destOrd="0" presId="urn:microsoft.com/office/officeart/2005/8/layout/orgChart1"/>
+    <dgm:cxn modelId="{DBC4C0B3-D85B-4E06-B94C-3D2980D3CB8A}" type="presParOf" srcId="{3E573529-860D-45E2-9E6A-5968D04A542F}" destId="{54156C73-A898-4570-B44F-77C3DBD243CC}" srcOrd="0" destOrd="0" presId="urn:microsoft.com/office/officeart/2005/8/layout/orgChart1"/>
+    <dgm:cxn modelId="{884A5206-4EDB-4202-B131-41B0151F6FF8}" type="presParOf" srcId="{54156C73-A898-4570-B44F-77C3DBD243CC}" destId="{FA8E117F-E0C5-437E-82C3-7C00811F661F}" srcOrd="0" destOrd="0" presId="urn:microsoft.com/office/officeart/2005/8/layout/orgChart1"/>
+    <dgm:cxn modelId="{C12DC0AC-587E-4A36-B898-562F6018CCEA}" type="presParOf" srcId="{54156C73-A898-4570-B44F-77C3DBD243CC}" destId="{72E11B87-5125-4E0C-B6F7-0359D28AF1F3}" srcOrd="1" destOrd="0" presId="urn:microsoft.com/office/officeart/2005/8/layout/orgChart1"/>
+    <dgm:cxn modelId="{EBFF207D-55B6-4B6D-A638-1A21969ADF09}" type="presParOf" srcId="{3E573529-860D-45E2-9E6A-5968D04A542F}" destId="{77EE1D98-3820-4858-AFB9-AA1C5320906A}" srcOrd="1" destOrd="0" presId="urn:microsoft.com/office/officeart/2005/8/layout/orgChart1"/>
+    <dgm:cxn modelId="{63A05238-3C7E-4289-B7AD-B7D00E816E03}" type="presParOf" srcId="{3E573529-860D-45E2-9E6A-5968D04A542F}" destId="{05A0A25E-F64B-4D88-B7E3-68E73B0B2AAE}" srcOrd="2" destOrd="0" presId="urn:microsoft.com/office/officeart/2005/8/layout/orgChart1"/>
+    <dgm:cxn modelId="{1D366717-2A0E-4141-8801-60FD0468C3AB}" type="presParOf" srcId="{BF0B272B-36C1-409E-8E53-94977FBD3081}" destId="{17938E14-FE37-4BEB-A42D-07EFBE64E6C3}" srcOrd="2" destOrd="0" presId="urn:microsoft.com/office/officeart/2005/8/layout/orgChart1"/>
+    <dgm:cxn modelId="{AF6A21BC-3C1A-4DF1-8876-078E92DA8C5D}" type="presParOf" srcId="{F1ACF1AE-2A05-4F4F-952C-FF88A92BAF21}" destId="{27895697-2032-4A1C-B16E-AA01602D2D37}" srcOrd="4" destOrd="0" presId="urn:microsoft.com/office/officeart/2005/8/layout/orgChart1"/>
+    <dgm:cxn modelId="{4D0EDA06-E6FB-4FB0-BCAC-787E7BC486D5}" type="presParOf" srcId="{F1ACF1AE-2A05-4F4F-952C-FF88A92BAF21}" destId="{CB69DCF2-AF48-4123-B880-3664B1715F13}" srcOrd="5" destOrd="0" presId="urn:microsoft.com/office/officeart/2005/8/layout/orgChart1"/>
+    <dgm:cxn modelId="{BFC81B9D-2C9E-439A-95EF-E30C07945260}" type="presParOf" srcId="{CB69DCF2-AF48-4123-B880-3664B1715F13}" destId="{6D794B0C-9351-4141-976E-9D6301AB3483}" srcOrd="0" destOrd="0" presId="urn:microsoft.com/office/officeart/2005/8/layout/orgChart1"/>
+    <dgm:cxn modelId="{94090228-1D8A-4B95-B6C9-43C099BF80E3}" type="presParOf" srcId="{6D794B0C-9351-4141-976E-9D6301AB3483}" destId="{2EAC2E53-E73E-4D0F-B8E3-9E0284652602}" srcOrd="0" destOrd="0" presId="urn:microsoft.com/office/officeart/2005/8/layout/orgChart1"/>
+    <dgm:cxn modelId="{69327299-E26F-441A-AB81-8F99817F7D21}" type="presParOf" srcId="{6D794B0C-9351-4141-976E-9D6301AB3483}" destId="{63DB9921-4BFC-4BE3-A717-90911A79DF5C}" srcOrd="1" destOrd="0" presId="urn:microsoft.com/office/officeart/2005/8/layout/orgChart1"/>
+    <dgm:cxn modelId="{00A859FC-81F7-4D9B-84CD-E729C2CE47D6}" type="presParOf" srcId="{CB69DCF2-AF48-4123-B880-3664B1715F13}" destId="{DE0DA81D-2075-4526-927F-0AC42B7BF863}" srcOrd="1" destOrd="0" presId="urn:microsoft.com/office/officeart/2005/8/layout/orgChart1"/>
+    <dgm:cxn modelId="{31F0F76E-48B8-464A-903D-795903680A7B}" type="presParOf" srcId="{DE0DA81D-2075-4526-927F-0AC42B7BF863}" destId="{CCE1B735-7DFA-485A-A618-8184D2A76BAE}" srcOrd="0" destOrd="0" presId="urn:microsoft.com/office/officeart/2005/8/layout/orgChart1"/>
+    <dgm:cxn modelId="{9F0E248E-9128-48FD-9D16-C446B4425A98}" type="presParOf" srcId="{DE0DA81D-2075-4526-927F-0AC42B7BF863}" destId="{E68F693D-F000-4E27-9B94-22530918BE79}" srcOrd="1" destOrd="0" presId="urn:microsoft.com/office/officeart/2005/8/layout/orgChart1"/>
+    <dgm:cxn modelId="{1E298140-7002-47BF-8CF3-A06C97DE8C9F}" type="presParOf" srcId="{E68F693D-F000-4E27-9B94-22530918BE79}" destId="{79DC6A31-19AC-4684-A68D-4496E58A660C}" srcOrd="0" destOrd="0" presId="urn:microsoft.com/office/officeart/2005/8/layout/orgChart1"/>
+    <dgm:cxn modelId="{FA46FE93-9F58-411C-A422-DD91EA88C042}" type="presParOf" srcId="{79DC6A31-19AC-4684-A68D-4496E58A660C}" destId="{BDAB8503-CA1A-4DA9-AC21-C237E7CBF35F}" srcOrd="0" destOrd="0" presId="urn:microsoft.com/office/officeart/2005/8/layout/orgChart1"/>
+    <dgm:cxn modelId="{C22D3D09-702F-42EC-9634-510B16D51809}" type="presParOf" srcId="{79DC6A31-19AC-4684-A68D-4496E58A660C}" destId="{AD7A8F42-5B99-4967-8748-2D4992695794}" srcOrd="1" destOrd="0" presId="urn:microsoft.com/office/officeart/2005/8/layout/orgChart1"/>
+    <dgm:cxn modelId="{A7693333-E0ED-4265-A530-DDF407376339}" type="presParOf" srcId="{E68F693D-F000-4E27-9B94-22530918BE79}" destId="{9DEA2D6C-D8E1-4EA5-AACD-2AFD80398862}" srcOrd="1" destOrd="0" presId="urn:microsoft.com/office/officeart/2005/8/layout/orgChart1"/>
+    <dgm:cxn modelId="{BC3ACE4C-65DC-4F67-8468-A2DD74ECA643}" type="presParOf" srcId="{E68F693D-F000-4E27-9B94-22530918BE79}" destId="{E4EBBBA7-8B30-4984-A203-E14585C5AFEC}" srcOrd="2" destOrd="0" presId="urn:microsoft.com/office/officeart/2005/8/layout/orgChart1"/>
+    <dgm:cxn modelId="{65C9E82A-F642-4CC1-8E81-C2C96C3A542A}" type="presParOf" srcId="{DE0DA81D-2075-4526-927F-0AC42B7BF863}" destId="{1E87C4D7-DC16-47C0-A390-48B5EA10EC43}" srcOrd="2" destOrd="0" presId="urn:microsoft.com/office/officeart/2005/8/layout/orgChart1"/>
+    <dgm:cxn modelId="{62DDADA2-3195-447F-91CC-04ACD794E740}" type="presParOf" srcId="{DE0DA81D-2075-4526-927F-0AC42B7BF863}" destId="{D0DAFDE3-5BEF-43C7-806C-AC7C5AB5EA34}" srcOrd="3" destOrd="0" presId="urn:microsoft.com/office/officeart/2005/8/layout/orgChart1"/>
+    <dgm:cxn modelId="{A24A8071-12DE-454E-A7BF-736052FE44C8}" type="presParOf" srcId="{D0DAFDE3-5BEF-43C7-806C-AC7C5AB5EA34}" destId="{519CE281-B9B5-40FA-AE8F-B583545CC9E7}" srcOrd="0" destOrd="0" presId="urn:microsoft.com/office/officeart/2005/8/layout/orgChart1"/>
+    <dgm:cxn modelId="{075C1D12-1B36-4C2E-959D-2AC0882FDDDA}" type="presParOf" srcId="{519CE281-B9B5-40FA-AE8F-B583545CC9E7}" destId="{0E859B9F-7638-4867-A69B-A25086E02911}" srcOrd="0" destOrd="0" presId="urn:microsoft.com/office/officeart/2005/8/layout/orgChart1"/>
+    <dgm:cxn modelId="{97428B4E-A82C-4D0E-B2A3-0B6624AC1F7F}" type="presParOf" srcId="{519CE281-B9B5-40FA-AE8F-B583545CC9E7}" destId="{368FC640-DFA7-41D1-820C-75541C4D4B90}" srcOrd="1" destOrd="0" presId="urn:microsoft.com/office/officeart/2005/8/layout/orgChart1"/>
+    <dgm:cxn modelId="{AD999237-9F0A-4DCE-A537-1AFCE618269C}" type="presParOf" srcId="{D0DAFDE3-5BEF-43C7-806C-AC7C5AB5EA34}" destId="{BFD50CA9-6185-4155-A7DB-389EF5511B88}" srcOrd="1" destOrd="0" presId="urn:microsoft.com/office/officeart/2005/8/layout/orgChart1"/>
+    <dgm:cxn modelId="{A2DC0085-B277-470E-BA83-F790A13CBC13}" type="presParOf" srcId="{D0DAFDE3-5BEF-43C7-806C-AC7C5AB5EA34}" destId="{B3D7EC6D-76B2-4F75-83BB-F7A4272ADA15}" srcOrd="2" destOrd="0" presId="urn:microsoft.com/office/officeart/2005/8/layout/orgChart1"/>
+    <dgm:cxn modelId="{A7F54004-80FD-412F-B26C-5664993FF558}" type="presParOf" srcId="{DE0DA81D-2075-4526-927F-0AC42B7BF863}" destId="{409CFB27-97C8-4A61-BFA6-0C33E2A10C93}" srcOrd="4" destOrd="0" presId="urn:microsoft.com/office/officeart/2005/8/layout/orgChart1"/>
+    <dgm:cxn modelId="{6AD3F539-B8E6-462F-8F02-21F986761B5F}" type="presParOf" srcId="{DE0DA81D-2075-4526-927F-0AC42B7BF863}" destId="{0273E919-33A5-484B-B3E5-541C05CC017A}" srcOrd="5" destOrd="0" presId="urn:microsoft.com/office/officeart/2005/8/layout/orgChart1"/>
+    <dgm:cxn modelId="{0CEF920F-D92F-4D5C-B1CC-87D2D63893F2}" type="presParOf" srcId="{0273E919-33A5-484B-B3E5-541C05CC017A}" destId="{0763EB43-85F6-4312-B4AF-93A48FBFCFF6}" srcOrd="0" destOrd="0" presId="urn:microsoft.com/office/officeart/2005/8/layout/orgChart1"/>
+    <dgm:cxn modelId="{10ADBE7F-45B5-4BC7-BF74-4C49AC1E4F0C}" type="presParOf" srcId="{0763EB43-85F6-4312-B4AF-93A48FBFCFF6}" destId="{05DD8525-0C49-4CCF-A7F7-7D7C78B1D1A2}" srcOrd="0" destOrd="0" presId="urn:microsoft.com/office/officeart/2005/8/layout/orgChart1"/>
+    <dgm:cxn modelId="{E8DA1A51-F0FF-4084-B696-4817516BF2B0}" type="presParOf" srcId="{0763EB43-85F6-4312-B4AF-93A48FBFCFF6}" destId="{59A36E52-E75B-410D-B214-B03D15E2F254}" srcOrd="1" destOrd="0" presId="urn:microsoft.com/office/officeart/2005/8/layout/orgChart1"/>
+    <dgm:cxn modelId="{514FDB99-2A55-4E3F-962B-1DC271D1868C}" type="presParOf" srcId="{0273E919-33A5-484B-B3E5-541C05CC017A}" destId="{C45723AB-FBF3-42E5-BA52-A2956FFB7879}" srcOrd="1" destOrd="0" presId="urn:microsoft.com/office/officeart/2005/8/layout/orgChart1"/>
+    <dgm:cxn modelId="{C8C0F35C-27C7-428E-AA22-9BCD9446A9F8}" type="presParOf" srcId="{0273E919-33A5-484B-B3E5-541C05CC017A}" destId="{87B7656A-9A88-4AE3-A79E-E4A3163D9898}" srcOrd="2" destOrd="0" presId="urn:microsoft.com/office/officeart/2005/8/layout/orgChart1"/>
+    <dgm:cxn modelId="{CAC86029-732D-46CB-AEB7-60E80B6DF1E6}" type="presParOf" srcId="{CB69DCF2-AF48-4123-B880-3664B1715F13}" destId="{9A278DEF-981A-4770-9540-A98D7B1ABD73}" srcOrd="2" destOrd="0" presId="urn:microsoft.com/office/officeart/2005/8/layout/orgChart1"/>
+    <dgm:cxn modelId="{04B81BE5-0F1A-4638-BEB3-D7E175F02972}" type="presParOf" srcId="{BE1C097E-777E-4CBD-82BE-86ACE0ED3424}" destId="{0B40F0AD-0657-44FC-A188-B87D77B1E5D8}" srcOrd="2" destOrd="0" presId="urn:microsoft.com/office/officeart/2005/8/layout/orgChart1"/>
+  </dgm:cxnLst>
+  <dgm:bg/>
+  <dgm:whole/>
+  <dgm:extLst>
+    <a:ext uri="http://schemas.microsoft.com/office/drawing/2008/diagram">
+      <dsp:dataModelExt xmlns:dsp="http://schemas.microsoft.com/office/drawing/2008/diagram" relId="rId26" minVer="http://schemas.openxmlformats.org/drawingml/2006/diagram"/>
+    </a:ext>
+  </dgm:extLst>
+</dgm:dataModel>
+</file>
+
+<file path=word/diagrams/drawing1.xml><?xml version="1.0" encoding="utf-8"?>
+<dsp:drawing xmlns:dgm="http://schemas.openxmlformats.org/drawingml/2006/diagram" xmlns:dsp="http://schemas.microsoft.com/office/drawing/2008/diagram" xmlns:a="http://schemas.openxmlformats.org/drawingml/2006/main">
+  <dsp:spTree>
+    <dsp:nvGrpSpPr>
+      <dsp:cNvPr id="0" name=""/>
+      <dsp:cNvGrpSpPr/>
+    </dsp:nvGrpSpPr>
+    <dsp:grpSpPr/>
+    <dsp:sp modelId="{409CFB27-97C8-4A61-BFA6-0C33E2A10C93}">
+      <dsp:nvSpPr>
+        <dsp:cNvPr id="0" name=""/>
+        <dsp:cNvSpPr/>
+      </dsp:nvSpPr>
+      <dsp:spPr>
+        <a:xfrm>
+          <a:off x="1864769" y="753852"/>
+          <a:ext cx="91440" cy="1071873"/>
+        </a:xfrm>
+        <a:custGeom>
+          <a:avLst/>
+          <a:gdLst/>
+          <a:ahLst/>
+          <a:cxnLst/>
+          <a:rect l="0" t="0" r="0" b="0"/>
+          <a:pathLst>
+            <a:path>
+              <a:moveTo>
+                <a:pt x="45720" y="0"/>
+              </a:moveTo>
+              <a:lnTo>
+                <a:pt x="45720" y="1071873"/>
+              </a:lnTo>
+              <a:lnTo>
+                <a:pt x="125955" y="1071873"/>
+              </a:lnTo>
+            </a:path>
+          </a:pathLst>
+        </a:custGeom>
+        <a:noFill/>
+        <a:ln w="19050" cap="flat" cmpd="sng" algn="ctr">
+          <a:solidFill>
+            <a:schemeClr val="dk1">
+              <a:shade val="80000"/>
+              <a:hueOff val="0"/>
+              <a:satOff val="0"/>
+              <a:lumOff val="0"/>
+              <a:alphaOff val="0"/>
+            </a:schemeClr>
+          </a:solidFill>
+          <a:prstDash val="solid"/>
+          <a:miter lim="800000"/>
+        </a:ln>
+        <a:effectLst/>
+      </dsp:spPr>
+      <dsp:style>
+        <a:lnRef idx="2">
+          <a:scrgbClr r="0" g="0" b="0"/>
+        </a:lnRef>
+        <a:fillRef idx="0">
+          <a:scrgbClr r="0" g="0" b="0"/>
+        </a:fillRef>
+        <a:effectRef idx="0">
+          <a:scrgbClr r="0" g="0" b="0"/>
+        </a:effectRef>
+        <a:fontRef idx="minor"/>
+      </dsp:style>
+    </dsp:sp>
+    <dsp:sp modelId="{1E87C4D7-DC16-47C0-A390-48B5EA10EC43}">
+      <dsp:nvSpPr>
+        <dsp:cNvPr id="0" name=""/>
+        <dsp:cNvSpPr/>
+      </dsp:nvSpPr>
+      <dsp:spPr>
+        <a:xfrm>
+          <a:off x="1864769" y="753852"/>
+          <a:ext cx="91440" cy="686904"/>
+        </a:xfrm>
+        <a:custGeom>
+          <a:avLst/>
+          <a:gdLst/>
+          <a:ahLst/>
+          <a:cxnLst/>
+          <a:rect l="0" t="0" r="0" b="0"/>
+          <a:pathLst>
+            <a:path>
+              <a:moveTo>
+                <a:pt x="45720" y="0"/>
+              </a:moveTo>
+              <a:lnTo>
+                <a:pt x="45720" y="686904"/>
+              </a:lnTo>
+              <a:lnTo>
+                <a:pt x="125955" y="686904"/>
+              </a:lnTo>
+            </a:path>
+          </a:pathLst>
+        </a:custGeom>
+        <a:noFill/>
+        <a:ln w="19050" cap="flat" cmpd="sng" algn="ctr">
+          <a:solidFill>
+            <a:schemeClr val="dk1">
+              <a:shade val="80000"/>
+              <a:hueOff val="0"/>
+              <a:satOff val="0"/>
+              <a:lumOff val="0"/>
+              <a:alphaOff val="0"/>
+            </a:schemeClr>
+          </a:solidFill>
+          <a:prstDash val="solid"/>
+          <a:miter lim="800000"/>
+        </a:ln>
+        <a:effectLst/>
+      </dsp:spPr>
+      <dsp:style>
+        <a:lnRef idx="2">
+          <a:scrgbClr r="0" g="0" b="0"/>
+        </a:lnRef>
+        <a:fillRef idx="0">
+          <a:scrgbClr r="0" g="0" b="0"/>
+        </a:fillRef>
+        <a:effectRef idx="0">
+          <a:scrgbClr r="0" g="0" b="0"/>
+        </a:effectRef>
+        <a:fontRef idx="minor"/>
+      </dsp:style>
+    </dsp:sp>
+    <dsp:sp modelId="{CCE1B735-7DFA-485A-A618-8184D2A76BAE}">
+      <dsp:nvSpPr>
+        <dsp:cNvPr id="0" name=""/>
+        <dsp:cNvSpPr/>
+      </dsp:nvSpPr>
+      <dsp:spPr>
+        <a:xfrm>
+          <a:off x="1864769" y="753852"/>
+          <a:ext cx="91440" cy="301934"/>
+        </a:xfrm>
+        <a:custGeom>
+          <a:avLst/>
+          <a:gdLst/>
+          <a:ahLst/>
+          <a:cxnLst/>
+          <a:rect l="0" t="0" r="0" b="0"/>
+          <a:pathLst>
+            <a:path>
+              <a:moveTo>
+                <a:pt x="45720" y="0"/>
+              </a:moveTo>
+              <a:lnTo>
+                <a:pt x="45720" y="301934"/>
+              </a:lnTo>
+              <a:lnTo>
+                <a:pt x="125955" y="301934"/>
+              </a:lnTo>
+            </a:path>
+          </a:pathLst>
+        </a:custGeom>
+        <a:noFill/>
+        <a:ln w="19050" cap="flat" cmpd="sng" algn="ctr">
+          <a:solidFill>
+            <a:schemeClr val="dk1">
+              <a:shade val="80000"/>
+              <a:hueOff val="0"/>
+              <a:satOff val="0"/>
+              <a:lumOff val="0"/>
+              <a:alphaOff val="0"/>
+            </a:schemeClr>
+          </a:solidFill>
+          <a:prstDash val="solid"/>
+          <a:miter lim="800000"/>
+        </a:ln>
+        <a:effectLst/>
+      </dsp:spPr>
+      <dsp:style>
+        <a:lnRef idx="2">
+          <a:scrgbClr r="0" g="0" b="0"/>
+        </a:lnRef>
+        <a:fillRef idx="0">
+          <a:scrgbClr r="0" g="0" b="0"/>
+        </a:fillRef>
+        <a:effectRef idx="0">
+          <a:scrgbClr r="0" g="0" b="0"/>
+        </a:effectRef>
+        <a:fontRef idx="minor"/>
+      </dsp:style>
+    </dsp:sp>
+    <dsp:sp modelId="{27895697-2032-4A1C-B16E-AA01602D2D37}">
+      <dsp:nvSpPr>
+        <dsp:cNvPr id="0" name=""/>
+        <dsp:cNvSpPr/>
+      </dsp:nvSpPr>
+      <dsp:spPr>
+        <a:xfrm>
+          <a:off x="1370647" y="267500"/>
+          <a:ext cx="753803" cy="218898"/>
+        </a:xfrm>
+        <a:custGeom>
+          <a:avLst/>
+          <a:gdLst/>
+          <a:ahLst/>
+          <a:cxnLst/>
+          <a:rect l="0" t="0" r="0" b="0"/>
+          <a:pathLst>
+            <a:path>
+              <a:moveTo>
+                <a:pt x="0" y="0"/>
+              </a:moveTo>
+              <a:lnTo>
+                <a:pt x="0" y="109449"/>
+              </a:lnTo>
+              <a:lnTo>
+                <a:pt x="753803" y="109449"/>
+              </a:lnTo>
+              <a:lnTo>
+                <a:pt x="753803" y="218898"/>
+              </a:lnTo>
+            </a:path>
+          </a:pathLst>
+        </a:custGeom>
+        <a:noFill/>
+        <a:ln w="19050" cap="flat" cmpd="sng" algn="ctr">
+          <a:solidFill>
+            <a:srgbClr val="232323"/>
+          </a:solidFill>
+          <a:prstDash val="solid"/>
+          <a:miter lim="800000"/>
+        </a:ln>
+        <a:effectLst/>
+      </dsp:spPr>
+      <dsp:style>
+        <a:lnRef idx="2">
+          <a:scrgbClr r="0" g="0" b="0"/>
+        </a:lnRef>
+        <a:fillRef idx="0">
+          <a:scrgbClr r="0" g="0" b="0"/>
+        </a:fillRef>
+        <a:effectRef idx="0">
+          <a:scrgbClr r="0" g="0" b="0"/>
+        </a:effectRef>
+        <a:fontRef idx="minor"/>
+      </dsp:style>
+    </dsp:sp>
+    <dsp:sp modelId="{2F8B7603-464C-4D89-8E80-582F0AB68DF7}">
+      <dsp:nvSpPr>
+        <dsp:cNvPr id="0" name=""/>
+        <dsp:cNvSpPr/>
+      </dsp:nvSpPr>
+      <dsp:spPr>
+        <a:xfrm>
+          <a:off x="1110965" y="753852"/>
+          <a:ext cx="91440" cy="686904"/>
+        </a:xfrm>
+        <a:custGeom>
+          <a:avLst/>
+          <a:gdLst/>
+          <a:ahLst/>
+          <a:cxnLst/>
+          <a:rect l="0" t="0" r="0" b="0"/>
+          <a:pathLst>
+            <a:path>
+              <a:moveTo>
+                <a:pt x="45720" y="0"/>
+              </a:moveTo>
+              <a:lnTo>
+                <a:pt x="45720" y="686904"/>
+              </a:lnTo>
+              <a:lnTo>
+                <a:pt x="125955" y="686904"/>
+              </a:lnTo>
+            </a:path>
+          </a:pathLst>
+        </a:custGeom>
+        <a:noFill/>
+        <a:ln w="19050" cap="flat" cmpd="sng" algn="ctr">
+          <a:solidFill>
+            <a:schemeClr val="dk1">
+              <a:shade val="80000"/>
+              <a:hueOff val="0"/>
+              <a:satOff val="0"/>
+              <a:lumOff val="0"/>
+              <a:alphaOff val="0"/>
+            </a:schemeClr>
+          </a:solidFill>
+          <a:prstDash val="solid"/>
+          <a:miter lim="800000"/>
+        </a:ln>
+        <a:effectLst/>
+      </dsp:spPr>
+      <dsp:style>
+        <a:lnRef idx="2">
+          <a:scrgbClr r="0" g="0" b="0"/>
+        </a:lnRef>
+        <a:fillRef idx="0">
+          <a:scrgbClr r="0" g="0" b="0"/>
+        </a:fillRef>
+        <a:effectRef idx="0">
+          <a:scrgbClr r="0" g="0" b="0"/>
+        </a:effectRef>
+        <a:fontRef idx="minor"/>
+      </dsp:style>
+    </dsp:sp>
+    <dsp:sp modelId="{CCA81168-0189-41BA-A46C-64692F98151F}">
+      <dsp:nvSpPr>
+        <dsp:cNvPr id="0" name=""/>
+        <dsp:cNvSpPr/>
+      </dsp:nvSpPr>
+      <dsp:spPr>
+        <a:xfrm>
+          <a:off x="1110965" y="753852"/>
+          <a:ext cx="91440" cy="301934"/>
+        </a:xfrm>
+        <a:custGeom>
+          <a:avLst/>
+          <a:gdLst/>
+          <a:ahLst/>
+          <a:cxnLst/>
+          <a:rect l="0" t="0" r="0" b="0"/>
+          <a:pathLst>
+            <a:path>
+              <a:moveTo>
+                <a:pt x="45720" y="0"/>
+              </a:moveTo>
+              <a:lnTo>
+                <a:pt x="45720" y="301934"/>
+              </a:lnTo>
+              <a:lnTo>
+                <a:pt x="125955" y="301934"/>
+              </a:lnTo>
+            </a:path>
+          </a:pathLst>
+        </a:custGeom>
+        <a:noFill/>
+        <a:ln w="19050" cap="flat" cmpd="sng" algn="ctr">
+          <a:solidFill>
+            <a:schemeClr val="dk1">
+              <a:shade val="80000"/>
+              <a:hueOff val="0"/>
+              <a:satOff val="0"/>
+              <a:lumOff val="0"/>
+              <a:alphaOff val="0"/>
+            </a:schemeClr>
+          </a:solidFill>
+          <a:prstDash val="solid"/>
+          <a:miter lim="800000"/>
+        </a:ln>
+        <a:effectLst/>
+      </dsp:spPr>
+      <dsp:style>
+        <a:lnRef idx="2">
+          <a:scrgbClr r="0" g="0" b="0"/>
+        </a:lnRef>
+        <a:fillRef idx="0">
+          <a:scrgbClr r="0" g="0" b="0"/>
+        </a:fillRef>
+        <a:effectRef idx="0">
+          <a:scrgbClr r="0" g="0" b="0"/>
+        </a:effectRef>
+        <a:fontRef idx="minor"/>
+      </dsp:style>
+    </dsp:sp>
+    <dsp:sp modelId="{465620B8-D923-47A6-AEA6-B888193B9C6C}">
+      <dsp:nvSpPr>
+        <dsp:cNvPr id="0" name=""/>
+        <dsp:cNvSpPr/>
+      </dsp:nvSpPr>
+      <dsp:spPr>
+        <a:xfrm>
+          <a:off x="1324927" y="267500"/>
+          <a:ext cx="91440" cy="218898"/>
+        </a:xfrm>
+        <a:custGeom>
+          <a:avLst/>
+          <a:gdLst/>
+          <a:ahLst/>
+          <a:cxnLst/>
+          <a:rect l="0" t="0" r="0" b="0"/>
+          <a:pathLst>
+            <a:path>
+              <a:moveTo>
+                <a:pt x="45720" y="0"/>
+              </a:moveTo>
+              <a:lnTo>
+                <a:pt x="45720" y="218898"/>
+              </a:lnTo>
+            </a:path>
+          </a:pathLst>
+        </a:custGeom>
+        <a:noFill/>
+        <a:ln w="19050" cap="flat" cmpd="sng" algn="ctr">
+          <a:solidFill>
+            <a:srgbClr val="232323"/>
+          </a:solidFill>
+          <a:prstDash val="solid"/>
+          <a:miter lim="800000"/>
+        </a:ln>
+        <a:effectLst/>
+      </dsp:spPr>
+      <dsp:style>
+        <a:lnRef idx="2">
+          <a:scrgbClr r="0" g="0" b="0"/>
+        </a:lnRef>
+        <a:fillRef idx="0">
+          <a:scrgbClr r="0" g="0" b="0"/>
+        </a:fillRef>
+        <a:effectRef idx="0">
+          <a:scrgbClr r="0" g="0" b="0"/>
+        </a:effectRef>
+        <a:fontRef idx="minor"/>
+      </dsp:style>
+    </dsp:sp>
+    <dsp:sp modelId="{88ABD012-2A6C-4E67-8AAC-8A3B73621E21}">
+      <dsp:nvSpPr>
+        <dsp:cNvPr id="0" name=""/>
+        <dsp:cNvSpPr/>
+      </dsp:nvSpPr>
+      <dsp:spPr>
+        <a:xfrm>
+          <a:off x="616843" y="267500"/>
+          <a:ext cx="753803" cy="218898"/>
+        </a:xfrm>
+        <a:custGeom>
+          <a:avLst/>
+          <a:gdLst/>
+          <a:ahLst/>
+          <a:cxnLst/>
+          <a:rect l="0" t="0" r="0" b="0"/>
+          <a:pathLst>
+            <a:path>
+              <a:moveTo>
+                <a:pt x="753803" y="0"/>
+              </a:moveTo>
+              <a:lnTo>
+                <a:pt x="753803" y="109449"/>
+              </a:lnTo>
+              <a:lnTo>
+                <a:pt x="0" y="109449"/>
+              </a:lnTo>
+              <a:lnTo>
+                <a:pt x="0" y="218898"/>
+              </a:lnTo>
+            </a:path>
+          </a:pathLst>
+        </a:custGeom>
+        <a:noFill/>
+        <a:ln w="19050" cap="flat" cmpd="sng" algn="ctr">
+          <a:solidFill>
+            <a:srgbClr val="232323"/>
+          </a:solidFill>
+          <a:prstDash val="solid"/>
+          <a:miter lim="800000"/>
+        </a:ln>
+        <a:effectLst/>
+      </dsp:spPr>
+      <dsp:style>
+        <a:lnRef idx="2">
+          <a:scrgbClr r="0" g="0" b="0"/>
+        </a:lnRef>
+        <a:fillRef idx="0">
+          <a:scrgbClr r="0" g="0" b="0"/>
+        </a:fillRef>
+        <a:effectRef idx="0">
+          <a:scrgbClr r="0" g="0" b="0"/>
+        </a:effectRef>
+        <a:fontRef idx="minor"/>
+      </dsp:style>
+    </dsp:sp>
+    <dsp:sp modelId="{6BAE9566-31C0-4D8C-B369-91FDA1DFBB44}">
+      <dsp:nvSpPr>
+        <dsp:cNvPr id="0" name=""/>
+        <dsp:cNvSpPr/>
+      </dsp:nvSpPr>
+      <dsp:spPr>
+        <a:xfrm>
+          <a:off x="1103194" y="48"/>
+          <a:ext cx="534905" cy="267452"/>
+        </a:xfrm>
+        <a:prstGeom prst="roundRect">
+          <a:avLst/>
+        </a:prstGeom>
+        <a:solidFill>
+          <a:schemeClr val="lt1">
+            <a:hueOff val="0"/>
+            <a:satOff val="0"/>
+            <a:lumOff val="0"/>
+            <a:alphaOff val="0"/>
+          </a:schemeClr>
+        </a:solidFill>
+        <a:ln w="19050" cap="flat" cmpd="sng" algn="ctr">
+          <a:solidFill>
+            <a:srgbClr val="232323"/>
+          </a:solidFill>
+          <a:prstDash val="solid"/>
+          <a:miter lim="800000"/>
+        </a:ln>
+        <a:effectLst/>
+      </dsp:spPr>
+      <dsp:style>
+        <a:lnRef idx="2">
+          <a:scrgbClr r="0" g="0" b="0"/>
+        </a:lnRef>
+        <a:fillRef idx="1">
+          <a:scrgbClr r="0" g="0" b="0"/>
+        </a:fillRef>
+        <a:effectRef idx="0">
+          <a:scrgbClr r="0" g="0" b="0"/>
+        </a:effectRef>
+        <a:fontRef idx="minor">
+          <a:schemeClr val="lt1"/>
+        </a:fontRef>
+      </dsp:style>
+      <dsp:txBody>
+        <a:bodyPr spcFirstLastPara="0" vert="horz" wrap="square" lIns="6350" tIns="6350" rIns="6350" bIns="6350" numCol="1" spcCol="1270" anchor="ctr" anchorCtr="0">
+          <a:noAutofit/>
+        </a:bodyPr>
+        <a:lstStyle/>
+        <a:p>
+          <a:pPr marL="0" lvl="0" indent="0" algn="ctr" defTabSz="444500">
+            <a:lnSpc>
+              <a:spcPct val="90000"/>
+            </a:lnSpc>
+            <a:spcBef>
+              <a:spcPct val="0"/>
+            </a:spcBef>
+            <a:spcAft>
+              <a:spcPct val="35000"/>
+            </a:spcAft>
+            <a:buNone/>
+          </a:pPr>
+          <a:r>
+            <a:rPr lang="en-GB" sz="1000" kern="1200">
+              <a:latin typeface="Consolas" panose="020B0609020204030204" pitchFamily="49" charset="0"/>
+              <a:cs typeface="Times New Roman" panose="02020603050405020304" pitchFamily="18" charset="0"/>
+            </a:rPr>
+            <a:t>Dev</a:t>
+          </a:r>
+          <a:endParaRPr lang="LID4096" sz="600" kern="1200">
+            <a:latin typeface="Consolas" panose="020B0609020204030204" pitchFamily="49" charset="0"/>
+            <a:cs typeface="Times New Roman" panose="02020603050405020304" pitchFamily="18" charset="0"/>
+          </a:endParaRPr>
+        </a:p>
+      </dsp:txBody>
+      <dsp:txXfrm>
+        <a:off x="1116250" y="13104"/>
+        <a:ext cx="508793" cy="241340"/>
+      </dsp:txXfrm>
+    </dsp:sp>
+    <dsp:sp modelId="{89BBA44B-1310-4D84-A377-3AD5AE8081AB}">
+      <dsp:nvSpPr>
+        <dsp:cNvPr id="0" name=""/>
+        <dsp:cNvSpPr/>
+      </dsp:nvSpPr>
+      <dsp:spPr>
+        <a:xfrm>
+          <a:off x="349391" y="486399"/>
+          <a:ext cx="534905" cy="267452"/>
+        </a:xfrm>
+        <a:prstGeom prst="roundRect">
+          <a:avLst/>
+        </a:prstGeom>
+        <a:solidFill>
+          <a:schemeClr val="lt1">
+            <a:hueOff val="0"/>
+            <a:satOff val="0"/>
+            <a:lumOff val="0"/>
+            <a:alphaOff val="0"/>
+          </a:schemeClr>
+        </a:solidFill>
+        <a:ln w="19050" cap="flat" cmpd="sng" algn="ctr">
+          <a:solidFill>
+            <a:srgbClr val="232323"/>
+          </a:solidFill>
+          <a:prstDash val="solid"/>
+          <a:miter lim="800000"/>
+        </a:ln>
+        <a:effectLst/>
+      </dsp:spPr>
+      <dsp:style>
+        <a:lnRef idx="2">
+          <a:scrgbClr r="0" g="0" b="0"/>
+        </a:lnRef>
+        <a:fillRef idx="1">
+          <a:scrgbClr r="0" g="0" b="0"/>
+        </a:fillRef>
+        <a:effectRef idx="0">
+          <a:scrgbClr r="0" g="0" b="0"/>
+        </a:effectRef>
+        <a:fontRef idx="minor">
+          <a:schemeClr val="lt1"/>
+        </a:fontRef>
+      </dsp:style>
+      <dsp:txBody>
+        <a:bodyPr spcFirstLastPara="0" vert="horz" wrap="square" lIns="6350" tIns="6350" rIns="6350" bIns="6350" numCol="1" spcCol="1270" anchor="ctr" anchorCtr="0">
+          <a:noAutofit/>
+        </a:bodyPr>
+        <a:lstStyle/>
+        <a:p>
+          <a:pPr marL="0" lvl="0" indent="0" algn="ctr" defTabSz="444500">
+            <a:lnSpc>
+              <a:spcPct val="90000"/>
+            </a:lnSpc>
+            <a:spcBef>
+              <a:spcPct val="0"/>
+            </a:spcBef>
+            <a:spcAft>
+              <a:spcPct val="35000"/>
+            </a:spcAft>
+            <a:buNone/>
+          </a:pPr>
+          <a:r>
+            <a:rPr lang="en-GB" sz="1000" kern="1200">
+              <a:latin typeface="Consolas" panose="020B0609020204030204" pitchFamily="49" charset="0"/>
+            </a:rPr>
+            <a:t>App</a:t>
+          </a:r>
+          <a:endParaRPr lang="LID4096" sz="600" kern="1200">
+            <a:latin typeface="Consolas" panose="020B0609020204030204" pitchFamily="49" charset="0"/>
+          </a:endParaRPr>
+        </a:p>
+      </dsp:txBody>
+      <dsp:txXfrm>
+        <a:off x="362447" y="499455"/>
+        <a:ext cx="508793" cy="241340"/>
+      </dsp:txXfrm>
+    </dsp:sp>
+    <dsp:sp modelId="{4EE9F8D4-A294-4857-B08C-DD2980D3126D}">
+      <dsp:nvSpPr>
+        <dsp:cNvPr id="0" name=""/>
+        <dsp:cNvSpPr/>
+      </dsp:nvSpPr>
+      <dsp:spPr>
+        <a:xfrm>
+          <a:off x="1103194" y="486399"/>
+          <a:ext cx="534905" cy="267452"/>
+        </a:xfrm>
+        <a:prstGeom prst="roundRect">
+          <a:avLst/>
+        </a:prstGeom>
+        <a:solidFill>
+          <a:schemeClr val="lt1">
+            <a:hueOff val="0"/>
+            <a:satOff val="0"/>
+            <a:lumOff val="0"/>
+            <a:alphaOff val="0"/>
+          </a:schemeClr>
+        </a:solidFill>
+        <a:ln w="19050" cap="flat" cmpd="sng" algn="ctr">
+          <a:solidFill>
+            <a:srgbClr val="232323"/>
+          </a:solidFill>
+          <a:prstDash val="solid"/>
+          <a:miter lim="800000"/>
+        </a:ln>
+        <a:effectLst/>
+      </dsp:spPr>
+      <dsp:style>
+        <a:lnRef idx="2">
+          <a:scrgbClr r="0" g="0" b="0"/>
+        </a:lnRef>
+        <a:fillRef idx="1">
+          <a:scrgbClr r="0" g="0" b="0"/>
+        </a:fillRef>
+        <a:effectRef idx="0">
+          <a:scrgbClr r="0" g="0" b="0"/>
+        </a:effectRef>
+        <a:fontRef idx="minor">
+          <a:schemeClr val="lt1"/>
+        </a:fontRef>
+      </dsp:style>
+      <dsp:txBody>
+        <a:bodyPr spcFirstLastPara="0" vert="horz" wrap="square" lIns="6350" tIns="6350" rIns="6350" bIns="6350" numCol="1" spcCol="1270" anchor="ctr" anchorCtr="0">
+          <a:noAutofit/>
+        </a:bodyPr>
+        <a:lstStyle/>
+        <a:p>
+          <a:pPr marL="0" lvl="0" indent="0" algn="ctr" defTabSz="444500">
+            <a:lnSpc>
+              <a:spcPct val="90000"/>
+            </a:lnSpc>
+            <a:spcBef>
+              <a:spcPct val="0"/>
+            </a:spcBef>
+            <a:spcAft>
+              <a:spcPct val="35000"/>
+            </a:spcAft>
+            <a:buNone/>
+          </a:pPr>
+          <a:r>
+            <a:rPr lang="en-GB" sz="1000" kern="1200">
+              <a:latin typeface="Consolas" panose="020B0609020204030204" pitchFamily="49" charset="0"/>
+            </a:rPr>
+            <a:t>Core</a:t>
+          </a:r>
+          <a:endParaRPr lang="LID4096" sz="600" kern="1200">
+            <a:latin typeface="Consolas" panose="020B0609020204030204" pitchFamily="49" charset="0"/>
+          </a:endParaRPr>
+        </a:p>
+      </dsp:txBody>
+      <dsp:txXfrm>
+        <a:off x="1116250" y="499455"/>
+        <a:ext cx="508793" cy="241340"/>
+      </dsp:txXfrm>
+    </dsp:sp>
+    <dsp:sp modelId="{09EE6FDB-B20C-48EA-83D5-F9E144629EC7}">
+      <dsp:nvSpPr>
+        <dsp:cNvPr id="0" name=""/>
+        <dsp:cNvSpPr/>
+      </dsp:nvSpPr>
+      <dsp:spPr>
+        <a:xfrm>
+          <a:off x="1236921" y="972750"/>
+          <a:ext cx="332142" cy="166071"/>
+        </a:xfrm>
+        <a:prstGeom prst="roundRect">
+          <a:avLst/>
+        </a:prstGeom>
+        <a:solidFill>
+          <a:schemeClr val="lt1">
+            <a:hueOff val="0"/>
+            <a:satOff val="0"/>
+            <a:lumOff val="0"/>
+            <a:alphaOff val="0"/>
+          </a:schemeClr>
+        </a:solidFill>
+        <a:ln w="19050" cap="flat" cmpd="sng" algn="ctr">
+          <a:solidFill>
+            <a:schemeClr val="dk1">
+              <a:shade val="80000"/>
+              <a:hueOff val="0"/>
+              <a:satOff val="0"/>
+              <a:lumOff val="0"/>
+              <a:alphaOff val="0"/>
+            </a:schemeClr>
+          </a:solidFill>
+          <a:prstDash val="solid"/>
+          <a:miter lim="800000"/>
+        </a:ln>
+        <a:effectLst/>
+      </dsp:spPr>
+      <dsp:style>
+        <a:lnRef idx="2">
+          <a:scrgbClr r="0" g="0" b="0"/>
+        </a:lnRef>
+        <a:fillRef idx="1">
+          <a:scrgbClr r="0" g="0" b="0"/>
+        </a:fillRef>
+        <a:effectRef idx="0">
+          <a:scrgbClr r="0" g="0" b="0"/>
+        </a:effectRef>
+        <a:fontRef idx="minor">
+          <a:schemeClr val="lt1"/>
+        </a:fontRef>
+      </dsp:style>
+      <dsp:txBody>
+        <a:bodyPr spcFirstLastPara="0" vert="horz" wrap="square" lIns="3810" tIns="3810" rIns="3810" bIns="3810" numCol="1" spcCol="1270" anchor="ctr" anchorCtr="0">
+          <a:noAutofit/>
+        </a:bodyPr>
+        <a:lstStyle/>
+        <a:p>
+          <a:pPr marL="0" lvl="0" indent="0" algn="ctr" defTabSz="266700">
+            <a:lnSpc>
+              <a:spcPct val="90000"/>
+            </a:lnSpc>
+            <a:spcBef>
+              <a:spcPct val="0"/>
+            </a:spcBef>
+            <a:spcAft>
+              <a:spcPct val="35000"/>
+            </a:spcAft>
+            <a:buNone/>
+          </a:pPr>
+          <a:r>
+            <a:rPr lang="en-GB" sz="600" kern="1200"/>
+            <a:t>Base</a:t>
+          </a:r>
+          <a:endParaRPr lang="LID4096" sz="600" kern="1200"/>
+        </a:p>
+      </dsp:txBody>
+      <dsp:txXfrm>
+        <a:off x="1245028" y="980857"/>
+        <a:ext cx="315928" cy="149857"/>
+      </dsp:txXfrm>
+    </dsp:sp>
+    <dsp:sp modelId="{FA8E117F-E0C5-437E-82C3-7C00811F661F}">
+      <dsp:nvSpPr>
+        <dsp:cNvPr id="0" name=""/>
+        <dsp:cNvSpPr/>
+      </dsp:nvSpPr>
+      <dsp:spPr>
+        <a:xfrm>
+          <a:off x="1236921" y="1357720"/>
+          <a:ext cx="332142" cy="166071"/>
+        </a:xfrm>
+        <a:prstGeom prst="roundRect">
+          <a:avLst/>
+        </a:prstGeom>
+        <a:solidFill>
+          <a:schemeClr val="lt1">
+            <a:hueOff val="0"/>
+            <a:satOff val="0"/>
+            <a:lumOff val="0"/>
+            <a:alphaOff val="0"/>
+          </a:schemeClr>
+        </a:solidFill>
+        <a:ln w="19050" cap="flat" cmpd="sng" algn="ctr">
+          <a:solidFill>
+            <a:schemeClr val="dk1">
+              <a:shade val="80000"/>
+              <a:hueOff val="0"/>
+              <a:satOff val="0"/>
+              <a:lumOff val="0"/>
+              <a:alphaOff val="0"/>
+            </a:schemeClr>
+          </a:solidFill>
+          <a:prstDash val="solid"/>
+          <a:miter lim="800000"/>
+        </a:ln>
+        <a:effectLst/>
+      </dsp:spPr>
+      <dsp:style>
+        <a:lnRef idx="2">
+          <a:scrgbClr r="0" g="0" b="0"/>
+        </a:lnRef>
+        <a:fillRef idx="1">
+          <a:scrgbClr r="0" g="0" b="0"/>
+        </a:fillRef>
+        <a:effectRef idx="0">
+          <a:scrgbClr r="0" g="0" b="0"/>
+        </a:effectRef>
+        <a:fontRef idx="minor">
+          <a:schemeClr val="lt1"/>
+        </a:fontRef>
+      </dsp:style>
+      <dsp:txBody>
+        <a:bodyPr spcFirstLastPara="0" vert="horz" wrap="square" lIns="3810" tIns="3810" rIns="3810" bIns="3810" numCol="1" spcCol="1270" anchor="ctr" anchorCtr="0">
+          <a:noAutofit/>
+        </a:bodyPr>
+        <a:lstStyle/>
+        <a:p>
+          <a:pPr marL="0" lvl="0" indent="0" algn="ctr" defTabSz="266700">
+            <a:lnSpc>
+              <a:spcPct val="90000"/>
+            </a:lnSpc>
+            <a:spcBef>
+              <a:spcPct val="0"/>
+            </a:spcBef>
+            <a:spcAft>
+              <a:spcPct val="35000"/>
+            </a:spcAft>
+            <a:buNone/>
+          </a:pPr>
+          <a:r>
+            <a:rPr lang="en-GB" sz="600" kern="1200"/>
+            <a:t>Optional</a:t>
+          </a:r>
+          <a:endParaRPr lang="LID4096" sz="600" kern="1200"/>
+        </a:p>
+      </dsp:txBody>
+      <dsp:txXfrm>
+        <a:off x="1245028" y="1365827"/>
+        <a:ext cx="315928" cy="149857"/>
+      </dsp:txXfrm>
+    </dsp:sp>
+    <dsp:sp modelId="{2EAC2E53-E73E-4D0F-B8E3-9E0284652602}">
+      <dsp:nvSpPr>
+        <dsp:cNvPr id="0" name=""/>
+        <dsp:cNvSpPr/>
+      </dsp:nvSpPr>
+      <dsp:spPr>
+        <a:xfrm>
+          <a:off x="1856998" y="486399"/>
+          <a:ext cx="534905" cy="267452"/>
+        </a:xfrm>
+        <a:prstGeom prst="roundRect">
+          <a:avLst/>
+        </a:prstGeom>
+        <a:solidFill>
+          <a:schemeClr val="lt1">
+            <a:hueOff val="0"/>
+            <a:satOff val="0"/>
+            <a:lumOff val="0"/>
+            <a:alphaOff val="0"/>
+          </a:schemeClr>
+        </a:solidFill>
+        <a:ln w="19050" cap="flat" cmpd="sng" algn="ctr">
+          <a:solidFill>
+            <a:srgbClr val="232323"/>
+          </a:solidFill>
+          <a:prstDash val="solid"/>
+          <a:miter lim="800000"/>
+        </a:ln>
+        <a:effectLst/>
+      </dsp:spPr>
+      <dsp:style>
+        <a:lnRef idx="2">
+          <a:scrgbClr r="0" g="0" b="0"/>
+        </a:lnRef>
+        <a:fillRef idx="1">
+          <a:scrgbClr r="0" g="0" b="0"/>
+        </a:fillRef>
+        <a:effectRef idx="0">
+          <a:scrgbClr r="0" g="0" b="0"/>
+        </a:effectRef>
+        <a:fontRef idx="minor">
+          <a:schemeClr val="lt1"/>
+        </a:fontRef>
+      </dsp:style>
+      <dsp:txBody>
+        <a:bodyPr spcFirstLastPara="0" vert="horz" wrap="square" lIns="6350" tIns="6350" rIns="6350" bIns="6350" numCol="1" spcCol="1270" anchor="ctr" anchorCtr="0">
+          <a:noAutofit/>
+        </a:bodyPr>
+        <a:lstStyle/>
+        <a:p>
+          <a:pPr marL="0" lvl="0" indent="0" algn="ctr" defTabSz="444500">
+            <a:lnSpc>
+              <a:spcPct val="90000"/>
+            </a:lnSpc>
+            <a:spcBef>
+              <a:spcPct val="0"/>
+            </a:spcBef>
+            <a:spcAft>
+              <a:spcPct val="35000"/>
+            </a:spcAft>
+            <a:buNone/>
+          </a:pPr>
+          <a:r>
+            <a:rPr lang="en-GB" sz="1000" kern="1200">
+              <a:latin typeface="Consolas" panose="020B0609020204030204" pitchFamily="49" charset="0"/>
+            </a:rPr>
+            <a:t>Dep</a:t>
+          </a:r>
+          <a:endParaRPr lang="LID4096" sz="600" kern="1200">
+            <a:latin typeface="Consolas" panose="020B0609020204030204" pitchFamily="49" charset="0"/>
+          </a:endParaRPr>
+        </a:p>
+      </dsp:txBody>
+      <dsp:txXfrm>
+        <a:off x="1870054" y="499455"/>
+        <a:ext cx="508793" cy="241340"/>
+      </dsp:txXfrm>
+    </dsp:sp>
+    <dsp:sp modelId="{BDAB8503-CA1A-4DA9-AC21-C237E7CBF35F}">
+      <dsp:nvSpPr>
+        <dsp:cNvPr id="0" name=""/>
+        <dsp:cNvSpPr/>
+      </dsp:nvSpPr>
+      <dsp:spPr>
+        <a:xfrm>
+          <a:off x="1990724" y="972750"/>
+          <a:ext cx="332142" cy="166071"/>
+        </a:xfrm>
+        <a:prstGeom prst="roundRect">
+          <a:avLst/>
+        </a:prstGeom>
+        <a:solidFill>
+          <a:schemeClr val="lt1">
+            <a:hueOff val="0"/>
+            <a:satOff val="0"/>
+            <a:lumOff val="0"/>
+            <a:alphaOff val="0"/>
+          </a:schemeClr>
+        </a:solidFill>
+        <a:ln w="19050" cap="flat" cmpd="sng" algn="ctr">
+          <a:solidFill>
+            <a:schemeClr val="dk1">
+              <a:shade val="80000"/>
+              <a:hueOff val="0"/>
+              <a:satOff val="0"/>
+              <a:lumOff val="0"/>
+              <a:alphaOff val="0"/>
+            </a:schemeClr>
+          </a:solidFill>
+          <a:prstDash val="solid"/>
+          <a:miter lim="800000"/>
+        </a:ln>
+        <a:effectLst/>
+      </dsp:spPr>
+      <dsp:style>
+        <a:lnRef idx="2">
+          <a:scrgbClr r="0" g="0" b="0"/>
+        </a:lnRef>
+        <a:fillRef idx="1">
+          <a:scrgbClr r="0" g="0" b="0"/>
+        </a:fillRef>
+        <a:effectRef idx="0">
+          <a:scrgbClr r="0" g="0" b="0"/>
+        </a:effectRef>
+        <a:fontRef idx="minor">
+          <a:schemeClr val="lt1"/>
+        </a:fontRef>
+      </dsp:style>
+      <dsp:txBody>
+        <a:bodyPr spcFirstLastPara="0" vert="horz" wrap="square" lIns="3810" tIns="3810" rIns="3810" bIns="3810" numCol="1" spcCol="1270" anchor="ctr" anchorCtr="0">
+          <a:noAutofit/>
+        </a:bodyPr>
+        <a:lstStyle/>
+        <a:p>
+          <a:pPr marL="0" lvl="0" indent="0" algn="ctr" defTabSz="266700">
+            <a:lnSpc>
+              <a:spcPct val="90000"/>
+            </a:lnSpc>
+            <a:spcBef>
+              <a:spcPct val="0"/>
+            </a:spcBef>
+            <a:spcAft>
+              <a:spcPct val="35000"/>
+            </a:spcAft>
+            <a:buNone/>
+          </a:pPr>
+          <a:r>
+            <a:rPr lang="en-GB" sz="600" kern="1200">
+              <a:latin typeface="Consolas" panose="020B0609020204030204" pitchFamily="49" charset="0"/>
+            </a:rPr>
+            <a:t>GLFW</a:t>
+          </a:r>
+          <a:endParaRPr lang="LID4096" sz="600" kern="1200">
+            <a:latin typeface="Consolas" panose="020B0609020204030204" pitchFamily="49" charset="0"/>
+          </a:endParaRPr>
+        </a:p>
+      </dsp:txBody>
+      <dsp:txXfrm>
+        <a:off x="1998831" y="980857"/>
+        <a:ext cx="315928" cy="149857"/>
+      </dsp:txXfrm>
+    </dsp:sp>
+    <dsp:sp modelId="{0E859B9F-7638-4867-A69B-A25086E02911}">
+      <dsp:nvSpPr>
+        <dsp:cNvPr id="0" name=""/>
+        <dsp:cNvSpPr/>
+      </dsp:nvSpPr>
+      <dsp:spPr>
+        <a:xfrm>
+          <a:off x="1990724" y="1357720"/>
+          <a:ext cx="332142" cy="166071"/>
+        </a:xfrm>
+        <a:prstGeom prst="roundRect">
+          <a:avLst/>
+        </a:prstGeom>
+        <a:solidFill>
+          <a:schemeClr val="lt1">
+            <a:hueOff val="0"/>
+            <a:satOff val="0"/>
+            <a:lumOff val="0"/>
+            <a:alphaOff val="0"/>
+          </a:schemeClr>
+        </a:solidFill>
+        <a:ln w="19050" cap="flat" cmpd="sng" algn="ctr">
+          <a:solidFill>
+            <a:schemeClr val="dk1">
+              <a:shade val="80000"/>
+              <a:hueOff val="0"/>
+              <a:satOff val="0"/>
+              <a:lumOff val="0"/>
+              <a:alphaOff val="0"/>
+            </a:schemeClr>
+          </a:solidFill>
+          <a:prstDash val="solid"/>
+          <a:miter lim="800000"/>
+        </a:ln>
+        <a:effectLst/>
+      </dsp:spPr>
+      <dsp:style>
+        <a:lnRef idx="2">
+          <a:scrgbClr r="0" g="0" b="0"/>
+        </a:lnRef>
+        <a:fillRef idx="1">
+          <a:scrgbClr r="0" g="0" b="0"/>
+        </a:fillRef>
+        <a:effectRef idx="0">
+          <a:scrgbClr r="0" g="0" b="0"/>
+        </a:effectRef>
+        <a:fontRef idx="minor">
+          <a:schemeClr val="lt1"/>
+        </a:fontRef>
+      </dsp:style>
+      <dsp:txBody>
+        <a:bodyPr spcFirstLastPara="0" vert="horz" wrap="square" lIns="3810" tIns="3810" rIns="3810" bIns="3810" numCol="1" spcCol="1270" anchor="ctr" anchorCtr="0">
+          <a:noAutofit/>
+        </a:bodyPr>
+        <a:lstStyle/>
+        <a:p>
+          <a:pPr marL="0" lvl="0" indent="0" algn="ctr" defTabSz="266700">
+            <a:lnSpc>
+              <a:spcPct val="90000"/>
+            </a:lnSpc>
+            <a:spcBef>
+              <a:spcPct val="0"/>
+            </a:spcBef>
+            <a:spcAft>
+              <a:spcPct val="35000"/>
+            </a:spcAft>
+            <a:buNone/>
+          </a:pPr>
+          <a:r>
+            <a:rPr lang="en-GB" sz="600" kern="1200">
+              <a:latin typeface="Consolas" panose="020B0609020204030204" pitchFamily="49" charset="0"/>
+            </a:rPr>
+            <a:t>GLAD</a:t>
+          </a:r>
+          <a:endParaRPr lang="LID4096" sz="600" kern="1200">
+            <a:latin typeface="Consolas" panose="020B0609020204030204" pitchFamily="49" charset="0"/>
+          </a:endParaRPr>
+        </a:p>
+      </dsp:txBody>
+      <dsp:txXfrm>
+        <a:off x="1998831" y="1365827"/>
+        <a:ext cx="315928" cy="149857"/>
+      </dsp:txXfrm>
+    </dsp:sp>
+    <dsp:sp modelId="{05DD8525-0C49-4CCF-A7F7-7D7C78B1D1A2}">
+      <dsp:nvSpPr>
+        <dsp:cNvPr id="0" name=""/>
+        <dsp:cNvSpPr/>
+      </dsp:nvSpPr>
+      <dsp:spPr>
+        <a:xfrm>
+          <a:off x="1990724" y="1742690"/>
+          <a:ext cx="332142" cy="166071"/>
+        </a:xfrm>
+        <a:prstGeom prst="roundRect">
+          <a:avLst/>
+        </a:prstGeom>
+        <a:solidFill>
+          <a:schemeClr val="lt1">
+            <a:hueOff val="0"/>
+            <a:satOff val="0"/>
+            <a:lumOff val="0"/>
+            <a:alphaOff val="0"/>
+          </a:schemeClr>
+        </a:solidFill>
+        <a:ln w="19050" cap="flat" cmpd="sng" algn="ctr">
+          <a:solidFill>
+            <a:schemeClr val="dk1">
+              <a:shade val="80000"/>
+              <a:hueOff val="0"/>
+              <a:satOff val="0"/>
+              <a:lumOff val="0"/>
+              <a:alphaOff val="0"/>
+            </a:schemeClr>
+          </a:solidFill>
+          <a:prstDash val="solid"/>
+          <a:miter lim="800000"/>
+        </a:ln>
+        <a:effectLst/>
+      </dsp:spPr>
+      <dsp:style>
+        <a:lnRef idx="2">
+          <a:scrgbClr r="0" g="0" b="0"/>
+        </a:lnRef>
+        <a:fillRef idx="1">
+          <a:scrgbClr r="0" g="0" b="0"/>
+        </a:fillRef>
+        <a:effectRef idx="0">
+          <a:scrgbClr r="0" g="0" b="0"/>
+        </a:effectRef>
+        <a:fontRef idx="minor">
+          <a:schemeClr val="lt1"/>
+        </a:fontRef>
+      </dsp:style>
+      <dsp:txBody>
+        <a:bodyPr spcFirstLastPara="0" vert="horz" wrap="square" lIns="3810" tIns="3810" rIns="3810" bIns="3810" numCol="1" spcCol="1270" anchor="ctr" anchorCtr="0">
+          <a:noAutofit/>
+        </a:bodyPr>
+        <a:lstStyle/>
+        <a:p>
+          <a:pPr marL="0" lvl="0" indent="0" algn="ctr" defTabSz="266700">
+            <a:lnSpc>
+              <a:spcPct val="90000"/>
+            </a:lnSpc>
+            <a:spcBef>
+              <a:spcPct val="0"/>
+            </a:spcBef>
+            <a:spcAft>
+              <a:spcPct val="35000"/>
+            </a:spcAft>
+            <a:buNone/>
+          </a:pPr>
+          <a:r>
+            <a:rPr lang="en-GB" sz="600" kern="1200">
+              <a:latin typeface="Consolas" panose="020B0609020204030204" pitchFamily="49" charset="0"/>
+            </a:rPr>
+            <a:t>STB</a:t>
+          </a:r>
+          <a:endParaRPr lang="LID4096" sz="600" kern="1200">
+            <a:latin typeface="Consolas" panose="020B0609020204030204" pitchFamily="49" charset="0"/>
+          </a:endParaRPr>
+        </a:p>
+      </dsp:txBody>
+      <dsp:txXfrm>
+        <a:off x="1998831" y="1750797"/>
+        <a:ext cx="315928" cy="149857"/>
+      </dsp:txXfrm>
+    </dsp:sp>
+  </dsp:spTree>
+</dsp:drawing>
+</file>
+
+<file path=word/diagrams/layout1.xml><?xml version="1.0" encoding="utf-8"?>
+<dgm:layoutDef xmlns:dgm="http://schemas.openxmlformats.org/drawingml/2006/diagram" xmlns:a="http://schemas.openxmlformats.org/drawingml/2006/main" uniqueId="urn:microsoft.com/office/officeart/2005/8/layout/orgChart1">
+  <dgm:title val=""/>
+  <dgm:desc val=""/>
+  <dgm:catLst>
+    <dgm:cat type="hierarchy" pri="1000"/>
+    <dgm:cat type="convert" pri="6000"/>
+  </dgm:catLst>
+  <dgm:sampData>
+    <dgm:dataModel>
+      <dgm:ptLst>
+        <dgm:pt modelId="0" type="doc"/>
+        <dgm:pt modelId="1">
+          <dgm:prSet phldr="1"/>
+        </dgm:pt>
+        <dgm:pt modelId="2" type="asst">
+          <dgm:prSet phldr="1"/>
+        </dgm:pt>
+        <dgm:pt modelId="3">
+          <dgm:prSet phldr="1"/>
+        </dgm:pt>
+        <dgm:pt modelId="4">
+          <dgm:prSet phldr="1"/>
+        </dgm:pt>
+        <dgm:pt modelId="5">
+          <dgm:prSet phldr="1"/>
+        </dgm:pt>
+      </dgm:ptLst>
+      <dgm:cxnLst>
+        <dgm:cxn modelId="5" srcId="0" destId="1" srcOrd="0" destOrd="0"/>
+        <dgm:cxn modelId="6" srcId="1" destId="2" srcOrd="0" destOrd="0"/>
+        <dgm:cxn modelId="7" srcId="1" destId="3" srcOrd="1" destOrd="0"/>
+        <dgm:cxn modelId="8" srcId="1" destId="4" srcOrd="2" destOrd="0"/>
+        <dgm:cxn modelId="9" srcId="1" destId="5" srcOrd="3" destOrd="0"/>
+      </dgm:cxnLst>
+      <dgm:bg/>
+      <dgm:whole/>
+    </dgm:dataModel>
+  </dgm:sampData>
+  <dgm:styleData>
+    <dgm:dataModel>
+      <dgm:ptLst>
+        <dgm:pt modelId="0" type="doc"/>
+        <dgm:pt modelId="1"/>
+        <dgm:pt modelId="12"/>
+        <dgm:pt modelId="13"/>
+      </dgm:ptLst>
+      <dgm:cxnLst>
+        <dgm:cxn modelId="2" srcId="0" destId="1" srcOrd="0" destOrd="0"/>
+        <dgm:cxn modelId="16" srcId="1" destId="12" srcOrd="1" destOrd="0"/>
+        <dgm:cxn modelId="17" srcId="1" destId="13" srcOrd="2" destOrd="0"/>
+      </dgm:cxnLst>
+      <dgm:bg/>
+      <dgm:whole/>
+    </dgm:dataModel>
+  </dgm:styleData>
+  <dgm:clrData>
+    <dgm:dataModel>
+      <dgm:ptLst>
+        <dgm:pt modelId="0" type="doc"/>
+        <dgm:pt modelId="1"/>
+        <dgm:pt modelId="11" type="asst"/>
+        <dgm:pt modelId="12"/>
+        <dgm:pt modelId="13"/>
+        <dgm:pt modelId="14"/>
+      </dgm:ptLst>
+      <dgm:cxnLst>
+        <dgm:cxn modelId="2" srcId="0" destId="1" srcOrd="0" destOrd="0"/>
+        <dgm:cxn modelId="15" srcId="1" destId="11" srcOrd="0" destOrd="0"/>
+        <dgm:cxn modelId="16" srcId="1" destId="12" srcOrd="1" destOrd="0"/>
+        <dgm:cxn modelId="17" srcId="1" destId="13" srcOrd="2" destOrd="0"/>
+        <dgm:cxn modelId="18" srcId="1" destId="14" srcOrd="2" destOrd="0"/>
+      </dgm:cxnLst>
+      <dgm:bg/>
+      <dgm:whole/>
+    </dgm:dataModel>
+  </dgm:clrData>
+  <dgm:layoutNode name="hierChild1">
+    <dgm:varLst>
+      <dgm:orgChart val="1"/>
+      <dgm:chPref val="1"/>
+      <dgm:dir/>
+      <dgm:animOne val="branch"/>
+      <dgm:animLvl val="lvl"/>
+      <dgm:resizeHandles/>
+    </dgm:varLst>
+    <dgm:choose name="Name0">
+      <dgm:if name="Name1" func="var" arg="dir" op="equ" val="norm">
+        <dgm:alg type="hierChild">
+          <dgm:param type="linDir" val="fromL"/>
+        </dgm:alg>
+      </dgm:if>
+      <dgm:else name="Name2">
+        <dgm:alg type="hierChild">
+          <dgm:param type="linDir" val="fromR"/>
+        </dgm:alg>
+      </dgm:else>
+    </dgm:choose>
+    <dgm:shape xmlns:r="http://schemas.openxmlformats.org/officeDocument/2006/relationships" r:blip="">
+      <dgm:adjLst/>
+    </dgm:shape>
+    <dgm:presOf/>
+    <dgm:constrLst>
+      <dgm:constr type="w" for="des" forName="rootComposite1" refType="w" fact="10"/>
+      <dgm:constr type="h" for="des" forName="rootComposite1" refType="w" refFor="des" refForName="rootComposite1" fact="0.5"/>
+      <dgm:constr type="w" for="des" forName="rootComposite" refType="w" fact="10"/>
+      <dgm:constr type="h" for="des" forName="rootComposite" refType="w" refFor="des" refForName="rootComposite1" fact="0.5"/>
+      <dgm:constr type="w" for="des" forName="rootComposite3" refType="w" fact="10"/>
+      <dgm:constr type="h" for="des" forName="rootComposite3" refType="w" refFor="des" refForName="rootComposite1" fact="0.5"/>
+      <dgm:constr type="primFontSz" for="des" ptType="node" op="equ"/>
+      <dgm:constr type="sp" for="des" op="equ"/>
+      <dgm:constr type="sp" for="des" forName="hierRoot1" refType="w" refFor="des" refForName="rootComposite1" fact="0.21"/>
+      <dgm:constr type="sp" for="des" forName="hierRoot2" refType="sp" refFor="des" refForName="hierRoot1"/>
+      <dgm:constr type="sp" for="des" forName="hierRoot3" refType="sp" refFor="des" refForName="hierRoot1"/>
+      <dgm:constr type="sibSp" refType="w" refFor="des" refForName="rootComposite1" fact="0.21"/>
+      <dgm:constr type="sibSp" for="des" forName="hierChild2" refType="sibSp"/>
+      <dgm:constr type="sibSp" for="des" forName="hierChild3" refType="sibSp"/>
+      <dgm:constr type="sibSp" for="des" forName="hierChild4" refType="sibSp"/>
+      <dgm:constr type="sibSp" for="des" forName="hierChild5" refType="sibSp"/>
+      <dgm:constr type="sibSp" for="des" forName="hierChild6" refType="sibSp"/>
+      <dgm:constr type="sibSp" for="des" forName="hierChild7" refType="sibSp"/>
+      <dgm:constr type="secSibSp" refType="w" refFor="des" refForName="rootComposite1" fact="0.21"/>
+      <dgm:constr type="secSibSp" for="des" forName="hierChild2" refType="secSibSp"/>
+      <dgm:constr type="secSibSp" for="des" forName="hierChild3" refType="secSibSp"/>
+      <dgm:constr type="secSibSp" for="des" forName="hierChild4" refType="secSibSp"/>
+      <dgm:constr type="secSibSp" for="des" forName="hierChild5" refType="secSibSp"/>
+      <dgm:constr type="secSibSp" for="des" forName="hierChild6" refType="secSibSp"/>
+      <dgm:constr type="secSibSp" for="des" forName="hierChild7" refType="secSibSp"/>
+    </dgm:constrLst>
+    <dgm:ruleLst/>
+    <dgm:forEach name="Name3" axis="ch">
+      <dgm:forEach name="Name4" axis="self" ptType="node">
+        <dgm:layoutNode name="hierRoot1">
+          <dgm:varLst>
+            <dgm:hierBranch val="init"/>
+          </dgm:varLst>
+          <dgm:choose name="Name5">
+            <dgm:if name="Name6" func="var" arg="hierBranch" op="equ" val="l">
+              <dgm:choose name="Name7">
+                <dgm:if name="Name8" axis="ch" ptType="asst" func="cnt" op="gte" val="1">
+                  <dgm:alg type="hierRoot">
+                    <dgm:param type="hierAlign" val="tR"/>
+                  </dgm:alg>
+                  <dgm:constrLst>
+                    <dgm:constr type="alignOff" val="0.65"/>
+                  </dgm:constrLst>
+                </dgm:if>
+                <dgm:else name="Name9">
+                  <dgm:alg type="hierRoot">
+                    <dgm:param type="hierAlign" val="tR"/>
+                  </dgm:alg>
+                  <dgm:constrLst>
+                    <dgm:constr type="alignOff" val="0.25"/>
+                  </dgm:constrLst>
+                </dgm:else>
+              </dgm:choose>
+            </dgm:if>
+            <dgm:if name="Name10" func="var" arg="hierBranch" op="equ" val="r">
+              <dgm:choose name="Name11">
+                <dgm:if name="Name12" axis="ch" ptType="asst" func="cnt" op="gte" val="1">
+                  <dgm:alg type="hierRoot">
+                    <dgm:param type="hierAlign" val="tL"/>
+                  </dgm:alg>
+                  <dgm:constrLst>
+                    <dgm:constr type="alignOff" val="0.65"/>
+                  </dgm:constrLst>
+                </dgm:if>
+                <dgm:else name="Name13">
+                  <dgm:alg type="hierRoot">
+                    <dgm:param type="hierAlign" val="tL"/>
+                  </dgm:alg>
+                  <dgm:constrLst>
+                    <dgm:constr type="alignOff" val="0.25"/>
+                  </dgm:constrLst>
+                </dgm:else>
+              </dgm:choose>
+            </dgm:if>
+            <dgm:if name="Name14" func="var" arg="hierBranch" op="equ" val="hang">
+              <dgm:alg type="hierRoot"/>
+              <dgm:constrLst>
+                <dgm:constr type="alignOff" val="0.65"/>
+              </dgm:constrLst>
+            </dgm:if>
+            <dgm:else name="Name15">
+              <dgm:alg type="hierRoot"/>
+              <dgm:constrLst>
+                <dgm:constr type="alignOff"/>
+                <dgm:constr type="bendDist" for="des" ptType="parTrans" refType="sp" fact="0.5"/>
+              </dgm:constrLst>
+            </dgm:else>
+          </dgm:choose>
+          <dgm:shape xmlns:r="http://schemas.openxmlformats.org/officeDocument/2006/relationships" r:blip="">
+            <dgm:adjLst/>
+          </dgm:shape>
+          <dgm:presOf/>
+          <dgm:ruleLst/>
+          <dgm:layoutNode name="rootComposite1">
+            <dgm:alg type="composite"/>
+            <dgm:shape xmlns:r="http://schemas.openxmlformats.org/officeDocument/2006/relationships" r:blip="">
+              <dgm:adjLst/>
+            </dgm:shape>
+            <dgm:presOf axis="self" ptType="node" cnt="1"/>
+            <dgm:choose name="Name16">
+              <dgm:if name="Name17" func="var" arg="hierBranch" op="equ" val="init">
+                <dgm:constrLst>
+                  <dgm:constr type="l" for="ch" forName="rootText1"/>
+                  <dgm:constr type="t" for="ch" forName="rootText1"/>
+                  <dgm:constr type="w" for="ch" forName="rootText1" refType="w"/>
+                  <dgm:constr type="h" for="ch" forName="rootText1" refType="h"/>
+                  <dgm:constr type="l" for="ch" forName="rootConnector1"/>
+                  <dgm:constr type="t" for="ch" forName="rootConnector1"/>
+                  <dgm:constr type="w" for="ch" forName="rootConnector1" refType="w" refFor="ch" refForName="rootText1" fact="0.2"/>
+                  <dgm:constr type="h" for="ch" forName="rootConnector1" refType="h" refFor="ch" refForName="rootText1"/>
+                </dgm:constrLst>
+              </dgm:if>
+              <dgm:if name="Name18" func="var" arg="hierBranch" op="equ" val="l">
+                <dgm:constrLst>
+                  <dgm:constr type="l" for="ch" forName="rootText1"/>
+                  <dgm:constr type="t" for="ch" forName="rootText1"/>
+                  <dgm:constr type="w" for="ch" forName="rootText1" refType="w"/>
+                  <dgm:constr type="h" for="ch" forName="rootText1" refType="h"/>
+                  <dgm:constr type="r" for="ch" forName="rootConnector1" refType="w"/>
+                  <dgm:constr type="t" for="ch" forName="rootConnector1"/>
+                  <dgm:constr type="w" for="ch" forName="rootConnector1" refType="w" refFor="ch" refForName="rootText1" fact="0.2"/>
+                  <dgm:constr type="h" for="ch" forName="rootConnector1" refType="h" refFor="ch" refForName="rootText1"/>
+                </dgm:constrLst>
+              </dgm:if>
+              <dgm:if name="Name19" func="var" arg="hierBranch" op="equ" val="r">
+                <dgm:constrLst>
+                  <dgm:constr type="l" for="ch" forName="rootText1"/>
+                  <dgm:constr type="t" for="ch" forName="rootText1"/>
+                  <dgm:constr type="w" for="ch" forName="rootText1" refType="w"/>
+                  <dgm:constr type="h" for="ch" forName="rootText1" refType="h"/>
+                  <dgm:constr type="l" for="ch" forName="rootConnector1"/>
+                  <dgm:constr type="t" for="ch" forName="rootConnector1"/>
+                  <dgm:constr type="w" for="ch" forName="rootConnector1" refType="w" refFor="ch" refForName="rootText1" fact="0.2"/>
+                  <dgm:constr type="h" for="ch" forName="rootConnector1" refType="h" refFor="ch" refForName="rootText1"/>
+                </dgm:constrLst>
+              </dgm:if>
+              <dgm:else name="Name20">
+                <dgm:constrLst>
+                  <dgm:constr type="l" for="ch" forName="rootText1"/>
+                  <dgm:constr type="t" for="ch" forName="rootText1"/>
+                  <dgm:constr type="w" for="ch" forName="rootText1" refType="w"/>
+                  <dgm:constr type="h" for="ch" forName="rootText1" refType="h"/>
+                  <dgm:constr type="r" for="ch" forName="rootConnector1" refType="w"/>
+                  <dgm:constr type="t" for="ch" forName="rootConnector1"/>
+                  <dgm:constr type="w" for="ch" forName="rootConnector1" refType="w" refFor="ch" refForName="rootText1" fact="0.2"/>
+                  <dgm:constr type="h" for="ch" forName="rootConnector1" refType="h" refFor="ch" refForName="rootText1"/>
+                </dgm:constrLst>
+              </dgm:else>
+            </dgm:choose>
+            <dgm:ruleLst/>
+            <dgm:layoutNode name="rootText1" styleLbl="node0">
+              <dgm:varLst>
+                <dgm:chPref val="3"/>
+              </dgm:varLst>
+              <dgm:alg type="tx"/>
+              <dgm:shape xmlns:r="http://schemas.openxmlformats.org/officeDocument/2006/relationships" type="rect" r:blip="">
+                <dgm:adjLst/>
+              </dgm:shape>
+              <dgm:presOf axis="self" ptType="node" cnt="1"/>
+              <dgm:constrLst>
+                <dgm:constr type="primFontSz" val="65"/>
+                <dgm:constr type="lMarg" refType="primFontSz" fact="0.05"/>
+                <dgm:constr type="rMarg" refType="primFontSz" fact="0.05"/>
+                <dgm:constr type="tMarg" refType="primFontSz" fact="0.05"/>
+                <dgm:constr type="bMarg" refType="primFontSz" fact="0.05"/>
+              </dgm:constrLst>
+              <dgm:ruleLst>
+                <dgm:rule type="primFontSz" val="5" fact="NaN" max="NaN"/>
+              </dgm:ruleLst>
+            </dgm:layoutNode>
+            <dgm:layoutNode name="rootConnector1" moveWith="rootText1">
+              <dgm:alg type="sp"/>
+              <dgm:shape xmlns:r="http://schemas.openxmlformats.org/officeDocument/2006/relationships" type="rect" r:blip="" hideGeom="1">
+                <dgm:adjLst/>
+              </dgm:shape>
+              <dgm:presOf axis="self" ptType="node" cnt="1"/>
+              <dgm:constrLst/>
+              <dgm:ruleLst/>
+            </dgm:layoutNode>
+          </dgm:layoutNode>
+          <dgm:layoutNode name="hierChild2">
+            <dgm:choose name="Name21">
+              <dgm:if name="Name22" func="var" arg="hierBranch" op="equ" val="l">
+                <dgm:alg type="hierChild">
+                  <dgm:param type="chAlign" val="r"/>
+                  <dgm:param type="linDir" val="fromT"/>
+                </dgm:alg>
+              </dgm:if>
+              <dgm:if name="Name23" func="var" arg="hierBranch" op="equ" val="r">
+                <dgm:alg type="hierChild">
+                  <dgm:param type="chAlign" val="l"/>
+                  <dgm:param type="linDir" val="fromT"/>
+                </dgm:alg>
+              </dgm:if>
+              <dgm:if name="Name24" func="var" arg="hierBranch" op="equ" val="hang">
+                <dgm:choose name="Name25">
+                  <dgm:if name="Name26" func="var" arg="dir" op="equ" val="norm">
+                    <dgm:alg type="hierChild">
+                      <dgm:param type="chAlign" val="l"/>
+                      <dgm:param type="linDir" val="fromL"/>
+                      <dgm:param type="secChAlign" val="t"/>
+                      <dgm:param type="secLinDir" val="fromT"/>
+                    </dgm:alg>
+                  </dgm:if>
+                  <dgm:else name="Name27">
+                    <dgm:alg type="hierChild">
+                      <dgm:param type="chAlign" val="l"/>
+                      <dgm:param type="linDir" val="fromR"/>
+                      <dgm:param type="secChAlign" val="t"/>
+                      <dgm:param type="secLinDir" val="fromT"/>
+                    </dgm:alg>
+                  </dgm:else>
+                </dgm:choose>
+              </dgm:if>
+              <dgm:else name="Name28">
+                <dgm:choose name="Name29">
+                  <dgm:if name="Name30" func="var" arg="dir" op="equ" val="norm">
+                    <dgm:alg type="hierChild"/>
+                  </dgm:if>
+                  <dgm:else name="Name31">
+                    <dgm:alg type="hierChild">
+                      <dgm:param type="linDir" val="fromR"/>
+                    </dgm:alg>
+                  </dgm:else>
+                </dgm:choose>
+              </dgm:else>
+            </dgm:choose>
+            <dgm:shape xmlns:r="http://schemas.openxmlformats.org/officeDocument/2006/relationships" r:blip="">
+              <dgm:adjLst/>
+            </dgm:shape>
+            <dgm:presOf/>
+            <dgm:constrLst/>
+            <dgm:ruleLst/>
+            <dgm:forEach name="rep2a" axis="ch" ptType="nonAsst">
+              <dgm:forEach name="Name32" axis="precedSib" ptType="parTrans" st="-1" cnt="1">
+                <dgm:choose name="Name33">
+                  <dgm:if name="Name34" func="var" arg="hierBranch" op="equ" val="std">
+                    <dgm:layoutNode name="Name35">
+                      <dgm:alg type="conn">
+                        <dgm:param type="connRout" val="bend"/>
+                        <dgm:param type="dim" val="1D"/>
+                        <dgm:param type="endSty" val="noArr"/>
+                        <dgm:param type="begPts" val="bCtr"/>
+                        <dgm:param type="endPts" val="tCtr"/>
+                        <dgm:param type="bendPt" val="end"/>
+                      </dgm:alg>
+                      <dgm:shape xmlns:r="http://schemas.openxmlformats.org/officeDocument/2006/relationships" type="conn" r:blip="" zOrderOff="-99999">
+                        <dgm:adjLst/>
+                      </dgm:shape>
+                      <dgm:presOf axis="self"/>
+                      <dgm:constrLst>
+                        <dgm:constr type="begPad"/>
+                        <dgm:constr type="endPad"/>
+                      </dgm:constrLst>
+                      <dgm:ruleLst/>
+                    </dgm:layoutNode>
+                  </dgm:if>
+                  <dgm:if name="Name36" func="var" arg="hierBranch" op="equ" val="init">
+                    <dgm:layoutNode name="Name37">
+                      <dgm:choose name="Name38">
+                        <dgm:if name="Name39" axis="self" func="depth" op="lte" val="2">
+                          <dgm:alg type="conn">
+                            <dgm:param type="connRout" val="bend"/>
+                            <dgm:param type="dim" val="1D"/>
+                            <dgm:param type="endSty" val="noArr"/>
+                            <dgm:param type="begPts" val="bCtr"/>
+                            <dgm:param type="endPts" val="tCtr"/>
+                            <dgm:param type="bendPt" val="end"/>
+                          </dgm:alg>
+                        </dgm:if>
+                        <dgm:else name="Name40">
+                          <dgm:choose name="Name41">
+                            <dgm:if name="Name42" axis="par des" func="maxDepth" op="lte" val="1">
+                              <dgm:choose name="Name43">
+                                <dgm:if name="Name44" axis="par ch" ptType="node asst" func="cnt" op="gte" val="1">
+                                  <dgm:alg type="conn">
+                                    <dgm:param type="connRout" val="bend"/>
+                                    <dgm:param type="dim" val="1D"/>
+                                    <dgm:param type="endSty" val="noArr"/>
+                                    <dgm:param type="begPts" val="bCtr"/>
+                                    <dgm:param type="endPts" val="midL midR"/>
+                                  </dgm:alg>
+                                </dgm:if>
+                                <dgm:else name="Name45">
+                                  <dgm:alg type="conn">
+                                    <dgm:param type="connRout" val="bend"/>
+                                    <dgm:param type="dim" val="1D"/>
+                                    <dgm:param type="endSty" val="noArr"/>
+                                    <dgm:param type="begPts" val="bCtr"/>
+                                    <dgm:param type="endPts" val="midL midR"/>
+                                    <dgm:param type="srcNode" val="rootConnector"/>
+                                  </dgm:alg>
+                                </dgm:else>
+                              </dgm:choose>
+                            </dgm:if>
+                            <dgm:else name="Name46">
+                              <dgm:alg type="conn">
+                                <dgm:param type="connRout" val="bend"/>
+                                <dgm:param type="dim" val="1D"/>
+                                <dgm:param type="endSty" val="noArr"/>
+                                <dgm:param type="begPts" val="bCtr"/>
+                                <dgm:param type="endPts" val="tCtr"/>
+                                <dgm:param type="bendPt" val="end"/>
+                              </dgm:alg>
+                            </dgm:else>
+                          </dgm:choose>
+                        </dgm:else>
+                      </dgm:choose>
+                      <dgm:shape xmlns:r="http://schemas.openxmlformats.org/officeDocument/2006/relationships" type="conn" r:blip="" zOrderOff="-99999">
+                        <dgm:adjLst/>
+                      </dgm:shape>
+                      <dgm:presOf axis="self"/>
+                      <dgm:constrLst>
+                        <dgm:constr type="begPad"/>
+                        <dgm:constr type="endPad"/>
+                      </dgm:constrLst>
+                      <dgm:ruleLst/>
+                    </dgm:layoutNode>
+                  </dgm:if>
+                  <dgm:if name="Name47" func="var" arg="hierBranch" op="equ" val="hang">
+                    <dgm:layoutNode name="Name48">
+                      <dgm:alg type="conn">
+                        <dgm:param type="connRout" val="bend"/>
+                        <dgm:param type="dim" val="1D"/>
+                        <dgm:param type="endSty" val="noArr"/>
+                        <dgm:param type="begPts" val="bCtr"/>
+                        <dgm:param type="endPts" val="midL midR"/>
+                      </dgm:alg>
+                      <dgm:shape xmlns:r="http://schemas.openxmlformats.org/officeDocument/2006/relationships" type="conn" r:blip="" zOrderOff="-99999">
+                        <dgm:adjLst/>
+                      </dgm:shape>
+                      <dgm:presOf axis="self"/>
+                      <dgm:constrLst>
+                        <dgm:constr type="begPad"/>
+                        <dgm:constr type="endPad"/>
+                      </dgm:constrLst>
+                      <dgm:ruleLst/>
+                    </dgm:layoutNode>
+                  </dgm:if>
+                  <dgm:else name="Name49">
+                    <dgm:layoutNode name="Name50">
+                      <dgm:choose name="Name51">
+                        <dgm:if name="Name52" axis="self" func="depth" op="lte" val="2">
+                          <dgm:choose name="Name53">
+                            <dgm:if name="Name54" axis="par ch" ptType="node asst" func="cnt" op="gte" val="1">
+                              <dgm:alg type="conn">
+                                <dgm:param type="connRout" val="bend"/>
+                                <dgm:param type="dim" val="1D"/>
+                                <dgm:param type="endSty" val="noArr"/>
+                                <dgm:param type="begPts" val="bCtr"/>
+                                <dgm:param type="endPts" val="midL midR"/>
+                              </dgm:alg>
+                            </dgm:if>
+                            <dgm:else name="Name55">
+                              <dgm:alg type="conn">
+                                <dgm:param type="connRout" val="bend"/>
+                                <dgm:param type="dim" val="1D"/>
+                                <dgm:param type="endSty" val="noArr"/>
+                                <dgm:param type="begPts" val="bCtr"/>
+                                <dgm:param type="endPts" val="midL midR"/>
+                                <dgm:param type="srcNode" val="rootConnector1"/>
+                              </dgm:alg>
+                            </dgm:else>
+                          </dgm:choose>
+                        </dgm:if>
+                        <dgm:else name="Name56">
+                          <dgm:choose name="Name57">
+                            <dgm:if name="Name58" axis="par ch" ptType="node asst" func="cnt" op="gte" val="1">
+                              <dgm:alg type="conn">
+                                <dgm:param type="connRout" val="bend"/>
+                                <dgm:param type="dim" val="1D"/>
+                                <dgm:param type="endSty" val="noArr"/>
+                                <dgm:param type="begPts" val="bCtr"/>
+                                <dgm:param type="endPts" val="midL midR"/>
+                              </dgm:alg>
+                            </dgm:if>
+                            <dgm:else name="Name59">
+                              <dgm:alg type="conn">
+                                <dgm:param type="connRout" val="bend"/>
+                                <dgm:param type="dim" val="1D"/>
+                                <dgm:param type="endSty" val="noArr"/>
+                                <dgm:param type="begPts" val="bCtr"/>
+                                <dgm:param type="endPts" val="midL midR"/>
+                                <dgm:param type="srcNode" val="rootConnector"/>
+                              </dgm:alg>
+                            </dgm:else>
+                          </dgm:choose>
+                        </dgm:else>
+                      </dgm:choose>
+                      <dgm:shape xmlns:r="http://schemas.openxmlformats.org/officeDocument/2006/relationships" type="conn" r:blip="" zOrderOff="-99999">
+                        <dgm:adjLst/>
+                      </dgm:shape>
+                      <dgm:presOf axis="self"/>
+                      <dgm:constrLst>
+                        <dgm:constr type="begPad"/>
+                        <dgm:constr type="endPad"/>
+                      </dgm:constrLst>
+                      <dgm:ruleLst/>
+                    </dgm:layoutNode>
+                  </dgm:else>
+                </dgm:choose>
+              </dgm:forEach>
+              <dgm:layoutNode name="hierRoot2">
+                <dgm:varLst>
+                  <dgm:hierBranch val="init"/>
+                </dgm:varLst>
+                <dgm:choose name="Name60">
+                  <dgm:if name="Name61" func="var" arg="hierBranch" op="equ" val="l">
+                    <dgm:choose name="Name62">
+                      <dgm:if name="Name63" axis="ch" ptType="asst" func="cnt" op="gte" val="1">
+                        <dgm:alg type="hierRoot">
+                          <dgm:param type="hierAlign" val="tR"/>
+                        </dgm:alg>
+                        <dgm:shape xmlns:r="http://schemas.openxmlformats.org/officeDocument/2006/relationships" r:blip="">
+                          <dgm:adjLst/>
+                        </dgm:shape>
+                        <dgm:presOf/>
+                        <dgm:constrLst>
+                          <dgm:constr type="alignOff" val="0.65"/>
+                        </dgm:constrLst>
+                      </dgm:if>
+                      <dgm:else name="Name64">
+                        <dgm:alg type="hierRoot">
+                          <dgm:param type="hierAlign" val="tR"/>
+                        </dgm:alg>
+                        <dgm:shape xmlns:r="http://schemas.openxmlformats.org/officeDocument/2006/relationships" r:blip="">
+                          <dgm:adjLst/>
+                        </dgm:shape>
+                        <dgm:presOf/>
+                        <dgm:constrLst>
+                          <dgm:constr type="alignOff" val="0.25"/>
+                        </dgm:constrLst>
+                      </dgm:else>
+                    </dgm:choose>
+                  </dgm:if>
+                  <dgm:if name="Name65" func="var" arg="hierBranch" op="equ" val="r">
+                    <dgm:choose name="Name66">
+                      <dgm:if name="Name67" axis="ch" ptType="asst" func="cnt" op="gte" val="1">
+                        <dgm:alg type="hierRoot">
+                          <dgm:param type="hierAlign" val="tL"/>
+                        </dgm:alg>
+                        <dgm:shape xmlns:r="http://schemas.openxmlformats.org/officeDocument/2006/relationships" r:blip="">
+                          <dgm:adjLst/>
+                        </dgm:shape>
+                        <dgm:presOf/>
+                        <dgm:constrLst>
+                          <dgm:constr type="alignOff" val="0.65"/>
+                        </dgm:constrLst>
+                      </dgm:if>
+                      <dgm:else name="Name68">
+                        <dgm:alg type="hierRoot">
+                          <dgm:param type="hierAlign" val="tL"/>
+                        </dgm:alg>
+                        <dgm:shape xmlns:r="http://schemas.openxmlformats.org/officeDocument/2006/relationships" r:blip="">
+                          <dgm:adjLst/>
+                        </dgm:shape>
+                        <dgm:presOf/>
+                        <dgm:constrLst>
+                          <dgm:constr type="alignOff" val="0.25"/>
+                        </dgm:constrLst>
+                      </dgm:else>
+                    </dgm:choose>
+                  </dgm:if>
+                  <dgm:if name="Name69" func="var" arg="hierBranch" op="equ" val="std">
+                    <dgm:alg type="hierRoot"/>
+                    <dgm:shape xmlns:r="http://schemas.openxmlformats.org/officeDocument/2006/relationships" r:blip="">
+                      <dgm:adjLst/>
+                    </dgm:shape>
+                    <dgm:presOf/>
+                    <dgm:constrLst>
+                      <dgm:constr type="alignOff"/>
+                      <dgm:constr type="bendDist" for="des" ptType="parTrans" refType="sp" fact="0.5"/>
+                    </dgm:constrLst>
+                  </dgm:if>
+                  <dgm:if name="Name70" func="var" arg="hierBranch" op="equ" val="init">
+                    <dgm:choose name="Name71">
+                      <dgm:if name="Name72" axis="des" func="maxDepth" op="lte" val="1">
+                        <dgm:choose name="Name73">
+                          <dgm:if name="Name74" axis="ch" ptType="asst" func="cnt" op="gte" val="1">
+                            <dgm:alg type="hierRoot">
+                              <dgm:param type="hierAlign" val="tL"/>
+                            </dgm:alg>
+                            <dgm:shape xmlns:r="http://schemas.openxmlformats.org/officeDocument/2006/relationships" r:blip="">
+                              <dgm:adjLst/>
+                            </dgm:shape>
+                            <dgm:presOf/>
+                            <dgm:constrLst>
+                              <dgm:constr type="alignOff" val="0.65"/>
+                            </dgm:constrLst>
+                          </dgm:if>
+                          <dgm:else name="Name75">
+                            <dgm:alg type="hierRoot">
+                              <dgm:param type="hierAlign" val="tL"/>
+                            </dgm:alg>
+                            <dgm:shape xmlns:r="http://schemas.openxmlformats.org/officeDocument/2006/relationships" r:blip="">
+                              <dgm:adjLst/>
+                            </dgm:shape>
+                            <dgm:presOf/>
+                            <dgm:constrLst>
+                              <dgm:constr type="alignOff" val="0.25"/>
+                            </dgm:constrLst>
+                          </dgm:else>
+                        </dgm:choose>
+                      </dgm:if>
+                      <dgm:else name="Name76">
+                        <dgm:alg type="hierRoot"/>
+                        <dgm:shape xmlns:r="http://schemas.openxmlformats.org/officeDocument/2006/relationships" r:blip="">
+                          <dgm:adjLst/>
+                        </dgm:shape>
+                        <dgm:presOf/>
+                        <dgm:constrLst>
+                          <dgm:constr type="alignOff"/>
+                          <dgm:constr type="bendDist" for="des" ptType="parTrans" refType="sp" fact="0.5"/>
+                        </dgm:constrLst>
+                      </dgm:else>
+                    </dgm:choose>
+                  </dgm:if>
+                  <dgm:else name="Name77">
+                    <dgm:alg type="hierRoot"/>
+                    <dgm:shape xmlns:r="http://schemas.openxmlformats.org/officeDocument/2006/relationships" r:blip="">
+                      <dgm:adjLst/>
+                    </dgm:shape>
+                    <dgm:presOf/>
+                    <dgm:constrLst>
+                      <dgm:constr type="alignOff" val="0.65"/>
+                    </dgm:constrLst>
+                  </dgm:else>
+                </dgm:choose>
+                <dgm:ruleLst/>
+                <dgm:layoutNode name="rootComposite">
+                  <dgm:alg type="composite"/>
+                  <dgm:shape xmlns:r="http://schemas.openxmlformats.org/officeDocument/2006/relationships" r:blip="">
+                    <dgm:adjLst/>
+                  </dgm:shape>
+                  <dgm:presOf axis="self" ptType="node" cnt="1"/>
+                  <dgm:choose name="Name78">
+                    <dgm:if name="Name79" func="var" arg="hierBranch" op="equ" val="init">
+                      <dgm:constrLst>
+                        <dgm:constr type="l" for="ch" forName="rootText"/>
+                        <dgm:constr type="t" for="ch" forName="rootText"/>
+                        <dgm:constr type="w" for="ch" forName="rootText" refType="w"/>
+                        <dgm:constr type="h" for="ch" forName="rootText" refType="h"/>
+                        <dgm:constr type="l" for="ch" forName="rootConnector"/>
+                        <dgm:constr type="t" for="ch" forName="rootConnector"/>
+                        <dgm:constr type="w" for="ch" forName="rootConnector" refType="w" refFor="ch" refForName="rootText" fact="0.2"/>
+                        <dgm:constr type="h" for="ch" forName="rootConnector" refType="h" refFor="ch" refForName="rootText"/>
+                      </dgm:constrLst>
+                    </dgm:if>
+                    <dgm:if name="Name80" func="var" arg="hierBranch" op="equ" val="l">
+                      <dgm:constrLst>
+                        <dgm:constr type="l" for="ch" forName="rootText"/>
+                        <dgm:constr type="t" for="ch" forName="rootText"/>
+                        <dgm:constr type="w" for="ch" forName="rootText" refType="w"/>
+                        <dgm:constr type="h" for="ch" forName="rootText" refType="h"/>
+                        <dgm:constr type="r" for="ch" forName="rootConnector" refType="w"/>
+                        <dgm:constr type="t" for="ch" forName="rootConnector"/>
+                        <dgm:constr type="w" for="ch" forName="rootConnector" refType="w" refFor="ch" refForName="rootText" fact="0.2"/>
+                        <dgm:constr type="h" for="ch" forName="rootConnector" refType="h" refFor="ch" refForName="rootText"/>
+                      </dgm:constrLst>
+                    </dgm:if>
+                    <dgm:if name="Name81" func="var" arg="hierBranch" op="equ" val="r">
+                      <dgm:constrLst>
+                        <dgm:constr type="l" for="ch" forName="rootText"/>
+                        <dgm:constr type="t" for="ch" forName="rootText"/>
+                        <dgm:constr type="w" for="ch" forName="rootText" refType="w"/>
+                        <dgm:constr type="h" for="ch" forName="rootText" refType="h"/>
+                        <dgm:constr type="l" for="ch" forName="rootConnector"/>
+                        <dgm:constr type="t" for="ch" forName="rootConnector"/>
+                        <dgm:constr type="w" for="ch" forName="rootConnector" refType="w" refFor="ch" refForName="rootText" fact="0.2"/>
+                        <dgm:constr type="h" for="ch" forName="rootConnector" refType="h" refFor="ch" refForName="rootText"/>
+                      </dgm:constrLst>
+                    </dgm:if>
+                    <dgm:else name="Name82">
+                      <dgm:constrLst>
+                        <dgm:constr type="l" for="ch" forName="rootText"/>
+                        <dgm:constr type="t" for="ch" forName="rootText"/>
+                        <dgm:constr type="w" for="ch" forName="rootText" refType="w"/>
+                        <dgm:constr type="h" for="ch" forName="rootText" refType="h"/>
+                        <dgm:constr type="r" for="ch" forName="rootConnector" refType="w"/>
+                        <dgm:constr type="t" for="ch" forName="rootConnector"/>
+                        <dgm:constr type="w" for="ch" forName="rootConnector" refType="w" refFor="ch" refForName="rootText" fact="0.2"/>
+                        <dgm:constr type="h" for="ch" forName="rootConnector" refType="h" refFor="ch" refForName="rootText"/>
+                      </dgm:constrLst>
+                    </dgm:else>
+                  </dgm:choose>
+                  <dgm:ruleLst/>
+                  <dgm:layoutNode name="rootText">
+                    <dgm:varLst>
+                      <dgm:chPref val="3"/>
+                    </dgm:varLst>
+                    <dgm:alg type="tx"/>
+                    <dgm:shape xmlns:r="http://schemas.openxmlformats.org/officeDocument/2006/relationships" type="rect" r:blip="">
+                      <dgm:adjLst/>
+                    </dgm:shape>
+                    <dgm:presOf axis="self" ptType="node" cnt="1"/>
+                    <dgm:constrLst>
+                      <dgm:constr type="primFontSz" val="65"/>
+                      <dgm:constr type="lMarg" refType="primFontSz" fact="0.05"/>
+                      <dgm:constr type="rMarg" refType="primFontSz" fact="0.05"/>
+                      <dgm:constr type="tMarg" refType="primFontSz" fact="0.05"/>
+                      <dgm:constr type="bMarg" refType="primFontSz" fact="0.05"/>
+                    </dgm:constrLst>
+                    <dgm:ruleLst>
+                      <dgm:rule type="primFontSz" val="5" fact="NaN" max="NaN"/>
+                    </dgm:ruleLst>
+                  </dgm:layoutNode>
+                  <dgm:layoutNode name="rootConnector" moveWith="rootText">
+                    <dgm:alg type="sp"/>
+                    <dgm:shape xmlns:r="http://schemas.openxmlformats.org/officeDocument/2006/relationships" type="rect" r:blip="" hideGeom="1">
+                      <dgm:adjLst/>
+                    </dgm:shape>
+                    <dgm:presOf axis="self" ptType="node" cnt="1"/>
+                    <dgm:constrLst/>
+                    <dgm:ruleLst/>
+                  </dgm:layoutNode>
+                </dgm:layoutNode>
+                <dgm:layoutNode name="hierChild4">
+                  <dgm:choose name="Name83">
+                    <dgm:if name="Name84" func="var" arg="hierBranch" op="equ" val="l">
+                      <dgm:alg type="hierChild">
+                        <dgm:param type="chAlign" val="r"/>
+                        <dgm:param type="linDir" val="fromT"/>
+                      </dgm:alg>
+                    </dgm:if>
+                    <dgm:if name="Name85" func="var" arg="hierBranch" op="equ" val="r">
+                      <dgm:alg type="hierChild">
+                        <dgm:param type="chAlign" val="l"/>
+                        <dgm:param type="linDir" val="fromT"/>
+                      </dgm:alg>
+                    </dgm:if>
+                    <dgm:if name="Name86" func="var" arg="hierBranch" op="equ" val="hang">
+                      <dgm:choose name="Name87">
+                        <dgm:if name="Name88" func="var" arg="dir" op="equ" val="norm">
+                          <dgm:alg type="hierChild">
+                            <dgm:param type="chAlign" val="l"/>
+                            <dgm:param type="linDir" val="fromL"/>
+                            <dgm:param type="secChAlign" val="t"/>
+                            <dgm:param type="secLinDir" val="fromT"/>
+                          </dgm:alg>
+                        </dgm:if>
+                        <dgm:else name="Name89">
+                          <dgm:alg type="hierChild">
+                            <dgm:param type="chAlign" val="l"/>
+                            <dgm:param type="linDir" val="fromR"/>
+                            <dgm:param type="secChAlign" val="t"/>
+                            <dgm:param type="secLinDir" val="fromT"/>
+                          </dgm:alg>
+                        </dgm:else>
+                      </dgm:choose>
+                    </dgm:if>
+                    <dgm:if name="Name90" func="var" arg="hierBranch" op="equ" val="std">
+                      <dgm:choose name="Name91">
+                        <dgm:if name="Name92" func="var" arg="dir" op="equ" val="norm">
+                          <dgm:alg type="hierChild"/>
+                        </dgm:if>
+                        <dgm:else name="Name93">
+                          <dgm:alg type="hierChild">
+                            <dgm:param type="linDir" val="fromR"/>
+                          </dgm:alg>
+                        </dgm:else>
+                      </dgm:choose>
+                    </dgm:if>
+                    <dgm:if name="Name94" func="var" arg="hierBranch" op="equ" val="init">
+                      <dgm:choose name="Name95">
+                        <dgm:if name="Name96" axis="des" func="maxDepth" op="lte" val="1">
+                          <dgm:alg type="hierChild">
+                            <dgm:param type="chAlign" val="l"/>
+                            <dgm:param type="linDir" val="fromT"/>
+                          </dgm:alg>
+                        </dgm:if>
+                        <dgm:else name="Name97">
+                          <dgm:choose name="Name98">
+                            <dgm:if name="Name99" func="var" arg="dir" op="equ" val="norm">
+                              <dgm:alg type="hierChild"/>
+                            </dgm:if>
+                            <dgm:else name="Name100">
+                              <dgm:alg type="hierChild">
+                                <dgm:param type="linDir" val="fromR"/>
+                              </dgm:alg>
+                            </dgm:else>
+                          </dgm:choose>
+                        </dgm:else>
+                      </dgm:choose>
+                    </dgm:if>
+                    <dgm:else name="Name101"/>
+                  </dgm:choose>
+                  <dgm:shape xmlns:r="http://schemas.openxmlformats.org/officeDocument/2006/relationships" r:blip="">
+                    <dgm:adjLst/>
+                  </dgm:shape>
+                  <dgm:presOf/>
+                  <dgm:constrLst/>
+                  <dgm:ruleLst/>
+                  <dgm:forEach name="Name102" ref="rep2a"/>
+                </dgm:layoutNode>
+                <dgm:layoutNode name="hierChild5">
+                  <dgm:choose name="Name103">
+                    <dgm:if name="Name104" func="var" arg="dir" op="equ" val="norm">
+                      <dgm:alg type="hierChild">
+                        <dgm:param type="chAlign" val="l"/>
+                        <dgm:param type="linDir" val="fromL"/>
+                        <dgm:param type="secChAlign" val="t"/>
+                        <dgm:param type="secLinDir" val="fromT"/>
+                      </dgm:alg>
+                    </dgm:if>
+                    <dgm:else name="Name105">
+                      <dgm:alg type="hierChild">
+                        <dgm:param type="chAlign" val="l"/>
+                        <dgm:param type="linDir" val="fromR"/>
+                        <dgm:param type="secChAlign" val="t"/>
+                        <dgm:param type="secLinDir" val="fromT"/>
+                      </dgm:alg>
+                    </dgm:else>
+                  </dgm:choose>
+                  <dgm:shape xmlns:r="http://schemas.openxmlformats.org/officeDocument/2006/relationships" r:blip="">
+                    <dgm:adjLst/>
+                  </dgm:shape>
+                  <dgm:presOf/>
+                  <dgm:constrLst/>
+                  <dgm:ruleLst/>
+                  <dgm:forEach name="Name106" ref="rep2b"/>
+                </dgm:layoutNode>
+              </dgm:layoutNode>
+            </dgm:forEach>
+          </dgm:layoutNode>
+          <dgm:layoutNode name="hierChild3">
+            <dgm:choose name="Name107">
+              <dgm:if name="Name108" func="var" arg="dir" op="equ" val="norm">
+                <dgm:alg type="hierChild">
+                  <dgm:param type="chAlign" val="l"/>
+                  <dgm:param type="linDir" val="fromL"/>
+                  <dgm:param type="secChAlign" val="t"/>
+                  <dgm:param type="secLinDir" val="fromT"/>
+                </dgm:alg>
+              </dgm:if>
+              <dgm:else name="Name109">
+                <dgm:alg type="hierChild">
+                  <dgm:param type="chAlign" val="l"/>
+                  <dgm:param type="linDir" val="fromR"/>
+                  <dgm:param type="secChAlign" val="t"/>
+                  <dgm:param type="secLinDir" val="fromT"/>
+                </dgm:alg>
+              </dgm:else>
+            </dgm:choose>
+            <dgm:shape xmlns:r="http://schemas.openxmlformats.org/officeDocument/2006/relationships" r:blip="">
+              <dgm:adjLst/>
+            </dgm:shape>
+            <dgm:presOf/>
+            <dgm:constrLst/>
+            <dgm:ruleLst/>
+            <dgm:forEach name="rep2b" axis="ch" ptType="asst">
+              <dgm:forEach name="Name110" axis="precedSib" ptType="parTrans" st="-1" cnt="1">
+                <dgm:layoutNode name="Name111">
+                  <dgm:alg type="conn">
+                    <dgm:param type="connRout" val="bend"/>
+                    <dgm:param type="dim" val="1D"/>
+                    <dgm:param type="endSty" val="noArr"/>
+                    <dgm:param type="begPts" val="bCtr"/>
+                    <dgm:param type="endPts" val="midL midR"/>
+                  </dgm:alg>
+                  <dgm:shape xmlns:r="http://schemas.openxmlformats.org/officeDocument/2006/relationships" type="conn" r:blip="" zOrderOff="-99999">
+                    <dgm:adjLst/>
+                  </dgm:shape>
+                  <dgm:presOf axis="self"/>
+                  <dgm:constrLst>
+                    <dgm:constr type="begPad"/>
+                    <dgm:constr type="endPad"/>
+                  </dgm:constrLst>
+                  <dgm:ruleLst/>
+                </dgm:layoutNode>
+              </dgm:forEach>
+              <dgm:layoutNode name="hierRoot3">
+                <dgm:varLst>
+                  <dgm:hierBranch val="init"/>
+                </dgm:varLst>
+                <dgm:choose name="Name112">
+                  <dgm:if name="Name113" func="var" arg="hierBranch" op="equ" val="l">
+                    <dgm:alg type="hierRoot">
+                      <dgm:param type="hierAlign" val="tR"/>
+                    </dgm:alg>
+                    <dgm:shape xmlns:r="http://schemas.openxmlformats.org/officeDocument/2006/relationships" r:blip="">
+                      <dgm:adjLst/>
+                    </dgm:shape>
+                    <dgm:presOf/>
+                    <dgm:constrLst>
+                      <dgm:constr type="alignOff" val="0.65"/>
+                    </dgm:constrLst>
+                  </dgm:if>
+                  <dgm:if name="Name114" func="var" arg="hierBranch" op="equ" val="r">
+                    <dgm:alg type="hierRoot">
+                      <dgm:param type="hierAlign" val="tL"/>
+                    </dgm:alg>
+                    <dgm:shape xmlns:r="http://schemas.openxmlformats.org/officeDocument/2006/relationships" r:blip="">
+                      <dgm:adjLst/>
+                    </dgm:shape>
+                    <dgm:presOf/>
+                    <dgm:constrLst>
+                      <dgm:constr type="alignOff" val="0.65"/>
+                    </dgm:constrLst>
+                  </dgm:if>
+                  <dgm:if name="Name115" func="var" arg="hierBranch" op="equ" val="hang">
+                    <dgm:alg type="hierRoot"/>
+                    <dgm:shape xmlns:r="http://schemas.openxmlformats.org/officeDocument/2006/relationships" r:blip="">
+                      <dgm:adjLst/>
+                    </dgm:shape>
+                    <dgm:presOf/>
+                    <dgm:constrLst>
+                      <dgm:constr type="alignOff" val="0.65"/>
+                    </dgm:constrLst>
+                  </dgm:if>
+                  <dgm:if name="Name116" func="var" arg="hierBranch" op="equ" val="std">
+                    <dgm:alg type="hierRoot"/>
+                    <dgm:shape xmlns:r="http://schemas.openxmlformats.org/officeDocument/2006/relationships" r:blip="">
+                      <dgm:adjLst/>
+                    </dgm:shape>
+                    <dgm:presOf/>
+                    <dgm:constrLst>
+                      <dgm:constr type="alignOff"/>
+                      <dgm:constr type="bendDist" for="des" ptType="parTrans" refType="sp" fact="0.5"/>
+                    </dgm:constrLst>
+                  </dgm:if>
+                  <dgm:if name="Name117" func="var" arg="hierBranch" op="equ" val="init">
+                    <dgm:choose name="Name118">
+                      <dgm:if name="Name119" axis="des" func="maxDepth" op="lte" val="1">
+                        <dgm:alg type="hierRoot">
+                          <dgm:param type="hierAlign" val="tL"/>
+                        </dgm:alg>
+                        <dgm:shape xmlns:r="http://schemas.openxmlformats.org/officeDocument/2006/relationships" r:blip="">
+                          <dgm:adjLst/>
+                        </dgm:shape>
+                        <dgm:presOf/>
+                        <dgm:constrLst>
+                          <dgm:constr type="alignOff" val="0.65"/>
+                        </dgm:constrLst>
+                      </dgm:if>
+                      <dgm:else name="Name120">
+                        <dgm:alg type="hierRoot"/>
+                        <dgm:shape xmlns:r="http://schemas.openxmlformats.org/officeDocument/2006/relationships" r:blip="">
+                          <dgm:adjLst/>
+                        </dgm:shape>
+                        <dgm:presOf/>
+                        <dgm:constrLst>
+                          <dgm:constr type="alignOff"/>
+                          <dgm:constr type="bendDist" for="des" ptType="parTrans" refType="sp" fact="0.5"/>
+                        </dgm:constrLst>
+                      </dgm:else>
+                    </dgm:choose>
+                  </dgm:if>
+                  <dgm:else name="Name121"/>
+                </dgm:choose>
+                <dgm:ruleLst/>
+                <dgm:layoutNode name="rootComposite3">
+                  <dgm:alg type="composite"/>
+                  <dgm:shape xmlns:r="http://schemas.openxmlformats.org/officeDocument/2006/relationships" r:blip="">
+                    <dgm:adjLst/>
+                  </dgm:shape>
+                  <dgm:presOf axis="self" ptType="node" cnt="1"/>
+                  <dgm:choose name="Name122">
+                    <dgm:if name="Name123" func="var" arg="hierBranch" op="equ" val="init">
+                      <dgm:constrLst>
+                        <dgm:constr type="l" for="ch" forName="rootText3"/>
+                        <dgm:constr type="t" for="ch" forName="rootText3"/>
+                        <dgm:constr type="w" for="ch" forName="rootText3" refType="w"/>
+                        <dgm:constr type="h" for="ch" forName="rootText3" refType="h"/>
+                        <dgm:constr type="l" for="ch" forName="rootConnector3"/>
+                        <dgm:constr type="t" for="ch" forName="rootConnector3"/>
+                        <dgm:constr type="w" for="ch" forName="rootConnector3" refType="w" refFor="ch" refForName="rootText3" fact="0.2"/>
+                        <dgm:constr type="h" for="ch" forName="rootConnector3" refType="h" refFor="ch" refForName="rootText3"/>
+                      </dgm:constrLst>
+                    </dgm:if>
+                    <dgm:if name="Name124" func="var" arg="hierBranch" op="equ" val="l">
+                      <dgm:constrLst>
+                        <dgm:constr type="l" for="ch" forName="rootText3"/>
+                        <dgm:constr type="t" for="ch" forName="rootText3"/>
+                        <dgm:constr type="w" for="ch" forName="rootText3" refType="w"/>
+                        <dgm:constr type="h" for="ch" forName="rootText3" refType="h"/>
+                        <dgm:constr type="r" for="ch" forName="rootConnector3" refType="w"/>
+                        <dgm:constr type="t" for="ch" forName="rootConnector3"/>
+                        <dgm:constr type="w" for="ch" forName="rootConnector3" refType="w" refFor="ch" refForName="rootText3" fact="0.2"/>
+                        <dgm:constr type="h" for="ch" forName="rootConnector3" refType="h" refFor="ch" refForName="rootText3"/>
+                      </dgm:constrLst>
+                    </dgm:if>
+                    <dgm:if name="Name125" func="var" arg="hierBranch" op="equ" val="r">
+                      <dgm:constrLst>
+                        <dgm:constr type="l" for="ch" forName="rootText3"/>
+                        <dgm:constr type="t" for="ch" forName="rootText3"/>
+                        <dgm:constr type="w" for="ch" forName="rootText3" refType="w"/>
+                        <dgm:constr type="h" for="ch" forName="rootText3" refType="h"/>
+                        <dgm:constr type="l" for="ch" forName="rootConnector3"/>
+                        <dgm:constr type="t" for="ch" forName="rootConnector3"/>
+                        <dgm:constr type="w" for="ch" forName="rootConnector3" refType="w" refFor="ch" refForName="rootText3" fact="0.2"/>
+                        <dgm:constr type="h" for="ch" forName="rootConnector3" refType="h" refFor="ch" refForName="rootText3"/>
+                      </dgm:constrLst>
+                    </dgm:if>
+                    <dgm:else name="Name126">
+                      <dgm:constrLst>
+                        <dgm:constr type="l" for="ch" forName="rootText3"/>
+                        <dgm:constr type="t" for="ch" forName="rootText3"/>
+                        <dgm:constr type="w" for="ch" forName="rootText3" refType="w"/>
+                        <dgm:constr type="h" for="ch" forName="rootText3" refType="h"/>
+                        <dgm:constr type="r" for="ch" forName="rootConnector3" refType="w"/>
+                        <dgm:constr type="t" for="ch" forName="rootConnector3"/>
+                        <dgm:constr type="w" for="ch" forName="rootConnector3" refType="w" refFor="ch" refForName="rootText3" fact="0.2"/>
+                        <dgm:constr type="h" for="ch" forName="rootConnector3" refType="h" refFor="ch" refForName="rootText3"/>
+                      </dgm:constrLst>
+                    </dgm:else>
+                  </dgm:choose>
+                  <dgm:ruleLst/>
+                  <dgm:layoutNode name="rootText3">
+                    <dgm:varLst>
+                      <dgm:chPref val="3"/>
+                    </dgm:varLst>
+                    <dgm:alg type="tx"/>
+                    <dgm:shape xmlns:r="http://schemas.openxmlformats.org/officeDocument/2006/relationships" type="rect" r:blip="">
+                      <dgm:adjLst/>
+                    </dgm:shape>
+                    <dgm:presOf axis="self" ptType="node" cnt="1"/>
+                    <dgm:constrLst>
+                      <dgm:constr type="primFontSz" val="65"/>
+                      <dgm:constr type="lMarg" refType="primFontSz" fact="0.05"/>
+                      <dgm:constr type="rMarg" refType="primFontSz" fact="0.05"/>
+                      <dgm:constr type="tMarg" refType="primFontSz" fact="0.05"/>
+                      <dgm:constr type="bMarg" refType="primFontSz" fact="0.05"/>
+                    </dgm:constrLst>
+                    <dgm:ruleLst>
+                      <dgm:rule type="primFontSz" val="5" fact="NaN" max="NaN"/>
+                    </dgm:ruleLst>
+                  </dgm:layoutNode>
+                  <dgm:layoutNode name="rootConnector3" moveWith="rootText1">
+                    <dgm:alg type="sp"/>
+                    <dgm:shape xmlns:r="http://schemas.openxmlformats.org/officeDocument/2006/relationships" type="rect" r:blip="" hideGeom="1">
+                      <dgm:adjLst/>
+                    </dgm:shape>
+                    <dgm:presOf axis="self" ptType="node" cnt="1"/>
+                    <dgm:constrLst/>
+                    <dgm:ruleLst/>
+                  </dgm:layoutNode>
+                </dgm:layoutNode>
+                <dgm:layoutNode name="hierChild6">
+                  <dgm:choose name="Name127">
+                    <dgm:if name="Name128" func="var" arg="hierBranch" op="equ" val="l">
+                      <dgm:alg type="hierChild">
+                        <dgm:param type="chAlign" val="r"/>
+                        <dgm:param type="linDir" val="fromT"/>
+                      </dgm:alg>
+                    </dgm:if>
+                    <dgm:if name="Name129" func="var" arg="hierBranch" op="equ" val="r">
+                      <dgm:alg type="hierChild">
+                        <dgm:param type="chAlign" val="l"/>
+                        <dgm:param type="linDir" val="fromT"/>
+                      </dgm:alg>
+                    </dgm:if>
+                    <dgm:if name="Name130" func="var" arg="hierBranch" op="equ" val="hang">
+                      <dgm:choose name="Name131">
+                        <dgm:if name="Name132" func="var" arg="dir" op="equ" val="norm">
+                          <dgm:alg type="hierChild">
+                            <dgm:param type="chAlign" val="l"/>
+                            <dgm:param type="linDir" val="fromL"/>
+                            <dgm:param type="secChAlign" val="t"/>
+                            <dgm:param type="secLinDir" val="fromT"/>
+                          </dgm:alg>
+                        </dgm:if>
+                        <dgm:else name="Name133">
+                          <dgm:alg type="hierChild">
+                            <dgm:param type="chAlign" val="l"/>
+                            <dgm:param type="linDir" val="fromR"/>
+                            <dgm:param type="secChAlign" val="t"/>
+                            <dgm:param type="secLinDir" val="fromT"/>
+                          </dgm:alg>
+                        </dgm:else>
+                      </dgm:choose>
+                    </dgm:if>
+                    <dgm:if name="Name134" func="var" arg="hierBranch" op="equ" val="std">
+                      <dgm:choose name="Name135">
+                        <dgm:if name="Name136" func="var" arg="dir" op="equ" val="norm">
+                          <dgm:alg type="hierChild"/>
+                        </dgm:if>
+                        <dgm:else name="Name137">
+                          <dgm:alg type="hierChild">
+                            <dgm:param type="linDir" val="fromR"/>
+                          </dgm:alg>
+                        </dgm:else>
+                      </dgm:choose>
+                    </dgm:if>
+                    <dgm:if name="Name138" func="var" arg="hierBranch" op="equ" val="init">
+                      <dgm:choose name="Name139">
+                        <dgm:if name="Name140" axis="des" func="maxDepth" op="lte" val="1">
+                          <dgm:alg type="hierChild">
+                            <dgm:param type="chAlign" val="l"/>
+                            <dgm:param type="linDir" val="fromT"/>
+                          </dgm:alg>
+                        </dgm:if>
+                        <dgm:else name="Name141">
+                          <dgm:alg type="hierChild"/>
+                        </dgm:else>
+                      </dgm:choose>
+                    </dgm:if>
+                    <dgm:else name="Name142"/>
+                  </dgm:choose>
+                  <dgm:shape xmlns:r="http://schemas.openxmlformats.org/officeDocument/2006/relationships" r:blip="">
+                    <dgm:adjLst/>
+                  </dgm:shape>
+                  <dgm:presOf/>
+                  <dgm:constrLst/>
+                  <dgm:ruleLst/>
+                  <dgm:forEach name="Name143" ref="rep2a"/>
+                </dgm:layoutNode>
+                <dgm:layoutNode name="hierChild7">
+                  <dgm:choose name="Name144">
+                    <dgm:if name="Name145" func="var" arg="dir" op="equ" val="norm">
+                      <dgm:alg type="hierChild">
+                        <dgm:param type="chAlign" val="l"/>
+                        <dgm:param type="linDir" val="fromL"/>
+                        <dgm:param type="secChAlign" val="t"/>
+                        <dgm:param type="secLinDir" val="fromT"/>
+                      </dgm:alg>
+                    </dgm:if>
+                    <dgm:else name="Name146">
+                      <dgm:alg type="hierChild">
+                        <dgm:param type="chAlign" val="l"/>
+                        <dgm:param type="linDir" val="fromR"/>
+                        <dgm:param type="secChAlign" val="t"/>
+                        <dgm:param type="secLinDir" val="fromT"/>
+                      </dgm:alg>
+                    </dgm:else>
+                  </dgm:choose>
+                  <dgm:shape xmlns:r="http://schemas.openxmlformats.org/officeDocument/2006/relationships" r:blip="">
+                    <dgm:adjLst/>
+                  </dgm:shape>
+                  <dgm:presOf/>
+                  <dgm:constrLst/>
+                  <dgm:ruleLst/>
+                  <dgm:forEach name="Name147" ref="rep2b"/>
+                </dgm:layoutNode>
+              </dgm:layoutNode>
+            </dgm:forEach>
+          </dgm:layoutNode>
+        </dgm:layoutNode>
+      </dgm:forEach>
+    </dgm:forEach>
+  </dgm:layoutNode>
+</dgm:layoutDef>
+</file>
+
+<file path=word/diagrams/quickStyle1.xml><?xml version="1.0" encoding="utf-8"?>
+<dgm:styleDef xmlns:dgm="http://schemas.openxmlformats.org/drawingml/2006/diagram" xmlns:a="http://schemas.openxmlformats.org/drawingml/2006/main" uniqueId="urn:microsoft.com/office/officeart/2005/8/quickstyle/simple1">
+  <dgm:title val=""/>
+  <dgm:desc val=""/>
+  <dgm:catLst>
+    <dgm:cat type="simple" pri="10100"/>
+  </dgm:catLst>
+  <dgm:scene3d>
+    <a:camera prst="orthographicFront"/>
+    <a:lightRig rig="threePt" dir="t"/>
+  </dgm:scene3d>
+  <dgm:styleLbl name="node0">
+    <dgm:scene3d>
+      <a:camera prst="orthographicFront"/>
+      <a:lightRig rig="threePt" dir="t"/>
+    </dgm:scene3d>
+    <dgm:sp3d/>
+    <dgm:txPr/>
+    <dgm:style>
+      <a:lnRef idx="2">
+        <a:scrgbClr r="0" g="0" b="0"/>
+      </a:lnRef>
+      <a:fillRef idx="1">
+        <a:scrgbClr r="0" g="0" b="0"/>
+      </a:fillRef>
+      <a:effectRef idx="0">
+        <a:scrgbClr r="0" g="0" b="0"/>
+      </a:effectRef>
+      <a:fontRef idx="minor">
+        <a:schemeClr val="lt1"/>
+      </a:fontRef>
+    </dgm:style>
+  </dgm:styleLbl>
+  <dgm:styleLbl name="lnNode1">
+    <dgm:scene3d>
+      <a:camera prst="orthographicFront"/>
+      <a:lightRig rig="threePt" dir="t"/>
+    </dgm:scene3d>
+    <dgm:sp3d/>
+    <dgm:txPr/>
+    <dgm:style>
+      <a:lnRef idx="2">
+        <a:scrgbClr r="0" g="0" b="0"/>
+      </a:lnRef>
+      <a:fillRef idx="1">
+        <a:scrgbClr r="0" g="0" b="0"/>
+      </a:fillRef>
+      <a:effectRef idx="0">
+        <a:scrgbClr r="0" g="0" b="0"/>
+      </a:effectRef>
+      <a:fontRef idx="minor">
+        <a:schemeClr val="lt1"/>
+      </a:fontRef>
+    </dgm:style>
+  </dgm:styleLbl>
+  <dgm:styleLbl name="vennNode1">
+    <dgm:scene3d>
+      <a:camera prst="orthographicFront"/>
+      <a:lightRig rig="threePt" dir="t"/>
+    </dgm:scene3d>
+    <dgm:sp3d/>
+    <dgm:txPr/>
+    <dgm:style>
+      <a:lnRef idx="2">
+        <a:scrgbClr r="0" g="0" b="0"/>
+      </a:lnRef>
+      <a:fillRef idx="1">
+        <a:scrgbClr r="0" g="0" b="0"/>
+      </a:fillRef>
+      <a:effectRef idx="0">
+        <a:scrgbClr r="0" g="0" b="0"/>
+      </a:effectRef>
+      <a:fontRef idx="minor">
+        <a:schemeClr val="tx1"/>
+      </a:fontRef>
+    </dgm:style>
+  </dgm:styleLbl>
+  <dgm:styleLbl name="alignNode1">
+    <dgm:scene3d>
+      <a:camera prst="orthographicFront"/>
+      <a:lightRig rig="threePt" dir="t"/>
+    </dgm:scene3d>
+    <dgm:sp3d/>
+    <dgm:txPr/>
+    <dgm:style>
+      <a:lnRef idx="2">
+        <a:scrgbClr r="0" g="0" b="0"/>
+      </a:lnRef>
+      <a:fillRef idx="1">
+        <a:scrgbClr r="0" g="0" b="0"/>
+      </a:fillRef>
+      <a:effectRef idx="0">
+        <a:scrgbClr r="0" g="0" b="0"/>
+      </a:effectRef>
+      <a:fontRef idx="minor">
+        <a:schemeClr val="lt1"/>
+      </a:fontRef>
+    </dgm:style>
+  </dgm:styleLbl>
+  <dgm:styleLbl name="node1">
+    <dgm:scene3d>
+      <a:camera prst="orthographicFront"/>
+      <a:lightRig rig="threePt" dir="t"/>
+    </dgm:scene3d>
+    <dgm:sp3d/>
+    <dgm:txPr/>
+    <dgm:style>
+      <a:lnRef idx="2">
+        <a:scrgbClr r="0" g="0" b="0"/>
+      </a:lnRef>
+      <a:fillRef idx="1">
+        <a:scrgbClr r="0" g="0" b="0"/>
+      </a:fillRef>
+      <a:effectRef idx="0">
+        <a:scrgbClr r="0" g="0" b="0"/>
+      </a:effectRef>
+      <a:fontRef idx="minor">
+        <a:schemeClr val="lt1"/>
+      </a:fontRef>
+    </dgm:style>
+  </dgm:styleLbl>
+  <dgm:styleLbl name="node2">
+    <dgm:scene3d>
+      <a:camera prst="orthographicFront"/>
+      <a:lightRig rig="threePt" dir="t"/>
+    </dgm:scene3d>
+    <dgm:sp3d/>
+    <dgm:txPr/>
+    <dgm:style>
+      <a:lnRef idx="2">
+        <a:scrgbClr r="0" g="0" b="0"/>
+      </a:lnRef>
+      <a:fillRef idx="1">
+        <a:scrgbClr r="0" g="0" b="0"/>
+      </a:fillRef>
+      <a:effectRef idx="0">
+        <a:scrgbClr r="0" g="0" b="0"/>
+      </a:effectRef>
+      <a:fontRef idx="minor">
+        <a:schemeClr val="lt1"/>
+      </a:fontRef>
+    </dgm:style>
+  </dgm:styleLbl>
+  <dgm:styleLbl name="node3">
+    <dgm:scene3d>
+      <a:camera prst="orthographicFront"/>
+      <a:lightRig rig="threePt" dir="t"/>
+    </dgm:scene3d>
+    <dgm:sp3d/>
+    <dgm:txPr/>
+    <dgm:style>
+      <a:lnRef idx="2">
+        <a:scrgbClr r="0" g="0" b="0"/>
+      </a:lnRef>
+      <a:fillRef idx="1">
+        <a:scrgbClr r="0" g="0" b="0"/>
+      </a:fillRef>
+      <a:effectRef idx="0">
+        <a:scrgbClr r="0" g="0" b="0"/>
+      </a:effectRef>
+      <a:fontRef idx="minor">
+        <a:schemeClr val="lt1"/>
+      </a:fontRef>
+    </dgm:style>
+  </dgm:styleLbl>
+  <dgm:styleLbl name="node4">
+    <dgm:scene3d>
+      <a:camera prst="orthographicFront"/>
+      <a:lightRig rig="threePt" dir="t"/>
+    </dgm:scene3d>
+    <dgm:sp3d/>
+    <dgm:txPr/>
+    <dgm:style>
+      <a:lnRef idx="2">
+        <a:scrgbClr r="0" g="0" b="0"/>
+      </a:lnRef>
+      <a:fillRef idx="1">
+        <a:scrgbClr r="0" g="0" b="0"/>
+      </a:fillRef>
+      <a:effectRef idx="0">
+        <a:scrgbClr r="0" g="0" b="0"/>
+      </a:effectRef>
+      <a:fontRef idx="minor">
+        <a:schemeClr val="lt1"/>
+      </a:fontRef>
+    </dgm:style>
+  </dgm:styleLbl>
+  <dgm:styleLbl name="fgImgPlace1">
+    <dgm:scene3d>
+      <a:camera prst="orthographicFront"/>
+      <a:lightRig rig="threePt" dir="t"/>
+    </dgm:scene3d>
+    <dgm:sp3d/>
+    <dgm:txPr/>
+    <dgm:style>
+      <a:lnRef idx="2">
+        <a:scrgbClr r="0" g="0" b="0"/>
+      </a:lnRef>
+      <a:fillRef idx="1">
+        <a:scrgbClr r="0" g="0" b="0"/>
+      </a:fillRef>
+      <a:effectRef idx="0">
+        <a:scrgbClr r="0" g="0" b="0"/>
+      </a:effectRef>
+      <a:fontRef idx="minor"/>
+    </dgm:style>
+  </dgm:styleLbl>
+  <dgm:styleLbl name="alignImgPlace1">
+    <dgm:scene3d>
+      <a:camera prst="orthographicFront"/>
+      <a:lightRig rig="threePt" dir="t"/>
+    </dgm:scene3d>
+    <dgm:sp3d/>
+    <dgm:txPr/>
+    <dgm:style>
+      <a:lnRef idx="2">
+        <a:scrgbClr r="0" g="0" b="0"/>
+      </a:lnRef>
+      <a:fillRef idx="1">
+        <a:scrgbClr r="0" g="0" b="0"/>
+      </a:fillRef>
+      <a:effectRef idx="0">
+        <a:scrgbClr r="0" g="0" b="0"/>
+      </a:effectRef>
+      <a:fontRef idx="minor"/>
+    </dgm:style>
+  </dgm:styleLbl>
+  <dgm:styleLbl name="bgImgPlace1">
+    <dgm:scene3d>
+      <a:camera prst="orthographicFront"/>
+      <a:lightRig rig="threePt" dir="t"/>
+    </dgm:scene3d>
+    <dgm:sp3d/>
+    <dgm:txPr/>
+    <dgm:style>
+      <a:lnRef idx="2">
+        <a:scrgbClr r="0" g="0" b="0"/>
+      </a:lnRef>
+      <a:fillRef idx="1">
+        <a:scrgbClr r="0" g="0" b="0"/>
+      </a:fillRef>
+      <a:effectRef idx="0">
+        <a:scrgbClr r="0" g="0" b="0"/>
+      </a:effectRef>
+      <a:fontRef idx="minor"/>
+    </dgm:style>
+  </dgm:styleLbl>
+  <dgm:styleLbl name="sibTrans2D1">
+    <dgm:scene3d>
+      <a:camera prst="orthographicFront"/>
+      <a:lightRig rig="threePt" dir="t"/>
+    </dgm:scene3d>
+    <dgm:sp3d/>
+    <dgm:txPr/>
+    <dgm:style>
+      <a:lnRef idx="0">
+        <a:scrgbClr r="0" g="0" b="0"/>
+      </a:lnRef>
+      <a:fillRef idx="1">
+        <a:scrgbClr r="0" g="0" b="0"/>
+      </a:fillRef>
+      <a:effectRef idx="0">
+        <a:scrgbClr r="0" g="0" b="0"/>
+      </a:effectRef>
+      <a:fontRef idx="minor">
+        <a:schemeClr val="lt1"/>
+      </a:fontRef>
+    </dgm:style>
+  </dgm:styleLbl>
+  <dgm:styleLbl name="fgSibTrans2D1">
+    <dgm:scene3d>
+      <a:camera prst="orthographicFront"/>
+      <a:lightRig rig="threePt" dir="t"/>
+    </dgm:scene3d>
+    <dgm:sp3d/>
+    <dgm:txPr/>
+    <dgm:style>
+      <a:lnRef idx="0">
+        <a:scrgbClr r="0" g="0" b="0"/>
+      </a:lnRef>
+      <a:fillRef idx="1">
+        <a:scrgbClr r="0" g="0" b="0"/>
+      </a:fillRef>
+      <a:effectRef idx="0">
+        <a:scrgbClr r="0" g="0" b="0"/>
+      </a:effectRef>
+      <a:fontRef idx="minor">
+        <a:schemeClr val="lt1"/>
+      </a:fontRef>
+    </dgm:style>
+  </dgm:styleLbl>
+  <dgm:styleLbl name="bgSibTrans2D1">
+    <dgm:scene3d>
+      <a:camera prst="orthographicFront"/>
+      <a:lightRig rig="threePt" dir="t"/>
+    </dgm:scene3d>
+    <dgm:sp3d/>
+    <dgm:txPr/>
+    <dgm:style>
+      <a:lnRef idx="0">
+        <a:scrgbClr r="0" g="0" b="0"/>
+      </a:lnRef>
+      <a:fillRef idx="1">
+        <a:scrgbClr r="0" g="0" b="0"/>
+      </a:fillRef>
+      <a:effectRef idx="0">
+        <a:scrgbClr r="0" g="0" b="0"/>
+      </a:effectRef>
+      <a:fontRef idx="minor">
+        <a:schemeClr val="lt1"/>
+      </a:fontRef>
+    </dgm:style>
+  </dgm:styleLbl>
+  <dgm:styleLbl name="sibTrans1D1">
+    <dgm:scene3d>
+      <a:camera prst="orthographicFront"/>
+      <a:lightRig rig="threePt" dir="t"/>
+    </dgm:scene3d>
+    <dgm:sp3d/>
+    <dgm:txPr/>
+    <dgm:style>
+      <a:lnRef idx="1">
+        <a:scrgbClr r="0" g="0" b="0"/>
+      </a:lnRef>
+      <a:fillRef idx="0">
+        <a:scrgbClr r="0" g="0" b="0"/>
+      </a:fillRef>
+      <a:effectRef idx="0">
+        <a:scrgbClr r="0" g="0" b="0"/>
+      </a:effectRef>
+      <a:fontRef idx="minor"/>
+    </dgm:style>
+  </dgm:styleLbl>
+  <dgm:styleLbl name="callout">
+    <dgm:scene3d>
+      <a:camera prst="orthographicFront"/>
+      <a:lightRig rig="threePt" dir="t"/>
+    </dgm:scene3d>
+    <dgm:sp3d/>
+    <dgm:txPr/>
+    <dgm:style>
+      <a:lnRef idx="2">
+        <a:scrgbClr r="0" g="0" b="0"/>
+      </a:lnRef>
+      <a:fillRef idx="1">
+        <a:scrgbClr r="0" g="0" b="0"/>
+      </a:fillRef>
+      <a:effectRef idx="0">
+        <a:scrgbClr r="0" g="0" b="0"/>
+      </a:effectRef>
+      <a:fontRef idx="minor"/>
+    </dgm:style>
+  </dgm:styleLbl>
+  <dgm:styleLbl name="asst0">
+    <dgm:scene3d>
+      <a:camera prst="orthographicFront"/>
+      <a:lightRig rig="threePt" dir="t"/>
+    </dgm:scene3d>
+    <dgm:sp3d/>
+    <dgm:txPr/>
+    <dgm:style>
+      <a:lnRef idx="2">
+        <a:scrgbClr r="0" g="0" b="0"/>
+      </a:lnRef>
+      <a:fillRef idx="1">
+        <a:scrgbClr r="0" g="0" b="0"/>
+      </a:fillRef>
+      <a:effectRef idx="0">
+        <a:scrgbClr r="0" g="0" b="0"/>
+      </a:effectRef>
+      <a:fontRef idx="minor">
+        <a:schemeClr val="lt1"/>
+      </a:fontRef>
+    </dgm:style>
+  </dgm:styleLbl>
+  <dgm:styleLbl name="asst1">
+    <dgm:scene3d>
+      <a:camera prst="orthographicFront"/>
+      <a:lightRig rig="threePt" dir="t"/>
+    </dgm:scene3d>
+    <dgm:sp3d/>
+    <dgm:txPr/>
+    <dgm:style>
+      <a:lnRef idx="2">
+        <a:scrgbClr r="0" g="0" b="0"/>
+      </a:lnRef>
+      <a:fillRef idx="1">
+        <a:scrgbClr r="0" g="0" b="0"/>
+      </a:fillRef>
+      <a:effectRef idx="0">
+        <a:scrgbClr r="0" g="0" b="0"/>
+      </a:effectRef>
+      <a:fontRef idx="minor">
+        <a:schemeClr val="lt1"/>
+      </a:fontRef>
+    </dgm:style>
+  </dgm:styleLbl>
+  <dgm:styleLbl name="asst2">
+    <dgm:scene3d>
+      <a:camera prst="orthographicFront"/>
+      <a:lightRig rig="threePt" dir="t"/>
+    </dgm:scene3d>
+    <dgm:sp3d/>
+    <dgm:txPr/>
+    <dgm:style>
+      <a:lnRef idx="2">
+        <a:scrgbClr r="0" g="0" b="0"/>
+      </a:lnRef>
+      <a:fillRef idx="1">
+        <a:scrgbClr r="0" g="0" b="0"/>
+      </a:fillRef>
+      <a:effectRef idx="0">
+        <a:scrgbClr r="0" g="0" b="0"/>
+      </a:effectRef>
+      <a:fontRef idx="minor">
+        <a:schemeClr val="lt1"/>
+      </a:fontRef>
+    </dgm:style>
+  </dgm:styleLbl>
+  <dgm:styleLbl name="asst3">
+    <dgm:scene3d>
+      <a:camera prst="orthographicFront"/>
+      <a:lightRig rig="threePt" dir="t"/>
+    </dgm:scene3d>
+    <dgm:sp3d/>
+    <dgm:txPr/>
+    <dgm:style>
+      <a:lnRef idx="2">
+        <a:scrgbClr r="0" g="0" b="0"/>
+      </a:lnRef>
+      <a:fillRef idx="1">
+        <a:scrgbClr r="0" g="0" b="0"/>
+      </a:fillRef>
+      <a:effectRef idx="0">
+        <a:scrgbClr r="0" g="0" b="0"/>
+      </a:effectRef>
+      <a:fontRef idx="minor">
+        <a:schemeClr val="lt1"/>
+      </a:fontRef>
+    </dgm:style>
+  </dgm:styleLbl>
+  <dgm:styleLbl name="asst4">
+    <dgm:scene3d>
+      <a:camera prst="orthographicFront"/>
+      <a:lightRig rig="threePt" dir="t"/>
+    </dgm:scene3d>
+    <dgm:sp3d/>
+    <dgm:txPr/>
+    <dgm:style>
+      <a:lnRef idx="2">
+        <a:scrgbClr r="0" g="0" b="0"/>
+      </a:lnRef>
+      <a:fillRef idx="1">
+        <a:scrgbClr r="0" g="0" b="0"/>
+      </a:fillRef>
+      <a:effectRef idx="0">
+        <a:scrgbClr r="0" g="0" b="0"/>
+      </a:effectRef>
+      <a:fontRef idx="minor">
+        <a:schemeClr val="lt1"/>
+      </a:fontRef>
+    </dgm:style>
+  </dgm:styleLbl>
+  <dgm:styleLbl name="parChTrans2D1">
+    <dgm:scene3d>
+      <a:camera prst="orthographicFront"/>
+      <a:lightRig rig="threePt" dir="t"/>
+    </dgm:scene3d>
+    <dgm:sp3d/>
+    <dgm:txPr/>
+    <dgm:style>
+      <a:lnRef idx="2">
+        <a:scrgbClr r="0" g="0" b="0"/>
+      </a:lnRef>
+      <a:fillRef idx="1">
+        <a:scrgbClr r="0" g="0" b="0"/>
+      </a:fillRef>
+      <a:effectRef idx="0">
+        <a:scrgbClr r="0" g="0" b="0"/>
+      </a:effectRef>
+      <a:fontRef idx="minor">
+        <a:schemeClr val="lt1"/>
+      </a:fontRef>
+    </dgm:style>
+  </dgm:styleLbl>
+  <dgm:styleLbl name="parChTrans2D2">
+    <dgm:scene3d>
+      <a:camera prst="orthographicFront"/>
+      <a:lightRig rig="threePt" dir="t"/>
+    </dgm:scene3d>
+    <dgm:sp3d/>
+    <dgm:txPr/>
+    <dgm:style>
+      <a:lnRef idx="2">
+        <a:scrgbClr r="0" g="0" b="0"/>
+      </a:lnRef>
+      <a:fillRef idx="1">
+        <a:scrgbClr r="0" g="0" b="0"/>
+      </a:fillRef>
+      <a:effectRef idx="0">
+        <a:scrgbClr r="0" g="0" b="0"/>
+      </a:effectRef>
+      <a:fontRef idx="minor">
+        <a:schemeClr val="lt1"/>
+      </a:fontRef>
+    </dgm:style>
+  </dgm:styleLbl>
+  <dgm:styleLbl name="parChTrans2D3">
+    <dgm:scene3d>
+      <a:camera prst="orthographicFront"/>
+      <a:lightRig rig="threePt" dir="t"/>
+    </dgm:scene3d>
+    <dgm:sp3d/>
+    <dgm:txPr/>
+    <dgm:style>
+      <a:lnRef idx="2">
+        <a:scrgbClr r="0" g="0" b="0"/>
+      </a:lnRef>
+      <a:fillRef idx="1">
+        <a:scrgbClr r="0" g="0" b="0"/>
+      </a:fillRef>
+      <a:effectRef idx="0">
+        <a:scrgbClr r="0" g="0" b="0"/>
+      </a:effectRef>
+      <a:fontRef idx="minor">
+        <a:schemeClr val="lt1"/>
+      </a:fontRef>
+    </dgm:style>
+  </dgm:styleLbl>
+  <dgm:styleLbl name="parChTrans2D4">
+    <dgm:scene3d>
+      <a:camera prst="orthographicFront"/>
+      <a:lightRig rig="threePt" dir="t"/>
+    </dgm:scene3d>
+    <dgm:sp3d/>
+    <dgm:txPr/>
+    <dgm:style>
+      <a:lnRef idx="2">
+        <a:scrgbClr r="0" g="0" b="0"/>
+      </a:lnRef>
+      <a:fillRef idx="1">
+        <a:scrgbClr r="0" g="0" b="0"/>
+      </a:fillRef>
+      <a:effectRef idx="0">
+        <a:scrgbClr r="0" g="0" b="0"/>
+      </a:effectRef>
+      <a:fontRef idx="minor">
+        <a:schemeClr val="lt1"/>
+      </a:fontRef>
+    </dgm:style>
+  </dgm:styleLbl>
+  <dgm:styleLbl name="parChTrans1D1">
+    <dgm:scene3d>
+      <a:camera prst="orthographicFront"/>
+      <a:lightRig rig="threePt" dir="t"/>
+    </dgm:scene3d>
+    <dgm:sp3d/>
+    <dgm:txPr/>
+    <dgm:style>
+      <a:lnRef idx="2">
+        <a:scrgbClr r="0" g="0" b="0"/>
+      </a:lnRef>
+      <a:fillRef idx="0">
+        <a:scrgbClr r="0" g="0" b="0"/>
+      </a:fillRef>
+      <a:effectRef idx="0">
+        <a:scrgbClr r="0" g="0" b="0"/>
+      </a:effectRef>
+      <a:fontRef idx="minor"/>
+    </dgm:style>
+  </dgm:styleLbl>
+  <dgm:styleLbl name="parChTrans1D2">
+    <dgm:scene3d>
+      <a:camera prst="orthographicFront"/>
+      <a:lightRig rig="threePt" dir="t"/>
+    </dgm:scene3d>
+    <dgm:sp3d/>
+    <dgm:txPr/>
+    <dgm:style>
+      <a:lnRef idx="2">
+        <a:scrgbClr r="0" g="0" b="0"/>
+      </a:lnRef>
+      <a:fillRef idx="0">
+        <a:scrgbClr r="0" g="0" b="0"/>
+      </a:fillRef>
+      <a:effectRef idx="0">
+        <a:scrgbClr r="0" g="0" b="0"/>
+      </a:effectRef>
+      <a:fontRef idx="minor"/>
+    </dgm:style>
+  </dgm:styleLbl>
+  <dgm:styleLbl name="parChTrans1D3">
+    <dgm:scene3d>
+      <a:camera prst="orthographicFront"/>
+      <a:lightRig rig="threePt" dir="t"/>
+    </dgm:scene3d>
+    <dgm:sp3d/>
+    <dgm:txPr/>
+    <dgm:style>
+      <a:lnRef idx="2">
+        <a:scrgbClr r="0" g="0" b="0"/>
+      </a:lnRef>
+      <a:fillRef idx="0">
+        <a:scrgbClr r="0" g="0" b="0"/>
+      </a:fillRef>
+      <a:effectRef idx="0">
+        <a:scrgbClr r="0" g="0" b="0"/>
+      </a:effectRef>
+      <a:fontRef idx="minor"/>
+    </dgm:style>
+  </dgm:styleLbl>
+  <dgm:styleLbl name="parChTrans1D4">
+    <dgm:scene3d>
+      <a:camera prst="orthographicFront"/>
+      <a:lightRig rig="threePt" dir="t"/>
+    </dgm:scene3d>
+    <dgm:sp3d/>
+    <dgm:txPr/>
+    <dgm:style>
+      <a:lnRef idx="2">
+        <a:scrgbClr r="0" g="0" b="0"/>
+      </a:lnRef>
+      <a:fillRef idx="0">
+        <a:scrgbClr r="0" g="0" b="0"/>
+      </a:fillRef>
+      <a:effectRef idx="0">
+        <a:scrgbClr r="0" g="0" b="0"/>
+      </a:effectRef>
+      <a:fontRef idx="minor"/>
+    </dgm:style>
+  </dgm:styleLbl>
+  <dgm:styleLbl name="fgAcc1">
+    <dgm:scene3d>
+      <a:camera prst="orthographicFront"/>
+      <a:lightRig rig="threePt" dir="t"/>
+    </dgm:scene3d>
+    <dgm:sp3d/>
+    <dgm:txPr/>
+    <dgm:style>
+      <a:lnRef idx="2">
+        <a:scrgbClr r="0" g="0" b="0"/>
+      </a:lnRef>
+      <a:fillRef idx="1">
+        <a:scrgbClr r="0" g="0" b="0"/>
+      </a:fillRef>
+      <a:effectRef idx="0">
+        <a:scrgbClr r="0" g="0" b="0"/>
+      </a:effectRef>
+      <a:fontRef idx="minor"/>
+    </dgm:style>
+  </dgm:styleLbl>
+  <dgm:styleLbl name="conFgAcc1">
+    <dgm:scene3d>
+      <a:camera prst="orthographicFront"/>
+      <a:lightRig rig="threePt" dir="t"/>
+    </dgm:scene3d>
+    <dgm:sp3d/>
+    <dgm:txPr/>
+    <dgm:style>
+      <a:lnRef idx="2">
+        <a:scrgbClr r="0" g="0" b="0"/>
+      </a:lnRef>
+      <a:fillRef idx="1">
+        <a:scrgbClr r="0" g="0" b="0"/>
+      </a:fillRef>
+      <a:effectRef idx="0">
+        <a:scrgbClr r="0" g="0" b="0"/>
+      </a:effectRef>
+      <a:fontRef idx="minor"/>
+    </dgm:style>
+  </dgm:styleLbl>
+  <dgm:styleLbl name="alignAcc1">
+    <dgm:scene3d>
+      <a:camera prst="orthographicFront"/>
+      <a:lightRig rig="threePt" dir="t"/>
+    </dgm:scene3d>
+    <dgm:sp3d/>
+    <dgm:txPr/>
+    <dgm:style>
+      <a:lnRef idx="2">
+        <a:scrgbClr r="0" g="0" b="0"/>
+      </a:lnRef>
+      <a:fillRef idx="1">
+        <a:scrgbClr r="0" g="0" b="0"/>
+      </a:fillRef>
+      <a:effectRef idx="0">
+        <a:scrgbClr r="0" g="0" b="0"/>
+      </a:effectRef>
+      <a:fontRef idx="minor"/>
+    </dgm:style>
+  </dgm:styleLbl>
+  <dgm:styleLbl name="trAlignAcc1">
+    <dgm:scene3d>
+      <a:camera prst="orthographicFront"/>
+      <a:lightRig rig="threePt" dir="t"/>
+    </dgm:scene3d>
+    <dgm:sp3d/>
+    <dgm:txPr/>
+    <dgm:style>
+      <a:lnRef idx="1">
+        <a:scrgbClr r="0" g="0" b="0"/>
+      </a:lnRef>
+      <a:fillRef idx="1">
+        <a:scrgbClr r="0" g="0" b="0"/>
+      </a:fillRef>
+      <a:effectRef idx="0">
+        <a:scrgbClr r="0" g="0" b="0"/>
+      </a:effectRef>
+      <a:fontRef idx="minor"/>
+    </dgm:style>
+  </dgm:styleLbl>
+  <dgm:styleLbl name="bgAcc1">
+    <dgm:scene3d>
+      <a:camera prst="orthographicFront"/>
+      <a:lightRig rig="threePt" dir="t"/>
+    </dgm:scene3d>
+    <dgm:sp3d/>
+    <dgm:txPr/>
+    <dgm:style>
+      <a:lnRef idx="2">
+        <a:scrgbClr r="0" g="0" b="0"/>
+      </a:lnRef>
+      <a:fillRef idx="1">
+        <a:scrgbClr r="0" g="0" b="0"/>
+      </a:fillRef>
+      <a:effectRef idx="0">
+        <a:scrgbClr r="0" g="0" b="0"/>
+      </a:effectRef>
+      <a:fontRef idx="minor"/>
+    </dgm:style>
+  </dgm:styleLbl>
+  <dgm:styleLbl name="solidFgAcc1">
+    <dgm:scene3d>
+      <a:camera prst="orthographicFront"/>
+      <a:lightRig rig="threePt" dir="t"/>
+    </dgm:scene3d>
+    <dgm:sp3d/>
+    <dgm:txPr/>
+    <dgm:style>
+      <a:lnRef idx="2">
+        <a:scrgbClr r="0" g="0" b="0"/>
+      </a:lnRef>
+      <a:fillRef idx="1">
+        <a:scrgbClr r="0" g="0" b="0"/>
+      </a:fillRef>
+      <a:effectRef idx="0">
+        <a:scrgbClr r="0" g="0" b="0"/>
+      </a:effectRef>
+      <a:fontRef idx="minor"/>
+    </dgm:style>
+  </dgm:styleLbl>
+  <dgm:styleLbl name="solidAlignAcc1">
+    <dgm:scene3d>
+      <a:camera prst="orthographicFront"/>
+      <a:lightRig rig="threePt" dir="t"/>
+    </dgm:scene3d>
+    <dgm:sp3d/>
+    <dgm:txPr/>
+    <dgm:style>
+      <a:lnRef idx="2">
+        <a:scrgbClr r="0" g="0" b="0"/>
+      </a:lnRef>
+      <a:fillRef idx="1">
+        <a:scrgbClr r="0" g="0" b="0"/>
+      </a:fillRef>
+      <a:effectRef idx="0">
+        <a:scrgbClr r="0" g="0" b="0"/>
+      </a:effectRef>
+      <a:fontRef idx="minor"/>
+    </dgm:style>
+  </dgm:styleLbl>
+  <dgm:styleLbl name="solidBgAcc1">
+    <dgm:scene3d>
+      <a:camera prst="orthographicFront"/>
+      <a:lightRig rig="threePt" dir="t"/>
+    </dgm:scene3d>
+    <dgm:sp3d/>
+    <dgm:txPr/>
+    <dgm:style>
+      <a:lnRef idx="2">
+        <a:scrgbClr r="0" g="0" b="0"/>
+      </a:lnRef>
+      <a:fillRef idx="1">
+        <a:scrgbClr r="0" g="0" b="0"/>
+      </a:fillRef>
+      <a:effectRef idx="0">
+        <a:scrgbClr r="0" g="0" b="0"/>
+      </a:effectRef>
+      <a:fontRef idx="minor"/>
+    </dgm:style>
+  </dgm:styleLbl>
+  <dgm:styleLbl name="fgAccFollowNode1">
+    <dgm:scene3d>
+      <a:camera prst="orthographicFront"/>
+      <a:lightRig rig="threePt" dir="t"/>
+    </dgm:scene3d>
+    <dgm:sp3d/>
+    <dgm:txPr/>
+    <dgm:style>
+      <a:lnRef idx="2">
+        <a:scrgbClr r="0" g="0" b="0"/>
+      </a:lnRef>
+      <a:fillRef idx="1">
+        <a:scrgbClr r="0" g="0" b="0"/>
+      </a:fillRef>
+      <a:effectRef idx="0">
+        <a:scrgbClr r="0" g="0" b="0"/>
+      </a:effectRef>
+      <a:fontRef idx="minor"/>
+    </dgm:style>
+  </dgm:styleLbl>
+  <dgm:styleLbl name="alignAccFollowNode1">
+    <dgm:scene3d>
+      <a:camera prst="orthographicFront"/>
+      <a:lightRig rig="threePt" dir="t"/>
+    </dgm:scene3d>
+    <dgm:sp3d/>
+    <dgm:txPr/>
+    <dgm:style>
+      <a:lnRef idx="2">
+        <a:scrgbClr r="0" g="0" b="0"/>
+      </a:lnRef>
+      <a:fillRef idx="1">
+        <a:scrgbClr r="0" g="0" b="0"/>
+      </a:fillRef>
+      <a:effectRef idx="0">
+        <a:scrgbClr r="0" g="0" b="0"/>
+      </a:effectRef>
+      <a:fontRef idx="minor"/>
+    </dgm:style>
+  </dgm:styleLbl>
+  <dgm:styleLbl name="bgAccFollowNode1">
+    <dgm:scene3d>
+      <a:camera prst="orthographicFront"/>
+      <a:lightRig rig="threePt" dir="t"/>
+    </dgm:scene3d>
+    <dgm:sp3d/>
+    <dgm:txPr/>
+    <dgm:style>
+      <a:lnRef idx="2">
+        <a:scrgbClr r="0" g="0" b="0"/>
+      </a:lnRef>
+      <a:fillRef idx="1">
+        <a:scrgbClr r="0" g="0" b="0"/>
+      </a:fillRef>
+      <a:effectRef idx="0">
+        <a:scrgbClr r="0" g="0" b="0"/>
+      </a:effectRef>
+      <a:fontRef idx="minor"/>
+    </dgm:style>
+  </dgm:styleLbl>
+  <dgm:styleLbl name="fgAcc0">
+    <dgm:scene3d>
+      <a:camera prst="orthographicFront"/>
+      <a:lightRig rig="threePt" dir="t"/>
+    </dgm:scene3d>
+    <dgm:sp3d/>
+    <dgm:txPr/>
+    <dgm:style>
+      <a:lnRef idx="2">
+        <a:scrgbClr r="0" g="0" b="0"/>
+      </a:lnRef>
+      <a:fillRef idx="1">
+        <a:scrgbClr r="0" g="0" b="0"/>
+      </a:fillRef>
+      <a:effectRef idx="0">
+        <a:scrgbClr r="0" g="0" b="0"/>
+      </a:effectRef>
+      <a:fontRef idx="minor"/>
+    </dgm:style>
+  </dgm:styleLbl>
+  <dgm:styleLbl name="fgAcc2">
+    <dgm:scene3d>
+      <a:camera prst="orthographicFront"/>
+      <a:lightRig rig="threePt" dir="t"/>
+    </dgm:scene3d>
+    <dgm:sp3d/>
+    <dgm:txPr/>
+    <dgm:style>
+      <a:lnRef idx="2">
+        <a:scrgbClr r="0" g="0" b="0"/>
+      </a:lnRef>
+      <a:fillRef idx="1">
+        <a:scrgbClr r="0" g="0" b="0"/>
+      </a:fillRef>
+      <a:effectRef idx="0">
+        <a:scrgbClr r="0" g="0" b="0"/>
+      </a:effectRef>
+      <a:fontRef idx="minor"/>
+    </dgm:style>
+  </dgm:styleLbl>
+  <dgm:styleLbl name="fgAcc3">
+    <dgm:scene3d>
+      <a:camera prst="orthographicFront"/>
+      <a:lightRig rig="threePt" dir="t"/>
+    </dgm:scene3d>
+    <dgm:sp3d/>
+    <dgm:txPr/>
+    <dgm:style>
+      <a:lnRef idx="2">
+        <a:scrgbClr r="0" g="0" b="0"/>
+      </a:lnRef>
+      <a:fillRef idx="1">
+        <a:scrgbClr r="0" g="0" b="0"/>
+      </a:fillRef>
+      <a:effectRef idx="0">
+        <a:scrgbClr r="0" g="0" b="0"/>
+      </a:effectRef>
+      <a:fontRef idx="minor"/>
+    </dgm:style>
+  </dgm:styleLbl>
+  <dgm:styleLbl name="fgAcc4">
+    <dgm:scene3d>
+      <a:camera prst="orthographicFront"/>
+      <a:lightRig rig="threePt" dir="t"/>
+    </dgm:scene3d>
+    <dgm:sp3d/>
+    <dgm:txPr/>
+    <dgm:style>
+      <a:lnRef idx="2">
+        <a:scrgbClr r="0" g="0" b="0"/>
+      </a:lnRef>
+      <a:fillRef idx="1">
+        <a:scrgbClr r="0" g="0" b="0"/>
+      </a:fillRef>
+      <a:effectRef idx="0">
+        <a:scrgbClr r="0" g="0" b="0"/>
+      </a:effectRef>
+      <a:fontRef idx="minor"/>
+    </dgm:style>
+  </dgm:styleLbl>
+  <dgm:styleLbl name="bgShp">
+    <dgm:scene3d>
+      <a:camera prst="orthographicFront"/>
+      <a:lightRig rig="threePt" dir="t"/>
+    </dgm:scene3d>
+    <dgm:sp3d/>
+    <dgm:txPr/>
+    <dgm:style>
+      <a:lnRef idx="0">
+        <a:scrgbClr r="0" g="0" b="0"/>
+      </a:lnRef>
+      <a:fillRef idx="1">
+        <a:scrgbClr r="0" g="0" b="0"/>
+      </a:fillRef>
+      <a:effectRef idx="0">
+        <a:scrgbClr r="0" g="0" b="0"/>
+      </a:effectRef>
+      <a:fontRef idx="minor"/>
+    </dgm:style>
+  </dgm:styleLbl>
+  <dgm:styleLbl name="dkBgShp">
+    <dgm:scene3d>
+      <a:camera prst="orthographicFront"/>
+      <a:lightRig rig="threePt" dir="t"/>
+    </dgm:scene3d>
+    <dgm:sp3d/>
+    <dgm:txPr/>
+    <dgm:style>
+      <a:lnRef idx="0">
+        <a:scrgbClr r="0" g="0" b="0"/>
+      </a:lnRef>
+      <a:fillRef idx="1">
+        <a:scrgbClr r="0" g="0" b="0"/>
+      </a:fillRef>
+      <a:effectRef idx="0">
+        <a:scrgbClr r="0" g="0" b="0"/>
+      </a:effectRef>
+      <a:fontRef idx="minor"/>
+    </dgm:style>
+  </dgm:styleLbl>
+  <dgm:styleLbl name="trBgShp">
+    <dgm:scene3d>
+      <a:camera prst="orthographicFront"/>
+      <a:lightRig rig="threePt" dir="t"/>
+    </dgm:scene3d>
+    <dgm:sp3d/>
+    <dgm:txPr/>
+    <dgm:style>
+      <a:lnRef idx="0">
+        <a:scrgbClr r="0" g="0" b="0"/>
+      </a:lnRef>
+      <a:fillRef idx="1">
+        <a:scrgbClr r="0" g="0" b="0"/>
+      </a:fillRef>
+      <a:effectRef idx="0">
+        <a:scrgbClr r="0" g="0" b="0"/>
+      </a:effectRef>
+      <a:fontRef idx="minor"/>
+    </dgm:style>
+  </dgm:styleLbl>
+  <dgm:styleLbl name="fgShp">
+    <dgm:scene3d>
+      <a:camera prst="orthographicFront"/>
+      <a:lightRig rig="threePt" dir="t"/>
+    </dgm:scene3d>
+    <dgm:sp3d/>
+    <dgm:txPr/>
+    <dgm:style>
+      <a:lnRef idx="2">
+        <a:scrgbClr r="0" g="0" b="0"/>
+      </a:lnRef>
+      <a:fillRef idx="1">
+        <a:scrgbClr r="0" g="0" b="0"/>
+      </a:fillRef>
+      <a:effectRef idx="0">
+        <a:scrgbClr r="0" g="0" b="0"/>
+      </a:effectRef>
+      <a:fontRef idx="minor"/>
+    </dgm:style>
+  </dgm:styleLbl>
+  <dgm:styleLbl name="revTx">
+    <dgm:scene3d>
+      <a:camera prst="orthographicFront"/>
+      <a:lightRig rig="threePt" dir="t"/>
+    </dgm:scene3d>
+    <dgm:sp3d/>
+    <dgm:txPr/>
+    <dgm:style>
+      <a:lnRef idx="0">
+        <a:scrgbClr r="0" g="0" b="0"/>
+      </a:lnRef>
+      <a:fillRef idx="0">
+        <a:scrgbClr r="0" g="0" b="0"/>
+      </a:fillRef>
+      <a:effectRef idx="0">
+        <a:scrgbClr r="0" g="0" b="0"/>
+      </a:effectRef>
+      <a:fontRef idx="minor"/>
+    </dgm:style>
+  </dgm:styleLbl>
+</dgm:styleDef>
 </file>
 
 <file path=word/theme/theme1.xml><?xml version="1.0" encoding="utf-8"?>

--- a/Doc.docx
+++ b/Doc.docx
@@ -1895,14 +1895,14 @@
             <v:path o:extrusionok="f" gradientshapeok="t" o:connecttype="rect"/>
             <o:lock v:ext="edit" aspectratio="t"/>
           </v:shapetype>
-          <v:shape id="_x0000_i1025" type="#_x0000_t75" style="width:403.9pt;height:163.65pt" o:ole="" o:bordertopcolor="this" o:borderleftcolor="this" o:borderbottomcolor="this" o:borderrightcolor="this">
+          <v:shape id="_x0000_i1025" type="#_x0000_t75" style="width:404pt;height:163.65pt" o:ole="" o:bordertopcolor="this" o:borderleftcolor="this" o:borderbottomcolor="this" o:borderrightcolor="this">
             <v:imagedata r:id="rId12" o:title=""/>
             <w10:bordertop type="single" width="4"/>
             <w10:borderleft type="single" width="4"/>
             <w10:borderbottom type="single" width="4"/>
             <w10:borderright type="single" width="4"/>
           </v:shape>
-          <o:OLEObject Type="Embed" ProgID="Word.OpenDocumentText.12" ShapeID="_x0000_i1025" DrawAspect="Content" ObjectID="_1837765790" r:id="rId13"/>
+          <o:OLEObject Type="Embed" ProgID="Word.OpenDocumentText.12" ShapeID="_x0000_i1025" DrawAspect="Content" ObjectID="_1837877689" r:id="rId13"/>
         </w:object>
       </w:r>
     </w:p>
@@ -1950,14 +1950,14 @@
           <w:lang w:val="en-US"/>
         </w:rPr>
         <w:object w:dxaOrig="9026" w:dyaOrig="806" w14:anchorId="099D0BF2">
-          <v:shape id="_x0000_i1026" type="#_x0000_t75" style="width:451.3pt;height:40.3pt" o:ole="" o:bordertopcolor="this" o:borderleftcolor="this" o:borderbottomcolor="this" o:borderrightcolor="this">
+          <v:shape id="_x0000_i1026" type="#_x0000_t75" style="width:451.35pt;height:40.35pt" o:ole="" o:bordertopcolor="this" o:borderleftcolor="this" o:borderbottomcolor="this" o:borderrightcolor="this">
             <v:imagedata r:id="rId14" o:title=""/>
             <w10:bordertop type="single" width="4"/>
             <w10:borderleft type="single" width="4"/>
             <w10:borderbottom type="single" width="4"/>
             <w10:borderright type="single" width="4"/>
           </v:shape>
-          <o:OLEObject Type="Embed" ProgID="Word.OpenDocumentText.12" ShapeID="_x0000_i1026" DrawAspect="Content" ObjectID="_1837765791" r:id="rId15"/>
+          <o:OLEObject Type="Embed" ProgID="Word.OpenDocumentText.12" ShapeID="_x0000_i1026" DrawAspect="Content" ObjectID="_1837877690" r:id="rId15"/>
         </w:object>
       </w:r>
     </w:p>
@@ -2154,14 +2154,14 @@
           <w:lang w:val="en-US"/>
         </w:rPr>
         <w:object w:dxaOrig="9026" w:dyaOrig="1129" w14:anchorId="3803F6A7">
-          <v:shape id="_x0000_i1027" type="#_x0000_t75" style="width:451.3pt;height:56.45pt" o:ole="" o:bordertopcolor="this" o:borderleftcolor="this" o:borderbottomcolor="this" o:borderrightcolor="this">
+          <v:shape id="_x0000_i1027" type="#_x0000_t75" style="width:451.35pt;height:56.35pt" o:ole="" o:bordertopcolor="this" o:borderleftcolor="this" o:borderbottomcolor="this" o:borderrightcolor="this">
             <v:imagedata r:id="rId16" o:title=""/>
             <w10:bordertop type="single" width="4"/>
             <w10:borderleft type="single" width="4"/>
             <w10:borderbottom type="single" width="4"/>
             <w10:borderright type="single" width="4"/>
           </v:shape>
-          <o:OLEObject Type="Embed" ProgID="Word.OpenDocumentText.12" ShapeID="_x0000_i1027" DrawAspect="Content" ObjectID="_1837765792" r:id="rId17"/>
+          <o:OLEObject Type="Embed" ProgID="Word.OpenDocumentText.12" ShapeID="_x0000_i1027" DrawAspect="Content" ObjectID="_1837877691" r:id="rId17"/>
         </w:object>
       </w:r>
     </w:p>
@@ -2233,14 +2233,14 @@
           <w:lang w:val="en-US"/>
         </w:rPr>
         <w:object w:dxaOrig="9026" w:dyaOrig="1129" w14:anchorId="3C311A47">
-          <v:shape id="_x0000_i1028" type="#_x0000_t75" style="width:451.3pt;height:56.45pt" o:ole="" o:bordertopcolor="this" o:borderleftcolor="this" o:borderbottomcolor="this" o:borderrightcolor="this">
+          <v:shape id="_x0000_i1028" type="#_x0000_t75" style="width:451.35pt;height:56.35pt" o:ole="" o:bordertopcolor="this" o:borderleftcolor="this" o:borderbottomcolor="this" o:borderrightcolor="this">
             <v:imagedata r:id="rId18" o:title=""/>
             <w10:bordertop type="single" width="4"/>
             <w10:borderleft type="single" width="4"/>
             <w10:borderbottom type="single" width="4"/>
             <w10:borderright type="single" width="4"/>
           </v:shape>
-          <o:OLEObject Type="Embed" ProgID="Word.OpenDocumentText.12" ShapeID="_x0000_i1028" DrawAspect="Content" ObjectID="_1837765793" r:id="rId19"/>
+          <o:OLEObject Type="Embed" ProgID="Word.OpenDocumentText.12" ShapeID="_x0000_i1028" DrawAspect="Content" ObjectID="_1837877692" r:id="rId19"/>
         </w:object>
       </w:r>
     </w:p>
@@ -2306,14 +2306,14 @@
           <w:lang w:val="en-US"/>
         </w:rPr>
         <w:object w:dxaOrig="9026" w:dyaOrig="1129" w14:anchorId="0DF40D06">
-          <v:shape id="_x0000_i1029" type="#_x0000_t75" style="width:451.3pt;height:56.45pt" o:ole="" o:bordertopcolor="this" o:borderleftcolor="this" o:borderbottomcolor="this" o:borderrightcolor="this">
+          <v:shape id="_x0000_i1029" type="#_x0000_t75" style="width:451.35pt;height:56.35pt" o:ole="" o:bordertopcolor="this" o:borderleftcolor="this" o:borderbottomcolor="this" o:borderrightcolor="this">
             <v:imagedata r:id="rId20" o:title=""/>
             <w10:bordertop type="single" width="4"/>
             <w10:borderleft type="single" width="4"/>
             <w10:borderbottom type="single" width="4"/>
             <w10:borderright type="single" width="4"/>
           </v:shape>
-          <o:OLEObject Type="Embed" ProgID="Word.OpenDocumentText.12" ShapeID="_x0000_i1029" DrawAspect="Content" ObjectID="_1837765794" r:id="rId21"/>
+          <o:OLEObject Type="Embed" ProgID="Word.OpenDocumentText.12" ShapeID="_x0000_i1029" DrawAspect="Content" ObjectID="_1837877693" r:id="rId21"/>
         </w:object>
       </w:r>
       <w:bookmarkStart w:id="10" w:name="_II._Structura"/>
@@ -2452,16 +2452,16 @@
         <mc:AlternateContent>
           <mc:Choice Requires="wps">
             <w:drawing>
-              <wp:anchor distT="0" distB="0" distL="114300" distR="114300" simplePos="0" relativeHeight="251660288" behindDoc="0" locked="0" layoutInCell="1" allowOverlap="1" wp14:anchorId="1083A79F" wp14:editId="032E45B5">
+              <wp:anchor distT="0" distB="0" distL="114300" distR="114300" simplePos="0" relativeHeight="251660288" behindDoc="0" locked="0" layoutInCell="1" allowOverlap="1" wp14:anchorId="1083A79F" wp14:editId="0FD14CFF">
                 <wp:simplePos x="0" y="0"/>
                 <wp:positionH relativeFrom="column">
                   <wp:posOffset>2907665</wp:posOffset>
                 </wp:positionH>
                 <wp:positionV relativeFrom="paragraph">
-                  <wp:posOffset>2012950</wp:posOffset>
+                  <wp:posOffset>2101850</wp:posOffset>
                 </wp:positionV>
                 <wp:extent cx="2741295" cy="635"/>
-                <wp:effectExtent l="0" t="0" r="0" b="0"/>
+                <wp:effectExtent l="0" t="0" r="1905" b="8255"/>
                 <wp:wrapSquare wrapText="bothSides"/>
                 <wp:docPr id="1225403176" name="Text Box 1"/>
                 <wp:cNvGraphicFramePr/>
@@ -2489,34 +2489,34 @@
                           <w:p>
                             <w:pPr>
                               <w:pStyle w:val="Caption"/>
+                              <w:jc w:val="center"/>
                               <w:rPr>
                                 <w:noProof/>
                                 <w:color w:val="000000" w:themeColor="text1"/>
-                                <w:lang w:val="ro-RO"/>
+                                <w:lang w:val="en-US"/>
                               </w:rPr>
                             </w:pPr>
                             <w:r>
+                              <w:rPr>
+                                <w:b/>
+                                <w:bCs/>
+                              </w:rPr>
                               <w:t xml:space="preserve">Figura </w:t>
                             </w:r>
-                            <w:fldSimple w:instr=" STYLEREF 1 \s ">
-                              <w:r>
-                                <w:rPr>
-                                  <w:noProof/>
-                                </w:rPr>
-                                <w:t>0</w:t>
-                              </w:r>
-                            </w:fldSimple>
                             <w:r>
-                              <w:t>.</w:t>
+                              <w:rPr>
+                                <w:b/>
+                                <w:bCs/>
+                                <w:lang w:val="en-US"/>
+                              </w:rPr>
+                              <w:t>II.1.</w:t>
                             </w:r>
-                            <w:fldSimple w:instr=" SEQ Figura \* ARABIC \s 1 ">
-                              <w:r>
-                                <w:rPr>
-                                  <w:noProof/>
-                                </w:rPr>
-                                <w:t>1</w:t>
-                              </w:r>
-                            </w:fldSimple>
+                            <w:r>
+                              <w:rPr>
+                                <w:lang w:val="en-US"/>
+                              </w:rPr>
+                              <w:t xml:space="preserve"> Structura directorului Dev</w:t>
+                            </w:r>
                           </w:p>
                         </w:txbxContent>
                       </wps:txbx>
@@ -2538,40 +2538,40 @@
                 <v:stroke joinstyle="miter"/>
                 <v:path gradientshapeok="t" o:connecttype="rect"/>
               </v:shapetype>
-              <v:shape id="Text Box 1" o:spid="_x0000_s1026" type="#_x0000_t202" style="position:absolute;left:0;text-align:left;margin-left:228.95pt;margin-top:158.5pt;width:215.85pt;height:.05pt;z-index:251660288;visibility:visible;mso-wrap-style:square;mso-wrap-distance-left:9pt;mso-wrap-distance-top:0;mso-wrap-distance-right:9pt;mso-wrap-distance-bottom:0;mso-position-horizontal:absolute;mso-position-horizontal-relative:text;mso-position-vertical:absolute;mso-position-vertical-relative:text;v-text-anchor:top" o:gfxdata="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" stroked="f">
+              <v:shape id="Text Box 1" o:spid="_x0000_s1026" type="#_x0000_t202" style="position:absolute;left:0;text-align:left;margin-left:228.95pt;margin-top:165.5pt;width:215.85pt;height:.05pt;z-index:251660288;visibility:visible;mso-wrap-style:square;mso-wrap-distance-left:9pt;mso-wrap-distance-top:0;mso-wrap-distance-right:9pt;mso-wrap-distance-bottom:0;mso-position-horizontal:absolute;mso-position-horizontal-relative:text;mso-position-vertical:absolute;mso-position-vertical-relative:text;v-text-anchor:top" o:gfxdata="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" stroked="f">
                 <v:textbox style="mso-fit-shape-to-text:t" inset="0,0,0,0">
                   <w:txbxContent>
                     <w:p>
                       <w:pPr>
                         <w:pStyle w:val="Caption"/>
+                        <w:jc w:val="center"/>
                         <w:rPr>
                           <w:noProof/>
                           <w:color w:val="000000" w:themeColor="text1"/>
-                          <w:lang w:val="ro-RO"/>
+                          <w:lang w:val="en-US"/>
                         </w:rPr>
                       </w:pPr>
                       <w:r>
+                        <w:rPr>
+                          <w:b/>
+                          <w:bCs/>
+                        </w:rPr>
                         <w:t xml:space="preserve">Figura </w:t>
                       </w:r>
-                      <w:fldSimple w:instr=" STYLEREF 1 \s ">
-                        <w:r>
-                          <w:rPr>
-                            <w:noProof/>
-                          </w:rPr>
-                          <w:t>0</w:t>
-                        </w:r>
-                      </w:fldSimple>
                       <w:r>
-                        <w:t>.</w:t>
+                        <w:rPr>
+                          <w:b/>
+                          <w:bCs/>
+                          <w:lang w:val="en-US"/>
+                        </w:rPr>
+                        <w:t>II.1.</w:t>
                       </w:r>
-                      <w:fldSimple w:instr=" SEQ Figura \* ARABIC \s 1 ">
-                        <w:r>
-                          <w:rPr>
-                            <w:noProof/>
-                          </w:rPr>
-                          <w:t>1</w:t>
-                        </w:r>
-                      </w:fldSimple>
+                      <w:r>
+                        <w:rPr>
+                          <w:lang w:val="en-US"/>
+                        </w:rPr>
+                        <w:t xml:space="preserve"> Structura directorului Dev</w:t>
+                      </w:r>
                     </w:p>
                   </w:txbxContent>
                 </v:textbox>
@@ -2587,13 +2587,13 @@
           <w:lang w:val="ro-RO"/>
         </w:rPr>
         <w:drawing>
-          <wp:anchor distT="0" distB="0" distL="114300" distR="114300" simplePos="0" relativeHeight="251658240" behindDoc="0" locked="0" layoutInCell="1" allowOverlap="1" wp14:anchorId="02C7CA36" wp14:editId="258BD540">
+          <wp:anchor distT="0" distB="0" distL="114300" distR="114300" simplePos="0" relativeHeight="251658240" behindDoc="0" locked="0" layoutInCell="1" allowOverlap="1" wp14:anchorId="02C7CA36" wp14:editId="14A9C1C2">
             <wp:simplePos x="0" y="0"/>
             <wp:positionH relativeFrom="margin">
               <wp:posOffset>2907665</wp:posOffset>
             </wp:positionH>
             <wp:positionV relativeFrom="paragraph">
-              <wp:posOffset>46990</wp:posOffset>
+              <wp:posOffset>123190</wp:posOffset>
             </wp:positionV>
             <wp:extent cx="2741295" cy="1908810"/>
             <wp:effectExtent l="0" t="0" r="0" b="15240"/>
@@ -2777,6 +2777,14 @@
         </w:rPr>
         <w:t>Core</w:t>
       </w:r>
+      <w:r>
+        <w:rPr>
+          <w:i/>
+          <w:iCs/>
+          <w:lang w:val="ro-RO"/>
+        </w:rPr>
+        <w:t>.</w:t>
+      </w:r>
     </w:p>
     <w:p>
       <w:pPr>
@@ -2925,7 +2933,7 @@
             <w10:borderbottom type="single" width="4"/>
             <w10:borderright type="single" width="4"/>
           </v:shape>
-          <o:OLEObject Type="Embed" ProgID="Word.OpenDocumentText.12" ShapeID="_x0000_i1030" DrawAspect="Content" ObjectID="_1837765795" r:id="rId28"/>
+          <o:OLEObject Type="Embed" ProgID="Word.OpenDocumentText.12" ShapeID="_x0000_i1030" DrawAspect="Content" ObjectID="_1837877694" r:id="rId28"/>
         </w:object>
       </w:r>
     </w:p>
@@ -3054,7 +3062,7 @@
             <w10:borderbottom type="single" width="4"/>
             <w10:borderright type="single" width="4"/>
           </v:shape>
-          <o:OLEObject Type="Embed" ProgID="Word.OpenDocumentText.12" ShapeID="_x0000_i1031" DrawAspect="Content" ObjectID="_1837765796" r:id="rId30"/>
+          <o:OLEObject Type="Embed" ProgID="Word.OpenDocumentText.12" ShapeID="_x0000_i1031" DrawAspect="Content" ObjectID="_1837877695" r:id="rId30"/>
         </w:object>
       </w:r>
     </w:p>
@@ -3140,7 +3148,7 @@
             <w10:borderbottom type="single" width="4"/>
             <w10:borderright type="single" width="4"/>
           </v:shape>
-          <o:OLEObject Type="Embed" ProgID="Word.OpenDocumentText.12" ShapeID="_x0000_i1032" DrawAspect="Content" ObjectID="_1837765797" r:id="rId32"/>
+          <o:OLEObject Type="Embed" ProgID="Word.OpenDocumentText.12" ShapeID="_x0000_i1032" DrawAspect="Content" ObjectID="_1837877696" r:id="rId32"/>
         </w:object>
       </w:r>
     </w:p>
@@ -3244,7 +3252,7 @@
             <w10:borderbottom type="single" width="4"/>
             <w10:borderright type="single" width="4"/>
           </v:shape>
-          <o:OLEObject Type="Embed" ProgID="Word.OpenDocumentText.12" ShapeID="_x0000_i1033" DrawAspect="Content" ObjectID="_1837765798" r:id="rId34"/>
+          <o:OLEObject Type="Embed" ProgID="Word.OpenDocumentText.12" ShapeID="_x0000_i1033" DrawAspect="Content" ObjectID="_1837877697" r:id="rId34"/>
         </w:object>
       </w:r>
     </w:p>
@@ -3403,7 +3411,7 @@
             <w10:borderbottom type="single" width="4"/>
             <w10:borderright type="single" width="4"/>
           </v:shape>
-          <o:OLEObject Type="Embed" ProgID="Word.OpenDocumentText.12" ShapeID="_x0000_i1034" DrawAspect="Content" ObjectID="_1837765799" r:id="rId36"/>
+          <o:OLEObject Type="Embed" ProgID="Word.OpenDocumentText.12" ShapeID="_x0000_i1034" DrawAspect="Content" ObjectID="_1837877698" r:id="rId36"/>
         </w:object>
       </w:r>
     </w:p>
@@ -3800,6 +3808,20 @@
       <w:r>
         <w:rPr>
           <w:rFonts w:cs="Times New Roman"/>
+          <w:lang w:val="en-GB"/>
+        </w:rPr>
+        <w:t xml:space="preserve"> la </w:t>
+      </w:r>
+      <w:r>
+        <w:rPr>
+          <w:rFonts w:cs="Times New Roman"/>
+          <w:lang w:val="ro-RO"/>
+        </w:rPr>
+        <w:t>începutul oricărei funcții</w:t>
+      </w:r>
+      <w:r>
+        <w:rPr>
+          <w:rFonts w:cs="Times New Roman"/>
           <w:lang w:val="ro-RO"/>
         </w:rPr>
         <w:t xml:space="preserve">, ce poate fi apelat fără argumente pentru a extrage numele funcției în care a fost apelat, sau cu un singur argument, reprezentând un nume pentru funcția în care se află. Similar, macroul </w:t>
@@ -4133,28 +4155,49 @@
     </w:p>
     <w:p>
       <w:pPr>
+        <w:rPr>
+          <w:rFonts w:cs="Times New Roman"/>
+          <w:lang w:val="ro-RO"/>
+        </w:rPr>
+      </w:pPr>
+      <w:r>
+        <w:rPr>
+          <w:rFonts w:cs="Times New Roman"/>
+          <w:lang w:val="ro-RO"/>
+        </w:rPr>
+        <w:br w:type="page"/>
+      </w:r>
+    </w:p>
+    <w:p>
+      <w:pPr>
         <w:pStyle w:val="NoSpacing"/>
         <w:rPr>
           <w:rFonts w:cs="Times New Roman"/>
-          <w:lang w:val="ro-RO"/>
-        </w:rPr>
-      </w:pPr>
-    </w:p>
-    <w:p>
-      <w:pPr>
-        <w:pStyle w:val="NoSpacing"/>
-        <w:rPr>
-          <w:rFonts w:cs="Times New Roman"/>
-          <w:lang w:val="en-GB"/>
-        </w:rPr>
-      </w:pPr>
-      <w:r>
-        <w:rPr>
-          <w:rFonts w:cs="Times New Roman"/>
-          <w:lang w:val="ro-RO"/>
-        </w:rPr>
+          <w:lang w:val="en-US"/>
+        </w:rPr>
+      </w:pPr>
+      <w:r>
+        <w:rPr>
+          <w:rFonts w:cs="Times New Roman"/>
+          <w:lang w:val="ro-RO"/>
+        </w:rPr>
+        <w:lastRenderedPageBreak/>
         <w:tab/>
-        <w:t xml:space="preserve">După terminarea programului, bufferele sunt scrise în memorie în fișiere din directorul </w:t>
+        <w:t>După terminarea programului, bufferele sunt scrise</w:t>
+      </w:r>
+      <w:r>
+        <w:rPr>
+          <w:rFonts w:cs="Times New Roman"/>
+          <w:lang w:val="ro-RO"/>
+        </w:rPr>
+        <w:t xml:space="preserve"> </w:t>
+      </w:r>
+      <w:r>
+        <w:rPr>
+          <w:rFonts w:cs="Times New Roman"/>
+          <w:lang w:val="ro-RO"/>
+        </w:rPr>
+        <w:t xml:space="preserve">în fișiere din directorul </w:t>
       </w:r>
       <w:r>
         <w:rPr>
@@ -4170,12 +4213,19 @@
           <w:rFonts w:cs="Times New Roman"/>
           <w:lang w:val="ro-RO"/>
         </w:rPr>
-        <w:t>. Spre exemplu</w:t>
-      </w:r>
-      <w:r>
-        <w:rPr>
-          <w:rFonts w:cs="Times New Roman"/>
-          <w:lang w:val="en-GB"/>
+        <w:t xml:space="preserve">. </w:t>
+      </w:r>
+      <w:r>
+        <w:rPr>
+          <w:rFonts w:cs="Times New Roman"/>
+          <w:lang w:val="ro-RO"/>
+        </w:rPr>
+        <w:t>O utilizare corectă a acestui sistem de debug arată în felul următor</w:t>
+      </w:r>
+      <w:r>
+        <w:rPr>
+          <w:rFonts w:cs="Times New Roman"/>
+          <w:lang w:val="en-US"/>
         </w:rPr>
         <w:t>:</w:t>
       </w:r>
@@ -4188,6 +4238,26 @@
           <w:lang w:val="en-US"/>
         </w:rPr>
       </w:pPr>
+    </w:p>
+    <w:p>
+      <w:pPr>
+        <w:pStyle w:val="NoSpacing"/>
+        <w:rPr>
+          <w:rFonts w:cs="Times New Roman"/>
+          <w:i/>
+          <w:iCs/>
+          <w:lang w:val="en-US"/>
+        </w:rPr>
+      </w:pPr>
+      <w:r>
+        <w:rPr>
+          <w:rFonts w:cs="Times New Roman"/>
+          <w:i/>
+          <w:iCs/>
+          <w:lang w:val="en-US"/>
+        </w:rPr>
+        <w:t>main.c</w:t>
+      </w:r>
     </w:p>
     <w:bookmarkStart w:id="20" w:name="_MON_1837753066"/>
     <w:bookmarkEnd w:id="20"/>
@@ -4195,67 +4265,1484 @@
       <w:pPr>
         <w:pStyle w:val="NoSpacing"/>
         <w:rPr>
-          <w:rFonts w:cs="Times New Roman"/>
-          <w:lang w:val="en-US"/>
-        </w:rPr>
-      </w:pPr>
-      <w:r>
-        <w:rPr>
-          <w:lang w:val="en-US"/>
-        </w:rPr>
-        <w:object w:dxaOrig="9026" w:dyaOrig="3170" w14:anchorId="6957392A">
-          <v:shape id="_x0000_i1042" type="#_x0000_t75" style="width:451.35pt;height:158.65pt" o:ole="">
+          <w:lang w:val="en-US"/>
+        </w:rPr>
+      </w:pPr>
+      <w:r>
+        <w:rPr>
+          <w:lang w:val="en-US"/>
+        </w:rPr>
+        <w:object w:dxaOrig="9026" w:dyaOrig="6838" w14:anchorId="6957392A">
+          <v:shape id="_x0000_i1035" type="#_x0000_t75" style="width:451.35pt;height:342pt" o:ole="" o:bordertopcolor="this" o:borderleftcolor="this" o:borderbottomcolor="this" o:borderrightcolor="this">
             <v:imagedata r:id="rId37" o:title=""/>
             <w10:bordertop type="single" width="4"/>
             <w10:borderleft type="single" width="4"/>
             <w10:borderbottom type="single" width="4"/>
             <w10:borderright type="single" width="4"/>
           </v:shape>
-          <o:OLEObject Type="Embed" ProgID="Word.OpenDocumentText.12" ShapeID="_x0000_i1042" DrawAspect="Content" ObjectID="_1837765800" r:id="rId38"/>
+          <o:OLEObject Type="Embed" ProgID="Word.OpenDocumentText.12" ShapeID="_x0000_i1035" DrawAspect="Content" ObjectID="_1837877699" r:id="rId38"/>
         </w:object>
       </w:r>
     </w:p>
     <w:p>
       <w:pPr>
-        <w:rPr>
-          <w:lang w:val="ro-RO"/>
-        </w:rPr>
-      </w:pPr>
-      <w:r>
+        <w:pStyle w:val="NoSpacing"/>
+        <w:rPr>
+          <w:lang w:val="en-US"/>
+        </w:rPr>
+      </w:pPr>
+    </w:p>
+    <w:p>
+      <w:pPr>
+        <w:pStyle w:val="NoSpacing"/>
+        <w:rPr>
+          <w:i/>
+          <w:iCs/>
+          <w:lang w:val="en-US"/>
+        </w:rPr>
+      </w:pPr>
+      <w:r>
+        <w:rPr>
+          <w:i/>
+          <w:iCs/>
+          <w:lang w:val="en-US"/>
+        </w:rPr>
+        <w:t>2026-04-16-15-29-40.log</w:t>
+      </w:r>
+    </w:p>
+    <w:bookmarkStart w:id="21" w:name="_MON_1837858724"/>
+    <w:bookmarkEnd w:id="21"/>
+    <w:p>
+      <w:pPr>
+        <w:pStyle w:val="NoSpacing"/>
+        <w:rPr>
+          <w:lang w:val="en-US"/>
+        </w:rPr>
+      </w:pPr>
+      <w:r>
+        <w:rPr>
+          <w:lang w:val="en-US"/>
+        </w:rPr>
+        <w:object w:dxaOrig="9026" w:dyaOrig="2529" w14:anchorId="4C5F2198">
+          <v:shape id="_x0000_i1036" type="#_x0000_t75" style="width:451.35pt;height:126.35pt" o:ole="" o:bordertopcolor="this" o:borderleftcolor="this" o:borderbottomcolor="this" o:borderrightcolor="this">
+            <v:imagedata r:id="rId39" o:title=""/>
+            <w10:bordertop type="single" width="4"/>
+            <w10:borderleft type="single" width="4"/>
+            <w10:borderbottom type="single" width="4"/>
+            <w10:borderright type="single" width="4"/>
+          </v:shape>
+          <o:OLEObject Type="Embed" ProgID="Word.OpenDocumentText.12" ShapeID="_x0000_i1036" DrawAspect="Content" ObjectID="_1837877700" r:id="rId40"/>
+        </w:object>
+      </w:r>
+    </w:p>
+    <w:p>
+      <w:pPr>
+        <w:pStyle w:val="NoSpacing"/>
+        <w:rPr>
+          <w:lang w:val="en-US"/>
+        </w:rPr>
+      </w:pPr>
+    </w:p>
+    <w:p>
+      <w:pPr>
+        <w:pStyle w:val="NoSpacing"/>
+        <w:rPr>
+          <w:i/>
+          <w:iCs/>
+          <w:lang w:val="en-US"/>
+        </w:rPr>
+      </w:pPr>
+      <w:r>
+        <w:rPr>
+          <w:i/>
+          <w:iCs/>
+          <w:lang w:val="en-US"/>
+        </w:rPr>
+        <w:t>2026-04-16-15-29-40.memlog</w:t>
+      </w:r>
+    </w:p>
+    <w:bookmarkStart w:id="22" w:name="_MON_1837858877"/>
+    <w:bookmarkEnd w:id="22"/>
+    <w:p>
+      <w:pPr>
+        <w:pStyle w:val="NoSpacing"/>
+        <w:rPr>
+          <w:lang w:val="en-US"/>
+        </w:rPr>
+      </w:pPr>
+      <w:r>
+        <w:rPr>
+          <w:lang w:val="en-US"/>
+        </w:rPr>
+        <w:object w:dxaOrig="9026" w:dyaOrig="1686" w14:anchorId="7147624A">
+          <v:shape id="_x0000_i1037" type="#_x0000_t75" style="width:451.35pt;height:84.35pt" o:ole="" o:bordertopcolor="this" o:borderleftcolor="this" o:borderbottomcolor="this" o:borderrightcolor="this">
+            <v:imagedata r:id="rId41" o:title=""/>
+            <w10:bordertop type="single" width="4"/>
+            <w10:borderleft type="single" width="4"/>
+            <w10:borderbottom type="single" width="4"/>
+            <w10:borderright type="single" width="4"/>
+          </v:shape>
+          <o:OLEObject Type="Embed" ProgID="Word.OpenDocumentText.12" ShapeID="_x0000_i1037" DrawAspect="Content" ObjectID="_1837877701" r:id="rId42"/>
+        </w:object>
+      </w:r>
+    </w:p>
+    <w:p>
+      <w:pPr>
+        <w:rPr>
+          <w:lang w:val="en-US"/>
+        </w:rPr>
+      </w:pPr>
+      <w:r>
+        <w:rPr>
+          <w:lang w:val="en-US"/>
+        </w:rPr>
+        <w:br w:type="page"/>
+      </w:r>
+    </w:p>
+    <w:p>
+      <w:pPr>
+        <w:pStyle w:val="Subtitle"/>
+        <w:rPr>
+          <w:lang w:val="en-US"/>
+        </w:rPr>
+      </w:pPr>
+      <w:r>
+        <w:rPr>
+          <w:lang w:val="en-US"/>
+        </w:rPr>
+        <w:lastRenderedPageBreak/>
+        <w:t>Structuri Generice</w:t>
+      </w:r>
+    </w:p>
+    <w:p>
+      <w:pPr>
+        <w:pStyle w:val="NoSpacing"/>
+        <w:rPr>
+          <w:rFonts w:cs="Times New Roman"/>
+          <w:lang w:val="ro-RO"/>
+        </w:rPr>
+      </w:pPr>
+      <w:r>
+        <w:rPr>
+          <w:lang w:val="en-US"/>
+        </w:rPr>
+        <w:tab/>
+      </w:r>
+      <w:r>
+        <w:rPr>
+          <w:lang w:val="en-US"/>
+        </w:rPr>
+        <w:t>Unele dintre cele mai folositoare unelte g</w:t>
+      </w:r>
+      <w:r>
+        <w:rPr>
+          <w:lang w:val="ro-RO"/>
+        </w:rPr>
+        <w:t>ăsite în limbajele de programare moderne sunt structurile dinamice, cum ar fi tablouri dinamice, liste înlănțuite, stiva sau coada alocată dinamic. Toate acestea sunt relativ ușor de implementat într-un limbaj precum C, însă un asemenea limbaj nu prezintă un mod de a reutiliza o implementare pentru mai multe tipuri de date, așadar același cod trebuie rescris pentru fiecare tip de date folosit.</w:t>
+      </w:r>
+      <w:r>
+        <w:rPr>
+          <w:lang w:val="ro-RO"/>
+        </w:rPr>
+        <w:t xml:space="preserve"> Biblioteca noastră vine cu o soluție pentru această problemă prin 2 structuri de date generice</w:t>
+      </w:r>
+      <w:r>
+        <w:rPr>
+          <w:lang w:val="en-US"/>
+        </w:rPr>
+        <w:t>:</w:t>
+      </w:r>
+      <w:r>
+        <w:rPr>
+          <w:lang w:val="ro-RO"/>
+        </w:rPr>
+        <w:t xml:space="preserve"> </w:t>
+      </w:r>
+      <w:r>
+        <w:rPr>
+          <w:rFonts w:ascii="Consolas" w:hAnsi="Consolas"/>
+          <w:lang w:val="ro-RO"/>
+        </w:rPr>
+        <w:t>vector</w:t>
+      </w:r>
+      <w:r>
+        <w:rPr>
+          <w:rFonts w:cs="Times New Roman"/>
+          <w:lang w:val="ro-RO"/>
+        </w:rPr>
+        <w:t xml:space="preserve"> și</w:t>
+      </w:r>
+      <w:r>
+        <w:rPr>
+          <w:rFonts w:ascii="Consolas" w:hAnsi="Consolas"/>
+          <w:lang w:val="ro-RO"/>
+        </w:rPr>
+        <w:t xml:space="preserve"> deque</w:t>
+      </w:r>
+      <w:r>
+        <w:rPr>
+          <w:rFonts w:cs="Times New Roman"/>
+          <w:lang w:val="ro-RO"/>
+        </w:rPr>
+        <w:t>.</w:t>
+      </w:r>
+      <w:r>
+        <w:rPr>
+          <w:rFonts w:cs="Times New Roman"/>
+          <w:lang w:val="ro-RO"/>
+        </w:rPr>
+        <w:t xml:space="preserve"> Aplicația noastră se folosește des de </w:t>
+      </w:r>
+      <w:r>
+        <w:rPr>
+          <w:rFonts w:ascii="Consolas" w:hAnsi="Consolas" w:cs="Times New Roman"/>
+          <w:lang w:val="ro-RO"/>
+        </w:rPr>
+        <w:t>vector</w:t>
+      </w:r>
+      <w:r>
+        <w:rPr>
+          <w:rFonts w:cs="Times New Roman"/>
+          <w:lang w:val="ro-RO"/>
+        </w:rPr>
+        <w:t>, așadar îl vom prezenta pe acesta.</w:t>
+      </w:r>
+    </w:p>
+    <w:p>
+      <w:pPr>
+        <w:pStyle w:val="NoSpacing"/>
+        <w:rPr>
+          <w:rFonts w:cs="Times New Roman"/>
+          <w:lang w:val="ro-RO"/>
+        </w:rPr>
+      </w:pPr>
+      <w:r>
+        <w:rPr>
+          <w:rFonts w:cs="Times New Roman"/>
+          <w:lang w:val="ro-RO"/>
+        </w:rPr>
+        <w:tab/>
+      </w:r>
+      <w:r>
+        <w:rPr>
+          <w:rFonts w:ascii="Consolas" w:hAnsi="Consolas" w:cs="Times New Roman"/>
+          <w:lang w:val="ro-RO"/>
+        </w:rPr>
+        <w:t>vector</w:t>
+      </w:r>
+      <w:r>
+        <w:rPr>
+          <w:rFonts w:cs="Times New Roman"/>
+          <w:lang w:val="ro-RO"/>
+        </w:rPr>
+        <w:t xml:space="preserve"> este o structură generică ce implementează un tablou dinamic ce poate fi folosit pentru orice tip de date. Un exemplu de utilizare a acestuia este</w:t>
+      </w:r>
+      <w:r>
+        <w:rPr>
+          <w:rFonts w:cs="Times New Roman"/>
+          <w:lang w:val="en-US"/>
+        </w:rPr>
+        <w:t>:</w:t>
+      </w:r>
+    </w:p>
+    <w:p>
+      <w:pPr>
+        <w:pStyle w:val="NoSpacing"/>
+        <w:rPr>
+          <w:rFonts w:cs="Times New Roman"/>
+          <w:lang w:val="ro-RO"/>
+        </w:rPr>
+      </w:pPr>
+    </w:p>
+    <w:bookmarkStart w:id="23" w:name="_MON_1837860742"/>
+    <w:bookmarkEnd w:id="23"/>
+    <w:p>
+      <w:pPr>
+        <w:pStyle w:val="NoSpacing"/>
+        <w:rPr>
+          <w:lang w:val="en-US"/>
+        </w:rPr>
+      </w:pPr>
+      <w:r>
+        <w:rPr>
+          <w:lang w:val="en-US"/>
+        </w:rPr>
+        <w:object w:dxaOrig="9026" w:dyaOrig="1405" w14:anchorId="2193020A">
+          <v:shape id="_x0000_i1038" type="#_x0000_t75" style="width:451.35pt;height:70.35pt" o:ole="" o:bordertopcolor="this" o:borderleftcolor="this" o:borderbottomcolor="this" o:borderrightcolor="this">
+            <v:imagedata r:id="rId43" o:title=""/>
+            <w10:bordertop type="single" width="4"/>
+            <w10:borderleft type="single" width="4"/>
+            <w10:borderbottom type="single" width="4"/>
+            <w10:borderright type="single" width="4"/>
+          </v:shape>
+          <o:OLEObject Type="Embed" ProgID="Word.OpenDocumentText.12" ShapeID="_x0000_i1038" DrawAspect="Content" ObjectID="_1837877702" r:id="rId44"/>
+        </w:object>
+      </w:r>
+    </w:p>
+    <w:p>
+      <w:pPr>
+        <w:pStyle w:val="NoSpacing"/>
+        <w:rPr>
+          <w:lang w:val="en-US"/>
+        </w:rPr>
+      </w:pPr>
+    </w:p>
+    <w:p>
+      <w:pPr>
+        <w:pStyle w:val="NoSpacing"/>
+        <w:rPr>
+          <w:rFonts w:cs="Times New Roman"/>
+          <w:lang w:val="en-US"/>
+        </w:rPr>
+      </w:pPr>
+      <w:r>
+        <w:rPr>
+          <w:lang w:val="en-US"/>
+        </w:rPr>
+        <w:tab/>
+        <w:t>Implementarea intern</w:t>
+      </w:r>
+      <w:r>
+        <w:rPr>
+          <w:lang w:val="ro-RO"/>
+        </w:rPr>
+        <w:t xml:space="preserve">ă a acestuia se bazează, ca multe alte elemente din această bibliotecă, pe macrouri. Structura internă pentru </w:t>
+      </w:r>
+      <w:r>
+        <w:rPr>
+          <w:rFonts w:ascii="Consolas" w:hAnsi="Consolas"/>
+          <w:lang w:val="ro-RO"/>
+        </w:rPr>
+        <w:t>vector</w:t>
+      </w:r>
+      <w:r>
+        <w:rPr>
+          <w:rFonts w:cs="Times New Roman"/>
+          <w:lang w:val="ro-RO"/>
+        </w:rPr>
+        <w:t xml:space="preserve"> este</w:t>
+      </w:r>
+      <w:r>
+        <w:rPr>
+          <w:rFonts w:cs="Times New Roman"/>
+          <w:lang w:val="en-US"/>
+        </w:rPr>
+        <w:t>:</w:t>
+      </w:r>
+    </w:p>
+    <w:p>
+      <w:pPr>
+        <w:pStyle w:val="NoSpacing"/>
+        <w:rPr>
+          <w:rFonts w:cs="Times New Roman"/>
+          <w:lang w:val="en-US"/>
+        </w:rPr>
+      </w:pPr>
+    </w:p>
+    <w:bookmarkStart w:id="24" w:name="_MON_1837861156"/>
+    <w:bookmarkEnd w:id="24"/>
+    <w:p>
+      <w:pPr>
+        <w:pStyle w:val="NoSpacing"/>
+        <w:rPr>
+          <w:lang w:val="en-US"/>
+        </w:rPr>
+      </w:pPr>
+      <w:r>
+        <w:rPr>
+          <w:lang w:val="en-US"/>
+        </w:rPr>
+        <w:object w:dxaOrig="9026" w:dyaOrig="1967" w14:anchorId="50087815">
+          <v:shape id="_x0000_i1039" type="#_x0000_t75" style="width:451.35pt;height:98.35pt" o:ole="" o:bordertopcolor="this" o:borderleftcolor="this" o:borderbottomcolor="this" o:borderrightcolor="this">
+            <v:imagedata r:id="rId45" o:title=""/>
+            <w10:bordertop type="single" width="4"/>
+            <w10:borderleft type="single" width="4"/>
+            <w10:borderbottom type="single" width="4"/>
+            <w10:borderright type="single" width="4"/>
+          </v:shape>
+          <o:OLEObject Type="Embed" ProgID="Word.OpenDocumentText.12" ShapeID="_x0000_i1039" DrawAspect="Content" ObjectID="_1837877703" r:id="rId46"/>
+        </w:object>
+      </w:r>
+    </w:p>
+    <w:p>
+      <w:pPr>
+        <w:pStyle w:val="NoSpacing"/>
+        <w:rPr>
+          <w:lang w:val="en-US"/>
+        </w:rPr>
+      </w:pPr>
+    </w:p>
+    <w:p>
+      <w:pPr>
+        <w:pStyle w:val="NoSpacing"/>
+        <w:rPr>
+          <w:lang w:val="ro-RO"/>
+        </w:rPr>
+      </w:pPr>
+      <w:r>
+        <w:rPr>
+          <w:lang w:val="en-US"/>
+        </w:rPr>
+        <w:tab/>
+        <w:t>Opera</w:t>
+      </w:r>
+      <w:r>
+        <w:rPr>
+          <w:lang w:val="ro-RO"/>
+        </w:rPr>
+        <w:t>țiile posibile pe această structură sunt</w:t>
+      </w:r>
+      <w:r>
+        <w:rPr>
+          <w:lang w:val="en-US"/>
+        </w:rPr>
+        <w:t>:</w:t>
+      </w:r>
+    </w:p>
+    <w:p>
+      <w:pPr>
+        <w:pStyle w:val="NoSpacing"/>
+        <w:rPr>
+          <w:lang w:val="ro-RO"/>
+        </w:rPr>
+      </w:pPr>
+    </w:p>
+    <w:bookmarkStart w:id="25" w:name="_MON_1837861625"/>
+    <w:bookmarkEnd w:id="25"/>
+    <w:p>
+      <w:pPr>
+        <w:pStyle w:val="NoSpacing"/>
+        <w:rPr>
+          <w:lang w:val="en-US"/>
+        </w:rPr>
+      </w:pPr>
+      <w:r>
+        <w:rPr>
+          <w:lang w:val="en-US"/>
+        </w:rPr>
+        <w:object w:dxaOrig="9026" w:dyaOrig="3372" w14:anchorId="6502F521">
+          <v:shape id="_x0000_i1040" type="#_x0000_t75" style="width:451.35pt;height:168.65pt" o:ole="" o:bordertopcolor="this" o:borderleftcolor="this" o:borderbottomcolor="this" o:borderrightcolor="this">
+            <v:imagedata r:id="rId47" o:title=""/>
+            <w10:bordertop type="single" width="4"/>
+            <w10:borderleft type="single" width="4"/>
+            <w10:borderbottom type="single" width="4"/>
+            <w10:borderright type="single" width="4"/>
+          </v:shape>
+          <o:OLEObject Type="Embed" ProgID="Word.OpenDocumentText.12" ShapeID="_x0000_i1040" DrawAspect="Content" ObjectID="_1837877704" r:id="rId48"/>
+        </w:object>
+      </w:r>
+    </w:p>
+    <w:p>
+      <w:pPr>
+        <w:rPr>
+          <w:lang w:val="en-US"/>
+        </w:rPr>
+      </w:pPr>
+      <w:r>
+        <w:rPr>
+          <w:lang w:val="en-US"/>
+        </w:rPr>
+        <w:br w:type="page"/>
+      </w:r>
+    </w:p>
+    <w:p>
+      <w:pPr>
+        <w:pStyle w:val="NoSpacing"/>
+        <w:rPr>
+          <w:rFonts w:cs="Times New Roman"/>
+          <w:lang w:val="en-US"/>
+        </w:rPr>
+      </w:pPr>
+      <w:r>
+        <w:rPr>
+          <w:rFonts w:ascii="Consolas" w:hAnsi="Consolas"/>
+          <w:lang w:val="en-US"/>
+        </w:rPr>
+        <w:lastRenderedPageBreak/>
+        <w:t>vector_sort</w:t>
+      </w:r>
+      <w:r>
+        <w:rPr>
+          <w:rFonts w:cs="Times New Roman"/>
+          <w:lang w:val="en-US"/>
+        </w:rPr>
+        <w:t xml:space="preserve"> </w:t>
+      </w:r>
+      <w:r>
+        <w:rPr>
+          <w:rFonts w:cs="Times New Roman"/>
+          <w:lang w:val="ro-RO"/>
+        </w:rPr>
+        <w:t>și</w:t>
+      </w:r>
+      <w:r>
+        <w:rPr>
+          <w:rFonts w:ascii="Consolas" w:hAnsi="Consolas"/>
+          <w:lang w:val="ro-RO"/>
+        </w:rPr>
+        <w:t xml:space="preserve"> vector_binary_search</w:t>
+      </w:r>
+      <w:r>
+        <w:rPr>
+          <w:rFonts w:cs="Times New Roman"/>
+          <w:lang w:val="ro-RO"/>
+        </w:rPr>
+        <w:t xml:space="preserve"> se folosesc de </w:t>
+      </w:r>
+      <w:r>
+        <w:rPr>
+          <w:rFonts w:ascii="Consolas" w:hAnsi="Consolas" w:cs="Times New Roman"/>
+          <w:lang w:val="ro-RO"/>
+        </w:rPr>
+        <w:t>cmp</w:t>
+      </w:r>
+      <w:r>
+        <w:rPr>
+          <w:rFonts w:cs="Times New Roman"/>
+          <w:lang w:val="ro-RO"/>
+        </w:rPr>
+        <w:t>, o funcție de comparare a elementelor din vector ce trebuie să accepte 2 variabile de tipul elementelor din vector și să returneze o variabilă de tip</w:t>
+      </w:r>
+      <w:r>
+        <w:rPr>
+          <w:rFonts w:cs="Times New Roman"/>
+          <w:lang w:val="en-US"/>
+        </w:rPr>
+        <w:t>:</w:t>
+      </w:r>
+    </w:p>
+    <w:p>
+      <w:pPr>
+        <w:pStyle w:val="NoSpacing"/>
+        <w:rPr>
+          <w:rFonts w:cs="Times New Roman"/>
+          <w:lang w:val="ro-RO"/>
+        </w:rPr>
+      </w:pPr>
+    </w:p>
+    <w:bookmarkStart w:id="26" w:name="_MON_1837862370"/>
+    <w:bookmarkEnd w:id="26"/>
+    <w:p>
+      <w:pPr>
+        <w:pStyle w:val="NoSpacing"/>
+        <w:rPr>
+          <w:lang w:val="en-US"/>
+        </w:rPr>
+      </w:pPr>
+      <w:r>
+        <w:rPr>
+          <w:lang w:val="en-US"/>
+        </w:rPr>
+        <w:object w:dxaOrig="9026" w:dyaOrig="1686" w14:anchorId="32856A70">
+          <v:shape id="_x0000_i1041" type="#_x0000_t75" style="width:451.35pt;height:84.35pt" o:ole="" o:bordertopcolor="this" o:borderleftcolor="this" o:borderbottomcolor="this" o:borderrightcolor="this">
+            <v:imagedata r:id="rId49" o:title=""/>
+            <w10:bordertop type="single" width="4"/>
+            <w10:borderleft type="single" width="4"/>
+            <w10:borderbottom type="single" width="4"/>
+            <w10:borderright type="single" width="4"/>
+          </v:shape>
+          <o:OLEObject Type="Embed" ProgID="Word.OpenDocumentText.12" ShapeID="_x0000_i1041" DrawAspect="Content" ObjectID="_1837877705" r:id="rId50"/>
+        </w:object>
+      </w:r>
+    </w:p>
+    <w:p>
+      <w:pPr>
+        <w:pStyle w:val="NoSpacing"/>
+        <w:rPr>
+          <w:lang w:val="en-US"/>
+        </w:rPr>
+      </w:pPr>
+    </w:p>
+    <w:p>
+      <w:pPr>
+        <w:pStyle w:val="NoSpacing"/>
+        <w:rPr>
+          <w:rFonts w:cs="Times New Roman"/>
+          <w:lang w:val="en-US"/>
+        </w:rPr>
+      </w:pPr>
+      <w:r>
+        <w:rPr>
+          <w:lang w:val="en-US"/>
+        </w:rPr>
+        <w:tab/>
+      </w:r>
+      <w:r>
+        <w:rPr>
+          <w:rFonts w:ascii="Consolas" w:hAnsi="Consolas"/>
+          <w:lang w:val="en-US"/>
+        </w:rPr>
+        <w:t>vector_sort</w:t>
+      </w:r>
+      <w:r>
+        <w:rPr>
+          <w:rFonts w:cs="Times New Roman"/>
+          <w:lang w:val="en-US"/>
+        </w:rPr>
+        <w:t xml:space="preserve"> va </w:t>
+      </w:r>
+      <w:r>
+        <w:rPr>
+          <w:rFonts w:cs="Times New Roman"/>
+          <w:lang w:val="en-US"/>
+        </w:rPr>
+        <w:t>interschimba</w:t>
+      </w:r>
+      <w:r>
+        <w:rPr>
+          <w:rFonts w:cs="Times New Roman"/>
+          <w:lang w:val="en-US"/>
+        </w:rPr>
+        <w:t xml:space="preserve"> elemente dacă</w:t>
+      </w:r>
+      <w:r>
+        <w:rPr>
+          <w:rFonts w:cs="Times New Roman"/>
+          <w:lang w:val="en-US"/>
+        </w:rPr>
+        <w:t xml:space="preserve"> </w:t>
+      </w:r>
+      <w:r>
+        <w:rPr>
+          <w:rFonts w:ascii="Consolas" w:hAnsi="Consolas" w:cs="Times New Roman"/>
+          <w:lang w:val="en-US"/>
+        </w:rPr>
+        <w:t>cmp</w:t>
+      </w:r>
+      <w:r>
+        <w:rPr>
+          <w:rFonts w:cs="Times New Roman"/>
+          <w:lang w:val="en-US"/>
+        </w:rPr>
+        <w:t xml:space="preserve"> returnează </w:t>
+      </w:r>
+      <w:r>
+        <w:rPr>
+          <w:rFonts w:ascii="Consolas" w:hAnsi="Consolas" w:cs="Times New Roman"/>
+          <w:lang w:val="en-US"/>
+        </w:rPr>
+        <w:t>ENN_SMALLER</w:t>
+      </w:r>
+      <w:r>
+        <w:rPr>
+          <w:rFonts w:cs="Times New Roman"/>
+          <w:lang w:val="en-US"/>
+        </w:rPr>
+        <w:t>.</w:t>
+      </w:r>
+    </w:p>
+    <w:p>
+      <w:pPr>
+        <w:pStyle w:val="NoSpacing"/>
+        <w:rPr>
+          <w:rFonts w:cs="Times New Roman"/>
+          <w:lang w:val="en-US"/>
+        </w:rPr>
+      </w:pPr>
+    </w:p>
+    <w:p>
+      <w:pPr>
+        <w:pStyle w:val="NoSpacing"/>
+        <w:rPr>
+          <w:rFonts w:cs="Times New Roman"/>
+          <w:lang w:val="en-US"/>
+        </w:rPr>
+      </w:pPr>
+      <w:r>
+        <w:rPr>
+          <w:rFonts w:cs="Times New Roman"/>
+          <w:lang w:val="en-US"/>
+        </w:rPr>
+        <w:tab/>
+        <w:t>Pe lângă aceste structuri, biblioteca oferă și o modalitate de a interschimba 2 variabile, indiferent de tipul lor:</w:t>
+      </w:r>
+    </w:p>
+    <w:p>
+      <w:pPr>
+        <w:pStyle w:val="NoSpacing"/>
+        <w:rPr>
+          <w:rFonts w:cs="Times New Roman"/>
+          <w:lang w:val="ro-RO"/>
+        </w:rPr>
+      </w:pPr>
+    </w:p>
+    <w:bookmarkStart w:id="27" w:name="_MON_1837862718"/>
+    <w:bookmarkEnd w:id="27"/>
+    <w:p>
+      <w:pPr>
+        <w:pStyle w:val="NoSpacing"/>
+        <w:rPr>
+          <w:lang w:val="en-US"/>
+        </w:rPr>
+      </w:pPr>
+      <w:r>
+        <w:rPr>
+          <w:lang w:val="en-US"/>
+        </w:rPr>
+        <w:object w:dxaOrig="9026" w:dyaOrig="3239" w14:anchorId="7C6C1D17">
+          <v:shape id="_x0000_i1042" type="#_x0000_t75" style="width:451.35pt;height:162pt" o:ole="" o:bordertopcolor="this" o:borderleftcolor="this" o:borderbottomcolor="this" o:borderrightcolor="this">
+            <v:imagedata r:id="rId51" o:title=""/>
+            <w10:bordertop type="single" width="4"/>
+            <w10:borderleft type="single" width="4"/>
+            <w10:borderbottom type="single" width="4"/>
+            <w10:borderright type="single" width="4"/>
+          </v:shape>
+          <o:OLEObject Type="Embed" ProgID="Word.OpenDocumentText.12" ShapeID="_x0000_i1042" DrawAspect="Content" ObjectID="_1837877706" r:id="rId52"/>
+        </w:object>
+      </w:r>
+    </w:p>
+    <w:p>
+      <w:pPr>
+        <w:rPr>
+          <w:lang w:val="en-US"/>
+        </w:rPr>
+      </w:pPr>
+      <w:r>
+        <w:rPr>
+          <w:lang w:val="en-US"/>
+        </w:rPr>
+        <w:br w:type="page"/>
+      </w:r>
+    </w:p>
+    <w:p>
+      <w:pPr>
+        <w:pStyle w:val="Subtitle"/>
+        <w:rPr>
+          <w:lang w:val="ro-RO"/>
+        </w:rPr>
+      </w:pPr>
+      <w:r>
+        <w:rPr>
+          <w:lang w:val="ro-RO"/>
+        </w:rPr>
+        <w:lastRenderedPageBreak/>
+        <w:t>Structuri matematice</w:t>
+      </w:r>
+    </w:p>
+    <w:p>
+      <w:pPr>
+        <w:pStyle w:val="NoSpacing"/>
+        <w:rPr>
+          <w:lang w:val="ro-RO"/>
+        </w:rPr>
+      </w:pPr>
+      <w:r>
+        <w:rPr>
+          <w:lang w:val="ro-RO"/>
+        </w:rPr>
+        <w:tab/>
+        <w:t>Acest modul definește structuri de vectori și matrici matematice pentru fiecare tip de date. Spre exemplu</w:t>
+      </w:r>
+      <w:r>
+        <w:rPr>
+          <w:lang w:val="en-US"/>
+        </w:rPr>
+        <w:t>:</w:t>
+      </w:r>
+    </w:p>
+    <w:p>
+      <w:pPr>
+        <w:pStyle w:val="NoSpacing"/>
+        <w:rPr>
+          <w:lang w:val="ro-RO"/>
+        </w:rPr>
+      </w:pPr>
+      <w:r>
+        <w:rPr>
+          <w:lang w:val="ro-RO"/>
+        </w:rPr>
+        <w:tab/>
+      </w:r>
+    </w:p>
+    <w:bookmarkStart w:id="28" w:name="_MON_1837863191"/>
+    <w:bookmarkEnd w:id="28"/>
+    <w:p>
+      <w:pPr>
+        <w:pStyle w:val="NoSpacing"/>
+        <w:rPr>
+          <w:lang w:val="en-US"/>
+        </w:rPr>
+      </w:pPr>
+      <w:r>
+        <w:rPr>
+          <w:lang w:val="en-US"/>
+        </w:rPr>
+        <w:object w:dxaOrig="9026" w:dyaOrig="1031" w14:anchorId="3EB73B57">
+          <v:shape id="_x0000_i1043" type="#_x0000_t75" style="width:451.35pt;height:51.65pt" o:ole="" o:bordertopcolor="this" o:borderleftcolor="this" o:borderbottomcolor="this" o:borderrightcolor="this">
+            <v:imagedata r:id="rId53" o:title=""/>
+            <w10:bordertop type="single" width="4"/>
+            <w10:borderleft type="single" width="4"/>
+            <w10:borderbottom type="single" width="4"/>
+            <w10:borderright type="single" width="4"/>
+          </v:shape>
+          <o:OLEObject Type="Embed" ProgID="Word.OpenDocumentText.12" ShapeID="_x0000_i1043" DrawAspect="Content" ObjectID="_1837877707" r:id="rId54"/>
+        </w:object>
+      </w:r>
+    </w:p>
+    <w:p>
+      <w:pPr>
+        <w:pStyle w:val="NoSpacing"/>
+        <w:rPr>
+          <w:lang w:val="en-US"/>
+        </w:rPr>
+      </w:pPr>
+    </w:p>
+    <w:p>
+      <w:pPr>
+        <w:pStyle w:val="Subtitle"/>
+        <w:rPr>
+          <w:lang w:val="ro-RO"/>
+        </w:rPr>
+      </w:pPr>
+      <w:r>
+        <w:rPr>
+          <w:lang w:val="ro-RO"/>
+        </w:rPr>
+        <w:t>Subprograme paralele</w:t>
+      </w:r>
+    </w:p>
+    <w:p>
+      <w:pPr>
+        <w:pStyle w:val="NoSpacing"/>
+        <w:rPr>
+          <w:lang w:val="ro-RO"/>
+        </w:rPr>
+      </w:pPr>
+      <w:r>
+        <w:rPr>
+          <w:lang w:val="ro-RO"/>
+        </w:rPr>
+        <w:tab/>
+        <w:t>Subprogramele paralele sau threadurile sunt un subcapitol complex al informaticii. Deoarece această aplicație nu se folosește de ele, nu le vom prezenta în această lucrare.</w:t>
+      </w:r>
+    </w:p>
+    <w:p>
+      <w:pPr>
+        <w:pStyle w:val="NoSpacing"/>
+        <w:rPr>
+          <w:lang w:val="ro-RO"/>
+        </w:rPr>
+      </w:pPr>
+    </w:p>
+    <w:p>
+      <w:pPr>
+        <w:pStyle w:val="Subtitle"/>
+        <w:rPr>
+          <w:lang w:val="ro-RO"/>
+        </w:rPr>
+      </w:pPr>
+      <w:r>
+        <w:rPr>
+          <w:lang w:val="ro-RO"/>
+        </w:rPr>
+        <w:t>Directoare și fișiere</w:t>
+      </w:r>
+    </w:p>
+    <w:p>
+      <w:pPr>
+        <w:pStyle w:val="NoSpacing"/>
+        <w:rPr>
+          <w:lang w:val="ro-RO"/>
+        </w:rPr>
+      </w:pPr>
+      <w:r>
+        <w:rPr>
+          <w:lang w:val="ro-RO"/>
+        </w:rPr>
+        <w:tab/>
+        <w:t>Acest modul conține câteva utilitare folositoare pentru lucrul cu directoare și citirea integrală a unui fișier sau scrierea unuia.</w:t>
+      </w:r>
+    </w:p>
+    <w:p>
+      <w:pPr>
+        <w:pStyle w:val="NoSpacing"/>
+        <w:rPr>
+          <w:lang w:val="ro-RO"/>
+        </w:rPr>
+      </w:pPr>
+      <w:r>
+        <w:rPr>
+          <w:lang w:val="ro-RO"/>
+        </w:rPr>
+        <w:tab/>
+      </w:r>
+    </w:p>
+    <w:bookmarkStart w:id="29" w:name="_MON_1837865696"/>
+    <w:bookmarkEnd w:id="29"/>
+    <w:p>
+      <w:pPr>
+        <w:pStyle w:val="NoSpacing"/>
+        <w:rPr>
+          <w:lang w:val="en-US"/>
+        </w:rPr>
+      </w:pPr>
+      <w:r>
+        <w:rPr>
+          <w:lang w:val="en-US"/>
+        </w:rPr>
+        <w:object w:dxaOrig="9026" w:dyaOrig="2543" w14:anchorId="52BBFB16">
+          <v:shape id="_x0000_i1044" type="#_x0000_t75" style="width:451.35pt;height:127pt" o:ole="" o:bordertopcolor="this" o:borderleftcolor="this" o:borderbottomcolor="this" o:borderrightcolor="this">
+            <v:imagedata r:id="rId55" o:title=""/>
+            <w10:bordertop type="single" width="4"/>
+            <w10:borderleft type="single" width="4"/>
+            <w10:borderbottom type="single" width="4"/>
+            <w10:borderright type="single" width="4"/>
+          </v:shape>
+          <o:OLEObject Type="Embed" ProgID="Word.OpenDocumentText.12" ShapeID="_x0000_i1044" DrawAspect="Content" ObjectID="_1837877708" r:id="rId56"/>
+        </w:object>
+      </w:r>
+    </w:p>
+    <w:p>
+      <w:pPr>
+        <w:pStyle w:val="NoSpacing"/>
+        <w:rPr>
+          <w:lang w:val="en-US"/>
+        </w:rPr>
+      </w:pPr>
+    </w:p>
+    <w:p>
+      <w:pPr>
+        <w:pStyle w:val="Subtitle"/>
+        <w:rPr>
+          <w:lang w:val="en-US"/>
+        </w:rPr>
+      </w:pPr>
+      <w:r>
+        <w:rPr>
+          <w:lang w:val="en-US"/>
+        </w:rPr>
+        <w:t>Serializare text</w:t>
+      </w:r>
+    </w:p>
+    <w:p>
+      <w:pPr>
+        <w:pStyle w:val="NoSpacing"/>
+        <w:rPr>
+          <w:lang w:val="ro-RO"/>
+        </w:rPr>
+      </w:pPr>
+      <w:r>
+        <w:rPr>
+          <w:lang w:val="en-US"/>
+        </w:rPr>
+        <w:tab/>
+        <w:t xml:space="preserve">Serializarea este procesul prin care date structurate sunt transformate </w:t>
+      </w:r>
+      <w:r>
+        <w:rPr>
+          <w:lang w:val="ro-RO"/>
+        </w:rPr>
+        <w:t xml:space="preserve">într-un format </w:t>
+      </w:r>
+      <w:r>
+        <w:rPr>
+          <w:lang w:val="ro-RO"/>
+        </w:rPr>
+        <w:t>pentru memorare îndelungată, din care pot fi reconstruite</w:t>
+      </w:r>
+      <w:r>
+        <w:rPr>
+          <w:lang w:val="ro-RO"/>
+        </w:rPr>
+        <w:t>.</w:t>
+      </w:r>
+      <w:r>
+        <w:rPr>
+          <w:lang w:val="ro-RO"/>
+        </w:rPr>
+        <w:t xml:space="preserve"> Pentru a asigura integritatea datelor, acest modul se folosește de serializarea text, spre deosebire de cea binară.</w:t>
+      </w:r>
+    </w:p>
+    <w:p>
+      <w:pPr>
+        <w:pStyle w:val="NoSpacing"/>
+        <w:rPr>
+          <w:lang w:val="en-US"/>
+        </w:rPr>
+      </w:pPr>
+      <w:r>
+        <w:rPr>
+          <w:lang w:val="ro-RO"/>
+        </w:rPr>
+        <w:tab/>
+        <w:t xml:space="preserve">Programul citește și scrie fișiere cu extensia </w:t>
+      </w:r>
+      <w:r>
+        <w:rPr>
+          <w:i/>
+          <w:iCs/>
+          <w:lang w:val="ro-RO"/>
+        </w:rPr>
+        <w:t>.enn</w:t>
+      </w:r>
+      <w:r>
+        <w:rPr>
+          <w:lang w:val="ro-RO"/>
+        </w:rPr>
+        <w:t xml:space="preserve">, structura </w:t>
+      </w:r>
+      <w:r>
+        <w:rPr>
+          <w:lang w:val="ro-RO"/>
+        </w:rPr>
+        <w:t xml:space="preserve">datelor </w:t>
+      </w:r>
+      <w:r>
+        <w:rPr>
+          <w:lang w:val="ro-RO"/>
+        </w:rPr>
+        <w:t>se bazează pe un arbore cu rădăcină. Fiecare nod al arborelui este format dintr-un șir de caractere, reprezentând cheia prin care este identificat și o valoare ce poate fi</w:t>
+      </w:r>
+      <w:r>
+        <w:rPr>
+          <w:lang w:val="en-US"/>
+        </w:rPr>
+        <w:t xml:space="preserve">: </w:t>
+      </w:r>
+      <w:r>
+        <w:rPr>
+          <w:lang w:val="ro-RO"/>
+        </w:rPr>
+        <w:t>un șir de caractere, o valoare întreagă, o valoare reală, o listă de noduri.</w:t>
+      </w:r>
+    </w:p>
+    <w:p>
+      <w:pPr>
+        <w:pStyle w:val="NoSpacing"/>
+        <w:rPr>
+          <w:lang w:val="ro-RO"/>
+        </w:rPr>
+      </w:pPr>
+    </w:p>
+    <w:bookmarkStart w:id="30" w:name="_MON_1837873183"/>
+    <w:bookmarkEnd w:id="30"/>
+    <w:p>
+      <w:pPr>
+        <w:pStyle w:val="NoSpacing"/>
+        <w:rPr>
+          <w:lang w:val="en-US"/>
+        </w:rPr>
+      </w:pPr>
+      <w:r>
+        <w:rPr>
+          <w:lang w:val="en-US"/>
+        </w:rPr>
+        <w:object w:dxaOrig="9026" w:dyaOrig="3091" w14:anchorId="678539CD">
+          <v:shape id="_x0000_i1045" type="#_x0000_t75" style="width:451.35pt;height:154.65pt" o:ole="" o:bordertopcolor="this" o:borderleftcolor="this" o:borderbottomcolor="this" o:borderrightcolor="this">
+            <v:imagedata r:id="rId57" o:title=""/>
+            <w10:bordertop type="single" width="4"/>
+            <w10:borderleft type="single" width="4"/>
+            <w10:borderbottom type="single" width="4"/>
+            <w10:borderright type="single" width="4"/>
+          </v:shape>
+          <o:OLEObject Type="Embed" ProgID="Word.OpenDocumentText.12" ShapeID="_x0000_i1045" DrawAspect="Content" ObjectID="_1837877709" r:id="rId58"/>
+        </w:object>
+      </w:r>
+    </w:p>
+    <w:p>
+      <w:pPr>
+        <w:pStyle w:val="NoSpacing"/>
+        <w:rPr>
+          <w:lang w:val="en-US"/>
+        </w:rPr>
+      </w:pPr>
+      <w:r>
+        <w:rPr>
+          <w:lang w:val="en-US"/>
+        </w:rPr>
+        <w:lastRenderedPageBreak/>
+        <w:tab/>
+        <w:t>Fiecare nod poate fi accesat printr-o cale reprezentat</w:t>
+      </w:r>
+      <w:r>
+        <w:rPr>
+          <w:lang w:val="ro-RO"/>
+        </w:rPr>
+        <w:t xml:space="preserve">ă de o succesiune de chei separate prin caracterul „ </w:t>
+      </w:r>
+      <w:r>
+        <w:rPr>
+          <w:lang w:val="en-US"/>
+        </w:rPr>
+        <w:t>|</w:t>
+      </w:r>
+      <w:r>
+        <w:rPr>
+          <w:lang w:val="ro-RO"/>
+        </w:rPr>
+        <w:t xml:space="preserve"> ”. </w:t>
+      </w:r>
+      <w:r>
+        <w:rPr>
+          <w:lang w:val="ro-RO"/>
+        </w:rPr>
+        <w:t xml:space="preserve">Operațiile posibile pentru fiecare nod din acest format sunt </w:t>
+      </w:r>
+      <w:r>
+        <w:rPr>
+          <w:rFonts w:ascii="Consolas" w:hAnsi="Consolas"/>
+          <w:lang w:val="ro-RO"/>
+        </w:rPr>
+        <w:t>put</w:t>
+      </w:r>
+      <w:r>
+        <w:rPr>
+          <w:lang w:val="ro-RO"/>
+        </w:rPr>
+        <w:t xml:space="preserve"> și </w:t>
+      </w:r>
+      <w:r>
+        <w:rPr>
+          <w:rFonts w:ascii="Consolas" w:hAnsi="Consolas"/>
+          <w:lang w:val="ro-RO"/>
+        </w:rPr>
+        <w:t>get</w:t>
+      </w:r>
+      <w:r>
+        <w:rPr>
+          <w:lang w:val="ro-RO"/>
+        </w:rPr>
+        <w:t xml:space="preserve">. </w:t>
+      </w:r>
+      <w:r>
+        <w:rPr>
+          <w:lang w:val="ro-RO"/>
+        </w:rPr>
+        <w:t>Spre exemplu</w:t>
+      </w:r>
+      <w:r>
+        <w:rPr>
+          <w:lang w:val="en-US"/>
+        </w:rPr>
+        <w:t>:</w:t>
+      </w:r>
+    </w:p>
+    <w:p>
+      <w:pPr>
+        <w:pStyle w:val="NoSpacing"/>
+        <w:rPr>
+          <w:lang w:val="en-US"/>
+        </w:rPr>
+      </w:pPr>
+    </w:p>
+    <w:bookmarkStart w:id="31" w:name="_MON_1837873955"/>
+    <w:bookmarkEnd w:id="31"/>
+    <w:p>
+      <w:pPr>
+        <w:pStyle w:val="NoSpacing"/>
+        <w:rPr>
+          <w:lang w:val="en-US"/>
+        </w:rPr>
+      </w:pPr>
+      <w:r>
+        <w:rPr>
+          <w:lang w:val="en-US"/>
+        </w:rPr>
+        <w:object w:dxaOrig="9026" w:dyaOrig="843" w14:anchorId="73E55CA8">
+          <v:shape id="_x0000_i1046" type="#_x0000_t75" style="width:451.35pt;height:42pt" o:ole="" o:bordertopcolor="this" o:borderleftcolor="this" o:borderbottomcolor="this" o:borderrightcolor="this">
+            <v:imagedata r:id="rId59" o:title=""/>
+            <w10:bordertop type="single" width="4"/>
+            <w10:borderleft type="single" width="4"/>
+            <w10:borderbottom type="single" width="4"/>
+            <w10:borderright type="single" width="4"/>
+          </v:shape>
+          <o:OLEObject Type="Embed" ProgID="Word.OpenDocumentText.12" ShapeID="_x0000_i1046" DrawAspect="Content" ObjectID="_1837877710" r:id="rId60"/>
+        </w:object>
+      </w:r>
+    </w:p>
+    <w:p>
+      <w:pPr>
+        <w:pStyle w:val="NoSpacing"/>
+        <w:rPr>
+          <w:lang w:val="en-US"/>
+        </w:rPr>
+      </w:pPr>
+    </w:p>
+    <w:p>
+      <w:pPr>
+        <w:pStyle w:val="NoSpacing"/>
+        <w:rPr>
+          <w:lang w:val="ro-RO"/>
+        </w:rPr>
+      </w:pPr>
+      <w:r>
+        <w:rPr>
+          <w:lang w:val="en-US"/>
+        </w:rPr>
+        <w:tab/>
+        <w:t>Aceste opera</w:t>
+      </w:r>
+      <w:r>
+        <w:rPr>
+          <w:lang w:val="ro-RO"/>
+        </w:rPr>
+        <w:t>ții vor rezulta</w:t>
+      </w:r>
+      <w:r>
+        <w:rPr>
+          <w:lang w:val="ro-RO"/>
+        </w:rPr>
+        <w:t>, în urma scrierii, într-un fișier ce conține</w:t>
+      </w:r>
+      <w:r>
+        <w:rPr>
+          <w:lang w:val="en-US"/>
+        </w:rPr>
+        <w:t>:</w:t>
+      </w:r>
+    </w:p>
+    <w:p>
+      <w:pPr>
+        <w:pStyle w:val="NoSpacing"/>
+        <w:rPr>
+          <w:lang w:val="ro-RO"/>
+        </w:rPr>
+      </w:pPr>
+    </w:p>
+    <w:bookmarkStart w:id="32" w:name="_MON_1837874127"/>
+    <w:bookmarkEnd w:id="32"/>
+    <w:p>
+      <w:pPr>
+        <w:pStyle w:val="NoSpacing"/>
+        <w:rPr>
+          <w:lang w:val="en-US"/>
+        </w:rPr>
+      </w:pPr>
+      <w:r>
+        <w:rPr>
+          <w:lang w:val="en-US"/>
+        </w:rPr>
+        <w:object w:dxaOrig="9026" w:dyaOrig="2529" w14:anchorId="5A57E5A3">
+          <v:shape id="_x0000_i1047" type="#_x0000_t75" style="width:451.35pt;height:126.35pt" o:ole="" o:bordertopcolor="this" o:borderleftcolor="this" o:borderbottomcolor="this" o:borderrightcolor="this">
+            <v:imagedata r:id="rId61" o:title=""/>
+            <w10:bordertop type="single" width="4"/>
+            <w10:borderleft type="single" width="4"/>
+            <w10:borderbottom type="single" width="4"/>
+            <w10:borderright type="single" width="4"/>
+          </v:shape>
+          <o:OLEObject Type="Embed" ProgID="Word.OpenDocumentText.12" ShapeID="_x0000_i1047" DrawAspect="Content" ObjectID="_1837877711" r:id="rId62"/>
+        </w:object>
+      </w:r>
+    </w:p>
+    <w:p>
+      <w:pPr>
+        <w:pStyle w:val="NoSpacing"/>
+        <w:rPr>
+          <w:lang w:val="en-US"/>
+        </w:rPr>
+      </w:pPr>
+      <w:r>
+        <w:rPr>
+          <w:lang w:val="en-US"/>
+        </w:rPr>
+        <w:tab/>
+      </w:r>
+    </w:p>
+    <w:p>
+      <w:pPr>
+        <w:pStyle w:val="NoSpacing"/>
+        <w:rPr>
+          <w:lang w:val="ro-RO"/>
+        </w:rPr>
+      </w:pPr>
+      <w:r>
+        <w:rPr>
+          <w:lang w:val="en-US"/>
+        </w:rPr>
+        <w:tab/>
+        <w:t>Se observ</w:t>
+      </w:r>
+      <w:r>
+        <w:rPr>
+          <w:lang w:val="ro-RO"/>
+        </w:rPr>
+        <w:t>ă faptul că cheile fiecărui nod nu trebuie să fie unice, dar căile complete către fiecare nod sunt, dacă două elemente sunt scrise cu aceeași cale programul va suprascrie ultima valoare specificată.</w:t>
+      </w:r>
+    </w:p>
+    <w:p>
+      <w:pPr>
+        <w:pStyle w:val="NoSpacing"/>
+        <w:rPr>
+          <w:lang w:val="ro-RO"/>
+        </w:rPr>
+      </w:pPr>
+      <w:r>
+        <w:rPr>
+          <w:lang w:val="ro-RO"/>
+        </w:rPr>
+        <w:tab/>
+        <w:t>Funcțiile ce prelucrează acest format de serializare sunt</w:t>
+      </w:r>
+      <w:r>
+        <w:rPr>
+          <w:lang w:val="en-US"/>
+        </w:rPr>
+        <w:t>:</w:t>
+      </w:r>
+    </w:p>
+    <w:p>
+      <w:pPr>
+        <w:pStyle w:val="NoSpacing"/>
+        <w:rPr>
+          <w:lang w:val="ro-RO"/>
+        </w:rPr>
+      </w:pPr>
+    </w:p>
+    <w:bookmarkStart w:id="33" w:name="_MON_1837874618"/>
+    <w:bookmarkEnd w:id="33"/>
+    <w:p>
+      <w:pPr>
+        <w:rPr>
+          <w:lang w:val="ro-RO"/>
+        </w:rPr>
+      </w:pPr>
+      <w:r>
+        <w:rPr>
+          <w:lang w:val="en-US"/>
+        </w:rPr>
+        <w:object w:dxaOrig="9026" w:dyaOrig="3349" w14:anchorId="2CF35EDE">
+          <v:shape id="_x0000_i1048" type="#_x0000_t75" style="width:451.35pt;height:167.35pt" o:ole="" o:bordertopcolor="this" o:borderleftcolor="this" o:borderbottomcolor="this" o:borderrightcolor="this">
+            <v:imagedata r:id="rId63" o:title=""/>
+            <w10:bordertop type="single" width="4"/>
+            <w10:borderleft type="single" width="4"/>
+            <w10:borderbottom type="single" width="4"/>
+            <w10:borderright type="single" width="4"/>
+          </v:shape>
+          <o:OLEObject Type="Embed" ProgID="Word.OpenDocumentText.12" ShapeID="_x0000_i1048" DrawAspect="Content" ObjectID="_1837877712" r:id="rId64"/>
+        </w:object>
+      </w:r>
+    </w:p>
+    <w:p>
+      <w:pPr>
+        <w:rPr>
+          <w:lang w:val="en-US"/>
+        </w:rPr>
+      </w:pPr>
+      <w:r>
+        <w:rPr>
+          <w:lang w:val="en-US"/>
+        </w:rPr>
+        <w:br w:type="page"/>
+      </w:r>
+    </w:p>
+    <w:p>
+      <w:pPr>
+        <w:pStyle w:val="Heading3"/>
+        <w:rPr>
+          <w:lang w:val="ro-RO"/>
+        </w:rPr>
+      </w:pPr>
+      <w:r>
+        <w:lastRenderedPageBreak/>
         <w:t>II.1.2. Opțional</w:t>
       </w:r>
-      <w:r>
-        <w:rPr>
-          <w:lang w:val="ro-RO"/>
-        </w:rPr>
-        <w:t xml:space="preserve"> </w:t>
+    </w:p>
+    <w:p>
+      <w:pPr>
+        <w:pStyle w:val="NoSpacing"/>
+        <w:rPr>
+          <w:lang w:val="ro-RO"/>
+        </w:rPr>
+      </w:pPr>
+      <w:r>
+        <w:rPr>
+          <w:lang w:val="ro-RO"/>
+        </w:rPr>
+        <w:tab/>
+        <w:t>Partea opțională a nucleului include module pentru a lucra cu contexte grafice. Modulele acestei biblioteci sunt</w:t>
+      </w:r>
+      <w:r>
+        <w:rPr>
+          <w:lang w:val="en-US"/>
+        </w:rPr>
+        <w:t>:</w:t>
+      </w:r>
+      <w:r>
+        <w:rPr>
+          <w:lang w:val="ro-RO"/>
+        </w:rPr>
+        <w:t xml:space="preserve"> Sistemul de Layere, Sistemul de Evenimente, Sistemul de Panouri.</w:t>
+      </w:r>
+    </w:p>
+    <w:p>
+      <w:pPr>
+        <w:pStyle w:val="NoSpacing"/>
+        <w:rPr>
+          <w:lang w:val="ro-RO"/>
+        </w:rPr>
+      </w:pPr>
+    </w:p>
+    <w:p>
+      <w:pPr>
+        <w:pStyle w:val="Subtitle"/>
+        <w:rPr>
+          <w:lang w:val="ro-RO"/>
+        </w:rPr>
+      </w:pPr>
+      <w:r>
+        <w:rPr>
+          <w:lang w:val="ro-RO"/>
+        </w:rPr>
+        <w:t>Sistemul de Layere</w:t>
+      </w:r>
+    </w:p>
+    <w:p>
+      <w:pPr>
+        <w:pStyle w:val="NoSpacing"/>
+        <w:rPr>
+          <w:lang w:val="en-US"/>
+        </w:rPr>
+      </w:pPr>
+      <w:r>
+        <w:rPr>
+          <w:lang w:val="ro-RO"/>
+        </w:rPr>
+        <w:tab/>
+      </w:r>
+      <w:r>
+        <w:rPr>
+          <w:lang w:val="ro-RO"/>
+        </w:rPr>
+        <w:t>Organizarea elementelor unei aplicații grafice</w:t>
+      </w:r>
+      <w:r>
+        <w:rPr>
+          <w:lang w:val="ro-RO"/>
+        </w:rPr>
+        <w:t xml:space="preserve"> poate fi realizată în mai multe moduri. Această bibliotecă folosește un sistem de layere sau straturi. </w:t>
+      </w:r>
+      <w:r>
+        <w:rPr>
+          <w:lang w:val="ro-RO"/>
+        </w:rPr>
+        <w:t xml:space="preserve">Fiecare strat </w:t>
       </w:r>
     </w:p>
     <w:p>
       <w:pPr>
         <w:pStyle w:val="Heading2"/>
       </w:pPr>
-      <w:bookmarkStart w:id="21" w:name="_II.2._Aplicație"/>
-      <w:bookmarkStart w:id="22" w:name="_Toc227084078"/>
-      <w:bookmarkEnd w:id="21"/>
+      <w:bookmarkStart w:id="34" w:name="_II.2._Aplicație"/>
+      <w:bookmarkStart w:id="35" w:name="_Toc227084078"/>
+      <w:bookmarkEnd w:id="34"/>
       <w:r>
         <w:t>II.2. Aplicație</w:t>
       </w:r>
-      <w:bookmarkEnd w:id="22"/>
+      <w:bookmarkEnd w:id="35"/>
     </w:p>
     <w:p>
       <w:pPr>
         <w:pStyle w:val="Heading1"/>
       </w:pPr>
-      <w:bookmarkStart w:id="23" w:name="_Toc227084079"/>
+      <w:bookmarkStart w:id="36" w:name="_Toc227084079"/>
       <w:r>
         <w:t>III. Detalii tehnice</w:t>
       </w:r>
-      <w:bookmarkEnd w:id="23"/>
+      <w:bookmarkEnd w:id="36"/>
     </w:p>
     <w:p/>
     <w:sectPr>
-      <w:footerReference w:type="first" r:id="rId39"/>
+      <w:footerReference w:type="first" r:id="rId65"/>
       <w:pgSz w:w="11906" w:h="16838"/>
       <w:pgMar w:top="1440" w:right="1440" w:bottom="1440" w:left="1440" w:header="709" w:footer="708" w:gutter="0"/>
       <w:pgNumType w:start="3"/>
@@ -7474,6 +8961,33 @@
         </a:p>
       </dgm:t>
     </dgm:pt>
+    <dgm:pt modelId="{AA5B74FF-56D6-48F0-8C85-A7B37F700C66}">
+      <dgm:prSet/>
+      <dgm:spPr/>
+      <dgm:t>
+        <a:bodyPr/>
+        <a:lstStyle/>
+        <a:p>
+          <a:r>
+            <a:rPr lang="en-US">
+              <a:latin typeface="Consolas" panose="020B0609020204030204" pitchFamily="49" charset="0"/>
+            </a:rPr>
+            <a:t>Config</a:t>
+          </a:r>
+          <a:endParaRPr lang="LID4096">
+            <a:latin typeface="Consolas" panose="020B0609020204030204" pitchFamily="49" charset="0"/>
+          </a:endParaRPr>
+        </a:p>
+      </dgm:t>
+    </dgm:pt>
+    <dgm:pt modelId="{C9D760A4-5FE7-4C3D-863F-AB057E218401}" type="parTrans" cxnId="{FCBC1C74-763B-4165-9B7F-4E446064CAB3}">
+      <dgm:prSet/>
+      <dgm:spPr/>
+    </dgm:pt>
+    <dgm:pt modelId="{007225E3-B4E9-4248-B4D4-50B03A6EA4F3}" type="sibTrans" cxnId="{FCBC1C74-763B-4165-9B7F-4E446064CAB3}">
+      <dgm:prSet/>
+      <dgm:spPr/>
+    </dgm:pt>
     <dgm:pt modelId="{92F78CD7-8E96-460D-A8B6-D214295679C1}" type="pres">
       <dgm:prSet presAssocID="{F9335119-39F8-4447-87FC-F5554F3E9ACF}" presName="hierChild1" presStyleCnt="0">
         <dgm:presLayoutVars>
@@ -7596,7 +9110,7 @@
       <dgm:spPr/>
     </dgm:pt>
     <dgm:pt modelId="{CCA81168-0189-41BA-A46C-64692F98151F}" type="pres">
-      <dgm:prSet presAssocID="{0F3F8333-32C1-4083-97B5-089972BBECF9}" presName="Name37" presStyleLbl="parChTrans1D3" presStyleIdx="0" presStyleCnt="5"/>
+      <dgm:prSet presAssocID="{0F3F8333-32C1-4083-97B5-089972BBECF9}" presName="Name37" presStyleLbl="parChTrans1D3" presStyleIdx="0" presStyleCnt="6"/>
       <dgm:spPr/>
     </dgm:pt>
     <dgm:pt modelId="{EE94C1F9-D7BC-48D7-BD8F-ABDEC796115E}" type="pres">
@@ -7612,7 +9126,7 @@
       <dgm:spPr/>
     </dgm:pt>
     <dgm:pt modelId="{09EE6FDB-B20C-48EA-83D5-F9E144629EC7}" type="pres">
-      <dgm:prSet presAssocID="{F4625E5F-F398-4DC3-90B3-89D847C1B4D2}" presName="rootText" presStyleLbl="node3" presStyleIdx="0" presStyleCnt="5" custScaleX="31864" custScaleY="31864">
+      <dgm:prSet presAssocID="{F4625E5F-F398-4DC3-90B3-89D847C1B4D2}" presName="rootText" presStyleLbl="node3" presStyleIdx="0" presStyleCnt="6" custScaleX="31864" custScaleY="31864">
         <dgm:presLayoutVars>
           <dgm:chPref val="3"/>
         </dgm:presLayoutVars>
@@ -7624,7 +9138,7 @@
       </dgm:spPr>
     </dgm:pt>
     <dgm:pt modelId="{6526433B-C5F5-4831-9B87-E729CA5E4EEE}" type="pres">
-      <dgm:prSet presAssocID="{F4625E5F-F398-4DC3-90B3-89D847C1B4D2}" presName="rootConnector" presStyleLbl="node3" presStyleIdx="0" presStyleCnt="5"/>
+      <dgm:prSet presAssocID="{F4625E5F-F398-4DC3-90B3-89D847C1B4D2}" presName="rootConnector" presStyleLbl="node3" presStyleIdx="0" presStyleCnt="6"/>
       <dgm:spPr/>
     </dgm:pt>
     <dgm:pt modelId="{999F3703-6519-419D-A259-A0A178DEC328}" type="pres">
@@ -7636,7 +9150,7 @@
       <dgm:spPr/>
     </dgm:pt>
     <dgm:pt modelId="{2F8B7603-464C-4D89-8E80-582F0AB68DF7}" type="pres">
-      <dgm:prSet presAssocID="{1A9B7C97-70C2-47DD-980C-C5466AB90939}" presName="Name37" presStyleLbl="parChTrans1D3" presStyleIdx="1" presStyleCnt="5"/>
+      <dgm:prSet presAssocID="{1A9B7C97-70C2-47DD-980C-C5466AB90939}" presName="Name37" presStyleLbl="parChTrans1D3" presStyleIdx="1" presStyleCnt="6"/>
       <dgm:spPr/>
     </dgm:pt>
     <dgm:pt modelId="{3E573529-860D-45E2-9E6A-5968D04A542F}" type="pres">
@@ -7652,7 +9166,7 @@
       <dgm:spPr/>
     </dgm:pt>
     <dgm:pt modelId="{FA8E117F-E0C5-437E-82C3-7C00811F661F}" type="pres">
-      <dgm:prSet presAssocID="{9AF368FB-4B45-4D1C-9A89-76A4E3C17264}" presName="rootText" presStyleLbl="node3" presStyleIdx="1" presStyleCnt="5" custScaleX="31864" custScaleY="31864">
+      <dgm:prSet presAssocID="{9AF368FB-4B45-4D1C-9A89-76A4E3C17264}" presName="rootText" presStyleLbl="node3" presStyleIdx="1" presStyleCnt="6" custScaleX="31864" custScaleY="31864">
         <dgm:presLayoutVars>
           <dgm:chPref val="3"/>
         </dgm:presLayoutVars>
@@ -7664,7 +9178,7 @@
       </dgm:spPr>
     </dgm:pt>
     <dgm:pt modelId="{72E11B87-5125-4E0C-B6F7-0359D28AF1F3}" type="pres">
-      <dgm:prSet presAssocID="{9AF368FB-4B45-4D1C-9A89-76A4E3C17264}" presName="rootConnector" presStyleLbl="node3" presStyleIdx="1" presStyleCnt="5"/>
+      <dgm:prSet presAssocID="{9AF368FB-4B45-4D1C-9A89-76A4E3C17264}" presName="rootConnector" presStyleLbl="node3" presStyleIdx="1" presStyleCnt="6"/>
       <dgm:spPr/>
     </dgm:pt>
     <dgm:pt modelId="{77EE1D98-3820-4858-AFB9-AA1C5320906A}" type="pres">
@@ -7673,6 +9187,46 @@
     </dgm:pt>
     <dgm:pt modelId="{05A0A25E-F64B-4D88-B7E3-68E73B0B2AAE}" type="pres">
       <dgm:prSet presAssocID="{9AF368FB-4B45-4D1C-9A89-76A4E3C17264}" presName="hierChild5" presStyleCnt="0"/>
+      <dgm:spPr/>
+    </dgm:pt>
+    <dgm:pt modelId="{4BD53DA3-C735-4B6A-B693-38819A5463C4}" type="pres">
+      <dgm:prSet presAssocID="{C9D760A4-5FE7-4C3D-863F-AB057E218401}" presName="Name37" presStyleLbl="parChTrans1D3" presStyleIdx="2" presStyleCnt="6"/>
+      <dgm:spPr/>
+    </dgm:pt>
+    <dgm:pt modelId="{E851D2A3-925B-4A24-85FC-2546854DC79A}" type="pres">
+      <dgm:prSet presAssocID="{AA5B74FF-56D6-48F0-8C85-A7B37F700C66}" presName="hierRoot2" presStyleCnt="0">
+        <dgm:presLayoutVars>
+          <dgm:hierBranch val="init"/>
+        </dgm:presLayoutVars>
+      </dgm:prSet>
+      <dgm:spPr/>
+    </dgm:pt>
+    <dgm:pt modelId="{4D945E0A-E66D-46AE-A910-1F46D7447466}" type="pres">
+      <dgm:prSet presAssocID="{AA5B74FF-56D6-48F0-8C85-A7B37F700C66}" presName="rootComposite" presStyleCnt="0"/>
+      <dgm:spPr/>
+    </dgm:pt>
+    <dgm:pt modelId="{1E20BDB5-2D3F-4CA6-868B-8295F52808CE}" type="pres">
+      <dgm:prSet presAssocID="{AA5B74FF-56D6-48F0-8C85-A7B37F700C66}" presName="rootText" presStyleLbl="node3" presStyleIdx="2" presStyleCnt="6" custScaleX="35050" custScaleY="35050">
+        <dgm:presLayoutVars>
+          <dgm:chPref val="3"/>
+        </dgm:presLayoutVars>
+      </dgm:prSet>
+      <dgm:spPr>
+        <a:prstGeom prst="roundRect">
+          <a:avLst/>
+        </a:prstGeom>
+      </dgm:spPr>
+    </dgm:pt>
+    <dgm:pt modelId="{043E20EC-C195-4393-A06A-16A01E757E3F}" type="pres">
+      <dgm:prSet presAssocID="{AA5B74FF-56D6-48F0-8C85-A7B37F700C66}" presName="rootConnector" presStyleLbl="node3" presStyleIdx="2" presStyleCnt="6"/>
+      <dgm:spPr/>
+    </dgm:pt>
+    <dgm:pt modelId="{6D9772D0-A6CD-4162-BD8A-CD291D32808A}" type="pres">
+      <dgm:prSet presAssocID="{AA5B74FF-56D6-48F0-8C85-A7B37F700C66}" presName="hierChild4" presStyleCnt="0"/>
+      <dgm:spPr/>
+    </dgm:pt>
+    <dgm:pt modelId="{63A93404-7D07-45C5-B270-A426974B607E}" type="pres">
+      <dgm:prSet presAssocID="{AA5B74FF-56D6-48F0-8C85-A7B37F700C66}" presName="hierChild5" presStyleCnt="0"/>
       <dgm:spPr/>
     </dgm:pt>
     <dgm:pt modelId="{17938E14-FE37-4BEB-A42D-07EFBE64E6C3}" type="pres">
@@ -7716,7 +9270,7 @@
       <dgm:spPr/>
     </dgm:pt>
     <dgm:pt modelId="{CCE1B735-7DFA-485A-A618-8184D2A76BAE}" type="pres">
-      <dgm:prSet presAssocID="{07D87F42-4C5F-4722-9299-CE807D487FE7}" presName="Name37" presStyleLbl="parChTrans1D3" presStyleIdx="2" presStyleCnt="5"/>
+      <dgm:prSet presAssocID="{07D87F42-4C5F-4722-9299-CE807D487FE7}" presName="Name37" presStyleLbl="parChTrans1D3" presStyleIdx="3" presStyleCnt="6"/>
       <dgm:spPr/>
     </dgm:pt>
     <dgm:pt modelId="{E68F693D-F000-4E27-9B94-22530918BE79}" type="pres">
@@ -7732,7 +9286,7 @@
       <dgm:spPr/>
     </dgm:pt>
     <dgm:pt modelId="{BDAB8503-CA1A-4DA9-AC21-C237E7CBF35F}" type="pres">
-      <dgm:prSet presAssocID="{95ACFE52-3D22-4691-A5A9-4075BD05EE61}" presName="rootText" presStyleLbl="node3" presStyleIdx="2" presStyleCnt="5" custScaleX="31864" custScaleY="31864">
+      <dgm:prSet presAssocID="{95ACFE52-3D22-4691-A5A9-4075BD05EE61}" presName="rootText" presStyleLbl="node3" presStyleIdx="3" presStyleCnt="6" custScaleX="31864" custScaleY="31864">
         <dgm:presLayoutVars>
           <dgm:chPref val="3"/>
         </dgm:presLayoutVars>
@@ -7744,7 +9298,7 @@
       </dgm:spPr>
     </dgm:pt>
     <dgm:pt modelId="{AD7A8F42-5B99-4967-8748-2D4992695794}" type="pres">
-      <dgm:prSet presAssocID="{95ACFE52-3D22-4691-A5A9-4075BD05EE61}" presName="rootConnector" presStyleLbl="node3" presStyleIdx="2" presStyleCnt="5"/>
+      <dgm:prSet presAssocID="{95ACFE52-3D22-4691-A5A9-4075BD05EE61}" presName="rootConnector" presStyleLbl="node3" presStyleIdx="3" presStyleCnt="6"/>
       <dgm:spPr/>
     </dgm:pt>
     <dgm:pt modelId="{9DEA2D6C-D8E1-4EA5-AACD-2AFD80398862}" type="pres">
@@ -7756,7 +9310,7 @@
       <dgm:spPr/>
     </dgm:pt>
     <dgm:pt modelId="{1E87C4D7-DC16-47C0-A390-48B5EA10EC43}" type="pres">
-      <dgm:prSet presAssocID="{D40E78EA-EC45-424B-A9D8-A737DA1E485E}" presName="Name37" presStyleLbl="parChTrans1D3" presStyleIdx="3" presStyleCnt="5"/>
+      <dgm:prSet presAssocID="{D40E78EA-EC45-424B-A9D8-A737DA1E485E}" presName="Name37" presStyleLbl="parChTrans1D3" presStyleIdx="4" presStyleCnt="6"/>
       <dgm:spPr/>
     </dgm:pt>
     <dgm:pt modelId="{D0DAFDE3-5BEF-43C7-806C-AC7C5AB5EA34}" type="pres">
@@ -7772,7 +9326,7 @@
       <dgm:spPr/>
     </dgm:pt>
     <dgm:pt modelId="{0E859B9F-7638-4867-A69B-A25086E02911}" type="pres">
-      <dgm:prSet presAssocID="{615DA8CC-E3F2-4B38-8639-133BEA94731A}" presName="rootText" presStyleLbl="node3" presStyleIdx="3" presStyleCnt="5" custScaleX="31864" custScaleY="31864">
+      <dgm:prSet presAssocID="{615DA8CC-E3F2-4B38-8639-133BEA94731A}" presName="rootText" presStyleLbl="node3" presStyleIdx="4" presStyleCnt="6" custScaleX="31864" custScaleY="31864">
         <dgm:presLayoutVars>
           <dgm:chPref val="3"/>
         </dgm:presLayoutVars>
@@ -7784,7 +9338,7 @@
       </dgm:spPr>
     </dgm:pt>
     <dgm:pt modelId="{368FC640-DFA7-41D1-820C-75541C4D4B90}" type="pres">
-      <dgm:prSet presAssocID="{615DA8CC-E3F2-4B38-8639-133BEA94731A}" presName="rootConnector" presStyleLbl="node3" presStyleIdx="3" presStyleCnt="5"/>
+      <dgm:prSet presAssocID="{615DA8CC-E3F2-4B38-8639-133BEA94731A}" presName="rootConnector" presStyleLbl="node3" presStyleIdx="4" presStyleCnt="6"/>
       <dgm:spPr/>
     </dgm:pt>
     <dgm:pt modelId="{BFD50CA9-6185-4155-A7DB-389EF5511B88}" type="pres">
@@ -7796,7 +9350,7 @@
       <dgm:spPr/>
     </dgm:pt>
     <dgm:pt modelId="{409CFB27-97C8-4A61-BFA6-0C33E2A10C93}" type="pres">
-      <dgm:prSet presAssocID="{9D92917B-9139-4E73-BBFD-28587590EBD1}" presName="Name37" presStyleLbl="parChTrans1D3" presStyleIdx="4" presStyleCnt="5"/>
+      <dgm:prSet presAssocID="{9D92917B-9139-4E73-BBFD-28587590EBD1}" presName="Name37" presStyleLbl="parChTrans1D3" presStyleIdx="5" presStyleCnt="6"/>
       <dgm:spPr/>
     </dgm:pt>
     <dgm:pt modelId="{0273E919-33A5-484B-B3E5-541C05CC017A}" type="pres">
@@ -7812,7 +9366,7 @@
       <dgm:spPr/>
     </dgm:pt>
     <dgm:pt modelId="{05DD8525-0C49-4CCF-A7F7-7D7C78B1D1A2}" type="pres">
-      <dgm:prSet presAssocID="{2D5A7530-A04B-4AD8-B905-65B474FCBD0D}" presName="rootText" presStyleLbl="node3" presStyleIdx="4" presStyleCnt="5" custScaleX="31864" custScaleY="31864">
+      <dgm:prSet presAssocID="{2D5A7530-A04B-4AD8-B905-65B474FCBD0D}" presName="rootText" presStyleLbl="node3" presStyleIdx="5" presStyleCnt="6" custScaleX="31864" custScaleY="31864">
         <dgm:presLayoutVars>
           <dgm:chPref val="3"/>
         </dgm:presLayoutVars>
@@ -7824,7 +9378,7 @@
       </dgm:spPr>
     </dgm:pt>
     <dgm:pt modelId="{59A36E52-E75B-410D-B214-B03D15E2F254}" type="pres">
-      <dgm:prSet presAssocID="{2D5A7530-A04B-4AD8-B905-65B474FCBD0D}" presName="rootConnector" presStyleLbl="node3" presStyleIdx="4" presStyleCnt="5"/>
+      <dgm:prSet presAssocID="{2D5A7530-A04B-4AD8-B905-65B474FCBD0D}" presName="rootConnector" presStyleLbl="node3" presStyleIdx="5" presStyleCnt="6"/>
       <dgm:spPr/>
     </dgm:pt>
     <dgm:pt modelId="{C45723AB-FBF3-42E5-BA52-A2956FFB7879}" type="pres">
@@ -7850,6 +9404,7 @@
     <dgm:cxn modelId="{466F3E0B-90B0-44C6-828B-F42CC3CBC477}" type="presOf" srcId="{2D5A7530-A04B-4AD8-B905-65B474FCBD0D}" destId="{59A36E52-E75B-410D-B214-B03D15E2F254}" srcOrd="1" destOrd="0" presId="urn:microsoft.com/office/officeart/2005/8/layout/orgChart1"/>
     <dgm:cxn modelId="{EADE6814-246E-4FB9-AE65-B428327AA5C8}" type="presOf" srcId="{2D5A7530-A04B-4AD8-B905-65B474FCBD0D}" destId="{05DD8525-0C49-4CCF-A7F7-7D7C78B1D1A2}" srcOrd="0" destOrd="0" presId="urn:microsoft.com/office/officeart/2005/8/layout/orgChart1"/>
     <dgm:cxn modelId="{E098F216-7E2A-490C-875E-50930D2AF0B7}" type="presOf" srcId="{F4625E5F-F398-4DC3-90B3-89D847C1B4D2}" destId="{6526433B-C5F5-4831-9B87-E729CA5E4EEE}" srcOrd="1" destOrd="0" presId="urn:microsoft.com/office/officeart/2005/8/layout/orgChart1"/>
+    <dgm:cxn modelId="{2706CE18-3855-4CED-91E6-867E7CE8E65F}" type="presOf" srcId="{AA5B74FF-56D6-48F0-8C85-A7B37F700C66}" destId="{043E20EC-C195-4393-A06A-16A01E757E3F}" srcOrd="1" destOrd="0" presId="urn:microsoft.com/office/officeart/2005/8/layout/orgChart1"/>
     <dgm:cxn modelId="{09F3E822-BD83-4F25-8782-62F10994EB04}" srcId="{F9335119-39F8-4447-87FC-F5554F3E9ACF}" destId="{50418B31-E03F-42EC-85E7-0D48D52B34E9}" srcOrd="0" destOrd="0" parTransId="{B3865441-19DD-4CFF-A945-522EF3F14F38}" sibTransId="{D276D12E-16C6-4008-B49F-02C0FD219252}"/>
     <dgm:cxn modelId="{84262B23-4272-49C8-8DC4-9F49EBBC40AC}" srcId="{50418B31-E03F-42EC-85E7-0D48D52B34E9}" destId="{11FD73A5-F39D-4D3E-B56A-249FBABF43E0}" srcOrd="1" destOrd="0" parTransId="{656E856C-81E5-43CE-B501-47EA07C99497}" sibTransId="{BE4BA206-8DF4-4DAC-9B4E-F7B46D8CF844}"/>
     <dgm:cxn modelId="{E42E7226-A214-4C82-88EC-9F7D4F54493E}" srcId="{50418B31-E03F-42EC-85E7-0D48D52B34E9}" destId="{C26A3EB6-3289-4A2D-A5A9-7911B9EF7160}" srcOrd="0" destOrd="0" parTransId="{735ED275-B64C-4CCB-AA62-F645717AD80F}" sibTransId="{D14A3485-9360-441B-9573-993DC6553F6A}"/>
@@ -7866,12 +9421,14 @@
     <dgm:cxn modelId="{13E78B70-DF83-45F3-BEC7-ADC3680E8D91}" type="presOf" srcId="{95ACFE52-3D22-4691-A5A9-4075BD05EE61}" destId="{AD7A8F42-5B99-4967-8748-2D4992695794}" srcOrd="1" destOrd="0" presId="urn:microsoft.com/office/officeart/2005/8/layout/orgChart1"/>
     <dgm:cxn modelId="{C91C6871-0AC8-4985-A34E-DB4C11AF302E}" type="presOf" srcId="{D40E78EA-EC45-424B-A9D8-A737DA1E485E}" destId="{1E87C4D7-DC16-47C0-A390-48B5EA10EC43}" srcOrd="0" destOrd="0" presId="urn:microsoft.com/office/officeart/2005/8/layout/orgChart1"/>
     <dgm:cxn modelId="{E05F6252-0531-42FA-B07F-D1A1CA2EAC52}" type="presOf" srcId="{95ACFE52-3D22-4691-A5A9-4075BD05EE61}" destId="{BDAB8503-CA1A-4DA9-AC21-C237E7CBF35F}" srcOrd="0" destOrd="0" presId="urn:microsoft.com/office/officeart/2005/8/layout/orgChart1"/>
+    <dgm:cxn modelId="{FCBC1C74-763B-4165-9B7F-4E446064CAB3}" srcId="{11FD73A5-F39D-4D3E-B56A-249FBABF43E0}" destId="{AA5B74FF-56D6-48F0-8C85-A7B37F700C66}" srcOrd="2" destOrd="0" parTransId="{C9D760A4-5FE7-4C3D-863F-AB057E218401}" sibTransId="{007225E3-B4E9-4248-B4D4-50B03A6EA4F3}"/>
     <dgm:cxn modelId="{BB1AFB56-77B5-4EBD-ABCF-C7B12B1E6A1D}" srcId="{6A74A563-BA45-49AD-9BB9-407D7486370E}" destId="{95ACFE52-3D22-4691-A5A9-4075BD05EE61}" srcOrd="0" destOrd="0" parTransId="{07D87F42-4C5F-4722-9299-CE807D487FE7}" sibTransId="{BC0763AA-D55E-49A8-8A66-439C46EE0C13}"/>
     <dgm:cxn modelId="{DB12EC57-3C97-4F60-AC7F-E6CC846B3D1B}" type="presOf" srcId="{50418B31-E03F-42EC-85E7-0D48D52B34E9}" destId="{6BAE9566-31C0-4D8C-B369-91FDA1DFBB44}" srcOrd="0" destOrd="0" presId="urn:microsoft.com/office/officeart/2005/8/layout/orgChart1"/>
     <dgm:cxn modelId="{80DABA58-C8D5-4DDB-B99E-18965B9AD8E6}" type="presOf" srcId="{E5DB8B48-B7FB-4AA3-BA43-5284474140E0}" destId="{27895697-2032-4A1C-B16E-AA01602D2D37}" srcOrd="0" destOrd="0" presId="urn:microsoft.com/office/officeart/2005/8/layout/orgChart1"/>
     <dgm:cxn modelId="{3487177C-DC01-400C-8CC9-E6B78C4943CF}" srcId="{11FD73A5-F39D-4D3E-B56A-249FBABF43E0}" destId="{F4625E5F-F398-4DC3-90B3-89D847C1B4D2}" srcOrd="0" destOrd="0" parTransId="{0F3F8333-32C1-4083-97B5-089972BBECF9}" sibTransId="{8286885C-47C9-4353-A097-7FE0B81C520A}"/>
     <dgm:cxn modelId="{DD81D47D-EBF4-4D42-AA24-087980DB812E}" type="presOf" srcId="{9AF368FB-4B45-4D1C-9A89-76A4E3C17264}" destId="{72E11B87-5125-4E0C-B6F7-0359D28AF1F3}" srcOrd="1" destOrd="0" presId="urn:microsoft.com/office/officeart/2005/8/layout/orgChart1"/>
     <dgm:cxn modelId="{3A727497-A405-4EFD-BE54-F67605763F79}" srcId="{6A74A563-BA45-49AD-9BB9-407D7486370E}" destId="{615DA8CC-E3F2-4B38-8639-133BEA94731A}" srcOrd="1" destOrd="0" parTransId="{D40E78EA-EC45-424B-A9D8-A737DA1E485E}" sibTransId="{DACA93F7-0AF9-4938-AB19-2CDF682B49A9}"/>
+    <dgm:cxn modelId="{27DFACA9-E1C8-4DB3-802B-8ACEAFBA3C7F}" type="presOf" srcId="{C9D760A4-5FE7-4C3D-863F-AB057E218401}" destId="{4BD53DA3-C735-4B6A-B693-38819A5463C4}" srcOrd="0" destOrd="0" presId="urn:microsoft.com/office/officeart/2005/8/layout/orgChart1"/>
     <dgm:cxn modelId="{A05E43AD-9D38-44A8-9F17-93D8289FAB98}" type="presOf" srcId="{0F3F8333-32C1-4083-97B5-089972BBECF9}" destId="{CCA81168-0189-41BA-A46C-64692F98151F}" srcOrd="0" destOrd="0" presId="urn:microsoft.com/office/officeart/2005/8/layout/orgChart1"/>
     <dgm:cxn modelId="{3FB3B6B4-F86E-4984-851C-D176A86325E8}" type="presOf" srcId="{615DA8CC-E3F2-4B38-8639-133BEA94731A}" destId="{368FC640-DFA7-41D1-820C-75541C4D4B90}" srcOrd="1" destOrd="0" presId="urn:microsoft.com/office/officeart/2005/8/layout/orgChart1"/>
     <dgm:cxn modelId="{267C6BB6-CCE6-4A5A-BF13-E152971E0D36}" type="presOf" srcId="{615DA8CC-E3F2-4B38-8639-133BEA94731A}" destId="{0E859B9F-7638-4867-A69B-A25086E02911}" srcOrd="0" destOrd="0" presId="urn:microsoft.com/office/officeart/2005/8/layout/orgChart1"/>
@@ -7879,6 +9436,7 @@
     <dgm:cxn modelId="{960943D7-3DD9-4D22-AEA6-184CBFDD9B8B}" type="presOf" srcId="{11FD73A5-F39D-4D3E-B56A-249FBABF43E0}" destId="{6F89B19B-3A40-4DEF-B950-9C9D8B3E13E0}" srcOrd="1" destOrd="0" presId="urn:microsoft.com/office/officeart/2005/8/layout/orgChart1"/>
     <dgm:cxn modelId="{7B1383D8-99BE-44B5-AC1B-0F7B9A7DCEDC}" type="presOf" srcId="{9D92917B-9139-4E73-BBFD-28587590EBD1}" destId="{409CFB27-97C8-4A61-BFA6-0C33E2A10C93}" srcOrd="0" destOrd="0" presId="urn:microsoft.com/office/officeart/2005/8/layout/orgChart1"/>
     <dgm:cxn modelId="{7A5E65DD-0F56-4207-9415-CEBAF73BD166}" srcId="{6A74A563-BA45-49AD-9BB9-407D7486370E}" destId="{2D5A7530-A04B-4AD8-B905-65B474FCBD0D}" srcOrd="2" destOrd="0" parTransId="{9D92917B-9139-4E73-BBFD-28587590EBD1}" sibTransId="{851677E6-1EB5-400F-8A5B-65F9B461BA1A}"/>
+    <dgm:cxn modelId="{2BC9E9E5-5C2B-4203-8F8F-44863218FB19}" type="presOf" srcId="{AA5B74FF-56D6-48F0-8C85-A7B37F700C66}" destId="{1E20BDB5-2D3F-4CA6-868B-8295F52808CE}" srcOrd="0" destOrd="0" presId="urn:microsoft.com/office/officeart/2005/8/layout/orgChart1"/>
     <dgm:cxn modelId="{C06F59F2-654D-485F-BF07-0207EA76B2F0}" type="presOf" srcId="{656E856C-81E5-43CE-B501-47EA07C99497}" destId="{465620B8-D923-47A6-AEA6-B888193B9C6C}" srcOrd="0" destOrd="0" presId="urn:microsoft.com/office/officeart/2005/8/layout/orgChart1"/>
     <dgm:cxn modelId="{3CC0A7FD-8305-40DA-9E2D-DBC8FD0A886E}" type="presOf" srcId="{1A9B7C97-70C2-47DD-980C-C5466AB90939}" destId="{2F8B7603-464C-4D89-8E80-582F0AB68DF7}" srcOrd="0" destOrd="0" presId="urn:microsoft.com/office/officeart/2005/8/layout/orgChart1"/>
     <dgm:cxn modelId="{0E2750D1-4B71-44E2-9301-DEE4CEDB698C}" type="presParOf" srcId="{92F78CD7-8E96-460D-A8B6-D214295679C1}" destId="{BE1C097E-777E-4CBD-82BE-86ACE0ED3424}" srcOrd="0" destOrd="0" presId="urn:microsoft.com/office/officeart/2005/8/layout/orgChart1"/>
@@ -7913,6 +9471,13 @@
     <dgm:cxn modelId="{C12DC0AC-587E-4A36-B898-562F6018CCEA}" type="presParOf" srcId="{54156C73-A898-4570-B44F-77C3DBD243CC}" destId="{72E11B87-5125-4E0C-B6F7-0359D28AF1F3}" srcOrd="1" destOrd="0" presId="urn:microsoft.com/office/officeart/2005/8/layout/orgChart1"/>
     <dgm:cxn modelId="{EBFF207D-55B6-4B6D-A638-1A21969ADF09}" type="presParOf" srcId="{3E573529-860D-45E2-9E6A-5968D04A542F}" destId="{77EE1D98-3820-4858-AFB9-AA1C5320906A}" srcOrd="1" destOrd="0" presId="urn:microsoft.com/office/officeart/2005/8/layout/orgChart1"/>
     <dgm:cxn modelId="{63A05238-3C7E-4289-B7AD-B7D00E816E03}" type="presParOf" srcId="{3E573529-860D-45E2-9E6A-5968D04A542F}" destId="{05A0A25E-F64B-4D88-B7E3-68E73B0B2AAE}" srcOrd="2" destOrd="0" presId="urn:microsoft.com/office/officeart/2005/8/layout/orgChart1"/>
+    <dgm:cxn modelId="{BDF08946-71C8-4639-A646-5E65DB484418}" type="presParOf" srcId="{509ED240-CF4B-45F3-BE8E-C9A35C11B251}" destId="{4BD53DA3-C735-4B6A-B693-38819A5463C4}" srcOrd="4" destOrd="0" presId="urn:microsoft.com/office/officeart/2005/8/layout/orgChart1"/>
+    <dgm:cxn modelId="{3B673301-9BB5-42A2-9647-DD87197E867D}" type="presParOf" srcId="{509ED240-CF4B-45F3-BE8E-C9A35C11B251}" destId="{E851D2A3-925B-4A24-85FC-2546854DC79A}" srcOrd="5" destOrd="0" presId="urn:microsoft.com/office/officeart/2005/8/layout/orgChart1"/>
+    <dgm:cxn modelId="{7E404288-D5A0-4436-BE1A-D33D92BFA1AC}" type="presParOf" srcId="{E851D2A3-925B-4A24-85FC-2546854DC79A}" destId="{4D945E0A-E66D-46AE-A910-1F46D7447466}" srcOrd="0" destOrd="0" presId="urn:microsoft.com/office/officeart/2005/8/layout/orgChart1"/>
+    <dgm:cxn modelId="{F676D6B7-E07A-48B1-9079-8D1D43C22B28}" type="presParOf" srcId="{4D945E0A-E66D-46AE-A910-1F46D7447466}" destId="{1E20BDB5-2D3F-4CA6-868B-8295F52808CE}" srcOrd="0" destOrd="0" presId="urn:microsoft.com/office/officeart/2005/8/layout/orgChart1"/>
+    <dgm:cxn modelId="{BF060E5D-ACE6-4EF9-BF51-771694FB38A9}" type="presParOf" srcId="{4D945E0A-E66D-46AE-A910-1F46D7447466}" destId="{043E20EC-C195-4393-A06A-16A01E757E3F}" srcOrd="1" destOrd="0" presId="urn:microsoft.com/office/officeart/2005/8/layout/orgChart1"/>
+    <dgm:cxn modelId="{B6428E10-C45D-438B-BAFC-C084D2E32568}" type="presParOf" srcId="{E851D2A3-925B-4A24-85FC-2546854DC79A}" destId="{6D9772D0-A6CD-4162-BD8A-CD291D32808A}" srcOrd="1" destOrd="0" presId="urn:microsoft.com/office/officeart/2005/8/layout/orgChart1"/>
+    <dgm:cxn modelId="{C09C1CCA-0118-4C32-8BA4-31DE91F79092}" type="presParOf" srcId="{E851D2A3-925B-4A24-85FC-2546854DC79A}" destId="{63A93404-7D07-45C5-B270-A426974B607E}" srcOrd="2" destOrd="0" presId="urn:microsoft.com/office/officeart/2005/8/layout/orgChart1"/>
     <dgm:cxn modelId="{1D366717-2A0E-4141-8801-60FD0468C3AB}" type="presParOf" srcId="{BF0B272B-36C1-409E-8E53-94977FBD3081}" destId="{17938E14-FE37-4BEB-A42D-07EFBE64E6C3}" srcOrd="2" destOrd="0" presId="urn:microsoft.com/office/officeart/2005/8/layout/orgChart1"/>
     <dgm:cxn modelId="{AF6A21BC-3C1A-4DF1-8876-078E92DA8C5D}" type="presParOf" srcId="{F1ACF1AE-2A05-4F4F-952C-FF88A92BAF21}" destId="{27895697-2032-4A1C-B16E-AA01602D2D37}" srcOrd="4" destOrd="0" presId="urn:microsoft.com/office/officeart/2005/8/layout/orgChart1"/>
     <dgm:cxn modelId="{4D0EDA06-E6FB-4FB0-BCAC-787E7BC486D5}" type="presParOf" srcId="{F1ACF1AE-2A05-4F4F-952C-FF88A92BAF21}" destId="{CB69DCF2-AF48-4123-B880-3664B1715F13}" srcOrd="5" destOrd="0" presId="urn:microsoft.com/office/officeart/2005/8/layout/orgChart1"/>
@@ -7969,8 +9534,8 @@
       </dsp:nvSpPr>
       <dsp:spPr>
         <a:xfrm>
-          <a:off x="1864769" y="753852"/>
-          <a:ext cx="91440" cy="1071873"/>
+          <a:off x="1859570" y="747561"/>
+          <a:ext cx="91440" cy="1061550"/>
         </a:xfrm>
         <a:custGeom>
           <a:avLst/>
@@ -7984,10 +9549,10 @@
                 <a:pt x="45720" y="0"/>
               </a:moveTo>
               <a:lnTo>
-                <a:pt x="45720" y="1071873"/>
+                <a:pt x="45720" y="1061550"/>
               </a:lnTo>
               <a:lnTo>
-                <a:pt x="125955" y="1071873"/>
+                <a:pt x="125183" y="1061550"/>
               </a:lnTo>
             </a:path>
           </a:pathLst>
@@ -8028,8 +9593,8 @@
       </dsp:nvSpPr>
       <dsp:spPr>
         <a:xfrm>
-          <a:off x="1864769" y="753852"/>
-          <a:ext cx="91440" cy="686904"/>
+          <a:off x="1859570" y="747561"/>
+          <a:ext cx="91440" cy="680288"/>
         </a:xfrm>
         <a:custGeom>
           <a:avLst/>
@@ -8043,10 +9608,10 @@
                 <a:pt x="45720" y="0"/>
               </a:moveTo>
               <a:lnTo>
-                <a:pt x="45720" y="686904"/>
+                <a:pt x="45720" y="680288"/>
               </a:lnTo>
               <a:lnTo>
-                <a:pt x="125955" y="686904"/>
+                <a:pt x="125183" y="680288"/>
               </a:lnTo>
             </a:path>
           </a:pathLst>
@@ -8087,8 +9652,8 @@
       </dsp:nvSpPr>
       <dsp:spPr>
         <a:xfrm>
-          <a:off x="1864769" y="753852"/>
-          <a:ext cx="91440" cy="301934"/>
+          <a:off x="1859570" y="747561"/>
+          <a:ext cx="91440" cy="299026"/>
         </a:xfrm>
         <a:custGeom>
           <a:avLst/>
@@ -8102,10 +9667,10 @@
                 <a:pt x="45720" y="0"/>
               </a:moveTo>
               <a:lnTo>
-                <a:pt x="45720" y="301934"/>
+                <a:pt x="45720" y="299026"/>
               </a:lnTo>
               <a:lnTo>
-                <a:pt x="125955" y="301934"/>
+                <a:pt x="125183" y="299026"/>
               </a:lnTo>
             </a:path>
           </a:pathLst>
@@ -8146,8 +9711,8 @@
       </dsp:nvSpPr>
       <dsp:spPr>
         <a:xfrm>
-          <a:off x="1370647" y="267500"/>
-          <a:ext cx="753803" cy="218898"/>
+          <a:off x="1370647" y="265893"/>
+          <a:ext cx="746543" cy="216790"/>
         </a:xfrm>
         <a:custGeom>
           <a:avLst/>
@@ -8161,13 +9726,13 @@
                 <a:pt x="0" y="0"/>
               </a:moveTo>
               <a:lnTo>
-                <a:pt x="0" y="109449"/>
+                <a:pt x="0" y="108395"/>
               </a:lnTo>
               <a:lnTo>
-                <a:pt x="753803" y="109449"/>
+                <a:pt x="746543" y="108395"/>
               </a:lnTo>
               <a:lnTo>
-                <a:pt x="753803" y="218898"/>
+                <a:pt x="746543" y="216790"/>
               </a:lnTo>
             </a:path>
           </a:pathLst>
@@ -8195,15 +9760,15 @@
         <a:fontRef idx="minor"/>
       </dsp:style>
     </dsp:sp>
-    <dsp:sp modelId="{2F8B7603-464C-4D89-8E80-582F0AB68DF7}">
+    <dsp:sp modelId="{4BD53DA3-C735-4B6A-B693-38819A5463C4}">
       <dsp:nvSpPr>
         <dsp:cNvPr id="0" name=""/>
         <dsp:cNvSpPr/>
       </dsp:nvSpPr>
       <dsp:spPr>
         <a:xfrm>
-          <a:off x="1110965" y="753852"/>
-          <a:ext cx="91440" cy="686904"/>
+          <a:off x="1113026" y="747561"/>
+          <a:ext cx="91440" cy="1069773"/>
         </a:xfrm>
         <a:custGeom>
           <a:avLst/>
@@ -8217,10 +9782,69 @@
                 <a:pt x="45720" y="0"/>
               </a:moveTo>
               <a:lnTo>
-                <a:pt x="45720" y="686904"/>
+                <a:pt x="45720" y="1069773"/>
               </a:lnTo>
               <a:lnTo>
-                <a:pt x="125955" y="686904"/>
+                <a:pt x="125183" y="1069773"/>
+              </a:lnTo>
+            </a:path>
+          </a:pathLst>
+        </a:custGeom>
+        <a:noFill/>
+        <a:ln w="19050" cap="flat" cmpd="sng" algn="ctr">
+          <a:solidFill>
+            <a:schemeClr val="dk1">
+              <a:shade val="80000"/>
+              <a:hueOff val="0"/>
+              <a:satOff val="0"/>
+              <a:lumOff val="0"/>
+              <a:alphaOff val="0"/>
+            </a:schemeClr>
+          </a:solidFill>
+          <a:prstDash val="solid"/>
+          <a:miter lim="800000"/>
+        </a:ln>
+        <a:effectLst/>
+      </dsp:spPr>
+      <dsp:style>
+        <a:lnRef idx="2">
+          <a:scrgbClr r="0" g="0" b="0"/>
+        </a:lnRef>
+        <a:fillRef idx="0">
+          <a:scrgbClr r="0" g="0" b="0"/>
+        </a:fillRef>
+        <a:effectRef idx="0">
+          <a:scrgbClr r="0" g="0" b="0"/>
+        </a:effectRef>
+        <a:fontRef idx="minor"/>
+      </dsp:style>
+    </dsp:sp>
+    <dsp:sp modelId="{2F8B7603-464C-4D89-8E80-582F0AB68DF7}">
+      <dsp:nvSpPr>
+        <dsp:cNvPr id="0" name=""/>
+        <dsp:cNvSpPr/>
+      </dsp:nvSpPr>
+      <dsp:spPr>
+        <a:xfrm>
+          <a:off x="1113026" y="747561"/>
+          <a:ext cx="91440" cy="680288"/>
+        </a:xfrm>
+        <a:custGeom>
+          <a:avLst/>
+          <a:gdLst/>
+          <a:ahLst/>
+          <a:cxnLst/>
+          <a:rect l="0" t="0" r="0" b="0"/>
+          <a:pathLst>
+            <a:path>
+              <a:moveTo>
+                <a:pt x="45720" y="0"/>
+              </a:moveTo>
+              <a:lnTo>
+                <a:pt x="45720" y="680288"/>
+              </a:lnTo>
+              <a:lnTo>
+                <a:pt x="125183" y="680288"/>
               </a:lnTo>
             </a:path>
           </a:pathLst>
@@ -8261,8 +9885,8 @@
       </dsp:nvSpPr>
       <dsp:spPr>
         <a:xfrm>
-          <a:off x="1110965" y="753852"/>
-          <a:ext cx="91440" cy="301934"/>
+          <a:off x="1113026" y="747561"/>
+          <a:ext cx="91440" cy="299026"/>
         </a:xfrm>
         <a:custGeom>
           <a:avLst/>
@@ -8276,10 +9900,10 @@
                 <a:pt x="45720" y="0"/>
               </a:moveTo>
               <a:lnTo>
-                <a:pt x="45720" y="301934"/>
+                <a:pt x="45720" y="299026"/>
               </a:lnTo>
               <a:lnTo>
-                <a:pt x="125955" y="301934"/>
+                <a:pt x="125183" y="299026"/>
               </a:lnTo>
             </a:path>
           </a:pathLst>
@@ -8320,8 +9944,8 @@
       </dsp:nvSpPr>
       <dsp:spPr>
         <a:xfrm>
-          <a:off x="1324927" y="267500"/>
-          <a:ext cx="91440" cy="218898"/>
+          <a:off x="1324927" y="265893"/>
+          <a:ext cx="91440" cy="216790"/>
         </a:xfrm>
         <a:custGeom>
           <a:avLst/>
@@ -8335,7 +9959,7 @@
                 <a:pt x="45720" y="0"/>
               </a:moveTo>
               <a:lnTo>
-                <a:pt x="45720" y="218898"/>
+                <a:pt x="45720" y="216790"/>
               </a:lnTo>
             </a:path>
           </a:pathLst>
@@ -8370,8 +9994,8 @@
       </dsp:nvSpPr>
       <dsp:spPr>
         <a:xfrm>
-          <a:off x="616843" y="267500"/>
-          <a:ext cx="753803" cy="218898"/>
+          <a:off x="624103" y="265893"/>
+          <a:ext cx="746543" cy="216790"/>
         </a:xfrm>
         <a:custGeom>
           <a:avLst/>
@@ -8382,16 +10006,16 @@
           <a:pathLst>
             <a:path>
               <a:moveTo>
-                <a:pt x="753803" y="0"/>
+                <a:pt x="746543" y="0"/>
               </a:moveTo>
               <a:lnTo>
-                <a:pt x="753803" y="109449"/>
+                <a:pt x="746543" y="108395"/>
               </a:lnTo>
               <a:lnTo>
-                <a:pt x="0" y="109449"/>
+                <a:pt x="0" y="108395"/>
               </a:lnTo>
               <a:lnTo>
-                <a:pt x="0" y="218898"/>
+                <a:pt x="0" y="216790"/>
               </a:lnTo>
             </a:path>
           </a:pathLst>
@@ -8426,8 +10050,8 @@
       </dsp:nvSpPr>
       <dsp:spPr>
         <a:xfrm>
-          <a:off x="1103194" y="48"/>
-          <a:ext cx="534905" cy="267452"/>
+          <a:off x="1105770" y="1017"/>
+          <a:ext cx="529753" cy="264876"/>
         </a:xfrm>
         <a:prstGeom prst="roundRect">
           <a:avLst/>
@@ -8495,8 +10119,8 @@
         </a:p>
       </dsp:txBody>
       <dsp:txXfrm>
-        <a:off x="1116250" y="13104"/>
-        <a:ext cx="508793" cy="241340"/>
+        <a:off x="1118700" y="13947"/>
+        <a:ext cx="503893" cy="239016"/>
       </dsp:txXfrm>
     </dsp:sp>
     <dsp:sp modelId="{89BBA44B-1310-4D84-A377-3AD5AE8081AB}">
@@ -8506,8 +10130,8 @@
       </dsp:nvSpPr>
       <dsp:spPr>
         <a:xfrm>
-          <a:off x="349391" y="486399"/>
-          <a:ext cx="534905" cy="267452"/>
+          <a:off x="359226" y="482684"/>
+          <a:ext cx="529753" cy="264876"/>
         </a:xfrm>
         <a:prstGeom prst="roundRect">
           <a:avLst/>
@@ -8573,8 +10197,8 @@
         </a:p>
       </dsp:txBody>
       <dsp:txXfrm>
-        <a:off x="362447" y="499455"/>
-        <a:ext cx="508793" cy="241340"/>
+        <a:off x="372156" y="495614"/>
+        <a:ext cx="503893" cy="239016"/>
       </dsp:txXfrm>
     </dsp:sp>
     <dsp:sp modelId="{4EE9F8D4-A294-4857-B08C-DD2980D3126D}">
@@ -8584,8 +10208,8 @@
       </dsp:nvSpPr>
       <dsp:spPr>
         <a:xfrm>
-          <a:off x="1103194" y="486399"/>
-          <a:ext cx="534905" cy="267452"/>
+          <a:off x="1105770" y="482684"/>
+          <a:ext cx="529753" cy="264876"/>
         </a:xfrm>
         <a:prstGeom prst="roundRect">
           <a:avLst/>
@@ -8651,8 +10275,8 @@
         </a:p>
       </dsp:txBody>
       <dsp:txXfrm>
-        <a:off x="1116250" y="499455"/>
-        <a:ext cx="508793" cy="241340"/>
+        <a:off x="1118700" y="495614"/>
+        <a:ext cx="503893" cy="239016"/>
       </dsp:txXfrm>
     </dsp:sp>
     <dsp:sp modelId="{09EE6FDB-B20C-48EA-83D5-F9E144629EC7}">
@@ -8662,8 +10286,8 @@
       </dsp:nvSpPr>
       <dsp:spPr>
         <a:xfrm>
-          <a:off x="1236921" y="972750"/>
-          <a:ext cx="332142" cy="166071"/>
+          <a:off x="1238209" y="964351"/>
+          <a:ext cx="328943" cy="164471"/>
         </a:xfrm>
         <a:prstGeom prst="roundRect">
           <a:avLst/>
@@ -8731,8 +10355,8 @@
         </a:p>
       </dsp:txBody>
       <dsp:txXfrm>
-        <a:off x="1245028" y="980857"/>
-        <a:ext cx="315928" cy="149857"/>
+        <a:off x="1246238" y="972380"/>
+        <a:ext cx="312885" cy="148413"/>
       </dsp:txXfrm>
     </dsp:sp>
     <dsp:sp modelId="{FA8E117F-E0C5-437E-82C3-7C00811F661F}">
@@ -8742,8 +10366,8 @@
       </dsp:nvSpPr>
       <dsp:spPr>
         <a:xfrm>
-          <a:off x="1236921" y="1357720"/>
-          <a:ext cx="332142" cy="166071"/>
+          <a:off x="1238209" y="1345613"/>
+          <a:ext cx="328943" cy="164471"/>
         </a:xfrm>
         <a:prstGeom prst="roundRect">
           <a:avLst/>
@@ -8811,8 +10435,92 @@
         </a:p>
       </dsp:txBody>
       <dsp:txXfrm>
-        <a:off x="1245028" y="1365827"/>
-        <a:ext cx="315928" cy="149857"/>
+        <a:off x="1246238" y="1353642"/>
+        <a:ext cx="312885" cy="148413"/>
+      </dsp:txXfrm>
+    </dsp:sp>
+    <dsp:sp modelId="{1E20BDB5-2D3F-4CA6-868B-8295F52808CE}">
+      <dsp:nvSpPr>
+        <dsp:cNvPr id="0" name=""/>
+        <dsp:cNvSpPr/>
+      </dsp:nvSpPr>
+      <dsp:spPr>
+        <a:xfrm>
+          <a:off x="1238209" y="1726876"/>
+          <a:ext cx="361833" cy="180916"/>
+        </a:xfrm>
+        <a:prstGeom prst="roundRect">
+          <a:avLst/>
+        </a:prstGeom>
+        <a:solidFill>
+          <a:schemeClr val="lt1">
+            <a:hueOff val="0"/>
+            <a:satOff val="0"/>
+            <a:lumOff val="0"/>
+            <a:alphaOff val="0"/>
+          </a:schemeClr>
+        </a:solidFill>
+        <a:ln w="19050" cap="flat" cmpd="sng" algn="ctr">
+          <a:solidFill>
+            <a:schemeClr val="dk1">
+              <a:shade val="80000"/>
+              <a:hueOff val="0"/>
+              <a:satOff val="0"/>
+              <a:lumOff val="0"/>
+              <a:alphaOff val="0"/>
+            </a:schemeClr>
+          </a:solidFill>
+          <a:prstDash val="solid"/>
+          <a:miter lim="800000"/>
+        </a:ln>
+        <a:effectLst/>
+      </dsp:spPr>
+      <dsp:style>
+        <a:lnRef idx="2">
+          <a:scrgbClr r="0" g="0" b="0"/>
+        </a:lnRef>
+        <a:fillRef idx="1">
+          <a:scrgbClr r="0" g="0" b="0"/>
+        </a:fillRef>
+        <a:effectRef idx="0">
+          <a:scrgbClr r="0" g="0" b="0"/>
+        </a:effectRef>
+        <a:fontRef idx="minor">
+          <a:schemeClr val="lt1"/>
+        </a:fontRef>
+      </dsp:style>
+      <dsp:txBody>
+        <a:bodyPr spcFirstLastPara="0" vert="horz" wrap="square" lIns="3810" tIns="3810" rIns="3810" bIns="3810" numCol="1" spcCol="1270" anchor="ctr" anchorCtr="0">
+          <a:noAutofit/>
+        </a:bodyPr>
+        <a:lstStyle/>
+        <a:p>
+          <a:pPr marL="0" lvl="0" indent="0" algn="ctr" defTabSz="266700">
+            <a:lnSpc>
+              <a:spcPct val="90000"/>
+            </a:lnSpc>
+            <a:spcBef>
+              <a:spcPct val="0"/>
+            </a:spcBef>
+            <a:spcAft>
+              <a:spcPct val="35000"/>
+            </a:spcAft>
+            <a:buNone/>
+          </a:pPr>
+          <a:r>
+            <a:rPr lang="en-US" sz="600" kern="1200">
+              <a:latin typeface="Consolas" panose="020B0609020204030204" pitchFamily="49" charset="0"/>
+            </a:rPr>
+            <a:t>Config</a:t>
+          </a:r>
+          <a:endParaRPr lang="LID4096" sz="600" kern="1200">
+            <a:latin typeface="Consolas" panose="020B0609020204030204" pitchFamily="49" charset="0"/>
+          </a:endParaRPr>
+        </a:p>
+      </dsp:txBody>
+      <dsp:txXfrm>
+        <a:off x="1247041" y="1735708"/>
+        <a:ext cx="344169" cy="163252"/>
       </dsp:txXfrm>
     </dsp:sp>
     <dsp:sp modelId="{2EAC2E53-E73E-4D0F-B8E3-9E0284652602}">
@@ -8822,8 +10530,8 @@
       </dsp:nvSpPr>
       <dsp:spPr>
         <a:xfrm>
-          <a:off x="1856998" y="486399"/>
-          <a:ext cx="534905" cy="267452"/>
+          <a:off x="1852314" y="482684"/>
+          <a:ext cx="529753" cy="264876"/>
         </a:xfrm>
         <a:prstGeom prst="roundRect">
           <a:avLst/>
@@ -8889,8 +10597,8 @@
         </a:p>
       </dsp:txBody>
       <dsp:txXfrm>
-        <a:off x="1870054" y="499455"/>
-        <a:ext cx="508793" cy="241340"/>
+        <a:off x="1865244" y="495614"/>
+        <a:ext cx="503893" cy="239016"/>
       </dsp:txXfrm>
     </dsp:sp>
     <dsp:sp modelId="{BDAB8503-CA1A-4DA9-AC21-C237E7CBF35F}">
@@ -8900,8 +10608,8 @@
       </dsp:nvSpPr>
       <dsp:spPr>
         <a:xfrm>
-          <a:off x="1990724" y="972750"/>
-          <a:ext cx="332142" cy="166071"/>
+          <a:off x="1984753" y="964351"/>
+          <a:ext cx="328943" cy="164471"/>
         </a:xfrm>
         <a:prstGeom prst="roundRect">
           <a:avLst/>
@@ -8973,8 +10681,8 @@
         </a:p>
       </dsp:txBody>
       <dsp:txXfrm>
-        <a:off x="1998831" y="980857"/>
-        <a:ext cx="315928" cy="149857"/>
+        <a:off x="1992782" y="972380"/>
+        <a:ext cx="312885" cy="148413"/>
       </dsp:txXfrm>
     </dsp:sp>
     <dsp:sp modelId="{0E859B9F-7638-4867-A69B-A25086E02911}">
@@ -8984,8 +10692,8 @@
       </dsp:nvSpPr>
       <dsp:spPr>
         <a:xfrm>
-          <a:off x="1990724" y="1357720"/>
-          <a:ext cx="332142" cy="166071"/>
+          <a:off x="1984753" y="1345613"/>
+          <a:ext cx="328943" cy="164471"/>
         </a:xfrm>
         <a:prstGeom prst="roundRect">
           <a:avLst/>
@@ -9057,8 +10765,8 @@
         </a:p>
       </dsp:txBody>
       <dsp:txXfrm>
-        <a:off x="1998831" y="1365827"/>
-        <a:ext cx="315928" cy="149857"/>
+        <a:off x="1992782" y="1353642"/>
+        <a:ext cx="312885" cy="148413"/>
       </dsp:txXfrm>
     </dsp:sp>
     <dsp:sp modelId="{05DD8525-0C49-4CCF-A7F7-7D7C78B1D1A2}">
@@ -9068,8 +10776,8 @@
       </dsp:nvSpPr>
       <dsp:spPr>
         <a:xfrm>
-          <a:off x="1990724" y="1742690"/>
-          <a:ext cx="332142" cy="166071"/>
+          <a:off x="1984753" y="1726876"/>
+          <a:ext cx="328943" cy="164471"/>
         </a:xfrm>
         <a:prstGeom prst="roundRect">
           <a:avLst/>
@@ -9141,8 +10849,8 @@
         </a:p>
       </dsp:txBody>
       <dsp:txXfrm>
-        <a:off x="1998831" y="1750797"/>
-        <a:ext cx="315928" cy="149857"/>
+        <a:off x="1992782" y="1734905"/>
+        <a:ext cx="312885" cy="148413"/>
       </dsp:txXfrm>
     </dsp:sp>
   </dsp:spTree>

--- a/Doc.docx
+++ b/Doc.docx
@@ -4,10 +4,8 @@
   <w:body>
     <w:p>
       <w:pPr>
-        <w:rPr>
-          <w:rFonts w:cs="Times New Roman"/>
-          <w:sz w:val="40"/>
-          <w:szCs w:val="40"/>
+        <w:pStyle w:val="Heading1"/>
+        <w:rPr>
           <w:lang w:val="ro-RO"/>
         </w:rPr>
       </w:pPr>
@@ -1895,14 +1893,14 @@
             <v:path o:extrusionok="f" gradientshapeok="t" o:connecttype="rect"/>
             <o:lock v:ext="edit" aspectratio="t"/>
           </v:shapetype>
-          <v:shape id="_x0000_i1025" type="#_x0000_t75" style="width:404pt;height:163.65pt" o:ole="" o:bordertopcolor="this" o:borderleftcolor="this" o:borderbottomcolor="this" o:borderrightcolor="this">
+          <v:shape id="_x0000_i1025" type="#_x0000_t75" style="width:403.9pt;height:163.65pt" o:ole="" o:bordertopcolor="this" o:borderleftcolor="this" o:borderbottomcolor="this" o:borderrightcolor="this">
             <v:imagedata r:id="rId12" o:title=""/>
             <w10:bordertop type="single" width="4"/>
             <w10:borderleft type="single" width="4"/>
             <w10:borderbottom type="single" width="4"/>
             <w10:borderright type="single" width="4"/>
           </v:shape>
-          <o:OLEObject Type="Embed" ProgID="Word.OpenDocumentText.12" ShapeID="_x0000_i1025" DrawAspect="Content" ObjectID="_1837877689" r:id="rId13"/>
+          <o:OLEObject Type="Embed" ProgID="Word.OpenDocumentText.12" ShapeID="_x0000_i1025" DrawAspect="Content" ObjectID="_1837924769" r:id="rId13"/>
         </w:object>
       </w:r>
     </w:p>
@@ -1950,14 +1948,14 @@
           <w:lang w:val="en-US"/>
         </w:rPr>
         <w:object w:dxaOrig="9026" w:dyaOrig="806" w14:anchorId="099D0BF2">
-          <v:shape id="_x0000_i1026" type="#_x0000_t75" style="width:451.35pt;height:40.35pt" o:ole="" o:bordertopcolor="this" o:borderleftcolor="this" o:borderbottomcolor="this" o:borderrightcolor="this">
+          <v:shape id="_x0000_i1026" type="#_x0000_t75" style="width:451.3pt;height:40.3pt" o:ole="" o:bordertopcolor="this" o:borderleftcolor="this" o:borderbottomcolor="this" o:borderrightcolor="this">
             <v:imagedata r:id="rId14" o:title=""/>
             <w10:bordertop type="single" width="4"/>
             <w10:borderleft type="single" width="4"/>
             <w10:borderbottom type="single" width="4"/>
             <w10:borderright type="single" width="4"/>
           </v:shape>
-          <o:OLEObject Type="Embed" ProgID="Word.OpenDocumentText.12" ShapeID="_x0000_i1026" DrawAspect="Content" ObjectID="_1837877690" r:id="rId15"/>
+          <o:OLEObject Type="Embed" ProgID="Word.OpenDocumentText.12" ShapeID="_x0000_i1026" DrawAspect="Content" ObjectID="_1837924770" r:id="rId15"/>
         </w:object>
       </w:r>
     </w:p>
@@ -2154,14 +2152,14 @@
           <w:lang w:val="en-US"/>
         </w:rPr>
         <w:object w:dxaOrig="9026" w:dyaOrig="1129" w14:anchorId="3803F6A7">
-          <v:shape id="_x0000_i1027" type="#_x0000_t75" style="width:451.35pt;height:56.35pt" o:ole="" o:bordertopcolor="this" o:borderleftcolor="this" o:borderbottomcolor="this" o:borderrightcolor="this">
+          <v:shape id="_x0000_i1027" type="#_x0000_t75" style="width:451.3pt;height:56.45pt" o:ole="" o:bordertopcolor="this" o:borderleftcolor="this" o:borderbottomcolor="this" o:borderrightcolor="this">
             <v:imagedata r:id="rId16" o:title=""/>
             <w10:bordertop type="single" width="4"/>
             <w10:borderleft type="single" width="4"/>
             <w10:borderbottom type="single" width="4"/>
             <w10:borderright type="single" width="4"/>
           </v:shape>
-          <o:OLEObject Type="Embed" ProgID="Word.OpenDocumentText.12" ShapeID="_x0000_i1027" DrawAspect="Content" ObjectID="_1837877691" r:id="rId17"/>
+          <o:OLEObject Type="Embed" ProgID="Word.OpenDocumentText.12" ShapeID="_x0000_i1027" DrawAspect="Content" ObjectID="_1837924771" r:id="rId17"/>
         </w:object>
       </w:r>
     </w:p>
@@ -2233,14 +2231,14 @@
           <w:lang w:val="en-US"/>
         </w:rPr>
         <w:object w:dxaOrig="9026" w:dyaOrig="1129" w14:anchorId="3C311A47">
-          <v:shape id="_x0000_i1028" type="#_x0000_t75" style="width:451.35pt;height:56.35pt" o:ole="" o:bordertopcolor="this" o:borderleftcolor="this" o:borderbottomcolor="this" o:borderrightcolor="this">
+          <v:shape id="_x0000_i1028" type="#_x0000_t75" style="width:451.3pt;height:56.45pt" o:ole="" o:bordertopcolor="this" o:borderleftcolor="this" o:borderbottomcolor="this" o:borderrightcolor="this">
             <v:imagedata r:id="rId18" o:title=""/>
             <w10:bordertop type="single" width="4"/>
             <w10:borderleft type="single" width="4"/>
             <w10:borderbottom type="single" width="4"/>
             <w10:borderright type="single" width="4"/>
           </v:shape>
-          <o:OLEObject Type="Embed" ProgID="Word.OpenDocumentText.12" ShapeID="_x0000_i1028" DrawAspect="Content" ObjectID="_1837877692" r:id="rId19"/>
+          <o:OLEObject Type="Embed" ProgID="Word.OpenDocumentText.12" ShapeID="_x0000_i1028" DrawAspect="Content" ObjectID="_1837924772" r:id="rId19"/>
         </w:object>
       </w:r>
     </w:p>
@@ -2306,14 +2304,14 @@
           <w:lang w:val="en-US"/>
         </w:rPr>
         <w:object w:dxaOrig="9026" w:dyaOrig="1129" w14:anchorId="0DF40D06">
-          <v:shape id="_x0000_i1029" type="#_x0000_t75" style="width:451.35pt;height:56.35pt" o:ole="" o:bordertopcolor="this" o:borderleftcolor="this" o:borderbottomcolor="this" o:borderrightcolor="this">
+          <v:shape id="_x0000_i1029" type="#_x0000_t75" style="width:451.3pt;height:56.45pt" o:ole="" o:bordertopcolor="this" o:borderleftcolor="this" o:borderbottomcolor="this" o:borderrightcolor="this">
             <v:imagedata r:id="rId20" o:title=""/>
             <w10:bordertop type="single" width="4"/>
             <w10:borderleft type="single" width="4"/>
             <w10:borderbottom type="single" width="4"/>
             <w10:borderright type="single" width="4"/>
           </v:shape>
-          <o:OLEObject Type="Embed" ProgID="Word.OpenDocumentText.12" ShapeID="_x0000_i1029" DrawAspect="Content" ObjectID="_1837877693" r:id="rId21"/>
+          <o:OLEObject Type="Embed" ProgID="Word.OpenDocumentText.12" ShapeID="_x0000_i1029" DrawAspect="Content" ObjectID="_1837924773" r:id="rId21"/>
         </w:object>
       </w:r>
       <w:bookmarkStart w:id="10" w:name="_II._Structura"/>
@@ -2913,27 +2911,29 @@
           <w:lang w:val="en-US"/>
         </w:rPr>
       </w:pPr>
-      <w:r>
-        <w:rPr>
-          <w:lang w:val="en-US"/>
-        </w:rPr>
-        <w:tab/>
-      </w:r>
-      <w:bookmarkStart w:id="15" w:name="_MON_1837701118"/>
-      <w:bookmarkEnd w:id="15"/>
+    </w:p>
+    <w:bookmarkStart w:id="15" w:name="_MON_1837701118"/>
+    <w:bookmarkEnd w:id="15"/>
+    <w:p>
+      <w:pPr>
+        <w:pStyle w:val="NoSpacing"/>
+        <w:rPr>
+          <w:lang w:val="en-US"/>
+        </w:rPr>
+      </w:pPr>
       <w:r>
         <w:rPr>
           <w:lang w:val="en-US"/>
         </w:rPr>
         <w:object w:dxaOrig="9026" w:dyaOrig="2471" w14:anchorId="5AA9B6B3">
-          <v:shape id="_x0000_i1030" type="#_x0000_t75" style="width:451.35pt;height:123.65pt" o:ole="" o:bordertopcolor="this" o:borderleftcolor="this" o:borderbottomcolor="this" o:borderrightcolor="this">
+          <v:shape id="_x0000_i1030" type="#_x0000_t75" style="width:451.3pt;height:123.55pt" o:ole="" o:bordertopcolor="this" o:borderleftcolor="this" o:borderbottomcolor="this" o:borderrightcolor="this">
             <v:imagedata r:id="rId27" o:title=""/>
             <w10:bordertop type="single" width="4"/>
             <w10:borderleft type="single" width="4"/>
             <w10:borderbottom type="single" width="4"/>
             <w10:borderright type="single" width="4"/>
           </v:shape>
-          <o:OLEObject Type="Embed" ProgID="Word.OpenDocumentText.12" ShapeID="_x0000_i1030" DrawAspect="Content" ObjectID="_1837877694" r:id="rId28"/>
+          <o:OLEObject Type="Embed" ProgID="Word.OpenDocumentText.12" ShapeID="_x0000_i1030" DrawAspect="Content" ObjectID="_1837924774" r:id="rId28"/>
         </w:object>
       </w:r>
     </w:p>
@@ -2944,12 +2944,6 @@
           <w:lang w:val="ro-RO"/>
         </w:rPr>
       </w:pPr>
-      <w:r>
-        <w:rPr>
-          <w:lang w:val="en-US"/>
-        </w:rPr>
-        <w:tab/>
-      </w:r>
     </w:p>
     <w:p>
       <w:pPr>
@@ -3055,14 +3049,14 @@
           <w:lang w:val="en-US"/>
         </w:rPr>
         <w:object w:dxaOrig="9026" w:dyaOrig="806" w14:anchorId="2B6276FB">
-          <v:shape id="_x0000_i1031" type="#_x0000_t75" style="width:451.35pt;height:40.35pt" o:ole="" o:bordertopcolor="this" o:borderleftcolor="this" o:borderbottomcolor="this" o:borderrightcolor="this">
+          <v:shape id="_x0000_i1031" type="#_x0000_t75" style="width:451.3pt;height:40.3pt" o:ole="" o:bordertopcolor="this" o:borderleftcolor="this" o:borderbottomcolor="this" o:borderrightcolor="this">
             <v:imagedata r:id="rId29" o:title=""/>
             <w10:bordertop type="single" width="4"/>
             <w10:borderleft type="single" width="4"/>
             <w10:borderbottom type="single" width="4"/>
             <w10:borderright type="single" width="4"/>
           </v:shape>
-          <o:OLEObject Type="Embed" ProgID="Word.OpenDocumentText.12" ShapeID="_x0000_i1031" DrawAspect="Content" ObjectID="_1837877695" r:id="rId30"/>
+          <o:OLEObject Type="Embed" ProgID="Word.OpenDocumentText.12" ShapeID="_x0000_i1031" DrawAspect="Content" ObjectID="_1837924775" r:id="rId30"/>
         </w:object>
       </w:r>
     </w:p>
@@ -3141,14 +3135,14 @@
           <w:lang w:val="en-US"/>
         </w:rPr>
         <w:object w:dxaOrig="9026" w:dyaOrig="806" w14:anchorId="1DA88245">
-          <v:shape id="_x0000_i1032" type="#_x0000_t75" style="width:451.35pt;height:40.35pt" o:ole="" o:bordertopcolor="this" o:borderleftcolor="this" o:borderbottomcolor="this" o:borderrightcolor="this">
+          <v:shape id="_x0000_i1032" type="#_x0000_t75" style="width:451.3pt;height:40.3pt" o:ole="" o:bordertopcolor="this" o:borderleftcolor="this" o:borderbottomcolor="this" o:borderrightcolor="this">
             <v:imagedata r:id="rId31" o:title=""/>
             <w10:bordertop type="single" width="4"/>
             <w10:borderleft type="single" width="4"/>
             <w10:borderbottom type="single" width="4"/>
             <w10:borderright type="single" width="4"/>
           </v:shape>
-          <o:OLEObject Type="Embed" ProgID="Word.OpenDocumentText.12" ShapeID="_x0000_i1032" DrawAspect="Content" ObjectID="_1837877696" r:id="rId32"/>
+          <o:OLEObject Type="Embed" ProgID="Word.OpenDocumentText.12" ShapeID="_x0000_i1032" DrawAspect="Content" ObjectID="_1837924776" r:id="rId32"/>
         </w:object>
       </w:r>
     </w:p>
@@ -3245,14 +3239,14 @@
           <w:lang w:val="en-US"/>
         </w:rPr>
         <w:object w:dxaOrig="9026" w:dyaOrig="806" w14:anchorId="5FC8E17F">
-          <v:shape id="_x0000_i1033" type="#_x0000_t75" style="width:451.35pt;height:40.35pt" o:ole="" o:bordertopcolor="this" o:borderleftcolor="this" o:borderbottomcolor="this" o:borderrightcolor="this">
+          <v:shape id="_x0000_i1033" type="#_x0000_t75" style="width:451.3pt;height:40.3pt" o:ole="" o:bordertopcolor="this" o:borderleftcolor="this" o:borderbottomcolor="this" o:borderrightcolor="this">
             <v:imagedata r:id="rId33" o:title=""/>
             <w10:bordertop type="single" width="4"/>
             <w10:borderleft type="single" width="4"/>
             <w10:borderbottom type="single" width="4"/>
             <w10:borderright type="single" width="4"/>
           </v:shape>
-          <o:OLEObject Type="Embed" ProgID="Word.OpenDocumentText.12" ShapeID="_x0000_i1033" DrawAspect="Content" ObjectID="_1837877697" r:id="rId34"/>
+          <o:OLEObject Type="Embed" ProgID="Word.OpenDocumentText.12" ShapeID="_x0000_i1033" DrawAspect="Content" ObjectID="_1837924777" r:id="rId34"/>
         </w:object>
       </w:r>
     </w:p>
@@ -3404,14 +3398,14 @@
           <w:lang w:val="en-US"/>
         </w:rPr>
         <w:object w:dxaOrig="9026" w:dyaOrig="1686" w14:anchorId="51B97F7C">
-          <v:shape id="_x0000_i1034" type="#_x0000_t75" style="width:451.35pt;height:84.35pt" o:ole="" o:bordertopcolor="this" o:borderleftcolor="this" o:borderbottomcolor="this" o:borderrightcolor="this">
+          <v:shape id="_x0000_i1034" type="#_x0000_t75" style="width:451.3pt;height:84.3pt" o:ole="" o:bordertopcolor="this" o:borderleftcolor="this" o:borderbottomcolor="this" o:borderrightcolor="this">
             <v:imagedata r:id="rId35" o:title=""/>
             <w10:bordertop type="single" width="4"/>
             <w10:borderleft type="single" width="4"/>
             <w10:borderbottom type="single" width="4"/>
             <w10:borderright type="single" width="4"/>
           </v:shape>
-          <o:OLEObject Type="Embed" ProgID="Word.OpenDocumentText.12" ShapeID="_x0000_i1034" DrawAspect="Content" ObjectID="_1837877698" r:id="rId36"/>
+          <o:OLEObject Type="Embed" ProgID="Word.OpenDocumentText.12" ShapeID="_x0000_i1034" DrawAspect="Content" ObjectID="_1837924778" r:id="rId36"/>
         </w:object>
       </w:r>
     </w:p>
@@ -4273,14 +4267,14 @@
           <w:lang w:val="en-US"/>
         </w:rPr>
         <w:object w:dxaOrig="9026" w:dyaOrig="6838" w14:anchorId="6957392A">
-          <v:shape id="_x0000_i1035" type="#_x0000_t75" style="width:451.35pt;height:342pt" o:ole="" o:bordertopcolor="this" o:borderleftcolor="this" o:borderbottomcolor="this" o:borderrightcolor="this">
+          <v:shape id="_x0000_i1035" type="#_x0000_t75" style="width:451.3pt;height:341.9pt" o:ole="" o:bordertopcolor="this" o:borderleftcolor="this" o:borderbottomcolor="this" o:borderrightcolor="this">
             <v:imagedata r:id="rId37" o:title=""/>
             <w10:bordertop type="single" width="4"/>
             <w10:borderleft type="single" width="4"/>
             <w10:borderbottom type="single" width="4"/>
             <w10:borderright type="single" width="4"/>
           </v:shape>
-          <o:OLEObject Type="Embed" ProgID="Word.OpenDocumentText.12" ShapeID="_x0000_i1035" DrawAspect="Content" ObjectID="_1837877699" r:id="rId38"/>
+          <o:OLEObject Type="Embed" ProgID="Word.OpenDocumentText.12" ShapeID="_x0000_i1035" DrawAspect="Content" ObjectID="_1837924779" r:id="rId38"/>
         </w:object>
       </w:r>
     </w:p>
@@ -4324,14 +4318,14 @@
           <w:lang w:val="en-US"/>
         </w:rPr>
         <w:object w:dxaOrig="9026" w:dyaOrig="2529" w14:anchorId="4C5F2198">
-          <v:shape id="_x0000_i1036" type="#_x0000_t75" style="width:451.35pt;height:126.35pt" o:ole="" o:bordertopcolor="this" o:borderleftcolor="this" o:borderbottomcolor="this" o:borderrightcolor="this">
+          <v:shape id="_x0000_i1036" type="#_x0000_t75" style="width:451.3pt;height:126.45pt" o:ole="" o:bordertopcolor="this" o:borderleftcolor="this" o:borderbottomcolor="this" o:borderrightcolor="this">
             <v:imagedata r:id="rId39" o:title=""/>
             <w10:bordertop type="single" width="4"/>
             <w10:borderleft type="single" width="4"/>
             <w10:borderbottom type="single" width="4"/>
             <w10:borderright type="single" width="4"/>
           </v:shape>
-          <o:OLEObject Type="Embed" ProgID="Word.OpenDocumentText.12" ShapeID="_x0000_i1036" DrawAspect="Content" ObjectID="_1837877700" r:id="rId40"/>
+          <o:OLEObject Type="Embed" ProgID="Word.OpenDocumentText.12" ShapeID="_x0000_i1036" DrawAspect="Content" ObjectID="_1837924780" r:id="rId40"/>
         </w:object>
       </w:r>
     </w:p>
@@ -4375,14 +4369,14 @@
           <w:lang w:val="en-US"/>
         </w:rPr>
         <w:object w:dxaOrig="9026" w:dyaOrig="1686" w14:anchorId="7147624A">
-          <v:shape id="_x0000_i1037" type="#_x0000_t75" style="width:451.35pt;height:84.35pt" o:ole="" o:bordertopcolor="this" o:borderleftcolor="this" o:borderbottomcolor="this" o:borderrightcolor="this">
+          <v:shape id="_x0000_i1037" type="#_x0000_t75" style="width:451.3pt;height:84.3pt" o:ole="" o:bordertopcolor="this" o:borderleftcolor="this" o:borderbottomcolor="this" o:borderrightcolor="this">
             <v:imagedata r:id="rId41" o:title=""/>
             <w10:bordertop type="single" width="4"/>
             <w10:borderleft type="single" width="4"/>
             <w10:borderbottom type="single" width="4"/>
             <w10:borderright type="single" width="4"/>
           </v:shape>
-          <o:OLEObject Type="Embed" ProgID="Word.OpenDocumentText.12" ShapeID="_x0000_i1037" DrawAspect="Content" ObjectID="_1837877701" r:id="rId42"/>
+          <o:OLEObject Type="Embed" ProgID="Word.OpenDocumentText.12" ShapeID="_x0000_i1037" DrawAspect="Content" ObjectID="_1837924781" r:id="rId42"/>
         </w:object>
       </w:r>
     </w:p>
@@ -4568,14 +4562,14 @@
           <w:lang w:val="en-US"/>
         </w:rPr>
         <w:object w:dxaOrig="9026" w:dyaOrig="1405" w14:anchorId="2193020A">
-          <v:shape id="_x0000_i1038" type="#_x0000_t75" style="width:451.35pt;height:70.35pt" o:ole="" o:bordertopcolor="this" o:borderleftcolor="this" o:borderbottomcolor="this" o:borderrightcolor="this">
+          <v:shape id="_x0000_i1038" type="#_x0000_t75" style="width:451.3pt;height:70.25pt" o:ole="" o:bordertopcolor="this" o:borderleftcolor="this" o:borderbottomcolor="this" o:borderrightcolor="this">
             <v:imagedata r:id="rId43" o:title=""/>
             <w10:bordertop type="single" width="4"/>
             <w10:borderleft type="single" width="4"/>
             <w10:borderbottom type="single" width="4"/>
             <w10:borderright type="single" width="4"/>
           </v:shape>
-          <o:OLEObject Type="Embed" ProgID="Word.OpenDocumentText.12" ShapeID="_x0000_i1038" DrawAspect="Content" ObjectID="_1837877702" r:id="rId44"/>
+          <o:OLEObject Type="Embed" ProgID="Word.OpenDocumentText.12" ShapeID="_x0000_i1038" DrawAspect="Content" ObjectID="_1837924782" r:id="rId44"/>
         </w:object>
       </w:r>
     </w:p>
@@ -4653,14 +4647,14 @@
           <w:lang w:val="en-US"/>
         </w:rPr>
         <w:object w:dxaOrig="9026" w:dyaOrig="1967" w14:anchorId="50087815">
-          <v:shape id="_x0000_i1039" type="#_x0000_t75" style="width:451.35pt;height:98.35pt" o:ole="" o:bordertopcolor="this" o:borderleftcolor="this" o:borderbottomcolor="this" o:borderrightcolor="this">
+          <v:shape id="_x0000_i1039" type="#_x0000_t75" style="width:451.3pt;height:98.35pt" o:ole="" o:bordertopcolor="this" o:borderleftcolor="this" o:borderbottomcolor="this" o:borderrightcolor="this">
             <v:imagedata r:id="rId45" o:title=""/>
             <w10:bordertop type="single" width="4"/>
             <w10:borderleft type="single" width="4"/>
             <w10:borderbottom type="single" width="4"/>
             <w10:borderright type="single" width="4"/>
           </v:shape>
-          <o:OLEObject Type="Embed" ProgID="Word.OpenDocumentText.12" ShapeID="_x0000_i1039" DrawAspect="Content" ObjectID="_1837877703" r:id="rId46"/>
+          <o:OLEObject Type="Embed" ProgID="Word.OpenDocumentText.12" ShapeID="_x0000_i1039" DrawAspect="Content" ObjectID="_1837924783" r:id="rId46"/>
         </w:object>
       </w:r>
     </w:p>
@@ -4721,14 +4715,14 @@
           <w:lang w:val="en-US"/>
         </w:rPr>
         <w:object w:dxaOrig="9026" w:dyaOrig="3372" w14:anchorId="6502F521">
-          <v:shape id="_x0000_i1040" type="#_x0000_t75" style="width:451.35pt;height:168.65pt" o:ole="" o:bordertopcolor="this" o:borderleftcolor="this" o:borderbottomcolor="this" o:borderrightcolor="this">
+          <v:shape id="_x0000_i1040" type="#_x0000_t75" style="width:451.3pt;height:168.6pt" o:ole="" o:bordertopcolor="this" o:borderleftcolor="this" o:borderbottomcolor="this" o:borderrightcolor="this">
             <v:imagedata r:id="rId47" o:title=""/>
             <w10:bordertop type="single" width="4"/>
             <w10:borderleft type="single" width="4"/>
             <w10:borderbottom type="single" width="4"/>
             <w10:borderright type="single" width="4"/>
           </v:shape>
-          <o:OLEObject Type="Embed" ProgID="Word.OpenDocumentText.12" ShapeID="_x0000_i1040" DrawAspect="Content" ObjectID="_1837877704" r:id="rId48"/>
+          <o:OLEObject Type="Embed" ProgID="Word.OpenDocumentText.12" ShapeID="_x0000_i1040" DrawAspect="Content" ObjectID="_1837924784" r:id="rId48"/>
         </w:object>
       </w:r>
     </w:p>
@@ -4834,14 +4828,14 @@
           <w:lang w:val="en-US"/>
         </w:rPr>
         <w:object w:dxaOrig="9026" w:dyaOrig="1686" w14:anchorId="32856A70">
-          <v:shape id="_x0000_i1041" type="#_x0000_t75" style="width:451.35pt;height:84.35pt" o:ole="" o:bordertopcolor="this" o:borderleftcolor="this" o:borderbottomcolor="this" o:borderrightcolor="this">
+          <v:shape id="_x0000_i1041" type="#_x0000_t75" style="width:451.3pt;height:84.3pt" o:ole="" o:bordertopcolor="this" o:borderleftcolor="this" o:borderbottomcolor="this" o:borderrightcolor="this">
             <v:imagedata r:id="rId49" o:title=""/>
             <w10:bordertop type="single" width="4"/>
             <w10:borderleft type="single" width="4"/>
             <w10:borderbottom type="single" width="4"/>
             <w10:borderright type="single" width="4"/>
           </v:shape>
-          <o:OLEObject Type="Embed" ProgID="Word.OpenDocumentText.12" ShapeID="_x0000_i1041" DrawAspect="Content" ObjectID="_1837877705" r:id="rId50"/>
+          <o:OLEObject Type="Embed" ProgID="Word.OpenDocumentText.12" ShapeID="_x0000_i1041" DrawAspect="Content" ObjectID="_1837924785" r:id="rId50"/>
         </w:object>
       </w:r>
     </w:p>
@@ -4980,14 +4974,14 @@
           <w:lang w:val="en-US"/>
         </w:rPr>
         <w:object w:dxaOrig="9026" w:dyaOrig="3239" w14:anchorId="7C6C1D17">
-          <v:shape id="_x0000_i1042" type="#_x0000_t75" style="width:451.35pt;height:162pt" o:ole="" o:bordertopcolor="this" o:borderleftcolor="this" o:borderbottomcolor="this" o:borderrightcolor="this">
+          <v:shape id="_x0000_i1042" type="#_x0000_t75" style="width:451.3pt;height:161.95pt" o:ole="" o:bordertopcolor="this" o:borderleftcolor="this" o:borderbottomcolor="this" o:borderrightcolor="this">
             <v:imagedata r:id="rId51" o:title=""/>
             <w10:bordertop type="single" width="4"/>
             <w10:borderleft type="single" width="4"/>
             <w10:borderbottom type="single" width="4"/>
             <w10:borderright type="single" width="4"/>
           </v:shape>
-          <o:OLEObject Type="Embed" ProgID="Word.OpenDocumentText.12" ShapeID="_x0000_i1042" DrawAspect="Content" ObjectID="_1837877706" r:id="rId52"/>
+          <o:OLEObject Type="Embed" ProgID="Word.OpenDocumentText.12" ShapeID="_x0000_i1042" DrawAspect="Content" ObjectID="_1837924786" r:id="rId52"/>
         </w:object>
       </w:r>
     </w:p>
@@ -5047,12 +5041,6 @@
           <w:lang w:val="ro-RO"/>
         </w:rPr>
       </w:pPr>
-      <w:r>
-        <w:rPr>
-          <w:lang w:val="ro-RO"/>
-        </w:rPr>
-        <w:tab/>
-      </w:r>
     </w:p>
     <w:bookmarkStart w:id="28" w:name="_MON_1837863191"/>
     <w:bookmarkEnd w:id="28"/>
@@ -5068,14 +5056,14 @@
           <w:lang w:val="en-US"/>
         </w:rPr>
         <w:object w:dxaOrig="9026" w:dyaOrig="1031" w14:anchorId="3EB73B57">
-          <v:shape id="_x0000_i1043" type="#_x0000_t75" style="width:451.35pt;height:51.65pt" o:ole="" o:bordertopcolor="this" o:borderleftcolor="this" o:borderbottomcolor="this" o:borderrightcolor="this">
+          <v:shape id="_x0000_i1043" type="#_x0000_t75" style="width:451.3pt;height:51.55pt" o:ole="" o:bordertopcolor="this" o:borderleftcolor="this" o:borderbottomcolor="this" o:borderrightcolor="this">
             <v:imagedata r:id="rId53" o:title=""/>
             <w10:bordertop type="single" width="4"/>
             <w10:borderleft type="single" width="4"/>
             <w10:borderbottom type="single" width="4"/>
             <w10:borderright type="single" width="4"/>
           </v:shape>
-          <o:OLEObject Type="Embed" ProgID="Word.OpenDocumentText.12" ShapeID="_x0000_i1043" DrawAspect="Content" ObjectID="_1837877707" r:id="rId54"/>
+          <o:OLEObject Type="Embed" ProgID="Word.OpenDocumentText.12" ShapeID="_x0000_i1043" DrawAspect="Content" ObjectID="_1837924787" r:id="rId54"/>
         </w:object>
       </w:r>
     </w:p>
@@ -5181,14 +5169,14 @@
           <w:lang w:val="en-US"/>
         </w:rPr>
         <w:object w:dxaOrig="9026" w:dyaOrig="2543" w14:anchorId="52BBFB16">
-          <v:shape id="_x0000_i1044" type="#_x0000_t75" style="width:451.35pt;height:127pt" o:ole="" o:bordertopcolor="this" o:borderleftcolor="this" o:borderbottomcolor="this" o:borderrightcolor="this">
+          <v:shape id="_x0000_i1044" type="#_x0000_t75" style="width:451.3pt;height:127.15pt" o:ole="" o:bordertopcolor="this" o:borderleftcolor="this" o:borderbottomcolor="this" o:borderrightcolor="this">
             <v:imagedata r:id="rId55" o:title=""/>
             <w10:bordertop type="single" width="4"/>
             <w10:borderleft type="single" width="4"/>
             <w10:borderbottom type="single" width="4"/>
             <w10:borderright type="single" width="4"/>
           </v:shape>
-          <o:OLEObject Type="Embed" ProgID="Word.OpenDocumentText.12" ShapeID="_x0000_i1044" DrawAspect="Content" ObjectID="_1837877708" r:id="rId56"/>
+          <o:OLEObject Type="Embed" ProgID="Word.OpenDocumentText.12" ShapeID="_x0000_i1044" DrawAspect="Content" ObjectID="_1837924788" r:id="rId56"/>
         </w:object>
       </w:r>
     </w:p>
@@ -5328,14 +5316,14 @@
           <w:lang w:val="en-US"/>
         </w:rPr>
         <w:object w:dxaOrig="9026" w:dyaOrig="3091" w14:anchorId="678539CD">
-          <v:shape id="_x0000_i1045" type="#_x0000_t75" style="width:451.35pt;height:154.65pt" o:ole="" o:bordertopcolor="this" o:borderleftcolor="this" o:borderbottomcolor="this" o:borderrightcolor="this">
+          <v:shape id="_x0000_i1045" type="#_x0000_t75" style="width:451.3pt;height:154.55pt" o:ole="" o:bordertopcolor="this" o:borderleftcolor="this" o:borderbottomcolor="this" o:borderrightcolor="this">
             <v:imagedata r:id="rId57" o:title=""/>
             <w10:bordertop type="single" width="4"/>
             <w10:borderleft type="single" width="4"/>
             <w10:borderbottom type="single" width="4"/>
             <w10:borderright type="single" width="4"/>
           </v:shape>
-          <o:OLEObject Type="Embed" ProgID="Word.OpenDocumentText.12" ShapeID="_x0000_i1045" DrawAspect="Content" ObjectID="_1837877709" r:id="rId58"/>
+          <o:OLEObject Type="Embed" ProgID="Word.OpenDocumentText.12" ShapeID="_x0000_i1045" DrawAspect="Content" ObjectID="_1837924789" r:id="rId58"/>
         </w:object>
       </w:r>
     </w:p>
@@ -5439,14 +5427,14 @@
           <w:lang w:val="en-US"/>
         </w:rPr>
         <w:object w:dxaOrig="9026" w:dyaOrig="843" w14:anchorId="73E55CA8">
-          <v:shape id="_x0000_i1046" type="#_x0000_t75" style="width:451.35pt;height:42pt" o:ole="" o:bordertopcolor="this" o:borderleftcolor="this" o:borderbottomcolor="this" o:borderrightcolor="this">
+          <v:shape id="_x0000_i1046" type="#_x0000_t75" style="width:451.3pt;height:42.15pt" o:ole="" o:bordertopcolor="this" o:borderleftcolor="this" o:borderbottomcolor="this" o:borderrightcolor="this">
             <v:imagedata r:id="rId59" o:title=""/>
             <w10:bordertop type="single" width="4"/>
             <w10:borderleft type="single" width="4"/>
             <w10:borderbottom type="single" width="4"/>
             <w10:borderright type="single" width="4"/>
           </v:shape>
-          <o:OLEObject Type="Embed" ProgID="Word.OpenDocumentText.12" ShapeID="_x0000_i1046" DrawAspect="Content" ObjectID="_1837877710" r:id="rId60"/>
+          <o:OLEObject Type="Embed" ProgID="Word.OpenDocumentText.12" ShapeID="_x0000_i1046" DrawAspect="Content" ObjectID="_1837924790" r:id="rId60"/>
         </w:object>
       </w:r>
     </w:p>
@@ -5513,14 +5501,14 @@
           <w:lang w:val="en-US"/>
         </w:rPr>
         <w:object w:dxaOrig="9026" w:dyaOrig="2529" w14:anchorId="5A57E5A3">
-          <v:shape id="_x0000_i1047" type="#_x0000_t75" style="width:451.35pt;height:126.35pt" o:ole="" o:bordertopcolor="this" o:borderleftcolor="this" o:borderbottomcolor="this" o:borderrightcolor="this">
+          <v:shape id="_x0000_i1047" type="#_x0000_t75" style="width:451.3pt;height:126.45pt" o:ole="" o:bordertopcolor="this" o:borderleftcolor="this" o:borderbottomcolor="this" o:borderrightcolor="this">
             <v:imagedata r:id="rId61" o:title=""/>
             <w10:bordertop type="single" width="4"/>
             <w10:borderleft type="single" width="4"/>
             <w10:borderbottom type="single" width="4"/>
             <w10:borderright type="single" width="4"/>
           </v:shape>
-          <o:OLEObject Type="Embed" ProgID="Word.OpenDocumentText.12" ShapeID="_x0000_i1047" DrawAspect="Content" ObjectID="_1837877711" r:id="rId62"/>
+          <o:OLEObject Type="Embed" ProgID="Word.OpenDocumentText.12" ShapeID="_x0000_i1047" DrawAspect="Content" ObjectID="_1837924791" r:id="rId62"/>
         </w:object>
       </w:r>
     </w:p>
@@ -5601,14 +5589,14 @@
           <w:lang w:val="en-US"/>
         </w:rPr>
         <w:object w:dxaOrig="9026" w:dyaOrig="3349" w14:anchorId="2CF35EDE">
-          <v:shape id="_x0000_i1048" type="#_x0000_t75" style="width:451.35pt;height:167.35pt" o:ole="" o:bordertopcolor="this" o:borderleftcolor="this" o:borderbottomcolor="this" o:borderrightcolor="this">
+          <v:shape id="_x0000_i1048" type="#_x0000_t75" style="width:451.3pt;height:167.45pt" o:ole="" o:bordertopcolor="this" o:borderleftcolor="this" o:borderbottomcolor="this" o:borderrightcolor="this">
             <v:imagedata r:id="rId63" o:title=""/>
             <w10:bordertop type="single" width="4"/>
             <w10:borderleft type="single" width="4"/>
             <w10:borderbottom type="single" width="4"/>
             <w10:borderright type="single" width="4"/>
           </v:shape>
-          <o:OLEObject Type="Embed" ProgID="Word.OpenDocumentText.12" ShapeID="_x0000_i1048" DrawAspect="Content" ObjectID="_1837877712" r:id="rId64"/>
+          <o:OLEObject Type="Embed" ProgID="Word.OpenDocumentText.12" ShapeID="_x0000_i1048" DrawAspect="Content" ObjectID="_1837924792" r:id="rId64"/>
         </w:object>
       </w:r>
     </w:p>
@@ -7043,7 +7031,7 @@
     <w:link w:val="Heading1Char"/>
     <w:uiPriority w:val="9"/>
     <w:qFormat/>
-    <w:rsid w:val="00A3070D"/>
+    <w:rsid w:val="0036155B"/>
     <w:pPr>
       <w:keepNext/>
       <w:keepLines/>
@@ -7265,7 +7253,7 @@
     <w:basedOn w:val="DefaultParagraphFont"/>
     <w:link w:val="Heading1"/>
     <w:uiPriority w:val="9"/>
-    <w:rsid w:val="00A3070D"/>
+    <w:rsid w:val="0036155B"/>
     <w:rPr>
       <w:rFonts w:ascii="Times New Roman" w:eastAsiaTheme="majorEastAsia" w:hAnsi="Times New Roman" w:cstheme="majorBidi"/>
       <w:b/>

--- a/Doc.docx
+++ b/Doc.docx
@@ -35,8 +35,8 @@
         <w:jc w:val="center"/>
         <w:rPr>
           <w:rFonts w:cs="Times New Roman"/>
-          <w:sz w:val="40"/>
-          <w:szCs w:val="40"/>
+          <w:sz w:val="2"/>
+          <w:szCs w:val="2"/>
           <w:lang w:val="ro-RO"/>
         </w:rPr>
       </w:pPr>
@@ -222,6 +222,8 @@
         <w:pStyle w:val="NoSpacing"/>
         <w:jc w:val="center"/>
         <w:rPr>
+          <w:i/>
+          <w:iCs/>
           <w:lang w:val="ro-RO"/>
         </w:rPr>
       </w:pPr>
@@ -296,14 +298,108 @@
     </w:p>
     <w:p>
       <w:pPr>
-        <w:rPr>
-          <w:lang w:val="ro-RO"/>
-        </w:rPr>
-      </w:pPr>
-    </w:p>
-    <w:p>
-      <w:pPr>
+        <w:pStyle w:val="NoSpacing"/>
         <w:jc w:val="center"/>
+        <w:rPr>
+          <w:b/>
+          <w:bCs/>
+          <w:sz w:val="48"/>
+          <w:szCs w:val="48"/>
+          <w:lang w:val="ro-RO"/>
+        </w:rPr>
+      </w:pPr>
+    </w:p>
+    <w:p>
+      <w:pPr>
+        <w:pStyle w:val="NoSpacing"/>
+        <w:jc w:val="center"/>
+        <w:rPr>
+          <w:b/>
+          <w:bCs/>
+          <w:sz w:val="48"/>
+          <w:szCs w:val="48"/>
+          <w:lang w:val="ro-RO"/>
+        </w:rPr>
+      </w:pPr>
+      <w:r>
+        <w:rPr>
+          <w:b/>
+          <w:bCs/>
+          <w:sz w:val="48"/>
+          <w:szCs w:val="48"/>
+          <w:lang w:val="ro-RO"/>
+        </w:rPr>
+        <w:t>DIGITAL LOGIC SIMULATION</w:t>
+      </w:r>
+    </w:p>
+    <w:p>
+      <w:pPr>
+        <w:pStyle w:val="NoSpacing"/>
+        <w:jc w:val="center"/>
+        <w:rPr>
+          <w:b/>
+          <w:bCs/>
+          <w:sz w:val="48"/>
+          <w:szCs w:val="48"/>
+          <w:lang w:val="ro-RO"/>
+        </w:rPr>
+      </w:pPr>
+      <w:r>
+        <w:rPr>
+          <w:b/>
+          <w:bCs/>
+          <w:sz w:val="48"/>
+          <w:szCs w:val="48"/>
+          <w:lang w:val="ro-RO"/>
+        </w:rPr>
+        <w:t>&amp;</w:t>
+      </w:r>
+    </w:p>
+    <w:p>
+      <w:pPr>
+        <w:pStyle w:val="NoSpacing"/>
+        <w:jc w:val="center"/>
+        <w:rPr>
+          <w:b/>
+          <w:bCs/>
+          <w:sz w:val="48"/>
+          <w:szCs w:val="48"/>
+          <w:lang w:val="ro-RO"/>
+        </w:rPr>
+      </w:pPr>
+      <w:r>
+        <w:rPr>
+          <w:b/>
+          <w:bCs/>
+          <w:sz w:val="48"/>
+          <w:szCs w:val="48"/>
+          <w:lang w:val="ro-RO"/>
+        </w:rPr>
+        <w:t>CIRCUIT BUILDER</w:t>
+      </w:r>
+    </w:p>
+    <w:p>
+      <w:pPr>
+        <w:pStyle w:val="NoSpacing"/>
+        <w:jc w:val="center"/>
+        <w:rPr>
+          <w:b/>
+          <w:bCs/>
+          <w:sz w:val="48"/>
+          <w:szCs w:val="48"/>
+          <w:lang w:val="ro-RO"/>
+        </w:rPr>
+      </w:pPr>
+    </w:p>
+    <w:p>
+      <w:pPr>
+        <w:rPr>
+          <w:lang w:val="ro-RO"/>
+        </w:rPr>
+      </w:pPr>
+    </w:p>
+    <w:p>
+      <w:pPr>
         <w:rPr>
           <w:b/>
           <w:bCs/>
@@ -313,6 +409,7 @@
         </w:rPr>
         <w:sectPr>
           <w:footerReference w:type="default" r:id="rId8"/>
+          <w:headerReference w:type="first" r:id="rId9"/>
           <w:pgSz w:w="11906" w:h="16838"/>
           <w:pgMar w:top="1440" w:right="1440" w:bottom="1440" w:left="1440" w:header="709" w:footer="708" w:gutter="0"/>
           <w:pgNumType w:start="3"/>
@@ -324,7 +421,6 @@
     </w:p>
     <w:p>
       <w:pPr>
-        <w:jc w:val="center"/>
         <w:rPr>
           <w:b/>
           <w:bCs/>
@@ -374,6 +470,7 @@
           <w:smallCaps w:val="0"/>
           <w:noProof/>
           <w:color w:val="auto"/>
+          <w:lang w:eastAsia="en-001"/>
         </w:rPr>
       </w:pPr>
       <w:r>
@@ -388,7 +485,7 @@
           <w:smallCaps w:val="0"/>
           <w:lang w:val="ro-RO"/>
         </w:rPr>
-        <w:instrText xml:space="preserve"> TOC \o "1-2" \h \z \u </w:instrText>
+        <w:instrText xml:space="preserve"> TOC \o "1-3" \h \z \u </w:instrText>
       </w:r>
       <w:r>
         <w:rPr>
@@ -397,7 +494,7 @@
         </w:rPr>
         <w:fldChar w:fldCharType="separate"/>
       </w:r>
-      <w:hyperlink w:anchor="_Toc227084072" w:history="1">
+      <w:hyperlink w:anchor="_Toc227443877" w:history="1">
         <w:r>
           <w:rPr>
             <w:rStyle w:val="Hyperlink"/>
@@ -425,7 +522,7 @@
             <w:noProof/>
             <w:webHidden/>
           </w:rPr>
-          <w:instrText xml:space="preserve"> PAGEREF _Toc227084072 \h </w:instrText>
+          <w:instrText xml:space="preserve"> PAGEREF _Toc227443877 \h </w:instrText>
         </w:r>
         <w:r>
           <w:rPr>
@@ -467,9 +564,10 @@
           <w:smallCaps w:val="0"/>
           <w:noProof/>
           <w:color w:val="auto"/>
-        </w:rPr>
-      </w:pPr>
-      <w:hyperlink w:anchor="_Toc227084073" w:history="1">
+          <w:lang w:eastAsia="en-001"/>
+        </w:rPr>
+      </w:pPr>
+      <w:hyperlink w:anchor="_Toc227443878" w:history="1">
         <w:r>
           <w:rPr>
             <w:rStyle w:val="Hyperlink"/>
@@ -497,7 +595,7 @@
             <w:noProof/>
             <w:webHidden/>
           </w:rPr>
-          <w:instrText xml:space="preserve"> PAGEREF _Toc227084073 \h </w:instrText>
+          <w:instrText xml:space="preserve"> PAGEREF _Toc227443878 \h </w:instrText>
         </w:r>
         <w:r>
           <w:rPr>
@@ -539,9 +637,10 @@
           <w:smallCaps w:val="0"/>
           <w:noProof/>
           <w:color w:val="auto"/>
-        </w:rPr>
-      </w:pPr>
-      <w:hyperlink w:anchor="_Toc227084074" w:history="1">
+          <w:lang w:eastAsia="en-001"/>
+        </w:rPr>
+      </w:pPr>
+      <w:hyperlink w:anchor="_Toc227443879" w:history="1">
         <w:r>
           <w:rPr>
             <w:rStyle w:val="Hyperlink"/>
@@ -569,7 +668,7 @@
             <w:noProof/>
             <w:webHidden/>
           </w:rPr>
-          <w:instrText xml:space="preserve"> PAGEREF _Toc227084074 \h </w:instrText>
+          <w:instrText xml:space="preserve"> PAGEREF _Toc227443879 \h </w:instrText>
         </w:r>
         <w:r>
           <w:rPr>
@@ -611,9 +710,10 @@
           <w:smallCaps w:val="0"/>
           <w:noProof/>
           <w:color w:val="auto"/>
-        </w:rPr>
-      </w:pPr>
-      <w:hyperlink w:anchor="_Toc227084075" w:history="1">
+          <w:lang w:eastAsia="en-001"/>
+        </w:rPr>
+      </w:pPr>
+      <w:hyperlink w:anchor="_Toc227443880" w:history="1">
         <w:r>
           <w:rPr>
             <w:rStyle w:val="Hyperlink"/>
@@ -641,7 +741,7 @@
             <w:noProof/>
             <w:webHidden/>
           </w:rPr>
-          <w:instrText xml:space="preserve"> PAGEREF _Toc227084075 \h </w:instrText>
+          <w:instrText xml:space="preserve"> PAGEREF _Toc227443880 \h </w:instrText>
         </w:r>
         <w:r>
           <w:rPr>
@@ -674,6 +774,152 @@
     </w:p>
     <w:p>
       <w:pPr>
+        <w:pStyle w:val="TOC3"/>
+        <w:tabs>
+          <w:tab w:val="right" w:leader="dot" w:pos="9016"/>
+        </w:tabs>
+        <w:rPr>
+          <w:rFonts w:asciiTheme="minorHAnsi" w:eastAsiaTheme="minorEastAsia" w:hAnsiTheme="minorHAnsi"/>
+          <w:smallCaps w:val="0"/>
+          <w:noProof/>
+          <w:color w:val="auto"/>
+          <w:lang w:eastAsia="en-001"/>
+        </w:rPr>
+      </w:pPr>
+      <w:hyperlink w:anchor="_Toc227443881" w:history="1">
+        <w:r>
+          <w:rPr>
+            <w:rStyle w:val="Hyperlink"/>
+            <w:noProof/>
+            <w:lang w:val="ro-RO"/>
+          </w:rPr>
+          <w:t>I.3.1. Dependențe</w:t>
+        </w:r>
+        <w:r>
+          <w:rPr>
+            <w:noProof/>
+            <w:webHidden/>
+          </w:rPr>
+          <w:tab/>
+        </w:r>
+        <w:r>
+          <w:rPr>
+            <w:noProof/>
+            <w:webHidden/>
+          </w:rPr>
+          <w:fldChar w:fldCharType="begin"/>
+        </w:r>
+        <w:r>
+          <w:rPr>
+            <w:noProof/>
+            <w:webHidden/>
+          </w:rPr>
+          <w:instrText xml:space="preserve"> PAGEREF _Toc227443881 \h </w:instrText>
+        </w:r>
+        <w:r>
+          <w:rPr>
+            <w:noProof/>
+            <w:webHidden/>
+          </w:rPr>
+        </w:r>
+        <w:r>
+          <w:rPr>
+            <w:noProof/>
+            <w:webHidden/>
+          </w:rPr>
+          <w:fldChar w:fldCharType="separate"/>
+        </w:r>
+        <w:r>
+          <w:rPr>
+            <w:noProof/>
+            <w:webHidden/>
+          </w:rPr>
+          <w:t>4</w:t>
+        </w:r>
+        <w:r>
+          <w:rPr>
+            <w:noProof/>
+            <w:webHidden/>
+          </w:rPr>
+          <w:fldChar w:fldCharType="end"/>
+        </w:r>
+      </w:hyperlink>
+    </w:p>
+    <w:p>
+      <w:pPr>
+        <w:pStyle w:val="TOC3"/>
+        <w:tabs>
+          <w:tab w:val="right" w:leader="dot" w:pos="9016"/>
+        </w:tabs>
+        <w:rPr>
+          <w:rFonts w:asciiTheme="minorHAnsi" w:eastAsiaTheme="minorEastAsia" w:hAnsiTheme="minorHAnsi"/>
+          <w:smallCaps w:val="0"/>
+          <w:noProof/>
+          <w:color w:val="auto"/>
+          <w:lang w:eastAsia="en-001"/>
+        </w:rPr>
+      </w:pPr>
+      <w:hyperlink w:anchor="_Toc227443882" w:history="1">
+        <w:r>
+          <w:rPr>
+            <w:rStyle w:val="Hyperlink"/>
+            <w:noProof/>
+            <w:lang w:val="ro-RO"/>
+          </w:rPr>
+          <w:t>I.3.2. Convenții de scriere</w:t>
+        </w:r>
+        <w:r>
+          <w:rPr>
+            <w:noProof/>
+            <w:webHidden/>
+          </w:rPr>
+          <w:tab/>
+        </w:r>
+        <w:r>
+          <w:rPr>
+            <w:noProof/>
+            <w:webHidden/>
+          </w:rPr>
+          <w:fldChar w:fldCharType="begin"/>
+        </w:r>
+        <w:r>
+          <w:rPr>
+            <w:noProof/>
+            <w:webHidden/>
+          </w:rPr>
+          <w:instrText xml:space="preserve"> PAGEREF _Toc227443882 \h </w:instrText>
+        </w:r>
+        <w:r>
+          <w:rPr>
+            <w:noProof/>
+            <w:webHidden/>
+          </w:rPr>
+        </w:r>
+        <w:r>
+          <w:rPr>
+            <w:noProof/>
+            <w:webHidden/>
+          </w:rPr>
+          <w:fldChar w:fldCharType="separate"/>
+        </w:r>
+        <w:r>
+          <w:rPr>
+            <w:noProof/>
+            <w:webHidden/>
+          </w:rPr>
+          <w:t>4</w:t>
+        </w:r>
+        <w:r>
+          <w:rPr>
+            <w:noProof/>
+            <w:webHidden/>
+          </w:rPr>
+          <w:fldChar w:fldCharType="end"/>
+        </w:r>
+      </w:hyperlink>
+    </w:p>
+    <w:p>
+      <w:pPr>
         <w:pStyle w:val="TOC1"/>
         <w:tabs>
           <w:tab w:val="right" w:leader="dot" w:pos="9016"/>
@@ -683,9 +929,10 @@
           <w:smallCaps w:val="0"/>
           <w:noProof/>
           <w:color w:val="auto"/>
-        </w:rPr>
-      </w:pPr>
-      <w:hyperlink w:anchor="_Toc227084076" w:history="1">
+          <w:lang w:eastAsia="en-001"/>
+        </w:rPr>
+      </w:pPr>
+      <w:hyperlink w:anchor="_Toc227443883" w:history="1">
         <w:r>
           <w:rPr>
             <w:rStyle w:val="Hyperlink"/>
@@ -712,7 +959,7 @@
             <w:noProof/>
             <w:webHidden/>
           </w:rPr>
-          <w:instrText xml:space="preserve"> PAGEREF _Toc227084076 \h </w:instrText>
+          <w:instrText xml:space="preserve"> PAGEREF _Toc227443883 \h </w:instrText>
         </w:r>
         <w:r>
           <w:rPr>
@@ -754,9 +1001,10 @@
           <w:smallCaps w:val="0"/>
           <w:noProof/>
           <w:color w:val="auto"/>
-        </w:rPr>
-      </w:pPr>
-      <w:hyperlink w:anchor="_Toc227084077" w:history="1">
+          <w:lang w:eastAsia="en-001"/>
+        </w:rPr>
+      </w:pPr>
+      <w:hyperlink w:anchor="_Toc227443884" w:history="1">
         <w:r>
           <w:rPr>
             <w:rStyle w:val="Hyperlink"/>
@@ -783,7 +1031,7 @@
             <w:noProof/>
             <w:webHidden/>
           </w:rPr>
-          <w:instrText xml:space="preserve"> PAGEREF _Toc227084077 \h </w:instrText>
+          <w:instrText xml:space="preserve"> PAGEREF _Toc227443884 \h </w:instrText>
         </w:r>
         <w:r>
           <w:rPr>
@@ -816,6 +1064,223 @@
     </w:p>
     <w:p>
       <w:pPr>
+        <w:pStyle w:val="TOC3"/>
+        <w:tabs>
+          <w:tab w:val="right" w:leader="dot" w:pos="9016"/>
+        </w:tabs>
+        <w:rPr>
+          <w:rFonts w:asciiTheme="minorHAnsi" w:eastAsiaTheme="minorEastAsia" w:hAnsiTheme="minorHAnsi"/>
+          <w:smallCaps w:val="0"/>
+          <w:noProof/>
+          <w:color w:val="auto"/>
+          <w:lang w:eastAsia="en-001"/>
+        </w:rPr>
+      </w:pPr>
+      <w:hyperlink w:anchor="_Toc227443885" w:history="1">
+        <w:r>
+          <w:rPr>
+            <w:rStyle w:val="Hyperlink"/>
+            <w:noProof/>
+          </w:rPr>
+          <w:t>II.1.1. Bază</w:t>
+        </w:r>
+        <w:r>
+          <w:rPr>
+            <w:noProof/>
+            <w:webHidden/>
+          </w:rPr>
+          <w:tab/>
+        </w:r>
+        <w:r>
+          <w:rPr>
+            <w:noProof/>
+            <w:webHidden/>
+          </w:rPr>
+          <w:fldChar w:fldCharType="begin"/>
+        </w:r>
+        <w:r>
+          <w:rPr>
+            <w:noProof/>
+            <w:webHidden/>
+          </w:rPr>
+          <w:instrText xml:space="preserve"> PAGEREF _Toc227443885 \h </w:instrText>
+        </w:r>
+        <w:r>
+          <w:rPr>
+            <w:noProof/>
+            <w:webHidden/>
+          </w:rPr>
+        </w:r>
+        <w:r>
+          <w:rPr>
+            <w:noProof/>
+            <w:webHidden/>
+          </w:rPr>
+          <w:fldChar w:fldCharType="separate"/>
+        </w:r>
+        <w:r>
+          <w:rPr>
+            <w:noProof/>
+            <w:webHidden/>
+          </w:rPr>
+          <w:t>6</w:t>
+        </w:r>
+        <w:r>
+          <w:rPr>
+            <w:noProof/>
+            <w:webHidden/>
+          </w:rPr>
+          <w:fldChar w:fldCharType="end"/>
+        </w:r>
+      </w:hyperlink>
+    </w:p>
+    <w:p>
+      <w:pPr>
+        <w:pStyle w:val="TOC3"/>
+        <w:tabs>
+          <w:tab w:val="right" w:leader="dot" w:pos="9016"/>
+        </w:tabs>
+        <w:rPr>
+          <w:rFonts w:asciiTheme="minorHAnsi" w:eastAsiaTheme="minorEastAsia" w:hAnsiTheme="minorHAnsi"/>
+          <w:smallCaps w:val="0"/>
+          <w:noProof/>
+          <w:color w:val="auto"/>
+          <w:lang w:eastAsia="en-001"/>
+        </w:rPr>
+      </w:pPr>
+      <w:hyperlink w:anchor="_Toc227443886" w:history="1">
+        <w:r>
+          <w:rPr>
+            <w:rStyle w:val="Hyperlink"/>
+            <w:noProof/>
+          </w:rPr>
+          <w:t>II.1.2. Opțional</w:t>
+        </w:r>
+        <w:r>
+          <w:rPr>
+            <w:noProof/>
+            <w:webHidden/>
+          </w:rPr>
+          <w:tab/>
+        </w:r>
+        <w:r>
+          <w:rPr>
+            <w:noProof/>
+            <w:webHidden/>
+          </w:rPr>
+          <w:fldChar w:fldCharType="begin"/>
+        </w:r>
+        <w:r>
+          <w:rPr>
+            <w:noProof/>
+            <w:webHidden/>
+          </w:rPr>
+          <w:instrText xml:space="preserve"> PAGEREF _Toc227443886 \h </w:instrText>
+        </w:r>
+        <w:r>
+          <w:rPr>
+            <w:noProof/>
+            <w:webHidden/>
+          </w:rPr>
+        </w:r>
+        <w:r>
+          <w:rPr>
+            <w:noProof/>
+            <w:webHidden/>
+          </w:rPr>
+          <w:fldChar w:fldCharType="separate"/>
+        </w:r>
+        <w:r>
+          <w:rPr>
+            <w:noProof/>
+            <w:webHidden/>
+          </w:rPr>
+          <w:t>14</w:t>
+        </w:r>
+        <w:r>
+          <w:rPr>
+            <w:noProof/>
+            <w:webHidden/>
+          </w:rPr>
+          <w:fldChar w:fldCharType="end"/>
+        </w:r>
+      </w:hyperlink>
+    </w:p>
+    <w:p>
+      <w:pPr>
+        <w:pStyle w:val="TOC3"/>
+        <w:tabs>
+          <w:tab w:val="right" w:leader="dot" w:pos="9016"/>
+        </w:tabs>
+        <w:rPr>
+          <w:rFonts w:asciiTheme="minorHAnsi" w:eastAsiaTheme="minorEastAsia" w:hAnsiTheme="minorHAnsi"/>
+          <w:smallCaps w:val="0"/>
+          <w:noProof/>
+          <w:color w:val="auto"/>
+          <w:lang w:eastAsia="en-001"/>
+        </w:rPr>
+      </w:pPr>
+      <w:hyperlink w:anchor="_Toc227443887" w:history="1">
+        <w:r>
+          <w:rPr>
+            <w:rStyle w:val="Hyperlink"/>
+            <w:noProof/>
+            <w:lang w:val="en-US"/>
+          </w:rPr>
+          <w:t>II.1.3. Configurare</w:t>
+        </w:r>
+        <w:r>
+          <w:rPr>
+            <w:noProof/>
+            <w:webHidden/>
+          </w:rPr>
+          <w:tab/>
+        </w:r>
+        <w:r>
+          <w:rPr>
+            <w:noProof/>
+            <w:webHidden/>
+          </w:rPr>
+          <w:fldChar w:fldCharType="begin"/>
+        </w:r>
+        <w:r>
+          <w:rPr>
+            <w:noProof/>
+            <w:webHidden/>
+          </w:rPr>
+          <w:instrText xml:space="preserve"> PAGEREF _Toc227443887 \h </w:instrText>
+        </w:r>
+        <w:r>
+          <w:rPr>
+            <w:noProof/>
+            <w:webHidden/>
+          </w:rPr>
+        </w:r>
+        <w:r>
+          <w:rPr>
+            <w:noProof/>
+            <w:webHidden/>
+          </w:rPr>
+          <w:fldChar w:fldCharType="separate"/>
+        </w:r>
+        <w:r>
+          <w:rPr>
+            <w:noProof/>
+            <w:webHidden/>
+          </w:rPr>
+          <w:t>18</w:t>
+        </w:r>
+        <w:r>
+          <w:rPr>
+            <w:noProof/>
+            <w:webHidden/>
+          </w:rPr>
+          <w:fldChar w:fldCharType="end"/>
+        </w:r>
+      </w:hyperlink>
+    </w:p>
+    <w:p>
+      <w:pPr>
         <w:pStyle w:val="TOC2"/>
         <w:tabs>
           <w:tab w:val="right" w:leader="dot" w:pos="9016"/>
@@ -825,9 +1290,10 @@
           <w:smallCaps w:val="0"/>
           <w:noProof/>
           <w:color w:val="auto"/>
-        </w:rPr>
-      </w:pPr>
-      <w:hyperlink w:anchor="_Toc227084078" w:history="1">
+          <w:lang w:eastAsia="en-001"/>
+        </w:rPr>
+      </w:pPr>
+      <w:hyperlink w:anchor="_Toc227443888" w:history="1">
         <w:r>
           <w:rPr>
             <w:rStyle w:val="Hyperlink"/>
@@ -854,7 +1320,7 @@
             <w:noProof/>
             <w:webHidden/>
           </w:rPr>
-          <w:instrText xml:space="preserve"> PAGEREF _Toc227084078 \h </w:instrText>
+          <w:instrText xml:space="preserve"> PAGEREF _Toc227443888 \h </w:instrText>
         </w:r>
         <w:r>
           <w:rPr>
@@ -874,7 +1340,7 @@
             <w:noProof/>
             <w:webHidden/>
           </w:rPr>
-          <w:t>7</w:t>
+          <w:t>19</w:t>
         </w:r>
         <w:r>
           <w:rPr>
@@ -896,9 +1362,10 @@
           <w:smallCaps w:val="0"/>
           <w:noProof/>
           <w:color w:val="auto"/>
-        </w:rPr>
-      </w:pPr>
-      <w:hyperlink w:anchor="_Toc227084079" w:history="1">
+          <w:lang w:eastAsia="en-001"/>
+        </w:rPr>
+      </w:pPr>
+      <w:hyperlink w:anchor="_Toc227443889" w:history="1">
         <w:r>
           <w:rPr>
             <w:rStyle w:val="Hyperlink"/>
@@ -925,7 +1392,7 @@
             <w:noProof/>
             <w:webHidden/>
           </w:rPr>
-          <w:instrText xml:space="preserve"> PAGEREF _Toc227084079 \h </w:instrText>
+          <w:instrText xml:space="preserve"> PAGEREF _Toc227443889 \h </w:instrText>
         </w:r>
         <w:r>
           <w:rPr>
@@ -945,7 +1412,7 @@
             <w:noProof/>
             <w:webHidden/>
           </w:rPr>
-          <w:t>7</w:t>
+          <w:t>19</w:t>
         </w:r>
         <w:r>
           <w:rPr>
@@ -958,10 +1425,229 @@
     </w:p>
     <w:p>
       <w:pPr>
+        <w:pStyle w:val="TOC2"/>
+        <w:tabs>
+          <w:tab w:val="right" w:leader="dot" w:pos="9016"/>
+        </w:tabs>
+        <w:rPr>
+          <w:rFonts w:asciiTheme="minorHAnsi" w:eastAsiaTheme="minorEastAsia" w:hAnsiTheme="minorHAnsi"/>
+          <w:smallCaps w:val="0"/>
+          <w:noProof/>
+          <w:color w:val="auto"/>
+          <w:lang w:eastAsia="en-001"/>
+        </w:rPr>
+      </w:pPr>
+      <w:hyperlink w:anchor="_Toc227443890" w:history="1">
+        <w:r>
+          <w:rPr>
+            <w:rStyle w:val="Hyperlink"/>
+            <w:noProof/>
+          </w:rPr>
+          <w:t>III.1. Compilare</w:t>
+        </w:r>
+        <w:r>
+          <w:rPr>
+            <w:noProof/>
+            <w:webHidden/>
+          </w:rPr>
+          <w:tab/>
+        </w:r>
+        <w:r>
+          <w:rPr>
+            <w:noProof/>
+            <w:webHidden/>
+          </w:rPr>
+          <w:fldChar w:fldCharType="begin"/>
+        </w:r>
+        <w:r>
+          <w:rPr>
+            <w:noProof/>
+            <w:webHidden/>
+          </w:rPr>
+          <w:instrText xml:space="preserve"> PAGEREF _Toc227443890 \h </w:instrText>
+        </w:r>
+        <w:r>
+          <w:rPr>
+            <w:noProof/>
+            <w:webHidden/>
+          </w:rPr>
+        </w:r>
+        <w:r>
+          <w:rPr>
+            <w:noProof/>
+            <w:webHidden/>
+          </w:rPr>
+          <w:fldChar w:fldCharType="separate"/>
+        </w:r>
+        <w:r>
+          <w:rPr>
+            <w:noProof/>
+            <w:webHidden/>
+          </w:rPr>
+          <w:t>19</w:t>
+        </w:r>
+        <w:r>
+          <w:rPr>
+            <w:noProof/>
+            <w:webHidden/>
+          </w:rPr>
+          <w:fldChar w:fldCharType="end"/>
+        </w:r>
+      </w:hyperlink>
+    </w:p>
+    <w:p>
+      <w:pPr>
+        <w:pStyle w:val="TOC1"/>
+        <w:tabs>
+          <w:tab w:val="right" w:leader="dot" w:pos="9016"/>
+        </w:tabs>
+        <w:rPr>
+          <w:rFonts w:asciiTheme="minorHAnsi" w:eastAsiaTheme="minorEastAsia" w:hAnsiTheme="minorHAnsi"/>
+          <w:smallCaps w:val="0"/>
+          <w:noProof/>
+          <w:color w:val="auto"/>
+          <w:lang w:eastAsia="en-001"/>
+        </w:rPr>
+      </w:pPr>
+      <w:hyperlink w:anchor="_Toc227443891" w:history="1">
+        <w:r>
+          <w:rPr>
+            <w:rStyle w:val="Hyperlink"/>
+            <w:noProof/>
+            <w:lang w:val="en-US"/>
+          </w:rPr>
+          <w:t>IV. Utilizarea aplicației</w:t>
+        </w:r>
+        <w:r>
+          <w:rPr>
+            <w:noProof/>
+            <w:webHidden/>
+          </w:rPr>
+          <w:tab/>
+        </w:r>
+        <w:r>
+          <w:rPr>
+            <w:noProof/>
+            <w:webHidden/>
+          </w:rPr>
+          <w:fldChar w:fldCharType="begin"/>
+        </w:r>
+        <w:r>
+          <w:rPr>
+            <w:noProof/>
+            <w:webHidden/>
+          </w:rPr>
+          <w:instrText xml:space="preserve"> PAGEREF _Toc227443891 \h </w:instrText>
+        </w:r>
+        <w:r>
+          <w:rPr>
+            <w:noProof/>
+            <w:webHidden/>
+          </w:rPr>
+        </w:r>
+        <w:r>
+          <w:rPr>
+            <w:noProof/>
+            <w:webHidden/>
+          </w:rPr>
+          <w:fldChar w:fldCharType="separate"/>
+        </w:r>
+        <w:r>
+          <w:rPr>
+            <w:noProof/>
+            <w:webHidden/>
+          </w:rPr>
+          <w:t>20</w:t>
+        </w:r>
+        <w:r>
+          <w:rPr>
+            <w:noProof/>
+            <w:webHidden/>
+          </w:rPr>
+          <w:fldChar w:fldCharType="end"/>
+        </w:r>
+      </w:hyperlink>
+    </w:p>
+    <w:p>
+      <w:pPr>
+        <w:pStyle w:val="TOC1"/>
+        <w:tabs>
+          <w:tab w:val="right" w:leader="dot" w:pos="9016"/>
+        </w:tabs>
+        <w:rPr>
+          <w:rFonts w:asciiTheme="minorHAnsi" w:eastAsiaTheme="minorEastAsia" w:hAnsiTheme="minorHAnsi"/>
+          <w:smallCaps w:val="0"/>
+          <w:noProof/>
+          <w:color w:val="auto"/>
+          <w:lang w:eastAsia="en-001"/>
+        </w:rPr>
+      </w:pPr>
+      <w:hyperlink w:anchor="_Toc227443892" w:history="1">
+        <w:r>
+          <w:rPr>
+            <w:rStyle w:val="Hyperlink"/>
+            <w:noProof/>
+            <w:lang w:val="en-US"/>
+          </w:rPr>
+          <w:t>V. Bibliografie</w:t>
+        </w:r>
+        <w:r>
+          <w:rPr>
+            <w:noProof/>
+            <w:webHidden/>
+          </w:rPr>
+          <w:tab/>
+        </w:r>
+        <w:r>
+          <w:rPr>
+            <w:noProof/>
+            <w:webHidden/>
+          </w:rPr>
+          <w:fldChar w:fldCharType="begin"/>
+        </w:r>
+        <w:r>
+          <w:rPr>
+            <w:noProof/>
+            <w:webHidden/>
+          </w:rPr>
+          <w:instrText xml:space="preserve"> PAGEREF _Toc227443892 \h </w:instrText>
+        </w:r>
+        <w:r>
+          <w:rPr>
+            <w:noProof/>
+            <w:webHidden/>
+          </w:rPr>
+        </w:r>
+        <w:r>
+          <w:rPr>
+            <w:noProof/>
+            <w:webHidden/>
+          </w:rPr>
+          <w:fldChar w:fldCharType="separate"/>
+        </w:r>
+        <w:r>
+          <w:rPr>
+            <w:noProof/>
+            <w:webHidden/>
+          </w:rPr>
+          <w:t>21</w:t>
+        </w:r>
+        <w:r>
+          <w:rPr>
+            <w:noProof/>
+            <w:webHidden/>
+          </w:rPr>
+          <w:fldChar w:fldCharType="end"/>
+        </w:r>
+      </w:hyperlink>
+    </w:p>
+    <w:p>
+      <w:pPr>
         <w:rPr>
           <w:lang w:val="ro-RO"/>
         </w:rPr>
         <w:sectPr>
+          <w:headerReference w:type="first" r:id="rId10"/>
           <w:pgSz w:w="11906" w:h="16838"/>
           <w:pgMar w:top="1440" w:right="1440" w:bottom="1440" w:left="1440" w:header="709" w:footer="708" w:gutter="0"/>
           <w:pgNumType w:start="3"/>
@@ -992,7 +1678,7 @@
           <w:lang w:val="ro-RO"/>
         </w:rPr>
       </w:pPr>
-      <w:bookmarkStart w:id="0" w:name="_Toc227084072"/>
+      <w:bookmarkStart w:id="0" w:name="_Toc227443877"/>
       <w:r>
         <w:rPr>
           <w:lang w:val="ro-RO"/>
@@ -1014,7 +1700,7 @@
           <w:lang w:val="ro-RO"/>
         </w:rPr>
       </w:pPr>
-      <w:bookmarkStart w:id="1" w:name="_Toc227084073"/>
+      <w:bookmarkStart w:id="1" w:name="_Toc227443878"/>
       <w:r>
         <w:rPr>
           <w:lang w:val="ro-RO"/>
@@ -1156,7 +1842,7 @@
           <w:lang w:val="ro-RO"/>
         </w:rPr>
       </w:pPr>
-      <w:bookmarkStart w:id="2" w:name="_Toc227084074"/>
+      <w:bookmarkStart w:id="2" w:name="_Toc227443879"/>
       <w:r>
         <w:rPr>
           <w:lang w:val="ro-RO"/>
@@ -1266,7 +1952,7 @@
           <w:lang w:val="ro-RO"/>
         </w:rPr>
       </w:pPr>
-      <w:bookmarkStart w:id="3" w:name="_Toc227084075"/>
+      <w:bookmarkStart w:id="3" w:name="_Toc227443880"/>
       <w:r>
         <w:rPr>
           <w:lang w:val="ro-RO"/>
@@ -1302,6 +1988,7 @@
         </w:rPr>
       </w:pPr>
       <w:bookmarkStart w:id="4" w:name="_I.3.1._Dependențe"/>
+      <w:bookmarkStart w:id="5" w:name="_Toc227443881"/>
       <w:bookmarkEnd w:id="4"/>
       <w:r>
         <w:rPr>
@@ -1309,6 +1996,7 @@
         </w:rPr>
         <w:t>I.3.1. Dependențe</w:t>
       </w:r>
+      <w:bookmarkEnd w:id="5"/>
     </w:p>
     <w:p>
       <w:pPr>
@@ -1501,7 +2189,7 @@
         </w:rPr>
         <w:t xml:space="preserve">este o bibliotecă Open-Source scrisă în C, elaborată pentru mai multe sisteme de operare/medii desktop, ce oferă funcționalitate pentru deschiderea panourilor/contexte grafice și interacțiunea cu utilizatorul printr-un sistem de evenimente. Mai multe detalii despre această bibliotecă pot fi găsite la </w:t>
       </w:r>
-      <w:hyperlink r:id="rId9" w:history="1">
+      <w:hyperlink r:id="rId11" w:history="1">
         <w:r>
           <w:rPr>
             <w:rStyle w:val="Hyperlink"/>
@@ -1558,7 +2246,7 @@
         </w:rPr>
         <w:t xml:space="preserve">, ce oferă funcționalitate pentru citirea fișierelor de tip imagine. Mai multe detalii pot fi găsite la </w:t>
       </w:r>
-      <w:hyperlink r:id="rId10" w:history="1">
+      <w:hyperlink r:id="rId12" w:history="1">
         <w:r>
           <w:rPr>
             <w:rStyle w:val="Hyperlink"/>
@@ -1694,7 +2382,7 @@
         </w:rPr>
         <w:t xml:space="preserve"> </w:t>
       </w:r>
-      <w:hyperlink r:id="rId11" w:history="1">
+      <w:hyperlink r:id="rId13" w:history="1">
         <w:r>
           <w:rPr>
             <w:rStyle w:val="Hyperlink"/>
@@ -1724,12 +2412,14 @@
           <w:lang w:val="ro-RO"/>
         </w:rPr>
       </w:pPr>
+      <w:bookmarkStart w:id="6" w:name="_Toc227443882"/>
       <w:r>
         <w:rPr>
           <w:lang w:val="ro-RO"/>
         </w:rPr>
         <w:t>I.3.2. Convenții de scriere</w:t>
       </w:r>
+      <w:bookmarkEnd w:id="6"/>
     </w:p>
     <w:p>
       <w:pPr>
@@ -1860,8 +2550,8 @@
         </w:rPr>
       </w:pPr>
     </w:p>
-    <w:bookmarkStart w:id="5" w:name="_MON_1837691333"/>
-    <w:bookmarkEnd w:id="5"/>
+    <w:bookmarkStart w:id="7" w:name="_MON_1837691333"/>
+    <w:bookmarkEnd w:id="7"/>
     <w:p>
       <w:pPr>
         <w:pStyle w:val="NoSpacing"/>
@@ -1894,68 +2584,68 @@
             <o:lock v:ext="edit" aspectratio="t"/>
           </v:shapetype>
           <v:shape id="_x0000_i1025" type="#_x0000_t75" style="width:403.9pt;height:163.65pt" o:ole="" o:bordertopcolor="this" o:borderleftcolor="this" o:borderbottomcolor="this" o:borderrightcolor="this">
-            <v:imagedata r:id="rId12" o:title=""/>
-            <w10:bordertop type="single" width="4"/>
-            <w10:borderleft type="single" width="4"/>
-            <w10:borderbottom type="single" width="4"/>
-            <w10:borderright type="single" width="4"/>
-          </v:shape>
-          <o:OLEObject Type="Embed" ProgID="Word.OpenDocumentText.12" ShapeID="_x0000_i1025" DrawAspect="Content" ObjectID="_1837924769" r:id="rId13"/>
-        </w:object>
-      </w:r>
-    </w:p>
-    <w:p>
-      <w:pPr>
-        <w:pStyle w:val="NoSpacing"/>
-        <w:rPr>
-          <w:lang w:val="ro-RO"/>
-        </w:rPr>
-      </w:pPr>
-      <w:r>
-        <w:rPr>
-          <w:lang w:val="en-US"/>
-        </w:rPr>
-        <w:lastRenderedPageBreak/>
-        <w:tab/>
-        <w:t>Pe l</w:t>
-      </w:r>
-      <w:r>
-        <w:rPr>
-          <w:lang w:val="ro-RO"/>
-        </w:rPr>
-        <w:t>ângă acestea, definim următoarele 2 tipuri de date pentru a clarifica intenția utilizării unor variabile.</w:t>
-      </w:r>
-    </w:p>
-    <w:p>
-      <w:pPr>
-        <w:pStyle w:val="NoSpacing"/>
-        <w:rPr>
-          <w:lang w:val="ro-RO"/>
-        </w:rPr>
-      </w:pPr>
-    </w:p>
-    <w:bookmarkStart w:id="6" w:name="_MON_1837691641"/>
-    <w:bookmarkEnd w:id="6"/>
-    <w:p>
-      <w:pPr>
-        <w:pStyle w:val="NoSpacing"/>
-        <w:rPr>
-          <w:lang w:val="en-US"/>
-        </w:rPr>
-      </w:pPr>
-      <w:r>
-        <w:rPr>
-          <w:lang w:val="en-US"/>
-        </w:rPr>
-        <w:object w:dxaOrig="9026" w:dyaOrig="806" w14:anchorId="099D0BF2">
-          <v:shape id="_x0000_i1026" type="#_x0000_t75" style="width:451.3pt;height:40.3pt" o:ole="" o:bordertopcolor="this" o:borderleftcolor="this" o:borderbottomcolor="this" o:borderrightcolor="this">
             <v:imagedata r:id="rId14" o:title=""/>
             <w10:bordertop type="single" width="4"/>
             <w10:borderleft type="single" width="4"/>
             <w10:borderbottom type="single" width="4"/>
             <w10:borderright type="single" width="4"/>
           </v:shape>
-          <o:OLEObject Type="Embed" ProgID="Word.OpenDocumentText.12" ShapeID="_x0000_i1026" DrawAspect="Content" ObjectID="_1837924770" r:id="rId15"/>
+          <o:OLEObject Type="Embed" ProgID="Word.OpenDocumentText.12" ShapeID="_x0000_i1025" DrawAspect="Content" ObjectID="_1838069707" r:id="rId15"/>
+        </w:object>
+      </w:r>
+    </w:p>
+    <w:p>
+      <w:pPr>
+        <w:pStyle w:val="NoSpacing"/>
+        <w:rPr>
+          <w:lang w:val="ro-RO"/>
+        </w:rPr>
+      </w:pPr>
+      <w:r>
+        <w:rPr>
+          <w:lang w:val="en-US"/>
+        </w:rPr>
+        <w:lastRenderedPageBreak/>
+        <w:tab/>
+        <w:t>Pe l</w:t>
+      </w:r>
+      <w:r>
+        <w:rPr>
+          <w:lang w:val="ro-RO"/>
+        </w:rPr>
+        <w:t>ângă acestea, definim următoarele 2 tipuri de date pentru a clarifica intenția utilizării unor variabile.</w:t>
+      </w:r>
+    </w:p>
+    <w:p>
+      <w:pPr>
+        <w:pStyle w:val="NoSpacing"/>
+        <w:rPr>
+          <w:lang w:val="ro-RO"/>
+        </w:rPr>
+      </w:pPr>
+    </w:p>
+    <w:bookmarkStart w:id="8" w:name="_MON_1837691641"/>
+    <w:bookmarkEnd w:id="8"/>
+    <w:p>
+      <w:pPr>
+        <w:pStyle w:val="NoSpacing"/>
+        <w:rPr>
+          <w:lang w:val="en-US"/>
+        </w:rPr>
+      </w:pPr>
+      <w:r>
+        <w:rPr>
+          <w:lang w:val="en-US"/>
+        </w:rPr>
+        <w:object w:dxaOrig="9026" w:dyaOrig="562" w14:anchorId="099D0BF2">
+          <v:shape id="_x0000_i2146" type="#_x0000_t75" style="width:451.3pt;height:28.1pt" o:ole="">
+            <v:imagedata r:id="rId16" o:title=""/>
+            <w10:bordertop type="single" width="4"/>
+            <w10:borderleft type="single" width="4"/>
+            <w10:borderbottom type="single" width="4"/>
+            <w10:borderright type="single" width="4"/>
+          </v:shape>
+          <o:OLEObject Type="Embed" ProgID="Word.OpenDocumentText.12" ShapeID="_x0000_i2146" DrawAspect="Content" ObjectID="_1838069708" r:id="rId17"/>
         </w:object>
       </w:r>
     </w:p>
@@ -2138,107 +2828,28 @@
         </w:rPr>
       </w:pPr>
     </w:p>
-    <w:bookmarkStart w:id="7" w:name="_MON_1837693204"/>
-    <w:bookmarkEnd w:id="7"/>
-    <w:p>
-      <w:pPr>
-        <w:pStyle w:val="NoSpacing"/>
-        <w:rPr>
-          <w:lang w:val="en-US"/>
-        </w:rPr>
-      </w:pPr>
-      <w:r>
-        <w:rPr>
-          <w:lang w:val="en-US"/>
-        </w:rPr>
-        <w:object w:dxaOrig="9026" w:dyaOrig="1129" w14:anchorId="3803F6A7">
-          <v:shape id="_x0000_i1027" type="#_x0000_t75" style="width:451.3pt;height:56.45pt" o:ole="" o:bordertopcolor="this" o:borderleftcolor="this" o:borderbottomcolor="this" o:borderrightcolor="this">
-            <v:imagedata r:id="rId16" o:title=""/>
-            <w10:bordertop type="single" width="4"/>
-            <w10:borderleft type="single" width="4"/>
-            <w10:borderbottom type="single" width="4"/>
-            <w10:borderright type="single" width="4"/>
-          </v:shape>
-          <o:OLEObject Type="Embed" ProgID="Word.OpenDocumentText.12" ShapeID="_x0000_i1027" DrawAspect="Content" ObjectID="_1837924771" r:id="rId17"/>
-        </w:object>
-      </w:r>
-    </w:p>
-    <w:p>
-      <w:pPr>
-        <w:rPr>
-          <w:rFonts w:cs="Times New Roman"/>
-          <w:lang w:val="en-US"/>
-        </w:rPr>
-      </w:pPr>
-    </w:p>
-    <w:p>
-      <w:pPr>
-        <w:pStyle w:val="NoSpacing"/>
-        <w:rPr>
-          <w:rFonts w:cs="Times New Roman"/>
-          <w:lang w:val="en-GB"/>
-        </w:rPr>
-      </w:pPr>
-      <w:r>
-        <w:rPr>
-          <w:rFonts w:cs="Times New Roman"/>
-          <w:lang w:val="en-US"/>
-        </w:rPr>
-        <w:tab/>
-      </w:r>
-      <w:r>
-        <w:rPr>
-          <w:rFonts w:cs="Times New Roman"/>
-          <w:lang w:val="en-US"/>
-        </w:rPr>
-        <w:t>Structurile de date definite de programator sunt formate din 1 sau mai multe cuvinte, scrise cu prima liter</w:t>
-      </w:r>
-      <w:r>
-        <w:rPr>
-          <w:rFonts w:cs="Times New Roman"/>
-          <w:lang w:val="ro-RO"/>
-        </w:rPr>
-        <w:t>ă majusculă, fără separatori între ele. Spre exemplu</w:t>
-      </w:r>
-      <w:r>
-        <w:rPr>
-          <w:rFonts w:cs="Times New Roman"/>
-          <w:lang w:val="en-GB"/>
-        </w:rPr>
-        <w:t>:</w:t>
-      </w:r>
-    </w:p>
-    <w:p>
-      <w:pPr>
-        <w:pStyle w:val="NoSpacing"/>
-        <w:rPr>
-          <w:rFonts w:cs="Times New Roman"/>
-          <w:lang w:val="en-US"/>
-        </w:rPr>
-      </w:pPr>
-    </w:p>
-    <w:bookmarkStart w:id="8" w:name="_MON_1837693451"/>
-    <w:bookmarkEnd w:id="8"/>
-    <w:p>
-      <w:pPr>
-        <w:pStyle w:val="NoSpacing"/>
-        <w:rPr>
-          <w:lang w:val="en-US"/>
-        </w:rPr>
-      </w:pPr>
-      <w:r>
-        <w:rPr>
-          <w:lang w:val="en-US"/>
-        </w:rPr>
-        <w:object w:dxaOrig="9026" w:dyaOrig="1129" w14:anchorId="3C311A47">
-          <v:shape id="_x0000_i1028" type="#_x0000_t75" style="width:451.3pt;height:56.45pt" o:ole="" o:bordertopcolor="this" o:borderleftcolor="this" o:borderbottomcolor="this" o:borderrightcolor="this">
+    <w:bookmarkStart w:id="9" w:name="_MON_1837693204"/>
+    <w:bookmarkEnd w:id="9"/>
+    <w:p>
+      <w:pPr>
+        <w:pStyle w:val="NoSpacing"/>
+        <w:rPr>
+          <w:lang w:val="en-US"/>
+        </w:rPr>
+      </w:pPr>
+      <w:r>
+        <w:rPr>
+          <w:lang w:val="en-US"/>
+        </w:rPr>
+        <w:object w:dxaOrig="9026" w:dyaOrig="843" w14:anchorId="3803F6A7">
+          <v:shape id="_x0000_i2144" type="#_x0000_t75" style="width:451.3pt;height:42.15pt" o:ole="">
             <v:imagedata r:id="rId18" o:title=""/>
             <w10:bordertop type="single" width="4"/>
             <w10:borderleft type="single" width="4"/>
             <w10:borderbottom type="single" width="4"/>
             <w10:borderright type="single" width="4"/>
           </v:shape>
-          <o:OLEObject Type="Embed" ProgID="Word.OpenDocumentText.12" ShapeID="_x0000_i1028" DrawAspect="Content" ObjectID="_1837924772" r:id="rId19"/>
+          <o:OLEObject Type="Embed" ProgID="Word.OpenDocumentText.12" ShapeID="_x0000_i2144" DrawAspect="Content" ObjectID="_1838069709" r:id="rId19"/>
         </w:object>
       </w:r>
     </w:p>
@@ -2254,29 +2865,34 @@
       <w:pPr>
         <w:pStyle w:val="NoSpacing"/>
         <w:rPr>
+          <w:rFonts w:cs="Times New Roman"/>
           <w:lang w:val="en-GB"/>
         </w:rPr>
       </w:pPr>
       <w:r>
         <w:rPr>
+          <w:rFonts w:cs="Times New Roman"/>
           <w:lang w:val="en-US"/>
         </w:rPr>
         <w:tab/>
       </w:r>
       <w:r>
         <w:rPr>
-          <w:lang w:val="en-US"/>
-        </w:rPr>
-        <w:t>Proiectul se folose</w:t>
-      </w:r>
-      <w:r>
-        <w:rPr>
-          <w:lang w:val="ro-RO"/>
-        </w:rPr>
-        <w:t>ște des de constante definite la nivelul preprocesorului sau macrouri, acestea sunt formate din cuvinte separate prin „ _ ”, scrise cu majuscule și cu prefixul „ENN_”, pentru a preveni eventualele redefiniri ale unor constante cu același nume. Spre exemplu</w:t>
-      </w:r>
-      <w:r>
-        <w:rPr>
+          <w:rFonts w:cs="Times New Roman"/>
+          <w:lang w:val="en-US"/>
+        </w:rPr>
+        <w:t>Structurile de date definite de programator sunt formate din 1 sau mai multe cuvinte, scrise cu prima liter</w:t>
+      </w:r>
+      <w:r>
+        <w:rPr>
+          <w:rFonts w:cs="Times New Roman"/>
+          <w:lang w:val="ro-RO"/>
+        </w:rPr>
+        <w:t>ă majusculă, fără separatori între ele. Spre exemplu</w:t>
+      </w:r>
+      <w:r>
+        <w:rPr>
+          <w:rFonts w:cs="Times New Roman"/>
           <w:lang w:val="en-GB"/>
         </w:rPr>
         <w:t>:</w:t>
@@ -2286,36 +2902,110 @@
       <w:pPr>
         <w:pStyle w:val="NoSpacing"/>
         <w:rPr>
-          <w:lang w:val="en-US"/>
-        </w:rPr>
-      </w:pPr>
-    </w:p>
-    <w:bookmarkStart w:id="9" w:name="_MON_1837695209"/>
-    <w:bookmarkEnd w:id="9"/>
-    <w:p>
-      <w:pPr>
-        <w:pStyle w:val="NoSpacing"/>
-        <w:rPr>
-          <w:lang w:val="en-US"/>
-        </w:rPr>
-      </w:pPr>
-      <w:r>
-        <w:rPr>
-          <w:lang w:val="en-US"/>
-        </w:rPr>
-        <w:object w:dxaOrig="9026" w:dyaOrig="1129" w14:anchorId="0DF40D06">
-          <v:shape id="_x0000_i1029" type="#_x0000_t75" style="width:451.3pt;height:56.45pt" o:ole="" o:bordertopcolor="this" o:borderleftcolor="this" o:borderbottomcolor="this" o:borderrightcolor="this">
+          <w:rFonts w:cs="Times New Roman"/>
+          <w:lang w:val="en-US"/>
+        </w:rPr>
+      </w:pPr>
+    </w:p>
+    <w:bookmarkStart w:id="10" w:name="_MON_1837693451"/>
+    <w:bookmarkEnd w:id="10"/>
+    <w:p>
+      <w:pPr>
+        <w:pStyle w:val="NoSpacing"/>
+        <w:rPr>
+          <w:lang w:val="en-US"/>
+        </w:rPr>
+      </w:pPr>
+      <w:r>
+        <w:rPr>
+          <w:lang w:val="en-US"/>
+        </w:rPr>
+        <w:object w:dxaOrig="9026" w:dyaOrig="843" w14:anchorId="3C311A47">
+          <v:shape id="_x0000_i2142" type="#_x0000_t75" style="width:451.3pt;height:42.15pt" o:ole="">
             <v:imagedata r:id="rId20" o:title=""/>
             <w10:bordertop type="single" width="4"/>
             <w10:borderleft type="single" width="4"/>
             <w10:borderbottom type="single" width="4"/>
             <w10:borderright type="single" width="4"/>
           </v:shape>
-          <o:OLEObject Type="Embed" ProgID="Word.OpenDocumentText.12" ShapeID="_x0000_i1029" DrawAspect="Content" ObjectID="_1837924773" r:id="rId21"/>
+          <o:OLEObject Type="Embed" ProgID="Word.OpenDocumentText.12" ShapeID="_x0000_i2142" DrawAspect="Content" ObjectID="_1838069710" r:id="rId21"/>
         </w:object>
       </w:r>
-      <w:bookmarkStart w:id="10" w:name="_II._Structura"/>
-      <w:bookmarkEnd w:id="10"/>
+    </w:p>
+    <w:p>
+      <w:pPr>
+        <w:pStyle w:val="NoSpacing"/>
+        <w:rPr>
+          <w:lang w:val="en-US"/>
+        </w:rPr>
+      </w:pPr>
+    </w:p>
+    <w:p>
+      <w:pPr>
+        <w:pStyle w:val="NoSpacing"/>
+        <w:rPr>
+          <w:lang w:val="en-GB"/>
+        </w:rPr>
+      </w:pPr>
+      <w:r>
+        <w:rPr>
+          <w:lang w:val="en-US"/>
+        </w:rPr>
+        <w:tab/>
+      </w:r>
+      <w:r>
+        <w:rPr>
+          <w:lang w:val="en-US"/>
+        </w:rPr>
+        <w:t>Proiectul se folose</w:t>
+      </w:r>
+      <w:r>
+        <w:rPr>
+          <w:lang w:val="ro-RO"/>
+        </w:rPr>
+        <w:t>ște des de constante definite la nivelul preprocesorului sau macrouri, acestea sunt formate din cuvinte separate prin „ _ ”, scrise cu majuscule și cu prefixul „ENN_”, pentru a preveni eventualele redefiniri ale unor constante cu același nume. Spre exemplu</w:t>
+      </w:r>
+      <w:r>
+        <w:rPr>
+          <w:lang w:val="en-GB"/>
+        </w:rPr>
+        <w:t>:</w:t>
+      </w:r>
+    </w:p>
+    <w:p>
+      <w:pPr>
+        <w:pStyle w:val="NoSpacing"/>
+        <w:rPr>
+          <w:lang w:val="en-US"/>
+        </w:rPr>
+      </w:pPr>
+    </w:p>
+    <w:bookmarkStart w:id="11" w:name="_MON_1837695209"/>
+    <w:bookmarkEnd w:id="11"/>
+    <w:p>
+      <w:pPr>
+        <w:pStyle w:val="NoSpacing"/>
+        <w:rPr>
+          <w:lang w:val="en-US"/>
+        </w:rPr>
+      </w:pPr>
+      <w:r>
+        <w:rPr>
+          <w:lang w:val="en-US"/>
+        </w:rPr>
+        <w:object w:dxaOrig="9026" w:dyaOrig="843" w14:anchorId="0DF40D06">
+          <v:shape id="_x0000_i2140" type="#_x0000_t75" style="width:451.3pt;height:42.15pt" o:ole="">
+            <v:imagedata r:id="rId22" o:title=""/>
+            <w10:bordertop type="single" width="4"/>
+            <w10:borderleft type="single" width="4"/>
+            <w10:borderbottom type="single" width="4"/>
+            <w10:borderright type="single" width="4"/>
+          </v:shape>
+          <o:OLEObject Type="Embed" ProgID="Word.OpenDocumentText.12" ShapeID="_x0000_i2140" DrawAspect="Content" ObjectID="_1838069711" r:id="rId23"/>
+        </w:object>
+      </w:r>
+      <w:bookmarkStart w:id="12" w:name="_II._Structura"/>
+      <w:bookmarkEnd w:id="12"/>
     </w:p>
     <w:p>
       <w:pPr>
@@ -2334,7 +3024,7 @@
       <w:pPr>
         <w:pStyle w:val="Heading1"/>
       </w:pPr>
-      <w:bookmarkStart w:id="11" w:name="_Toc227084076"/>
+      <w:bookmarkStart w:id="13" w:name="_Toc227443883"/>
       <w:r>
         <w:lastRenderedPageBreak/>
         <w:t xml:space="preserve">II. </w:t>
@@ -2342,7 +3032,7 @@
       <w:r>
         <w:t>Structura</w:t>
       </w:r>
-      <w:bookmarkEnd w:id="11"/>
+      <w:bookmarkEnd w:id="13"/>
     </w:p>
     <w:p>
       <w:pPr>
@@ -2450,7 +3140,7 @@
         <mc:AlternateContent>
           <mc:Choice Requires="wps">
             <w:drawing>
-              <wp:anchor distT="0" distB="0" distL="114300" distR="114300" simplePos="0" relativeHeight="251660288" behindDoc="0" locked="0" layoutInCell="1" allowOverlap="1" wp14:anchorId="1083A79F" wp14:editId="0FD14CFF">
+              <wp:anchor distT="0" distB="0" distL="114300" distR="114300" simplePos="0" relativeHeight="251651072" behindDoc="0" locked="0" layoutInCell="1" allowOverlap="1" wp14:anchorId="1083A79F" wp14:editId="63204290">
                 <wp:simplePos x="0" y="0"/>
                 <wp:positionH relativeFrom="column">
                   <wp:posOffset>2907665</wp:posOffset>
@@ -2536,7 +3226,7 @@
                 <v:stroke joinstyle="miter"/>
                 <v:path gradientshapeok="t" o:connecttype="rect"/>
               </v:shapetype>
-              <v:shape id="Text Box 1" o:spid="_x0000_s1026" type="#_x0000_t202" style="position:absolute;left:0;text-align:left;margin-left:228.95pt;margin-top:165.5pt;width:215.85pt;height:.05pt;z-index:251660288;visibility:visible;mso-wrap-style:square;mso-wrap-distance-left:9pt;mso-wrap-distance-top:0;mso-wrap-distance-right:9pt;mso-wrap-distance-bottom:0;mso-position-horizontal:absolute;mso-position-horizontal-relative:text;mso-position-vertical:absolute;mso-position-vertical-relative:text;v-text-anchor:top" o:gfxdata="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" stroked="f">
+              <v:shape id="Text Box 1" o:spid="_x0000_s1026" type="#_x0000_t202" style="position:absolute;left:0;text-align:left;margin-left:228.95pt;margin-top:165.5pt;width:215.85pt;height:.05pt;z-index:251651072;visibility:visible;mso-wrap-style:square;mso-wrap-distance-left:9pt;mso-wrap-distance-top:0;mso-wrap-distance-right:9pt;mso-wrap-distance-bottom:0;mso-position-horizontal:absolute;mso-position-horizontal-relative:text;mso-position-vertical:absolute;mso-position-vertical-relative:text;v-text-anchor:top" o:gfxdata="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" stroked="f">
                 <v:textbox style="mso-fit-shape-to-text:t" inset="0,0,0,0">
                   <w:txbxContent>
                     <w:p>
@@ -2585,7 +3275,7 @@
           <w:lang w:val="ro-RO"/>
         </w:rPr>
         <w:drawing>
-          <wp:anchor distT="0" distB="0" distL="114300" distR="114300" simplePos="0" relativeHeight="251658240" behindDoc="0" locked="0" layoutInCell="1" allowOverlap="1" wp14:anchorId="02C7CA36" wp14:editId="14A9C1C2">
+          <wp:anchor distT="0" distB="0" distL="114300" distR="114300" simplePos="0" relativeHeight="251649024" behindDoc="0" locked="0" layoutInCell="1" allowOverlap="1" wp14:anchorId="02C7CA36" wp14:editId="70F0DB76">
             <wp:simplePos x="0" y="0"/>
             <wp:positionH relativeFrom="margin">
               <wp:posOffset>2907665</wp:posOffset>
@@ -2600,7 +3290,7 @@
             <wp:cNvGraphicFramePr/>
             <a:graphic xmlns:a="http://schemas.openxmlformats.org/drawingml/2006/main">
               <a:graphicData uri="http://schemas.openxmlformats.org/drawingml/2006/diagram">
-                <dgm:relIds xmlns:dgm="http://schemas.openxmlformats.org/drawingml/2006/diagram" xmlns:r="http://schemas.openxmlformats.org/officeDocument/2006/relationships" r:dm="rId22" r:lo="rId23" r:qs="rId24" r:cs="rId25"/>
+                <dgm:relIds xmlns:dgm="http://schemas.openxmlformats.org/drawingml/2006/diagram" xmlns:r="http://schemas.openxmlformats.org/officeDocument/2006/relationships" r:dm="rId24" r:lo="rId25" r:qs="rId26" r:cs="rId27"/>
               </a:graphicData>
             </a:graphic>
             <wp14:sizeRelH relativeFrom="margin">
@@ -2796,13 +3486,13 @@
       <w:pPr>
         <w:pStyle w:val="Heading2"/>
       </w:pPr>
-      <w:bookmarkStart w:id="12" w:name="_II.1._Nucleu"/>
-      <w:bookmarkStart w:id="13" w:name="_Toc227084077"/>
-      <w:bookmarkEnd w:id="12"/>
+      <w:bookmarkStart w:id="14" w:name="_II.1._Nucleu"/>
+      <w:bookmarkStart w:id="15" w:name="_Toc227443884"/>
+      <w:bookmarkEnd w:id="14"/>
       <w:r>
         <w:t>II.1. Nucleu</w:t>
       </w:r>
-      <w:bookmarkEnd w:id="13"/>
+      <w:bookmarkEnd w:id="15"/>
     </w:p>
     <w:p>
       <w:r>
@@ -2814,11 +3504,13 @@
       <w:pPr>
         <w:pStyle w:val="Heading3"/>
       </w:pPr>
-      <w:bookmarkStart w:id="14" w:name="_II.1.1._Bază"/>
-      <w:bookmarkEnd w:id="14"/>
+      <w:bookmarkStart w:id="16" w:name="_II.1.1._Bază"/>
+      <w:bookmarkStart w:id="17" w:name="_Toc227443885"/>
+      <w:bookmarkEnd w:id="16"/>
       <w:r>
         <w:t>II.1.1. Bază</w:t>
       </w:r>
+      <w:bookmarkEnd w:id="17"/>
     </w:p>
     <w:p>
       <w:pPr>
@@ -2912,151 +3604,28 @@
         </w:rPr>
       </w:pPr>
     </w:p>
-    <w:bookmarkStart w:id="15" w:name="_MON_1837701118"/>
-    <w:bookmarkEnd w:id="15"/>
-    <w:p>
-      <w:pPr>
-        <w:pStyle w:val="NoSpacing"/>
-        <w:rPr>
-          <w:lang w:val="en-US"/>
-        </w:rPr>
-      </w:pPr>
-      <w:r>
-        <w:rPr>
-          <w:lang w:val="en-US"/>
-        </w:rPr>
-        <w:object w:dxaOrig="9026" w:dyaOrig="2471" w14:anchorId="5AA9B6B3">
-          <v:shape id="_x0000_i1030" type="#_x0000_t75" style="width:451.3pt;height:123.55pt" o:ole="" o:bordertopcolor="this" o:borderleftcolor="this" o:borderbottomcolor="this" o:borderrightcolor="this">
-            <v:imagedata r:id="rId27" o:title=""/>
-            <w10:bordertop type="single" width="4"/>
-            <w10:borderleft type="single" width="4"/>
-            <w10:borderbottom type="single" width="4"/>
-            <w10:borderright type="single" width="4"/>
-          </v:shape>
-          <o:OLEObject Type="Embed" ProgID="Word.OpenDocumentText.12" ShapeID="_x0000_i1030" DrawAspect="Content" ObjectID="_1837924774" r:id="rId28"/>
-        </w:object>
-      </w:r>
-    </w:p>
-    <w:p>
-      <w:pPr>
-        <w:pStyle w:val="NoSpacing"/>
-        <w:rPr>
-          <w:lang w:val="ro-RO"/>
-        </w:rPr>
-      </w:pPr>
-    </w:p>
-    <w:p>
-      <w:pPr>
-        <w:pStyle w:val="NoSpacing"/>
-        <w:rPr>
-          <w:rFonts w:cs="Times New Roman"/>
-          <w:lang w:val="ro-RO"/>
-        </w:rPr>
-      </w:pPr>
-      <w:r>
-        <w:rPr>
-          <w:lang w:val="ro-RO"/>
-        </w:rPr>
-        <w:tab/>
-        <w:t xml:space="preserve">În cazul în care modulul nu poate detecta una dintre aceste informații, macroul va avea valoarea </w:t>
-      </w:r>
-      <w:r>
-        <w:rPr>
-          <w:rFonts w:ascii="Consolas" w:hAnsi="Consolas"/>
-          <w:lang w:val="ro-RO"/>
-        </w:rPr>
-        <w:t>ENN_UNKNOWN</w:t>
-      </w:r>
-      <w:r>
-        <w:rPr>
-          <w:rFonts w:cs="Times New Roman"/>
-          <w:lang w:val="ro-RO"/>
-        </w:rPr>
-        <w:t xml:space="preserve"> și programul nu se va compila.</w:t>
-      </w:r>
-    </w:p>
-    <w:p>
-      <w:pPr>
-        <w:rPr>
-          <w:rFonts w:cs="Times New Roman"/>
-          <w:lang w:val="ro-RO"/>
-        </w:rPr>
-      </w:pPr>
-      <w:r>
-        <w:rPr>
-          <w:rFonts w:cs="Times New Roman"/>
-          <w:lang w:val="ro-RO"/>
-        </w:rPr>
-        <w:br w:type="page"/>
-      </w:r>
-    </w:p>
-    <w:p>
-      <w:pPr>
-        <w:pStyle w:val="Subtitle"/>
-        <w:spacing w:before="240"/>
-        <w:rPr>
-          <w:lang w:val="ro-RO"/>
-        </w:rPr>
-      </w:pPr>
-      <w:r>
-        <w:rPr>
-          <w:lang w:val="ro-RO"/>
-        </w:rPr>
-        <w:lastRenderedPageBreak/>
-        <w:t>Macrouri ajutătoare</w:t>
-      </w:r>
-    </w:p>
-    <w:p>
-      <w:pPr>
-        <w:pStyle w:val="NoSpacing"/>
-        <w:rPr>
-          <w:lang w:val="ro-RO"/>
-        </w:rPr>
-      </w:pPr>
-      <w:r>
-        <w:rPr>
-          <w:lang w:val="ro-RO"/>
-        </w:rPr>
-        <w:tab/>
-        <w:t xml:space="preserve">Modulul de macrouri ajutătoare definește </w:t>
-      </w:r>
-      <w:r>
-        <w:rPr>
-          <w:lang w:val="ro-RO"/>
-        </w:rPr>
-        <w:t>următoarele</w:t>
-      </w:r>
-    </w:p>
-    <w:p>
-      <w:pPr>
-        <w:pStyle w:val="NoSpacing"/>
-        <w:rPr>
-          <w:lang w:val="ro-RO"/>
-        </w:rPr>
-      </w:pPr>
-    </w:p>
-    <w:bookmarkStart w:id="16" w:name="_MON_1837702103"/>
-    <w:bookmarkEnd w:id="16"/>
-    <w:p>
-      <w:pPr>
-        <w:pStyle w:val="NoSpacing"/>
-        <w:rPr>
-          <w:lang w:val="en-US"/>
-        </w:rPr>
-      </w:pPr>
-      <w:r>
-        <w:rPr>
-          <w:lang w:val="en-US"/>
-        </w:rPr>
-        <w:object w:dxaOrig="9026" w:dyaOrig="806" w14:anchorId="2B6276FB">
-          <v:shape id="_x0000_i1031" type="#_x0000_t75" style="width:451.3pt;height:40.3pt" o:ole="" o:bordertopcolor="this" o:borderleftcolor="this" o:borderbottomcolor="this" o:borderrightcolor="this">
+    <w:bookmarkStart w:id="18" w:name="_MON_1837701118"/>
+    <w:bookmarkEnd w:id="18"/>
+    <w:p>
+      <w:pPr>
+        <w:pStyle w:val="NoSpacing"/>
+        <w:rPr>
+          <w:lang w:val="en-US"/>
+        </w:rPr>
+      </w:pPr>
+      <w:r>
+        <w:rPr>
+          <w:lang w:val="en-US"/>
+        </w:rPr>
+        <w:object w:dxaOrig="9026" w:dyaOrig="1686" w14:anchorId="5AA9B6B3">
+          <v:shape id="_x0000_i2138" type="#_x0000_t75" style="width:451.3pt;height:84.3pt" o:ole="">
             <v:imagedata r:id="rId29" o:title=""/>
             <w10:bordertop type="single" width="4"/>
             <w10:borderleft type="single" width="4"/>
             <w10:borderbottom type="single" width="4"/>
             <w10:borderright type="single" width="4"/>
           </v:shape>
-          <o:OLEObject Type="Embed" ProgID="Word.OpenDocumentText.12" ShapeID="_x0000_i1031" DrawAspect="Content" ObjectID="_1837924775" r:id="rId30"/>
+          <o:OLEObject Type="Embed" ProgID="Word.OpenDocumentText.12" ShapeID="_x0000_i2138" DrawAspect="Content" ObjectID="_1838069712" r:id="rId30"/>
         </w:object>
       </w:r>
     </w:p>
@@ -3064,7 +3633,7 @@
       <w:pPr>
         <w:pStyle w:val="NoSpacing"/>
         <w:rPr>
-          <w:lang w:val="en-US"/>
+          <w:lang w:val="ro-RO"/>
         </w:rPr>
       </w:pPr>
     </w:p>
@@ -3073,76 +3642,113 @@
         <w:pStyle w:val="NoSpacing"/>
         <w:rPr>
           <w:rFonts w:cs="Times New Roman"/>
-          <w:lang w:val="en-US"/>
-        </w:rPr>
-      </w:pPr>
-      <w:r>
-        <w:rPr>
-          <w:lang w:val="en-US"/>
+          <w:lang w:val="ro-RO"/>
+        </w:rPr>
+      </w:pPr>
+      <w:r>
+        <w:rPr>
+          <w:lang w:val="ro-RO"/>
         </w:rPr>
         <w:tab/>
-        <w:t xml:space="preserve">Funcțiile cu implementarea publică (codul este vizibil în același fișier) trebuie declarate folosind </w:t>
+        <w:t xml:space="preserve">În cazul în care modulul nu poate detecta una dintre aceste informații, macroul va avea valoarea </w:t>
       </w:r>
       <w:r>
         <w:rPr>
           <w:rFonts w:ascii="Consolas" w:hAnsi="Consolas"/>
-          <w:lang w:val="en-US"/>
-        </w:rPr>
-        <w:t>ENNDEF_PUBLIC</w:t>
+          <w:lang w:val="ro-RO"/>
+        </w:rPr>
+        <w:t>ENN_UNKNOWN</w:t>
       </w:r>
       <w:r>
         <w:rPr>
           <w:rFonts w:cs="Times New Roman"/>
-          <w:lang w:val="en-US"/>
-        </w:rPr>
-        <w:t xml:space="preserve">, iar cele cu o implementare privată (codul se află în alt fișier) trebuie declarate folosind </w:t>
-      </w:r>
-      <w:r>
-        <w:rPr>
-          <w:rFonts w:ascii="Consolas" w:hAnsi="Consolas" w:cs="Times New Roman"/>
-          <w:lang w:val="en-US"/>
-        </w:rPr>
-        <w:t>ENNDEF_PRIVATE</w:t>
-      </w:r>
-      <w:r>
+          <w:lang w:val="ro-RO"/>
+        </w:rPr>
+        <w:t xml:space="preserve"> și programul nu se va compila.</w:t>
+      </w:r>
+    </w:p>
+    <w:p>
+      <w:pPr>
         <w:rPr>
           <w:rFonts w:cs="Times New Roman"/>
-          <w:lang w:val="en-US"/>
-        </w:rPr>
-        <w:t>.</w:t>
-      </w:r>
-    </w:p>
-    <w:p>
-      <w:pPr>
-        <w:pStyle w:val="NoSpacing"/>
+          <w:lang w:val="ro-RO"/>
+        </w:rPr>
+      </w:pPr>
+      <w:r>
         <w:rPr>
           <w:rFonts w:cs="Times New Roman"/>
-          <w:lang w:val="en-US"/>
-        </w:rPr>
-      </w:pPr>
-    </w:p>
-    <w:bookmarkStart w:id="17" w:name="_MON_1837711034"/>
-    <w:bookmarkEnd w:id="17"/>
-    <w:p>
-      <w:pPr>
-        <w:pStyle w:val="NoSpacing"/>
-        <w:rPr>
-          <w:lang w:val="en-US"/>
-        </w:rPr>
-      </w:pPr>
-      <w:r>
-        <w:rPr>
-          <w:lang w:val="en-US"/>
-        </w:rPr>
-        <w:object w:dxaOrig="9026" w:dyaOrig="806" w14:anchorId="1DA88245">
-          <v:shape id="_x0000_i1032" type="#_x0000_t75" style="width:451.3pt;height:40.3pt" o:ole="" o:bordertopcolor="this" o:borderleftcolor="this" o:borderbottomcolor="this" o:borderrightcolor="this">
+          <w:lang w:val="ro-RO"/>
+        </w:rPr>
+        <w:br w:type="page"/>
+      </w:r>
+    </w:p>
+    <w:p>
+      <w:pPr>
+        <w:pStyle w:val="Subtitle"/>
+        <w:spacing w:before="240"/>
+        <w:rPr>
+          <w:lang w:val="ro-RO"/>
+        </w:rPr>
+      </w:pPr>
+      <w:r>
+        <w:rPr>
+          <w:lang w:val="ro-RO"/>
+        </w:rPr>
+        <w:lastRenderedPageBreak/>
+        <w:t>Macrouri ajutătoare</w:t>
+      </w:r>
+    </w:p>
+    <w:p>
+      <w:pPr>
+        <w:pStyle w:val="NoSpacing"/>
+        <w:rPr>
+          <w:lang w:val="ro-RO"/>
+        </w:rPr>
+      </w:pPr>
+      <w:r>
+        <w:rPr>
+          <w:lang w:val="ro-RO"/>
+        </w:rPr>
+        <w:tab/>
+        <w:t xml:space="preserve">Modulul de macrouri ajutătoare definește </w:t>
+      </w:r>
+      <w:r>
+        <w:rPr>
+          <w:lang w:val="ro-RO"/>
+        </w:rPr>
+        <w:t>următoarele</w:t>
+      </w:r>
+    </w:p>
+    <w:p>
+      <w:pPr>
+        <w:pStyle w:val="NoSpacing"/>
+        <w:rPr>
+          <w:lang w:val="ro-RO"/>
+        </w:rPr>
+      </w:pPr>
+    </w:p>
+    <w:bookmarkStart w:id="19" w:name="_MON_1837702103"/>
+    <w:bookmarkEnd w:id="19"/>
+    <w:p>
+      <w:pPr>
+        <w:pStyle w:val="NoSpacing"/>
+        <w:rPr>
+          <w:lang w:val="en-US"/>
+        </w:rPr>
+      </w:pPr>
+      <w:r>
+        <w:rPr>
+          <w:lang w:val="en-US"/>
+        </w:rPr>
+        <w:object w:dxaOrig="9026" w:dyaOrig="562" w14:anchorId="2B6276FB">
+          <v:shape id="_x0000_i2134" type="#_x0000_t75" style="width:451.3pt;height:28.1pt" o:ole="">
             <v:imagedata r:id="rId31" o:title=""/>
             <w10:bordertop type="single" width="4"/>
             <w10:borderleft type="single" width="4"/>
             <w10:borderbottom type="single" width="4"/>
             <w10:borderright type="single" width="4"/>
           </v:shape>
-          <o:OLEObject Type="Embed" ProgID="Word.OpenDocumentText.12" ShapeID="_x0000_i1032" DrawAspect="Content" ObjectID="_1837924776" r:id="rId32"/>
+          <o:OLEObject Type="Embed" ProgID="Word.OpenDocumentText.12" ShapeID="_x0000_i2134" DrawAspect="Content" ObjectID="_1838069713" r:id="rId32"/>
         </w:object>
       </w:r>
     </w:p>
@@ -3153,100 +3759,82 @@
           <w:lang w:val="en-US"/>
         </w:rPr>
       </w:pPr>
+    </w:p>
+    <w:p>
+      <w:pPr>
+        <w:pStyle w:val="NoSpacing"/>
+        <w:rPr>
+          <w:rFonts w:cs="Times New Roman"/>
+          <w:lang w:val="en-US"/>
+        </w:rPr>
+      </w:pPr>
       <w:r>
         <w:rPr>
           <w:lang w:val="en-US"/>
         </w:rPr>
         <w:tab/>
-      </w:r>
-    </w:p>
-    <w:p>
-      <w:pPr>
-        <w:pStyle w:val="NoSpacing"/>
+        <w:t xml:space="preserve">Funcțiile cu implementarea publică (codul este vizibil în același fișier) trebuie declarate folosind </w:t>
+      </w:r>
+      <w:r>
+        <w:rPr>
+          <w:rFonts w:ascii="Consolas" w:hAnsi="Consolas"/>
+          <w:lang w:val="en-US"/>
+        </w:rPr>
+        <w:t>ENNDEF_PUBLIC</w:t>
+      </w:r>
+      <w:r>
         <w:rPr>
           <w:rFonts w:cs="Times New Roman"/>
-          <w:lang w:val="ro-RO"/>
-        </w:rPr>
-      </w:pPr>
-      <w:r>
-        <w:rPr>
-          <w:lang w:val="en-US"/>
-        </w:rPr>
-        <w:tab/>
-        <w:t xml:space="preserve">Aceste macrouri îndeplinesc funcții similare cu șirurile de caracter, </w:t>
-      </w:r>
-      <w:r>
-        <w:rPr>
-          <w:rFonts w:ascii="Consolas" w:hAnsi="Consolas"/>
-          <w:lang w:val="en-US"/>
-        </w:rPr>
-        <w:t>TO_STR</w:t>
+          <w:lang w:val="en-US"/>
+        </w:rPr>
+        <w:t xml:space="preserve">, iar cele cu o implementare privată (codul se află în alt fișier) trebuie declarate folosind </w:t>
+      </w:r>
+      <w:r>
+        <w:rPr>
+          <w:rFonts w:ascii="Consolas" w:hAnsi="Consolas" w:cs="Times New Roman"/>
+          <w:lang w:val="en-US"/>
+        </w:rPr>
+        <w:t>ENNDEF_PRIVATE</w:t>
       </w:r>
       <w:r>
         <w:rPr>
           <w:rFonts w:cs="Times New Roman"/>
           <w:lang w:val="en-US"/>
         </w:rPr>
-        <w:t xml:space="preserve"> transformă orice primește într-un șir de caractere prin a adăuga </w:t>
-      </w:r>
-      <w:r>
+        <w:t>.</w:t>
+      </w:r>
+    </w:p>
+    <w:p>
+      <w:pPr>
+        <w:pStyle w:val="NoSpacing"/>
         <w:rPr>
           <w:rFonts w:cs="Times New Roman"/>
-          <w:lang w:val="en-GB"/>
-        </w:rPr>
-        <w:t xml:space="preserve">“ </w:t>
-      </w:r>
-      <w:r>
-        <w:rPr>
-          <w:rFonts w:cs="Times New Roman"/>
-          <w:lang w:val="ro-RO"/>
-        </w:rPr>
-        <w:t xml:space="preserve">înainte de tokenul primit. </w:t>
-      </w:r>
-      <w:r>
-        <w:rPr>
-          <w:rFonts w:ascii="Consolas" w:hAnsi="Consolas" w:cs="Times New Roman"/>
-          <w:lang w:val="ro-RO"/>
-        </w:rPr>
-        <w:t>JOIN</w:t>
-      </w:r>
-      <w:r>
-        <w:rPr>
-          <w:rFonts w:cs="Times New Roman"/>
-          <w:lang w:val="ro-RO"/>
-        </w:rPr>
-        <w:t xml:space="preserve"> concatenează 2 tokenuri primite, fără a le transforma în șiruri de caractere.</w:t>
-      </w:r>
-    </w:p>
-    <w:p>
-      <w:pPr>
-        <w:pStyle w:val="NoSpacing"/>
-        <w:rPr>
-          <w:lang w:val="en-US"/>
-        </w:rPr>
-      </w:pPr>
-      <w:r>
-        <w:rPr>
-          <w:rFonts w:cs="Times New Roman"/>
-          <w:lang w:val="en-US"/>
-        </w:rPr>
-        <w:tab/>
-      </w:r>
-      <w:bookmarkStart w:id="18" w:name="_MON_1837702436"/>
-      <w:bookmarkEnd w:id="18"/>
-      <w:r>
-        <w:rPr>
-          <w:lang w:val="en-US"/>
-        </w:rPr>
-        <w:object w:dxaOrig="9026" w:dyaOrig="806" w14:anchorId="5FC8E17F">
-          <v:shape id="_x0000_i1033" type="#_x0000_t75" style="width:451.3pt;height:40.3pt" o:ole="" o:bordertopcolor="this" o:borderleftcolor="this" o:borderbottomcolor="this" o:borderrightcolor="this">
+          <w:lang w:val="en-US"/>
+        </w:rPr>
+      </w:pPr>
+    </w:p>
+    <w:bookmarkStart w:id="20" w:name="_MON_1837711034"/>
+    <w:bookmarkEnd w:id="20"/>
+    <w:p>
+      <w:pPr>
+        <w:pStyle w:val="NoSpacing"/>
+        <w:rPr>
+          <w:lang w:val="en-US"/>
+        </w:rPr>
+      </w:pPr>
+      <w:r>
+        <w:rPr>
+          <w:lang w:val="en-US"/>
+        </w:rPr>
+        <w:object w:dxaOrig="9026" w:dyaOrig="562" w14:anchorId="1DA88245">
+          <v:shape id="_x0000_i2132" type="#_x0000_t75" style="width:451.3pt;height:28.1pt" o:ole="">
             <v:imagedata r:id="rId33" o:title=""/>
             <w10:bordertop type="single" width="4"/>
             <w10:borderleft type="single" width="4"/>
             <w10:borderbottom type="single" width="4"/>
             <w10:borderright type="single" width="4"/>
           </v:shape>
-          <o:OLEObject Type="Embed" ProgID="Word.OpenDocumentText.12" ShapeID="_x0000_i1033" DrawAspect="Content" ObjectID="_1837924777" r:id="rId34"/>
+          <o:OLEObject Type="Embed" ProgID="Word.OpenDocumentText.12" ShapeID="_x0000_i2132" DrawAspect="Content" ObjectID="_1838069714" r:id="rId34"/>
         </w:object>
       </w:r>
     </w:p>
@@ -3257,6 +3845,12 @@
           <w:lang w:val="en-US"/>
         </w:rPr>
       </w:pPr>
+      <w:r>
+        <w:rPr>
+          <w:lang w:val="en-US"/>
+        </w:rPr>
+        <w:tab/>
+      </w:r>
     </w:p>
     <w:p>
       <w:pPr>
@@ -3271,1061 +3865,1211 @@
           <w:lang w:val="en-US"/>
         </w:rPr>
         <w:tab/>
-        <w:t>Aceste macrouri folosesc o proprietate a macrouri</w:t>
-      </w:r>
-      <w:r>
-        <w:rPr>
-          <w:lang w:val="en-US"/>
-        </w:rPr>
-        <w:t>lor</w:t>
-      </w:r>
-      <w:r>
-        <w:rPr>
-          <w:lang w:val="en-US"/>
-        </w:rPr>
-        <w:t xml:space="preserve"> cu un număr variabil de argument</w:t>
-      </w:r>
-      <w:r>
-        <w:rPr>
-          <w:lang w:val="en-US"/>
-        </w:rPr>
-        <w:t>e</w:t>
-      </w:r>
-      <w:r>
-        <w:rPr>
-          <w:lang w:val="en-US"/>
-        </w:rPr>
-        <w:t xml:space="preserve"> pentru a detecta numărul de argumente cu care este apelat macroul. </w:t>
+        <w:t xml:space="preserve">Aceste macrouri îndeplinesc funcții similare cu șirurile de caracter, </w:t>
       </w:r>
       <w:r>
         <w:rPr>
           <w:rFonts w:ascii="Consolas" w:hAnsi="Consolas"/>
           <w:lang w:val="en-US"/>
         </w:rPr>
-        <w:t>GET_NUM_ARGS</w:t>
-      </w:r>
-      <w:r>
-        <w:rPr>
-          <w:lang w:val="en-US"/>
-        </w:rPr>
-        <w:t xml:space="preserve"> acceptă un număr variabil de argumente (</w:t>
-      </w:r>
-      <w:r>
-        <w:rPr>
-          <w:lang w:val="en-US"/>
-        </w:rPr>
-        <w:t xml:space="preserve">0 </w:t>
+        <w:t>TO_STR</w:t>
       </w:r>
       <w:r>
         <w:rPr>
           <w:rFonts w:cs="Times New Roman"/>
           <w:lang w:val="en-US"/>
         </w:rPr>
-        <w:t>≤</w:t>
-      </w:r>
-      <w:r>
-        <w:rPr>
-          <w:lang w:val="en-US"/>
-        </w:rPr>
-        <w:t xml:space="preserve"> N </w:t>
+        <w:t xml:space="preserve"> transformă orice primește într-un șir de caractere prin a adăuga </w:t>
       </w:r>
       <w:r>
         <w:rPr>
           <w:rFonts w:cs="Times New Roman"/>
-          <w:lang w:val="en-US"/>
-        </w:rPr>
-        <w:t>≤</w:t>
-      </w:r>
-      <w:r>
-        <w:rPr>
-          <w:lang w:val="en-US"/>
-        </w:rPr>
-        <w:t xml:space="preserve"> 63) </w:t>
-      </w:r>
-      <w:r>
-        <w:rPr>
-          <w:lang w:val="ro-RO"/>
-        </w:rPr>
-        <w:t>și înlocuiește apelul său cu numărul de argumente.</w:t>
-      </w:r>
-      <w:r>
-        <w:rPr>
           <w:lang w:val="en-GB"/>
         </w:rPr>
-        <w:t xml:space="preserve"> </w:t>
-      </w:r>
-      <w:r>
-        <w:rPr>
-          <w:lang w:val="ro-RO"/>
-        </w:rPr>
-        <w:t xml:space="preserve">În mod similar </w:t>
-      </w:r>
-      <w:r>
-        <w:rPr>
-          <w:rFonts w:ascii="Consolas" w:hAnsi="Consolas"/>
-          <w:lang w:val="ro-RO"/>
-        </w:rPr>
-        <w:t>HAS_ONE_ARG</w:t>
+        <w:t xml:space="preserve">“ </w:t>
       </w:r>
       <w:r>
         <w:rPr>
           <w:rFonts w:cs="Times New Roman"/>
           <w:lang w:val="ro-RO"/>
         </w:rPr>
-        <w:t>, înlocuiește apelul său cu 1 sau 0 dacă este apelat cu un singur argument.</w:t>
-      </w:r>
-    </w:p>
-    <w:p>
-      <w:pPr>
-        <w:pStyle w:val="NoSpacing"/>
+        <w:t xml:space="preserve">înainte de tokenul primit. </w:t>
+      </w:r>
+      <w:r>
+        <w:rPr>
+          <w:rFonts w:ascii="Consolas" w:hAnsi="Consolas" w:cs="Times New Roman"/>
+          <w:lang w:val="ro-RO"/>
+        </w:rPr>
+        <w:t>JOIN</w:t>
+      </w:r>
+      <w:r>
         <w:rPr>
           <w:rFonts w:cs="Times New Roman"/>
           <w:lang w:val="ro-RO"/>
         </w:rPr>
-      </w:pPr>
-    </w:p>
-    <w:bookmarkStart w:id="19" w:name="_MON_1837703470"/>
-    <w:bookmarkEnd w:id="19"/>
-    <w:p>
-      <w:pPr>
-        <w:pStyle w:val="NoSpacing"/>
-        <w:rPr>
-          <w:lang w:val="en-US"/>
-        </w:rPr>
-      </w:pPr>
-      <w:r>
-        <w:rPr>
-          <w:lang w:val="en-US"/>
-        </w:rPr>
-        <w:object w:dxaOrig="9026" w:dyaOrig="1686" w14:anchorId="51B97F7C">
-          <v:shape id="_x0000_i1034" type="#_x0000_t75" style="width:451.3pt;height:84.3pt" o:ole="" o:bordertopcolor="this" o:borderleftcolor="this" o:borderbottomcolor="this" o:borderrightcolor="this">
+        <w:t xml:space="preserve"> concatenează 2 tokenuri primite, fără a le transforma în șiruri de caractere.</w:t>
+      </w:r>
+    </w:p>
+    <w:p>
+      <w:pPr>
+        <w:pStyle w:val="NoSpacing"/>
+        <w:rPr>
+          <w:lang w:val="en-US"/>
+        </w:rPr>
+      </w:pPr>
+      <w:r>
+        <w:rPr>
+          <w:rFonts w:cs="Times New Roman"/>
+          <w:lang w:val="en-US"/>
+        </w:rPr>
+        <w:tab/>
+      </w:r>
+      <w:bookmarkStart w:id="21" w:name="_MON_1837702436"/>
+      <w:bookmarkEnd w:id="21"/>
+      <w:r>
+        <w:rPr>
+          <w:lang w:val="en-US"/>
+        </w:rPr>
+        <w:object w:dxaOrig="9026" w:dyaOrig="562" w14:anchorId="5FC8E17F">
+          <v:shape id="_x0000_i2130" type="#_x0000_t75" style="width:451.3pt;height:28.1pt" o:ole="">
             <v:imagedata r:id="rId35" o:title=""/>
             <w10:bordertop type="single" width="4"/>
             <w10:borderleft type="single" width="4"/>
             <w10:borderbottom type="single" width="4"/>
             <w10:borderright type="single" width="4"/>
           </v:shape>
-          <o:OLEObject Type="Embed" ProgID="Word.OpenDocumentText.12" ShapeID="_x0000_i1034" DrawAspect="Content" ObjectID="_1837924778" r:id="rId36"/>
+          <o:OLEObject Type="Embed" ProgID="Word.OpenDocumentText.12" ShapeID="_x0000_i2130" DrawAspect="Content" ObjectID="_1838069715" r:id="rId36"/>
         </w:object>
       </w:r>
     </w:p>
     <w:p>
       <w:pPr>
-        <w:rPr>
-          <w:lang w:val="en-US"/>
-        </w:rPr>
-      </w:pPr>
-      <w:r>
-        <w:rPr>
-          <w:lang w:val="en-US"/>
-        </w:rPr>
-        <w:br w:type="page"/>
-      </w:r>
-    </w:p>
-    <w:p>
-      <w:pPr>
-        <w:pStyle w:val="Subtitle"/>
-        <w:spacing w:before="240"/>
-        <w:rPr>
-          <w:lang w:val="ro-RO"/>
-        </w:rPr>
-      </w:pPr>
+        <w:pStyle w:val="NoSpacing"/>
+        <w:rPr>
+          <w:lang w:val="en-US"/>
+        </w:rPr>
+      </w:pPr>
+    </w:p>
+    <w:p>
+      <w:pPr>
+        <w:pStyle w:val="NoSpacing"/>
+        <w:rPr>
+          <w:rFonts w:cs="Times New Roman"/>
+          <w:lang w:val="ro-RO"/>
+        </w:rPr>
+      </w:pPr>
+      <w:r>
+        <w:rPr>
+          <w:lang w:val="en-US"/>
+        </w:rPr>
+        <w:tab/>
+        <w:t>Aceste macrouri folosesc o proprietate a macrouri</w:t>
+      </w:r>
+      <w:r>
+        <w:rPr>
+          <w:lang w:val="en-US"/>
+        </w:rPr>
+        <w:t>lor</w:t>
+      </w:r>
+      <w:r>
+        <w:rPr>
+          <w:lang w:val="en-US"/>
+        </w:rPr>
+        <w:t xml:space="preserve"> cu un număr variabil de argument</w:t>
+      </w:r>
+      <w:r>
+        <w:rPr>
+          <w:lang w:val="en-US"/>
+        </w:rPr>
+        <w:t>e</w:t>
+      </w:r>
+      <w:r>
+        <w:rPr>
+          <w:lang w:val="en-US"/>
+        </w:rPr>
+        <w:t xml:space="preserve"> pentru a detecta numărul de argumente cu care este apelat macroul. </w:t>
+      </w:r>
+      <w:r>
+        <w:rPr>
+          <w:rFonts w:ascii="Consolas" w:hAnsi="Consolas"/>
+          <w:lang w:val="en-US"/>
+        </w:rPr>
+        <w:t>GET_NUM_ARGS</w:t>
+      </w:r>
+      <w:r>
+        <w:rPr>
+          <w:lang w:val="en-US"/>
+        </w:rPr>
+        <w:t xml:space="preserve"> acceptă un număr variabil de argumente (</w:t>
+      </w:r>
+      <w:r>
+        <w:rPr>
+          <w:lang w:val="en-US"/>
+        </w:rPr>
+        <w:t xml:space="preserve">0 </w:t>
+      </w:r>
+      <w:r>
+        <w:rPr>
+          <w:rFonts w:cs="Times New Roman"/>
+          <w:lang w:val="en-US"/>
+        </w:rPr>
+        <w:t>≤</w:t>
+      </w:r>
+      <w:r>
+        <w:rPr>
+          <w:lang w:val="en-US"/>
+        </w:rPr>
+        <w:t xml:space="preserve"> N </w:t>
+      </w:r>
+      <w:r>
+        <w:rPr>
+          <w:rFonts w:cs="Times New Roman"/>
+          <w:lang w:val="en-US"/>
+        </w:rPr>
+        <w:t>≤</w:t>
+      </w:r>
+      <w:r>
+        <w:rPr>
+          <w:lang w:val="en-US"/>
+        </w:rPr>
+        <w:t xml:space="preserve"> 63) </w:t>
+      </w:r>
+      <w:r>
+        <w:rPr>
+          <w:lang w:val="ro-RO"/>
+        </w:rPr>
+        <w:t>și înlocuiește apelul său cu numărul de argumente.</w:t>
+      </w:r>
       <w:r>
         <w:rPr>
           <w:lang w:val="en-GB"/>
         </w:rPr>
-        <w:lastRenderedPageBreak/>
-        <w:t xml:space="preserve">Logging </w:t>
-      </w:r>
-      <w:r>
-        <w:rPr>
-          <w:lang w:val="ro-RO"/>
-        </w:rPr>
-        <w:t>și Debug</w:t>
-      </w:r>
-    </w:p>
-    <w:p>
-      <w:pPr>
-        <w:pStyle w:val="NoSpacing"/>
-        <w:rPr>
-          <w:lang w:val="ro-RO"/>
-        </w:rPr>
-      </w:pPr>
-      <w:r>
-        <w:rPr>
-          <w:lang w:val="ro-RO"/>
-        </w:rPr>
-        <w:tab/>
-      </w:r>
-      <w:r>
-        <w:rPr>
-          <w:lang w:val="ro-RO"/>
-        </w:rPr>
-        <w:t>Sistemele de debug sunt notorii în lumea informaticii pentru dificultatea lor, mai ales în limbajele de programare cu un nivel de abstractizare scăzut, cum este C. Biblioteca noastră se folosește de un sistem de macrouri pentru a preveni cele mai comune erori.</w:t>
-      </w:r>
-    </w:p>
-    <w:p>
-      <w:pPr>
-        <w:pStyle w:val="NoSpacing"/>
-        <w:rPr>
-          <w:lang w:val="en-US"/>
-        </w:rPr>
-      </w:pPr>
-      <w:r>
-        <w:rPr>
-          <w:lang w:val="ro-RO"/>
-        </w:rPr>
-        <w:tab/>
-      </w:r>
-      <w:r>
-        <w:rPr>
-          <w:lang w:val="ro-RO"/>
-        </w:rPr>
-        <w:t>Mai întâi, biblioteca inițializează 2 buffere</w:t>
-      </w:r>
-      <w:r>
-        <w:rPr>
-          <w:rStyle w:val="FootnoteReference"/>
-          <w:lang w:val="ro-RO"/>
-        </w:rPr>
-        <w:footnoteReference w:id="6"/>
-      </w:r>
-      <w:r>
-        <w:rPr>
-          <w:lang w:val="ro-RO"/>
-        </w:rPr>
         <w:t xml:space="preserve"> </w:t>
       </w:r>
       <w:r>
         <w:rPr>
           <w:lang w:val="ro-RO"/>
         </w:rPr>
-        <w:t>și o stivă</w:t>
-      </w:r>
-      <w:r>
-        <w:rPr>
-          <w:lang w:val="ro-RO"/>
-        </w:rPr>
-        <w:t>. Acestea sunt</w:t>
-      </w:r>
-      <w:r>
-        <w:rPr>
-          <w:lang w:val="en-GB"/>
-        </w:rPr>
-        <w:t>:</w:t>
-      </w:r>
-    </w:p>
-    <w:p>
-      <w:pPr>
-        <w:pStyle w:val="NoSpacing"/>
+        <w:t xml:space="preserve">În mod similar </w:t>
+      </w:r>
+      <w:r>
+        <w:rPr>
+          <w:rFonts w:ascii="Consolas" w:hAnsi="Consolas"/>
+          <w:lang w:val="ro-RO"/>
+        </w:rPr>
+        <w:t>HAS_ONE_ARG</w:t>
+      </w:r>
+      <w:r>
         <w:rPr>
           <w:rFonts w:cs="Times New Roman"/>
           <w:lang w:val="ro-RO"/>
         </w:rPr>
-      </w:pPr>
-      <w:r>
-        <w:rPr>
-          <w:lang w:val="en-US"/>
-        </w:rPr>
-        <w:tab/>
-      </w:r>
-      <w:r>
-        <w:rPr>
-          <w:rFonts w:ascii="Consolas" w:hAnsi="Consolas"/>
-          <w:lang w:val="en-US"/>
-        </w:rPr>
-        <w:t>_internal_general_logs</w:t>
-      </w:r>
-      <w:r>
+        <w:t>, înlocuiește apelul său cu 1 sau 0 dacă este apelat cu un singur argument.</w:t>
+      </w:r>
+    </w:p>
+    <w:p>
+      <w:pPr>
+        <w:pStyle w:val="NoSpacing"/>
         <w:rPr>
           <w:rFonts w:cs="Times New Roman"/>
-          <w:lang w:val="en-US"/>
-        </w:rPr>
-        <w:t>,</w:t>
-      </w:r>
-      <w:r>
-        <w:rPr>
-          <w:rFonts w:cs="Times New Roman"/>
-          <w:lang w:val="en-US"/>
-        </w:rPr>
-        <w:t xml:space="preserve"> ce memorează un jurnal general </w:t>
-      </w:r>
-      <w:r>
-        <w:rPr>
-          <w:rFonts w:cs="Times New Roman"/>
-          <w:lang w:val="en-US"/>
-        </w:rPr>
-        <w:t>al activității desfășurate de aplicație, acesta este populat prin apelul următoarelor macrouri</w:t>
-      </w:r>
-      <w:r>
-        <w:rPr>
-          <w:rFonts w:cs="Times New Roman"/>
-          <w:lang w:val="en-GB"/>
-        </w:rPr>
-        <w:t xml:space="preserve">: </w:t>
-      </w:r>
-      <w:r>
-        <w:rPr>
-          <w:rFonts w:ascii="Consolas" w:hAnsi="Consolas" w:cs="Times New Roman"/>
-          <w:lang w:val="en-GB"/>
-        </w:rPr>
-        <w:t>LOG(…)</w:t>
-      </w:r>
-      <w:r>
-        <w:rPr>
-          <w:rFonts w:cs="Times New Roman"/>
-          <w:lang w:val="en-GB"/>
-        </w:rPr>
-        <w:t xml:space="preserve">, </w:t>
-      </w:r>
-      <w:r>
-        <w:rPr>
-          <w:rFonts w:ascii="Consolas" w:hAnsi="Consolas" w:cs="Times New Roman"/>
-          <w:lang w:val="en-GB"/>
-        </w:rPr>
-        <w:t>LOG_WARN(…)</w:t>
-      </w:r>
-      <w:r>
-        <w:rPr>
-          <w:rFonts w:cs="Times New Roman"/>
-          <w:lang w:val="en-GB"/>
-        </w:rPr>
-        <w:t xml:space="preserve">, </w:t>
-      </w:r>
-      <w:r>
-        <w:rPr>
-          <w:rFonts w:ascii="Consolas" w:hAnsi="Consolas" w:cs="Times New Roman"/>
-          <w:lang w:val="en-GB"/>
-        </w:rPr>
-        <w:t>LOG_ERR(…)</w:t>
-      </w:r>
-      <w:r>
-        <w:rPr>
-          <w:rFonts w:cs="Times New Roman"/>
-          <w:lang w:val="en-GB"/>
-        </w:rPr>
-        <w:t xml:space="preserve">, </w:t>
-      </w:r>
-      <w:r>
-        <w:rPr>
-          <w:rFonts w:ascii="Consolas" w:hAnsi="Consolas" w:cs="Times New Roman"/>
-          <w:lang w:val="en-GB"/>
-        </w:rPr>
-        <w:t>ASSERT(…)</w:t>
-      </w:r>
-      <w:r>
-        <w:rPr>
-          <w:rFonts w:cs="Times New Roman"/>
-          <w:lang w:val="en-GB"/>
-        </w:rPr>
-        <w:t>. Formatul acceptat de aceste macrouri este echivalent cu cel folosit de func</w:t>
-      </w:r>
-      <w:r>
-        <w:rPr>
-          <w:rFonts w:cs="Times New Roman"/>
-          <w:lang w:val="ro-RO"/>
-        </w:rPr>
-        <w:t xml:space="preserve">țiile de afișare din biblioteca standard </w:t>
-      </w:r>
-      <w:r>
-        <w:rPr>
-          <w:rFonts w:ascii="Consolas" w:hAnsi="Consolas" w:cs="Times New Roman"/>
-          <w:lang w:val="en-GB"/>
-        </w:rPr>
-        <w:t>&lt;stdio.h&gt;</w:t>
-      </w:r>
-      <w:r>
-        <w:rPr>
-          <w:rFonts w:cs="Times New Roman"/>
-          <w:lang w:val="ro-RO"/>
-        </w:rPr>
-        <w:t>.</w:t>
-      </w:r>
-    </w:p>
-    <w:p>
-      <w:pPr>
-        <w:pStyle w:val="NoSpacing"/>
-        <w:rPr>
-          <w:rFonts w:cs="Times New Roman"/>
-          <w:lang w:val="ro-RO"/>
-        </w:rPr>
-      </w:pPr>
-      <w:r>
-        <w:rPr>
-          <w:rFonts w:cs="Times New Roman"/>
-          <w:lang w:val="ro-RO"/>
-        </w:rPr>
-        <w:tab/>
-      </w:r>
-      <w:r>
-        <w:rPr>
-          <w:rFonts w:ascii="Consolas" w:hAnsi="Consolas" w:cs="Times New Roman"/>
-          <w:lang w:val="ro-RO"/>
-        </w:rPr>
-        <w:t>_internal_memory_logs</w:t>
-      </w:r>
-      <w:r>
-        <w:rPr>
-          <w:rFonts w:cs="Times New Roman"/>
-          <w:lang w:val="ro-RO"/>
-        </w:rPr>
-        <w:t xml:space="preserve">,  ce, prin redefinirea funcțiilor de manipulare a memoriei dinamice </w:t>
-      </w:r>
-      <w:r>
-        <w:rPr>
-          <w:rFonts w:ascii="Consolas" w:hAnsi="Consolas" w:cs="Times New Roman"/>
-          <w:lang w:val="ro-RO"/>
-        </w:rPr>
-        <w:t>malloc</w:t>
-      </w:r>
-      <w:r>
-        <w:rPr>
-          <w:rFonts w:cs="Times New Roman"/>
-          <w:lang w:val="ro-RO"/>
-        </w:rPr>
-        <w:t xml:space="preserve">, </w:t>
-      </w:r>
-      <w:r>
-        <w:rPr>
-          <w:rFonts w:ascii="Consolas" w:hAnsi="Consolas" w:cs="Times New Roman"/>
-          <w:lang w:val="ro-RO"/>
-        </w:rPr>
-        <w:t>calloc</w:t>
-      </w:r>
-      <w:r>
-        <w:rPr>
-          <w:rFonts w:cs="Times New Roman"/>
-          <w:lang w:val="ro-RO"/>
-        </w:rPr>
-        <w:t xml:space="preserve">, </w:t>
-      </w:r>
-      <w:r>
-        <w:rPr>
-          <w:rFonts w:ascii="Consolas" w:hAnsi="Consolas" w:cs="Times New Roman"/>
-          <w:lang w:val="ro-RO"/>
-        </w:rPr>
-        <w:t>realloc</w:t>
-      </w:r>
-      <w:r>
-        <w:rPr>
-          <w:rFonts w:cs="Times New Roman"/>
-          <w:lang w:val="ro-RO"/>
-        </w:rPr>
-        <w:t xml:space="preserve"> și </w:t>
-      </w:r>
-      <w:r>
-        <w:rPr>
-          <w:rFonts w:ascii="Consolas" w:hAnsi="Consolas" w:cs="Times New Roman"/>
-          <w:lang w:val="ro-RO"/>
-        </w:rPr>
-        <w:t>free</w:t>
-      </w:r>
-      <w:r>
-        <w:rPr>
-          <w:rFonts w:cs="Times New Roman"/>
-          <w:lang w:val="ro-RO"/>
-        </w:rPr>
-        <w:t>, ține evidența alocărilor și dealocărilor memoriei dinamice, calculează memoria totală utilizată și verifică dacă toate ariile de memorie au fost dealocate</w:t>
-      </w:r>
-      <w:r>
-        <w:rPr>
-          <w:rFonts w:cs="Times New Roman"/>
-          <w:lang w:val="ro-RO"/>
-        </w:rPr>
-        <w:t xml:space="preserve">. (Doar dacă </w:t>
-      </w:r>
-      <w:r>
-        <w:rPr>
-          <w:rFonts w:ascii="Consolas" w:hAnsi="Consolas" w:cs="Times New Roman"/>
-          <w:lang w:val="ro-RO"/>
-        </w:rPr>
-        <w:t>ENN_DEBUG_MODE</w:t>
-      </w:r>
-      <w:r>
-        <w:rPr>
-          <w:rFonts w:cs="Times New Roman"/>
-          <w:lang w:val="ro-RO"/>
-        </w:rPr>
-        <w:t xml:space="preserve"> este definit)</w:t>
-      </w:r>
-    </w:p>
-    <w:p>
-      <w:pPr>
-        <w:pStyle w:val="NoSpacing"/>
-        <w:rPr>
-          <w:rFonts w:cs="Times New Roman"/>
-          <w:lang w:val="ro-RO"/>
-        </w:rPr>
-      </w:pPr>
-      <w:r>
-        <w:rPr>
-          <w:rFonts w:cs="Times New Roman"/>
-          <w:lang w:val="ro-RO"/>
-        </w:rPr>
-        <w:tab/>
-      </w:r>
-      <w:r>
-        <w:rPr>
-          <w:rFonts w:ascii="Consolas" w:hAnsi="Consolas" w:cs="Times New Roman"/>
-          <w:lang w:val="ro-RO"/>
-        </w:rPr>
-        <w:t>_internal_call_stack</w:t>
-      </w:r>
-      <w:r>
-        <w:rPr>
-          <w:rFonts w:cs="Times New Roman"/>
-          <w:lang w:val="ro-RO"/>
-        </w:rPr>
-        <w:t>, ce simulează stiva de apeluri a funcțiilor</w:t>
-      </w:r>
-      <w:r>
-        <w:rPr>
-          <w:rFonts w:cs="Times New Roman"/>
-          <w:lang w:val="ro-RO"/>
-        </w:rPr>
-        <w:t xml:space="preserve">. Datorită limitărilor limbajului, pentru a menține această stivă, este necesar apelul unui macro </w:t>
-      </w:r>
-      <w:r>
-        <w:rPr>
-          <w:rFonts w:ascii="Consolas" w:hAnsi="Consolas" w:cs="Times New Roman"/>
-          <w:lang w:val="ro-RO"/>
-        </w:rPr>
-        <w:t>DEBUG_TRACE</w:t>
-      </w:r>
-      <w:r>
-        <w:rPr>
-          <w:rFonts w:ascii="Consolas" w:hAnsi="Consolas" w:cs="Times New Roman"/>
-          <w:lang w:val="en-GB"/>
-        </w:rPr>
-        <w:t>(…)</w:t>
-      </w:r>
-      <w:r>
-        <w:rPr>
-          <w:rFonts w:cs="Times New Roman"/>
-          <w:lang w:val="en-GB"/>
-        </w:rPr>
-        <w:t xml:space="preserve"> la </w:t>
-      </w:r>
-      <w:r>
-        <w:rPr>
-          <w:rFonts w:cs="Times New Roman"/>
-          <w:lang w:val="ro-RO"/>
-        </w:rPr>
-        <w:t>începutul oricărei funcții</w:t>
-      </w:r>
-      <w:r>
-        <w:rPr>
-          <w:rFonts w:cs="Times New Roman"/>
-          <w:lang w:val="ro-RO"/>
-        </w:rPr>
-        <w:t xml:space="preserve">, ce poate fi apelat fără argumente pentru a extrage numele funcției în care a fost apelat, sau cu un singur argument, reprezentând un nume pentru funcția în care se află. Similar, macroul </w:t>
-      </w:r>
-      <w:r>
-        <w:rPr>
-          <w:rFonts w:ascii="Consolas" w:hAnsi="Consolas" w:cs="Times New Roman"/>
-          <w:lang w:val="ro-RO"/>
-        </w:rPr>
-        <w:t>DEBUG_UNTRACE()</w:t>
-      </w:r>
-      <w:r>
-        <w:rPr>
-          <w:rFonts w:cs="Times New Roman"/>
-          <w:lang w:val="ro-RO"/>
-        </w:rPr>
-        <w:t xml:space="preserve"> trebuie apelat înainte ca funcția să returneze pentru a o elimina din stivă.</w:t>
-      </w:r>
-      <w:r>
-        <w:rPr>
-          <w:rFonts w:cs="Times New Roman"/>
-          <w:lang w:val="ro-RO"/>
-        </w:rPr>
-        <w:t xml:space="preserve"> (Doar dacă </w:t>
-      </w:r>
-      <w:r>
-        <w:rPr>
-          <w:rFonts w:ascii="Consolas" w:hAnsi="Consolas" w:cs="Times New Roman"/>
-          <w:lang w:val="ro-RO"/>
-        </w:rPr>
-        <w:t>ENN_DEBUG_MODE</w:t>
-      </w:r>
-      <w:r>
-        <w:rPr>
-          <w:rFonts w:cs="Times New Roman"/>
-          <w:lang w:val="ro-RO"/>
-        </w:rPr>
-        <w:t xml:space="preserve"> este definit)</w:t>
-      </w:r>
-    </w:p>
-    <w:p>
-      <w:pPr>
-        <w:pStyle w:val="NoSpacing"/>
-        <w:rPr>
-          <w:rFonts w:cs="Times New Roman"/>
-          <w:lang w:val="ro-RO"/>
-        </w:rPr>
-      </w:pPr>
-    </w:p>
-    <w:p>
-      <w:pPr>
-        <w:pStyle w:val="NoSpacing"/>
-        <w:rPr>
-          <w:rFonts w:cs="Times New Roman"/>
-          <w:lang w:val="ro-RO"/>
-        </w:rPr>
-      </w:pPr>
-      <w:r>
-        <w:rPr>
-          <w:rFonts w:cs="Times New Roman"/>
-          <w:lang w:val="ro-RO"/>
-        </w:rPr>
-        <w:tab/>
-        <w:t>Biblioteca oferă următoarele macrouri</w:t>
-      </w:r>
-      <w:r>
-        <w:rPr>
-          <w:rFonts w:cs="Times New Roman"/>
-          <w:lang w:val="en-GB"/>
-        </w:rPr>
-        <w:t>:</w:t>
-      </w:r>
-    </w:p>
-    <w:p>
-      <w:pPr>
-        <w:pStyle w:val="NoSpacing"/>
-        <w:rPr>
-          <w:rFonts w:cs="Times New Roman"/>
-          <w:lang w:val="en-GB"/>
-        </w:rPr>
-      </w:pPr>
-      <w:r>
-        <w:rPr>
-          <w:rFonts w:cs="Times New Roman"/>
-          <w:lang w:val="ro-RO"/>
-        </w:rPr>
-        <w:tab/>
-      </w:r>
-      <w:r>
-        <w:rPr>
-          <w:rFonts w:ascii="Consolas" w:hAnsi="Consolas" w:cs="Times New Roman"/>
-          <w:lang w:val="en-GB"/>
-        </w:rPr>
-        <w:t>LOG(…)</w:t>
-      </w:r>
-      <w:r>
-        <w:rPr>
-          <w:rFonts w:cs="Times New Roman"/>
-          <w:lang w:val="en-GB"/>
-        </w:rPr>
-        <w:t xml:space="preserve"> ce </w:t>
-      </w:r>
-      <w:r>
-        <w:rPr>
-          <w:rFonts w:cs="Times New Roman"/>
-          <w:lang w:val="en-GB"/>
-        </w:rPr>
-        <w:t xml:space="preserve">scrie mesajul transmis, într-un mod echivalent cu funcții precum </w:t>
-      </w:r>
-      <w:r>
-        <w:rPr>
-          <w:rFonts w:ascii="Consolas" w:hAnsi="Consolas" w:cs="Times New Roman"/>
-          <w:lang w:val="en-GB"/>
-        </w:rPr>
-        <w:t>printf()</w:t>
-      </w:r>
-      <w:r>
-        <w:rPr>
-          <w:rFonts w:cs="Times New Roman"/>
-          <w:lang w:val="en-GB"/>
-        </w:rPr>
-        <w:t xml:space="preserve">, </w:t>
-      </w:r>
-      <w:r>
-        <w:rPr>
-          <w:rFonts w:ascii="Consolas" w:hAnsi="Consolas" w:cs="Times New Roman"/>
-          <w:lang w:val="en-GB"/>
-        </w:rPr>
-        <w:t>fprintf()</w:t>
-      </w:r>
-      <w:r>
-        <w:rPr>
-          <w:rFonts w:cs="Times New Roman"/>
-          <w:lang w:val="en-GB"/>
-        </w:rPr>
-        <w:t>.</w:t>
-      </w:r>
-    </w:p>
-    <w:p>
-      <w:pPr>
-        <w:pStyle w:val="NoSpacing"/>
-        <w:rPr>
-          <w:rFonts w:cs="Times New Roman"/>
-          <w:lang w:val="en-GB"/>
-        </w:rPr>
-      </w:pPr>
-      <w:r>
-        <w:rPr>
-          <w:rFonts w:cs="Times New Roman"/>
-          <w:lang w:val="en-GB"/>
-        </w:rPr>
-        <w:tab/>
-      </w:r>
-      <w:r>
-        <w:rPr>
-          <w:rFonts w:ascii="Consolas" w:hAnsi="Consolas" w:cs="Times New Roman"/>
-          <w:lang w:val="en-GB"/>
-        </w:rPr>
-        <w:t>LOG_WARN(…)</w:t>
-      </w:r>
-      <w:r>
-        <w:rPr>
-          <w:rFonts w:cs="Times New Roman"/>
-          <w:lang w:val="en-GB"/>
-        </w:rPr>
-        <w:t>, ce scrie mesajul transmis, adăugând evidența liniei și fișierului în care a fost apelat.</w:t>
-      </w:r>
-    </w:p>
-    <w:p>
-      <w:pPr>
-        <w:pStyle w:val="NoSpacing"/>
-        <w:rPr>
-          <w:rFonts w:cs="Times New Roman"/>
-          <w:lang w:val="en-GB"/>
-        </w:rPr>
-      </w:pPr>
-      <w:r>
-        <w:rPr>
-          <w:rFonts w:cs="Times New Roman"/>
-          <w:lang w:val="en-GB"/>
-        </w:rPr>
-        <w:tab/>
-      </w:r>
-      <w:r>
-        <w:rPr>
-          <w:rFonts w:ascii="Consolas" w:hAnsi="Consolas" w:cs="Times New Roman"/>
-          <w:lang w:val="en-GB"/>
-        </w:rPr>
-        <w:t>LOG_ERR(…)</w:t>
-      </w:r>
-      <w:r>
-        <w:rPr>
-          <w:rFonts w:cs="Times New Roman"/>
-          <w:lang w:val="en-GB"/>
-        </w:rPr>
-        <w:t>, ce scrie mesajul transmis, adaugă evidența liniei și fișierului și închide complet programul.</w:t>
-      </w:r>
-    </w:p>
-    <w:p>
-      <w:pPr>
-        <w:pStyle w:val="NoSpacing"/>
-        <w:rPr>
-          <w:rFonts w:cs="Times New Roman"/>
-          <w:lang w:val="en-GB"/>
-        </w:rPr>
-      </w:pPr>
-      <w:r>
-        <w:rPr>
-          <w:rFonts w:cs="Times New Roman"/>
-          <w:lang w:val="en-GB"/>
-        </w:rPr>
-        <w:tab/>
-      </w:r>
-      <w:r>
-        <w:rPr>
-          <w:rFonts w:ascii="Consolas" w:hAnsi="Consolas" w:cs="Times New Roman"/>
-          <w:lang w:val="en-GB"/>
-        </w:rPr>
-        <w:t>ASSERT(…)</w:t>
-      </w:r>
-      <w:r>
-        <w:rPr>
-          <w:rFonts w:cs="Times New Roman"/>
-          <w:lang w:val="en-GB"/>
-        </w:rPr>
-        <w:t xml:space="preserve">, ce poate fi apelat cu 1 argument, reprezentând o expresie logică pe care o evaluează, în cazul în care expresia este falsă, programul este închis. Dacă este apelat cu mai mult de 1 argument, macroul se comport similar dar scrie și mesajul transmis. </w:t>
-      </w:r>
-    </w:p>
-    <w:p>
-      <w:pPr>
-        <w:pStyle w:val="NoSpacing"/>
-        <w:rPr>
-          <w:rFonts w:cs="Times New Roman"/>
-          <w:lang w:val="en-GB"/>
-        </w:rPr>
-      </w:pPr>
-    </w:p>
-    <w:p>
-      <w:pPr>
-        <w:pStyle w:val="NoSpacing"/>
-        <w:rPr>
-          <w:rFonts w:cs="Times New Roman"/>
-          <w:lang w:val="ro-RO"/>
-        </w:rPr>
-      </w:pPr>
-      <w:r>
-        <w:rPr>
-          <w:rFonts w:cs="Times New Roman"/>
-          <w:lang w:val="en-GB"/>
-        </w:rPr>
-        <w:tab/>
-        <w:t xml:space="preserve">Biblioteca oferă macrourile echivalente </w:t>
-      </w:r>
-      <w:r>
-        <w:rPr>
-          <w:rFonts w:ascii="Consolas" w:hAnsi="Consolas" w:cs="Times New Roman"/>
-          <w:lang w:val="en-GB"/>
-        </w:rPr>
-        <w:t>DEBUG_LOG(…)</w:t>
-      </w:r>
-      <w:r>
-        <w:rPr>
-          <w:rFonts w:cs="Times New Roman"/>
-          <w:lang w:val="en-GB"/>
-        </w:rPr>
-        <w:t xml:space="preserve">, </w:t>
-      </w:r>
-      <w:r>
-        <w:rPr>
-          <w:rFonts w:ascii="Consolas" w:hAnsi="Consolas" w:cs="Times New Roman"/>
-          <w:lang w:val="en-GB"/>
-        </w:rPr>
-        <w:t>DEBUG_LOG_WARN(…)</w:t>
-      </w:r>
-      <w:r>
-        <w:rPr>
-          <w:rFonts w:cs="Times New Roman"/>
-          <w:lang w:val="en-GB"/>
-        </w:rPr>
-        <w:t xml:space="preserve">, </w:t>
-      </w:r>
-      <w:r>
-        <w:rPr>
-          <w:rFonts w:ascii="Consolas" w:hAnsi="Consolas" w:cs="Times New Roman"/>
-          <w:lang w:val="en-GB"/>
-        </w:rPr>
-        <w:t>DEBUG_LOG_ERR(…)</w:t>
-      </w:r>
-      <w:r>
-        <w:rPr>
-          <w:rFonts w:cs="Times New Roman"/>
-          <w:lang w:val="en-GB"/>
-        </w:rPr>
-        <w:t xml:space="preserve"> și</w:t>
-      </w:r>
-      <w:r>
-        <w:rPr>
-          <w:rFonts w:ascii="Consolas" w:hAnsi="Consolas" w:cs="Times New Roman"/>
-          <w:lang w:val="en-GB"/>
-        </w:rPr>
-        <w:t xml:space="preserve"> DEBUG_ASSERT(…)</w:t>
-      </w:r>
-      <w:r>
-        <w:rPr>
-          <w:rFonts w:cs="Times New Roman"/>
-          <w:lang w:val="en-GB"/>
-        </w:rPr>
-        <w:t xml:space="preserve">. </w:t>
-      </w:r>
-      <w:r>
-        <w:rPr>
-          <w:rFonts w:cs="Times New Roman"/>
-          <w:lang w:val="ro-RO"/>
-        </w:rPr>
-        <w:t xml:space="preserve">(Doar dacă </w:t>
-      </w:r>
-      <w:r>
-        <w:rPr>
-          <w:rFonts w:ascii="Consolas" w:hAnsi="Consolas" w:cs="Times New Roman"/>
-          <w:lang w:val="ro-RO"/>
-        </w:rPr>
-        <w:t>ENN_DEBUG_MODE</w:t>
-      </w:r>
-      <w:r>
-        <w:rPr>
-          <w:rFonts w:cs="Times New Roman"/>
-          <w:lang w:val="ro-RO"/>
-        </w:rPr>
-        <w:t xml:space="preserve"> este definit)</w:t>
-      </w:r>
-    </w:p>
-    <w:p>
-      <w:pPr>
-        <w:rPr>
-          <w:rFonts w:cs="Times New Roman"/>
-          <w:lang w:val="ro-RO"/>
-        </w:rPr>
-      </w:pPr>
-      <w:r>
-        <w:rPr>
-          <w:rFonts w:cs="Times New Roman"/>
-          <w:lang w:val="ro-RO"/>
-        </w:rPr>
-        <w:br w:type="page"/>
-      </w:r>
-    </w:p>
-    <w:p>
-      <w:pPr>
-        <w:pStyle w:val="NoSpacing"/>
-        <w:rPr>
-          <w:rFonts w:cs="Times New Roman"/>
-          <w:lang w:val="en-US"/>
-        </w:rPr>
-      </w:pPr>
-      <w:r>
-        <w:rPr>
-          <w:rFonts w:cs="Times New Roman"/>
-          <w:lang w:val="ro-RO"/>
-        </w:rPr>
-        <w:lastRenderedPageBreak/>
-        <w:tab/>
-        <w:t>După terminarea programului, bufferele sunt scrise</w:t>
-      </w:r>
-      <w:r>
-        <w:rPr>
-          <w:rFonts w:cs="Times New Roman"/>
-          <w:lang w:val="ro-RO"/>
-        </w:rPr>
-        <w:t xml:space="preserve"> </w:t>
-      </w:r>
-      <w:r>
-        <w:rPr>
-          <w:rFonts w:cs="Times New Roman"/>
-          <w:lang w:val="ro-RO"/>
-        </w:rPr>
-        <w:t xml:space="preserve">în fișiere din directorul </w:t>
-      </w:r>
-      <w:r>
-        <w:rPr>
-          <w:rFonts w:cs="Times New Roman"/>
-          <w:i/>
-          <w:iCs/>
-          <w:lang w:val="ro-RO"/>
-        </w:rPr>
-        <w:t>Simulation/Data/Logs</w:t>
-      </w:r>
-      <w:r>
-        <w:rPr>
-          <w:rFonts w:cs="Times New Roman"/>
-          <w:lang w:val="ro-RO"/>
-        </w:rPr>
-        <w:t xml:space="preserve">. </w:t>
-      </w:r>
-      <w:r>
-        <w:rPr>
-          <w:rFonts w:cs="Times New Roman"/>
-          <w:lang w:val="ro-RO"/>
-        </w:rPr>
-        <w:t>O utilizare corectă a acestui sistem de debug arată în felul următor</w:t>
-      </w:r>
-      <w:r>
-        <w:rPr>
-          <w:rFonts w:cs="Times New Roman"/>
-          <w:lang w:val="en-US"/>
-        </w:rPr>
-        <w:t>:</w:t>
-      </w:r>
-    </w:p>
-    <w:p>
-      <w:pPr>
-        <w:pStyle w:val="NoSpacing"/>
-        <w:rPr>
-          <w:rFonts w:cs="Times New Roman"/>
-          <w:lang w:val="en-US"/>
-        </w:rPr>
-      </w:pPr>
-    </w:p>
-    <w:p>
-      <w:pPr>
-        <w:pStyle w:val="NoSpacing"/>
-        <w:rPr>
-          <w:rFonts w:cs="Times New Roman"/>
-          <w:i/>
-          <w:iCs/>
-          <w:lang w:val="en-US"/>
-        </w:rPr>
-      </w:pPr>
-      <w:r>
-        <w:rPr>
-          <w:rFonts w:cs="Times New Roman"/>
-          <w:i/>
-          <w:iCs/>
-          <w:lang w:val="en-US"/>
-        </w:rPr>
-        <w:t>main.c</w:t>
-      </w:r>
-    </w:p>
-    <w:bookmarkStart w:id="20" w:name="_MON_1837753066"/>
-    <w:bookmarkEnd w:id="20"/>
-    <w:p>
-      <w:pPr>
-        <w:pStyle w:val="NoSpacing"/>
-        <w:rPr>
-          <w:lang w:val="en-US"/>
-        </w:rPr>
-      </w:pPr>
-      <w:r>
-        <w:rPr>
-          <w:lang w:val="en-US"/>
-        </w:rPr>
-        <w:object w:dxaOrig="9026" w:dyaOrig="6838" w14:anchorId="6957392A">
-          <v:shape id="_x0000_i1035" type="#_x0000_t75" style="width:451.3pt;height:341.9pt" o:ole="" o:bordertopcolor="this" o:borderleftcolor="this" o:borderbottomcolor="this" o:borderrightcolor="this">
+          <w:lang w:val="ro-RO"/>
+        </w:rPr>
+      </w:pPr>
+    </w:p>
+    <w:bookmarkStart w:id="22" w:name="_MON_1837703470"/>
+    <w:bookmarkEnd w:id="22"/>
+    <w:p>
+      <w:pPr>
+        <w:pStyle w:val="NoSpacing"/>
+        <w:rPr>
+          <w:lang w:val="en-US"/>
+        </w:rPr>
+      </w:pPr>
+      <w:r>
+        <w:rPr>
+          <w:lang w:val="en-US"/>
+        </w:rPr>
+        <w:object w:dxaOrig="9026" w:dyaOrig="1686" w14:anchorId="51B97F7C">
+          <v:shape id="_x0000_i1034" type="#_x0000_t75" style="width:451.3pt;height:84.3pt" o:ole="" o:bordertopcolor="this" o:borderleftcolor="this" o:borderbottomcolor="this" o:borderrightcolor="this">
             <v:imagedata r:id="rId37" o:title=""/>
             <w10:bordertop type="single" width="4"/>
             <w10:borderleft type="single" width="4"/>
             <w10:borderbottom type="single" width="4"/>
             <w10:borderright type="single" width="4"/>
           </v:shape>
-          <o:OLEObject Type="Embed" ProgID="Word.OpenDocumentText.12" ShapeID="_x0000_i1035" DrawAspect="Content" ObjectID="_1837924779" r:id="rId38"/>
+          <o:OLEObject Type="Embed" ProgID="Word.OpenDocumentText.12" ShapeID="_x0000_i1034" DrawAspect="Content" ObjectID="_1838069716" r:id="rId38"/>
         </w:object>
       </w:r>
     </w:p>
     <w:p>
       <w:pPr>
-        <w:pStyle w:val="NoSpacing"/>
-        <w:rPr>
-          <w:lang w:val="en-US"/>
-        </w:rPr>
-      </w:pPr>
-    </w:p>
-    <w:p>
-      <w:pPr>
-        <w:pStyle w:val="NoSpacing"/>
-        <w:rPr>
+        <w:rPr>
+          <w:lang w:val="en-US"/>
+        </w:rPr>
+      </w:pPr>
+      <w:r>
+        <w:rPr>
+          <w:lang w:val="en-US"/>
+        </w:rPr>
+        <w:br w:type="page"/>
+      </w:r>
+    </w:p>
+    <w:p>
+      <w:pPr>
+        <w:pStyle w:val="Subtitle"/>
+        <w:spacing w:before="240"/>
+        <w:rPr>
+          <w:lang w:val="ro-RO"/>
+        </w:rPr>
+      </w:pPr>
+      <w:r>
+        <w:rPr>
+          <w:lang w:val="en-GB"/>
+        </w:rPr>
+        <w:lastRenderedPageBreak/>
+        <w:t xml:space="preserve">Logging </w:t>
+      </w:r>
+      <w:r>
+        <w:rPr>
+          <w:lang w:val="ro-RO"/>
+        </w:rPr>
+        <w:t>și Debug</w:t>
+      </w:r>
+    </w:p>
+    <w:p>
+      <w:pPr>
+        <w:pStyle w:val="NoSpacing"/>
+        <w:rPr>
+          <w:lang w:val="ro-RO"/>
+        </w:rPr>
+      </w:pPr>
+      <w:r>
+        <w:rPr>
+          <w:lang w:val="ro-RO"/>
+        </w:rPr>
+        <w:tab/>
+      </w:r>
+      <w:r>
+        <w:rPr>
+          <w:lang w:val="ro-RO"/>
+        </w:rPr>
+        <w:t>Sistemele de debug sunt notorii în lumea informaticii pentru dificultatea lor, mai ales în limbajele de programare cu un nivel de abstractizare scăzut, cum este C. Biblioteca noastră se folosește de un sistem de macrouri pentru a preveni cele mai comune erori.</w:t>
+      </w:r>
+    </w:p>
+    <w:p>
+      <w:pPr>
+        <w:pStyle w:val="NoSpacing"/>
+        <w:rPr>
+          <w:lang w:val="en-US"/>
+        </w:rPr>
+      </w:pPr>
+      <w:r>
+        <w:rPr>
+          <w:lang w:val="ro-RO"/>
+        </w:rPr>
+        <w:tab/>
+      </w:r>
+      <w:r>
+        <w:rPr>
+          <w:lang w:val="ro-RO"/>
+        </w:rPr>
+        <w:t>Mai întâi, biblioteca inițializează 2 buffere</w:t>
+      </w:r>
+      <w:r>
+        <w:rPr>
+          <w:rStyle w:val="FootnoteReference"/>
+          <w:lang w:val="ro-RO"/>
+        </w:rPr>
+        <w:footnoteReference w:id="6"/>
+      </w:r>
+      <w:r>
+        <w:rPr>
+          <w:lang w:val="ro-RO"/>
+        </w:rPr>
+        <w:t xml:space="preserve"> </w:t>
+      </w:r>
+      <w:r>
+        <w:rPr>
+          <w:lang w:val="ro-RO"/>
+        </w:rPr>
+        <w:t>și o stivă</w:t>
+      </w:r>
+      <w:r>
+        <w:rPr>
+          <w:lang w:val="ro-RO"/>
+        </w:rPr>
+        <w:t>. Acestea sunt</w:t>
+      </w:r>
+      <w:r>
+        <w:rPr>
+          <w:lang w:val="en-GB"/>
+        </w:rPr>
+        <w:t>:</w:t>
+      </w:r>
+    </w:p>
+    <w:p>
+      <w:pPr>
+        <w:pStyle w:val="NoSpacing"/>
+        <w:rPr>
+          <w:rFonts w:cs="Times New Roman"/>
+          <w:lang w:val="ro-RO"/>
+        </w:rPr>
+      </w:pPr>
+      <w:r>
+        <w:rPr>
+          <w:lang w:val="en-US"/>
+        </w:rPr>
+        <w:tab/>
+      </w:r>
+      <w:r>
+        <w:rPr>
+          <w:rFonts w:ascii="Consolas" w:hAnsi="Consolas"/>
+          <w:lang w:val="en-US"/>
+        </w:rPr>
+        <w:t>_internal_general_logs</w:t>
+      </w:r>
+      <w:r>
+        <w:rPr>
+          <w:rFonts w:cs="Times New Roman"/>
+          <w:lang w:val="en-US"/>
+        </w:rPr>
+        <w:t>,</w:t>
+      </w:r>
+      <w:r>
+        <w:rPr>
+          <w:rFonts w:cs="Times New Roman"/>
+          <w:lang w:val="en-US"/>
+        </w:rPr>
+        <w:t xml:space="preserve"> ce memorează un jurnal general </w:t>
+      </w:r>
+      <w:r>
+        <w:rPr>
+          <w:rFonts w:cs="Times New Roman"/>
+          <w:lang w:val="en-US"/>
+        </w:rPr>
+        <w:t>al activității desfășurate de aplicație, acesta este populat prin apelul următoarelor macrouri</w:t>
+      </w:r>
+      <w:r>
+        <w:rPr>
+          <w:rFonts w:cs="Times New Roman"/>
+          <w:lang w:val="en-GB"/>
+        </w:rPr>
+        <w:t xml:space="preserve">: </w:t>
+      </w:r>
+      <w:r>
+        <w:rPr>
+          <w:rFonts w:ascii="Consolas" w:hAnsi="Consolas" w:cs="Times New Roman"/>
+          <w:lang w:val="en-GB"/>
+        </w:rPr>
+        <w:t>LOG(…)</w:t>
+      </w:r>
+      <w:r>
+        <w:rPr>
+          <w:rFonts w:cs="Times New Roman"/>
+          <w:lang w:val="en-GB"/>
+        </w:rPr>
+        <w:t xml:space="preserve">, </w:t>
+      </w:r>
+      <w:r>
+        <w:rPr>
+          <w:rFonts w:ascii="Consolas" w:hAnsi="Consolas" w:cs="Times New Roman"/>
+          <w:lang w:val="en-GB"/>
+        </w:rPr>
+        <w:t>LOG_WARN(…)</w:t>
+      </w:r>
+      <w:r>
+        <w:rPr>
+          <w:rFonts w:cs="Times New Roman"/>
+          <w:lang w:val="en-GB"/>
+        </w:rPr>
+        <w:t xml:space="preserve">, </w:t>
+      </w:r>
+      <w:r>
+        <w:rPr>
+          <w:rFonts w:ascii="Consolas" w:hAnsi="Consolas" w:cs="Times New Roman"/>
+          <w:lang w:val="en-GB"/>
+        </w:rPr>
+        <w:t>LOG_ERR(…)</w:t>
+      </w:r>
+      <w:r>
+        <w:rPr>
+          <w:rFonts w:cs="Times New Roman"/>
+          <w:lang w:val="en-GB"/>
+        </w:rPr>
+        <w:t xml:space="preserve">, </w:t>
+      </w:r>
+      <w:r>
+        <w:rPr>
+          <w:rFonts w:ascii="Consolas" w:hAnsi="Consolas" w:cs="Times New Roman"/>
+          <w:lang w:val="en-GB"/>
+        </w:rPr>
+        <w:t>ASSERT(…)</w:t>
+      </w:r>
+      <w:r>
+        <w:rPr>
+          <w:rFonts w:cs="Times New Roman"/>
+          <w:lang w:val="en-GB"/>
+        </w:rPr>
+        <w:t>. Formatul acceptat de aceste macrouri este echivalent cu cel folosit de func</w:t>
+      </w:r>
+      <w:r>
+        <w:rPr>
+          <w:rFonts w:cs="Times New Roman"/>
+          <w:lang w:val="ro-RO"/>
+        </w:rPr>
+        <w:t xml:space="preserve">țiile de afișare din biblioteca standard </w:t>
+      </w:r>
+      <w:r>
+        <w:rPr>
+          <w:rFonts w:ascii="Consolas" w:hAnsi="Consolas" w:cs="Times New Roman"/>
+          <w:lang w:val="en-GB"/>
+        </w:rPr>
+        <w:t>&lt;stdio.h&gt;</w:t>
+      </w:r>
+      <w:r>
+        <w:rPr>
+          <w:rFonts w:cs="Times New Roman"/>
+          <w:lang w:val="ro-RO"/>
+        </w:rPr>
+        <w:t>.</w:t>
+      </w:r>
+    </w:p>
+    <w:p>
+      <w:pPr>
+        <w:pStyle w:val="NoSpacing"/>
+        <w:rPr>
+          <w:rFonts w:cs="Times New Roman"/>
+          <w:lang w:val="ro-RO"/>
+        </w:rPr>
+      </w:pPr>
+      <w:r>
+        <w:rPr>
+          <w:rFonts w:cs="Times New Roman"/>
+          <w:lang w:val="ro-RO"/>
+        </w:rPr>
+        <w:tab/>
+      </w:r>
+      <w:r>
+        <w:rPr>
+          <w:rFonts w:ascii="Consolas" w:hAnsi="Consolas" w:cs="Times New Roman"/>
+          <w:lang w:val="ro-RO"/>
+        </w:rPr>
+        <w:t>_internal_memory_logs</w:t>
+      </w:r>
+      <w:r>
+        <w:rPr>
+          <w:rFonts w:cs="Times New Roman"/>
+          <w:lang w:val="ro-RO"/>
+        </w:rPr>
+        <w:t xml:space="preserve">,  ce, prin redefinirea funcțiilor de manipulare a memoriei dinamice </w:t>
+      </w:r>
+      <w:r>
+        <w:rPr>
+          <w:rFonts w:ascii="Consolas" w:hAnsi="Consolas" w:cs="Times New Roman"/>
+          <w:lang w:val="ro-RO"/>
+        </w:rPr>
+        <w:t>malloc</w:t>
+      </w:r>
+      <w:r>
+        <w:rPr>
+          <w:rFonts w:cs="Times New Roman"/>
+          <w:lang w:val="ro-RO"/>
+        </w:rPr>
+        <w:t xml:space="preserve">, </w:t>
+      </w:r>
+      <w:r>
+        <w:rPr>
+          <w:rFonts w:ascii="Consolas" w:hAnsi="Consolas" w:cs="Times New Roman"/>
+          <w:lang w:val="ro-RO"/>
+        </w:rPr>
+        <w:t>calloc</w:t>
+      </w:r>
+      <w:r>
+        <w:rPr>
+          <w:rFonts w:cs="Times New Roman"/>
+          <w:lang w:val="ro-RO"/>
+        </w:rPr>
+        <w:t xml:space="preserve">, </w:t>
+      </w:r>
+      <w:r>
+        <w:rPr>
+          <w:rFonts w:ascii="Consolas" w:hAnsi="Consolas" w:cs="Times New Roman"/>
+          <w:lang w:val="ro-RO"/>
+        </w:rPr>
+        <w:t>realloc</w:t>
+      </w:r>
+      <w:r>
+        <w:rPr>
+          <w:rFonts w:cs="Times New Roman"/>
+          <w:lang w:val="ro-RO"/>
+        </w:rPr>
+        <w:t xml:space="preserve"> și </w:t>
+      </w:r>
+      <w:r>
+        <w:rPr>
+          <w:rFonts w:ascii="Consolas" w:hAnsi="Consolas" w:cs="Times New Roman"/>
+          <w:lang w:val="ro-RO"/>
+        </w:rPr>
+        <w:t>free</w:t>
+      </w:r>
+      <w:r>
+        <w:rPr>
+          <w:rFonts w:cs="Times New Roman"/>
+          <w:lang w:val="ro-RO"/>
+        </w:rPr>
+        <w:t>, ține evidența alocărilor și dealocărilor memoriei dinamice, calculează memoria totală utilizată și verifică dacă toate ariile de memorie au fost dealocate</w:t>
+      </w:r>
+      <w:r>
+        <w:rPr>
+          <w:rFonts w:cs="Times New Roman"/>
+          <w:lang w:val="ro-RO"/>
+        </w:rPr>
+        <w:t xml:space="preserve">. (Doar dacă </w:t>
+      </w:r>
+      <w:r>
+        <w:rPr>
+          <w:rFonts w:ascii="Consolas" w:hAnsi="Consolas" w:cs="Times New Roman"/>
+          <w:lang w:val="ro-RO"/>
+        </w:rPr>
+        <w:t>ENN_DEBUG_MODE</w:t>
+      </w:r>
+      <w:r>
+        <w:rPr>
+          <w:rFonts w:cs="Times New Roman"/>
+          <w:lang w:val="ro-RO"/>
+        </w:rPr>
+        <w:t xml:space="preserve"> este definit)</w:t>
+      </w:r>
+    </w:p>
+    <w:p>
+      <w:pPr>
+        <w:pStyle w:val="NoSpacing"/>
+        <w:rPr>
+          <w:rFonts w:cs="Times New Roman"/>
+          <w:lang w:val="ro-RO"/>
+        </w:rPr>
+      </w:pPr>
+      <w:r>
+        <w:rPr>
+          <w:rFonts w:cs="Times New Roman"/>
+          <w:lang w:val="ro-RO"/>
+        </w:rPr>
+        <w:tab/>
+      </w:r>
+      <w:r>
+        <w:rPr>
+          <w:rFonts w:ascii="Consolas" w:hAnsi="Consolas" w:cs="Times New Roman"/>
+          <w:lang w:val="ro-RO"/>
+        </w:rPr>
+        <w:t>_internal_call_stack</w:t>
+      </w:r>
+      <w:r>
+        <w:rPr>
+          <w:rFonts w:cs="Times New Roman"/>
+          <w:lang w:val="ro-RO"/>
+        </w:rPr>
+        <w:t>, ce simulează stiva de apeluri a funcțiilor</w:t>
+      </w:r>
+      <w:r>
+        <w:rPr>
+          <w:rFonts w:cs="Times New Roman"/>
+          <w:lang w:val="ro-RO"/>
+        </w:rPr>
+        <w:t xml:space="preserve">. Datorită limitărilor limbajului, pentru a menține această stivă, este necesar apelul unui macro </w:t>
+      </w:r>
+      <w:r>
+        <w:rPr>
+          <w:rFonts w:ascii="Consolas" w:hAnsi="Consolas" w:cs="Times New Roman"/>
+          <w:lang w:val="ro-RO"/>
+        </w:rPr>
+        <w:t>DEBUG_TRACE</w:t>
+      </w:r>
+      <w:r>
+        <w:rPr>
+          <w:rFonts w:ascii="Consolas" w:hAnsi="Consolas" w:cs="Times New Roman"/>
+          <w:lang w:val="en-GB"/>
+        </w:rPr>
+        <w:t>(…)</w:t>
+      </w:r>
+      <w:r>
+        <w:rPr>
+          <w:rFonts w:cs="Times New Roman"/>
+          <w:lang w:val="en-GB"/>
+        </w:rPr>
+        <w:t xml:space="preserve"> la </w:t>
+      </w:r>
+      <w:r>
+        <w:rPr>
+          <w:rFonts w:cs="Times New Roman"/>
+          <w:lang w:val="ro-RO"/>
+        </w:rPr>
+        <w:t>începutul oricărei funcții</w:t>
+      </w:r>
+      <w:r>
+        <w:rPr>
+          <w:rFonts w:cs="Times New Roman"/>
+          <w:lang w:val="ro-RO"/>
+        </w:rPr>
+        <w:t xml:space="preserve">, ce poate fi apelat fără argumente pentru a extrage numele funcției în care a fost apelat, sau cu un singur argument, reprezentând un nume pentru funcția în care se află. Similar, macroul </w:t>
+      </w:r>
+      <w:r>
+        <w:rPr>
+          <w:rFonts w:ascii="Consolas" w:hAnsi="Consolas" w:cs="Times New Roman"/>
+          <w:lang w:val="ro-RO"/>
+        </w:rPr>
+        <w:t>DEBUG_UNTRACE()</w:t>
+      </w:r>
+      <w:r>
+        <w:rPr>
+          <w:rFonts w:cs="Times New Roman"/>
+          <w:lang w:val="ro-RO"/>
+        </w:rPr>
+        <w:t xml:space="preserve"> trebuie apelat înainte ca funcția să returneze pentru a o elimina din stivă.</w:t>
+      </w:r>
+      <w:r>
+        <w:rPr>
+          <w:rFonts w:cs="Times New Roman"/>
+          <w:lang w:val="ro-RO"/>
+        </w:rPr>
+        <w:t xml:space="preserve"> (Doar dacă </w:t>
+      </w:r>
+      <w:r>
+        <w:rPr>
+          <w:rFonts w:ascii="Consolas" w:hAnsi="Consolas" w:cs="Times New Roman"/>
+          <w:lang w:val="ro-RO"/>
+        </w:rPr>
+        <w:t>ENN_DEBUG_MODE</w:t>
+      </w:r>
+      <w:r>
+        <w:rPr>
+          <w:rFonts w:cs="Times New Roman"/>
+          <w:lang w:val="ro-RO"/>
+        </w:rPr>
+        <w:t xml:space="preserve"> este definit)</w:t>
+      </w:r>
+    </w:p>
+    <w:p>
+      <w:pPr>
+        <w:pStyle w:val="NoSpacing"/>
+        <w:rPr>
+          <w:rFonts w:cs="Times New Roman"/>
+          <w:lang w:val="ro-RO"/>
+        </w:rPr>
+      </w:pPr>
+    </w:p>
+    <w:p>
+      <w:pPr>
+        <w:pStyle w:val="NoSpacing"/>
+        <w:rPr>
+          <w:rFonts w:cs="Times New Roman"/>
+          <w:lang w:val="ro-RO"/>
+        </w:rPr>
+      </w:pPr>
+      <w:r>
+        <w:rPr>
+          <w:rFonts w:cs="Times New Roman"/>
+          <w:lang w:val="ro-RO"/>
+        </w:rPr>
+        <w:tab/>
+        <w:t>Biblioteca oferă următoarele macrouri</w:t>
+      </w:r>
+      <w:r>
+        <w:rPr>
+          <w:rFonts w:cs="Times New Roman"/>
+          <w:lang w:val="en-GB"/>
+        </w:rPr>
+        <w:t>:</w:t>
+      </w:r>
+    </w:p>
+    <w:p>
+      <w:pPr>
+        <w:pStyle w:val="NoSpacing"/>
+        <w:rPr>
+          <w:rFonts w:cs="Times New Roman"/>
+          <w:lang w:val="en-GB"/>
+        </w:rPr>
+      </w:pPr>
+      <w:r>
+        <w:rPr>
+          <w:rFonts w:cs="Times New Roman"/>
+          <w:lang w:val="ro-RO"/>
+        </w:rPr>
+        <w:tab/>
+      </w:r>
+      <w:r>
+        <w:rPr>
+          <w:rFonts w:ascii="Consolas" w:hAnsi="Consolas" w:cs="Times New Roman"/>
+          <w:lang w:val="en-GB"/>
+        </w:rPr>
+        <w:t>LOG(…)</w:t>
+      </w:r>
+      <w:r>
+        <w:rPr>
+          <w:rFonts w:cs="Times New Roman"/>
+          <w:lang w:val="en-GB"/>
+        </w:rPr>
+        <w:t xml:space="preserve"> ce </w:t>
+      </w:r>
+      <w:r>
+        <w:rPr>
+          <w:rFonts w:cs="Times New Roman"/>
+          <w:lang w:val="en-GB"/>
+        </w:rPr>
+        <w:t xml:space="preserve">scrie mesajul transmis, într-un mod echivalent cu funcții precum </w:t>
+      </w:r>
+      <w:r>
+        <w:rPr>
+          <w:rFonts w:ascii="Consolas" w:hAnsi="Consolas" w:cs="Times New Roman"/>
+          <w:lang w:val="en-GB"/>
+        </w:rPr>
+        <w:t>printf()</w:t>
+      </w:r>
+      <w:r>
+        <w:rPr>
+          <w:rFonts w:cs="Times New Roman"/>
+          <w:lang w:val="en-GB"/>
+        </w:rPr>
+        <w:t xml:space="preserve">, </w:t>
+      </w:r>
+      <w:r>
+        <w:rPr>
+          <w:rFonts w:ascii="Consolas" w:hAnsi="Consolas" w:cs="Times New Roman"/>
+          <w:lang w:val="en-GB"/>
+        </w:rPr>
+        <w:t>fprintf()</w:t>
+      </w:r>
+      <w:r>
+        <w:rPr>
+          <w:rFonts w:cs="Times New Roman"/>
+          <w:lang w:val="en-GB"/>
+        </w:rPr>
+        <w:t>.</w:t>
+      </w:r>
+    </w:p>
+    <w:p>
+      <w:pPr>
+        <w:pStyle w:val="NoSpacing"/>
+        <w:rPr>
+          <w:rFonts w:cs="Times New Roman"/>
+          <w:lang w:val="en-GB"/>
+        </w:rPr>
+      </w:pPr>
+      <w:r>
+        <w:rPr>
+          <w:rFonts w:cs="Times New Roman"/>
+          <w:lang w:val="en-GB"/>
+        </w:rPr>
+        <w:tab/>
+      </w:r>
+      <w:r>
+        <w:rPr>
+          <w:rFonts w:ascii="Consolas" w:hAnsi="Consolas" w:cs="Times New Roman"/>
+          <w:lang w:val="en-GB"/>
+        </w:rPr>
+        <w:t>LOG_WARN(…)</w:t>
+      </w:r>
+      <w:r>
+        <w:rPr>
+          <w:rFonts w:cs="Times New Roman"/>
+          <w:lang w:val="en-GB"/>
+        </w:rPr>
+        <w:t>, ce scrie mesajul transmis, adăugând evidența liniei și fișierului în care a fost apelat.</w:t>
+      </w:r>
+    </w:p>
+    <w:p>
+      <w:pPr>
+        <w:pStyle w:val="NoSpacing"/>
+        <w:rPr>
+          <w:rFonts w:cs="Times New Roman"/>
+          <w:lang w:val="en-GB"/>
+        </w:rPr>
+      </w:pPr>
+      <w:r>
+        <w:rPr>
+          <w:rFonts w:cs="Times New Roman"/>
+          <w:lang w:val="en-GB"/>
+        </w:rPr>
+        <w:tab/>
+      </w:r>
+      <w:r>
+        <w:rPr>
+          <w:rFonts w:ascii="Consolas" w:hAnsi="Consolas" w:cs="Times New Roman"/>
+          <w:lang w:val="en-GB"/>
+        </w:rPr>
+        <w:t>LOG_ERR(…)</w:t>
+      </w:r>
+      <w:r>
+        <w:rPr>
+          <w:rFonts w:cs="Times New Roman"/>
+          <w:lang w:val="en-GB"/>
+        </w:rPr>
+        <w:t>, ce scrie mesajul transmis, adaugă evidența liniei și fișierului și închide complet programul.</w:t>
+      </w:r>
+    </w:p>
+    <w:p>
+      <w:pPr>
+        <w:pStyle w:val="NoSpacing"/>
+        <w:rPr>
+          <w:rFonts w:cs="Times New Roman"/>
+          <w:lang w:val="en-GB"/>
+        </w:rPr>
+      </w:pPr>
+      <w:r>
+        <w:rPr>
+          <w:rFonts w:cs="Times New Roman"/>
+          <w:lang w:val="en-GB"/>
+        </w:rPr>
+        <w:tab/>
+      </w:r>
+      <w:r>
+        <w:rPr>
+          <w:rFonts w:ascii="Consolas" w:hAnsi="Consolas" w:cs="Times New Roman"/>
+          <w:lang w:val="en-GB"/>
+        </w:rPr>
+        <w:t>ASSERT(…)</w:t>
+      </w:r>
+      <w:r>
+        <w:rPr>
+          <w:rFonts w:cs="Times New Roman"/>
+          <w:lang w:val="en-GB"/>
+        </w:rPr>
+        <w:t xml:space="preserve">, ce poate fi apelat cu 1 argument, reprezentând o expresie logică pe care o evaluează, în cazul în care expresia este falsă, programul este închis. Dacă este apelat cu mai mult de 1 argument, macroul se comport similar dar scrie și mesajul transmis. </w:t>
+      </w:r>
+    </w:p>
+    <w:p>
+      <w:pPr>
+        <w:pStyle w:val="NoSpacing"/>
+        <w:rPr>
+          <w:rFonts w:cs="Times New Roman"/>
+          <w:lang w:val="en-GB"/>
+        </w:rPr>
+      </w:pPr>
+    </w:p>
+    <w:p>
+      <w:pPr>
+        <w:pStyle w:val="NoSpacing"/>
+        <w:rPr>
+          <w:rFonts w:cs="Times New Roman"/>
+          <w:lang w:val="ro-RO"/>
+        </w:rPr>
+      </w:pPr>
+      <w:r>
+        <w:rPr>
+          <w:rFonts w:cs="Times New Roman"/>
+          <w:lang w:val="en-GB"/>
+        </w:rPr>
+        <w:tab/>
+        <w:t xml:space="preserve">Biblioteca oferă macrourile echivalente </w:t>
+      </w:r>
+      <w:r>
+        <w:rPr>
+          <w:rFonts w:ascii="Consolas" w:hAnsi="Consolas" w:cs="Times New Roman"/>
+          <w:lang w:val="en-GB"/>
+        </w:rPr>
+        <w:t>DEBUG_LOG(…)</w:t>
+      </w:r>
+      <w:r>
+        <w:rPr>
+          <w:rFonts w:cs="Times New Roman"/>
+          <w:lang w:val="en-GB"/>
+        </w:rPr>
+        <w:t xml:space="preserve">, </w:t>
+      </w:r>
+      <w:r>
+        <w:rPr>
+          <w:rFonts w:ascii="Consolas" w:hAnsi="Consolas" w:cs="Times New Roman"/>
+          <w:lang w:val="en-GB"/>
+        </w:rPr>
+        <w:t>DEBUG_LOG_WARN(…)</w:t>
+      </w:r>
+      <w:r>
+        <w:rPr>
+          <w:rFonts w:cs="Times New Roman"/>
+          <w:lang w:val="en-GB"/>
+        </w:rPr>
+        <w:t xml:space="preserve">, </w:t>
+      </w:r>
+      <w:r>
+        <w:rPr>
+          <w:rFonts w:ascii="Consolas" w:hAnsi="Consolas" w:cs="Times New Roman"/>
+          <w:lang w:val="en-GB"/>
+        </w:rPr>
+        <w:t>DEBUG_LOG_ERR(…)</w:t>
+      </w:r>
+      <w:r>
+        <w:rPr>
+          <w:rFonts w:cs="Times New Roman"/>
+          <w:lang w:val="en-GB"/>
+        </w:rPr>
+        <w:t xml:space="preserve"> și</w:t>
+      </w:r>
+      <w:r>
+        <w:rPr>
+          <w:rFonts w:ascii="Consolas" w:hAnsi="Consolas" w:cs="Times New Roman"/>
+          <w:lang w:val="en-GB"/>
+        </w:rPr>
+        <w:t xml:space="preserve"> DEBUG_ASSERT(…)</w:t>
+      </w:r>
+      <w:r>
+        <w:rPr>
+          <w:rFonts w:cs="Times New Roman"/>
+          <w:lang w:val="en-GB"/>
+        </w:rPr>
+        <w:t xml:space="preserve">. </w:t>
+      </w:r>
+      <w:r>
+        <w:rPr>
+          <w:rFonts w:cs="Times New Roman"/>
+          <w:lang w:val="ro-RO"/>
+        </w:rPr>
+        <w:t xml:space="preserve">(Doar dacă </w:t>
+      </w:r>
+      <w:r>
+        <w:rPr>
+          <w:rFonts w:ascii="Consolas" w:hAnsi="Consolas" w:cs="Times New Roman"/>
+          <w:lang w:val="ro-RO"/>
+        </w:rPr>
+        <w:t>ENN_DEBUG_MODE</w:t>
+      </w:r>
+      <w:r>
+        <w:rPr>
+          <w:rFonts w:cs="Times New Roman"/>
+          <w:lang w:val="ro-RO"/>
+        </w:rPr>
+        <w:t xml:space="preserve"> este definit)</w:t>
+      </w:r>
+    </w:p>
+    <w:p>
+      <w:pPr>
+        <w:pStyle w:val="NoSpacing"/>
+        <w:rPr>
+          <w:rFonts w:cs="Times New Roman"/>
+          <w:lang w:val="ro-RO"/>
+        </w:rPr>
+      </w:pPr>
+    </w:p>
+    <w:p>
+      <w:pPr>
+        <w:pStyle w:val="NoSpacing"/>
+        <w:ind w:firstLine="720"/>
+        <w:rPr>
+          <w:rFonts w:cs="Times New Roman"/>
+          <w:lang w:val="ro-RO"/>
+        </w:rPr>
+      </w:pPr>
+      <w:r>
+        <w:rPr>
+          <w:rFonts w:cs="Times New Roman"/>
+          <w:lang w:val="ro-RO"/>
+        </w:rPr>
+        <w:t xml:space="preserve">Macroul </w:t>
+      </w:r>
+      <w:r>
+        <w:rPr>
+          <w:rFonts w:ascii="Consolas" w:hAnsi="Consolas" w:cs="Times New Roman"/>
+          <w:lang w:val="ro-RO"/>
+        </w:rPr>
+        <w:t>ENN_DEBUG_MODE</w:t>
+      </w:r>
+      <w:r>
+        <w:rPr>
+          <w:rFonts w:cs="Times New Roman"/>
+          <w:lang w:val="ro-RO"/>
+        </w:rPr>
+        <w:t xml:space="preserve"> stabilește comportamentul acestui modul. În timpul dezvoltării unei aplicații este recomandat ca acest macro să fie definit pentru a</w:t>
+      </w:r>
+      <w:r>
+        <w:rPr>
+          <w:rFonts w:cs="Times New Roman"/>
+          <w:lang w:val="ro-RO"/>
+        </w:rPr>
+        <w:t xml:space="preserve"> putea depista erorile. La lansarea aplicației acest macro poate fi nedefinit pentru a optimiza programul, în acest caz toate macrorurile înafară de </w:t>
+      </w:r>
+      <w:r>
+        <w:rPr>
+          <w:rFonts w:ascii="Consolas" w:hAnsi="Consolas" w:cs="Times New Roman"/>
+          <w:lang w:val="en-GB"/>
+        </w:rPr>
+        <w:t>LOG(…)</w:t>
+      </w:r>
+      <w:r>
+        <w:rPr>
+          <w:rFonts w:cs="Times New Roman"/>
+          <w:lang w:val="en-GB"/>
+        </w:rPr>
+        <w:t xml:space="preserve">, </w:t>
+      </w:r>
+      <w:r>
+        <w:rPr>
+          <w:rFonts w:ascii="Consolas" w:hAnsi="Consolas" w:cs="Times New Roman"/>
+          <w:lang w:val="en-GB"/>
+        </w:rPr>
+        <w:t>LOG_WARN(…)</w:t>
+      </w:r>
+      <w:r>
+        <w:rPr>
+          <w:rFonts w:cs="Times New Roman"/>
+          <w:lang w:val="en-GB"/>
+        </w:rPr>
+        <w:t xml:space="preserve">, </w:t>
+      </w:r>
+      <w:r>
+        <w:rPr>
+          <w:rFonts w:ascii="Consolas" w:hAnsi="Consolas" w:cs="Times New Roman"/>
+          <w:lang w:val="en-GB"/>
+        </w:rPr>
+        <w:t>LOG_ERR(…)</w:t>
+      </w:r>
+      <w:r>
+        <w:rPr>
+          <w:rFonts w:cs="Times New Roman"/>
+          <w:lang w:val="en-GB"/>
+        </w:rPr>
+        <w:t xml:space="preserve">, </w:t>
+      </w:r>
+      <w:r>
+        <w:rPr>
+          <w:rFonts w:ascii="Consolas" w:hAnsi="Consolas" w:cs="Times New Roman"/>
+          <w:lang w:val="en-GB"/>
+        </w:rPr>
+        <w:t>ASSERT(…)</w:t>
+      </w:r>
+      <w:r>
+        <w:rPr>
+          <w:rFonts w:cs="Times New Roman"/>
+          <w:lang w:val="en-GB"/>
+        </w:rPr>
+        <w:t>, nu au niciun efect.</w:t>
+      </w:r>
+    </w:p>
+    <w:p>
+      <w:pPr>
+        <w:rPr>
+          <w:rFonts w:cs="Times New Roman"/>
+          <w:lang w:val="ro-RO"/>
+        </w:rPr>
+      </w:pPr>
+      <w:r>
+        <w:rPr>
+          <w:rFonts w:cs="Times New Roman"/>
+          <w:lang w:val="ro-RO"/>
+        </w:rPr>
+        <w:br w:type="page"/>
+      </w:r>
+    </w:p>
+    <w:p>
+      <w:pPr>
+        <w:pStyle w:val="NoSpacing"/>
+        <w:rPr>
+          <w:rFonts w:cs="Times New Roman"/>
+          <w:lang w:val="en-US"/>
+        </w:rPr>
+      </w:pPr>
+      <w:r>
+        <w:rPr>
+          <w:rFonts w:cs="Times New Roman"/>
+          <w:lang w:val="ro-RO"/>
+        </w:rPr>
+        <w:lastRenderedPageBreak/>
+        <w:tab/>
+        <w:t>După terminarea programului, bufferele sunt scrise</w:t>
+      </w:r>
+      <w:r>
+        <w:rPr>
+          <w:rFonts w:cs="Times New Roman"/>
+          <w:lang w:val="ro-RO"/>
+        </w:rPr>
+        <w:t xml:space="preserve"> </w:t>
+      </w:r>
+      <w:r>
+        <w:rPr>
+          <w:rFonts w:cs="Times New Roman"/>
+          <w:lang w:val="ro-RO"/>
+        </w:rPr>
+        <w:t xml:space="preserve">în fișiere din directorul </w:t>
+      </w:r>
+      <w:r>
+        <w:rPr>
+          <w:rFonts w:cs="Times New Roman"/>
           <w:i/>
           <w:iCs/>
-          <w:lang w:val="en-US"/>
-        </w:rPr>
-      </w:pPr>
-      <w:r>
-        <w:rPr>
+          <w:lang w:val="ro-RO"/>
+        </w:rPr>
+        <w:t>Simulation/Data/Logs</w:t>
+      </w:r>
+      <w:r>
+        <w:rPr>
+          <w:rFonts w:cs="Times New Roman"/>
+          <w:lang w:val="ro-RO"/>
+        </w:rPr>
+        <w:t xml:space="preserve">. </w:t>
+      </w:r>
+      <w:r>
+        <w:rPr>
+          <w:rFonts w:cs="Times New Roman"/>
+          <w:lang w:val="ro-RO"/>
+        </w:rPr>
+        <w:t>O utilizare corectă a acestui sistem de debug arată în felul următor</w:t>
+      </w:r>
+      <w:r>
+        <w:rPr>
+          <w:rFonts w:cs="Times New Roman"/>
+          <w:lang w:val="en-US"/>
+        </w:rPr>
+        <w:t>:</w:t>
+      </w:r>
+    </w:p>
+    <w:p>
+      <w:pPr>
+        <w:pStyle w:val="NoSpacing"/>
+        <w:rPr>
+          <w:rFonts w:cs="Times New Roman"/>
+          <w:lang w:val="en-US"/>
+        </w:rPr>
+      </w:pPr>
+    </w:p>
+    <w:p>
+      <w:pPr>
+        <w:pStyle w:val="NoSpacing"/>
+        <w:rPr>
+          <w:rFonts w:cs="Times New Roman"/>
           <w:i/>
           <w:iCs/>
           <w:lang w:val="en-US"/>
         </w:rPr>
-        <w:t>2026-04-16-15-29-40.log</w:t>
-      </w:r>
-    </w:p>
-    <w:bookmarkStart w:id="21" w:name="_MON_1837858724"/>
-    <w:bookmarkEnd w:id="21"/>
-    <w:p>
-      <w:pPr>
-        <w:pStyle w:val="NoSpacing"/>
-        <w:rPr>
-          <w:lang w:val="en-US"/>
-        </w:rPr>
-      </w:pPr>
-      <w:r>
-        <w:rPr>
-          <w:lang w:val="en-US"/>
-        </w:rPr>
-        <w:object w:dxaOrig="9026" w:dyaOrig="2529" w14:anchorId="4C5F2198">
-          <v:shape id="_x0000_i1036" type="#_x0000_t75" style="width:451.3pt;height:126.45pt" o:ole="" o:bordertopcolor="this" o:borderleftcolor="this" o:borderbottomcolor="this" o:borderrightcolor="this">
+      </w:pPr>
+      <w:r>
+        <w:rPr>
+          <w:rFonts w:cs="Times New Roman"/>
+          <w:i/>
+          <w:iCs/>
+          <w:lang w:val="en-US"/>
+        </w:rPr>
+        <w:t>main.c</w:t>
+      </w:r>
+    </w:p>
+    <w:bookmarkStart w:id="23" w:name="_MON_1837753066"/>
+    <w:bookmarkEnd w:id="23"/>
+    <w:p>
+      <w:pPr>
+        <w:pStyle w:val="NoSpacing"/>
+        <w:rPr>
+          <w:lang w:val="en-US"/>
+        </w:rPr>
+      </w:pPr>
+      <w:r>
+        <w:rPr>
+          <w:lang w:val="en-US"/>
+        </w:rPr>
+        <w:object w:dxaOrig="9026" w:dyaOrig="6323" w14:anchorId="6957392A">
+          <v:shape id="_x0000_i2128" type="#_x0000_t75" style="width:451.3pt;height:316.15pt" o:ole="">
             <v:imagedata r:id="rId39" o:title=""/>
             <w10:bordertop type="single" width="4"/>
             <w10:borderleft type="single" width="4"/>
             <w10:borderbottom type="single" width="4"/>
             <w10:borderright type="single" width="4"/>
           </v:shape>
-          <o:OLEObject Type="Embed" ProgID="Word.OpenDocumentText.12" ShapeID="_x0000_i1036" DrawAspect="Content" ObjectID="_1837924780" r:id="rId40"/>
+          <o:OLEObject Type="Embed" ProgID="Word.OpenDocumentText.12" ShapeID="_x0000_i2128" DrawAspect="Content" ObjectID="_1838069717" r:id="rId40"/>
         </w:object>
       </w:r>
     </w:p>
@@ -4352,241 +5096,119 @@
           <w:iCs/>
           <w:lang w:val="en-US"/>
         </w:rPr>
-        <w:t>2026-04-16-15-29-40.memlog</w:t>
-      </w:r>
-    </w:p>
-    <w:bookmarkStart w:id="22" w:name="_MON_1837858877"/>
-    <w:bookmarkEnd w:id="22"/>
-    <w:p>
-      <w:pPr>
-        <w:pStyle w:val="NoSpacing"/>
-        <w:rPr>
-          <w:lang w:val="en-US"/>
-        </w:rPr>
-      </w:pPr>
-      <w:r>
-        <w:rPr>
-          <w:lang w:val="en-US"/>
-        </w:rPr>
-        <w:object w:dxaOrig="9026" w:dyaOrig="1686" w14:anchorId="7147624A">
-          <v:shape id="_x0000_i1037" type="#_x0000_t75" style="width:451.3pt;height:84.3pt" o:ole="" o:bordertopcolor="this" o:borderleftcolor="this" o:borderbottomcolor="this" o:borderrightcolor="this">
+        <w:t>2026-04-16-15-29-40.log</w:t>
+      </w:r>
+    </w:p>
+    <w:bookmarkStart w:id="24" w:name="_MON_1837858724"/>
+    <w:bookmarkEnd w:id="24"/>
+    <w:p>
+      <w:pPr>
+        <w:pStyle w:val="NoSpacing"/>
+        <w:rPr>
+          <w:lang w:val="en-US"/>
+        </w:rPr>
+      </w:pPr>
+      <w:r>
+        <w:rPr>
+          <w:lang w:val="en-US"/>
+        </w:rPr>
+        <w:object w:dxaOrig="9026" w:dyaOrig="2529" w14:anchorId="4C5F2198">
+          <v:shape id="_x0000_i1036" type="#_x0000_t75" style="width:451.3pt;height:126.45pt" o:ole="" o:bordertopcolor="this" o:borderleftcolor="this" o:borderbottomcolor="this" o:borderrightcolor="this">
             <v:imagedata r:id="rId41" o:title=""/>
             <w10:bordertop type="single" width="4"/>
             <w10:borderleft type="single" width="4"/>
             <w10:borderbottom type="single" width="4"/>
             <w10:borderright type="single" width="4"/>
           </v:shape>
-          <o:OLEObject Type="Embed" ProgID="Word.OpenDocumentText.12" ShapeID="_x0000_i1037" DrawAspect="Content" ObjectID="_1837924781" r:id="rId42"/>
+          <o:OLEObject Type="Embed" ProgID="Word.OpenDocumentText.12" ShapeID="_x0000_i1036" DrawAspect="Content" ObjectID="_1838069718" r:id="rId42"/>
         </w:object>
       </w:r>
     </w:p>
     <w:p>
       <w:pPr>
-        <w:rPr>
-          <w:lang w:val="en-US"/>
-        </w:rPr>
-      </w:pPr>
-      <w:r>
-        <w:rPr>
-          <w:lang w:val="en-US"/>
-        </w:rPr>
-        <w:br w:type="page"/>
-      </w:r>
-    </w:p>
-    <w:p>
-      <w:pPr>
-        <w:pStyle w:val="Subtitle"/>
-        <w:rPr>
-          <w:lang w:val="en-US"/>
-        </w:rPr>
-      </w:pPr>
-      <w:r>
-        <w:rPr>
-          <w:lang w:val="en-US"/>
-        </w:rPr>
-        <w:lastRenderedPageBreak/>
-        <w:t>Structuri Generice</w:t>
-      </w:r>
-    </w:p>
-    <w:p>
-      <w:pPr>
-        <w:pStyle w:val="NoSpacing"/>
-        <w:rPr>
-          <w:rFonts w:cs="Times New Roman"/>
-          <w:lang w:val="ro-RO"/>
-        </w:rPr>
-      </w:pPr>
-      <w:r>
-        <w:rPr>
-          <w:lang w:val="en-US"/>
-        </w:rPr>
-        <w:tab/>
-      </w:r>
-      <w:r>
-        <w:rPr>
-          <w:lang w:val="en-US"/>
-        </w:rPr>
-        <w:t>Unele dintre cele mai folositoare unelte g</w:t>
-      </w:r>
-      <w:r>
-        <w:rPr>
-          <w:lang w:val="ro-RO"/>
-        </w:rPr>
-        <w:t>ăsite în limbajele de programare moderne sunt structurile dinamice, cum ar fi tablouri dinamice, liste înlănțuite, stiva sau coada alocată dinamic. Toate acestea sunt relativ ușor de implementat într-un limbaj precum C, însă un asemenea limbaj nu prezintă un mod de a reutiliza o implementare pentru mai multe tipuri de date, așadar același cod trebuie rescris pentru fiecare tip de date folosit.</w:t>
-      </w:r>
-      <w:r>
-        <w:rPr>
-          <w:lang w:val="ro-RO"/>
-        </w:rPr>
-        <w:t xml:space="preserve"> Biblioteca noastră vine cu o soluție pentru această problemă prin 2 structuri de date generice</w:t>
-      </w:r>
-      <w:r>
-        <w:rPr>
-          <w:lang w:val="en-US"/>
-        </w:rPr>
-        <w:t>:</w:t>
-      </w:r>
-      <w:r>
-        <w:rPr>
-          <w:lang w:val="ro-RO"/>
-        </w:rPr>
-        <w:t xml:space="preserve"> </w:t>
-      </w:r>
-      <w:r>
-        <w:rPr>
-          <w:rFonts w:ascii="Consolas" w:hAnsi="Consolas"/>
-          <w:lang w:val="ro-RO"/>
-        </w:rPr>
-        <w:t>vector</w:t>
-      </w:r>
-      <w:r>
-        <w:rPr>
-          <w:rFonts w:cs="Times New Roman"/>
-          <w:lang w:val="ro-RO"/>
-        </w:rPr>
-        <w:t xml:space="preserve"> și</w:t>
-      </w:r>
-      <w:r>
-        <w:rPr>
-          <w:rFonts w:ascii="Consolas" w:hAnsi="Consolas"/>
-          <w:lang w:val="ro-RO"/>
-        </w:rPr>
-        <w:t xml:space="preserve"> deque</w:t>
-      </w:r>
-      <w:r>
-        <w:rPr>
-          <w:rFonts w:cs="Times New Roman"/>
-          <w:lang w:val="ro-RO"/>
-        </w:rPr>
-        <w:t>.</w:t>
-      </w:r>
-      <w:r>
-        <w:rPr>
-          <w:rFonts w:cs="Times New Roman"/>
-          <w:lang w:val="ro-RO"/>
-        </w:rPr>
-        <w:t xml:space="preserve"> Aplicația noastră se folosește des de </w:t>
-      </w:r>
-      <w:r>
-        <w:rPr>
-          <w:rFonts w:ascii="Consolas" w:hAnsi="Consolas" w:cs="Times New Roman"/>
-          <w:lang w:val="ro-RO"/>
-        </w:rPr>
-        <w:t>vector</w:t>
-      </w:r>
-      <w:r>
-        <w:rPr>
-          <w:rFonts w:cs="Times New Roman"/>
-          <w:lang w:val="ro-RO"/>
-        </w:rPr>
-        <w:t>, așadar îl vom prezenta pe acesta.</w:t>
-      </w:r>
-    </w:p>
-    <w:p>
-      <w:pPr>
-        <w:pStyle w:val="NoSpacing"/>
-        <w:rPr>
-          <w:rFonts w:cs="Times New Roman"/>
-          <w:lang w:val="ro-RO"/>
-        </w:rPr>
-      </w:pPr>
-      <w:r>
-        <w:rPr>
-          <w:rFonts w:cs="Times New Roman"/>
-          <w:lang w:val="ro-RO"/>
-        </w:rPr>
-        <w:tab/>
-      </w:r>
-      <w:r>
-        <w:rPr>
-          <w:rFonts w:ascii="Consolas" w:hAnsi="Consolas" w:cs="Times New Roman"/>
-          <w:lang w:val="ro-RO"/>
-        </w:rPr>
-        <w:t>vector</w:t>
-      </w:r>
-      <w:r>
-        <w:rPr>
-          <w:rFonts w:cs="Times New Roman"/>
-          <w:lang w:val="ro-RO"/>
-        </w:rPr>
-        <w:t xml:space="preserve"> este o structură generică ce implementează un tablou dinamic ce poate fi folosit pentru orice tip de date. Un exemplu de utilizare a acestuia este</w:t>
-      </w:r>
-      <w:r>
-        <w:rPr>
-          <w:rFonts w:cs="Times New Roman"/>
-          <w:lang w:val="en-US"/>
-        </w:rPr>
-        <w:t>:</w:t>
-      </w:r>
-    </w:p>
-    <w:p>
-      <w:pPr>
-        <w:pStyle w:val="NoSpacing"/>
-        <w:rPr>
-          <w:rFonts w:cs="Times New Roman"/>
-          <w:lang w:val="ro-RO"/>
-        </w:rPr>
-      </w:pPr>
-    </w:p>
-    <w:bookmarkStart w:id="23" w:name="_MON_1837860742"/>
-    <w:bookmarkEnd w:id="23"/>
-    <w:p>
-      <w:pPr>
-        <w:pStyle w:val="NoSpacing"/>
-        <w:rPr>
-          <w:lang w:val="en-US"/>
-        </w:rPr>
-      </w:pPr>
-      <w:r>
-        <w:rPr>
-          <w:lang w:val="en-US"/>
-        </w:rPr>
-        <w:object w:dxaOrig="9026" w:dyaOrig="1405" w14:anchorId="2193020A">
-          <v:shape id="_x0000_i1038" type="#_x0000_t75" style="width:451.3pt;height:70.25pt" o:ole="" o:bordertopcolor="this" o:borderleftcolor="this" o:borderbottomcolor="this" o:borderrightcolor="this">
+        <w:pStyle w:val="NoSpacing"/>
+        <w:rPr>
+          <w:lang w:val="en-US"/>
+        </w:rPr>
+      </w:pPr>
+    </w:p>
+    <w:p>
+      <w:pPr>
+        <w:pStyle w:val="NoSpacing"/>
+        <w:rPr>
+          <w:i/>
+          <w:iCs/>
+          <w:lang w:val="en-US"/>
+        </w:rPr>
+      </w:pPr>
+      <w:r>
+        <w:rPr>
+          <w:i/>
+          <w:iCs/>
+          <w:lang w:val="en-US"/>
+        </w:rPr>
+        <w:t>2026-04-16-15-29-40.memlog</w:t>
+      </w:r>
+    </w:p>
+    <w:bookmarkStart w:id="25" w:name="_MON_1837858877"/>
+    <w:bookmarkEnd w:id="25"/>
+    <w:p>
+      <w:pPr>
+        <w:pStyle w:val="NoSpacing"/>
+        <w:rPr>
+          <w:lang w:val="en-US"/>
+        </w:rPr>
+      </w:pPr>
+      <w:r>
+        <w:rPr>
+          <w:lang w:val="en-US"/>
+        </w:rPr>
+        <w:object w:dxaOrig="9026" w:dyaOrig="1686" w14:anchorId="7147624A">
+          <v:shape id="_x0000_i1037" type="#_x0000_t75" style="width:451.3pt;height:84.3pt" o:ole="" o:bordertopcolor="this" o:borderleftcolor="this" o:borderbottomcolor="this" o:borderrightcolor="this">
             <v:imagedata r:id="rId43" o:title=""/>
             <w10:bordertop type="single" width="4"/>
             <w10:borderleft type="single" width="4"/>
             <w10:borderbottom type="single" width="4"/>
             <w10:borderright type="single" width="4"/>
           </v:shape>
-          <o:OLEObject Type="Embed" ProgID="Word.OpenDocumentText.12" ShapeID="_x0000_i1038" DrawAspect="Content" ObjectID="_1837924782" r:id="rId44"/>
+          <o:OLEObject Type="Embed" ProgID="Word.OpenDocumentText.12" ShapeID="_x0000_i1037" DrawAspect="Content" ObjectID="_1838069719" r:id="rId44"/>
         </w:object>
       </w:r>
     </w:p>
     <w:p>
       <w:pPr>
-        <w:pStyle w:val="NoSpacing"/>
-        <w:rPr>
-          <w:lang w:val="en-US"/>
-        </w:rPr>
-      </w:pPr>
+        <w:rPr>
+          <w:lang w:val="en-US"/>
+        </w:rPr>
+      </w:pPr>
+      <w:r>
+        <w:rPr>
+          <w:lang w:val="en-US"/>
+        </w:rPr>
+        <w:br w:type="page"/>
+      </w:r>
+    </w:p>
+    <w:p>
+      <w:pPr>
+        <w:pStyle w:val="Subtitle"/>
+        <w:rPr>
+          <w:lang w:val="en-US"/>
+        </w:rPr>
+      </w:pPr>
+      <w:r>
+        <w:rPr>
+          <w:lang w:val="en-US"/>
+        </w:rPr>
+        <w:lastRenderedPageBreak/>
+        <w:t>Structuri Generice</w:t>
+      </w:r>
     </w:p>
     <w:p>
       <w:pPr>
         <w:pStyle w:val="NoSpacing"/>
         <w:rPr>
           <w:rFonts w:cs="Times New Roman"/>
-          <w:lang w:val="en-US"/>
+          <w:lang w:val="ro-RO"/>
         </w:rPr>
       </w:pPr>
       <w:r>
@@ -4594,13 +5216,36 @@
           <w:lang w:val="en-US"/>
         </w:rPr>
         <w:tab/>
-        <w:t>Implementarea intern</w:t>
-      </w:r>
-      <w:r>
-        <w:rPr>
-          <w:lang w:val="ro-RO"/>
-        </w:rPr>
-        <w:t xml:space="preserve">ă a acestuia se bazează, ca multe alte elemente din această bibliotecă, pe macrouri. Structura internă pentru </w:t>
+      </w:r>
+      <w:r>
+        <w:rPr>
+          <w:lang w:val="en-US"/>
+        </w:rPr>
+        <w:t>Unele dintre cele mai folositoare unelte g</w:t>
+      </w:r>
+      <w:r>
+        <w:rPr>
+          <w:lang w:val="ro-RO"/>
+        </w:rPr>
+        <w:t>ăsite în limbajele de programare moderne sunt structurile dinamice, cum ar fi tablouri dinamice, liste înlănțuite, stiva sau coada alocată dinamic. Toate acestea sunt relativ ușor de implementat într-un limbaj precum C, însă un asemenea limbaj nu prezintă un mod de a reutiliza o implementare pentru mai multe tipuri de date, așadar același cod trebuie rescris pentru fiecare tip de date folosit.</w:t>
+      </w:r>
+      <w:r>
+        <w:rPr>
+          <w:lang w:val="ro-RO"/>
+        </w:rPr>
+        <w:t xml:space="preserve"> Biblioteca noastră vine cu o soluție pentru această problemă prin 2 structuri de date generice</w:t>
+      </w:r>
+      <w:r>
+        <w:rPr>
+          <w:lang w:val="en-US"/>
+        </w:rPr>
+        <w:t>:</w:t>
+      </w:r>
+      <w:r>
+        <w:rPr>
+          <w:lang w:val="ro-RO"/>
+        </w:rPr>
+        <w:t xml:space="preserve"> </w:t>
       </w:r>
       <w:r>
         <w:rPr>
@@ -4614,11 +5259,76 @@
           <w:rFonts w:cs="Times New Roman"/>
           <w:lang w:val="ro-RO"/>
         </w:rPr>
-        <w:t xml:space="preserve"> este</w:t>
+        <w:t xml:space="preserve"> și</w:t>
+      </w:r>
+      <w:r>
+        <w:rPr>
+          <w:rFonts w:ascii="Consolas" w:hAnsi="Consolas"/>
+          <w:lang w:val="ro-RO"/>
+        </w:rPr>
+        <w:t xml:space="preserve"> deque</w:t>
       </w:r>
       <w:r>
         <w:rPr>
           <w:rFonts w:cs="Times New Roman"/>
+          <w:lang w:val="ro-RO"/>
+        </w:rPr>
+        <w:t>.</w:t>
+      </w:r>
+      <w:r>
+        <w:rPr>
+          <w:rFonts w:cs="Times New Roman"/>
+          <w:lang w:val="ro-RO"/>
+        </w:rPr>
+        <w:t xml:space="preserve"> Aplicația noastră se folosește des de </w:t>
+      </w:r>
+      <w:r>
+        <w:rPr>
+          <w:rFonts w:ascii="Consolas" w:hAnsi="Consolas" w:cs="Times New Roman"/>
+          <w:lang w:val="ro-RO"/>
+        </w:rPr>
+        <w:t>vector</w:t>
+      </w:r>
+      <w:r>
+        <w:rPr>
+          <w:rFonts w:cs="Times New Roman"/>
+          <w:lang w:val="ro-RO"/>
+        </w:rPr>
+        <w:t>, așadar îl vom prezenta pe acesta.</w:t>
+      </w:r>
+    </w:p>
+    <w:p>
+      <w:pPr>
+        <w:pStyle w:val="NoSpacing"/>
+        <w:rPr>
+          <w:rFonts w:cs="Times New Roman"/>
+          <w:lang w:val="ro-RO"/>
+        </w:rPr>
+      </w:pPr>
+      <w:r>
+        <w:rPr>
+          <w:rFonts w:cs="Times New Roman"/>
+          <w:lang w:val="ro-RO"/>
+        </w:rPr>
+        <w:tab/>
+      </w:r>
+      <w:r>
+        <w:rPr>
+          <w:rFonts w:ascii="Consolas" w:hAnsi="Consolas" w:cs="Times New Roman"/>
+          <w:lang w:val="ro-RO"/>
+        </w:rPr>
+        <w:t>vector</w:t>
+      </w:r>
+      <w:r>
+        <w:rPr>
+          <w:rFonts w:cs="Times New Roman"/>
+          <w:lang w:val="ro-RO"/>
+        </w:rPr>
+        <w:t xml:space="preserve"> este o structură generică ce implementează un tablou dinamic ce poate fi folosit pentru orice tip de date. Un exemplu de utilizare a acestuia este</w:t>
+      </w:r>
+      <w:r>
+        <w:rPr>
+          <w:rFonts w:cs="Times New Roman"/>
           <w:lang w:val="en-US"/>
         </w:rPr>
         <w:t>:</w:t>
@@ -4629,32 +5339,32 @@
         <w:pStyle w:val="NoSpacing"/>
         <w:rPr>
           <w:rFonts w:cs="Times New Roman"/>
-          <w:lang w:val="en-US"/>
-        </w:rPr>
-      </w:pPr>
-    </w:p>
-    <w:bookmarkStart w:id="24" w:name="_MON_1837861156"/>
-    <w:bookmarkEnd w:id="24"/>
-    <w:p>
-      <w:pPr>
-        <w:pStyle w:val="NoSpacing"/>
-        <w:rPr>
-          <w:lang w:val="en-US"/>
-        </w:rPr>
-      </w:pPr>
-      <w:r>
-        <w:rPr>
-          <w:lang w:val="en-US"/>
-        </w:rPr>
-        <w:object w:dxaOrig="9026" w:dyaOrig="1967" w14:anchorId="50087815">
-          <v:shape id="_x0000_i1039" type="#_x0000_t75" style="width:451.3pt;height:98.35pt" o:ole="" o:bordertopcolor="this" o:borderleftcolor="this" o:borderbottomcolor="this" o:borderrightcolor="this">
+          <w:lang w:val="ro-RO"/>
+        </w:rPr>
+      </w:pPr>
+    </w:p>
+    <w:bookmarkStart w:id="26" w:name="_MON_1837860742"/>
+    <w:bookmarkEnd w:id="26"/>
+    <w:p>
+      <w:pPr>
+        <w:pStyle w:val="NoSpacing"/>
+        <w:rPr>
+          <w:lang w:val="en-US"/>
+        </w:rPr>
+      </w:pPr>
+      <w:r>
+        <w:rPr>
+          <w:lang w:val="en-US"/>
+        </w:rPr>
+        <w:object w:dxaOrig="9026" w:dyaOrig="1405" w14:anchorId="2193020A">
+          <v:shape id="_x0000_i1038" type="#_x0000_t75" style="width:451.3pt;height:70.25pt" o:ole="" o:bordertopcolor="this" o:borderleftcolor="this" o:borderbottomcolor="this" o:borderrightcolor="this">
             <v:imagedata r:id="rId45" o:title=""/>
             <w10:bordertop type="single" width="4"/>
             <w10:borderleft type="single" width="4"/>
             <w10:borderbottom type="single" width="4"/>
             <w10:borderright type="single" width="4"/>
           </v:shape>
-          <o:OLEObject Type="Embed" ProgID="Word.OpenDocumentText.12" ShapeID="_x0000_i1039" DrawAspect="Content" ObjectID="_1837924783" r:id="rId46"/>
+          <o:OLEObject Type="Embed" ProgID="Word.OpenDocumentText.12" ShapeID="_x0000_i1038" DrawAspect="Content" ObjectID="_1838069720" r:id="rId46"/>
         </w:object>
       </w:r>
     </w:p>
@@ -4670,7 +5380,8 @@
       <w:pPr>
         <w:pStyle w:val="NoSpacing"/>
         <w:rPr>
-          <w:lang w:val="ro-RO"/>
+          <w:rFonts w:cs="Times New Roman"/>
+          <w:lang w:val="en-US"/>
         </w:rPr>
       </w:pPr>
       <w:r>
@@ -4678,16 +5389,31 @@
           <w:lang w:val="en-US"/>
         </w:rPr>
         <w:tab/>
-        <w:t>Opera</w:t>
-      </w:r>
-      <w:r>
-        <w:rPr>
-          <w:lang w:val="ro-RO"/>
-        </w:rPr>
-        <w:t>țiile posibile pe această structură sunt</w:t>
-      </w:r>
-      <w:r>
-        <w:rPr>
+        <w:t>Implementarea intern</w:t>
+      </w:r>
+      <w:r>
+        <w:rPr>
+          <w:lang w:val="ro-RO"/>
+        </w:rPr>
+        <w:t xml:space="preserve">ă a acestuia se bazează, ca multe alte elemente din această bibliotecă, pe macrouri. Structura internă pentru </w:t>
+      </w:r>
+      <w:r>
+        <w:rPr>
+          <w:rFonts w:ascii="Consolas" w:hAnsi="Consolas"/>
+          <w:lang w:val="ro-RO"/>
+        </w:rPr>
+        <w:t>vector</w:t>
+      </w:r>
+      <w:r>
+        <w:rPr>
+          <w:rFonts w:cs="Times New Roman"/>
+          <w:lang w:val="ro-RO"/>
+        </w:rPr>
+        <w:t xml:space="preserve"> este</w:t>
+      </w:r>
+      <w:r>
+        <w:rPr>
+          <w:rFonts w:cs="Times New Roman"/>
           <w:lang w:val="en-US"/>
         </w:rPr>
         <w:t>:</w:t>
@@ -4697,109 +5423,66 @@
       <w:pPr>
         <w:pStyle w:val="NoSpacing"/>
         <w:rPr>
-          <w:lang w:val="ro-RO"/>
-        </w:rPr>
-      </w:pPr>
-    </w:p>
-    <w:bookmarkStart w:id="25" w:name="_MON_1837861625"/>
-    <w:bookmarkEnd w:id="25"/>
-    <w:p>
-      <w:pPr>
-        <w:pStyle w:val="NoSpacing"/>
-        <w:rPr>
-          <w:lang w:val="en-US"/>
-        </w:rPr>
-      </w:pPr>
-      <w:r>
-        <w:rPr>
-          <w:lang w:val="en-US"/>
-        </w:rPr>
-        <w:object w:dxaOrig="9026" w:dyaOrig="3372" w14:anchorId="6502F521">
-          <v:shape id="_x0000_i1040" type="#_x0000_t75" style="width:451.3pt;height:168.6pt" o:ole="" o:bordertopcolor="this" o:borderleftcolor="this" o:borderbottomcolor="this" o:borderrightcolor="this">
+          <w:rFonts w:cs="Times New Roman"/>
+          <w:lang w:val="en-US"/>
+        </w:rPr>
+      </w:pPr>
+    </w:p>
+    <w:bookmarkStart w:id="27" w:name="_MON_1837861156"/>
+    <w:bookmarkEnd w:id="27"/>
+    <w:p>
+      <w:pPr>
+        <w:pStyle w:val="NoSpacing"/>
+        <w:rPr>
+          <w:lang w:val="en-US"/>
+        </w:rPr>
+      </w:pPr>
+      <w:r>
+        <w:rPr>
+          <w:lang w:val="en-US"/>
+        </w:rPr>
+        <w:object w:dxaOrig="9026" w:dyaOrig="1967" w14:anchorId="50087815">
+          <v:shape id="_x0000_i1039" type="#_x0000_t75" style="width:451.3pt;height:98.35pt" o:ole="" o:bordertopcolor="this" o:borderleftcolor="this" o:borderbottomcolor="this" o:borderrightcolor="this">
             <v:imagedata r:id="rId47" o:title=""/>
             <w10:bordertop type="single" width="4"/>
             <w10:borderleft type="single" width="4"/>
             <w10:borderbottom type="single" width="4"/>
             <w10:borderright type="single" width="4"/>
           </v:shape>
-          <o:OLEObject Type="Embed" ProgID="Word.OpenDocumentText.12" ShapeID="_x0000_i1040" DrawAspect="Content" ObjectID="_1837924784" r:id="rId48"/>
+          <o:OLEObject Type="Embed" ProgID="Word.OpenDocumentText.12" ShapeID="_x0000_i1039" DrawAspect="Content" ObjectID="_1838069721" r:id="rId48"/>
         </w:object>
       </w:r>
     </w:p>
     <w:p>
       <w:pPr>
-        <w:rPr>
-          <w:lang w:val="en-US"/>
-        </w:rPr>
-      </w:pPr>
-      <w:r>
-        <w:rPr>
-          <w:lang w:val="en-US"/>
-        </w:rPr>
-        <w:br w:type="page"/>
-      </w:r>
-    </w:p>
-    <w:p>
-      <w:pPr>
-        <w:pStyle w:val="NoSpacing"/>
-        <w:rPr>
-          <w:rFonts w:cs="Times New Roman"/>
-          <w:lang w:val="en-US"/>
-        </w:rPr>
-      </w:pPr>
-      <w:r>
-        <w:rPr>
-          <w:rFonts w:ascii="Consolas" w:hAnsi="Consolas"/>
-          <w:lang w:val="en-US"/>
-        </w:rPr>
-        <w:lastRenderedPageBreak/>
-        <w:t>vector_sort</w:t>
-      </w:r>
-      <w:r>
-        <w:rPr>
-          <w:rFonts w:cs="Times New Roman"/>
-          <w:lang w:val="en-US"/>
-        </w:rPr>
-        <w:t xml:space="preserve"> </w:t>
-      </w:r>
-      <w:r>
-        <w:rPr>
-          <w:rFonts w:cs="Times New Roman"/>
-          <w:lang w:val="ro-RO"/>
-        </w:rPr>
-        <w:t>și</w:t>
-      </w:r>
-      <w:r>
-        <w:rPr>
-          <w:rFonts w:ascii="Consolas" w:hAnsi="Consolas"/>
-          <w:lang w:val="ro-RO"/>
-        </w:rPr>
-        <w:t xml:space="preserve"> vector_binary_search</w:t>
-      </w:r>
-      <w:r>
-        <w:rPr>
-          <w:rFonts w:cs="Times New Roman"/>
-          <w:lang w:val="ro-RO"/>
-        </w:rPr>
-        <w:t xml:space="preserve"> se folosesc de </w:t>
-      </w:r>
-      <w:r>
-        <w:rPr>
-          <w:rFonts w:ascii="Consolas" w:hAnsi="Consolas" w:cs="Times New Roman"/>
-          <w:lang w:val="ro-RO"/>
-        </w:rPr>
-        <w:t>cmp</w:t>
-      </w:r>
-      <w:r>
-        <w:rPr>
-          <w:rFonts w:cs="Times New Roman"/>
-          <w:lang w:val="ro-RO"/>
-        </w:rPr>
-        <w:t>, o funcție de comparare a elementelor din vector ce trebuie să accepte 2 variabile de tipul elementelor din vector și să returneze o variabilă de tip</w:t>
-      </w:r>
-      <w:r>
-        <w:rPr>
-          <w:rFonts w:cs="Times New Roman"/>
+        <w:pStyle w:val="NoSpacing"/>
+        <w:rPr>
+          <w:lang w:val="en-US"/>
+        </w:rPr>
+      </w:pPr>
+    </w:p>
+    <w:p>
+      <w:pPr>
+        <w:pStyle w:val="NoSpacing"/>
+        <w:rPr>
+          <w:lang w:val="ro-RO"/>
+        </w:rPr>
+      </w:pPr>
+      <w:r>
+        <w:rPr>
+          <w:lang w:val="en-US"/>
+        </w:rPr>
+        <w:tab/>
+        <w:t>Opera</w:t>
+      </w:r>
+      <w:r>
+        <w:rPr>
+          <w:lang w:val="ro-RO"/>
+        </w:rPr>
+        <w:t>țiile posibile pe această structură sunt</w:t>
+      </w:r>
+      <w:r>
+        <w:rPr>
           <w:lang w:val="en-US"/>
         </w:rPr>
         <w:t>:</w:t>
@@ -4809,43 +5492,47 @@
       <w:pPr>
         <w:pStyle w:val="NoSpacing"/>
         <w:rPr>
-          <w:rFonts w:cs="Times New Roman"/>
-          <w:lang w:val="ro-RO"/>
-        </w:rPr>
-      </w:pPr>
-    </w:p>
-    <w:bookmarkStart w:id="26" w:name="_MON_1837862370"/>
-    <w:bookmarkEnd w:id="26"/>
-    <w:p>
-      <w:pPr>
-        <w:pStyle w:val="NoSpacing"/>
-        <w:rPr>
-          <w:lang w:val="en-US"/>
-        </w:rPr>
-      </w:pPr>
-      <w:r>
-        <w:rPr>
-          <w:lang w:val="en-US"/>
-        </w:rPr>
-        <w:object w:dxaOrig="9026" w:dyaOrig="1686" w14:anchorId="32856A70">
-          <v:shape id="_x0000_i1041" type="#_x0000_t75" style="width:451.3pt;height:84.3pt" o:ole="" o:bordertopcolor="this" o:borderleftcolor="this" o:borderbottomcolor="this" o:borderrightcolor="this">
+          <w:lang w:val="ro-RO"/>
+        </w:rPr>
+      </w:pPr>
+    </w:p>
+    <w:bookmarkStart w:id="28" w:name="_MON_1837861625"/>
+    <w:bookmarkEnd w:id="28"/>
+    <w:p>
+      <w:pPr>
+        <w:pStyle w:val="NoSpacing"/>
+        <w:rPr>
+          <w:lang w:val="en-US"/>
+        </w:rPr>
+      </w:pPr>
+      <w:r>
+        <w:rPr>
+          <w:lang w:val="en-US"/>
+        </w:rPr>
+        <w:object w:dxaOrig="9026" w:dyaOrig="3372" w14:anchorId="6502F521">
+          <v:shape id="_x0000_i1040" type="#_x0000_t75" style="width:451.3pt;height:168.6pt" o:ole="" o:bordertopcolor="this" o:borderleftcolor="this" o:borderbottomcolor="this" o:borderrightcolor="this">
             <v:imagedata r:id="rId49" o:title=""/>
             <w10:bordertop type="single" width="4"/>
             <w10:borderleft type="single" width="4"/>
             <w10:borderbottom type="single" width="4"/>
             <w10:borderright type="single" width="4"/>
           </v:shape>
-          <o:OLEObject Type="Embed" ProgID="Word.OpenDocumentText.12" ShapeID="_x0000_i1041" DrawAspect="Content" ObjectID="_1837924785" r:id="rId50"/>
+          <o:OLEObject Type="Embed" ProgID="Word.OpenDocumentText.12" ShapeID="_x0000_i1040" DrawAspect="Content" ObjectID="_1838069722" r:id="rId50"/>
         </w:object>
       </w:r>
     </w:p>
     <w:p>
       <w:pPr>
-        <w:pStyle w:val="NoSpacing"/>
-        <w:rPr>
-          <w:lang w:val="en-US"/>
-        </w:rPr>
-      </w:pPr>
+        <w:rPr>
+          <w:lang w:val="en-US"/>
+        </w:rPr>
+      </w:pPr>
+      <w:r>
+        <w:rPr>
+          <w:lang w:val="en-US"/>
+        </w:rPr>
+        <w:br w:type="page"/>
+      </w:r>
     </w:p>
     <w:p>
       <w:pPr>
@@ -4857,15 +5544,10 @@
       </w:pPr>
       <w:r>
         <w:rPr>
-          <w:lang w:val="en-US"/>
-        </w:rPr>
-        <w:tab/>
-      </w:r>
-      <w:r>
-        <w:rPr>
           <w:rFonts w:ascii="Consolas" w:hAnsi="Consolas"/>
           <w:lang w:val="en-US"/>
         </w:rPr>
+        <w:lastRenderedPageBreak/>
         <w:t>vector_sort</w:t>
       </w:r>
       <w:r>
@@ -4873,207 +5555,243 @@
           <w:rFonts w:cs="Times New Roman"/>
           <w:lang w:val="en-US"/>
         </w:rPr>
-        <w:t xml:space="preserve"> va </w:t>
+        <w:t xml:space="preserve"> </w:t>
       </w:r>
       <w:r>
         <w:rPr>
           <w:rFonts w:cs="Times New Roman"/>
-          <w:lang w:val="en-US"/>
-        </w:rPr>
-        <w:t>interschimba</w:t>
+          <w:lang w:val="ro-RO"/>
+        </w:rPr>
+        <w:t>și</w:t>
+      </w:r>
+      <w:r>
+        <w:rPr>
+          <w:rFonts w:ascii="Consolas" w:hAnsi="Consolas"/>
+          <w:lang w:val="ro-RO"/>
+        </w:rPr>
+        <w:t xml:space="preserve"> vector_binary_search</w:t>
       </w:r>
       <w:r>
         <w:rPr>
           <w:rFonts w:cs="Times New Roman"/>
-          <w:lang w:val="en-US"/>
-        </w:rPr>
-        <w:t xml:space="preserve"> elemente dacă</w:t>
+          <w:lang w:val="ro-RO"/>
+        </w:rPr>
+        <w:t xml:space="preserve"> se folosesc de </w:t>
+      </w:r>
+      <w:r>
+        <w:rPr>
+          <w:rFonts w:ascii="Consolas" w:hAnsi="Consolas" w:cs="Times New Roman"/>
+          <w:lang w:val="ro-RO"/>
+        </w:rPr>
+        <w:t>cmp</w:t>
       </w:r>
       <w:r>
         <w:rPr>
           <w:rFonts w:cs="Times New Roman"/>
-          <w:lang w:val="en-US"/>
-        </w:rPr>
-        <w:t xml:space="preserve"> </w:t>
-      </w:r>
-      <w:r>
-        <w:rPr>
-          <w:rFonts w:ascii="Consolas" w:hAnsi="Consolas" w:cs="Times New Roman"/>
-          <w:lang w:val="en-US"/>
-        </w:rPr>
-        <w:t>cmp</w:t>
+          <w:lang w:val="ro-RO"/>
+        </w:rPr>
+        <w:t>, o funcție de comparare a elementelor din vector ce trebuie să accepte 2 variabile de tipul elementelor din vector și să returneze o variabilă de tip</w:t>
       </w:r>
       <w:r>
         <w:rPr>
           <w:rFonts w:cs="Times New Roman"/>
           <w:lang w:val="en-US"/>
         </w:rPr>
-        <w:t xml:space="preserve"> returnează </w:t>
-      </w:r>
-      <w:r>
-        <w:rPr>
-          <w:rFonts w:ascii="Consolas" w:hAnsi="Consolas" w:cs="Times New Roman"/>
-          <w:lang w:val="en-US"/>
-        </w:rPr>
-        <w:t>ENN_SMALLER</w:t>
-      </w:r>
-      <w:r>
+        <w:t>:</w:t>
+      </w:r>
+    </w:p>
+    <w:p>
+      <w:pPr>
+        <w:pStyle w:val="NoSpacing"/>
         <w:rPr>
           <w:rFonts w:cs="Times New Roman"/>
-          <w:lang w:val="en-US"/>
-        </w:rPr>
-        <w:t>.</w:t>
-      </w:r>
-    </w:p>
-    <w:p>
-      <w:pPr>
-        <w:pStyle w:val="NoSpacing"/>
-        <w:rPr>
-          <w:rFonts w:cs="Times New Roman"/>
-          <w:lang w:val="en-US"/>
-        </w:rPr>
-      </w:pPr>
-    </w:p>
-    <w:p>
-      <w:pPr>
-        <w:pStyle w:val="NoSpacing"/>
-        <w:rPr>
-          <w:rFonts w:cs="Times New Roman"/>
-          <w:lang w:val="en-US"/>
-        </w:rPr>
-      </w:pPr>
-      <w:r>
-        <w:rPr>
-          <w:rFonts w:cs="Times New Roman"/>
-          <w:lang w:val="en-US"/>
-        </w:rPr>
-        <w:tab/>
-        <w:t>Pe lângă aceste structuri, biblioteca oferă și o modalitate de a interschimba 2 variabile, indiferent de tipul lor:</w:t>
-      </w:r>
-    </w:p>
-    <w:p>
-      <w:pPr>
-        <w:pStyle w:val="NoSpacing"/>
-        <w:rPr>
-          <w:rFonts w:cs="Times New Roman"/>
-          <w:lang w:val="ro-RO"/>
-        </w:rPr>
-      </w:pPr>
-    </w:p>
-    <w:bookmarkStart w:id="27" w:name="_MON_1837862718"/>
-    <w:bookmarkEnd w:id="27"/>
-    <w:p>
-      <w:pPr>
-        <w:pStyle w:val="NoSpacing"/>
-        <w:rPr>
-          <w:lang w:val="en-US"/>
-        </w:rPr>
-      </w:pPr>
-      <w:r>
-        <w:rPr>
-          <w:lang w:val="en-US"/>
-        </w:rPr>
-        <w:object w:dxaOrig="9026" w:dyaOrig="3239" w14:anchorId="7C6C1D17">
-          <v:shape id="_x0000_i1042" type="#_x0000_t75" style="width:451.3pt;height:161.95pt" o:ole="" o:bordertopcolor="this" o:borderleftcolor="this" o:borderbottomcolor="this" o:borderrightcolor="this">
+          <w:lang w:val="ro-RO"/>
+        </w:rPr>
+      </w:pPr>
+    </w:p>
+    <w:bookmarkStart w:id="29" w:name="_MON_1837862370"/>
+    <w:bookmarkEnd w:id="29"/>
+    <w:p>
+      <w:pPr>
+        <w:pStyle w:val="NoSpacing"/>
+        <w:rPr>
+          <w:lang w:val="en-US"/>
+        </w:rPr>
+      </w:pPr>
+      <w:r>
+        <w:rPr>
+          <w:lang w:val="en-US"/>
+        </w:rPr>
+        <w:object w:dxaOrig="9026" w:dyaOrig="1686" w14:anchorId="32856A70">
+          <v:shape id="_x0000_i1041" type="#_x0000_t75" style="width:451.3pt;height:84.3pt" o:ole="" o:bordertopcolor="this" o:borderleftcolor="this" o:borderbottomcolor="this" o:borderrightcolor="this">
             <v:imagedata r:id="rId51" o:title=""/>
             <w10:bordertop type="single" width="4"/>
             <w10:borderleft type="single" width="4"/>
             <w10:borderbottom type="single" width="4"/>
             <w10:borderright type="single" width="4"/>
           </v:shape>
-          <o:OLEObject Type="Embed" ProgID="Word.OpenDocumentText.12" ShapeID="_x0000_i1042" DrawAspect="Content" ObjectID="_1837924786" r:id="rId52"/>
+          <o:OLEObject Type="Embed" ProgID="Word.OpenDocumentText.12" ShapeID="_x0000_i1041" DrawAspect="Content" ObjectID="_1838069723" r:id="rId52"/>
         </w:object>
       </w:r>
     </w:p>
     <w:p>
       <w:pPr>
-        <w:rPr>
-          <w:lang w:val="en-US"/>
-        </w:rPr>
-      </w:pPr>
-      <w:r>
-        <w:rPr>
-          <w:lang w:val="en-US"/>
-        </w:rPr>
-        <w:br w:type="page"/>
-      </w:r>
-    </w:p>
-    <w:p>
-      <w:pPr>
-        <w:pStyle w:val="Subtitle"/>
-        <w:rPr>
-          <w:lang w:val="ro-RO"/>
-        </w:rPr>
-      </w:pPr>
-      <w:r>
-        <w:rPr>
-          <w:lang w:val="ro-RO"/>
-        </w:rPr>
-        <w:lastRenderedPageBreak/>
-        <w:t>Structuri matematice</w:t>
-      </w:r>
-    </w:p>
-    <w:p>
-      <w:pPr>
-        <w:pStyle w:val="NoSpacing"/>
-        <w:rPr>
-          <w:lang w:val="ro-RO"/>
-        </w:rPr>
-      </w:pPr>
-      <w:r>
-        <w:rPr>
-          <w:lang w:val="ro-RO"/>
+        <w:pStyle w:val="NoSpacing"/>
+        <w:rPr>
+          <w:lang w:val="en-US"/>
+        </w:rPr>
+      </w:pPr>
+    </w:p>
+    <w:p>
+      <w:pPr>
+        <w:pStyle w:val="NoSpacing"/>
+        <w:rPr>
+          <w:rFonts w:cs="Times New Roman"/>
+          <w:lang w:val="en-US"/>
+        </w:rPr>
+      </w:pPr>
+      <w:r>
+        <w:rPr>
+          <w:lang w:val="en-US"/>
         </w:rPr>
         <w:tab/>
-        <w:t>Acest modul definește structuri de vectori și matrici matematice pentru fiecare tip de date. Spre exemplu</w:t>
-      </w:r>
-      <w:r>
-        <w:rPr>
-          <w:lang w:val="en-US"/>
-        </w:rPr>
-        <w:t>:</w:t>
-      </w:r>
-    </w:p>
-    <w:p>
-      <w:pPr>
-        <w:pStyle w:val="NoSpacing"/>
-        <w:rPr>
-          <w:lang w:val="ro-RO"/>
-        </w:rPr>
-      </w:pPr>
-    </w:p>
-    <w:bookmarkStart w:id="28" w:name="_MON_1837863191"/>
-    <w:bookmarkEnd w:id="28"/>
-    <w:p>
-      <w:pPr>
-        <w:pStyle w:val="NoSpacing"/>
-        <w:rPr>
-          <w:lang w:val="en-US"/>
-        </w:rPr>
-      </w:pPr>
-      <w:r>
-        <w:rPr>
-          <w:lang w:val="en-US"/>
-        </w:rPr>
-        <w:object w:dxaOrig="9026" w:dyaOrig="1031" w14:anchorId="3EB73B57">
-          <v:shape id="_x0000_i1043" type="#_x0000_t75" style="width:451.3pt;height:51.55pt" o:ole="" o:bordertopcolor="this" o:borderleftcolor="this" o:borderbottomcolor="this" o:borderrightcolor="this">
+      </w:r>
+      <w:r>
+        <w:rPr>
+          <w:rFonts w:ascii="Consolas" w:hAnsi="Consolas"/>
+          <w:lang w:val="en-US"/>
+        </w:rPr>
+        <w:t>vector_sort</w:t>
+      </w:r>
+      <w:r>
+        <w:rPr>
+          <w:rFonts w:cs="Times New Roman"/>
+          <w:lang w:val="en-US"/>
+        </w:rPr>
+        <w:t xml:space="preserve"> va </w:t>
+      </w:r>
+      <w:r>
+        <w:rPr>
+          <w:rFonts w:cs="Times New Roman"/>
+          <w:lang w:val="en-US"/>
+        </w:rPr>
+        <w:t>interschimba</w:t>
+      </w:r>
+      <w:r>
+        <w:rPr>
+          <w:rFonts w:cs="Times New Roman"/>
+          <w:lang w:val="en-US"/>
+        </w:rPr>
+        <w:t xml:space="preserve"> elemente dacă</w:t>
+      </w:r>
+      <w:r>
+        <w:rPr>
+          <w:rFonts w:cs="Times New Roman"/>
+          <w:lang w:val="en-US"/>
+        </w:rPr>
+        <w:t xml:space="preserve"> </w:t>
+      </w:r>
+      <w:r>
+        <w:rPr>
+          <w:rFonts w:ascii="Consolas" w:hAnsi="Consolas" w:cs="Times New Roman"/>
+          <w:lang w:val="en-US"/>
+        </w:rPr>
+        <w:t>cmp</w:t>
+      </w:r>
+      <w:r>
+        <w:rPr>
+          <w:rFonts w:cs="Times New Roman"/>
+          <w:lang w:val="en-US"/>
+        </w:rPr>
+        <w:t xml:space="preserve"> returnează </w:t>
+      </w:r>
+      <w:r>
+        <w:rPr>
+          <w:rFonts w:ascii="Consolas" w:hAnsi="Consolas" w:cs="Times New Roman"/>
+          <w:lang w:val="en-US"/>
+        </w:rPr>
+        <w:t>ENN_SMALLER</w:t>
+      </w:r>
+      <w:r>
+        <w:rPr>
+          <w:rFonts w:cs="Times New Roman"/>
+          <w:lang w:val="en-US"/>
+        </w:rPr>
+        <w:t>.</w:t>
+      </w:r>
+    </w:p>
+    <w:p>
+      <w:pPr>
+        <w:pStyle w:val="NoSpacing"/>
+        <w:rPr>
+          <w:rFonts w:cs="Times New Roman"/>
+          <w:lang w:val="en-US"/>
+        </w:rPr>
+      </w:pPr>
+    </w:p>
+    <w:p>
+      <w:pPr>
+        <w:pStyle w:val="NoSpacing"/>
+        <w:rPr>
+          <w:rFonts w:cs="Times New Roman"/>
+          <w:lang w:val="en-US"/>
+        </w:rPr>
+      </w:pPr>
+      <w:r>
+        <w:rPr>
+          <w:rFonts w:cs="Times New Roman"/>
+          <w:lang w:val="en-US"/>
+        </w:rPr>
+        <w:tab/>
+        <w:t>Pe lângă aceste structuri, biblioteca oferă și o modalitate de a interschimba 2 variabile, indiferent de tipul lor:</w:t>
+      </w:r>
+    </w:p>
+    <w:p>
+      <w:pPr>
+        <w:pStyle w:val="NoSpacing"/>
+        <w:rPr>
+          <w:rFonts w:cs="Times New Roman"/>
+          <w:lang w:val="ro-RO"/>
+        </w:rPr>
+      </w:pPr>
+    </w:p>
+    <w:bookmarkStart w:id="30" w:name="_MON_1837862718"/>
+    <w:bookmarkEnd w:id="30"/>
+    <w:p>
+      <w:pPr>
+        <w:pStyle w:val="NoSpacing"/>
+        <w:rPr>
+          <w:lang w:val="en-US"/>
+        </w:rPr>
+      </w:pPr>
+      <w:r>
+        <w:rPr>
+          <w:lang w:val="en-US"/>
+        </w:rPr>
+        <w:object w:dxaOrig="9026" w:dyaOrig="3239" w14:anchorId="7C6C1D17">
+          <v:shape id="_x0000_i1042" type="#_x0000_t75" style="width:451.3pt;height:161.95pt" o:ole="" o:bordertopcolor="this" o:borderleftcolor="this" o:borderbottomcolor="this" o:borderrightcolor="this">
             <v:imagedata r:id="rId53" o:title=""/>
             <w10:bordertop type="single" width="4"/>
             <w10:borderleft type="single" width="4"/>
             <w10:borderbottom type="single" width="4"/>
             <w10:borderright type="single" width="4"/>
           </v:shape>
-          <o:OLEObject Type="Embed" ProgID="Word.OpenDocumentText.12" ShapeID="_x0000_i1043" DrawAspect="Content" ObjectID="_1837924787" r:id="rId54"/>
+          <o:OLEObject Type="Embed" ProgID="Word.OpenDocumentText.12" ShapeID="_x0000_i1042" DrawAspect="Content" ObjectID="_1838069724" r:id="rId54"/>
         </w:object>
       </w:r>
     </w:p>
     <w:p>
       <w:pPr>
-        <w:pStyle w:val="NoSpacing"/>
-        <w:rPr>
-          <w:lang w:val="en-US"/>
-        </w:rPr>
-      </w:pPr>
+        <w:rPr>
+          <w:lang w:val="en-US"/>
+        </w:rPr>
+      </w:pPr>
+      <w:r>
+        <w:rPr>
+          <w:lang w:val="en-US"/>
+        </w:rPr>
+        <w:br w:type="page"/>
+      </w:r>
     </w:p>
     <w:p>
       <w:pPr>
@@ -5086,7 +5804,8 @@
         <w:rPr>
           <w:lang w:val="ro-RO"/>
         </w:rPr>
-        <w:t>Subprograme paralele</w:t>
+        <w:lastRenderedPageBreak/>
+        <w:t>Structuri matematice</w:t>
       </w:r>
     </w:p>
     <w:p>
@@ -5101,82 +5820,45 @@
           <w:lang w:val="ro-RO"/>
         </w:rPr>
         <w:tab/>
-        <w:t>Subprogramele paralele sau threadurile sunt un subcapitol complex al informaticii. Deoarece această aplicație nu se folosește de ele, nu le vom prezenta în această lucrare.</w:t>
-      </w:r>
-    </w:p>
-    <w:p>
-      <w:pPr>
-        <w:pStyle w:val="NoSpacing"/>
-        <w:rPr>
-          <w:lang w:val="ro-RO"/>
-        </w:rPr>
-      </w:pPr>
-    </w:p>
-    <w:p>
-      <w:pPr>
-        <w:pStyle w:val="Subtitle"/>
-        <w:rPr>
-          <w:lang w:val="ro-RO"/>
-        </w:rPr>
-      </w:pPr>
-      <w:r>
-        <w:rPr>
-          <w:lang w:val="ro-RO"/>
-        </w:rPr>
-        <w:t>Directoare și fișiere</w:t>
-      </w:r>
-    </w:p>
-    <w:p>
-      <w:pPr>
-        <w:pStyle w:val="NoSpacing"/>
-        <w:rPr>
-          <w:lang w:val="ro-RO"/>
-        </w:rPr>
-      </w:pPr>
-      <w:r>
-        <w:rPr>
-          <w:lang w:val="ro-RO"/>
-        </w:rPr>
-        <w:tab/>
-        <w:t>Acest modul conține câteva utilitare folositoare pentru lucrul cu directoare și citirea integrală a unui fișier sau scrierea unuia.</w:t>
-      </w:r>
-    </w:p>
-    <w:p>
-      <w:pPr>
-        <w:pStyle w:val="NoSpacing"/>
-        <w:rPr>
-          <w:lang w:val="ro-RO"/>
-        </w:rPr>
-      </w:pPr>
-      <w:r>
-        <w:rPr>
-          <w:lang w:val="ro-RO"/>
-        </w:rPr>
-        <w:tab/>
-      </w:r>
-    </w:p>
-    <w:bookmarkStart w:id="29" w:name="_MON_1837865696"/>
-    <w:bookmarkEnd w:id="29"/>
-    <w:p>
-      <w:pPr>
-        <w:pStyle w:val="NoSpacing"/>
-        <w:rPr>
-          <w:lang w:val="en-US"/>
-        </w:rPr>
-      </w:pPr>
-      <w:r>
-        <w:rPr>
-          <w:lang w:val="en-US"/>
-        </w:rPr>
-        <w:object w:dxaOrig="9026" w:dyaOrig="2543" w14:anchorId="52BBFB16">
-          <v:shape id="_x0000_i1044" type="#_x0000_t75" style="width:451.3pt;height:127.15pt" o:ole="" o:bordertopcolor="this" o:borderleftcolor="this" o:borderbottomcolor="this" o:borderrightcolor="this">
+        <w:t>Acest modul definește structuri de vectori și matrici matematice pentru fiecare tip de date. Spre exemplu</w:t>
+      </w:r>
+      <w:r>
+        <w:rPr>
+          <w:lang w:val="en-US"/>
+        </w:rPr>
+        <w:t>:</w:t>
+      </w:r>
+    </w:p>
+    <w:p>
+      <w:pPr>
+        <w:pStyle w:val="NoSpacing"/>
+        <w:rPr>
+          <w:lang w:val="ro-RO"/>
+        </w:rPr>
+      </w:pPr>
+    </w:p>
+    <w:bookmarkStart w:id="31" w:name="_MON_1837863191"/>
+    <w:bookmarkEnd w:id="31"/>
+    <w:p>
+      <w:pPr>
+        <w:pStyle w:val="NoSpacing"/>
+        <w:rPr>
+          <w:lang w:val="en-US"/>
+        </w:rPr>
+      </w:pPr>
+      <w:r>
+        <w:rPr>
+          <w:lang w:val="en-US"/>
+        </w:rPr>
+        <w:object w:dxaOrig="9026" w:dyaOrig="1031" w14:anchorId="3EB73B57">
+          <v:shape id="_x0000_i1043" type="#_x0000_t75" style="width:451.3pt;height:51.55pt" o:ole="" o:bordertopcolor="this" o:borderleftcolor="this" o:borderbottomcolor="this" o:borderrightcolor="this">
             <v:imagedata r:id="rId55" o:title=""/>
             <w10:bordertop type="single" width="4"/>
             <w10:borderleft type="single" width="4"/>
             <w10:borderbottom type="single" width="4"/>
             <w10:borderright type="single" width="4"/>
           </v:shape>
-          <o:OLEObject Type="Embed" ProgID="Word.OpenDocumentText.12" ShapeID="_x0000_i1044" DrawAspect="Content" ObjectID="_1837924788" r:id="rId56"/>
+          <o:OLEObject Type="Embed" ProgID="Word.OpenDocumentText.12" ShapeID="_x0000_i1043" DrawAspect="Content" ObjectID="_1838069725" r:id="rId56"/>
         </w:object>
       </w:r>
     </w:p>
@@ -5192,60 +5874,58 @@
       <w:pPr>
         <w:pStyle w:val="Subtitle"/>
         <w:rPr>
-          <w:lang w:val="en-US"/>
-        </w:rPr>
-      </w:pPr>
-      <w:r>
-        <w:rPr>
-          <w:lang w:val="en-US"/>
-        </w:rPr>
-        <w:t>Serializare text</w:t>
-      </w:r>
-    </w:p>
-    <w:p>
-      <w:pPr>
-        <w:pStyle w:val="NoSpacing"/>
-        <w:rPr>
-          <w:lang w:val="ro-RO"/>
-        </w:rPr>
-      </w:pPr>
-      <w:r>
-        <w:rPr>
-          <w:lang w:val="en-US"/>
+          <w:lang w:val="ro-RO"/>
+        </w:rPr>
+      </w:pPr>
+      <w:r>
+        <w:rPr>
+          <w:lang w:val="ro-RO"/>
+        </w:rPr>
+        <w:t>Subprograme paralele</w:t>
+      </w:r>
+    </w:p>
+    <w:p>
+      <w:pPr>
+        <w:pStyle w:val="NoSpacing"/>
+        <w:rPr>
+          <w:lang w:val="ro-RO"/>
+        </w:rPr>
+      </w:pPr>
+      <w:r>
+        <w:rPr>
+          <w:lang w:val="ro-RO"/>
         </w:rPr>
         <w:tab/>
-        <w:t xml:space="preserve">Serializarea este procesul prin care date structurate sunt transformate </w:t>
-      </w:r>
-      <w:r>
-        <w:rPr>
-          <w:lang w:val="ro-RO"/>
-        </w:rPr>
-        <w:t xml:space="preserve">într-un format </w:t>
-      </w:r>
-      <w:r>
-        <w:rPr>
-          <w:lang w:val="ro-RO"/>
-        </w:rPr>
-        <w:t>pentru memorare îndelungată, din care pot fi reconstruite</w:t>
-      </w:r>
-      <w:r>
-        <w:rPr>
-          <w:lang w:val="ro-RO"/>
-        </w:rPr>
-        <w:t>.</w:t>
-      </w:r>
-      <w:r>
-        <w:rPr>
-          <w:lang w:val="ro-RO"/>
-        </w:rPr>
-        <w:t xml:space="preserve"> Pentru a asigura integritatea datelor, acest modul se folosește de serializarea text, spre deosebire de cea binară.</w:t>
-      </w:r>
-    </w:p>
-    <w:p>
-      <w:pPr>
-        <w:pStyle w:val="NoSpacing"/>
-        <w:rPr>
-          <w:lang w:val="en-US"/>
+        <w:t>Subprogramele paralele sau threadurile sunt un subcapitol complex al informaticii. Deoarece această aplicație nu se folosește de ele, nu le vom prezenta în această lucrare.</w:t>
+      </w:r>
+    </w:p>
+    <w:p>
+      <w:pPr>
+        <w:pStyle w:val="NoSpacing"/>
+        <w:rPr>
+          <w:lang w:val="ro-RO"/>
+        </w:rPr>
+      </w:pPr>
+    </w:p>
+    <w:p>
+      <w:pPr>
+        <w:pStyle w:val="Subtitle"/>
+        <w:rPr>
+          <w:lang w:val="ro-RO"/>
+        </w:rPr>
+      </w:pPr>
+      <w:r>
+        <w:rPr>
+          <w:lang w:val="ro-RO"/>
+        </w:rPr>
+        <w:t>Directoare și fișiere</w:t>
+      </w:r>
+    </w:p>
+    <w:p>
+      <w:pPr>
+        <w:pStyle w:val="NoSpacing"/>
+        <w:rPr>
+          <w:lang w:val="ro-RO"/>
         </w:rPr>
       </w:pPr>
       <w:r>
@@ -5253,77 +5933,45 @@
           <w:lang w:val="ro-RO"/>
         </w:rPr>
         <w:tab/>
-        <w:t xml:space="preserve">Programul citește și scrie fișiere cu extensia </w:t>
-      </w:r>
-      <w:r>
-        <w:rPr>
-          <w:i/>
-          <w:iCs/>
-          <w:lang w:val="ro-RO"/>
-        </w:rPr>
-        <w:t>.enn</w:t>
-      </w:r>
-      <w:r>
-        <w:rPr>
-          <w:lang w:val="ro-RO"/>
-        </w:rPr>
-        <w:t xml:space="preserve">, structura </w:t>
-      </w:r>
-      <w:r>
-        <w:rPr>
-          <w:lang w:val="ro-RO"/>
-        </w:rPr>
-        <w:t xml:space="preserve">datelor </w:t>
-      </w:r>
-      <w:r>
-        <w:rPr>
-          <w:lang w:val="ro-RO"/>
-        </w:rPr>
-        <w:t>se bazează pe un arbore cu rădăcină. Fiecare nod al arborelui este format dintr-un șir de caractere, reprezentând cheia prin care este identificat și o valoare ce poate fi</w:t>
-      </w:r>
-      <w:r>
-        <w:rPr>
-          <w:lang w:val="en-US"/>
-        </w:rPr>
-        <w:t xml:space="preserve">: </w:t>
-      </w:r>
-      <w:r>
-        <w:rPr>
-          <w:lang w:val="ro-RO"/>
-        </w:rPr>
-        <w:t>un șir de caractere, o valoare întreagă, o valoare reală, o listă de noduri.</w:t>
-      </w:r>
-    </w:p>
-    <w:p>
-      <w:pPr>
-        <w:pStyle w:val="NoSpacing"/>
-        <w:rPr>
-          <w:lang w:val="ro-RO"/>
-        </w:rPr>
-      </w:pPr>
-    </w:p>
-    <w:bookmarkStart w:id="30" w:name="_MON_1837873183"/>
-    <w:bookmarkEnd w:id="30"/>
-    <w:p>
-      <w:pPr>
-        <w:pStyle w:val="NoSpacing"/>
-        <w:rPr>
-          <w:lang w:val="en-US"/>
-        </w:rPr>
-      </w:pPr>
-      <w:r>
-        <w:rPr>
-          <w:lang w:val="en-US"/>
-        </w:rPr>
-        <w:object w:dxaOrig="9026" w:dyaOrig="3091" w14:anchorId="678539CD">
-          <v:shape id="_x0000_i1045" type="#_x0000_t75" style="width:451.3pt;height:154.55pt" o:ole="" o:bordertopcolor="this" o:borderleftcolor="this" o:borderbottomcolor="this" o:borderrightcolor="this">
+        <w:t>Acest modul conține câteva utilitare folositoare pentru lucrul cu directoare și citirea integrală a unui fișier sau scrierea unuia.</w:t>
+      </w:r>
+    </w:p>
+    <w:p>
+      <w:pPr>
+        <w:pStyle w:val="NoSpacing"/>
+        <w:rPr>
+          <w:lang w:val="ro-RO"/>
+        </w:rPr>
+      </w:pPr>
+      <w:r>
+        <w:rPr>
+          <w:lang w:val="ro-RO"/>
+        </w:rPr>
+        <w:tab/>
+      </w:r>
+    </w:p>
+    <w:bookmarkStart w:id="32" w:name="_MON_1837865696"/>
+    <w:bookmarkEnd w:id="32"/>
+    <w:p>
+      <w:pPr>
+        <w:pStyle w:val="NoSpacing"/>
+        <w:rPr>
+          <w:lang w:val="en-US"/>
+        </w:rPr>
+      </w:pPr>
+      <w:r>
+        <w:rPr>
+          <w:lang w:val="en-US"/>
+        </w:rPr>
+        <w:object w:dxaOrig="9026" w:dyaOrig="2543" w14:anchorId="52BBFB16">
+          <v:shape id="_x0000_i1044" type="#_x0000_t75" style="width:451.3pt;height:127.15pt" o:ole="" o:bordertopcolor="this" o:borderleftcolor="this" o:borderbottomcolor="this" o:borderrightcolor="this">
             <v:imagedata r:id="rId57" o:title=""/>
             <w10:bordertop type="single" width="4"/>
             <w10:borderleft type="single" width="4"/>
             <w10:borderbottom type="single" width="4"/>
             <w10:borderright type="single" width="4"/>
           </v:shape>
-          <o:OLEObject Type="Embed" ProgID="Word.OpenDocumentText.12" ShapeID="_x0000_i1045" DrawAspect="Content" ObjectID="_1837924789" r:id="rId58"/>
+          <o:OLEObject Type="Embed" ProgID="Word.OpenDocumentText.12" ShapeID="_x0000_i1044" DrawAspect="Content" ObjectID="_1838069726" r:id="rId58"/>
         </w:object>
       </w:r>
     </w:p>
@@ -5334,107 +5982,143 @@
           <w:lang w:val="en-US"/>
         </w:rPr>
       </w:pPr>
-      <w:r>
-        <w:rPr>
-          <w:lang w:val="en-US"/>
-        </w:rPr>
-        <w:lastRenderedPageBreak/>
+    </w:p>
+    <w:p>
+      <w:pPr>
+        <w:pStyle w:val="Subtitle"/>
+        <w:rPr>
+          <w:lang w:val="en-US"/>
+        </w:rPr>
+      </w:pPr>
+      <w:r>
+        <w:rPr>
+          <w:lang w:val="en-US"/>
+        </w:rPr>
+        <w:t>Serializare text</w:t>
+      </w:r>
+    </w:p>
+    <w:p>
+      <w:pPr>
+        <w:pStyle w:val="NoSpacing"/>
+        <w:rPr>
+          <w:lang w:val="ro-RO"/>
+        </w:rPr>
+      </w:pPr>
+      <w:r>
+        <w:rPr>
+          <w:lang w:val="en-US"/>
+        </w:rPr>
         <w:tab/>
-        <w:t>Fiecare nod poate fi accesat printr-o cale reprezentat</w:t>
-      </w:r>
-      <w:r>
-        <w:rPr>
-          <w:lang w:val="ro-RO"/>
-        </w:rPr>
-        <w:t xml:space="preserve">ă de o succesiune de chei separate prin caracterul „ </w:t>
-      </w:r>
-      <w:r>
-        <w:rPr>
-          <w:lang w:val="en-US"/>
-        </w:rPr>
-        <w:t>|</w:t>
-      </w:r>
-      <w:r>
-        <w:rPr>
-          <w:lang w:val="ro-RO"/>
-        </w:rPr>
-        <w:t xml:space="preserve"> ”. </w:t>
-      </w:r>
-      <w:r>
-        <w:rPr>
-          <w:lang w:val="ro-RO"/>
-        </w:rPr>
-        <w:t xml:space="preserve">Operațiile posibile pentru fiecare nod din acest format sunt </w:t>
-      </w:r>
-      <w:r>
-        <w:rPr>
-          <w:rFonts w:ascii="Consolas" w:hAnsi="Consolas"/>
-          <w:lang w:val="ro-RO"/>
-        </w:rPr>
-        <w:t>put</w:t>
-      </w:r>
-      <w:r>
-        <w:rPr>
-          <w:lang w:val="ro-RO"/>
-        </w:rPr>
-        <w:t xml:space="preserve"> și </w:t>
-      </w:r>
-      <w:r>
-        <w:rPr>
-          <w:rFonts w:ascii="Consolas" w:hAnsi="Consolas"/>
-          <w:lang w:val="ro-RO"/>
-        </w:rPr>
-        <w:t>get</w:t>
-      </w:r>
-      <w:r>
-        <w:rPr>
-          <w:lang w:val="ro-RO"/>
-        </w:rPr>
-        <w:t xml:space="preserve">. </w:t>
-      </w:r>
-      <w:r>
-        <w:rPr>
-          <w:lang w:val="ro-RO"/>
-        </w:rPr>
-        <w:t>Spre exemplu</w:t>
-      </w:r>
-      <w:r>
-        <w:rPr>
-          <w:lang w:val="en-US"/>
-        </w:rPr>
-        <w:t>:</w:t>
-      </w:r>
-    </w:p>
-    <w:p>
-      <w:pPr>
-        <w:pStyle w:val="NoSpacing"/>
-        <w:rPr>
-          <w:lang w:val="en-US"/>
-        </w:rPr>
-      </w:pPr>
-    </w:p>
-    <w:bookmarkStart w:id="31" w:name="_MON_1837873955"/>
-    <w:bookmarkEnd w:id="31"/>
-    <w:p>
-      <w:pPr>
-        <w:pStyle w:val="NoSpacing"/>
-        <w:rPr>
-          <w:lang w:val="en-US"/>
-        </w:rPr>
-      </w:pPr>
-      <w:r>
-        <w:rPr>
-          <w:lang w:val="en-US"/>
-        </w:rPr>
-        <w:object w:dxaOrig="9026" w:dyaOrig="843" w14:anchorId="73E55CA8">
-          <v:shape id="_x0000_i1046" type="#_x0000_t75" style="width:451.3pt;height:42.15pt" o:ole="" o:bordertopcolor="this" o:borderleftcolor="this" o:borderbottomcolor="this" o:borderrightcolor="this">
+        <w:t xml:space="preserve">Serializarea este procesul prin care date structurate sunt transformate </w:t>
+      </w:r>
+      <w:r>
+        <w:rPr>
+          <w:lang w:val="ro-RO"/>
+        </w:rPr>
+        <w:t xml:space="preserve">într-un format </w:t>
+      </w:r>
+      <w:r>
+        <w:rPr>
+          <w:lang w:val="ro-RO"/>
+        </w:rPr>
+        <w:t>pentru memorare îndelungată, din care pot fi reconstruite</w:t>
+      </w:r>
+      <w:r>
+        <w:rPr>
+          <w:lang w:val="ro-RO"/>
+        </w:rPr>
+        <w:t>.</w:t>
+      </w:r>
+      <w:r>
+        <w:rPr>
+          <w:lang w:val="ro-RO"/>
+        </w:rPr>
+        <w:t xml:space="preserve"> Pentru a asigura integritatea datelor, acest modul se folosește de serializarea text, spre deosebire de cea binară.</w:t>
+      </w:r>
+    </w:p>
+    <w:p>
+      <w:pPr>
+        <w:pStyle w:val="NoSpacing"/>
+        <w:rPr>
+          <w:lang w:val="en-US"/>
+        </w:rPr>
+      </w:pPr>
+      <w:r>
+        <w:rPr>
+          <w:lang w:val="ro-RO"/>
+        </w:rPr>
+        <w:tab/>
+        <w:t xml:space="preserve">Programul citește și scrie fișiere cu extensia </w:t>
+      </w:r>
+      <w:r>
+        <w:rPr>
+          <w:i/>
+          <w:iCs/>
+          <w:lang w:val="ro-RO"/>
+        </w:rPr>
+        <w:t>.enn</w:t>
+      </w:r>
+      <w:r>
+        <w:rPr>
+          <w:lang w:val="ro-RO"/>
+        </w:rPr>
+        <w:t xml:space="preserve">, structura </w:t>
+      </w:r>
+      <w:r>
+        <w:rPr>
+          <w:lang w:val="ro-RO"/>
+        </w:rPr>
+        <w:t xml:space="preserve">datelor </w:t>
+      </w:r>
+      <w:r>
+        <w:rPr>
+          <w:lang w:val="ro-RO"/>
+        </w:rPr>
+        <w:t>se bazează pe un arbore cu rădăcină. Fiecare nod al arborelui este format dintr-un șir de caractere, reprezentând cheia prin care este identificat și o valoare ce poate fi</w:t>
+      </w:r>
+      <w:r>
+        <w:rPr>
+          <w:lang w:val="en-US"/>
+        </w:rPr>
+        <w:t xml:space="preserve">: </w:t>
+      </w:r>
+      <w:r>
+        <w:rPr>
+          <w:lang w:val="ro-RO"/>
+        </w:rPr>
+        <w:t>un șir de caractere, o valoare întreagă, o valoare reală, o listă de noduri.</w:t>
+      </w:r>
+    </w:p>
+    <w:p>
+      <w:pPr>
+        <w:pStyle w:val="NoSpacing"/>
+        <w:rPr>
+          <w:lang w:val="ro-RO"/>
+        </w:rPr>
+      </w:pPr>
+    </w:p>
+    <w:bookmarkStart w:id="33" w:name="_MON_1837873183"/>
+    <w:bookmarkEnd w:id="33"/>
+    <w:p>
+      <w:pPr>
+        <w:pStyle w:val="NoSpacing"/>
+        <w:rPr>
+          <w:lang w:val="en-US"/>
+        </w:rPr>
+      </w:pPr>
+      <w:r>
+        <w:rPr>
+          <w:lang w:val="en-US"/>
+        </w:rPr>
+        <w:object w:dxaOrig="9026" w:dyaOrig="3091" w14:anchorId="678539CD">
+          <v:shape id="_x0000_i1069" type="#_x0000_t75" style="width:451.3pt;height:154.55pt" o:ole="">
             <v:imagedata r:id="rId59" o:title=""/>
             <w10:bordertop type="single" width="4"/>
             <w10:borderleft type="single" width="4"/>
             <w10:borderbottom type="single" width="4"/>
             <w10:borderright type="single" width="4"/>
           </v:shape>
-          <o:OLEObject Type="Embed" ProgID="Word.OpenDocumentText.12" ShapeID="_x0000_i1046" DrawAspect="Content" ObjectID="_1837924790" r:id="rId60"/>
+          <o:OLEObject Type="Embed" ProgID="Word.OpenDocumentText.12" ShapeID="_x0000_i1069" DrawAspect="Content" ObjectID="_1838069727" r:id="rId60"/>
         </w:object>
       </w:r>
     </w:p>
@@ -5445,32 +6129,69 @@
           <w:lang w:val="en-US"/>
         </w:rPr>
       </w:pPr>
-    </w:p>
-    <w:p>
-      <w:pPr>
-        <w:pStyle w:val="NoSpacing"/>
-        <w:rPr>
-          <w:lang w:val="ro-RO"/>
-        </w:rPr>
-      </w:pPr>
-      <w:r>
-        <w:rPr>
-          <w:lang w:val="en-US"/>
-        </w:rPr>
+      <w:r>
+        <w:rPr>
+          <w:lang w:val="en-US"/>
+        </w:rPr>
+        <w:lastRenderedPageBreak/>
         <w:tab/>
-        <w:t>Aceste opera</w:t>
-      </w:r>
-      <w:r>
-        <w:rPr>
-          <w:lang w:val="ro-RO"/>
-        </w:rPr>
-        <w:t>ții vor rezulta</w:t>
-      </w:r>
-      <w:r>
-        <w:rPr>
-          <w:lang w:val="ro-RO"/>
-        </w:rPr>
-        <w:t>, în urma scrierii, într-un fișier ce conține</w:t>
+        <w:t>Fiecare nod poate fi accesat printr-o cale reprezentat</w:t>
+      </w:r>
+      <w:r>
+        <w:rPr>
+          <w:lang w:val="ro-RO"/>
+        </w:rPr>
+        <w:t xml:space="preserve">ă de o succesiune de chei separate prin caracterul „ </w:t>
+      </w:r>
+      <w:r>
+        <w:rPr>
+          <w:lang w:val="en-US"/>
+        </w:rPr>
+        <w:t>|</w:t>
+      </w:r>
+      <w:r>
+        <w:rPr>
+          <w:lang w:val="ro-RO"/>
+        </w:rPr>
+        <w:t xml:space="preserve"> ”. </w:t>
+      </w:r>
+      <w:r>
+        <w:rPr>
+          <w:lang w:val="ro-RO"/>
+        </w:rPr>
+        <w:t xml:space="preserve">Operațiile posibile pentru fiecare nod din acest format sunt </w:t>
+      </w:r>
+      <w:r>
+        <w:rPr>
+          <w:rFonts w:ascii="Consolas" w:hAnsi="Consolas"/>
+          <w:lang w:val="ro-RO"/>
+        </w:rPr>
+        <w:t>put</w:t>
+      </w:r>
+      <w:r>
+        <w:rPr>
+          <w:lang w:val="ro-RO"/>
+        </w:rPr>
+        <w:t xml:space="preserve"> și </w:t>
+      </w:r>
+      <w:r>
+        <w:rPr>
+          <w:rFonts w:ascii="Consolas" w:hAnsi="Consolas"/>
+          <w:lang w:val="ro-RO"/>
+        </w:rPr>
+        <w:t>get</w:t>
+      </w:r>
+      <w:r>
+        <w:rPr>
+          <w:lang w:val="ro-RO"/>
+        </w:rPr>
+        <w:t xml:space="preserve">. </w:t>
+      </w:r>
+      <w:r>
+        <w:rPr>
+          <w:lang w:val="ro-RO"/>
+        </w:rPr>
+        <w:t>Spre exemplu</w:t>
       </w:r>
       <w:r>
         <w:rPr>
@@ -5483,32 +6204,32 @@
       <w:pPr>
         <w:pStyle w:val="NoSpacing"/>
         <w:rPr>
-          <w:lang w:val="ro-RO"/>
-        </w:rPr>
-      </w:pPr>
-    </w:p>
-    <w:bookmarkStart w:id="32" w:name="_MON_1837874127"/>
-    <w:bookmarkEnd w:id="32"/>
-    <w:p>
-      <w:pPr>
-        <w:pStyle w:val="NoSpacing"/>
-        <w:rPr>
-          <w:lang w:val="en-US"/>
-        </w:rPr>
-      </w:pPr>
-      <w:r>
-        <w:rPr>
-          <w:lang w:val="en-US"/>
-        </w:rPr>
-        <w:object w:dxaOrig="9026" w:dyaOrig="2529" w14:anchorId="5A57E5A3">
-          <v:shape id="_x0000_i1047" type="#_x0000_t75" style="width:451.3pt;height:126.45pt" o:ole="" o:bordertopcolor="this" o:borderleftcolor="this" o:borderbottomcolor="this" o:borderrightcolor="this">
+          <w:lang w:val="en-US"/>
+        </w:rPr>
+      </w:pPr>
+    </w:p>
+    <w:bookmarkStart w:id="34" w:name="_MON_1837873955"/>
+    <w:bookmarkEnd w:id="34"/>
+    <w:p>
+      <w:pPr>
+        <w:pStyle w:val="NoSpacing"/>
+        <w:rPr>
+          <w:lang w:val="en-US"/>
+        </w:rPr>
+      </w:pPr>
+      <w:r>
+        <w:rPr>
+          <w:lang w:val="en-US"/>
+        </w:rPr>
+        <w:object w:dxaOrig="9026" w:dyaOrig="843" w14:anchorId="73E55CA8">
+          <v:shape id="_x0000_i1046" type="#_x0000_t75" style="width:451.3pt;height:42.15pt" o:ole="" o:bordertopcolor="this" o:borderleftcolor="this" o:borderbottomcolor="this" o:borderrightcolor="this">
             <v:imagedata r:id="rId61" o:title=""/>
             <w10:bordertop type="single" width="4"/>
             <w10:borderleft type="single" width="4"/>
             <w10:borderbottom type="single" width="4"/>
             <w10:borderright type="single" width="4"/>
           </v:shape>
-          <o:OLEObject Type="Embed" ProgID="Word.OpenDocumentText.12" ShapeID="_x0000_i1047" DrawAspect="Content" ObjectID="_1837924791" r:id="rId62"/>
+          <o:OLEObject Type="Embed" ProgID="Word.OpenDocumentText.12" ShapeID="_x0000_i1046" DrawAspect="Content" ObjectID="_1838069728" r:id="rId62"/>
         </w:object>
       </w:r>
     </w:p>
@@ -5519,47 +6240,32 @@
           <w:lang w:val="en-US"/>
         </w:rPr>
       </w:pPr>
+    </w:p>
+    <w:p>
+      <w:pPr>
+        <w:pStyle w:val="NoSpacing"/>
+        <w:rPr>
+          <w:lang w:val="ro-RO"/>
+        </w:rPr>
+      </w:pPr>
       <w:r>
         <w:rPr>
           <w:lang w:val="en-US"/>
         </w:rPr>
         <w:tab/>
-      </w:r>
-    </w:p>
-    <w:p>
-      <w:pPr>
-        <w:pStyle w:val="NoSpacing"/>
-        <w:rPr>
-          <w:lang w:val="ro-RO"/>
-        </w:rPr>
-      </w:pPr>
-      <w:r>
-        <w:rPr>
-          <w:lang w:val="en-US"/>
-        </w:rPr>
-        <w:tab/>
-        <w:t>Se observ</w:t>
-      </w:r>
-      <w:r>
-        <w:rPr>
-          <w:lang w:val="ro-RO"/>
-        </w:rPr>
-        <w:t>ă faptul că cheile fiecărui nod nu trebuie să fie unice, dar căile complete către fiecare nod sunt, dacă două elemente sunt scrise cu aceeași cale programul va suprascrie ultima valoare specificată.</w:t>
-      </w:r>
-    </w:p>
-    <w:p>
-      <w:pPr>
-        <w:pStyle w:val="NoSpacing"/>
-        <w:rPr>
-          <w:lang w:val="ro-RO"/>
-        </w:rPr>
-      </w:pPr>
-      <w:r>
-        <w:rPr>
-          <w:lang w:val="ro-RO"/>
-        </w:rPr>
-        <w:tab/>
-        <w:t>Funcțiile ce prelucrează acest format de serializare sunt</w:t>
+        <w:t>Aceste opera</w:t>
+      </w:r>
+      <w:r>
+        <w:rPr>
+          <w:lang w:val="ro-RO"/>
+        </w:rPr>
+        <w:t>ții vor rezulta</w:t>
+      </w:r>
+      <w:r>
+        <w:rPr>
+          <w:lang w:val="ro-RO"/>
+        </w:rPr>
+        <w:t>, în urma scrierii, într-un fișier ce conține</w:t>
       </w:r>
       <w:r>
         <w:rPr>
@@ -5576,32 +6282,121 @@
         </w:rPr>
       </w:pPr>
     </w:p>
-    <w:bookmarkStart w:id="33" w:name="_MON_1837874618"/>
-    <w:bookmarkEnd w:id="33"/>
-    <w:p>
-      <w:pPr>
-        <w:rPr>
-          <w:lang w:val="ro-RO"/>
-        </w:rPr>
-      </w:pPr>
-      <w:r>
-        <w:rPr>
-          <w:lang w:val="en-US"/>
-        </w:rPr>
-        <w:object w:dxaOrig="9026" w:dyaOrig="3349" w14:anchorId="2CF35EDE">
-          <v:shape id="_x0000_i1048" type="#_x0000_t75" style="width:451.3pt;height:167.45pt" o:ole="" o:bordertopcolor="this" o:borderleftcolor="this" o:borderbottomcolor="this" o:borderrightcolor="this">
+    <w:bookmarkStart w:id="35" w:name="_MON_1837874127"/>
+    <w:bookmarkEnd w:id="35"/>
+    <w:p>
+      <w:pPr>
+        <w:pStyle w:val="NoSpacing"/>
+        <w:rPr>
+          <w:lang w:val="en-US"/>
+        </w:rPr>
+      </w:pPr>
+      <w:r>
+        <w:rPr>
+          <w:lang w:val="en-US"/>
+        </w:rPr>
+        <w:object w:dxaOrig="9026" w:dyaOrig="2529" w14:anchorId="5A57E5A3">
+          <v:shape id="_x0000_i1047" type="#_x0000_t75" style="width:451.3pt;height:126.45pt" o:ole="" o:bordertopcolor="this" o:borderleftcolor="this" o:borderbottomcolor="this" o:borderrightcolor="this">
             <v:imagedata r:id="rId63" o:title=""/>
             <w10:bordertop type="single" width="4"/>
             <w10:borderleft type="single" width="4"/>
             <w10:borderbottom type="single" width="4"/>
             <w10:borderright type="single" width="4"/>
           </v:shape>
-          <o:OLEObject Type="Embed" ProgID="Word.OpenDocumentText.12" ShapeID="_x0000_i1048" DrawAspect="Content" ObjectID="_1837924792" r:id="rId64"/>
+          <o:OLEObject Type="Embed" ProgID="Word.OpenDocumentText.12" ShapeID="_x0000_i1047" DrawAspect="Content" ObjectID="_1838069729" r:id="rId64"/>
         </w:object>
       </w:r>
     </w:p>
     <w:p>
       <w:pPr>
+        <w:pStyle w:val="NoSpacing"/>
+        <w:rPr>
+          <w:lang w:val="en-US"/>
+        </w:rPr>
+      </w:pPr>
+      <w:r>
+        <w:rPr>
+          <w:lang w:val="en-US"/>
+        </w:rPr>
+        <w:tab/>
+      </w:r>
+    </w:p>
+    <w:p>
+      <w:pPr>
+        <w:pStyle w:val="NoSpacing"/>
+        <w:rPr>
+          <w:lang w:val="ro-RO"/>
+        </w:rPr>
+      </w:pPr>
+      <w:r>
+        <w:rPr>
+          <w:lang w:val="en-US"/>
+        </w:rPr>
+        <w:tab/>
+        <w:t>Se observ</w:t>
+      </w:r>
+      <w:r>
+        <w:rPr>
+          <w:lang w:val="ro-RO"/>
+        </w:rPr>
+        <w:t>ă faptul că cheile fiecărui nod nu trebuie să fie unice, dar căile complete către fiecare nod sunt, dacă două elemente sunt scrise cu aceeași cale programul va suprascrie ultima valoare specificată.</w:t>
+      </w:r>
+    </w:p>
+    <w:p>
+      <w:pPr>
+        <w:pStyle w:val="NoSpacing"/>
+        <w:rPr>
+          <w:lang w:val="ro-RO"/>
+        </w:rPr>
+      </w:pPr>
+      <w:r>
+        <w:rPr>
+          <w:lang w:val="ro-RO"/>
+        </w:rPr>
+        <w:tab/>
+        <w:t>Funcțiile ce prelucrează acest format de serializare sunt</w:t>
+      </w:r>
+      <w:r>
+        <w:rPr>
+          <w:lang w:val="en-US"/>
+        </w:rPr>
+        <w:t>:</w:t>
+      </w:r>
+    </w:p>
+    <w:p>
+      <w:pPr>
+        <w:pStyle w:val="NoSpacing"/>
+        <w:rPr>
+          <w:lang w:val="ro-RO"/>
+        </w:rPr>
+      </w:pPr>
+    </w:p>
+    <w:bookmarkStart w:id="36" w:name="_MON_1837874618"/>
+    <w:bookmarkEnd w:id="36"/>
+    <w:p>
+      <w:pPr>
+        <w:rPr>
+          <w:lang w:val="ro-RO"/>
+        </w:rPr>
+      </w:pPr>
+      <w:r>
+        <w:rPr>
+          <w:lang w:val="en-US"/>
+        </w:rPr>
+        <w:object w:dxaOrig="9026" w:dyaOrig="3349" w14:anchorId="2CF35EDE">
+          <v:shape id="_x0000_i1048" type="#_x0000_t75" style="width:451.3pt;height:167.45pt" o:ole="" o:bordertopcolor="this" o:borderleftcolor="this" o:borderbottomcolor="this" o:borderrightcolor="this">
+            <v:imagedata r:id="rId65" o:title=""/>
+            <w10:bordertop type="single" width="4"/>
+            <w10:borderleft type="single" width="4"/>
+            <w10:borderbottom type="single" width="4"/>
+            <w10:borderright type="single" width="4"/>
+          </v:shape>
+          <o:OLEObject Type="Embed" ProgID="Word.OpenDocumentText.12" ShapeID="_x0000_i1048" DrawAspect="Content" ObjectID="_1838069730" r:id="rId66"/>
+        </w:object>
+      </w:r>
+    </w:p>
+    <w:p>
+      <w:pPr>
         <w:rPr>
           <w:lang w:val="en-US"/>
         </w:rPr>
@@ -5620,10 +6415,12 @@
           <w:lang w:val="ro-RO"/>
         </w:rPr>
       </w:pPr>
+      <w:bookmarkStart w:id="37" w:name="_Toc227443886"/>
       <w:r>
         <w:lastRenderedPageBreak/>
         <w:t>II.1.2. Opțional</w:t>
       </w:r>
+      <w:bookmarkEnd w:id="37"/>
     </w:p>
     <w:p>
       <w:pPr>
@@ -5703,34 +6500,3044 @@
         <w:rPr>
           <w:lang w:val="ro-RO"/>
         </w:rPr>
-        <w:t xml:space="preserve">Fiecare strat </w:t>
+        <w:t xml:space="preserve">Fiecare </w:t>
+      </w:r>
+      <w:r>
+        <w:rPr>
+          <w:lang w:val="ro-RO"/>
+        </w:rPr>
+        <w:t>layer conține 5 funcții</w:t>
+      </w:r>
+      <w:r>
+        <w:rPr>
+          <w:lang w:val="en-GB"/>
+        </w:rPr>
+        <w:t>:</w:t>
+      </w:r>
+      <w:r>
+        <w:rPr>
+          <w:lang w:val="en-GB"/>
+        </w:rPr>
+        <w:br/>
+      </w:r>
+      <w:r>
+        <w:rPr>
+          <w:lang w:val="en-GB"/>
+        </w:rPr>
+        <w:br/>
+      </w:r>
+      <w:bookmarkStart w:id="38" w:name="_MON_1838038698"/>
+      <w:bookmarkEnd w:id="38"/>
+      <w:r>
+        <w:rPr>
+          <w:lang w:val="en-US"/>
+        </w:rPr>
+        <w:object w:dxaOrig="9026" w:dyaOrig="1686" w14:anchorId="59B79654">
+          <v:shape id="_x0000_i1059" type="#_x0000_t75" style="width:451.3pt;height:84.3pt" o:ole="">
+            <v:imagedata r:id="rId67" o:title=""/>
+            <w10:bordertop type="single" width="4"/>
+            <w10:borderleft type="single" width="4"/>
+            <w10:borderbottom type="single" width="4"/>
+            <w10:borderright type="single" width="4"/>
+          </v:shape>
+          <o:OLEObject Type="Embed" ProgID="Word.OpenDocumentText.12" ShapeID="_x0000_i1059" DrawAspect="Content" ObjectID="_1838069731" r:id="rId68"/>
+        </w:object>
+      </w:r>
+    </w:p>
+    <w:p>
+      <w:pPr>
+        <w:pStyle w:val="NoSpacing"/>
+        <w:rPr>
+          <w:lang w:val="en-US"/>
+        </w:rPr>
+      </w:pPr>
+    </w:p>
+    <w:p>
+      <w:pPr>
+        <w:pStyle w:val="NoSpacing"/>
+        <w:rPr>
+          <w:lang w:val="ro-RO"/>
+        </w:rPr>
+      </w:pPr>
+      <w:r>
+        <w:rPr>
+          <w:lang w:val="en-US"/>
+        </w:rPr>
+        <w:tab/>
+        <w:t>Aceste func</w:t>
+      </w:r>
+      <w:r>
+        <w:rPr>
+          <w:lang w:val="ro-RO"/>
+        </w:rPr>
+        <w:t>ții reprezintă, de fapt, interacțiunea programatorului cu nucleul. Programatorul definește aceste funcții, iar nucleul le apelează în timpul execuției programului.</w:t>
+      </w:r>
+    </w:p>
+    <w:p>
+      <w:pPr>
+        <w:pStyle w:val="NoSpacing"/>
+        <w:rPr>
+          <w:lang w:val="ro-RO"/>
+        </w:rPr>
+      </w:pPr>
+      <w:r>
+        <w:rPr>
+          <w:lang w:val="ro-RO"/>
+        </w:rPr>
+        <w:tab/>
+        <w:t>Pe lângă funcții, fiecare layer conține și un atribut de prioritate și dacă este activ sau nu.</w:t>
+      </w:r>
+    </w:p>
+    <w:p>
+      <w:pPr>
+        <w:pStyle w:val="NoSpacing"/>
+        <w:rPr>
+          <w:lang w:val="ro-RO"/>
+        </w:rPr>
+      </w:pPr>
+    </w:p>
+    <w:bookmarkStart w:id="39" w:name="_MON_1838039005"/>
+    <w:bookmarkEnd w:id="39"/>
+    <w:p>
+      <w:pPr>
+        <w:pStyle w:val="NoSpacing"/>
+        <w:rPr>
+          <w:lang w:val="en-US"/>
+        </w:rPr>
+      </w:pPr>
+      <w:r>
+        <w:rPr>
+          <w:lang w:val="en-US"/>
+        </w:rPr>
+        <w:object w:dxaOrig="9026" w:dyaOrig="3372" w14:anchorId="1B584836">
+          <v:shape id="_x0000_i1057" type="#_x0000_t75" style="width:451.3pt;height:168.6pt" o:ole="">
+            <v:imagedata r:id="rId69" o:title=""/>
+            <w10:bordertop type="single" width="4"/>
+            <w10:borderleft type="single" width="4"/>
+            <w10:borderbottom type="single" width="4"/>
+            <w10:borderright type="single" width="4"/>
+          </v:shape>
+          <o:OLEObject Type="Embed" ProgID="Word.OpenDocumentText.12" ShapeID="_x0000_i1057" DrawAspect="Content" ObjectID="_1838069732" r:id="rId70"/>
+        </w:object>
+      </w:r>
+    </w:p>
+    <w:p>
+      <w:pPr>
+        <w:pStyle w:val="NoSpacing"/>
+        <w:rPr>
+          <w:lang w:val="en-US"/>
+        </w:rPr>
+      </w:pPr>
+      <w:r>
+        <w:rPr>
+          <w:noProof/>
+          <w:lang w:val="en-US"/>
+        </w:rPr>
+        <mc:AlternateContent>
+          <mc:Choice Requires="wpg">
+            <w:drawing>
+              <wp:anchor distT="0" distB="0" distL="114300" distR="114300" simplePos="0" relativeHeight="251669504" behindDoc="0" locked="0" layoutInCell="1" allowOverlap="1" wp14:anchorId="7F06827E" wp14:editId="4F1F1075">
+                <wp:simplePos x="0" y="0"/>
+                <wp:positionH relativeFrom="column">
+                  <wp:posOffset>2552065</wp:posOffset>
+                </wp:positionH>
+                <wp:positionV relativeFrom="paragraph">
+                  <wp:posOffset>163195</wp:posOffset>
+                </wp:positionV>
+                <wp:extent cx="3522345" cy="2397760"/>
+                <wp:effectExtent l="0" t="0" r="20955" b="2540"/>
+                <wp:wrapSquare wrapText="bothSides"/>
+                <wp:docPr id="1764054409" name="Group 6"/>
+                <wp:cNvGraphicFramePr/>
+                <a:graphic xmlns:a="http://schemas.openxmlformats.org/drawingml/2006/main">
+                  <a:graphicData uri="http://schemas.microsoft.com/office/word/2010/wordprocessingGroup">
+                    <wpg:wgp>
+                      <wpg:cNvGrpSpPr/>
+                      <wpg:grpSpPr>
+                        <a:xfrm>
+                          <a:off x="0" y="0"/>
+                          <a:ext cx="3522345" cy="2397760"/>
+                          <a:chOff x="-13649" y="0"/>
+                          <a:chExt cx="3523254" cy="2397760"/>
+                        </a:xfrm>
+                      </wpg:grpSpPr>
+                      <wpg:grpSp>
+                        <wpg:cNvPr id="182525078" name="Group 5"/>
+                        <wpg:cNvGrpSpPr/>
+                        <wpg:grpSpPr>
+                          <a:xfrm>
+                            <a:off x="-13649" y="0"/>
+                            <a:ext cx="3523254" cy="1950045"/>
+                            <a:chOff x="-13649" y="0"/>
+                            <a:chExt cx="3523254" cy="1950045"/>
+                          </a:xfrm>
+                        </wpg:grpSpPr>
+                        <wps:wsp>
+                          <wps:cNvPr id="721607509" name="Rectangle 2"/>
+                          <wps:cNvSpPr/>
+                          <wps:spPr>
+                            <a:xfrm>
+                              <a:off x="554983" y="0"/>
+                              <a:ext cx="2648060" cy="1569808"/>
+                            </a:xfrm>
+                            <a:prstGeom prst="rect">
+                              <a:avLst/>
+                            </a:prstGeom>
+                            <a:solidFill>
+                              <a:srgbClr val="FE0000">
+                                <a:alpha val="50196"/>
+                              </a:srgbClr>
+                            </a:solidFill>
+                            <a:ln>
+                              <a:solidFill>
+                                <a:srgbClr val="EE0000"/>
+                              </a:solidFill>
+                            </a:ln>
+                          </wps:spPr>
+                          <wps:style>
+                            <a:lnRef idx="2">
+                              <a:schemeClr val="accent1">
+                                <a:shade val="15000"/>
+                              </a:schemeClr>
+                            </a:lnRef>
+                            <a:fillRef idx="1">
+                              <a:schemeClr val="accent1"/>
+                            </a:fillRef>
+                            <a:effectRef idx="0">
+                              <a:schemeClr val="accent1"/>
+                            </a:effectRef>
+                            <a:fontRef idx="minor">
+                              <a:schemeClr val="lt1"/>
+                            </a:fontRef>
+                          </wps:style>
+                          <wps:bodyPr rot="0" spcFirstLastPara="0" vertOverflow="overflow" horzOverflow="overflow" vert="horz" wrap="square" lIns="91440" tIns="45720" rIns="91440" bIns="45720" numCol="1" spcCol="0" rtlCol="0" fromWordArt="0" anchor="ctr" anchorCtr="0" forceAA="0" compatLnSpc="1">
+                            <a:prstTxWarp prst="textNoShape">
+                              <a:avLst/>
+                            </a:prstTxWarp>
+                            <a:noAutofit/>
+                          </wps:bodyPr>
+                        </wps:wsp>
+                        <wps:wsp>
+                          <wps:cNvPr id="1739999302" name="Text Box 2"/>
+                          <wps:cNvSpPr txBox="1">
+                            <a:spLocks noChangeArrowheads="1"/>
+                          </wps:cNvSpPr>
+                          <wps:spPr bwMode="auto">
+                            <a:xfrm>
+                              <a:off x="-13649" y="1374243"/>
+                              <a:ext cx="617855" cy="269240"/>
+                            </a:xfrm>
+                            <a:prstGeom prst="rect">
+                              <a:avLst/>
+                            </a:prstGeom>
+                            <a:noFill/>
+                            <a:ln w="9525">
+                              <a:noFill/>
+                              <a:miter lim="800000"/>
+                              <a:headEnd/>
+                              <a:tailEnd/>
+                            </a:ln>
+                          </wps:spPr>
+                          <wps:txbx>
+                            <w:txbxContent>
+                              <w:p>
+                                <w:pPr>
+                                  <w:jc w:val="center"/>
+                                  <w:rPr>
+                                    <w:color w:val="FE0000"/>
+                                    <w:sz w:val="20"/>
+                                    <w:szCs w:val="20"/>
+                                  </w:rPr>
+                                </w:pPr>
+                                <w:r>
+                                  <w:rPr>
+                                    <w:color w:val="FE0000"/>
+                                    <w:sz w:val="20"/>
+                                    <w:szCs w:val="20"/>
+                                  </w:rPr>
+                                  <w:t xml:space="preserve">Layer </w:t>
+                                </w:r>
+                                <w:r>
+                                  <w:rPr>
+                                    <w:color w:val="FE0000"/>
+                                    <w:sz w:val="20"/>
+                                    <w:szCs w:val="20"/>
+                                  </w:rPr>
+                                  <w:t>3</w:t>
+                                </w:r>
+                              </w:p>
+                            </w:txbxContent>
+                          </wps:txbx>
+                          <wps:bodyPr rot="0" vert="horz" wrap="square" lIns="91440" tIns="45720" rIns="91440" bIns="45720" anchor="t" anchorCtr="0">
+                            <a:noAutofit/>
+                          </wps:bodyPr>
+                        </wps:wsp>
+                        <wps:wsp>
+                          <wps:cNvPr id="1280419991" name="Rectangle 2"/>
+                          <wps:cNvSpPr/>
+                          <wps:spPr>
+                            <a:xfrm>
+                              <a:off x="708264" y="153281"/>
+                              <a:ext cx="2648060" cy="1569808"/>
+                            </a:xfrm>
+                            <a:prstGeom prst="rect">
+                              <a:avLst/>
+                            </a:prstGeom>
+                            <a:solidFill>
+                              <a:srgbClr val="0099FF">
+                                <a:alpha val="49804"/>
+                              </a:srgbClr>
+                            </a:solidFill>
+                            <a:ln>
+                              <a:solidFill>
+                                <a:srgbClr val="0099FF"/>
+                              </a:solidFill>
+                            </a:ln>
+                          </wps:spPr>
+                          <wps:style>
+                            <a:lnRef idx="2">
+                              <a:schemeClr val="accent1">
+                                <a:shade val="15000"/>
+                              </a:schemeClr>
+                            </a:lnRef>
+                            <a:fillRef idx="1">
+                              <a:schemeClr val="accent1"/>
+                            </a:fillRef>
+                            <a:effectRef idx="0">
+                              <a:schemeClr val="accent1"/>
+                            </a:effectRef>
+                            <a:fontRef idx="minor">
+                              <a:schemeClr val="lt1"/>
+                            </a:fontRef>
+                          </wps:style>
+                          <wps:bodyPr rot="0" spcFirstLastPara="0" vertOverflow="overflow" horzOverflow="overflow" vert="horz" wrap="square" lIns="91440" tIns="45720" rIns="91440" bIns="45720" numCol="1" spcCol="0" rtlCol="0" fromWordArt="0" anchor="ctr" anchorCtr="0" forceAA="0" compatLnSpc="1">
+                            <a:prstTxWarp prst="textNoShape">
+                              <a:avLst/>
+                            </a:prstTxWarp>
+                            <a:noAutofit/>
+                          </wps:bodyPr>
+                        </wps:wsp>
+                        <wps:wsp>
+                          <wps:cNvPr id="227719012" name="Text Box 2"/>
+                          <wps:cNvSpPr txBox="1">
+                            <a:spLocks noChangeArrowheads="1"/>
+                          </wps:cNvSpPr>
+                          <wps:spPr bwMode="auto">
+                            <a:xfrm>
+                              <a:off x="139631" y="1532809"/>
+                              <a:ext cx="617855" cy="269240"/>
+                            </a:xfrm>
+                            <a:prstGeom prst="rect">
+                              <a:avLst/>
+                            </a:prstGeom>
+                            <a:noFill/>
+                            <a:ln w="9525">
+                              <a:noFill/>
+                              <a:miter lim="800000"/>
+                              <a:headEnd/>
+                              <a:tailEnd/>
+                            </a:ln>
+                          </wps:spPr>
+                          <wps:txbx>
+                            <w:txbxContent>
+                              <w:p>
+                                <w:pPr>
+                                  <w:jc w:val="center"/>
+                                  <w:rPr>
+                                    <w:color w:val="0099FF"/>
+                                    <w:sz w:val="20"/>
+                                    <w:szCs w:val="20"/>
+                                  </w:rPr>
+                                </w:pPr>
+                                <w:r>
+                                  <w:rPr>
+                                    <w:color w:val="0099FF"/>
+                                    <w:sz w:val="20"/>
+                                    <w:szCs w:val="20"/>
+                                  </w:rPr>
+                                  <w:t xml:space="preserve">Layer </w:t>
+                                </w:r>
+                                <w:r>
+                                  <w:rPr>
+                                    <w:color w:val="0099FF"/>
+                                    <w:sz w:val="20"/>
+                                    <w:szCs w:val="20"/>
+                                  </w:rPr>
+                                  <w:t>2</w:t>
+                                </w:r>
+                              </w:p>
+                            </w:txbxContent>
+                          </wps:txbx>
+                          <wps:bodyPr rot="0" vert="horz" wrap="square" lIns="91440" tIns="45720" rIns="91440" bIns="45720" anchor="t" anchorCtr="0">
+                            <a:noAutofit/>
+                          </wps:bodyPr>
+                        </wps:wsp>
+                        <wps:wsp>
+                          <wps:cNvPr id="2048663599" name="Rectangle 2"/>
+                          <wps:cNvSpPr/>
+                          <wps:spPr>
+                            <a:xfrm>
+                              <a:off x="861545" y="306562"/>
+                              <a:ext cx="2648060" cy="1569808"/>
+                            </a:xfrm>
+                            <a:prstGeom prst="rect">
+                              <a:avLst/>
+                            </a:prstGeom>
+                            <a:solidFill>
+                              <a:srgbClr val="33CC33">
+                                <a:alpha val="49804"/>
+                              </a:srgbClr>
+                            </a:solidFill>
+                            <a:ln>
+                              <a:solidFill>
+                                <a:srgbClr val="33CC33"/>
+                              </a:solidFill>
+                            </a:ln>
+                          </wps:spPr>
+                          <wps:style>
+                            <a:lnRef idx="2">
+                              <a:schemeClr val="accent1">
+                                <a:shade val="15000"/>
+                              </a:schemeClr>
+                            </a:lnRef>
+                            <a:fillRef idx="1">
+                              <a:schemeClr val="accent1"/>
+                            </a:fillRef>
+                            <a:effectRef idx="0">
+                              <a:schemeClr val="accent1"/>
+                            </a:effectRef>
+                            <a:fontRef idx="minor">
+                              <a:schemeClr val="lt1"/>
+                            </a:fontRef>
+                          </wps:style>
+                          <wps:bodyPr rot="0" spcFirstLastPara="0" vertOverflow="overflow" horzOverflow="overflow" vert="horz" wrap="square" lIns="91440" tIns="45720" rIns="91440" bIns="45720" numCol="1" spcCol="0" rtlCol="0" fromWordArt="0" anchor="ctr" anchorCtr="0" forceAA="0" compatLnSpc="1">
+                            <a:prstTxWarp prst="textNoShape">
+                              <a:avLst/>
+                            </a:prstTxWarp>
+                            <a:noAutofit/>
+                          </wps:bodyPr>
+                        </wps:wsp>
+                        <wps:wsp>
+                          <wps:cNvPr id="653864745" name="Text Box 2"/>
+                          <wps:cNvSpPr txBox="1">
+                            <a:spLocks noChangeArrowheads="1"/>
+                          </wps:cNvSpPr>
+                          <wps:spPr bwMode="auto">
+                            <a:xfrm>
+                              <a:off x="298196" y="1680805"/>
+                              <a:ext cx="617855" cy="269240"/>
+                            </a:xfrm>
+                            <a:prstGeom prst="rect">
+                              <a:avLst/>
+                            </a:prstGeom>
+                            <a:noFill/>
+                            <a:ln w="9525">
+                              <a:noFill/>
+                              <a:miter lim="800000"/>
+                              <a:headEnd/>
+                              <a:tailEnd/>
+                            </a:ln>
+                          </wps:spPr>
+                          <wps:txbx>
+                            <w:txbxContent>
+                              <w:p>
+                                <w:pPr>
+                                  <w:jc w:val="center"/>
+                                  <w:rPr>
+                                    <w:color w:val="33CC33"/>
+                                    <w:sz w:val="20"/>
+                                    <w:szCs w:val="20"/>
+                                  </w:rPr>
+                                </w:pPr>
+                                <w:r>
+                                  <w:rPr>
+                                    <w:color w:val="33CC33"/>
+                                    <w:sz w:val="20"/>
+                                    <w:szCs w:val="20"/>
+                                  </w:rPr>
+                                  <w:t>Layer 1</w:t>
+                                </w:r>
+                              </w:p>
+                            </w:txbxContent>
+                          </wps:txbx>
+                          <wps:bodyPr rot="0" vert="horz" wrap="square" lIns="91440" tIns="45720" rIns="91440" bIns="45720" anchor="t" anchorCtr="0">
+                            <a:noAutofit/>
+                          </wps:bodyPr>
+                        </wps:wsp>
+                      </wpg:grpSp>
+                      <wps:wsp>
+                        <wps:cNvPr id="1262289870" name="Text Box 1"/>
+                        <wps:cNvSpPr txBox="1"/>
+                        <wps:spPr>
+                          <a:xfrm>
+                            <a:off x="861253" y="2124710"/>
+                            <a:ext cx="2646680" cy="273050"/>
+                          </a:xfrm>
+                          <a:prstGeom prst="rect">
+                            <a:avLst/>
+                          </a:prstGeom>
+                          <a:solidFill>
+                            <a:prstClr val="white"/>
+                          </a:solidFill>
+                          <a:ln>
+                            <a:noFill/>
+                          </a:ln>
+                        </wps:spPr>
+                        <wps:txbx>
+                          <w:txbxContent>
+                            <w:p>
+                              <w:pPr>
+                                <w:pStyle w:val="Caption"/>
+                                <w:jc w:val="center"/>
+                                <w:rPr>
+                                  <w:noProof/>
+                                  <w:color w:val="000000" w:themeColor="text1"/>
+                                  <w:sz w:val="20"/>
+                                  <w:szCs w:val="20"/>
+                                  <w:lang w:val="ro-RO"/>
+                                </w:rPr>
+                              </w:pPr>
+                              <w:r>
+                                <w:rPr>
+                                  <w:b/>
+                                  <w:bCs/>
+                                  <w:sz w:val="20"/>
+                                  <w:szCs w:val="20"/>
+                                  <w:lang w:val="ro-RO"/>
+                                </w:rPr>
+                                <w:t>Figura II.1.2.1.</w:t>
+                              </w:r>
+                              <w:r>
+                                <w:rPr>
+                                  <w:sz w:val="20"/>
+                                  <w:szCs w:val="20"/>
+                                  <w:lang w:val="ro-RO"/>
+                                </w:rPr>
+                                <w:t xml:space="preserve"> Sistemul de Layere</w:t>
+                              </w:r>
+                            </w:p>
+                          </w:txbxContent>
+                        </wps:txbx>
+                        <wps:bodyPr rot="0" spcFirstLastPara="0" vertOverflow="overflow" horzOverflow="overflow" vert="horz" wrap="square" lIns="0" tIns="0" rIns="0" bIns="0" numCol="1" spcCol="0" rtlCol="0" fromWordArt="0" anchor="t" anchorCtr="0" forceAA="0" compatLnSpc="1">
+                          <a:prstTxWarp prst="textNoShape">
+                            <a:avLst/>
+                          </a:prstTxWarp>
+                          <a:spAutoFit/>
+                        </wps:bodyPr>
+                      </wps:wsp>
+                    </wpg:wgp>
+                  </a:graphicData>
+                </a:graphic>
+                <wp14:sizeRelH relativeFrom="margin">
+                  <wp14:pctWidth>0</wp14:pctWidth>
+                </wp14:sizeRelH>
+              </wp:anchor>
+            </w:drawing>
+          </mc:Choice>
+          <mc:Fallback>
+            <w:pict>
+              <v:group w14:anchorId="7F06827E" id="Group 6" o:spid="_x0000_s1027" style="position:absolute;left:0;text-align:left;margin-left:200.95pt;margin-top:12.85pt;width:277.35pt;height:188.8pt;z-index:251669504;mso-width-relative:margin" coordorigin="-136" coordsize="35232,23977" o:gfxdata="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">
+                <v:group id="Group 5" o:spid="_x0000_s1028" style="position:absolute;left:-136;width:35232;height:19500" coordorigin="-136" coordsize="35232,19500" o:gfxdata="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">
+                  <v:rect id="Rectangle 2" o:spid="_x0000_s1029" style="position:absolute;left:5549;width:26481;height:15698;visibility:visible;mso-wrap-style:square;v-text-anchor:middle" o:gfxdata="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" fillcolor="#fe0000" strokecolor="#e00" strokeweight="1.5pt">
+                    <v:fill opacity="32896f"/>
+                  </v:rect>
+                  <v:shape id="Text Box 2" o:spid="_x0000_s1030" type="#_x0000_t202" style="position:absolute;left:-136;top:13742;width:6178;height:2692;visibility:visible;mso-wrap-style:square;v-text-anchor:top" o:gfxdata="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" filled="f" stroked="f">
+                    <v:textbox>
+                      <w:txbxContent>
+                        <w:p>
+                          <w:pPr>
+                            <w:jc w:val="center"/>
+                            <w:rPr>
+                              <w:color w:val="FE0000"/>
+                              <w:sz w:val="20"/>
+                              <w:szCs w:val="20"/>
+                            </w:rPr>
+                          </w:pPr>
+                          <w:r>
+                            <w:rPr>
+                              <w:color w:val="FE0000"/>
+                              <w:sz w:val="20"/>
+                              <w:szCs w:val="20"/>
+                            </w:rPr>
+                            <w:t xml:space="preserve">Layer </w:t>
+                          </w:r>
+                          <w:r>
+                            <w:rPr>
+                              <w:color w:val="FE0000"/>
+                              <w:sz w:val="20"/>
+                              <w:szCs w:val="20"/>
+                            </w:rPr>
+                            <w:t>3</w:t>
+                          </w:r>
+                        </w:p>
+                      </w:txbxContent>
+                    </v:textbox>
+                  </v:shape>
+                  <v:rect id="Rectangle 2" o:spid="_x0000_s1031" style="position:absolute;left:7082;top:1532;width:26481;height:15698;visibility:visible;mso-wrap-style:square;v-text-anchor:middle" o:gfxdata="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" fillcolor="#09f" strokecolor="#09f" strokeweight="1.5pt">
+                    <v:fill opacity="32639f"/>
+                  </v:rect>
+                  <v:shape id="Text Box 2" o:spid="_x0000_s1032" type="#_x0000_t202" style="position:absolute;left:1396;top:15328;width:6178;height:2692;visibility:visible;mso-wrap-style:square;v-text-anchor:top" o:gfxdata="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" filled="f" stroked="f">
+                    <v:textbox>
+                      <w:txbxContent>
+                        <w:p>
+                          <w:pPr>
+                            <w:jc w:val="center"/>
+                            <w:rPr>
+                              <w:color w:val="0099FF"/>
+                              <w:sz w:val="20"/>
+                              <w:szCs w:val="20"/>
+                            </w:rPr>
+                          </w:pPr>
+                          <w:r>
+                            <w:rPr>
+                              <w:color w:val="0099FF"/>
+                              <w:sz w:val="20"/>
+                              <w:szCs w:val="20"/>
+                            </w:rPr>
+                            <w:t xml:space="preserve">Layer </w:t>
+                          </w:r>
+                          <w:r>
+                            <w:rPr>
+                              <w:color w:val="0099FF"/>
+                              <w:sz w:val="20"/>
+                              <w:szCs w:val="20"/>
+                            </w:rPr>
+                            <w:t>2</w:t>
+                          </w:r>
+                        </w:p>
+                      </w:txbxContent>
+                    </v:textbox>
+                  </v:shape>
+                  <v:rect id="Rectangle 2" o:spid="_x0000_s1033" style="position:absolute;left:8615;top:3065;width:26481;height:15698;visibility:visible;mso-wrap-style:square;v-text-anchor:middle" o:gfxdata="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" fillcolor="#3c3" strokecolor="#3c3" strokeweight="1.5pt">
+                    <v:fill opacity="32639f"/>
+                  </v:rect>
+                  <v:shape id="Text Box 2" o:spid="_x0000_s1034" type="#_x0000_t202" style="position:absolute;left:2981;top:16808;width:6179;height:2692;visibility:visible;mso-wrap-style:square;v-text-anchor:top" o:gfxdata="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" filled="f" stroked="f">
+                    <v:textbox>
+                      <w:txbxContent>
+                        <w:p>
+                          <w:pPr>
+                            <w:jc w:val="center"/>
+                            <w:rPr>
+                              <w:color w:val="33CC33"/>
+                              <w:sz w:val="20"/>
+                              <w:szCs w:val="20"/>
+                            </w:rPr>
+                          </w:pPr>
+                          <w:r>
+                            <w:rPr>
+                              <w:color w:val="33CC33"/>
+                              <w:sz w:val="20"/>
+                              <w:szCs w:val="20"/>
+                            </w:rPr>
+                            <w:t>Layer 1</w:t>
+                          </w:r>
+                        </w:p>
+                      </w:txbxContent>
+                    </v:textbox>
+                  </v:shape>
+                </v:group>
+                <v:shape id="_x0000_s1035" type="#_x0000_t202" style="position:absolute;left:8612;top:21247;width:26467;height:2730;visibility:visible;mso-wrap-style:square;v-text-anchor:top" o:gfxdata="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" stroked="f">
+                  <v:textbox style="mso-fit-shape-to-text:t" inset="0,0,0,0">
+                    <w:txbxContent>
+                      <w:p>
+                        <w:pPr>
+                          <w:pStyle w:val="Caption"/>
+                          <w:jc w:val="center"/>
+                          <w:rPr>
+                            <w:noProof/>
+                            <w:color w:val="000000" w:themeColor="text1"/>
+                            <w:sz w:val="20"/>
+                            <w:szCs w:val="20"/>
+                            <w:lang w:val="ro-RO"/>
+                          </w:rPr>
+                        </w:pPr>
+                        <w:r>
+                          <w:rPr>
+                            <w:b/>
+                            <w:bCs/>
+                            <w:sz w:val="20"/>
+                            <w:szCs w:val="20"/>
+                            <w:lang w:val="ro-RO"/>
+                          </w:rPr>
+                          <w:t>Figura II.1.2.1.</w:t>
+                        </w:r>
+                        <w:r>
+                          <w:rPr>
+                            <w:sz w:val="20"/>
+                            <w:szCs w:val="20"/>
+                            <w:lang w:val="ro-RO"/>
+                          </w:rPr>
+                          <w:t xml:space="preserve"> Sistemul de Layere</w:t>
+                        </w:r>
+                      </w:p>
+                    </w:txbxContent>
+                  </v:textbox>
+                </v:shape>
+                <w10:wrap type="square"/>
+              </v:group>
+            </w:pict>
+          </mc:Fallback>
+        </mc:AlternateContent>
+      </w:r>
+    </w:p>
+    <w:p>
+      <w:pPr>
+        <w:pStyle w:val="NoSpacing"/>
+        <w:rPr>
+          <w:lang w:val="ro-RO"/>
+        </w:rPr>
+      </w:pPr>
+      <w:r>
+        <w:rPr>
+          <w:lang w:val="en-US"/>
+        </w:rPr>
+        <w:tab/>
+      </w:r>
+      <w:r>
+        <w:rPr>
+          <w:lang w:val="ro-RO"/>
+        </w:rPr>
+        <w:t>În funcție de prioritate și statutul de activ, fiecare layer stă unul peste altul. Funcțiile fiecăruia fiind apelate în ordine</w:t>
+      </w:r>
+      <w:r>
+        <w:rPr>
+          <w:lang w:val="ro-RO"/>
+        </w:rPr>
+        <w:t>a</w:t>
+      </w:r>
+      <w:r>
+        <w:rPr>
+          <w:lang w:val="ro-RO"/>
+        </w:rPr>
+        <w:t xml:space="preserve"> descrescătoare a priorității lor</w:t>
+      </w:r>
+      <w:r>
+        <w:rPr>
+          <w:lang w:val="ro-RO"/>
+        </w:rPr>
+        <w:t>.</w:t>
+      </w:r>
+      <w:r>
+        <w:rPr>
+          <w:lang w:val="ro-RO"/>
+        </w:rPr>
+        <w:t xml:space="preserve"> Evenimentele sunt, așadar, propagate în ordinea priorității către fiecare layer și pot fi oprite de către fiecare layer din a se propaga mai departe, mai multe detalii în modulul Sistemul de Evenimente.</w:t>
+      </w:r>
+    </w:p>
+    <w:p>
+      <w:pPr>
+        <w:rPr>
+          <w:rFonts w:eastAsiaTheme="majorEastAsia" w:cstheme="majorBidi"/>
+          <w:color w:val="ADADAD" w:themeColor="background2" w:themeShade="BF"/>
+          <w:spacing w:val="15"/>
+          <w:szCs w:val="28"/>
+        </w:rPr>
+      </w:pPr>
+      <w:bookmarkStart w:id="40" w:name="_II.2._Aplicație"/>
+      <w:bookmarkEnd w:id="40"/>
+      <w:r>
+        <w:br w:type="page"/>
+      </w:r>
+    </w:p>
+    <w:p>
+      <w:pPr>
+        <w:pStyle w:val="Subtitle"/>
+      </w:pPr>
+      <w:r>
+        <w:lastRenderedPageBreak/>
+        <w:t>Sistemul de Evenimente</w:t>
+      </w:r>
+    </w:p>
+    <w:p>
+      <w:pPr>
+        <w:pStyle w:val="NoSpacing"/>
+        <w:rPr>
+          <w:lang w:val="ro-RO"/>
+        </w:rPr>
+      </w:pPr>
+      <w:r>
+        <w:tab/>
+        <w:t>Deoarece aplica</w:t>
+      </w:r>
+      <w:r>
+        <w:rPr>
+          <w:lang w:val="ro-RO"/>
+        </w:rPr>
+        <w:t xml:space="preserve">ția funcționează pe baza unei interfețe grafice, comportamentul acesteia depinde de interacțiunea utilizatorului cu dispozitivele I/O. Așadar, avem nevoie de o metodă de a </w:t>
+      </w:r>
+      <w:r>
+        <w:rPr>
+          <w:lang w:val="ro-RO"/>
+        </w:rPr>
+        <w:t xml:space="preserve">primi informații despre acestea. Biblioteca </w:t>
+      </w:r>
+      <w:r>
+        <w:rPr>
+          <w:i/>
+          <w:iCs/>
+          <w:lang w:val="ro-RO"/>
+        </w:rPr>
+        <w:t>GLFW</w:t>
+      </w:r>
+      <w:r>
+        <w:rPr>
+          <w:lang w:val="ro-RO"/>
+        </w:rPr>
+        <w:t xml:space="preserve"> vine cu o soluție ce se folosește de funcțiile callback</w:t>
+      </w:r>
+      <w:r>
+        <w:rPr>
+          <w:rStyle w:val="FootnoteReference"/>
+          <w:lang w:val="ro-RO"/>
+        </w:rPr>
+        <w:footnoteReference w:id="7"/>
+      </w:r>
+      <w:r>
+        <w:rPr>
+          <w:lang w:val="ro-RO"/>
+        </w:rPr>
+        <w:t xml:space="preserve"> </w:t>
+      </w:r>
+      <w:r>
+        <w:rPr>
+          <w:lang w:val="ro-RO"/>
+        </w:rPr>
+        <w:t>pentru a transmite tastele sau butoanele apăsate de utilizator. Folosind aceste funcții, nucleul generează evenimente cu structura</w:t>
+      </w:r>
+      <w:r>
+        <w:rPr>
+          <w:lang w:val="en-US"/>
+        </w:rPr>
+        <w:t>:</w:t>
+      </w:r>
+    </w:p>
+    <w:p>
+      <w:pPr>
+        <w:pStyle w:val="NoSpacing"/>
+        <w:rPr>
+          <w:lang w:val="ro-RO"/>
+        </w:rPr>
+      </w:pPr>
+    </w:p>
+    <w:bookmarkStart w:id="41" w:name="_MON_1838041253"/>
+    <w:bookmarkEnd w:id="41"/>
+    <w:p>
+      <w:pPr>
+        <w:pStyle w:val="NoSpacing"/>
+        <w:rPr>
+          <w:lang w:val="en-US"/>
+        </w:rPr>
+      </w:pPr>
+      <w:r>
+        <w:rPr>
+          <w:lang w:val="en-US"/>
+        </w:rPr>
+        <w:object w:dxaOrig="9026" w:dyaOrig="1686" w14:anchorId="3F2701AD">
+          <v:shape id="_x0000_i1087" type="#_x0000_t75" style="width:451.3pt;height:84.3pt" o:ole="">
+            <v:imagedata r:id="rId71" o:title=""/>
+            <w10:bordertop type="single" width="4"/>
+            <w10:borderleft type="single" width="4"/>
+            <w10:borderbottom type="single" width="4"/>
+            <w10:borderright type="single" width="4"/>
+          </v:shape>
+          <o:OLEObject Type="Embed" ProgID="Word.OpenDocumentText.12" ShapeID="_x0000_i1087" DrawAspect="Content" ObjectID="_1838069733" r:id="rId72"/>
+        </w:object>
+      </w:r>
+    </w:p>
+    <w:p>
+      <w:pPr>
+        <w:pStyle w:val="NoSpacing"/>
+        <w:rPr>
+          <w:lang w:val="en-US"/>
+        </w:rPr>
+      </w:pPr>
+    </w:p>
+    <w:p>
+      <w:pPr>
+        <w:pStyle w:val="NoSpacing"/>
+        <w:rPr>
+          <w:lang w:val="ro-RO"/>
+        </w:rPr>
+      </w:pPr>
+      <w:r>
+        <w:rPr>
+          <w:lang w:val="en-US"/>
+        </w:rPr>
+        <w:tab/>
+        <w:t xml:space="preserve">Fiecare eveniment este apoi transmis </w:t>
+      </w:r>
+      <w:r>
+        <w:rPr>
+          <w:lang w:val="ro-RO"/>
+        </w:rPr>
+        <w:t xml:space="preserve">în ordine fiecărui layer. Deoarece evenimentele sunt transmise prin referință, fiecare layer poate modifica atributul </w:t>
+      </w:r>
+      <w:r>
+        <w:rPr>
+          <w:i/>
+          <w:iCs/>
+          <w:lang w:val="ro-RO"/>
+        </w:rPr>
+        <w:t>handled</w:t>
+      </w:r>
+      <w:r>
+        <w:rPr>
+          <w:lang w:val="ro-RO"/>
+        </w:rPr>
+        <w:t xml:space="preserve"> pentru a opri propagarea către layerele cu o prioritate mai mică.</w:t>
+      </w:r>
+      <w:r>
+        <w:rPr>
+          <w:lang w:val="ro-RO"/>
+        </w:rPr>
+        <w:t xml:space="preserve"> </w:t>
+      </w:r>
+    </w:p>
+    <w:p>
+      <w:pPr>
+        <w:pStyle w:val="NoSpacing"/>
+        <w:rPr>
+          <w:lang w:val="ro-RO"/>
+        </w:rPr>
+      </w:pPr>
+      <w:r>
+        <w:rPr>
+          <w:lang w:val="ro-RO"/>
+        </w:rPr>
+        <w:tab/>
+        <w:t xml:space="preserve">Fiecare eveniment este de un anumit timp și transmite date corespunzătoare fiecărui tip prin atributul </w:t>
+      </w:r>
+      <w:r>
+        <w:rPr>
+          <w:i/>
+          <w:iCs/>
+          <w:lang w:val="ro-RO"/>
+        </w:rPr>
+        <w:t>data</w:t>
+      </w:r>
+      <w:r>
+        <w:rPr>
+          <w:lang w:val="ro-RO"/>
+        </w:rPr>
+        <w:t>.</w:t>
+      </w:r>
+      <w:r>
+        <w:rPr>
+          <w:lang w:val="ro-RO"/>
+        </w:rPr>
+        <w:t xml:space="preserve"> Tipurile și datele asociate acestora sunt</w:t>
+      </w:r>
+      <w:r>
+        <w:rPr>
+          <w:lang w:val="en-US"/>
+        </w:rPr>
+        <w:t>:</w:t>
+      </w:r>
+    </w:p>
+    <w:p>
+      <w:pPr>
+        <w:pStyle w:val="NoSpacing"/>
+        <w:rPr>
+          <w:lang w:val="ro-RO"/>
+        </w:rPr>
+      </w:pPr>
+    </w:p>
+    <w:bookmarkStart w:id="42" w:name="_MON_1838041850"/>
+    <w:bookmarkEnd w:id="42"/>
+    <w:p>
+      <w:pPr>
+        <w:pStyle w:val="NoSpacing"/>
+        <w:rPr>
+          <w:lang w:val="en-US"/>
+        </w:rPr>
+      </w:pPr>
+      <w:r>
+        <w:rPr>
+          <w:lang w:val="en-US"/>
+        </w:rPr>
+        <w:object w:dxaOrig="9026" w:dyaOrig="2810" w14:anchorId="111AF89C">
+          <v:shape id="_x0000_i1091" type="#_x0000_t75" style="width:451.3pt;height:140.5pt" o:ole="">
+            <v:imagedata r:id="rId73" o:title=""/>
+            <w10:bordertop type="single" width="4"/>
+            <w10:borderleft type="single" width="4"/>
+            <w10:borderbottom type="single" width="4"/>
+            <w10:borderright type="single" width="4"/>
+          </v:shape>
+          <o:OLEObject Type="Embed" ProgID="Word.OpenDocumentText.12" ShapeID="_x0000_i1091" DrawAspect="Content" ObjectID="_1838069734" r:id="rId74"/>
+        </w:object>
+      </w:r>
+    </w:p>
+    <w:p>
+      <w:pPr>
+        <w:pStyle w:val="NoSpacing"/>
+        <w:rPr>
+          <w:lang w:val="en-US"/>
+        </w:rPr>
+      </w:pPr>
+    </w:p>
+    <w:p>
+      <w:pPr>
+        <w:pStyle w:val="NoSpacing"/>
+        <w:rPr>
+          <w:rFonts w:cs="Times New Roman"/>
+          <w:lang w:val="en-US"/>
+        </w:rPr>
+      </w:pPr>
+      <w:r>
+        <w:rPr>
+          <w:lang w:val="en-US"/>
+        </w:rPr>
+        <w:tab/>
+      </w:r>
+      <w:r>
+        <w:rPr>
+          <w:lang w:val="ro-RO"/>
+        </w:rPr>
+        <w:t xml:space="preserve">În plus, nucleul acceptă și evenimente definite de utilizator prin macroul </w:t>
+      </w:r>
+      <w:r>
+        <w:rPr>
+          <w:rFonts w:ascii="Consolas" w:hAnsi="Consolas"/>
+          <w:lang w:val="en-US"/>
+        </w:rPr>
+        <w:t>ENN_USER_DEFINED_EVENTS</w:t>
+      </w:r>
+      <w:r>
+        <w:rPr>
+          <w:rFonts w:cs="Times New Roman"/>
+          <w:lang w:val="en-US"/>
+        </w:rPr>
+        <w:t>.</w:t>
+      </w:r>
+    </w:p>
+    <w:p>
+      <w:pPr>
+        <w:pStyle w:val="NoSpacing"/>
+        <w:rPr>
+          <w:lang w:val="en-US"/>
+        </w:rPr>
+      </w:pPr>
+      <w:r>
+        <w:rPr>
+          <w:lang w:val="en-US"/>
+        </w:rPr>
+        <w:tab/>
+        <w:t>Un exemplu de utilizare a acestui sistem de evenimente este:</w:t>
+      </w:r>
+    </w:p>
+    <w:p>
+      <w:pPr>
+        <w:pStyle w:val="NoSpacing"/>
+        <w:rPr>
+          <w:lang w:val="en-US"/>
+        </w:rPr>
+      </w:pPr>
+    </w:p>
+    <w:bookmarkStart w:id="43" w:name="_MON_1838042358"/>
+    <w:bookmarkEnd w:id="43"/>
+    <w:p>
+      <w:pPr>
+        <w:pStyle w:val="NoSpacing"/>
+        <w:rPr>
+          <w:lang w:val="en-US"/>
+        </w:rPr>
+      </w:pPr>
+      <w:r>
+        <w:rPr>
+          <w:lang w:val="en-US"/>
+        </w:rPr>
+        <w:object w:dxaOrig="9026" w:dyaOrig="3091" w14:anchorId="5E3DFAFA">
+          <v:shape id="_x0000_i1148" type="#_x0000_t75" style="width:451.3pt;height:154.55pt" o:ole="">
+            <v:imagedata r:id="rId75" o:title=""/>
+            <w10:bordertop type="single" width="4"/>
+            <w10:borderleft type="single" width="4"/>
+            <w10:borderbottom type="single" width="4"/>
+            <w10:borderright type="single" width="4"/>
+          </v:shape>
+          <o:OLEObject Type="Embed" ProgID="Word.OpenDocumentText.12" ShapeID="_x0000_i1148" DrawAspect="Content" ObjectID="_1838069735" r:id="rId76"/>
+        </w:object>
+      </w:r>
+    </w:p>
+    <w:p>
+      <w:pPr>
+        <w:pStyle w:val="Subtitle"/>
+        <w:rPr>
+          <w:lang w:val="en-US"/>
+        </w:rPr>
+      </w:pPr>
+      <w:r>
+        <w:rPr>
+          <w:lang w:val="en-US"/>
+        </w:rPr>
+        <w:lastRenderedPageBreak/>
+        <w:t>Sistemul de Panouri</w:t>
+      </w:r>
+    </w:p>
+    <w:p>
+      <w:pPr>
+        <w:pStyle w:val="NoSpacing"/>
+        <w:rPr>
+          <w:lang w:val="en-US"/>
+        </w:rPr>
+      </w:pPr>
+      <w:r>
+        <w:rPr>
+          <w:lang w:val="en-US"/>
+        </w:rPr>
+        <w:tab/>
+        <w:t>Pentru a crea o aplica</w:t>
+      </w:r>
+      <w:r>
+        <w:rPr>
+          <w:lang w:val="ro-RO"/>
+        </w:rPr>
+        <w:t>ție grafică avem nevoie de un context grafic/panou.</w:t>
+      </w:r>
+      <w:r>
+        <w:rPr>
+          <w:lang w:val="ro-RO"/>
+        </w:rPr>
+        <w:t xml:space="preserve"> Folosind biblioteca GLFW, nucleul poate lucra cu 1 sau mai multe panouri. Programatorul inițializează un panou prin apelarea funcției</w:t>
+      </w:r>
+      <w:r>
+        <w:rPr>
+          <w:lang w:val="en-US"/>
+        </w:rPr>
+        <w:t>:</w:t>
+      </w:r>
+    </w:p>
+    <w:p>
+      <w:pPr>
+        <w:pStyle w:val="NoSpacing"/>
+        <w:rPr>
+          <w:lang w:val="en-US"/>
+        </w:rPr>
+      </w:pPr>
+    </w:p>
+    <w:bookmarkStart w:id="44" w:name="_MON_1838043230"/>
+    <w:bookmarkEnd w:id="44"/>
+    <w:p>
+      <w:pPr>
+        <w:pStyle w:val="NoSpacing"/>
+        <w:rPr>
+          <w:lang w:val="en-US"/>
+        </w:rPr>
+      </w:pPr>
+      <w:r>
+        <w:rPr>
+          <w:lang w:val="en-US"/>
+        </w:rPr>
+        <w:object w:dxaOrig="9026" w:dyaOrig="281" w14:anchorId="4D4105F1">
+          <v:shape id="_x0000_i1109" type="#_x0000_t75" style="width:451.3pt;height:14.05pt" o:ole="">
+            <v:imagedata r:id="rId77" o:title=""/>
+            <w10:bordertop type="single" width="4"/>
+            <w10:borderleft type="single" width="4"/>
+            <w10:borderbottom type="single" width="4"/>
+            <w10:borderright type="single" width="4"/>
+          </v:shape>
+          <o:OLEObject Type="Embed" ProgID="Word.OpenDocumentText.12" ShapeID="_x0000_i1109" DrawAspect="Content" ObjectID="_1838069736" r:id="rId78"/>
+        </w:object>
+      </w:r>
+    </w:p>
+    <w:p>
+      <w:pPr>
+        <w:pStyle w:val="NoSpacing"/>
+        <w:rPr>
+          <w:lang w:val="en-US"/>
+        </w:rPr>
+      </w:pPr>
+      <w:r>
+        <w:rPr>
+          <w:lang w:val="en-US"/>
+        </w:rPr>
+        <w:tab/>
+      </w:r>
+    </w:p>
+    <w:p>
+      <w:pPr>
+        <w:pStyle w:val="NoSpacing"/>
+        <w:rPr>
+          <w:lang w:val="en-US"/>
+        </w:rPr>
+      </w:pPr>
+      <w:r>
+        <w:rPr>
+          <w:lang w:val="en-US"/>
+        </w:rPr>
+        <w:tab/>
+        <w:t>Specifica</w:t>
+      </w:r>
+      <w:r>
+        <w:rPr>
+          <w:lang w:val="ro-RO"/>
+        </w:rPr>
+        <w:t>ția unui panou poate avea următoarele atribute</w:t>
+      </w:r>
+      <w:r>
+        <w:rPr>
+          <w:lang w:val="en-US"/>
+        </w:rPr>
+        <w:t>:</w:t>
+      </w:r>
+    </w:p>
+    <w:p>
+      <w:pPr>
+        <w:pStyle w:val="NoSpacing"/>
+        <w:rPr>
+          <w:lang w:val="en-US"/>
+        </w:rPr>
+      </w:pPr>
+    </w:p>
+    <w:bookmarkStart w:id="45" w:name="_MON_1838043340"/>
+    <w:bookmarkEnd w:id="45"/>
+    <w:p>
+      <w:pPr>
+        <w:pStyle w:val="NoSpacing"/>
+        <w:rPr>
+          <w:lang w:val="en-US"/>
+        </w:rPr>
+      </w:pPr>
+      <w:r>
+        <w:rPr>
+          <w:lang w:val="en-US"/>
+        </w:rPr>
+        <w:object w:dxaOrig="9026" w:dyaOrig="3372" w14:anchorId="6D72269A">
+          <v:shape id="_x0000_i1106" type="#_x0000_t75" style="width:451.3pt;height:168.6pt" o:ole="">
+            <v:imagedata r:id="rId79" o:title=""/>
+            <w10:bordertop type="single" width="4"/>
+            <w10:borderleft type="single" width="4"/>
+            <w10:borderbottom type="single" width="4"/>
+            <w10:borderright type="single" width="4"/>
+          </v:shape>
+          <o:OLEObject Type="Embed" ProgID="Word.OpenDocumentText.12" ShapeID="_x0000_i1106" DrawAspect="Content" ObjectID="_1838069737" r:id="rId80"/>
+        </w:object>
+      </w:r>
+    </w:p>
+    <w:p>
+      <w:pPr>
+        <w:pStyle w:val="NoSpacing"/>
+        <w:rPr>
+          <w:lang w:val="en-US"/>
+        </w:rPr>
+      </w:pPr>
+    </w:p>
+    <w:p>
+      <w:pPr>
+        <w:pStyle w:val="NoSpacing"/>
+        <w:rPr>
+          <w:lang w:val="en-US"/>
+        </w:rPr>
+      </w:pPr>
+      <w:r>
+        <w:rPr>
+          <w:lang w:val="en-US"/>
+        </w:rPr>
+        <w:tab/>
+        <w:t>Spre exemplu, ini</w:t>
+      </w:r>
+      <w:r>
+        <w:rPr>
+          <w:lang w:val="ro-RO"/>
+        </w:rPr>
+        <w:t>țializarea unui panou folosind această bibliotecă</w:t>
+      </w:r>
+      <w:r>
+        <w:rPr>
+          <w:lang w:val="en-US"/>
+        </w:rPr>
+        <w:t>:</w:t>
+      </w:r>
+    </w:p>
+    <w:p>
+      <w:pPr>
+        <w:pStyle w:val="NoSpacing"/>
+        <w:rPr>
+          <w:lang w:val="en-US"/>
+        </w:rPr>
+      </w:pPr>
+    </w:p>
+    <w:bookmarkStart w:id="46" w:name="_MON_1838043557"/>
+    <w:bookmarkEnd w:id="46"/>
+    <w:p>
+      <w:pPr>
+        <w:pStyle w:val="NoSpacing"/>
+        <w:rPr>
+          <w:lang w:val="en-US"/>
+        </w:rPr>
+      </w:pPr>
+      <w:r>
+        <w:rPr>
+          <w:lang w:val="en-US"/>
+        </w:rPr>
+        <w:object w:dxaOrig="9026" w:dyaOrig="1967" w14:anchorId="7F61EC1B">
+          <v:shape id="_x0000_i1114" type="#_x0000_t75" style="width:451.3pt;height:98.35pt" o:ole="">
+            <v:imagedata r:id="rId81" o:title=""/>
+            <w10:bordertop type="single" width="4"/>
+            <w10:borderleft type="single" width="4"/>
+            <w10:borderbottom type="single" width="4"/>
+            <w10:borderright type="single" width="4"/>
+          </v:shape>
+          <o:OLEObject Type="Embed" ProgID="Word.OpenDocumentText.12" ShapeID="_x0000_i1114" DrawAspect="Content" ObjectID="_1838069738" r:id="rId82"/>
+        </w:object>
+      </w:r>
+    </w:p>
+    <w:p>
+      <w:pPr>
+        <w:pStyle w:val="NoSpacing"/>
+        <w:rPr>
+          <w:lang w:val="en-US"/>
+        </w:rPr>
+      </w:pPr>
+      <w:r>
+        <w:rPr>
+          <w:lang w:val="en-US"/>
+        </w:rPr>
+        <w:tab/>
+      </w:r>
+    </w:p>
+    <w:p>
+      <w:pPr>
+        <w:pStyle w:val="NoSpacing"/>
+        <w:rPr>
+          <w:lang w:val="ro-RO"/>
+        </w:rPr>
+      </w:pPr>
+      <w:r>
+        <w:rPr>
+          <w:lang w:val="en-US"/>
+        </w:rPr>
+        <w:tab/>
+        <w:t>Dac</w:t>
+      </w:r>
+      <w:r>
+        <w:rPr>
+          <w:lang w:val="ro-RO"/>
+        </w:rPr>
+        <w:t>ă nu este precizat un nume, nucleul inițializează automat cu numele „Placeholder Window Name”.</w:t>
+      </w:r>
+    </w:p>
+    <w:p>
+      <w:pPr>
+        <w:pStyle w:val="NoSpacing"/>
+        <w:rPr>
+          <w:lang w:val="ro-RO"/>
+        </w:rPr>
+      </w:pPr>
+      <w:r>
+        <w:rPr>
+          <w:lang w:val="ro-RO"/>
+        </w:rPr>
+        <w:tab/>
+      </w:r>
+      <w:r>
+        <w:rPr>
+          <w:lang w:val="ro-RO"/>
+        </w:rPr>
+        <w:t>Un panou, pe lângă informați despre sine, memorează și o listă de layere, astfel încât funcționalitatea și comportamentul unui panou este izolat de celelalte.</w:t>
+      </w:r>
+    </w:p>
+    <w:p>
+      <w:pPr>
+        <w:pStyle w:val="NoSpacing"/>
+        <w:rPr>
+          <w:lang w:val="ro-RO"/>
+        </w:rPr>
+      </w:pPr>
+      <w:r>
+        <w:rPr>
+          <w:lang w:val="ro-RO"/>
+        </w:rPr>
+        <w:tab/>
+        <w:t xml:space="preserve">Nucleul poate lucra cu mai multe panouri, dar, deoarece majoritatea aplicațiilor au nevoie de un singur panou, există un macro </w:t>
+      </w:r>
+      <w:r>
+        <w:rPr>
+          <w:rFonts w:ascii="Consolas" w:hAnsi="Consolas"/>
+          <w:lang w:val="ro-RO"/>
+        </w:rPr>
+        <w:t>ENN_MULTI_WINDOW</w:t>
+      </w:r>
+      <w:r>
+        <w:rPr>
+          <w:lang w:val="ro-RO"/>
+        </w:rPr>
+        <w:t xml:space="preserve"> ce poate fi definit dacă aplicația funcționează cu mai multe panouri, în caz contrar, nucleul este optimizat pentru a lucra cu unul singur.</w:t>
+      </w:r>
+    </w:p>
+    <w:p>
+      <w:pPr>
+        <w:pStyle w:val="NoSpacing"/>
+        <w:rPr>
+          <w:lang w:val="en-US"/>
+        </w:rPr>
+      </w:pPr>
+      <w:r>
+        <w:rPr>
+          <w:lang w:val="ro-RO"/>
+        </w:rPr>
+        <w:tab/>
+        <w:t>Pentru a asocia un layer unui panou se folosește funcția</w:t>
+      </w:r>
+      <w:r>
+        <w:rPr>
+          <w:lang w:val="en-US"/>
+        </w:rPr>
+        <w:t>:</w:t>
+      </w:r>
+    </w:p>
+    <w:p>
+      <w:pPr>
+        <w:pStyle w:val="NoSpacing"/>
+        <w:rPr>
+          <w:lang w:val="ro-RO"/>
+        </w:rPr>
+      </w:pPr>
+    </w:p>
+    <w:bookmarkStart w:id="47" w:name="_MON_1838047579"/>
+    <w:bookmarkEnd w:id="47"/>
+    <w:p>
+      <w:pPr>
+        <w:pStyle w:val="NoSpacing"/>
+        <w:rPr>
+          <w:lang w:val="en-US"/>
+        </w:rPr>
+      </w:pPr>
+      <w:r>
+        <w:rPr>
+          <w:lang w:val="en-US"/>
+        </w:rPr>
+        <w:object w:dxaOrig="9026" w:dyaOrig="281" w14:anchorId="76D34F3D">
+          <v:shape id="_x0000_i2110" type="#_x0000_t75" style="width:451.3pt;height:14.05pt" o:ole="">
+            <v:imagedata r:id="rId83" o:title=""/>
+            <w10:bordertop type="single" width="4"/>
+            <w10:borderleft type="single" width="4"/>
+            <w10:borderbottom type="single" width="4"/>
+            <w10:borderright type="single" width="4"/>
+          </v:shape>
+          <o:OLEObject Type="Embed" ProgID="Word.OpenDocumentText.12" ShapeID="_x0000_i2110" DrawAspect="Content" ObjectID="_1838069739" r:id="rId84"/>
+        </w:object>
+      </w:r>
+    </w:p>
+    <w:p>
+      <w:pPr>
+        <w:rPr>
+          <w:lang w:val="en-US"/>
+        </w:rPr>
+      </w:pPr>
+      <w:r>
+        <w:rPr>
+          <w:lang w:val="en-US"/>
+        </w:rPr>
+        <w:br w:type="page"/>
+      </w:r>
+    </w:p>
+    <w:p>
+      <w:pPr>
+        <w:pStyle w:val="NoSpacing"/>
+        <w:rPr>
+          <w:lang w:val="en-US"/>
+        </w:rPr>
+      </w:pPr>
+      <w:r>
+        <w:rPr>
+          <w:lang w:val="en-US"/>
+        </w:rPr>
+        <w:lastRenderedPageBreak/>
+        <w:tab/>
+        <w:t>Spre exemplu:</w:t>
+      </w:r>
+    </w:p>
+    <w:p>
+      <w:pPr>
+        <w:pStyle w:val="NoSpacing"/>
+        <w:rPr>
+          <w:lang w:val="en-US"/>
+        </w:rPr>
+      </w:pPr>
+    </w:p>
+    <w:bookmarkStart w:id="48" w:name="_MON_1838047633"/>
+    <w:bookmarkEnd w:id="48"/>
+    <w:p>
+      <w:pPr>
+        <w:pStyle w:val="NoSpacing"/>
+        <w:rPr>
+          <w:lang w:val="en-US"/>
+        </w:rPr>
+      </w:pPr>
+      <w:r>
+        <w:rPr>
+          <w:lang w:val="en-US"/>
+        </w:rPr>
+        <w:object w:dxaOrig="9026" w:dyaOrig="2529" w14:anchorId="4612DE74">
+          <v:shape id="_x0000_i1140" type="#_x0000_t75" style="width:451.3pt;height:126.45pt" o:ole="">
+            <v:imagedata r:id="rId85" o:title=""/>
+            <w10:bordertop type="single" width="4"/>
+            <w10:borderleft type="single" width="4"/>
+            <w10:borderbottom type="single" width="4"/>
+            <w10:borderright type="single" width="4"/>
+          </v:shape>
+          <o:OLEObject Type="Embed" ProgID="Word.OpenDocumentText.12" ShapeID="_x0000_i1140" DrawAspect="Content" ObjectID="_1838069740" r:id="rId86"/>
+        </w:object>
+      </w:r>
+    </w:p>
+    <w:p>
+      <w:pPr>
+        <w:pStyle w:val="NoSpacing"/>
+        <w:rPr>
+          <w:lang w:val="en-US"/>
+        </w:rPr>
+      </w:pPr>
+    </w:p>
+    <w:p>
+      <w:pPr>
+        <w:pStyle w:val="NoSpacing"/>
+        <w:rPr>
+          <w:lang w:val="en-US"/>
+        </w:rPr>
+      </w:pPr>
+      <w:r>
+        <w:rPr>
+          <w:lang w:val="en-US"/>
+        </w:rPr>
+        <w:tab/>
+        <w:t>Sau pentru simplitate, sunt definite 2 macrouri:</w:t>
+      </w:r>
+    </w:p>
+    <w:p>
+      <w:pPr>
+        <w:pStyle w:val="NoSpacing"/>
+        <w:rPr>
+          <w:lang w:val="en-US"/>
+        </w:rPr>
+      </w:pPr>
+    </w:p>
+    <w:bookmarkStart w:id="49" w:name="_MON_1838047923"/>
+    <w:bookmarkEnd w:id="49"/>
+    <w:p>
+      <w:pPr>
+        <w:pStyle w:val="NoSpacing"/>
+        <w:rPr>
+          <w:lang w:val="en-US"/>
+        </w:rPr>
+      </w:pPr>
+      <w:r>
+        <w:rPr>
+          <w:lang w:val="en-US"/>
+        </w:rPr>
+        <w:object w:dxaOrig="9026" w:dyaOrig="1686" w14:anchorId="45956E9F">
+          <v:shape id="_x0000_i1138" type="#_x0000_t75" style="width:451.3pt;height:84.3pt" o:ole="">
+            <v:imagedata r:id="rId87" o:title=""/>
+            <w10:bordertop type="single" width="4"/>
+            <w10:borderleft type="single" width="4"/>
+            <w10:borderbottom type="single" width="4"/>
+            <w10:borderright type="single" width="4"/>
+          </v:shape>
+          <o:OLEObject Type="Embed" ProgID="Word.OpenDocumentText.12" ShapeID="_x0000_i1138" DrawAspect="Content" ObjectID="_1838069741" r:id="rId88"/>
+        </w:object>
+      </w:r>
+    </w:p>
+    <w:p>
+      <w:pPr>
+        <w:pStyle w:val="NoSpacing"/>
+        <w:rPr>
+          <w:lang w:val="en-US"/>
+        </w:rPr>
+      </w:pPr>
+    </w:p>
+    <w:p>
+      <w:pPr>
+        <w:pStyle w:val="NoSpacing"/>
+        <w:rPr>
+          <w:lang w:val="en-US"/>
+        </w:rPr>
+      </w:pPr>
+      <w:r>
+        <w:rPr>
+          <w:lang w:val="en-US"/>
+        </w:rPr>
+        <w:tab/>
+        <w:t>Actualizarea layerelor se face folosind id-ul primit:</w:t>
+      </w:r>
+    </w:p>
+    <w:p>
+      <w:pPr>
+        <w:pStyle w:val="NoSpacing"/>
+        <w:rPr>
+          <w:lang w:val="en-US"/>
+        </w:rPr>
+      </w:pPr>
+    </w:p>
+    <w:bookmarkStart w:id="50" w:name="_MON_1838048032"/>
+    <w:bookmarkEnd w:id="50"/>
+    <w:p>
+      <w:pPr>
+        <w:pStyle w:val="NoSpacing"/>
+        <w:rPr>
+          <w:lang w:val="en-US"/>
+        </w:rPr>
+      </w:pPr>
+      <w:r>
+        <w:rPr>
+          <w:lang w:val="en-US"/>
+        </w:rPr>
+        <w:object w:dxaOrig="9026" w:dyaOrig="562" w14:anchorId="2F246C0D">
+          <v:shape id="_x0000_i1136" type="#_x0000_t75" style="width:451.3pt;height:28.1pt" o:ole="">
+            <v:imagedata r:id="rId89" o:title=""/>
+            <w10:bordertop type="single" width="4"/>
+            <w10:borderleft type="single" width="4"/>
+            <w10:borderbottom type="single" width="4"/>
+            <w10:borderright type="single" width="4"/>
+          </v:shape>
+          <o:OLEObject Type="Embed" ProgID="Word.OpenDocumentText.12" ShapeID="_x0000_i1136" DrawAspect="Content" ObjectID="_1838069742" r:id="rId90"/>
+        </w:object>
+      </w:r>
+    </w:p>
+    <w:p>
+      <w:pPr>
+        <w:pStyle w:val="NoSpacing"/>
+        <w:rPr>
+          <w:lang w:val="en-US"/>
+        </w:rPr>
+      </w:pPr>
+    </w:p>
+    <w:p>
+      <w:pPr>
+        <w:pStyle w:val="NoSpacing"/>
+        <w:rPr>
+          <w:lang w:val="en-US"/>
+        </w:rPr>
+      </w:pPr>
+      <w:r>
+        <w:rPr>
+          <w:lang w:val="en-US"/>
+        </w:rPr>
+        <w:tab/>
+        <w:t xml:space="preserve">Toate panourile sunt automat distruse la </w:t>
+      </w:r>
+      <w:r>
+        <w:rPr>
+          <w:lang w:val="ro-RO"/>
+        </w:rPr>
+        <w:t>încetarea aplicației. Programatorul specifică doar atributele inițiale, iar mai apoi poate configura panourile folosind funcțiile</w:t>
+      </w:r>
+      <w:r>
+        <w:rPr>
+          <w:lang w:val="en-US"/>
+        </w:rPr>
+        <w:t>:</w:t>
+      </w:r>
+    </w:p>
+    <w:p>
+      <w:pPr>
+        <w:pStyle w:val="NoSpacing"/>
+        <w:rPr>
+          <w:lang w:val="en-US"/>
+        </w:rPr>
+      </w:pPr>
+    </w:p>
+    <w:bookmarkStart w:id="51" w:name="_MON_1838048720"/>
+    <w:bookmarkEnd w:id="51"/>
+    <w:p>
+      <w:pPr>
+        <w:pStyle w:val="NoSpacing"/>
+        <w:rPr>
+          <w:lang w:val="en-US"/>
+        </w:rPr>
+      </w:pPr>
+      <w:r>
+        <w:rPr>
+          <w:lang w:val="en-US"/>
+        </w:rPr>
+        <w:object w:dxaOrig="9026" w:dyaOrig="5386" w14:anchorId="4279DD1E">
+          <v:shape id="_x0000_i2148" type="#_x0000_t75" style="width:451.3pt;height:269.3pt" o:ole="">
+            <v:imagedata r:id="rId91" o:title=""/>
+            <w10:bordertop type="single" width="4"/>
+            <w10:borderleft type="single" width="4"/>
+            <w10:borderbottom type="single" width="4"/>
+            <w10:borderright type="single" width="4"/>
+          </v:shape>
+          <o:OLEObject Type="Embed" ProgID="Word.OpenDocumentText.12" ShapeID="_x0000_i2148" DrawAspect="Content" ObjectID="_1838069743" r:id="rId92"/>
+        </w:object>
+      </w:r>
+    </w:p>
+    <w:p>
+      <w:pPr>
+        <w:rPr>
+          <w:lang w:val="en-US"/>
+        </w:rPr>
+      </w:pPr>
+      <w:r>
+        <w:rPr>
+          <w:lang w:val="en-US"/>
+        </w:rPr>
+        <w:br w:type="page"/>
+      </w:r>
+    </w:p>
+    <w:p>
+      <w:pPr>
+        <w:pStyle w:val="Heading3"/>
+        <w:rPr>
+          <w:lang w:val="en-US"/>
+        </w:rPr>
+      </w:pPr>
+      <w:bookmarkStart w:id="52" w:name="_Toc227443887"/>
+      <w:r>
+        <w:rPr>
+          <w:lang w:val="en-US"/>
+        </w:rPr>
+        <w:lastRenderedPageBreak/>
+        <w:t>II.1.3. Configurare</w:t>
+      </w:r>
+      <w:bookmarkEnd w:id="52"/>
+    </w:p>
+    <w:p>
+      <w:pPr>
+        <w:pStyle w:val="NoSpacing"/>
+        <w:rPr>
+          <w:lang w:val="en-US"/>
+        </w:rPr>
+      </w:pPr>
+      <w:r>
+        <w:rPr>
+          <w:lang w:val="en-US"/>
+        </w:rPr>
+        <w:tab/>
+        <w:t xml:space="preserve">Pe parcursul acestei secțiuni au fost menționate macrouri de configurare, acestea se afă în fișierul </w:t>
+      </w:r>
+      <w:r>
+        <w:rPr>
+          <w:i/>
+          <w:iCs/>
+          <w:lang w:val="en-US"/>
+        </w:rPr>
+        <w:t>config.h</w:t>
+      </w:r>
+      <w:r>
+        <w:rPr>
+          <w:lang w:val="en-US"/>
+        </w:rPr>
+        <w:t xml:space="preserve"> ce este inclus automat de nucleu, și permit schimbarea nucleului pentru aplicația dezvoltată. Configurările posibile sunt:</w:t>
+      </w:r>
+    </w:p>
+    <w:p>
+      <w:pPr>
+        <w:pStyle w:val="NoSpacing"/>
+        <w:rPr>
+          <w:lang w:val="en-US"/>
+        </w:rPr>
+      </w:pPr>
+    </w:p>
+    <w:bookmarkStart w:id="53" w:name="_MON_1838048303"/>
+    <w:bookmarkEnd w:id="53"/>
+    <w:p>
+      <w:pPr>
+        <w:pStyle w:val="NoSpacing"/>
+        <w:rPr>
+          <w:lang w:val="en-US"/>
+        </w:rPr>
+      </w:pPr>
+      <w:r>
+        <w:rPr>
+          <w:lang w:val="en-US"/>
+        </w:rPr>
+        <w:object w:dxaOrig="9026" w:dyaOrig="11943" w14:anchorId="389831CA">
+          <v:shape id="_x0000_i2105" type="#_x0000_t75" style="width:451.3pt;height:597.15pt" o:ole="">
+            <v:imagedata r:id="rId93" o:title=""/>
+            <w10:bordertop type="single" width="4"/>
+            <w10:borderleft type="single" width="4"/>
+            <w10:borderbottom type="single" width="4"/>
+            <w10:borderright type="single" width="4"/>
+          </v:shape>
+          <o:OLEObject Type="Embed" ProgID="Word.OpenDocumentText.12" ShapeID="_x0000_i2105" DrawAspect="Content" ObjectID="_1838069744" r:id="rId94"/>
+        </w:object>
+      </w:r>
+    </w:p>
+    <w:p>
+      <w:pPr>
+        <w:rPr>
+          <w:lang w:val="en-US"/>
+        </w:rPr>
+      </w:pPr>
+      <w:r>
+        <w:rPr>
+          <w:lang w:val="en-US"/>
+        </w:rPr>
+        <w:br w:type="page"/>
       </w:r>
     </w:p>
     <w:p>
       <w:pPr>
         <w:pStyle w:val="Heading2"/>
       </w:pPr>
-      <w:bookmarkStart w:id="34" w:name="_II.2._Aplicație"/>
-      <w:bookmarkStart w:id="35" w:name="_Toc227084078"/>
-      <w:bookmarkEnd w:id="34"/>
-      <w:r>
+      <w:bookmarkStart w:id="54" w:name="_Toc227443888"/>
+      <w:r>
+        <w:lastRenderedPageBreak/>
         <w:t>II.2. Aplicație</w:t>
       </w:r>
-      <w:bookmarkEnd w:id="35"/>
+      <w:bookmarkEnd w:id="54"/>
+    </w:p>
+    <w:p>
+      <w:pPr>
+        <w:pStyle w:val="Heading3"/>
+      </w:pPr>
     </w:p>
     <w:p>
       <w:pPr>
         <w:pStyle w:val="Heading1"/>
       </w:pPr>
-      <w:bookmarkStart w:id="36" w:name="_Toc227084079"/>
+      <w:bookmarkStart w:id="55" w:name="_Toc227443889"/>
       <w:r>
         <w:t>III. Detalii tehnice</w:t>
       </w:r>
-      <w:bookmarkEnd w:id="36"/>
-    </w:p>
-    <w:p/>
+      <w:bookmarkEnd w:id="55"/>
+    </w:p>
+    <w:p>
+      <w:pPr>
+        <w:pStyle w:val="Heading2"/>
+      </w:pPr>
+      <w:bookmarkStart w:id="56" w:name="_Toc227443890"/>
+      <w:r>
+        <w:t>III.1. Compilare</w:t>
+      </w:r>
+      <w:bookmarkEnd w:id="56"/>
+    </w:p>
+    <w:p>
+      <w:pPr>
+        <w:pStyle w:val="NoSpacing"/>
+        <w:rPr>
+          <w:lang w:val="ro-RO"/>
+        </w:rPr>
+      </w:pPr>
+      <w:r>
+        <w:t>Proiectul se folose</w:t>
+      </w:r>
+      <w:r>
+        <w:rPr>
+          <w:lang w:val="ro-RO"/>
+        </w:rPr>
+        <w:t>ște</w:t>
+      </w:r>
+      <w:r>
+        <w:rPr>
+          <w:lang w:val="ro-RO"/>
+        </w:rPr>
+        <w:t xml:space="preserve"> de produse dezvoltate de GNU</w:t>
+      </w:r>
+      <w:r>
+        <w:rPr>
+          <w:rStyle w:val="FootnoteReference"/>
+          <w:lang w:val="ro-RO"/>
+        </w:rPr>
+        <w:footnoteReference w:id="8"/>
+      </w:r>
+      <w:r>
+        <w:rPr>
+          <w:lang w:val="ro-RO"/>
+        </w:rPr>
+        <w:t>, anume GCC</w:t>
+      </w:r>
+      <w:r>
+        <w:rPr>
+          <w:lang w:val="ro-RO"/>
+        </w:rPr>
+        <w:t>, AR</w:t>
+      </w:r>
+      <w:r>
+        <w:rPr>
+          <w:lang w:val="ro-RO"/>
+        </w:rPr>
+        <w:t xml:space="preserve"> și M</w:t>
+      </w:r>
+      <w:r>
+        <w:rPr>
+          <w:lang w:val="ro-RO"/>
+        </w:rPr>
+        <w:t>AKE</w:t>
+      </w:r>
+      <w:r>
+        <w:rPr>
+          <w:lang w:val="ro-RO"/>
+        </w:rPr>
+        <w:t xml:space="preserve">. </w:t>
+      </w:r>
+      <w:r>
+        <w:rPr>
+          <w:lang w:val="ro-RO"/>
+        </w:rPr>
+        <w:t>Aceste utilitare sunt preinstalate pe sistemele din familia GNU/Linux, pentru sistemele Windows recomandăm instalarea pachetelor:</w:t>
+      </w:r>
+    </w:p>
+    <w:p>
+      <w:pPr>
+        <w:pStyle w:val="NoSpacing"/>
+        <w:numPr>
+          <w:ilvl w:val="0"/>
+          <w:numId w:val="6"/>
+        </w:numPr>
+        <w:rPr>
+          <w:lang w:val="ro-RO"/>
+        </w:rPr>
+      </w:pPr>
+      <w:r>
+        <w:rPr>
+          <w:lang w:val="ro-RO"/>
+        </w:rPr>
+        <w:t>Git (</w:t>
+      </w:r>
+      <w:hyperlink r:id="rId95" w:history="1">
+        <w:r>
+          <w:rPr>
+            <w:rStyle w:val="Hyperlink"/>
+            <w:lang w:val="ro-RO"/>
+          </w:rPr>
+          <w:t>https://git-scm.com</w:t>
+        </w:r>
+        <w:r>
+          <w:rPr>
+            <w:rStyle w:val="Hyperlink"/>
+            <w:lang w:val="ro-RO"/>
+          </w:rPr>
+          <w:t>/</w:t>
+        </w:r>
+        <w:r>
+          <w:rPr>
+            <w:rStyle w:val="Hyperlink"/>
+            <w:lang w:val="ro-RO"/>
+          </w:rPr>
+          <w:t>install/windows</w:t>
+        </w:r>
+      </w:hyperlink>
+      <w:r>
+        <w:rPr>
+          <w:lang w:val="ro-RO"/>
+        </w:rPr>
+        <w:t>)</w:t>
+      </w:r>
+    </w:p>
+    <w:p>
+      <w:pPr>
+        <w:pStyle w:val="NoSpacing"/>
+        <w:numPr>
+          <w:ilvl w:val="0"/>
+          <w:numId w:val="6"/>
+        </w:numPr>
+        <w:rPr>
+          <w:lang w:val="ro-RO"/>
+        </w:rPr>
+      </w:pPr>
+      <w:r>
+        <w:rPr>
+          <w:lang w:val="ro-RO"/>
+        </w:rPr>
+        <w:t>MingW64 (</w:t>
+      </w:r>
+      <w:hyperlink r:id="rId96" w:history="1">
+        <w:r>
+          <w:rPr>
+            <w:rStyle w:val="Hyperlink"/>
+            <w:lang w:val="ro-RO"/>
+          </w:rPr>
+          <w:t>https://www.mingw-w6</w:t>
+        </w:r>
+        <w:r>
+          <w:rPr>
+            <w:rStyle w:val="Hyperlink"/>
+            <w:lang w:val="ro-RO"/>
+          </w:rPr>
+          <w:t>4</w:t>
+        </w:r>
+        <w:r>
+          <w:rPr>
+            <w:rStyle w:val="Hyperlink"/>
+            <w:lang w:val="ro-RO"/>
+          </w:rPr>
+          <w:t>.org/</w:t>
+        </w:r>
+      </w:hyperlink>
+      <w:r>
+        <w:rPr>
+          <w:lang w:val="ro-RO"/>
+        </w:rPr>
+        <w:t xml:space="preserve">) </w:t>
+      </w:r>
+    </w:p>
+    <w:p>
+      <w:pPr>
+        <w:pStyle w:val="NoSpacing"/>
+        <w:numPr>
+          <w:ilvl w:val="0"/>
+          <w:numId w:val="6"/>
+        </w:numPr>
+        <w:rPr>
+          <w:lang w:val="ro-RO"/>
+        </w:rPr>
+      </w:pPr>
+      <w:r>
+        <w:rPr>
+          <w:lang w:val="ro-RO"/>
+        </w:rPr>
+        <w:t>Make (</w:t>
+      </w:r>
+      <w:hyperlink r:id="rId97" w:history="1">
+        <w:r>
+          <w:rPr>
+            <w:rStyle w:val="Hyperlink"/>
+            <w:lang w:val="ro-RO"/>
+          </w:rPr>
+          <w:t>https://gnuwin32.sourceforge.net/packag</w:t>
+        </w:r>
+        <w:r>
+          <w:rPr>
+            <w:rStyle w:val="Hyperlink"/>
+            <w:lang w:val="ro-RO"/>
+          </w:rPr>
+          <w:t>e</w:t>
+        </w:r>
+        <w:r>
+          <w:rPr>
+            <w:rStyle w:val="Hyperlink"/>
+            <w:lang w:val="ro-RO"/>
+          </w:rPr>
+          <w:t>s/make.htm</w:t>
+        </w:r>
+      </w:hyperlink>
+      <w:r>
+        <w:rPr>
+          <w:lang w:val="ro-RO"/>
+        </w:rPr>
+        <w:t>)</w:t>
+      </w:r>
+    </w:p>
+    <w:p>
+      <w:pPr>
+        <w:pStyle w:val="NoSpacing"/>
+        <w:rPr>
+          <w:lang w:val="ro-RO"/>
+        </w:rPr>
+      </w:pPr>
+      <w:r>
+        <w:rPr>
+          <w:lang w:val="ro-RO"/>
+        </w:rPr>
+        <w:t xml:space="preserve">Directorul Dev, conține un Makefile ce definește </w:t>
+      </w:r>
+      <w:r>
+        <w:rPr>
+          <w:lang w:val="ro-RO"/>
+        </w:rPr>
+        <w:t>3 reguli.</w:t>
+      </w:r>
+    </w:p>
+    <w:p>
+      <w:pPr>
+        <w:pStyle w:val="NoSpacing"/>
+        <w:rPr>
+          <w:lang w:val="ro-RO"/>
+        </w:rPr>
+      </w:pPr>
+    </w:p>
+    <w:bookmarkStart w:id="57" w:name="_MON_1838051045"/>
+    <w:bookmarkEnd w:id="57"/>
+    <w:p>
+      <w:pPr>
+        <w:pStyle w:val="NoSpacing"/>
+        <w:rPr>
+          <w:lang w:val="en-US"/>
+        </w:rPr>
+      </w:pPr>
+      <w:r>
+        <w:rPr>
+          <w:lang w:val="en-US"/>
+        </w:rPr>
+        <w:object w:dxaOrig="9026" w:dyaOrig="281" w14:anchorId="7167DDE9">
+          <v:shape id="_x0000_i2114" type="#_x0000_t75" style="width:451.3pt;height:14.05pt" o:ole="">
+            <v:imagedata r:id="rId98" o:title=""/>
+            <w10:bordertop type="single" width="4"/>
+            <w10:borderleft type="single" width="4"/>
+            <w10:borderbottom type="single" width="4"/>
+            <w10:borderright type="single" width="4"/>
+          </v:shape>
+          <o:OLEObject Type="Embed" ProgID="Word.OpenDocumentText.12" ShapeID="_x0000_i2114" DrawAspect="Content" ObjectID="_1838069745" r:id="rId99"/>
+        </w:object>
+      </w:r>
+    </w:p>
+    <w:p>
+      <w:pPr>
+        <w:pStyle w:val="NoSpacing"/>
+        <w:rPr>
+          <w:lang w:val="en-US"/>
+        </w:rPr>
+      </w:pPr>
+    </w:p>
+    <w:p>
+      <w:pPr>
+        <w:pStyle w:val="NoSpacing"/>
+        <w:rPr>
+          <w:lang w:val="en-US"/>
+        </w:rPr>
+      </w:pPr>
+      <w:r>
+        <w:rPr>
+          <w:lang w:val="en-US"/>
+        </w:rPr>
+        <w:tab/>
+        <w:t>Ce compilează toate fișierele împreună cu nucleul și generază un singur executabil. Acest mod dezactivează toate optimizările și este folosit în timpul dezvoltării aplicației. Opțiunile de compilare pentru acest mod sunt:</w:t>
+      </w:r>
+    </w:p>
+    <w:p>
+      <w:pPr>
+        <w:pStyle w:val="NoSpacing"/>
+        <w:rPr>
+          <w:lang w:val="en-US"/>
+        </w:rPr>
+      </w:pPr>
+    </w:p>
+    <w:bookmarkStart w:id="58" w:name="_MON_1838051198"/>
+    <w:bookmarkEnd w:id="58"/>
+    <w:p>
+      <w:pPr>
+        <w:pStyle w:val="NoSpacing"/>
+        <w:rPr>
+          <w:lang w:val="en-US"/>
+        </w:rPr>
+      </w:pPr>
+      <w:r>
+        <w:rPr>
+          <w:lang w:val="en-US"/>
+        </w:rPr>
+        <w:object w:dxaOrig="9026" w:dyaOrig="281" w14:anchorId="4F98D2CA">
+          <v:shape id="_x0000_i2119" type="#_x0000_t75" style="width:451.3pt;height:14.05pt" o:ole="">
+            <v:imagedata r:id="rId100" o:title=""/>
+            <w10:bordertop type="single" width="4"/>
+            <w10:borderleft type="single" width="4"/>
+            <w10:borderbottom type="single" width="4"/>
+            <w10:borderright type="single" width="4"/>
+          </v:shape>
+          <o:OLEObject Type="Embed" ProgID="Word.OpenDocumentText.12" ShapeID="_x0000_i2119" DrawAspect="Content" ObjectID="_1838069746" r:id="rId101"/>
+        </w:object>
+      </w:r>
+    </w:p>
+    <w:p>
+      <w:pPr>
+        <w:pStyle w:val="NoSpacing"/>
+        <w:rPr>
+          <w:lang w:val="en-US"/>
+        </w:rPr>
+      </w:pPr>
+    </w:p>
+    <w:bookmarkStart w:id="59" w:name="_MON_1838052559"/>
+    <w:bookmarkEnd w:id="59"/>
+    <w:p>
+      <w:pPr>
+        <w:pStyle w:val="NoSpacing"/>
+        <w:rPr>
+          <w:lang w:val="en-US"/>
+        </w:rPr>
+      </w:pPr>
+      <w:r>
+        <w:rPr>
+          <w:lang w:val="en-US"/>
+        </w:rPr>
+        <w:object w:dxaOrig="9026" w:dyaOrig="281" w14:anchorId="4BB36273">
+          <v:shape id="_x0000_i2122" type="#_x0000_t75" style="width:451.3pt;height:14.05pt" o:ole="">
+            <v:imagedata r:id="rId102" o:title=""/>
+            <w10:bordertop type="single" width="4"/>
+            <w10:borderleft type="single" width="4"/>
+            <w10:borderbottom type="single" width="4"/>
+            <w10:borderright type="single" width="4"/>
+          </v:shape>
+          <o:OLEObject Type="Embed" ProgID="Word.OpenDocumentText.12" ShapeID="_x0000_i2122" DrawAspect="Content" ObjectID="_1838069747" r:id="rId103"/>
+        </w:object>
+      </w:r>
+    </w:p>
+    <w:p>
+      <w:pPr>
+        <w:pStyle w:val="NoSpacing"/>
+        <w:rPr>
+          <w:lang w:val="en-US"/>
+        </w:rPr>
+      </w:pPr>
+      <w:r>
+        <w:rPr>
+          <w:lang w:val="en-US"/>
+        </w:rPr>
+        <w:tab/>
+      </w:r>
+    </w:p>
+    <w:p>
+      <w:pPr>
+        <w:pStyle w:val="NoSpacing"/>
+        <w:rPr>
+          <w:lang w:val="en-US"/>
+        </w:rPr>
+      </w:pPr>
+      <w:r>
+        <w:rPr>
+          <w:lang w:val="en-US"/>
+        </w:rPr>
+        <w:tab/>
+        <w:t>Ce compileaz</w:t>
+      </w:r>
+      <w:r>
+        <w:rPr>
+          <w:lang w:val="ro-RO"/>
+        </w:rPr>
+        <w:t>ă fișierele într-un singur executabil pentru lansarea aplicației. Acest mod activează toate optimizările și dezactivează terminalul. Opțiunile de compilare sunt</w:t>
+      </w:r>
+      <w:r>
+        <w:rPr>
+          <w:lang w:val="en-US"/>
+        </w:rPr>
+        <w:t>:</w:t>
+      </w:r>
+      <w:r>
+        <w:rPr>
+          <w:lang w:val="en-US"/>
+        </w:rPr>
+        <w:br/>
+      </w:r>
+      <w:r>
+        <w:rPr>
+          <w:lang w:val="en-US"/>
+        </w:rPr>
+        <w:br/>
+      </w:r>
+      <w:bookmarkStart w:id="60" w:name="_MON_1838052656"/>
+      <w:bookmarkEnd w:id="60"/>
+      <w:r>
+        <w:rPr>
+          <w:lang w:val="en-US"/>
+        </w:rPr>
+        <w:object w:dxaOrig="9026" w:dyaOrig="281" w14:anchorId="3E996432">
+          <v:shape id="_x0000_i2126" type="#_x0000_t75" style="width:451.3pt;height:14.05pt" o:ole="">
+            <v:imagedata r:id="rId104" o:title=""/>
+            <w10:bordertop type="single" width="4"/>
+            <w10:borderleft type="single" width="4"/>
+            <w10:borderbottom type="single" width="4"/>
+            <w10:borderright type="single" width="4"/>
+          </v:shape>
+          <o:OLEObject Type="Embed" ProgID="Word.OpenDocumentText.12" ShapeID="_x0000_i2126" DrawAspect="Content" ObjectID="_1838069748" r:id="rId105"/>
+        </w:object>
+      </w:r>
+    </w:p>
+    <w:p>
+      <w:pPr>
+        <w:pStyle w:val="NoSpacing"/>
+        <w:rPr>
+          <w:lang w:val="en-US"/>
+        </w:rPr>
+      </w:pPr>
+    </w:p>
+    <w:p>
+      <w:pPr>
+        <w:pStyle w:val="NoSpacing"/>
+        <w:rPr>
+          <w:lang w:val="en-US"/>
+        </w:rPr>
+      </w:pPr>
+      <w:r>
+        <w:rPr>
+          <w:lang w:val="en-US"/>
+        </w:rPr>
+        <w:tab/>
+        <w:t xml:space="preserve">Nucleul este compilat separat, fiecare fișier </w:t>
+      </w:r>
+      <w:r>
+        <w:rPr>
+          <w:i/>
+          <w:iCs/>
+          <w:lang w:val="en-US"/>
+        </w:rPr>
+        <w:t>.c</w:t>
+      </w:r>
+      <w:r>
+        <w:rPr>
+          <w:lang w:val="en-US"/>
+        </w:rPr>
+        <w:t xml:space="preserve"> este compilat într-un fișier </w:t>
+      </w:r>
+      <w:r>
+        <w:rPr>
+          <w:i/>
+          <w:iCs/>
+          <w:lang w:val="en-US"/>
+        </w:rPr>
+        <w:t>.o</w:t>
+      </w:r>
+      <w:r>
+        <w:rPr>
+          <w:lang w:val="en-US"/>
+        </w:rPr>
+        <w:t xml:space="preserve">, ce sunt mai apoi arhivate într-un singur fișier </w:t>
+      </w:r>
+      <w:r>
+        <w:rPr>
+          <w:i/>
+          <w:iCs/>
+          <w:lang w:val="en-US"/>
+        </w:rPr>
+        <w:t>core.a</w:t>
+      </w:r>
+      <w:r>
+        <w:rPr>
+          <w:lang w:val="en-US"/>
+        </w:rPr>
+        <w:t>, ce reprezintă biblioteca nucleului. Această bibliotecă este mai apoi compilată static cu codul specific aplicației.</w:t>
+      </w:r>
+    </w:p>
+    <w:p>
+      <w:pPr>
+        <w:pStyle w:val="NoSpacing"/>
+        <w:rPr>
+          <w:lang w:val="en-US"/>
+        </w:rPr>
+      </w:pPr>
+    </w:p>
+    <w:bookmarkStart w:id="61" w:name="_MON_1838058339"/>
+    <w:bookmarkEnd w:id="61"/>
+    <w:p>
+      <w:pPr>
+        <w:pStyle w:val="NoSpacing"/>
+        <w:rPr>
+          <w:lang w:val="en-US"/>
+        </w:rPr>
+      </w:pPr>
+      <w:r>
+        <w:rPr>
+          <w:lang w:val="en-US"/>
+        </w:rPr>
+        <w:object w:dxaOrig="9026" w:dyaOrig="281" w14:anchorId="3D9F4D62">
+          <v:shape id="_x0000_i2193" type="#_x0000_t75" style="width:451.3pt;height:14.05pt" o:ole="">
+            <v:imagedata r:id="rId106" o:title=""/>
+            <w10:bordertop type="single" width="4"/>
+            <w10:borderleft type="single" width="4"/>
+            <w10:borderbottom type="single" width="4"/>
+            <w10:borderright type="single" width="4"/>
+          </v:shape>
+          <o:OLEObject Type="Embed" ProgID="Word.OpenDocumentText.12" ShapeID="_x0000_i2193" DrawAspect="Content" ObjectID="_1838069749" r:id="rId107"/>
+        </w:object>
+      </w:r>
+    </w:p>
+    <w:p>
+      <w:pPr>
+        <w:pStyle w:val="NoSpacing"/>
+        <w:rPr>
+          <w:lang w:val="en-US"/>
+        </w:rPr>
+      </w:pPr>
+    </w:p>
+    <w:p>
+      <w:pPr>
+        <w:pStyle w:val="NoSpacing"/>
+        <w:rPr>
+          <w:lang w:val="en-US"/>
+        </w:rPr>
+      </w:pPr>
+      <w:r>
+        <w:rPr>
+          <w:lang w:val="en-US"/>
+        </w:rPr>
+        <w:tab/>
+        <w:t xml:space="preserve">Ce șterge fiecare fișier </w:t>
+      </w:r>
+      <w:r>
+        <w:rPr>
+          <w:i/>
+          <w:iCs/>
+          <w:lang w:val="en-US"/>
+        </w:rPr>
+        <w:t>.o</w:t>
+      </w:r>
+      <w:r>
+        <w:rPr>
+          <w:lang w:val="en-US"/>
+        </w:rPr>
+        <w:t xml:space="preserve"> și biblioteca statică pentru a recompila întreaga aplicație.</w:t>
+      </w:r>
+    </w:p>
+    <w:p>
+      <w:pPr>
+        <w:rPr>
+          <w:lang w:val="en-US"/>
+        </w:rPr>
+      </w:pPr>
+      <w:r>
+        <w:rPr>
+          <w:lang w:val="en-US"/>
+        </w:rPr>
+        <w:br w:type="page"/>
+      </w:r>
+    </w:p>
+    <w:p>
+      <w:pPr>
+        <w:pStyle w:val="Heading1"/>
+        <w:rPr>
+          <w:lang w:val="en-US"/>
+        </w:rPr>
+      </w:pPr>
+      <w:bookmarkStart w:id="62" w:name="_Toc227443891"/>
+      <w:r>
+        <w:rPr>
+          <w:lang w:val="en-US"/>
+        </w:rPr>
+        <w:lastRenderedPageBreak/>
+        <w:t>IV. Utilizarea aplicației</w:t>
+      </w:r>
+      <w:bookmarkEnd w:id="62"/>
+    </w:p>
+    <w:p>
+      <w:pPr>
+        <w:rPr>
+          <w:lang w:val="en-US"/>
+        </w:rPr>
+      </w:pPr>
+      <w:r>
+        <w:rPr>
+          <w:lang w:val="en-US"/>
+        </w:rPr>
+        <w:br w:type="page"/>
+      </w:r>
+    </w:p>
+    <w:p>
+      <w:pPr>
+        <w:pStyle w:val="Heading1"/>
+        <w:rPr>
+          <w:lang w:val="en-US"/>
+        </w:rPr>
+      </w:pPr>
+      <w:bookmarkStart w:id="63" w:name="_Toc227443892"/>
+      <w:r>
+        <w:rPr>
+          <w:lang w:val="en-US"/>
+        </w:rPr>
+        <w:lastRenderedPageBreak/>
+        <w:t>V. Bibliografie</w:t>
+      </w:r>
+      <w:bookmarkEnd w:id="63"/>
+    </w:p>
+    <w:p>
+      <w:pPr>
+        <w:pStyle w:val="NoSpacing"/>
+        <w:jc w:val="center"/>
+        <w:rPr>
+          <w:lang w:val="en-US"/>
+        </w:rPr>
+      </w:pPr>
+      <w:r>
+        <w:rPr>
+          <w:lang w:val="en-US"/>
+        </w:rPr>
+        <w:t xml:space="preserve">Acest proiect </w:t>
+      </w:r>
+      <w:r>
+        <w:rPr>
+          <w:lang w:val="en-US"/>
+        </w:rPr>
+        <w:t xml:space="preserve">a </w:t>
+      </w:r>
+      <w:r>
+        <w:rPr>
+          <w:lang w:val="en-US"/>
+        </w:rPr>
+        <w:t>reprezentat</w:t>
+      </w:r>
+      <w:r>
+        <w:rPr>
+          <w:lang w:val="en-US"/>
+        </w:rPr>
+        <w:t xml:space="preserve"> o oportunitate de învățare enormă în dezvoltarea produselor soft și dorim să mulțumim tuturor resurselor gratuite </w:t>
+      </w:r>
+      <w:r>
+        <w:rPr>
+          <w:lang w:val="en-US"/>
+        </w:rPr>
+        <w:t>ce oferă explicații și ajutor elevilor și începătorilor în programare.</w:t>
+      </w:r>
+    </w:p>
+    <w:p>
+      <w:pPr>
+        <w:pStyle w:val="NoSpacing"/>
+        <w:jc w:val="center"/>
+        <w:rPr>
+          <w:lang w:val="en-US"/>
+        </w:rPr>
+      </w:pPr>
+    </w:p>
+    <w:p>
+      <w:pPr>
+        <w:pStyle w:val="NoSpacing"/>
+        <w:jc w:val="left"/>
+        <w:rPr>
+          <w:lang w:val="en-US"/>
+        </w:rPr>
+      </w:pPr>
+      <w:r>
+        <w:rPr>
+          <w:lang w:val="en-US"/>
+        </w:rPr>
+        <w:t xml:space="preserve">Sebastian Lague, </w:t>
+      </w:r>
+      <w:r>
+        <w:rPr>
+          <w:i/>
+          <w:iCs/>
+          <w:lang w:val="en-US"/>
+        </w:rPr>
+        <w:t>Exploring How Computers Work</w:t>
+      </w:r>
+      <w:r>
+        <w:rPr>
+          <w:lang w:val="en-US"/>
+        </w:rPr>
+        <w:t xml:space="preserve">, 16 Nov. 2020, </w:t>
+      </w:r>
+      <w:hyperlink r:id="rId108" w:history="1">
+        <w:r>
+          <w:rPr>
+            <w:rStyle w:val="Hyperlink"/>
+            <w:lang w:val="en-US"/>
+          </w:rPr>
+          <w:t>https://www.youtube.com/watch?v</w:t>
+        </w:r>
+        <w:r>
+          <w:rPr>
+            <w:rStyle w:val="Hyperlink"/>
+            <w:lang w:val="en-US"/>
+          </w:rPr>
+          <w:t>=</w:t>
+        </w:r>
+        <w:r>
+          <w:rPr>
+            <w:rStyle w:val="Hyperlink"/>
+            <w:lang w:val="en-US"/>
+          </w:rPr>
+          <w:t>QZwneRb-zqA</w:t>
+        </w:r>
+      </w:hyperlink>
+    </w:p>
+    <w:p>
+      <w:pPr>
+        <w:pStyle w:val="NoSpacing"/>
+        <w:jc w:val="left"/>
+        <w:rPr>
+          <w:lang w:val="en-US"/>
+        </w:rPr>
+      </w:pPr>
+      <w:r>
+        <w:rPr>
+          <w:lang w:val="en-US"/>
+        </w:rPr>
+        <w:t xml:space="preserve">Sebastian Lague, </w:t>
+      </w:r>
+      <w:r>
+        <w:rPr>
+          <w:i/>
+          <w:iCs/>
+          <w:lang w:val="en-US"/>
+        </w:rPr>
+        <w:t>How Do Computers Remember?</w:t>
+      </w:r>
+      <w:r>
+        <w:rPr>
+          <w:lang w:val="en-US"/>
+        </w:rPr>
+        <w:t xml:space="preserve">, 4 Dec. 2020, </w:t>
+      </w:r>
+      <w:hyperlink r:id="rId109" w:history="1">
+        <w:r>
+          <w:rPr>
+            <w:rStyle w:val="Hyperlink"/>
+            <w:lang w:val="en-US"/>
+          </w:rPr>
+          <w:t>https://www.youtube.com/watch?v=I0-izyq6</w:t>
+        </w:r>
+        <w:r>
+          <w:rPr>
+            <w:rStyle w:val="Hyperlink"/>
+            <w:lang w:val="en-US"/>
+          </w:rPr>
+          <w:t>q</w:t>
+        </w:r>
+        <w:r>
+          <w:rPr>
+            <w:rStyle w:val="Hyperlink"/>
+            <w:lang w:val="en-US"/>
+          </w:rPr>
+          <w:t>5s</w:t>
+        </w:r>
+      </w:hyperlink>
+    </w:p>
+    <w:p>
+      <w:pPr>
+        <w:pStyle w:val="NoSpacing"/>
+        <w:jc w:val="left"/>
+        <w:rPr>
+          <w:lang w:val="en-US"/>
+        </w:rPr>
+      </w:pPr>
+    </w:p>
+    <w:p>
+      <w:pPr>
+        <w:pStyle w:val="NoSpacing"/>
+        <w:jc w:val="left"/>
+        <w:rPr>
+          <w:lang w:val="en-US"/>
+        </w:rPr>
+      </w:pPr>
+      <w:r>
+        <w:rPr>
+          <w:lang w:val="en-US"/>
+        </w:rPr>
+        <w:t xml:space="preserve">Muukid, </w:t>
+      </w:r>
+      <w:r>
+        <w:rPr>
+          <w:i/>
+          <w:iCs/>
+          <w:lang w:val="en-US"/>
+        </w:rPr>
+        <w:t>Creating a window</w:t>
+      </w:r>
+      <w:r>
+        <w:rPr>
+          <w:lang w:val="en-US"/>
+        </w:rPr>
+        <w:t xml:space="preserve">, </w:t>
+      </w:r>
+      <w:r>
+        <w:rPr>
+          <w:i/>
+          <w:iCs/>
+          <w:lang w:val="en-US"/>
+        </w:rPr>
+        <w:t>Software from Scratch</w:t>
+      </w:r>
+      <w:r>
+        <w:rPr>
+          <w:lang w:val="en-US"/>
+        </w:rPr>
+        <w:t xml:space="preserve">, 28 Sept. 2024, </w:t>
+      </w:r>
+      <w:hyperlink r:id="rId110" w:history="1">
+        <w:r>
+          <w:rPr>
+            <w:rStyle w:val="Hyperlink"/>
+            <w:lang w:val="en-US"/>
+          </w:rPr>
+          <w:t>https://www.youtube.com/watch?v=jGl_nZ7V0wE&amp;</w:t>
+        </w:r>
+      </w:hyperlink>
+    </w:p>
+    <w:p>
+      <w:pPr>
+        <w:pStyle w:val="NoSpacing"/>
+        <w:jc w:val="left"/>
+        <w:rPr>
+          <w:lang w:val="en-US"/>
+        </w:rPr>
+      </w:pPr>
+      <w:r>
+        <w:rPr>
+          <w:lang w:val="en-US"/>
+        </w:rPr>
+        <w:t xml:space="preserve">Muukid, </w:t>
+      </w:r>
+      <w:r>
+        <w:rPr>
+          <w:i/>
+          <w:iCs/>
+          <w:lang w:val="en-US"/>
+        </w:rPr>
+        <w:t>Rendering 2D objects</w:t>
+      </w:r>
+      <w:r>
+        <w:rPr>
+          <w:lang w:val="en-US"/>
+        </w:rPr>
+        <w:t xml:space="preserve">, </w:t>
+      </w:r>
+      <w:r>
+        <w:rPr>
+          <w:i/>
+          <w:iCs/>
+          <w:lang w:val="en-US"/>
+        </w:rPr>
+        <w:t>Software from Scratch</w:t>
+      </w:r>
+      <w:r>
+        <w:rPr>
+          <w:lang w:val="en-US"/>
+        </w:rPr>
+        <w:t xml:space="preserve">, 7 Dec. 2024, </w:t>
+      </w:r>
+      <w:hyperlink r:id="rId111" w:history="1">
+        <w:r>
+          <w:rPr>
+            <w:rStyle w:val="Hyperlink"/>
+            <w:lang w:val="en-US"/>
+          </w:rPr>
+          <w:t>https://www.youtube.com/watch?v=Lsh_0d</w:t>
+        </w:r>
+        <w:r>
+          <w:rPr>
+            <w:rStyle w:val="Hyperlink"/>
+            <w:lang w:val="en-US"/>
+          </w:rPr>
+          <w:t>z</w:t>
+        </w:r>
+        <w:r>
+          <w:rPr>
+            <w:rStyle w:val="Hyperlink"/>
+            <w:lang w:val="en-US"/>
+          </w:rPr>
+          <w:t>7p4U&amp;</w:t>
+        </w:r>
+      </w:hyperlink>
+    </w:p>
+    <w:p>
+      <w:pPr>
+        <w:pStyle w:val="NoSpacing"/>
+        <w:jc w:val="left"/>
+        <w:rPr>
+          <w:lang w:val="en-US"/>
+        </w:rPr>
+      </w:pPr>
+    </w:p>
+    <w:p>
+      <w:pPr>
+        <w:pStyle w:val="NoSpacing"/>
+        <w:jc w:val="left"/>
+        <w:rPr>
+          <w:lang w:val="en-US"/>
+        </w:rPr>
+      </w:pPr>
+      <w:r>
+        <w:rPr>
+          <w:lang w:val="en-US"/>
+        </w:rPr>
+        <w:t xml:space="preserve">Javidx9, </w:t>
+      </w:r>
+      <w:r>
+        <w:rPr>
+          <w:i/>
+          <w:iCs/>
+          <w:lang w:val="en-US"/>
+        </w:rPr>
+        <w:t>Programming Panning &amp; Zooming</w:t>
+      </w:r>
+      <w:r>
+        <w:rPr>
+          <w:lang w:val="en-US"/>
+        </w:rPr>
+        <w:t>, 10 Jun. 2018,</w:t>
+      </w:r>
+    </w:p>
+    <w:p>
+      <w:pPr>
+        <w:pStyle w:val="NoSpacing"/>
+        <w:jc w:val="left"/>
+        <w:rPr>
+          <w:lang w:val="en-US"/>
+        </w:rPr>
+      </w:pPr>
+      <w:hyperlink r:id="rId112" w:history="1">
+        <w:r>
+          <w:rPr>
+            <w:rStyle w:val="Hyperlink"/>
+            <w:lang w:val="en-US"/>
+          </w:rPr>
+          <w:t>https://www.youtube.com/watch?v=ZQ8qtAizis4</w:t>
+        </w:r>
+      </w:hyperlink>
+    </w:p>
+    <w:p>
+      <w:pPr>
+        <w:pStyle w:val="NoSpacing"/>
+        <w:jc w:val="left"/>
+        <w:rPr>
+          <w:lang w:val="ro-RO"/>
+        </w:rPr>
+      </w:pPr>
+      <w:r>
+        <w:rPr>
+          <w:lang w:val="en-US"/>
+        </w:rPr>
+        <w:t xml:space="preserve">Javidx9, </w:t>
+      </w:r>
+      <w:r>
+        <w:rPr>
+          <w:i/>
+          <w:iCs/>
+          <w:lang w:val="en-US"/>
+        </w:rPr>
+        <w:t>Serialising/Deserialising Structured Memory To Disk, AKA Savin’</w:t>
+      </w:r>
+      <w:r>
+        <w:rPr>
+          <w:i/>
+          <w:iCs/>
+          <w:lang w:val="ro-RO"/>
+        </w:rPr>
+        <w:t xml:space="preserve"> Stuff</w:t>
+      </w:r>
+      <w:r>
+        <w:rPr>
+          <w:lang w:val="ro-RO"/>
+        </w:rPr>
+        <w:t xml:space="preserve">, 19 Nov. 2022, </w:t>
+      </w:r>
+      <w:hyperlink r:id="rId113" w:history="1">
+        <w:r>
+          <w:rPr>
+            <w:rStyle w:val="Hyperlink"/>
+            <w:lang w:val="ro-RO"/>
+          </w:rPr>
+          <w:t>https://www.youtube.com/watch?v=jlS1Y2-yKV0&amp;</w:t>
+        </w:r>
+      </w:hyperlink>
+    </w:p>
+    <w:p>
+      <w:pPr>
+        <w:pStyle w:val="NoSpacing"/>
+        <w:jc w:val="left"/>
+        <w:rPr>
+          <w:lang w:val="ro-RO"/>
+        </w:rPr>
+      </w:pPr>
+    </w:p>
+    <w:p>
+      <w:pPr>
+        <w:pStyle w:val="NoSpacing"/>
+        <w:jc w:val="left"/>
+        <w:rPr>
+          <w:lang w:val="ro-RO"/>
+        </w:rPr>
+      </w:pPr>
+      <w:r>
+        <w:rPr>
+          <w:lang w:val="ro-RO"/>
+        </w:rPr>
+        <w:t xml:space="preserve">Joey de Vries, </w:t>
+      </w:r>
+      <w:r>
+        <w:rPr>
+          <w:i/>
+          <w:iCs/>
+          <w:lang w:val="ro-RO"/>
+        </w:rPr>
+        <w:t>Learn OpenGL – Graphics Programming</w:t>
+      </w:r>
+      <w:r>
+        <w:rPr>
+          <w:lang w:val="ro-RO"/>
+        </w:rPr>
+        <w:t>, Kendall &amp; Welling, June 2020</w:t>
+      </w:r>
+    </w:p>
+    <w:p>
+      <w:pPr>
+        <w:pStyle w:val="NoSpacing"/>
+        <w:jc w:val="left"/>
+        <w:rPr>
+          <w:lang w:val="ro-RO"/>
+        </w:rPr>
+      </w:pPr>
+    </w:p>
+    <w:p>
+      <w:pPr>
+        <w:pStyle w:val="NoSpacing"/>
+        <w:jc w:val="left"/>
+        <w:rPr>
+          <w:lang w:val="ro-RO"/>
+        </w:rPr>
+      </w:pPr>
+      <w:r>
+        <w:rPr>
+          <w:lang w:val="ro-RO"/>
+        </w:rPr>
+        <w:t xml:space="preserve">VoxelRifts, </w:t>
+      </w:r>
+      <w:r>
+        <w:rPr>
+          <w:i/>
+          <w:iCs/>
+          <w:lang w:val="ro-RO"/>
+        </w:rPr>
+        <w:t>A Quick, Easy and Extendable OpenGL Renderer in 250 LOC!</w:t>
+      </w:r>
+      <w:r>
+        <w:rPr>
+          <w:lang w:val="ro-RO"/>
+        </w:rPr>
+        <w:t xml:space="preserve">, 17 Feb. 2023, </w:t>
+      </w:r>
+      <w:hyperlink r:id="rId114" w:history="1">
+        <w:r>
+          <w:rPr>
+            <w:rStyle w:val="Hyperlink"/>
+            <w:lang w:val="ro-RO"/>
+          </w:rPr>
+          <w:t>https://www.youtube.com/watch?v=NPnQF4yABwg</w:t>
+        </w:r>
+      </w:hyperlink>
+    </w:p>
+    <w:p>
+      <w:pPr>
+        <w:pStyle w:val="NoSpacing"/>
+        <w:jc w:val="left"/>
+        <w:rPr>
+          <w:lang w:val="ro-RO"/>
+        </w:rPr>
+      </w:pPr>
+    </w:p>
+    <w:p>
+      <w:pPr>
+        <w:pStyle w:val="NoSpacing"/>
+        <w:jc w:val="left"/>
+        <w:rPr>
+          <w:lang w:val="ro-RO"/>
+        </w:rPr>
+      </w:pPr>
+      <w:r>
+        <w:rPr>
+          <w:lang w:val="ro-RO"/>
+        </w:rPr>
+        <w:t xml:space="preserve">Yan Chernikov, </w:t>
+      </w:r>
+      <w:r>
+        <w:rPr>
+          <w:i/>
+          <w:iCs/>
+          <w:lang w:val="ro-RO"/>
+        </w:rPr>
+        <w:t>How to Build a 2D Renderer</w:t>
+      </w:r>
+      <w:r>
+        <w:rPr>
+          <w:lang w:val="ro-RO"/>
+        </w:rPr>
+        <w:t xml:space="preserve">, </w:t>
+      </w:r>
+      <w:r>
+        <w:rPr>
+          <w:i/>
+          <w:iCs/>
+          <w:lang w:val="ro-RO"/>
+        </w:rPr>
+        <w:t>Game Engine Series</w:t>
+      </w:r>
+      <w:r>
+        <w:rPr>
+          <w:lang w:val="ro-RO"/>
+        </w:rPr>
+        <w:t xml:space="preserve">, 15 Sept. 2019, </w:t>
+      </w:r>
+      <w:hyperlink r:id="rId115" w:history="1">
+        <w:r>
+          <w:rPr>
+            <w:rStyle w:val="Hyperlink"/>
+            <w:lang w:val="ro-RO"/>
+          </w:rPr>
+          <w:t>https://www.youtube.com/watch?v=ULO8JhM9FsQ</w:t>
+        </w:r>
+      </w:hyperlink>
+    </w:p>
+    <w:p>
+      <w:pPr>
+        <w:pStyle w:val="NoSpacing"/>
+        <w:jc w:val="left"/>
+        <w:rPr>
+          <w:lang w:val="en-US"/>
+        </w:rPr>
+      </w:pPr>
+      <w:r>
+        <w:rPr>
+          <w:lang w:val="ro-RO"/>
+        </w:rPr>
+        <w:t xml:space="preserve">Yan Chernikov, </w:t>
+      </w:r>
+      <w:r>
+        <w:rPr>
+          <w:i/>
+          <w:iCs/>
+          <w:lang w:val="ro-RO"/>
+        </w:rPr>
+        <w:t>Batch Rendering</w:t>
+      </w:r>
+      <w:r>
+        <w:rPr>
+          <w:lang w:val="ro-RO"/>
+        </w:rPr>
+        <w:t>, 22</w:t>
+      </w:r>
+      <w:r>
+        <w:rPr>
+          <w:lang w:val="en-US"/>
+        </w:rPr>
+        <w:t xml:space="preserve"> Jan</w:t>
+      </w:r>
+      <w:r>
+        <w:rPr>
+          <w:lang w:val="en-US"/>
+        </w:rPr>
+        <w:t>.</w:t>
+      </w:r>
+      <w:r>
+        <w:rPr>
+          <w:lang w:val="en-US"/>
+        </w:rPr>
+        <w:t xml:space="preserve"> 2020, </w:t>
+      </w:r>
+      <w:hyperlink r:id="rId116" w:history="1">
+        <w:r>
+          <w:rPr>
+            <w:rStyle w:val="Hyperlink"/>
+            <w:lang w:val="en-US"/>
+          </w:rPr>
+          <w:t>https://www.youtube.com/watch?v=Th4huqR77rI</w:t>
+        </w:r>
+      </w:hyperlink>
+    </w:p>
+    <w:p>
+      <w:pPr>
+        <w:pStyle w:val="NoSpacing"/>
+        <w:jc w:val="left"/>
+        <w:rPr>
+          <w:lang w:val="ro-RO"/>
+        </w:rPr>
+      </w:pPr>
+      <w:r>
+        <w:rPr>
+          <w:lang w:val="ro-RO"/>
+        </w:rPr>
+        <w:t xml:space="preserve">Yan Chernikov, </w:t>
+      </w:r>
+      <w:r>
+        <w:rPr>
+          <w:i/>
+          <w:iCs/>
+          <w:lang w:val="ro-RO"/>
+        </w:rPr>
+        <w:t>C++ Application Architecture</w:t>
+      </w:r>
+      <w:r>
+        <w:rPr>
+          <w:lang w:val="ro-RO"/>
+        </w:rPr>
+        <w:t xml:space="preserve">, 17 Sept. 2025, </w:t>
+      </w:r>
+      <w:hyperlink r:id="rId117" w:history="1">
+        <w:r>
+          <w:rPr>
+            <w:rStyle w:val="Hyperlink"/>
+            <w:lang w:val="ro-RO"/>
+          </w:rPr>
+          <w:t>https://www.youtube.com/watch?v=rUxZ5N77M5E</w:t>
+        </w:r>
+      </w:hyperlink>
+    </w:p>
     <w:sectPr>
-      <w:footerReference w:type="first" r:id="rId65"/>
+      <w:footerReference w:type="first" r:id="rId118"/>
       <w:pgSz w:w="11906" w:h="16838"/>
       <w:pgMar w:top="1440" w:right="1440" w:bottom="1440" w:left="1440" w:header="709" w:footer="708" w:gutter="0"/>
       <w:pgNumType w:start="3"/>
@@ -6126,7 +9933,123 @@
       </w:r>
     </w:p>
   </w:footnote>
+  <w:footnote w:id="7">
+    <w:p>
+      <w:pPr>
+        <w:pStyle w:val="FootnoteText"/>
+        <w:rPr>
+          <w:lang w:val="ro-RO"/>
+        </w:rPr>
+      </w:pPr>
+      <w:r>
+        <w:rPr>
+          <w:rStyle w:val="FootnoteReference"/>
+        </w:rPr>
+        <w:footnoteRef/>
+      </w:r>
+      <w:r>
+        <w:t xml:space="preserve"> </w:t>
+      </w:r>
+      <w:r>
+        <w:rPr>
+          <w:lang w:val="ro-RO"/>
+        </w:rPr>
+        <w:t>Funcții callback = o tehnică de programare ce se folosește de pointerii de funcții pentru a permite unei funcții să apeleze altă funcție fără ai cunoaște numele propriu-zis</w:t>
+      </w:r>
+    </w:p>
+  </w:footnote>
+  <w:footnote w:id="8">
+    <w:p>
+      <w:pPr>
+        <w:pStyle w:val="FootnoteText"/>
+        <w:rPr>
+          <w:lang w:val="ro-RO"/>
+        </w:rPr>
+      </w:pPr>
+      <w:r>
+        <w:rPr>
+          <w:rStyle w:val="FootnoteReference"/>
+        </w:rPr>
+        <w:footnoteRef/>
+      </w:r>
+      <w:r>
+        <w:t xml:space="preserve"> </w:t>
+      </w:r>
+      <w:r>
+        <w:rPr>
+          <w:lang w:val="en-US"/>
+        </w:rPr>
+        <w:t>GNU (GNU’s Not Unix) = proiect fondat de Richard Stallman ce dezvoltă produse soft gratuite și Open-Source</w:t>
+      </w:r>
+    </w:p>
+  </w:footnote>
 </w:footnotes>
+</file>
+
+<file path=word/header1.xml><?xml version="1.0" encoding="utf-8"?>
+<w:hdr xmlns:wpc="http://schemas.microsoft.com/office/word/2010/wordprocessingCanvas" xmlns:cx="http://schemas.microsoft.com/office/drawing/2014/chartex" xmlns:cx1="http://schemas.microsoft.com/office/drawing/2015/9/8/chartex" xmlns:cx2="http://schemas.microsoft.com/office/drawing/2015/10/21/chartex" xmlns:cx3="http://schemas.microsoft.com/office/drawing/2016/5/9/chartex" xmlns:cx4="http://schemas.microsoft.com/office/drawing/2016/5/10/chartex" xmlns:cx5="http://schemas.microsoft.com/office/drawing/2016/5/11/chartex" xmlns:cx6="http://schemas.microsoft.com/office/drawing/2016/5/12/chartex" xmlns:cx7="http://schemas.microsoft.com/office/drawing/2016/5/13/chartex" xmlns:cx8="http://schemas.microsoft.com/office/drawing/2016/5/14/chartex" xmlns:mc="http://schemas.openxmlformats.org/markup-compatibility/2006" xmlns:aink="http://schemas.microsoft.com/office/drawing/2016/ink" xmlns:am3d="http://schemas.microsoft.com/office/drawing/2017/model3d" xmlns:o="urn:schemas-microsoft-com:office:office" xmlns:oel="http://schemas.microsoft.com/office/2019/extlst" xmlns:r="http://schemas.openxmlformats.org/officeDocument/2006/relationships" xmlns:m="http://schemas.openxmlformats.org/officeDocument/2006/math" xmlns:v="urn:schemas-microsoft-com:vml" xmlns:wp14="http://schemas.microsoft.com/office/word/2010/wordprocessingDrawing" xmlns:wp="http://schemas.openxmlformats.org/drawingml/2006/wordprocessingDrawing" xmlns:w10="urn:schemas-microsoft-com:office:word" xmlns:w="http://schemas.openxmlformats.org/wordprocessingml/2006/main" xmlns:w14="http://schemas.microsoft.com/office/word/2010/wordml" xmlns:w15="http://schemas.microsoft.com/office/word/2012/wordml" xmlns:w16cex="http://schemas.microsoft.com/office/word/2018/wordml/cex" xmlns:w16cid="http://schemas.microsoft.com/office/word/2016/wordml/cid" xmlns:w16="http://schemas.microsoft.com/office/word/2018/wordml" xmlns:w16du="http://schemas.microsoft.com/office/word/2023/wordml/word16du" xmlns:w16sdtdh="http://schemas.microsoft.com/office/word/2020/wordml/sdtdatahash" xmlns:w16sdtfl="http://schemas.microsoft.com/office/word/2024/wordml/sdtformatlock" xmlns:w16se="http://schemas.microsoft.com/office/word/2015/wordml/symex" xmlns:wpg="http://schemas.microsoft.com/office/word/2010/wordprocessingGroup" xmlns:wpi="http://schemas.microsoft.com/office/word/2010/wordprocessingInk" xmlns:wne="http://schemas.microsoft.com/office/word/2006/wordml" xmlns:wps="http://schemas.microsoft.com/office/word/2010/wordprocessingShape" mc:Ignorable="w14 w15 w16se w16cid w16 w16cex w16sdtdh w16sdtfl w16du wp14">
+  <w:p>
+    <w:pPr>
+      <w:pStyle w:val="Header"/>
+    </w:pPr>
+    <w:r>
+      <w:rPr>
+        <w:noProof/>
+      </w:rPr>
+      <w:drawing>
+        <wp:inline distT="0" distB="0" distL="0" distR="0" wp14:anchorId="28AC06FF" wp14:editId="158D0552">
+          <wp:extent cx="1952216" cy="967539"/>
+          <wp:effectExtent l="0" t="0" r="0" b="4445"/>
+          <wp:docPr id="1399846562" name="Picture 7"/>
+          <wp:cNvGraphicFramePr>
+            <a:graphicFrameLocks xmlns:a="http://schemas.openxmlformats.org/drawingml/2006/main" noChangeAspect="1"/>
+          </wp:cNvGraphicFramePr>
+          <a:graphic xmlns:a="http://schemas.openxmlformats.org/drawingml/2006/main">
+            <a:graphicData uri="http://schemas.openxmlformats.org/drawingml/2006/picture">
+              <pic:pic xmlns:pic="http://schemas.openxmlformats.org/drawingml/2006/picture">
+                <pic:nvPicPr>
+                  <pic:cNvPr id="1399846562" name="Picture 1399846562"/>
+                  <pic:cNvPicPr/>
+                </pic:nvPicPr>
+                <pic:blipFill>
+                  <a:blip r:embed="rId1">
+                    <a:extLst>
+                      <a:ext uri="{28A0092B-C50C-407E-A947-70E740481C1C}">
+                        <a14:useLocalDpi xmlns:a14="http://schemas.microsoft.com/office/drawing/2010/main" val="0"/>
+                      </a:ext>
+                    </a:extLst>
+                  </a:blip>
+                  <a:stretch>
+                    <a:fillRect/>
+                  </a:stretch>
+                </pic:blipFill>
+                <pic:spPr>
+                  <a:xfrm>
+                    <a:off x="0" y="0"/>
+                    <a:ext cx="1968906" cy="975811"/>
+                  </a:xfrm>
+                  <a:prstGeom prst="rect">
+                    <a:avLst/>
+                  </a:prstGeom>
+                </pic:spPr>
+              </pic:pic>
+            </a:graphicData>
+          </a:graphic>
+        </wp:inline>
+      </w:drawing>
+    </w:r>
+  </w:p>
+</w:hdr>
+</file>
+
+<file path=word/header2.xml><?xml version="1.0" encoding="utf-8"?>
+<w:hdr xmlns:wpc="http://schemas.microsoft.com/office/word/2010/wordprocessingCanvas" xmlns:cx="http://schemas.microsoft.com/office/drawing/2014/chartex" xmlns:cx1="http://schemas.microsoft.com/office/drawing/2015/9/8/chartex" xmlns:cx2="http://schemas.microsoft.com/office/drawing/2015/10/21/chartex" xmlns:cx3="http://schemas.microsoft.com/office/drawing/2016/5/9/chartex" xmlns:cx4="http://schemas.microsoft.com/office/drawing/2016/5/10/chartex" xmlns:cx5="http://schemas.microsoft.com/office/drawing/2016/5/11/chartex" xmlns:cx6="http://schemas.microsoft.com/office/drawing/2016/5/12/chartex" xmlns:cx7="http://schemas.microsoft.com/office/drawing/2016/5/13/chartex" xmlns:cx8="http://schemas.microsoft.com/office/drawing/2016/5/14/chartex" xmlns:mc="http://schemas.openxmlformats.org/markup-compatibility/2006" xmlns:aink="http://schemas.microsoft.com/office/drawing/2016/ink" xmlns:am3d="http://schemas.microsoft.com/office/drawing/2017/model3d" xmlns:o="urn:schemas-microsoft-com:office:office" xmlns:oel="http://schemas.microsoft.com/office/2019/extlst" xmlns:r="http://schemas.openxmlformats.org/officeDocument/2006/relationships" xmlns:m="http://schemas.openxmlformats.org/officeDocument/2006/math" xmlns:v="urn:schemas-microsoft-com:vml" xmlns:wp14="http://schemas.microsoft.com/office/word/2010/wordprocessingDrawing" xmlns:wp="http://schemas.openxmlformats.org/drawingml/2006/wordprocessingDrawing" xmlns:w10="urn:schemas-microsoft-com:office:word" xmlns:w="http://schemas.openxmlformats.org/wordprocessingml/2006/main" xmlns:w14="http://schemas.microsoft.com/office/word/2010/wordml" xmlns:w15="http://schemas.microsoft.com/office/word/2012/wordml" xmlns:w16cex="http://schemas.microsoft.com/office/word/2018/wordml/cex" xmlns:w16cid="http://schemas.microsoft.com/office/word/2016/wordml/cid" xmlns:w16="http://schemas.microsoft.com/office/word/2018/wordml" xmlns:w16du="http://schemas.microsoft.com/office/word/2023/wordml/word16du" xmlns:w16sdtdh="http://schemas.microsoft.com/office/word/2020/wordml/sdtdatahash" xmlns:w16sdtfl="http://schemas.microsoft.com/office/word/2024/wordml/sdtformatlock" xmlns:w16se="http://schemas.microsoft.com/office/word/2015/wordml/symex" xmlns:wpg="http://schemas.microsoft.com/office/word/2010/wordprocessingGroup" xmlns:wpi="http://schemas.microsoft.com/office/word/2010/wordprocessingInk" xmlns:wne="http://schemas.microsoft.com/office/word/2006/wordml" xmlns:wps="http://schemas.microsoft.com/office/word/2010/wordprocessingShape" mc:Ignorable="w14 w15 w16se w16cid w16 w16cex w16sdtdh w16sdtfl w16du wp14">
+  <w:p>
+    <w:pPr>
+      <w:pStyle w:val="Header"/>
+    </w:pPr>
+  </w:p>
+</w:hdr>
 </file>
 
 <file path=word/numbering.xml><?xml version="1.0" encoding="utf-8"?>
@@ -6310,6 +10233,119 @@
     </w:lvl>
   </w:abstractNum>
   <w:abstractNum w:abstractNumId="2" w15:restartNumberingAfterBreak="0">
+    <w:nsid w:val="29945D70"/>
+    <w:multiLevelType w:val="hybridMultilevel"/>
+    <w:tmpl w:val="CB1ED974"/>
+    <w:lvl w:ilvl="0" w:tplc="D5C81C30">
+      <w:start w:val="1"/>
+      <w:numFmt w:val="bullet"/>
+      <w:lvlText w:val=""/>
+      <w:lvlJc w:val="left"/>
+      <w:pPr>
+        <w:ind w:left="720" w:hanging="360"/>
+      </w:pPr>
+      <w:rPr>
+        <w:rFonts w:ascii="Symbol" w:hAnsi="Symbol" w:hint="default"/>
+      </w:rPr>
+    </w:lvl>
+    <w:lvl w:ilvl="1" w:tplc="0C000003" w:tentative="1">
+      <w:start w:val="1"/>
+      <w:numFmt w:val="bullet"/>
+      <w:lvlText w:val="o"/>
+      <w:lvlJc w:val="left"/>
+      <w:pPr>
+        <w:ind w:left="1440" w:hanging="360"/>
+      </w:pPr>
+      <w:rPr>
+        <w:rFonts w:ascii="Courier New" w:hAnsi="Courier New" w:cs="Courier New" w:hint="default"/>
+      </w:rPr>
+    </w:lvl>
+    <w:lvl w:ilvl="2" w:tplc="0C000005" w:tentative="1">
+      <w:start w:val="1"/>
+      <w:numFmt w:val="bullet"/>
+      <w:lvlText w:val=""/>
+      <w:lvlJc w:val="left"/>
+      <w:pPr>
+        <w:ind w:left="2160" w:hanging="360"/>
+      </w:pPr>
+      <w:rPr>
+        <w:rFonts w:ascii="Wingdings" w:hAnsi="Wingdings" w:hint="default"/>
+      </w:rPr>
+    </w:lvl>
+    <w:lvl w:ilvl="3" w:tplc="0C000001" w:tentative="1">
+      <w:start w:val="1"/>
+      <w:numFmt w:val="bullet"/>
+      <w:lvlText w:val=""/>
+      <w:lvlJc w:val="left"/>
+      <w:pPr>
+        <w:ind w:left="2880" w:hanging="360"/>
+      </w:pPr>
+      <w:rPr>
+        <w:rFonts w:ascii="Symbol" w:hAnsi="Symbol" w:hint="default"/>
+      </w:rPr>
+    </w:lvl>
+    <w:lvl w:ilvl="4" w:tplc="0C000003" w:tentative="1">
+      <w:start w:val="1"/>
+      <w:numFmt w:val="bullet"/>
+      <w:lvlText w:val="o"/>
+      <w:lvlJc w:val="left"/>
+      <w:pPr>
+        <w:ind w:left="3600" w:hanging="360"/>
+      </w:pPr>
+      <w:rPr>
+        <w:rFonts w:ascii="Courier New" w:hAnsi="Courier New" w:cs="Courier New" w:hint="default"/>
+      </w:rPr>
+    </w:lvl>
+    <w:lvl w:ilvl="5" w:tplc="0C000005" w:tentative="1">
+      <w:start w:val="1"/>
+      <w:numFmt w:val="bullet"/>
+      <w:lvlText w:val=""/>
+      <w:lvlJc w:val="left"/>
+      <w:pPr>
+        <w:ind w:left="4320" w:hanging="360"/>
+      </w:pPr>
+      <w:rPr>
+        <w:rFonts w:ascii="Wingdings" w:hAnsi="Wingdings" w:hint="default"/>
+      </w:rPr>
+    </w:lvl>
+    <w:lvl w:ilvl="6" w:tplc="0C000001" w:tentative="1">
+      <w:start w:val="1"/>
+      <w:numFmt w:val="bullet"/>
+      <w:lvlText w:val=""/>
+      <w:lvlJc w:val="left"/>
+      <w:pPr>
+        <w:ind w:left="5040" w:hanging="360"/>
+      </w:pPr>
+      <w:rPr>
+        <w:rFonts w:ascii="Symbol" w:hAnsi="Symbol" w:hint="default"/>
+      </w:rPr>
+    </w:lvl>
+    <w:lvl w:ilvl="7" w:tplc="0C000003" w:tentative="1">
+      <w:start w:val="1"/>
+      <w:numFmt w:val="bullet"/>
+      <w:lvlText w:val="o"/>
+      <w:lvlJc w:val="left"/>
+      <w:pPr>
+        <w:ind w:left="5760" w:hanging="360"/>
+      </w:pPr>
+      <w:rPr>
+        <w:rFonts w:ascii="Courier New" w:hAnsi="Courier New" w:cs="Courier New" w:hint="default"/>
+      </w:rPr>
+    </w:lvl>
+    <w:lvl w:ilvl="8" w:tplc="0C000005" w:tentative="1">
+      <w:start w:val="1"/>
+      <w:numFmt w:val="bullet"/>
+      <w:lvlText w:val=""/>
+      <w:lvlJc w:val="left"/>
+      <w:pPr>
+        <w:ind w:left="6480" w:hanging="360"/>
+      </w:pPr>
+      <w:rPr>
+        <w:rFonts w:ascii="Wingdings" w:hAnsi="Wingdings" w:hint="default"/>
+      </w:rPr>
+    </w:lvl>
+  </w:abstractNum>
+  <w:abstractNum w:abstractNumId="3" w15:restartNumberingAfterBreak="0">
     <w:nsid w:val="59FA1982"/>
     <w:multiLevelType w:val="hybridMultilevel"/>
     <w:tmpl w:val="ED22F868"/>
@@ -6398,7 +10434,7 @@
       </w:pPr>
     </w:lvl>
   </w:abstractNum>
-  <w:abstractNum w:abstractNumId="3" w15:restartNumberingAfterBreak="0">
+  <w:abstractNum w:abstractNumId="4" w15:restartNumberingAfterBreak="0">
     <w:nsid w:val="60F9066D"/>
     <w:multiLevelType w:val="hybridMultilevel"/>
     <w:tmpl w:val="D7E03FD0"/>
@@ -6511,7 +10547,7 @@
       </w:rPr>
     </w:lvl>
   </w:abstractNum>
-  <w:abstractNum w:abstractNumId="4" w15:restartNumberingAfterBreak="0">
+  <w:abstractNum w:abstractNumId="5" w15:restartNumberingAfterBreak="0">
     <w:nsid w:val="73D800F5"/>
     <w:multiLevelType w:val="hybridMultilevel"/>
     <w:tmpl w:val="66D462D4"/>
@@ -6604,16 +10640,19 @@
     <w:abstractNumId w:val="0"/>
   </w:num>
   <w:num w:numId="2" w16cid:durableId="974142341">
-    <w:abstractNumId w:val="2"/>
+    <w:abstractNumId w:val="3"/>
   </w:num>
   <w:num w:numId="3" w16cid:durableId="377583731">
-    <w:abstractNumId w:val="4"/>
+    <w:abstractNumId w:val="5"/>
   </w:num>
   <w:num w:numId="4" w16cid:durableId="1110051117">
     <w:abstractNumId w:val="1"/>
   </w:num>
   <w:num w:numId="5" w16cid:durableId="1594119395">
-    <w:abstractNumId w:val="3"/>
+    <w:abstractNumId w:val="4"/>
+  </w:num>
+  <w:num w:numId="6" w16cid:durableId="745538423">
+    <w:abstractNumId w:val="2"/>
   </w:num>
 </w:numbering>
 </file>
@@ -6627,7 +10666,7 @@
         <w:kern w:val="2"/>
         <w:sz w:val="24"/>
         <w:szCs w:val="24"/>
-        <w:lang w:eastAsia="en-US" w:bidi="ar-SA"/>
+        <w:lang w:val="en-001" w:eastAsia="en-US" w:bidi="ar-SA"/>
         <w14:ligatures w14:val="standardContextual"/>
       </w:rPr>
     </w:rPrDefault>
@@ -7718,6 +11757,22 @@
       <w:color w:val="0E2841" w:themeColor="text2"/>
       <w:sz w:val="18"/>
       <w:szCs w:val="18"/>
+    </w:rPr>
+  </w:style>
+  <w:style w:type="paragraph" w:styleId="TOC3">
+    <w:name w:val="toc 3"/>
+    <w:basedOn w:val="Normal"/>
+    <w:next w:val="Normal"/>
+    <w:autoRedefine/>
+    <w:uiPriority w:val="39"/>
+    <w:unhideWhenUsed/>
+    <w:rsid w:val="009D26F2"/>
+    <w:pPr>
+      <w:spacing w:after="100"/>
+      <w:ind w:left="480"/>
+    </w:pPr>
+    <w:rPr>
+      <w:smallCaps/>
     </w:rPr>
   </w:style>
 </w:styles>
@@ -8971,10 +13026,24 @@
     <dgm:pt modelId="{C9D760A4-5FE7-4C3D-863F-AB057E218401}" type="parTrans" cxnId="{FCBC1C74-763B-4165-9B7F-4E446064CAB3}">
       <dgm:prSet/>
       <dgm:spPr/>
+      <dgm:t>
+        <a:bodyPr/>
+        <a:lstStyle/>
+        <a:p>
+          <a:endParaRPr lang="en-001"/>
+        </a:p>
+      </dgm:t>
     </dgm:pt>
     <dgm:pt modelId="{007225E3-B4E9-4248-B4D4-50B03A6EA4F3}" type="sibTrans" cxnId="{FCBC1C74-763B-4165-9B7F-4E446064CAB3}">
       <dgm:prSet/>
       <dgm:spPr/>
+      <dgm:t>
+        <a:bodyPr/>
+        <a:lstStyle/>
+        <a:p>
+          <a:endParaRPr lang="en-001"/>
+        </a:p>
+      </dgm:t>
     </dgm:pt>
     <dgm:pt modelId="{92F78CD7-8E96-460D-A8B6-D214295679C1}" type="pres">
       <dgm:prSet presAssocID="{F9335119-39F8-4447-87FC-F5554F3E9ACF}" presName="hierChild1" presStyleCnt="0">
@@ -9501,7 +13570,7 @@
   <dgm:whole/>
   <dgm:extLst>
     <a:ext uri="http://schemas.microsoft.com/office/drawing/2008/diagram">
-      <dsp:dataModelExt xmlns:dsp="http://schemas.microsoft.com/office/drawing/2008/diagram" relId="rId26" minVer="http://schemas.openxmlformats.org/drawingml/2006/diagram"/>
+      <dsp:dataModelExt xmlns:dsp="http://schemas.microsoft.com/office/drawing/2008/diagram" relId="rId28" minVer="http://schemas.openxmlformats.org/drawingml/2006/diagram"/>
     </a:ext>
   </dgm:extLst>
 </dgm:dataModel>

--- a/Doc.docx
+++ b/Doc.docx
@@ -377,6 +377,19 @@
         </w:rPr>
         <w:t>CIRCUIT BUILDER</w:t>
       </w:r>
+    </w:p>
+    <w:p>
+      <w:pPr>
+        <w:pStyle w:val="NoSpacing"/>
+        <w:jc w:val="center"/>
+        <w:rPr>
+          <w:b/>
+          <w:bCs/>
+          <w:sz w:val="48"/>
+          <w:szCs w:val="48"/>
+          <w:lang w:val="ro-RO"/>
+        </w:rPr>
+      </w:pPr>
     </w:p>
     <w:p>
       <w:pPr>
@@ -494,7 +507,7 @@
         </w:rPr>
         <w:fldChar w:fldCharType="separate"/>
       </w:r>
-      <w:hyperlink w:anchor="_Toc227443877" w:history="1">
+      <w:hyperlink w:anchor="_Toc227537194" w:history="1">
         <w:r>
           <w:rPr>
             <w:rStyle w:val="Hyperlink"/>
@@ -522,7 +535,7 @@
             <w:noProof/>
             <w:webHidden/>
           </w:rPr>
-          <w:instrText xml:space="preserve"> PAGEREF _Toc227443877 \h </w:instrText>
+          <w:instrText xml:space="preserve"> PAGEREF _Toc227537194 \h </w:instrText>
         </w:r>
         <w:r>
           <w:rPr>
@@ -567,7 +580,7 @@
           <w:lang w:eastAsia="en-001"/>
         </w:rPr>
       </w:pPr>
-      <w:hyperlink w:anchor="_Toc227443878" w:history="1">
+      <w:hyperlink w:anchor="_Toc227537195" w:history="1">
         <w:r>
           <w:rPr>
             <w:rStyle w:val="Hyperlink"/>
@@ -595,7 +608,7 @@
             <w:noProof/>
             <w:webHidden/>
           </w:rPr>
-          <w:instrText xml:space="preserve"> PAGEREF _Toc227443878 \h </w:instrText>
+          <w:instrText xml:space="preserve"> PAGEREF _Toc227537195 \h </w:instrText>
         </w:r>
         <w:r>
           <w:rPr>
@@ -640,7 +653,7 @@
           <w:lang w:eastAsia="en-001"/>
         </w:rPr>
       </w:pPr>
-      <w:hyperlink w:anchor="_Toc227443879" w:history="1">
+      <w:hyperlink w:anchor="_Toc227537196" w:history="1">
         <w:r>
           <w:rPr>
             <w:rStyle w:val="Hyperlink"/>
@@ -668,7 +681,7 @@
             <w:noProof/>
             <w:webHidden/>
           </w:rPr>
-          <w:instrText xml:space="preserve"> PAGEREF _Toc227443879 \h </w:instrText>
+          <w:instrText xml:space="preserve"> PAGEREF _Toc227537196 \h </w:instrText>
         </w:r>
         <w:r>
           <w:rPr>
@@ -713,7 +726,7 @@
           <w:lang w:eastAsia="en-001"/>
         </w:rPr>
       </w:pPr>
-      <w:hyperlink w:anchor="_Toc227443880" w:history="1">
+      <w:hyperlink w:anchor="_Toc227537197" w:history="1">
         <w:r>
           <w:rPr>
             <w:rStyle w:val="Hyperlink"/>
@@ -741,7 +754,7 @@
             <w:noProof/>
             <w:webHidden/>
           </w:rPr>
-          <w:instrText xml:space="preserve"> PAGEREF _Toc227443880 \h </w:instrText>
+          <w:instrText xml:space="preserve"> PAGEREF _Toc227537197 \h </w:instrText>
         </w:r>
         <w:r>
           <w:rPr>
@@ -786,7 +799,7 @@
           <w:lang w:eastAsia="en-001"/>
         </w:rPr>
       </w:pPr>
-      <w:hyperlink w:anchor="_Toc227443881" w:history="1">
+      <w:hyperlink w:anchor="_Toc227537198" w:history="1">
         <w:r>
           <w:rPr>
             <w:rStyle w:val="Hyperlink"/>
@@ -814,7 +827,7 @@
             <w:noProof/>
             <w:webHidden/>
           </w:rPr>
-          <w:instrText xml:space="preserve"> PAGEREF _Toc227443881 \h </w:instrText>
+          <w:instrText xml:space="preserve"> PAGEREF _Toc227537198 \h </w:instrText>
         </w:r>
         <w:r>
           <w:rPr>
@@ -859,7 +872,7 @@
           <w:lang w:eastAsia="en-001"/>
         </w:rPr>
       </w:pPr>
-      <w:hyperlink w:anchor="_Toc227443882" w:history="1">
+      <w:hyperlink w:anchor="_Toc227537199" w:history="1">
         <w:r>
           <w:rPr>
             <w:rStyle w:val="Hyperlink"/>
@@ -887,7 +900,7 @@
             <w:noProof/>
             <w:webHidden/>
           </w:rPr>
-          <w:instrText xml:space="preserve"> PAGEREF _Toc227443882 \h </w:instrText>
+          <w:instrText xml:space="preserve"> PAGEREF _Toc227537199 \h </w:instrText>
         </w:r>
         <w:r>
           <w:rPr>
@@ -932,7 +945,7 @@
           <w:lang w:eastAsia="en-001"/>
         </w:rPr>
       </w:pPr>
-      <w:hyperlink w:anchor="_Toc227443883" w:history="1">
+      <w:hyperlink w:anchor="_Toc227537200" w:history="1">
         <w:r>
           <w:rPr>
             <w:rStyle w:val="Hyperlink"/>
@@ -959,7 +972,7 @@
             <w:noProof/>
             <w:webHidden/>
           </w:rPr>
-          <w:instrText xml:space="preserve"> PAGEREF _Toc227443883 \h </w:instrText>
+          <w:instrText xml:space="preserve"> PAGEREF _Toc227537200 \h </w:instrText>
         </w:r>
         <w:r>
           <w:rPr>
@@ -1004,7 +1017,7 @@
           <w:lang w:eastAsia="en-001"/>
         </w:rPr>
       </w:pPr>
-      <w:hyperlink w:anchor="_Toc227443884" w:history="1">
+      <w:hyperlink w:anchor="_Toc227537201" w:history="1">
         <w:r>
           <w:rPr>
             <w:rStyle w:val="Hyperlink"/>
@@ -1031,7 +1044,7 @@
             <w:noProof/>
             <w:webHidden/>
           </w:rPr>
-          <w:instrText xml:space="preserve"> PAGEREF _Toc227443884 \h </w:instrText>
+          <w:instrText xml:space="preserve"> PAGEREF _Toc227537201 \h </w:instrText>
         </w:r>
         <w:r>
           <w:rPr>
@@ -1076,7 +1089,7 @@
           <w:lang w:eastAsia="en-001"/>
         </w:rPr>
       </w:pPr>
-      <w:hyperlink w:anchor="_Toc227443885" w:history="1">
+      <w:hyperlink w:anchor="_Toc227537202" w:history="1">
         <w:r>
           <w:rPr>
             <w:rStyle w:val="Hyperlink"/>
@@ -1103,7 +1116,7 @@
             <w:noProof/>
             <w:webHidden/>
           </w:rPr>
-          <w:instrText xml:space="preserve"> PAGEREF _Toc227443885 \h </w:instrText>
+          <w:instrText xml:space="preserve"> PAGEREF _Toc227537202 \h </w:instrText>
         </w:r>
         <w:r>
           <w:rPr>
@@ -1148,7 +1161,7 @@
           <w:lang w:eastAsia="en-001"/>
         </w:rPr>
       </w:pPr>
-      <w:hyperlink w:anchor="_Toc227443886" w:history="1">
+      <w:hyperlink w:anchor="_Toc227537203" w:history="1">
         <w:r>
           <w:rPr>
             <w:rStyle w:val="Hyperlink"/>
@@ -1175,7 +1188,7 @@
             <w:noProof/>
             <w:webHidden/>
           </w:rPr>
-          <w:instrText xml:space="preserve"> PAGEREF _Toc227443886 \h </w:instrText>
+          <w:instrText xml:space="preserve"> PAGEREF _Toc227537203 \h </w:instrText>
         </w:r>
         <w:r>
           <w:rPr>
@@ -1220,7 +1233,7 @@
           <w:lang w:eastAsia="en-001"/>
         </w:rPr>
       </w:pPr>
-      <w:hyperlink w:anchor="_Toc227443887" w:history="1">
+      <w:hyperlink w:anchor="_Toc227537204" w:history="1">
         <w:r>
           <w:rPr>
             <w:rStyle w:val="Hyperlink"/>
@@ -1248,79 +1261,7 @@
             <w:noProof/>
             <w:webHidden/>
           </w:rPr>
-          <w:instrText xml:space="preserve"> PAGEREF _Toc227443887 \h </w:instrText>
-        </w:r>
-        <w:r>
-          <w:rPr>
-            <w:noProof/>
-            <w:webHidden/>
-          </w:rPr>
-        </w:r>
-        <w:r>
-          <w:rPr>
-            <w:noProof/>
-            <w:webHidden/>
-          </w:rPr>
-          <w:fldChar w:fldCharType="separate"/>
-        </w:r>
-        <w:r>
-          <w:rPr>
-            <w:noProof/>
-            <w:webHidden/>
-          </w:rPr>
-          <w:t>18</w:t>
-        </w:r>
-        <w:r>
-          <w:rPr>
-            <w:noProof/>
-            <w:webHidden/>
-          </w:rPr>
-          <w:fldChar w:fldCharType="end"/>
-        </w:r>
-      </w:hyperlink>
-    </w:p>
-    <w:p>
-      <w:pPr>
-        <w:pStyle w:val="TOC2"/>
-        <w:tabs>
-          <w:tab w:val="right" w:leader="dot" w:pos="9016"/>
-        </w:tabs>
-        <w:rPr>
-          <w:rFonts w:asciiTheme="minorHAnsi" w:eastAsiaTheme="minorEastAsia" w:hAnsiTheme="minorHAnsi"/>
-          <w:smallCaps w:val="0"/>
-          <w:noProof/>
-          <w:color w:val="auto"/>
-          <w:lang w:eastAsia="en-001"/>
-        </w:rPr>
-      </w:pPr>
-      <w:hyperlink w:anchor="_Toc227443888" w:history="1">
-        <w:r>
-          <w:rPr>
-            <w:rStyle w:val="Hyperlink"/>
-            <w:noProof/>
-          </w:rPr>
-          <w:t>II.2. Aplicație</w:t>
-        </w:r>
-        <w:r>
-          <w:rPr>
-            <w:noProof/>
-            <w:webHidden/>
-          </w:rPr>
-          <w:tab/>
-        </w:r>
-        <w:r>
-          <w:rPr>
-            <w:noProof/>
-            <w:webHidden/>
-          </w:rPr>
-          <w:fldChar w:fldCharType="begin"/>
-        </w:r>
-        <w:r>
-          <w:rPr>
-            <w:noProof/>
-            <w:webHidden/>
-          </w:rPr>
-          <w:instrText xml:space="preserve"> PAGEREF _Toc227443888 \h </w:instrText>
+          <w:instrText xml:space="preserve"> PAGEREF _Toc227537204 \h </w:instrText>
         </w:r>
         <w:r>
           <w:rPr>
@@ -1353,7 +1294,7 @@
     </w:p>
     <w:p>
       <w:pPr>
-        <w:pStyle w:val="TOC1"/>
+        <w:pStyle w:val="TOC2"/>
         <w:tabs>
           <w:tab w:val="right" w:leader="dot" w:pos="9016"/>
         </w:tabs>
@@ -1365,13 +1306,13 @@
           <w:lang w:eastAsia="en-001"/>
         </w:rPr>
       </w:pPr>
-      <w:hyperlink w:anchor="_Toc227443889" w:history="1">
+      <w:hyperlink w:anchor="_Toc227537205" w:history="1">
         <w:r>
           <w:rPr>
             <w:rStyle w:val="Hyperlink"/>
             <w:noProof/>
           </w:rPr>
-          <w:t>III. Detalii tehnice</w:t>
+          <w:t>II.2. Aplicație</w:t>
         </w:r>
         <w:r>
           <w:rPr>
@@ -1392,152 +1333,7 @@
             <w:noProof/>
             <w:webHidden/>
           </w:rPr>
-          <w:instrText xml:space="preserve"> PAGEREF _Toc227443889 \h </w:instrText>
-        </w:r>
-        <w:r>
-          <w:rPr>
-            <w:noProof/>
-            <w:webHidden/>
-          </w:rPr>
-        </w:r>
-        <w:r>
-          <w:rPr>
-            <w:noProof/>
-            <w:webHidden/>
-          </w:rPr>
-          <w:fldChar w:fldCharType="separate"/>
-        </w:r>
-        <w:r>
-          <w:rPr>
-            <w:noProof/>
-            <w:webHidden/>
-          </w:rPr>
-          <w:t>19</w:t>
-        </w:r>
-        <w:r>
-          <w:rPr>
-            <w:noProof/>
-            <w:webHidden/>
-          </w:rPr>
-          <w:fldChar w:fldCharType="end"/>
-        </w:r>
-      </w:hyperlink>
-    </w:p>
-    <w:p>
-      <w:pPr>
-        <w:pStyle w:val="TOC2"/>
-        <w:tabs>
-          <w:tab w:val="right" w:leader="dot" w:pos="9016"/>
-        </w:tabs>
-        <w:rPr>
-          <w:rFonts w:asciiTheme="minorHAnsi" w:eastAsiaTheme="minorEastAsia" w:hAnsiTheme="minorHAnsi"/>
-          <w:smallCaps w:val="0"/>
-          <w:noProof/>
-          <w:color w:val="auto"/>
-          <w:lang w:eastAsia="en-001"/>
-        </w:rPr>
-      </w:pPr>
-      <w:hyperlink w:anchor="_Toc227443890" w:history="1">
-        <w:r>
-          <w:rPr>
-            <w:rStyle w:val="Hyperlink"/>
-            <w:noProof/>
-          </w:rPr>
-          <w:t>III.1. Compilare</w:t>
-        </w:r>
-        <w:r>
-          <w:rPr>
-            <w:noProof/>
-            <w:webHidden/>
-          </w:rPr>
-          <w:tab/>
-        </w:r>
-        <w:r>
-          <w:rPr>
-            <w:noProof/>
-            <w:webHidden/>
-          </w:rPr>
-          <w:fldChar w:fldCharType="begin"/>
-        </w:r>
-        <w:r>
-          <w:rPr>
-            <w:noProof/>
-            <w:webHidden/>
-          </w:rPr>
-          <w:instrText xml:space="preserve"> PAGEREF _Toc227443890 \h </w:instrText>
-        </w:r>
-        <w:r>
-          <w:rPr>
-            <w:noProof/>
-            <w:webHidden/>
-          </w:rPr>
-        </w:r>
-        <w:r>
-          <w:rPr>
-            <w:noProof/>
-            <w:webHidden/>
-          </w:rPr>
-          <w:fldChar w:fldCharType="separate"/>
-        </w:r>
-        <w:r>
-          <w:rPr>
-            <w:noProof/>
-            <w:webHidden/>
-          </w:rPr>
-          <w:t>19</w:t>
-        </w:r>
-        <w:r>
-          <w:rPr>
-            <w:noProof/>
-            <w:webHidden/>
-          </w:rPr>
-          <w:fldChar w:fldCharType="end"/>
-        </w:r>
-      </w:hyperlink>
-    </w:p>
-    <w:p>
-      <w:pPr>
-        <w:pStyle w:val="TOC1"/>
-        <w:tabs>
-          <w:tab w:val="right" w:leader="dot" w:pos="9016"/>
-        </w:tabs>
-        <w:rPr>
-          <w:rFonts w:asciiTheme="minorHAnsi" w:eastAsiaTheme="minorEastAsia" w:hAnsiTheme="minorHAnsi"/>
-          <w:smallCaps w:val="0"/>
-          <w:noProof/>
-          <w:color w:val="auto"/>
-          <w:lang w:eastAsia="en-001"/>
-        </w:rPr>
-      </w:pPr>
-      <w:hyperlink w:anchor="_Toc227443891" w:history="1">
-        <w:r>
-          <w:rPr>
-            <w:rStyle w:val="Hyperlink"/>
-            <w:noProof/>
-            <w:lang w:val="en-US"/>
-          </w:rPr>
-          <w:t>IV. Utilizarea aplicației</w:t>
-        </w:r>
-        <w:r>
-          <w:rPr>
-            <w:noProof/>
-            <w:webHidden/>
-          </w:rPr>
-          <w:tab/>
-        </w:r>
-        <w:r>
-          <w:rPr>
-            <w:noProof/>
-            <w:webHidden/>
-          </w:rPr>
-          <w:fldChar w:fldCharType="begin"/>
-        </w:r>
-        <w:r>
-          <w:rPr>
-            <w:noProof/>
-            <w:webHidden/>
-          </w:rPr>
-          <w:instrText xml:space="preserve"> PAGEREF _Toc227443891 \h </w:instrText>
+          <w:instrText xml:space="preserve"> PAGEREF _Toc227537205 \h </w:instrText>
         </w:r>
         <w:r>
           <w:rPr>
@@ -1570,7 +1366,7 @@
     </w:p>
     <w:p>
       <w:pPr>
-        <w:pStyle w:val="TOC1"/>
+        <w:pStyle w:val="TOC3"/>
         <w:tabs>
           <w:tab w:val="right" w:leader="dot" w:pos="9016"/>
         </w:tabs>
@@ -1582,14 +1378,13 @@
           <w:lang w:eastAsia="en-001"/>
         </w:rPr>
       </w:pPr>
-      <w:hyperlink w:anchor="_Toc227443892" w:history="1">
+      <w:hyperlink w:anchor="_Toc227537206" w:history="1">
         <w:r>
           <w:rPr>
             <w:rStyle w:val="Hyperlink"/>
             <w:noProof/>
-            <w:lang w:val="en-US"/>
           </w:rPr>
-          <w:t>V. Bibliografie</w:t>
+          <w:t>II.2.1. Sistemul de rendering</w:t>
         </w:r>
         <w:r>
           <w:rPr>
@@ -1610,7 +1405,152 @@
             <w:noProof/>
             <w:webHidden/>
           </w:rPr>
-          <w:instrText xml:space="preserve"> PAGEREF _Toc227443892 \h </w:instrText>
+          <w:instrText xml:space="preserve"> PAGEREF _Toc227537206 \h </w:instrText>
+        </w:r>
+        <w:r>
+          <w:rPr>
+            <w:noProof/>
+            <w:webHidden/>
+          </w:rPr>
+        </w:r>
+        <w:r>
+          <w:rPr>
+            <w:noProof/>
+            <w:webHidden/>
+          </w:rPr>
+          <w:fldChar w:fldCharType="separate"/>
+        </w:r>
+        <w:r>
+          <w:rPr>
+            <w:noProof/>
+            <w:webHidden/>
+          </w:rPr>
+          <w:t>20</w:t>
+        </w:r>
+        <w:r>
+          <w:rPr>
+            <w:noProof/>
+            <w:webHidden/>
+          </w:rPr>
+          <w:fldChar w:fldCharType="end"/>
+        </w:r>
+      </w:hyperlink>
+    </w:p>
+    <w:p>
+      <w:pPr>
+        <w:pStyle w:val="TOC3"/>
+        <w:tabs>
+          <w:tab w:val="right" w:leader="dot" w:pos="9016"/>
+        </w:tabs>
+        <w:rPr>
+          <w:rFonts w:asciiTheme="minorHAnsi" w:eastAsiaTheme="minorEastAsia" w:hAnsiTheme="minorHAnsi"/>
+          <w:smallCaps w:val="0"/>
+          <w:noProof/>
+          <w:color w:val="auto"/>
+          <w:lang w:eastAsia="en-001"/>
+        </w:rPr>
+      </w:pPr>
+      <w:hyperlink w:anchor="_Toc227537207" w:history="1">
+        <w:r>
+          <w:rPr>
+            <w:rStyle w:val="Hyperlink"/>
+            <w:noProof/>
+            <w:lang w:val="ro-RO"/>
+          </w:rPr>
+          <w:t>II.2.2. Sistemul de coordonate</w:t>
+        </w:r>
+        <w:r>
+          <w:rPr>
+            <w:noProof/>
+            <w:webHidden/>
+          </w:rPr>
+          <w:tab/>
+        </w:r>
+        <w:r>
+          <w:rPr>
+            <w:noProof/>
+            <w:webHidden/>
+          </w:rPr>
+          <w:fldChar w:fldCharType="begin"/>
+        </w:r>
+        <w:r>
+          <w:rPr>
+            <w:noProof/>
+            <w:webHidden/>
+          </w:rPr>
+          <w:instrText xml:space="preserve"> PAGEREF _Toc227537207 \h </w:instrText>
+        </w:r>
+        <w:r>
+          <w:rPr>
+            <w:noProof/>
+            <w:webHidden/>
+          </w:rPr>
+        </w:r>
+        <w:r>
+          <w:rPr>
+            <w:noProof/>
+            <w:webHidden/>
+          </w:rPr>
+          <w:fldChar w:fldCharType="separate"/>
+        </w:r>
+        <w:r>
+          <w:rPr>
+            <w:noProof/>
+            <w:webHidden/>
+          </w:rPr>
+          <w:t>20</w:t>
+        </w:r>
+        <w:r>
+          <w:rPr>
+            <w:noProof/>
+            <w:webHidden/>
+          </w:rPr>
+          <w:fldChar w:fldCharType="end"/>
+        </w:r>
+      </w:hyperlink>
+    </w:p>
+    <w:p>
+      <w:pPr>
+        <w:pStyle w:val="TOC1"/>
+        <w:tabs>
+          <w:tab w:val="right" w:leader="dot" w:pos="9016"/>
+        </w:tabs>
+        <w:rPr>
+          <w:rFonts w:asciiTheme="minorHAnsi" w:eastAsiaTheme="minorEastAsia" w:hAnsiTheme="minorHAnsi"/>
+          <w:smallCaps w:val="0"/>
+          <w:noProof/>
+          <w:color w:val="auto"/>
+          <w:lang w:eastAsia="en-001"/>
+        </w:rPr>
+      </w:pPr>
+      <w:hyperlink w:anchor="_Toc227537208" w:history="1">
+        <w:r>
+          <w:rPr>
+            <w:rStyle w:val="Hyperlink"/>
+            <w:noProof/>
+          </w:rPr>
+          <w:t>III. Detalii tehnice</w:t>
+        </w:r>
+        <w:r>
+          <w:rPr>
+            <w:noProof/>
+            <w:webHidden/>
+          </w:rPr>
+          <w:tab/>
+        </w:r>
+        <w:r>
+          <w:rPr>
+            <w:noProof/>
+            <w:webHidden/>
+          </w:rPr>
+          <w:fldChar w:fldCharType="begin"/>
+        </w:r>
+        <w:r>
+          <w:rPr>
+            <w:noProof/>
+            <w:webHidden/>
+          </w:rPr>
+          <w:instrText xml:space="preserve"> PAGEREF _Toc227537208 \h </w:instrText>
         </w:r>
         <w:r>
           <w:rPr>
@@ -1643,6 +1583,224 @@
     </w:p>
     <w:p>
       <w:pPr>
+        <w:pStyle w:val="TOC2"/>
+        <w:tabs>
+          <w:tab w:val="right" w:leader="dot" w:pos="9016"/>
+        </w:tabs>
+        <w:rPr>
+          <w:rFonts w:asciiTheme="minorHAnsi" w:eastAsiaTheme="minorEastAsia" w:hAnsiTheme="minorHAnsi"/>
+          <w:smallCaps w:val="0"/>
+          <w:noProof/>
+          <w:color w:val="auto"/>
+          <w:lang w:eastAsia="en-001"/>
+        </w:rPr>
+      </w:pPr>
+      <w:hyperlink w:anchor="_Toc227537209" w:history="1">
+        <w:r>
+          <w:rPr>
+            <w:rStyle w:val="Hyperlink"/>
+            <w:noProof/>
+          </w:rPr>
+          <w:t>III.1. Compilare</w:t>
+        </w:r>
+        <w:r>
+          <w:rPr>
+            <w:noProof/>
+            <w:webHidden/>
+          </w:rPr>
+          <w:tab/>
+        </w:r>
+        <w:r>
+          <w:rPr>
+            <w:noProof/>
+            <w:webHidden/>
+          </w:rPr>
+          <w:fldChar w:fldCharType="begin"/>
+        </w:r>
+        <w:r>
+          <w:rPr>
+            <w:noProof/>
+            <w:webHidden/>
+          </w:rPr>
+          <w:instrText xml:space="preserve"> PAGEREF _Toc227537209 \h </w:instrText>
+        </w:r>
+        <w:r>
+          <w:rPr>
+            <w:noProof/>
+            <w:webHidden/>
+          </w:rPr>
+        </w:r>
+        <w:r>
+          <w:rPr>
+            <w:noProof/>
+            <w:webHidden/>
+          </w:rPr>
+          <w:fldChar w:fldCharType="separate"/>
+        </w:r>
+        <w:r>
+          <w:rPr>
+            <w:noProof/>
+            <w:webHidden/>
+          </w:rPr>
+          <w:t>21</w:t>
+        </w:r>
+        <w:r>
+          <w:rPr>
+            <w:noProof/>
+            <w:webHidden/>
+          </w:rPr>
+          <w:fldChar w:fldCharType="end"/>
+        </w:r>
+      </w:hyperlink>
+    </w:p>
+    <w:p>
+      <w:pPr>
+        <w:pStyle w:val="TOC1"/>
+        <w:tabs>
+          <w:tab w:val="right" w:leader="dot" w:pos="9016"/>
+        </w:tabs>
+        <w:rPr>
+          <w:rFonts w:asciiTheme="minorHAnsi" w:eastAsiaTheme="minorEastAsia" w:hAnsiTheme="minorHAnsi"/>
+          <w:smallCaps w:val="0"/>
+          <w:noProof/>
+          <w:color w:val="auto"/>
+          <w:lang w:eastAsia="en-001"/>
+        </w:rPr>
+      </w:pPr>
+      <w:hyperlink w:anchor="_Toc227537210" w:history="1">
+        <w:r>
+          <w:rPr>
+            <w:rStyle w:val="Hyperlink"/>
+            <w:noProof/>
+            <w:lang w:val="en-US"/>
+          </w:rPr>
+          <w:t>IV. Utilizarea aplicației</w:t>
+        </w:r>
+        <w:r>
+          <w:rPr>
+            <w:noProof/>
+            <w:webHidden/>
+          </w:rPr>
+          <w:tab/>
+        </w:r>
+        <w:r>
+          <w:rPr>
+            <w:noProof/>
+            <w:webHidden/>
+          </w:rPr>
+          <w:fldChar w:fldCharType="begin"/>
+        </w:r>
+        <w:r>
+          <w:rPr>
+            <w:noProof/>
+            <w:webHidden/>
+          </w:rPr>
+          <w:instrText xml:space="preserve"> PAGEREF _Toc227537210 \h </w:instrText>
+        </w:r>
+        <w:r>
+          <w:rPr>
+            <w:noProof/>
+            <w:webHidden/>
+          </w:rPr>
+        </w:r>
+        <w:r>
+          <w:rPr>
+            <w:noProof/>
+            <w:webHidden/>
+          </w:rPr>
+          <w:fldChar w:fldCharType="separate"/>
+        </w:r>
+        <w:r>
+          <w:rPr>
+            <w:noProof/>
+            <w:webHidden/>
+          </w:rPr>
+          <w:t>22</w:t>
+        </w:r>
+        <w:r>
+          <w:rPr>
+            <w:noProof/>
+            <w:webHidden/>
+          </w:rPr>
+          <w:fldChar w:fldCharType="end"/>
+        </w:r>
+      </w:hyperlink>
+    </w:p>
+    <w:p>
+      <w:pPr>
+        <w:pStyle w:val="TOC1"/>
+        <w:tabs>
+          <w:tab w:val="right" w:leader="dot" w:pos="9016"/>
+        </w:tabs>
+        <w:rPr>
+          <w:rFonts w:asciiTheme="minorHAnsi" w:eastAsiaTheme="minorEastAsia" w:hAnsiTheme="minorHAnsi"/>
+          <w:smallCaps w:val="0"/>
+          <w:noProof/>
+          <w:color w:val="auto"/>
+          <w:lang w:eastAsia="en-001"/>
+        </w:rPr>
+      </w:pPr>
+      <w:hyperlink w:anchor="_Toc227537211" w:history="1">
+        <w:r>
+          <w:rPr>
+            <w:rStyle w:val="Hyperlink"/>
+            <w:noProof/>
+            <w:lang w:val="en-US"/>
+          </w:rPr>
+          <w:t>V. Bibliografie</w:t>
+        </w:r>
+        <w:r>
+          <w:rPr>
+            <w:noProof/>
+            <w:webHidden/>
+          </w:rPr>
+          <w:tab/>
+        </w:r>
+        <w:r>
+          <w:rPr>
+            <w:noProof/>
+            <w:webHidden/>
+          </w:rPr>
+          <w:fldChar w:fldCharType="begin"/>
+        </w:r>
+        <w:r>
+          <w:rPr>
+            <w:noProof/>
+            <w:webHidden/>
+          </w:rPr>
+          <w:instrText xml:space="preserve"> PAGEREF _Toc227537211 \h </w:instrText>
+        </w:r>
+        <w:r>
+          <w:rPr>
+            <w:noProof/>
+            <w:webHidden/>
+          </w:rPr>
+        </w:r>
+        <w:r>
+          <w:rPr>
+            <w:noProof/>
+            <w:webHidden/>
+          </w:rPr>
+          <w:fldChar w:fldCharType="separate"/>
+        </w:r>
+        <w:r>
+          <w:rPr>
+            <w:noProof/>
+            <w:webHidden/>
+          </w:rPr>
+          <w:t>23</w:t>
+        </w:r>
+        <w:r>
+          <w:rPr>
+            <w:noProof/>
+            <w:webHidden/>
+          </w:rPr>
+          <w:fldChar w:fldCharType="end"/>
+        </w:r>
+      </w:hyperlink>
+    </w:p>
+    <w:p>
+      <w:pPr>
         <w:rPr>
           <w:lang w:val="ro-RO"/>
         </w:rPr>
@@ -1678,7 +1836,7 @@
           <w:lang w:val="ro-RO"/>
         </w:rPr>
       </w:pPr>
-      <w:bookmarkStart w:id="0" w:name="_Toc227443877"/>
+      <w:bookmarkStart w:id="0" w:name="_Toc227537194"/>
       <w:r>
         <w:rPr>
           <w:lang w:val="ro-RO"/>
@@ -1700,7 +1858,7 @@
           <w:lang w:val="ro-RO"/>
         </w:rPr>
       </w:pPr>
-      <w:bookmarkStart w:id="1" w:name="_Toc227443878"/>
+      <w:bookmarkStart w:id="1" w:name="_Toc227537195"/>
       <w:r>
         <w:rPr>
           <w:lang w:val="ro-RO"/>
@@ -1842,7 +2000,7 @@
           <w:lang w:val="ro-RO"/>
         </w:rPr>
       </w:pPr>
-      <w:bookmarkStart w:id="2" w:name="_Toc227443879"/>
+      <w:bookmarkStart w:id="2" w:name="_Toc227537196"/>
       <w:r>
         <w:rPr>
           <w:lang w:val="ro-RO"/>
@@ -1952,7 +2110,7 @@
           <w:lang w:val="ro-RO"/>
         </w:rPr>
       </w:pPr>
-      <w:bookmarkStart w:id="3" w:name="_Toc227443880"/>
+      <w:bookmarkStart w:id="3" w:name="_Toc227537197"/>
       <w:r>
         <w:rPr>
           <w:lang w:val="ro-RO"/>
@@ -1988,7 +2146,7 @@
         </w:rPr>
       </w:pPr>
       <w:bookmarkStart w:id="4" w:name="_I.3.1._Dependențe"/>
-      <w:bookmarkStart w:id="5" w:name="_Toc227443881"/>
+      <w:bookmarkStart w:id="5" w:name="_Toc227537198"/>
       <w:bookmarkEnd w:id="4"/>
       <w:r>
         <w:rPr>
@@ -2412,7 +2570,7 @@
           <w:lang w:val="ro-RO"/>
         </w:rPr>
       </w:pPr>
-      <w:bookmarkStart w:id="6" w:name="_Toc227443882"/>
+      <w:bookmarkStart w:id="6" w:name="_Toc227537199"/>
       <w:r>
         <w:rPr>
           <w:lang w:val="ro-RO"/>
@@ -2590,7 +2748,7 @@
             <w10:borderbottom type="single" width="4"/>
             <w10:borderright type="single" width="4"/>
           </v:shape>
-          <o:OLEObject Type="Embed" ProgID="Word.OpenDocumentText.12" ShapeID="_x0000_i1025" DrawAspect="Content" ObjectID="_1838069707" r:id="rId15"/>
+          <o:OLEObject Type="Embed" ProgID="Word.OpenDocumentText.12" ShapeID="_x0000_i1025" DrawAspect="Content" ObjectID="_1838158562" r:id="rId15"/>
         </w:object>
       </w:r>
     </w:p>
@@ -2638,14 +2796,14 @@
           <w:lang w:val="en-US"/>
         </w:rPr>
         <w:object w:dxaOrig="9026" w:dyaOrig="562" w14:anchorId="099D0BF2">
-          <v:shape id="_x0000_i2146" type="#_x0000_t75" style="width:451.3pt;height:28.1pt" o:ole="">
+          <v:shape id="_x0000_i1026" type="#_x0000_t75" style="width:451.3pt;height:28.1pt" o:ole="" o:bordertopcolor="this" o:borderleftcolor="this" o:borderbottomcolor="this" o:borderrightcolor="this">
             <v:imagedata r:id="rId16" o:title=""/>
             <w10:bordertop type="single" width="4"/>
             <w10:borderleft type="single" width="4"/>
             <w10:borderbottom type="single" width="4"/>
             <w10:borderright type="single" width="4"/>
           </v:shape>
-          <o:OLEObject Type="Embed" ProgID="Word.OpenDocumentText.12" ShapeID="_x0000_i2146" DrawAspect="Content" ObjectID="_1838069708" r:id="rId17"/>
+          <o:OLEObject Type="Embed" ProgID="Word.OpenDocumentText.12" ShapeID="_x0000_i1026" DrawAspect="Content" ObjectID="_1838158563" r:id="rId17"/>
         </w:object>
       </w:r>
     </w:p>
@@ -2842,14 +3000,14 @@
           <w:lang w:val="en-US"/>
         </w:rPr>
         <w:object w:dxaOrig="9026" w:dyaOrig="843" w14:anchorId="3803F6A7">
-          <v:shape id="_x0000_i2144" type="#_x0000_t75" style="width:451.3pt;height:42.15pt" o:ole="">
+          <v:shape id="_x0000_i1027" type="#_x0000_t75" style="width:451.3pt;height:42.15pt" o:ole="" o:bordertopcolor="this" o:borderleftcolor="this" o:borderbottomcolor="this" o:borderrightcolor="this">
             <v:imagedata r:id="rId18" o:title=""/>
             <w10:bordertop type="single" width="4"/>
             <w10:borderleft type="single" width="4"/>
             <w10:borderbottom type="single" width="4"/>
             <w10:borderright type="single" width="4"/>
           </v:shape>
-          <o:OLEObject Type="Embed" ProgID="Word.OpenDocumentText.12" ShapeID="_x0000_i2144" DrawAspect="Content" ObjectID="_1838069709" r:id="rId19"/>
+          <o:OLEObject Type="Embed" ProgID="Word.OpenDocumentText.12" ShapeID="_x0000_i1027" DrawAspect="Content" ObjectID="_1838158564" r:id="rId19"/>
         </w:object>
       </w:r>
     </w:p>
@@ -2921,14 +3079,14 @@
           <w:lang w:val="en-US"/>
         </w:rPr>
         <w:object w:dxaOrig="9026" w:dyaOrig="843" w14:anchorId="3C311A47">
-          <v:shape id="_x0000_i2142" type="#_x0000_t75" style="width:451.3pt;height:42.15pt" o:ole="">
+          <v:shape id="_x0000_i1028" type="#_x0000_t75" style="width:451.3pt;height:42.15pt" o:ole="" o:bordertopcolor="this" o:borderleftcolor="this" o:borderbottomcolor="this" o:borderrightcolor="this">
             <v:imagedata r:id="rId20" o:title=""/>
             <w10:bordertop type="single" width="4"/>
             <w10:borderleft type="single" width="4"/>
             <w10:borderbottom type="single" width="4"/>
             <w10:borderright type="single" width="4"/>
           </v:shape>
-          <o:OLEObject Type="Embed" ProgID="Word.OpenDocumentText.12" ShapeID="_x0000_i2142" DrawAspect="Content" ObjectID="_1838069710" r:id="rId21"/>
+          <o:OLEObject Type="Embed" ProgID="Word.OpenDocumentText.12" ShapeID="_x0000_i1028" DrawAspect="Content" ObjectID="_1838158565" r:id="rId21"/>
         </w:object>
       </w:r>
     </w:p>
@@ -2994,14 +3152,14 @@
           <w:lang w:val="en-US"/>
         </w:rPr>
         <w:object w:dxaOrig="9026" w:dyaOrig="843" w14:anchorId="0DF40D06">
-          <v:shape id="_x0000_i2140" type="#_x0000_t75" style="width:451.3pt;height:42.15pt" o:ole="">
+          <v:shape id="_x0000_i1029" type="#_x0000_t75" style="width:451.3pt;height:42.15pt" o:ole="" o:bordertopcolor="this" o:borderleftcolor="this" o:borderbottomcolor="this" o:borderrightcolor="this">
             <v:imagedata r:id="rId22" o:title=""/>
             <w10:bordertop type="single" width="4"/>
             <w10:borderleft type="single" width="4"/>
             <w10:borderbottom type="single" width="4"/>
             <w10:borderright type="single" width="4"/>
           </v:shape>
-          <o:OLEObject Type="Embed" ProgID="Word.OpenDocumentText.12" ShapeID="_x0000_i2140" DrawAspect="Content" ObjectID="_1838069711" r:id="rId23"/>
+          <o:OLEObject Type="Embed" ProgID="Word.OpenDocumentText.12" ShapeID="_x0000_i1029" DrawAspect="Content" ObjectID="_1838158566" r:id="rId23"/>
         </w:object>
       </w:r>
       <w:bookmarkStart w:id="12" w:name="_II._Structura"/>
@@ -3024,7 +3182,7 @@
       <w:pPr>
         <w:pStyle w:val="Heading1"/>
       </w:pPr>
-      <w:bookmarkStart w:id="13" w:name="_Toc227443883"/>
+      <w:bookmarkStart w:id="13" w:name="_Toc227537200"/>
       <w:r>
         <w:lastRenderedPageBreak/>
         <w:t xml:space="preserve">II. </w:t>
@@ -3140,7 +3298,7 @@
         <mc:AlternateContent>
           <mc:Choice Requires="wps">
             <w:drawing>
-              <wp:anchor distT="0" distB="0" distL="114300" distR="114300" simplePos="0" relativeHeight="251651072" behindDoc="0" locked="0" layoutInCell="1" allowOverlap="1" wp14:anchorId="1083A79F" wp14:editId="63204290">
+              <wp:anchor distT="0" distB="0" distL="114300" distR="114300" simplePos="0" relativeHeight="251643904" behindDoc="0" locked="0" layoutInCell="1" allowOverlap="1" wp14:anchorId="1083A79F" wp14:editId="58E25D42">
                 <wp:simplePos x="0" y="0"/>
                 <wp:positionH relativeFrom="column">
                   <wp:posOffset>2907665</wp:posOffset>
@@ -3226,7 +3384,7 @@
                 <v:stroke joinstyle="miter"/>
                 <v:path gradientshapeok="t" o:connecttype="rect"/>
               </v:shapetype>
-              <v:shape id="Text Box 1" o:spid="_x0000_s1026" type="#_x0000_t202" style="position:absolute;left:0;text-align:left;margin-left:228.95pt;margin-top:165.5pt;width:215.85pt;height:.05pt;z-index:251651072;visibility:visible;mso-wrap-style:square;mso-wrap-distance-left:9pt;mso-wrap-distance-top:0;mso-wrap-distance-right:9pt;mso-wrap-distance-bottom:0;mso-position-horizontal:absolute;mso-position-horizontal-relative:text;mso-position-vertical:absolute;mso-position-vertical-relative:text;v-text-anchor:top" o:gfxdata="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" stroked="f">
+              <v:shape id="Text Box 1" o:spid="_x0000_s1026" type="#_x0000_t202" style="position:absolute;left:0;text-align:left;margin-left:228.95pt;margin-top:165.5pt;width:215.85pt;height:.05pt;z-index:251643904;visibility:visible;mso-wrap-style:square;mso-wrap-distance-left:9pt;mso-wrap-distance-top:0;mso-wrap-distance-right:9pt;mso-wrap-distance-bottom:0;mso-position-horizontal:absolute;mso-position-horizontal-relative:text;mso-position-vertical:absolute;mso-position-vertical-relative:text;v-text-anchor:top" o:gfxdata="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" stroked="f">
                 <v:textbox style="mso-fit-shape-to-text:t" inset="0,0,0,0">
                   <w:txbxContent>
                     <w:p>
@@ -3275,7 +3433,7 @@
           <w:lang w:val="ro-RO"/>
         </w:rPr>
         <w:drawing>
-          <wp:anchor distT="0" distB="0" distL="114300" distR="114300" simplePos="0" relativeHeight="251649024" behindDoc="0" locked="0" layoutInCell="1" allowOverlap="1" wp14:anchorId="02C7CA36" wp14:editId="70F0DB76">
+          <wp:anchor distT="0" distB="0" distL="114300" distR="114300" simplePos="0" relativeHeight="251641856" behindDoc="0" locked="0" layoutInCell="1" allowOverlap="1" wp14:anchorId="02C7CA36" wp14:editId="35FD7E48">
             <wp:simplePos x="0" y="0"/>
             <wp:positionH relativeFrom="margin">
               <wp:posOffset>2907665</wp:posOffset>
@@ -3487,7 +3645,7 @@
         <w:pStyle w:val="Heading2"/>
       </w:pPr>
       <w:bookmarkStart w:id="14" w:name="_II.1._Nucleu"/>
-      <w:bookmarkStart w:id="15" w:name="_Toc227443884"/>
+      <w:bookmarkStart w:id="15" w:name="_Toc227537201"/>
       <w:bookmarkEnd w:id="14"/>
       <w:r>
         <w:t>II.1. Nucleu</w:t>
@@ -3505,7 +3663,7 @@
         <w:pStyle w:val="Heading3"/>
       </w:pPr>
       <w:bookmarkStart w:id="16" w:name="_II.1.1._Bază"/>
-      <w:bookmarkStart w:id="17" w:name="_Toc227443885"/>
+      <w:bookmarkStart w:id="17" w:name="_Toc227537202"/>
       <w:bookmarkEnd w:id="16"/>
       <w:r>
         <w:t>II.1.1. Bază</w:t>
@@ -3618,14 +3776,14 @@
           <w:lang w:val="en-US"/>
         </w:rPr>
         <w:object w:dxaOrig="9026" w:dyaOrig="1686" w14:anchorId="5AA9B6B3">
-          <v:shape id="_x0000_i2138" type="#_x0000_t75" style="width:451.3pt;height:84.3pt" o:ole="">
+          <v:shape id="_x0000_i1030" type="#_x0000_t75" style="width:451.3pt;height:84.3pt" o:ole="" o:bordertopcolor="this" o:borderleftcolor="this" o:borderbottomcolor="this" o:borderrightcolor="this">
             <v:imagedata r:id="rId29" o:title=""/>
             <w10:bordertop type="single" width="4"/>
             <w10:borderleft type="single" width="4"/>
             <w10:borderbottom type="single" width="4"/>
             <w10:borderright type="single" width="4"/>
           </v:shape>
-          <o:OLEObject Type="Embed" ProgID="Word.OpenDocumentText.12" ShapeID="_x0000_i2138" DrawAspect="Content" ObjectID="_1838069712" r:id="rId30"/>
+          <o:OLEObject Type="Embed" ProgID="Word.OpenDocumentText.12" ShapeID="_x0000_i1030" DrawAspect="Content" ObjectID="_1838158567" r:id="rId30"/>
         </w:object>
       </w:r>
     </w:p>
@@ -3741,14 +3899,14 @@
           <w:lang w:val="en-US"/>
         </w:rPr>
         <w:object w:dxaOrig="9026" w:dyaOrig="562" w14:anchorId="2B6276FB">
-          <v:shape id="_x0000_i2134" type="#_x0000_t75" style="width:451.3pt;height:28.1pt" o:ole="">
+          <v:shape id="_x0000_i1031" type="#_x0000_t75" style="width:451.3pt;height:28.1pt" o:ole="" o:bordertopcolor="this" o:borderleftcolor="this" o:borderbottomcolor="this" o:borderrightcolor="this">
             <v:imagedata r:id="rId31" o:title=""/>
             <w10:bordertop type="single" width="4"/>
             <w10:borderleft type="single" width="4"/>
             <w10:borderbottom type="single" width="4"/>
             <w10:borderright type="single" width="4"/>
           </v:shape>
-          <o:OLEObject Type="Embed" ProgID="Word.OpenDocumentText.12" ShapeID="_x0000_i2134" DrawAspect="Content" ObjectID="_1838069713" r:id="rId32"/>
+          <o:OLEObject Type="Embed" ProgID="Word.OpenDocumentText.12" ShapeID="_x0000_i1031" DrawAspect="Content" ObjectID="_1838158568" r:id="rId32"/>
         </w:object>
       </w:r>
     </w:p>
@@ -3827,14 +3985,14 @@
           <w:lang w:val="en-US"/>
         </w:rPr>
         <w:object w:dxaOrig="9026" w:dyaOrig="562" w14:anchorId="1DA88245">
-          <v:shape id="_x0000_i2132" type="#_x0000_t75" style="width:451.3pt;height:28.1pt" o:ole="">
+          <v:shape id="_x0000_i1032" type="#_x0000_t75" style="width:451.3pt;height:28.1pt" o:ole="" o:bordertopcolor="this" o:borderleftcolor="this" o:borderbottomcolor="this" o:borderrightcolor="this">
             <v:imagedata r:id="rId33" o:title=""/>
             <w10:bordertop type="single" width="4"/>
             <w10:borderleft type="single" width="4"/>
             <w10:borderbottom type="single" width="4"/>
             <w10:borderright type="single" width="4"/>
           </v:shape>
-          <o:OLEObject Type="Embed" ProgID="Word.OpenDocumentText.12" ShapeID="_x0000_i2132" DrawAspect="Content" ObjectID="_1838069714" r:id="rId34"/>
+          <o:OLEObject Type="Embed" ProgID="Word.OpenDocumentText.12" ShapeID="_x0000_i1032" DrawAspect="Content" ObjectID="_1838158569" r:id="rId34"/>
         </w:object>
       </w:r>
     </w:p>
@@ -3931,14 +4089,14 @@
           <w:lang w:val="en-US"/>
         </w:rPr>
         <w:object w:dxaOrig="9026" w:dyaOrig="562" w14:anchorId="5FC8E17F">
-          <v:shape id="_x0000_i2130" type="#_x0000_t75" style="width:451.3pt;height:28.1pt" o:ole="">
+          <v:shape id="_x0000_i1033" type="#_x0000_t75" style="width:451.3pt;height:28.1pt" o:ole="" o:bordertopcolor="this" o:borderleftcolor="this" o:borderbottomcolor="this" o:borderrightcolor="this">
             <v:imagedata r:id="rId35" o:title=""/>
             <w10:bordertop type="single" width="4"/>
             <w10:borderleft type="single" width="4"/>
             <w10:borderbottom type="single" width="4"/>
             <w10:borderright type="single" width="4"/>
           </v:shape>
-          <o:OLEObject Type="Embed" ProgID="Word.OpenDocumentText.12" ShapeID="_x0000_i2130" DrawAspect="Content" ObjectID="_1838069715" r:id="rId36"/>
+          <o:OLEObject Type="Embed" ProgID="Word.OpenDocumentText.12" ShapeID="_x0000_i1033" DrawAspect="Content" ObjectID="_1838158570" r:id="rId36"/>
         </w:object>
       </w:r>
     </w:p>
@@ -4097,7 +4255,7 @@
             <w10:borderbottom type="single" width="4"/>
             <w10:borderright type="single" width="4"/>
           </v:shape>
-          <o:OLEObject Type="Embed" ProgID="Word.OpenDocumentText.12" ShapeID="_x0000_i1034" DrawAspect="Content" ObjectID="_1838069716" r:id="rId38"/>
+          <o:OLEObject Type="Embed" ProgID="Word.OpenDocumentText.12" ShapeID="_x0000_i1034" DrawAspect="Content" ObjectID="_1838158571" r:id="rId38"/>
         </w:object>
       </w:r>
     </w:p>
@@ -5062,14 +5220,14 @@
           <w:lang w:val="en-US"/>
         </w:rPr>
         <w:object w:dxaOrig="9026" w:dyaOrig="6323" w14:anchorId="6957392A">
-          <v:shape id="_x0000_i2128" type="#_x0000_t75" style="width:451.3pt;height:316.15pt" o:ole="">
+          <v:shape id="_x0000_i1035" type="#_x0000_t75" style="width:451.3pt;height:316.15pt" o:ole="" o:bordertopcolor="this" o:borderleftcolor="this" o:borderbottomcolor="this" o:borderrightcolor="this">
             <v:imagedata r:id="rId39" o:title=""/>
             <w10:bordertop type="single" width="4"/>
             <w10:borderleft type="single" width="4"/>
             <w10:borderbottom type="single" width="4"/>
             <w10:borderright type="single" width="4"/>
           </v:shape>
-          <o:OLEObject Type="Embed" ProgID="Word.OpenDocumentText.12" ShapeID="_x0000_i2128" DrawAspect="Content" ObjectID="_1838069717" r:id="rId40"/>
+          <o:OLEObject Type="Embed" ProgID="Word.OpenDocumentText.12" ShapeID="_x0000_i1035" DrawAspect="Content" ObjectID="_1838158572" r:id="rId40"/>
         </w:object>
       </w:r>
     </w:p>
@@ -5120,7 +5278,7 @@
             <w10:borderbottom type="single" width="4"/>
             <w10:borderright type="single" width="4"/>
           </v:shape>
-          <o:OLEObject Type="Embed" ProgID="Word.OpenDocumentText.12" ShapeID="_x0000_i1036" DrawAspect="Content" ObjectID="_1838069718" r:id="rId42"/>
+          <o:OLEObject Type="Embed" ProgID="Word.OpenDocumentText.12" ShapeID="_x0000_i1036" DrawAspect="Content" ObjectID="_1838158573" r:id="rId42"/>
         </w:object>
       </w:r>
     </w:p>
@@ -5171,7 +5329,7 @@
             <w10:borderbottom type="single" width="4"/>
             <w10:borderright type="single" width="4"/>
           </v:shape>
-          <o:OLEObject Type="Embed" ProgID="Word.OpenDocumentText.12" ShapeID="_x0000_i1037" DrawAspect="Content" ObjectID="_1838069719" r:id="rId44"/>
+          <o:OLEObject Type="Embed" ProgID="Word.OpenDocumentText.12" ShapeID="_x0000_i1037" DrawAspect="Content" ObjectID="_1838158574" r:id="rId44"/>
         </w:object>
       </w:r>
     </w:p>
@@ -5364,7 +5522,7 @@
             <w10:borderbottom type="single" width="4"/>
             <w10:borderright type="single" width="4"/>
           </v:shape>
-          <o:OLEObject Type="Embed" ProgID="Word.OpenDocumentText.12" ShapeID="_x0000_i1038" DrawAspect="Content" ObjectID="_1838069720" r:id="rId46"/>
+          <o:OLEObject Type="Embed" ProgID="Word.OpenDocumentText.12" ShapeID="_x0000_i1038" DrawAspect="Content" ObjectID="_1838158575" r:id="rId46"/>
         </w:object>
       </w:r>
     </w:p>
@@ -5449,7 +5607,7 @@
             <w10:borderbottom type="single" width="4"/>
             <w10:borderright type="single" width="4"/>
           </v:shape>
-          <o:OLEObject Type="Embed" ProgID="Word.OpenDocumentText.12" ShapeID="_x0000_i1039" DrawAspect="Content" ObjectID="_1838069721" r:id="rId48"/>
+          <o:OLEObject Type="Embed" ProgID="Word.OpenDocumentText.12" ShapeID="_x0000_i1039" DrawAspect="Content" ObjectID="_1838158576" r:id="rId48"/>
         </w:object>
       </w:r>
     </w:p>
@@ -5517,7 +5675,7 @@
             <w10:borderbottom type="single" width="4"/>
             <w10:borderright type="single" width="4"/>
           </v:shape>
-          <o:OLEObject Type="Embed" ProgID="Word.OpenDocumentText.12" ShapeID="_x0000_i1040" DrawAspect="Content" ObjectID="_1838069722" r:id="rId50"/>
+          <o:OLEObject Type="Embed" ProgID="Word.OpenDocumentText.12" ShapeID="_x0000_i1040" DrawAspect="Content" ObjectID="_1838158577" r:id="rId50"/>
         </w:object>
       </w:r>
     </w:p>
@@ -5630,7 +5788,7 @@
             <w10:borderbottom type="single" width="4"/>
             <w10:borderright type="single" width="4"/>
           </v:shape>
-          <o:OLEObject Type="Embed" ProgID="Word.OpenDocumentText.12" ShapeID="_x0000_i1041" DrawAspect="Content" ObjectID="_1838069723" r:id="rId52"/>
+          <o:OLEObject Type="Embed" ProgID="Word.OpenDocumentText.12" ShapeID="_x0000_i1041" DrawAspect="Content" ObjectID="_1838158578" r:id="rId52"/>
         </w:object>
       </w:r>
     </w:p>
@@ -5776,7 +5934,7 @@
             <w10:borderbottom type="single" width="4"/>
             <w10:borderright type="single" width="4"/>
           </v:shape>
-          <o:OLEObject Type="Embed" ProgID="Word.OpenDocumentText.12" ShapeID="_x0000_i1042" DrawAspect="Content" ObjectID="_1838069724" r:id="rId54"/>
+          <o:OLEObject Type="Embed" ProgID="Word.OpenDocumentText.12" ShapeID="_x0000_i1042" DrawAspect="Content" ObjectID="_1838158579" r:id="rId54"/>
         </w:object>
       </w:r>
     </w:p>
@@ -5858,7 +6016,7 @@
             <w10:borderbottom type="single" width="4"/>
             <w10:borderright type="single" width="4"/>
           </v:shape>
-          <o:OLEObject Type="Embed" ProgID="Word.OpenDocumentText.12" ShapeID="_x0000_i1043" DrawAspect="Content" ObjectID="_1838069725" r:id="rId56"/>
+          <o:OLEObject Type="Embed" ProgID="Word.OpenDocumentText.12" ShapeID="_x0000_i1043" DrawAspect="Content" ObjectID="_1838158580" r:id="rId56"/>
         </w:object>
       </w:r>
     </w:p>
@@ -5971,7 +6129,7 @@
             <w10:borderbottom type="single" width="4"/>
             <w10:borderright type="single" width="4"/>
           </v:shape>
-          <o:OLEObject Type="Embed" ProgID="Word.OpenDocumentText.12" ShapeID="_x0000_i1044" DrawAspect="Content" ObjectID="_1838069726" r:id="rId58"/>
+          <o:OLEObject Type="Embed" ProgID="Word.OpenDocumentText.12" ShapeID="_x0000_i1044" DrawAspect="Content" ObjectID="_1838158581" r:id="rId58"/>
         </w:object>
       </w:r>
     </w:p>
@@ -6111,14 +6269,14 @@
           <w:lang w:val="en-US"/>
         </w:rPr>
         <w:object w:dxaOrig="9026" w:dyaOrig="3091" w14:anchorId="678539CD">
-          <v:shape id="_x0000_i1069" type="#_x0000_t75" style="width:451.3pt;height:154.55pt" o:ole="">
+          <v:shape id="_x0000_i1045" type="#_x0000_t75" style="width:451.3pt;height:154.55pt" o:ole="" o:bordertopcolor="this" o:borderleftcolor="this" o:borderbottomcolor="this" o:borderrightcolor="this">
             <v:imagedata r:id="rId59" o:title=""/>
             <w10:bordertop type="single" width="4"/>
             <w10:borderleft type="single" width="4"/>
             <w10:borderbottom type="single" width="4"/>
             <w10:borderright type="single" width="4"/>
           </v:shape>
-          <o:OLEObject Type="Embed" ProgID="Word.OpenDocumentText.12" ShapeID="_x0000_i1069" DrawAspect="Content" ObjectID="_1838069727" r:id="rId60"/>
+          <o:OLEObject Type="Embed" ProgID="Word.OpenDocumentText.12" ShapeID="_x0000_i1045" DrawAspect="Content" ObjectID="_1838158582" r:id="rId60"/>
         </w:object>
       </w:r>
     </w:p>
@@ -6229,7 +6387,7 @@
             <w10:borderbottom type="single" width="4"/>
             <w10:borderright type="single" width="4"/>
           </v:shape>
-          <o:OLEObject Type="Embed" ProgID="Word.OpenDocumentText.12" ShapeID="_x0000_i1046" DrawAspect="Content" ObjectID="_1838069728" r:id="rId62"/>
+          <o:OLEObject Type="Embed" ProgID="Word.OpenDocumentText.12" ShapeID="_x0000_i1046" DrawAspect="Content" ObjectID="_1838158583" r:id="rId62"/>
         </w:object>
       </w:r>
     </w:p>
@@ -6303,7 +6461,7 @@
             <w10:borderbottom type="single" width="4"/>
             <w10:borderright type="single" width="4"/>
           </v:shape>
-          <o:OLEObject Type="Embed" ProgID="Word.OpenDocumentText.12" ShapeID="_x0000_i1047" DrawAspect="Content" ObjectID="_1838069729" r:id="rId64"/>
+          <o:OLEObject Type="Embed" ProgID="Word.OpenDocumentText.12" ShapeID="_x0000_i1047" DrawAspect="Content" ObjectID="_1838158584" r:id="rId64"/>
         </w:object>
       </w:r>
     </w:p>
@@ -6391,7 +6549,7 @@
             <w10:borderbottom type="single" width="4"/>
             <w10:borderright type="single" width="4"/>
           </v:shape>
-          <o:OLEObject Type="Embed" ProgID="Word.OpenDocumentText.12" ShapeID="_x0000_i1048" DrawAspect="Content" ObjectID="_1838069730" r:id="rId66"/>
+          <o:OLEObject Type="Embed" ProgID="Word.OpenDocumentText.12" ShapeID="_x0000_i1048" DrawAspect="Content" ObjectID="_1838158585" r:id="rId66"/>
         </w:object>
       </w:r>
     </w:p>
@@ -6415,7 +6573,7 @@
           <w:lang w:val="ro-RO"/>
         </w:rPr>
       </w:pPr>
-      <w:bookmarkStart w:id="37" w:name="_Toc227443886"/>
+      <w:bookmarkStart w:id="37" w:name="_Toc227537203"/>
       <w:r>
         <w:lastRenderedPageBreak/>
         <w:t>II.1.2. Opțional</w:t>
@@ -6446,7 +6604,19 @@
         <w:rPr>
           <w:lang w:val="ro-RO"/>
         </w:rPr>
-        <w:t xml:space="preserve"> Sistemul de Layere, Sistemul de Evenimente, Sistemul de Panouri.</w:t>
+        <w:t xml:space="preserve"> Sistemul de Layere, Sistemul de Evenimente, Sistemul de Panouri</w:t>
+      </w:r>
+      <w:r>
+        <w:rPr>
+          <w:lang w:val="ro-RO"/>
+        </w:rPr>
+        <w:t xml:space="preserve"> și Utilitare Grafice</w:t>
+      </w:r>
+      <w:r>
+        <w:rPr>
+          <w:lang w:val="ro-RO"/>
+        </w:rPr>
+        <w:t>.</w:t>
       </w:r>
     </w:p>
     <w:p>
@@ -6533,14 +6703,14 @@
           <w:lang w:val="en-US"/>
         </w:rPr>
         <w:object w:dxaOrig="9026" w:dyaOrig="1686" w14:anchorId="59B79654">
-          <v:shape id="_x0000_i1059" type="#_x0000_t75" style="width:451.3pt;height:84.3pt" o:ole="">
+          <v:shape id="_x0000_i1049" type="#_x0000_t75" style="width:451.3pt;height:84.3pt" o:ole="" o:bordertopcolor="this" o:borderleftcolor="this" o:borderbottomcolor="this" o:borderrightcolor="this">
             <v:imagedata r:id="rId67" o:title=""/>
             <w10:bordertop type="single" width="4"/>
             <w10:borderleft type="single" width="4"/>
             <w10:borderbottom type="single" width="4"/>
             <w10:borderright type="single" width="4"/>
           </v:shape>
-          <o:OLEObject Type="Embed" ProgID="Word.OpenDocumentText.12" ShapeID="_x0000_i1059" DrawAspect="Content" ObjectID="_1838069731" r:id="rId68"/>
+          <o:OLEObject Type="Embed" ProgID="Word.OpenDocumentText.12" ShapeID="_x0000_i1049" DrawAspect="Content" ObjectID="_1838158586" r:id="rId68"/>
         </w:object>
       </w:r>
     </w:p>
@@ -6610,14 +6780,14 @@
           <w:lang w:val="en-US"/>
         </w:rPr>
         <w:object w:dxaOrig="9026" w:dyaOrig="3372" w14:anchorId="1B584836">
-          <v:shape id="_x0000_i1057" type="#_x0000_t75" style="width:451.3pt;height:168.6pt" o:ole="">
+          <v:shape id="_x0000_i1050" type="#_x0000_t75" style="width:451.3pt;height:168.6pt" o:ole="" o:bordertopcolor="this" o:borderleftcolor="this" o:borderbottomcolor="this" o:borderrightcolor="this">
             <v:imagedata r:id="rId69" o:title=""/>
             <w10:bordertop type="single" width="4"/>
             <w10:borderleft type="single" width="4"/>
             <w10:borderbottom type="single" width="4"/>
             <w10:borderright type="single" width="4"/>
           </v:shape>
-          <o:OLEObject Type="Embed" ProgID="Word.OpenDocumentText.12" ShapeID="_x0000_i1057" DrawAspect="Content" ObjectID="_1838069732" r:id="rId70"/>
+          <o:OLEObject Type="Embed" ProgID="Word.OpenDocumentText.12" ShapeID="_x0000_i1050" DrawAspect="Content" ObjectID="_1838158587" r:id="rId70"/>
         </w:object>
       </w:r>
     </w:p>
@@ -6636,7 +6806,7 @@
         <mc:AlternateContent>
           <mc:Choice Requires="wpg">
             <w:drawing>
-              <wp:anchor distT="0" distB="0" distL="114300" distR="114300" simplePos="0" relativeHeight="251669504" behindDoc="0" locked="0" layoutInCell="1" allowOverlap="1" wp14:anchorId="7F06827E" wp14:editId="4F1F1075">
+              <wp:anchor distT="0" distB="0" distL="114300" distR="114300" simplePos="0" relativeHeight="251662336" behindDoc="0" locked="0" layoutInCell="1" allowOverlap="1" wp14:anchorId="7F06827E" wp14:editId="37E0D561">
                 <wp:simplePos x="0" y="0"/>
                 <wp:positionH relativeFrom="column">
                   <wp:posOffset>2552065</wp:posOffset>
@@ -6684,13 +6854,13 @@
                               <a:avLst/>
                             </a:prstGeom>
                             <a:solidFill>
-                              <a:srgbClr val="FE0000">
+                              <a:srgbClr val="C00000">
                                 <a:alpha val="50196"/>
                               </a:srgbClr>
                             </a:solidFill>
                             <a:ln>
                               <a:solidFill>
-                                <a:srgbClr val="EE0000"/>
+                                <a:srgbClr val="C00000"/>
                               </a:solidFill>
                             </a:ln>
                           </wps:spPr>
@@ -6744,26 +6914,18 @@
                                 <w:pPr>
                                   <w:jc w:val="center"/>
                                   <w:rPr>
-                                    <w:color w:val="FE0000"/>
+                                    <w:color w:val="C00000"/>
                                     <w:sz w:val="20"/>
                                     <w:szCs w:val="20"/>
                                   </w:rPr>
                                 </w:pPr>
                                 <w:r>
                                   <w:rPr>
-                                    <w:color w:val="FE0000"/>
+                                    <w:color w:val="C00000"/>
                                     <w:sz w:val="20"/>
                                     <w:szCs w:val="20"/>
                                   </w:rPr>
-                                  <w:t xml:space="preserve">Layer </w:t>
-                                </w:r>
-                                <w:r>
-                                  <w:rPr>
-                                    <w:color w:val="FE0000"/>
-                                    <w:sz w:val="20"/>
-                                    <w:szCs w:val="20"/>
-                                  </w:rPr>
-                                  <w:t>3</w:t>
+                                  <w:t>Layer 3</w:t>
                                 </w:r>
                               </w:p>
                             </w:txbxContent>
@@ -6855,15 +7017,7 @@
                                     <w:sz w:val="20"/>
                                     <w:szCs w:val="20"/>
                                   </w:rPr>
-                                  <w:t xml:space="preserve">Layer </w:t>
-                                </w:r>
-                                <w:r>
-                                  <w:rPr>
-                                    <w:color w:val="0099FF"/>
-                                    <w:sz w:val="20"/>
-                                    <w:szCs w:val="20"/>
-                                  </w:rPr>
-                                  <w:t>2</w:t>
+                                  <w:t>Layer 2</w:t>
                                 </w:r>
                               </w:p>
                             </w:txbxContent>
@@ -7036,9 +7190,9 @@
           </mc:Choice>
           <mc:Fallback>
             <w:pict>
-              <v:group w14:anchorId="7F06827E" id="Group 6" o:spid="_x0000_s1027" style="position:absolute;left:0;text-align:left;margin-left:200.95pt;margin-top:12.85pt;width:277.35pt;height:188.8pt;z-index:251669504;mso-width-relative:margin" coordorigin="-136" coordsize="35232,23977" o:gfxdata="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">
+              <v:group w14:anchorId="7F06827E" id="Group 6" o:spid="_x0000_s1027" style="position:absolute;left:0;text-align:left;margin-left:200.95pt;margin-top:12.85pt;width:277.35pt;height:188.8pt;z-index:251662336;mso-width-relative:margin" coordorigin="-136" coordsize="35232,23977" o:gfxdata="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">
                 <v:group id="Group 5" o:spid="_x0000_s1028" style="position:absolute;left:-136;width:35232;height:19500" coordorigin="-136" coordsize="35232,19500" o:gfxdata="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">
-                  <v:rect id="Rectangle 2" o:spid="_x0000_s1029" style="position:absolute;left:5549;width:26481;height:15698;visibility:visible;mso-wrap-style:square;v-text-anchor:middle" o:gfxdata="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" fillcolor="#fe0000" strokecolor="#e00" strokeweight="1.5pt">
+                  <v:rect id="Rectangle 2" o:spid="_x0000_s1029" style="position:absolute;left:5549;width:26481;height:15698;visibility:visible;mso-wrap-style:square;v-text-anchor:middle" o:gfxdata="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" fillcolor="#c00000" strokecolor="#c00000" strokeweight="1.5pt">
                     <v:fill opacity="32896f"/>
                   </v:rect>
                   <v:shape id="Text Box 2" o:spid="_x0000_s1030" type="#_x0000_t202" style="position:absolute;left:-136;top:13742;width:6178;height:2692;visibility:visible;mso-wrap-style:square;v-text-anchor:top" o:gfxdata="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" filled="f" stroked="f">
@@ -7048,26 +7202,18 @@
                           <w:pPr>
                             <w:jc w:val="center"/>
                             <w:rPr>
-                              <w:color w:val="FE0000"/>
+                              <w:color w:val="C00000"/>
                               <w:sz w:val="20"/>
                               <w:szCs w:val="20"/>
                             </w:rPr>
                           </w:pPr>
                           <w:r>
                             <w:rPr>
-                              <w:color w:val="FE0000"/>
+                              <w:color w:val="C00000"/>
                               <w:sz w:val="20"/>
                               <w:szCs w:val="20"/>
                             </w:rPr>
-                            <w:t xml:space="preserve">Layer </w:t>
-                          </w:r>
-                          <w:r>
-                            <w:rPr>
-                              <w:color w:val="FE0000"/>
-                              <w:sz w:val="20"/>
-                              <w:szCs w:val="20"/>
-                            </w:rPr>
-                            <w:t>3</w:t>
+                            <w:t>Layer 3</w:t>
                           </w:r>
                         </w:p>
                       </w:txbxContent>
@@ -7094,15 +7240,7 @@
                               <w:sz w:val="20"/>
                               <w:szCs w:val="20"/>
                             </w:rPr>
-                            <w:t xml:space="preserve">Layer </w:t>
-                          </w:r>
-                          <w:r>
-                            <w:rPr>
-                              <w:color w:val="0099FF"/>
-                              <w:sz w:val="20"/>
-                              <w:szCs w:val="20"/>
-                            </w:rPr>
-                            <w:t>2</w:t>
+                            <w:t>Layer 2</w:t>
                           </w:r>
                         </w:p>
                       </w:txbxContent>
@@ -7333,14 +7471,14 @@
           <w:lang w:val="en-US"/>
         </w:rPr>
         <w:object w:dxaOrig="9026" w:dyaOrig="1686" w14:anchorId="3F2701AD">
-          <v:shape id="_x0000_i1087" type="#_x0000_t75" style="width:451.3pt;height:84.3pt" o:ole="">
+          <v:shape id="_x0000_i1051" type="#_x0000_t75" style="width:451.3pt;height:84.3pt" o:ole="" o:bordertopcolor="this" o:borderleftcolor="this" o:borderbottomcolor="this" o:borderrightcolor="this">
             <v:imagedata r:id="rId71" o:title=""/>
             <w10:bordertop type="single" width="4"/>
             <w10:borderleft type="single" width="4"/>
             <w10:borderbottom type="single" width="4"/>
             <w10:borderright type="single" width="4"/>
           </v:shape>
-          <o:OLEObject Type="Embed" ProgID="Word.OpenDocumentText.12" ShapeID="_x0000_i1087" DrawAspect="Content" ObjectID="_1838069733" r:id="rId72"/>
+          <o:OLEObject Type="Embed" ProgID="Word.OpenDocumentText.12" ShapeID="_x0000_i1051" DrawAspect="Content" ObjectID="_1838158588" r:id="rId72"/>
         </w:object>
       </w:r>
     </w:p>
@@ -7456,14 +7594,14 @@
           <w:lang w:val="en-US"/>
         </w:rPr>
         <w:object w:dxaOrig="9026" w:dyaOrig="2810" w14:anchorId="111AF89C">
-          <v:shape id="_x0000_i1091" type="#_x0000_t75" style="width:451.3pt;height:140.5pt" o:ole="">
+          <v:shape id="_x0000_i1052" type="#_x0000_t75" style="width:451.3pt;height:140.5pt" o:ole="" o:bordertopcolor="this" o:borderleftcolor="this" o:borderbottomcolor="this" o:borderrightcolor="this">
             <v:imagedata r:id="rId73" o:title=""/>
             <w10:bordertop type="single" width="4"/>
             <w10:borderleft type="single" width="4"/>
             <w10:borderbottom type="single" width="4"/>
             <w10:borderright type="single" width="4"/>
           </v:shape>
-          <o:OLEObject Type="Embed" ProgID="Word.OpenDocumentText.12" ShapeID="_x0000_i1091" DrawAspect="Content" ObjectID="_1838069734" r:id="rId74"/>
+          <o:OLEObject Type="Embed" ProgID="Word.OpenDocumentText.12" ShapeID="_x0000_i1052" DrawAspect="Content" ObjectID="_1838158589" r:id="rId74"/>
         </w:object>
       </w:r>
     </w:p>
@@ -7547,14 +7685,14 @@
           <w:lang w:val="en-US"/>
         </w:rPr>
         <w:object w:dxaOrig="9026" w:dyaOrig="3091" w14:anchorId="5E3DFAFA">
-          <v:shape id="_x0000_i1148" type="#_x0000_t75" style="width:451.3pt;height:154.55pt" o:ole="">
+          <v:shape id="_x0000_i1053" type="#_x0000_t75" style="width:451.3pt;height:154.55pt" o:ole="" o:bordertopcolor="this" o:borderleftcolor="this" o:borderbottomcolor="this" o:borderrightcolor="this">
             <v:imagedata r:id="rId75" o:title=""/>
             <w10:bordertop type="single" width="4"/>
             <w10:borderleft type="single" width="4"/>
             <w10:borderbottom type="single" width="4"/>
             <w10:borderright type="single" width="4"/>
           </v:shape>
-          <o:OLEObject Type="Embed" ProgID="Word.OpenDocumentText.12" ShapeID="_x0000_i1148" DrawAspect="Content" ObjectID="_1838069735" r:id="rId76"/>
+          <o:OLEObject Type="Embed" ProgID="Word.OpenDocumentText.12" ShapeID="_x0000_i1053" DrawAspect="Content" ObjectID="_1838158590" r:id="rId76"/>
         </w:object>
       </w:r>
     </w:p>
@@ -7597,7 +7735,21 @@
         <w:rPr>
           <w:lang w:val="ro-RO"/>
         </w:rPr>
-        <w:t xml:space="preserve"> Folosind biblioteca GLFW, nucleul poate lucra cu 1 sau mai multe panouri. Programatorul inițializează un panou prin apelarea funcției</w:t>
+        <w:t xml:space="preserve"> Folosind biblioteca </w:t>
+      </w:r>
+      <w:r>
+        <w:rPr>
+          <w:i/>
+          <w:iCs/>
+          <w:lang w:val="ro-RO"/>
+        </w:rPr>
+        <w:t>GLFW</w:t>
+      </w:r>
+      <w:r>
+        <w:rPr>
+          <w:lang w:val="ro-RO"/>
+        </w:rPr>
+        <w:t>, nucleul poate lucra cu 1 sau mai multe panouri. Programatorul inițializează un panou prin apelarea funcției</w:t>
       </w:r>
       <w:r>
         <w:rPr>
@@ -7628,14 +7780,14 @@
           <w:lang w:val="en-US"/>
         </w:rPr>
         <w:object w:dxaOrig="9026" w:dyaOrig="281" w14:anchorId="4D4105F1">
-          <v:shape id="_x0000_i1109" type="#_x0000_t75" style="width:451.3pt;height:14.05pt" o:ole="">
+          <v:shape id="_x0000_i1054" type="#_x0000_t75" style="width:451.3pt;height:14.05pt" o:ole="" o:bordertopcolor="this" o:borderleftcolor="this" o:borderbottomcolor="this" o:borderrightcolor="this">
             <v:imagedata r:id="rId77" o:title=""/>
             <w10:bordertop type="single" width="4"/>
             <w10:borderleft type="single" width="4"/>
             <w10:borderbottom type="single" width="4"/>
             <w10:borderright type="single" width="4"/>
           </v:shape>
-          <o:OLEObject Type="Embed" ProgID="Word.OpenDocumentText.12" ShapeID="_x0000_i1109" DrawAspect="Content" ObjectID="_1838069736" r:id="rId78"/>
+          <o:OLEObject Type="Embed" ProgID="Word.OpenDocumentText.12" ShapeID="_x0000_i1054" DrawAspect="Content" ObjectID="_1838158591" r:id="rId78"/>
         </w:object>
       </w:r>
     </w:p>
@@ -7702,14 +7854,14 @@
           <w:lang w:val="en-US"/>
         </w:rPr>
         <w:object w:dxaOrig="9026" w:dyaOrig="3372" w14:anchorId="6D72269A">
-          <v:shape id="_x0000_i1106" type="#_x0000_t75" style="width:451.3pt;height:168.6pt" o:ole="">
+          <v:shape id="_x0000_i1055" type="#_x0000_t75" style="width:451.3pt;height:168.6pt" o:ole="" o:bordertopcolor="this" o:borderleftcolor="this" o:borderbottomcolor="this" o:borderrightcolor="this">
             <v:imagedata r:id="rId79" o:title=""/>
             <w10:bordertop type="single" width="4"/>
             <w10:borderleft type="single" width="4"/>
             <w10:borderbottom type="single" width="4"/>
             <w10:borderright type="single" width="4"/>
           </v:shape>
-          <o:OLEObject Type="Embed" ProgID="Word.OpenDocumentText.12" ShapeID="_x0000_i1106" DrawAspect="Content" ObjectID="_1838069737" r:id="rId80"/>
+          <o:OLEObject Type="Embed" ProgID="Word.OpenDocumentText.12" ShapeID="_x0000_i1055" DrawAspect="Content" ObjectID="_1838158592" r:id="rId80"/>
         </w:object>
       </w:r>
     </w:p>
@@ -7770,14 +7922,14 @@
           <w:lang w:val="en-US"/>
         </w:rPr>
         <w:object w:dxaOrig="9026" w:dyaOrig="1967" w14:anchorId="7F61EC1B">
-          <v:shape id="_x0000_i1114" type="#_x0000_t75" style="width:451.3pt;height:98.35pt" o:ole="">
+          <v:shape id="_x0000_i1056" type="#_x0000_t75" style="width:451.3pt;height:98.35pt" o:ole="" o:bordertopcolor="this" o:borderleftcolor="this" o:borderbottomcolor="this" o:borderrightcolor="this">
             <v:imagedata r:id="rId81" o:title=""/>
             <w10:bordertop type="single" width="4"/>
             <w10:borderleft type="single" width="4"/>
             <w10:borderbottom type="single" width="4"/>
             <w10:borderright type="single" width="4"/>
           </v:shape>
-          <o:OLEObject Type="Embed" ProgID="Word.OpenDocumentText.12" ShapeID="_x0000_i1114" DrawAspect="Content" ObjectID="_1838069738" r:id="rId82"/>
+          <o:OLEObject Type="Embed" ProgID="Word.OpenDocumentText.12" ShapeID="_x0000_i1056" DrawAspect="Content" ObjectID="_1838158593" r:id="rId82"/>
         </w:object>
       </w:r>
     </w:p>
@@ -7907,14 +8059,14 @@
           <w:lang w:val="en-US"/>
         </w:rPr>
         <w:object w:dxaOrig="9026" w:dyaOrig="281" w14:anchorId="76D34F3D">
-          <v:shape id="_x0000_i2110" type="#_x0000_t75" style="width:451.3pt;height:14.05pt" o:ole="">
+          <v:shape id="_x0000_i1057" type="#_x0000_t75" style="width:451.3pt;height:14.05pt" o:ole="" o:bordertopcolor="this" o:borderleftcolor="this" o:borderbottomcolor="this" o:borderrightcolor="this">
             <v:imagedata r:id="rId83" o:title=""/>
             <w10:bordertop type="single" width="4"/>
             <w10:borderleft type="single" width="4"/>
             <w10:borderbottom type="single" width="4"/>
             <w10:borderright type="single" width="4"/>
           </v:shape>
-          <o:OLEObject Type="Embed" ProgID="Word.OpenDocumentText.12" ShapeID="_x0000_i2110" DrawAspect="Content" ObjectID="_1838069739" r:id="rId84"/>
+          <o:OLEObject Type="Embed" ProgID="Word.OpenDocumentText.12" ShapeID="_x0000_i1057" DrawAspect="Content" ObjectID="_1838158594" r:id="rId84"/>
         </w:object>
       </w:r>
     </w:p>
@@ -7969,14 +8121,14 @@
           <w:lang w:val="en-US"/>
         </w:rPr>
         <w:object w:dxaOrig="9026" w:dyaOrig="2529" w14:anchorId="4612DE74">
-          <v:shape id="_x0000_i1140" type="#_x0000_t75" style="width:451.3pt;height:126.45pt" o:ole="">
+          <v:shape id="_x0000_i1058" type="#_x0000_t75" style="width:451.3pt;height:126.45pt" o:ole="" o:bordertopcolor="this" o:borderleftcolor="this" o:borderbottomcolor="this" o:borderrightcolor="this">
             <v:imagedata r:id="rId85" o:title=""/>
             <w10:bordertop type="single" width="4"/>
             <w10:borderleft type="single" width="4"/>
             <w10:borderbottom type="single" width="4"/>
             <w10:borderright type="single" width="4"/>
           </v:shape>
-          <o:OLEObject Type="Embed" ProgID="Word.OpenDocumentText.12" ShapeID="_x0000_i1140" DrawAspect="Content" ObjectID="_1838069740" r:id="rId86"/>
+          <o:OLEObject Type="Embed" ProgID="Word.OpenDocumentText.12" ShapeID="_x0000_i1058" DrawAspect="Content" ObjectID="_1838158595" r:id="rId86"/>
         </w:object>
       </w:r>
     </w:p>
@@ -8025,14 +8177,14 @@
           <w:lang w:val="en-US"/>
         </w:rPr>
         <w:object w:dxaOrig="9026" w:dyaOrig="1686" w14:anchorId="45956E9F">
-          <v:shape id="_x0000_i1138" type="#_x0000_t75" style="width:451.3pt;height:84.3pt" o:ole="">
+          <v:shape id="_x0000_i1059" type="#_x0000_t75" style="width:451.3pt;height:84.3pt" o:ole="" o:bordertopcolor="this" o:borderleftcolor="this" o:borderbottomcolor="this" o:borderrightcolor="this">
             <v:imagedata r:id="rId87" o:title=""/>
             <w10:bordertop type="single" width="4"/>
             <w10:borderleft type="single" width="4"/>
             <w10:borderbottom type="single" width="4"/>
             <w10:borderright type="single" width="4"/>
           </v:shape>
-          <o:OLEObject Type="Embed" ProgID="Word.OpenDocumentText.12" ShapeID="_x0000_i1138" DrawAspect="Content" ObjectID="_1838069741" r:id="rId88"/>
+          <o:OLEObject Type="Embed" ProgID="Word.OpenDocumentText.12" ShapeID="_x0000_i1059" DrawAspect="Content" ObjectID="_1838158596" r:id="rId88"/>
         </w:object>
       </w:r>
     </w:p>
@@ -8081,14 +8233,14 @@
           <w:lang w:val="en-US"/>
         </w:rPr>
         <w:object w:dxaOrig="9026" w:dyaOrig="562" w14:anchorId="2F246C0D">
-          <v:shape id="_x0000_i1136" type="#_x0000_t75" style="width:451.3pt;height:28.1pt" o:ole="">
+          <v:shape id="_x0000_i1060" type="#_x0000_t75" style="width:451.3pt;height:28.1pt" o:ole="" o:bordertopcolor="this" o:borderleftcolor="this" o:borderbottomcolor="this" o:borderrightcolor="this">
             <v:imagedata r:id="rId89" o:title=""/>
             <w10:bordertop type="single" width="4"/>
             <w10:borderleft type="single" width="4"/>
             <w10:borderbottom type="single" width="4"/>
             <w10:borderright type="single" width="4"/>
           </v:shape>
-          <o:OLEObject Type="Embed" ProgID="Word.OpenDocumentText.12" ShapeID="_x0000_i1136" DrawAspect="Content" ObjectID="_1838069742" r:id="rId90"/>
+          <o:OLEObject Type="Embed" ProgID="Word.OpenDocumentText.12" ShapeID="_x0000_i1060" DrawAspect="Content" ObjectID="_1838158597" r:id="rId90"/>
         </w:object>
       </w:r>
     </w:p>
@@ -8149,14 +8301,14 @@
           <w:lang w:val="en-US"/>
         </w:rPr>
         <w:object w:dxaOrig="9026" w:dyaOrig="5386" w14:anchorId="4279DD1E">
-          <v:shape id="_x0000_i2148" type="#_x0000_t75" style="width:451.3pt;height:269.3pt" o:ole="">
+          <v:shape id="_x0000_i1061" type="#_x0000_t75" style="width:451.3pt;height:269.3pt" o:ole="" o:bordertopcolor="this" o:borderleftcolor="this" o:borderbottomcolor="this" o:borderrightcolor="this">
             <v:imagedata r:id="rId91" o:title=""/>
             <w10:bordertop type="single" width="4"/>
             <w10:borderleft type="single" width="4"/>
             <w10:borderbottom type="single" width="4"/>
             <w10:borderright type="single" width="4"/>
           </v:shape>
-          <o:OLEObject Type="Embed" ProgID="Word.OpenDocumentText.12" ShapeID="_x0000_i2148" DrawAspect="Content" ObjectID="_1838069743" r:id="rId92"/>
+          <o:OLEObject Type="Embed" ProgID="Word.OpenDocumentText.12" ShapeID="_x0000_i1061" DrawAspect="Content" ObjectID="_1838158598" r:id="rId92"/>
         </w:object>
       </w:r>
     </w:p>
@@ -8175,26 +8327,24 @@
     </w:p>
     <w:p>
       <w:pPr>
-        <w:pStyle w:val="Heading3"/>
-        <w:rPr>
-          <w:lang w:val="en-US"/>
-        </w:rPr>
-      </w:pPr>
-      <w:bookmarkStart w:id="52" w:name="_Toc227443887"/>
+        <w:pStyle w:val="Subtitle"/>
+        <w:rPr>
+          <w:lang w:val="en-US"/>
+        </w:rPr>
+      </w:pPr>
       <w:r>
         <w:rPr>
           <w:lang w:val="en-US"/>
         </w:rPr>
         <w:lastRenderedPageBreak/>
-        <w:t>II.1.3. Configurare</w:t>
-      </w:r>
-      <w:bookmarkEnd w:id="52"/>
-    </w:p>
-    <w:p>
-      <w:pPr>
-        <w:pStyle w:val="NoSpacing"/>
-        <w:rPr>
-          <w:lang w:val="en-US"/>
+        <w:t>Utilitare Grafice</w:t>
+      </w:r>
+    </w:p>
+    <w:p>
+      <w:pPr>
+        <w:pStyle w:val="NoSpacing"/>
+        <w:rPr>
+          <w:lang w:val="ro-RO"/>
         </w:rPr>
       </w:pPr>
       <w:r>
@@ -8202,104 +8352,3485 @@
           <w:lang w:val="en-US"/>
         </w:rPr>
         <w:tab/>
-        <w:t xml:space="preserve">Pe parcursul acestei secțiuni au fost menționate macrouri de configurare, acestea se afă în fișierul </w:t>
-      </w:r>
-      <w:r>
-        <w:rPr>
-          <w:i/>
-          <w:iCs/>
-          <w:lang w:val="en-US"/>
-        </w:rPr>
-        <w:t>config.h</w:t>
-      </w:r>
-      <w:r>
-        <w:rPr>
-          <w:lang w:val="en-US"/>
-        </w:rPr>
-        <w:t xml:space="preserve"> ce este inclus automat de nucleu, și permit schimbarea nucleului pentru aplicația dezvoltată. Configurările posibile sunt:</w:t>
-      </w:r>
-    </w:p>
-    <w:p>
-      <w:pPr>
-        <w:pStyle w:val="NoSpacing"/>
-        <w:rPr>
-          <w:lang w:val="en-US"/>
-        </w:rPr>
-      </w:pPr>
-    </w:p>
-    <w:bookmarkStart w:id="53" w:name="_MON_1838048303"/>
-    <w:bookmarkEnd w:id="53"/>
-    <w:p>
-      <w:pPr>
-        <w:pStyle w:val="NoSpacing"/>
-        <w:rPr>
-          <w:lang w:val="en-US"/>
-        </w:rPr>
-      </w:pPr>
-      <w:r>
-        <w:rPr>
-          <w:lang w:val="en-US"/>
-        </w:rPr>
-        <w:object w:dxaOrig="9026" w:dyaOrig="11943" w14:anchorId="389831CA">
-          <v:shape id="_x0000_i2105" type="#_x0000_t75" style="width:451.3pt;height:597.15pt" o:ole="">
+        <w:t>Nucleul nu implementează un sistem complet de rendering</w:t>
+      </w:r>
+      <w:r>
+        <w:rPr>
+          <w:rStyle w:val="FootnoteReference"/>
+          <w:lang w:val="en-US"/>
+        </w:rPr>
+        <w:footnoteReference w:id="8"/>
+      </w:r>
+      <w:r>
+        <w:rPr>
+          <w:lang w:val="en-US"/>
+        </w:rPr>
+        <w:t>. În schimb, acesta oferă utilitare pentru a ușura munca programatorului. Aceste utilitare sunt:</w:t>
+      </w:r>
+    </w:p>
+    <w:p>
+      <w:pPr>
+        <w:pStyle w:val="NoSpacing"/>
+        <w:rPr>
+          <w:lang w:val="ro-RO"/>
+        </w:rPr>
+      </w:pPr>
+    </w:p>
+    <w:bookmarkStart w:id="52" w:name="_MON_1838134161"/>
+    <w:bookmarkEnd w:id="52"/>
+    <w:p>
+      <w:pPr>
+        <w:pStyle w:val="NoSpacing"/>
+        <w:rPr>
+          <w:lang w:val="en-US"/>
+        </w:rPr>
+      </w:pPr>
+      <w:r>
+        <w:rPr>
+          <w:lang w:val="en-US"/>
+        </w:rPr>
+        <w:object w:dxaOrig="9026" w:dyaOrig="281" w14:anchorId="2BA615D3">
+          <v:shape id="_x0000_i1071" type="#_x0000_t75" style="width:451.3pt;height:14.05pt" o:ole="">
             <v:imagedata r:id="rId93" o:title=""/>
             <w10:bordertop type="single" width="4"/>
             <w10:borderleft type="single" width="4"/>
             <w10:borderbottom type="single" width="4"/>
             <w10:borderright type="single" width="4"/>
           </v:shape>
-          <o:OLEObject Type="Embed" ProgID="Word.OpenDocumentText.12" ShapeID="_x0000_i2105" DrawAspect="Content" ObjectID="_1838069744" r:id="rId94"/>
+          <o:OLEObject Type="Embed" ProgID="Word.OpenDocumentText.12" ShapeID="_x0000_i1071" DrawAspect="Content" ObjectID="_1838158599" r:id="rId94"/>
         </w:object>
       </w:r>
     </w:p>
     <w:p>
       <w:pPr>
-        <w:rPr>
-          <w:lang w:val="en-US"/>
-        </w:rPr>
-      </w:pPr>
-      <w:r>
-        <w:rPr>
-          <w:lang w:val="en-US"/>
+        <w:pStyle w:val="NoSpacing"/>
+        <w:rPr>
+          <w:lang w:val="en-US"/>
+        </w:rPr>
+      </w:pPr>
+    </w:p>
+    <w:p>
+      <w:pPr>
+        <w:pStyle w:val="NoSpacing"/>
+        <w:rPr>
+          <w:lang w:val="ro-RO"/>
+        </w:rPr>
+      </w:pPr>
+      <w:r>
+        <w:rPr>
+          <w:lang w:val="en-US"/>
+        </w:rPr>
+        <w:tab/>
+        <w:t>Prin care compileaz</w:t>
+      </w:r>
+      <w:r>
+        <w:rPr>
+          <w:lang w:val="ro-RO"/>
+        </w:rPr>
+        <w:t>ă un shader</w:t>
+      </w:r>
+      <w:r>
+        <w:rPr>
+          <w:rStyle w:val="FootnoteReference"/>
+          <w:lang w:val="ro-RO"/>
+        </w:rPr>
+        <w:footnoteReference w:id="9"/>
+      </w:r>
+      <w:r>
+        <w:rPr>
+          <w:lang w:val="ro-RO"/>
+        </w:rPr>
+        <w:t xml:space="preserve"> OpenGL, </w:t>
+      </w:r>
+      <w:r>
+        <w:rPr>
+          <w:rFonts w:ascii="Consolas" w:hAnsi="Consolas"/>
+          <w:lang w:val="ro-RO"/>
+        </w:rPr>
+        <w:t>vert</w:t>
+      </w:r>
+      <w:r>
+        <w:rPr>
+          <w:lang w:val="ro-RO"/>
+        </w:rPr>
+        <w:t xml:space="preserve"> și </w:t>
+      </w:r>
+      <w:r>
+        <w:rPr>
+          <w:rFonts w:ascii="Consolas" w:hAnsi="Consolas"/>
+          <w:lang w:val="ro-RO"/>
+        </w:rPr>
+        <w:t>frag</w:t>
+      </w:r>
+      <w:r>
+        <w:rPr>
+          <w:lang w:val="ro-RO"/>
+        </w:rPr>
+        <w:t xml:space="preserve"> sunt numele fișierelor din directorul </w:t>
+      </w:r>
+      <w:r>
+        <w:rPr>
+          <w:i/>
+          <w:iCs/>
+          <w:lang w:val="ro-RO"/>
+        </w:rPr>
+        <w:t>Simulation/Assets/Shaders</w:t>
+      </w:r>
+      <w:r>
+        <w:rPr>
+          <w:lang w:val="ro-RO"/>
+        </w:rPr>
+        <w:t xml:space="preserve">, ce corespund shaderelor de tip </w:t>
+      </w:r>
+      <w:r>
+        <w:rPr>
+          <w:i/>
+          <w:iCs/>
+          <w:lang w:val="ro-RO"/>
+        </w:rPr>
+        <w:t>vertex</w:t>
+      </w:r>
+      <w:r>
+        <w:rPr>
+          <w:lang w:val="ro-RO"/>
+        </w:rPr>
+        <w:t xml:space="preserve">, respectiv </w:t>
+      </w:r>
+      <w:r>
+        <w:rPr>
+          <w:i/>
+          <w:iCs/>
+          <w:lang w:val="ro-RO"/>
+        </w:rPr>
+        <w:t>fragment</w:t>
+      </w:r>
+      <w:r>
+        <w:rPr>
+          <w:lang w:val="ro-RO"/>
+        </w:rPr>
+        <w:t>.</w:t>
+      </w:r>
+    </w:p>
+    <w:p>
+      <w:pPr>
+        <w:pStyle w:val="NoSpacing"/>
+        <w:rPr>
+          <w:lang w:val="ro-RO"/>
+        </w:rPr>
+      </w:pPr>
+    </w:p>
+    <w:p>
+      <w:pPr>
+        <w:pStyle w:val="NoSpacing"/>
+        <w:rPr>
+          <w:lang w:val="ro-RO"/>
+        </w:rPr>
+      </w:pPr>
+      <w:r>
+        <w:rPr>
+          <w:lang w:val="ro-RO"/>
+        </w:rPr>
+        <w:tab/>
+        <w:t xml:space="preserve">Nucleul definește și o structură de date pentru citirea și </w:t>
+      </w:r>
+      <w:r>
+        <w:rPr>
+          <w:lang w:val="ro-RO"/>
+        </w:rPr>
+        <w:t>prelucrarea imaginilor</w:t>
+      </w:r>
+      <w:r>
+        <w:rPr>
+          <w:lang w:val="en-US"/>
+        </w:rPr>
+        <w:t>:</w:t>
+      </w:r>
+    </w:p>
+    <w:p>
+      <w:pPr>
+        <w:pStyle w:val="NoSpacing"/>
+        <w:rPr>
+          <w:lang w:val="ro-RO"/>
+        </w:rPr>
+      </w:pPr>
+    </w:p>
+    <w:bookmarkStart w:id="53" w:name="_MON_1838134624"/>
+    <w:bookmarkEnd w:id="53"/>
+    <w:p>
+      <w:pPr>
+        <w:pStyle w:val="NoSpacing"/>
+        <w:rPr>
+          <w:lang w:val="en-US"/>
+        </w:rPr>
+      </w:pPr>
+      <w:r>
+        <w:rPr>
+          <w:lang w:val="en-US"/>
+        </w:rPr>
+        <w:object w:dxaOrig="9026" w:dyaOrig="1686" w14:anchorId="5F5B686D">
+          <v:shape id="_x0000_i1078" type="#_x0000_t75" style="width:451.3pt;height:84.3pt" o:ole="">
+            <v:imagedata r:id="rId95" o:title=""/>
+            <w10:bordertop type="single" width="4"/>
+            <w10:borderleft type="single" width="4"/>
+            <w10:borderbottom type="single" width="4"/>
+            <w10:borderright type="single" width="4"/>
+          </v:shape>
+          <o:OLEObject Type="Embed" ProgID="Word.OpenDocumentText.12" ShapeID="_x0000_i1078" DrawAspect="Content" ObjectID="_1838158600" r:id="rId96"/>
+        </w:object>
+      </w:r>
+    </w:p>
+    <w:p>
+      <w:pPr>
+        <w:pStyle w:val="NoSpacing"/>
+        <w:rPr>
+          <w:lang w:val="en-US"/>
+        </w:rPr>
+      </w:pPr>
+    </w:p>
+    <w:p>
+      <w:pPr>
+        <w:pStyle w:val="NoSpacing"/>
+        <w:rPr>
+          <w:lang w:val="en-US"/>
+        </w:rPr>
+      </w:pPr>
+      <w:r>
+        <w:rPr>
+          <w:lang w:val="en-US"/>
+        </w:rPr>
+        <w:tab/>
+      </w:r>
+      <w:r>
+        <w:rPr>
+          <w:lang w:val="ro-RO"/>
+        </w:rPr>
+        <w:t>Împreună cu câteva funcții de prelucrare.</w:t>
+      </w:r>
+    </w:p>
+    <w:p>
+      <w:pPr>
+        <w:pStyle w:val="NoSpacing"/>
+        <w:rPr>
+          <w:lang w:val="en-US"/>
+        </w:rPr>
+      </w:pPr>
+    </w:p>
+    <w:bookmarkStart w:id="54" w:name="_MON_1838134757"/>
+    <w:bookmarkEnd w:id="54"/>
+    <w:p>
+      <w:pPr>
+        <w:pStyle w:val="NoSpacing"/>
+        <w:rPr>
+          <w:lang w:val="en-US"/>
+        </w:rPr>
+      </w:pPr>
+      <w:r>
+        <w:rPr>
+          <w:lang w:val="en-US"/>
+        </w:rPr>
+        <w:object w:dxaOrig="9026" w:dyaOrig="1686" w14:anchorId="44FCC1DB">
+          <v:shape id="_x0000_i1088" type="#_x0000_t75" style="width:451.3pt;height:84.3pt" o:ole="">
+            <v:imagedata r:id="rId97" o:title=""/>
+            <w10:bordertop type="single" width="4"/>
+            <w10:borderleft type="single" width="4"/>
+            <w10:borderbottom type="single" width="4"/>
+            <w10:borderright type="single" width="4"/>
+          </v:shape>
+          <o:OLEObject Type="Embed" ProgID="Word.OpenDocumentText.12" ShapeID="_x0000_i1088" DrawAspect="Content" ObjectID="_1838158601" r:id="rId98"/>
+        </w:object>
+      </w:r>
+    </w:p>
+    <w:p>
+      <w:pPr>
+        <w:pStyle w:val="NoSpacing"/>
+        <w:rPr>
+          <w:lang w:val="en-US"/>
+        </w:rPr>
+      </w:pPr>
+    </w:p>
+    <w:p>
+      <w:pPr>
+        <w:pStyle w:val="NoSpacing"/>
+        <w:rPr>
+          <w:rFonts w:cs="Times New Roman"/>
+          <w:lang w:val="ro-RO"/>
+        </w:rPr>
+      </w:pPr>
+      <w:r>
+        <w:rPr>
+          <w:lang w:val="en-US"/>
+        </w:rPr>
+        <w:tab/>
+        <w:t xml:space="preserve">Macroul </w:t>
+      </w:r>
+      <w:r>
+        <w:rPr>
+          <w:rFonts w:ascii="Consolas" w:hAnsi="Consolas"/>
+          <w:lang w:val="en-US"/>
+        </w:rPr>
+        <w:t>render_image_read</w:t>
+      </w:r>
+      <w:r>
+        <w:rPr>
+          <w:rFonts w:cs="Times New Roman"/>
+          <w:lang w:val="en-US"/>
+        </w:rPr>
+        <w:t xml:space="preserve"> va detecta num</w:t>
+      </w:r>
+      <w:r>
+        <w:rPr>
+          <w:rFonts w:cs="Times New Roman"/>
+          <w:lang w:val="ro-RO"/>
+        </w:rPr>
+        <w:t>ărul de argumente și va apela funcția corectă pentru citirea unei imagini.</w:t>
+      </w:r>
+    </w:p>
+    <w:p>
+      <w:pPr>
+        <w:pStyle w:val="NoSpacing"/>
+        <w:rPr>
+          <w:rFonts w:cs="Times New Roman"/>
+          <w:lang w:val="ro-RO"/>
+        </w:rPr>
+      </w:pPr>
+      <w:r>
+        <w:rPr>
+          <w:rFonts w:cs="Times New Roman"/>
+          <w:lang w:val="ro-RO"/>
+        </w:rPr>
+        <w:tab/>
+      </w:r>
+    </w:p>
+    <w:bookmarkStart w:id="55" w:name="_MON_1838134964"/>
+    <w:bookmarkEnd w:id="55"/>
+    <w:p>
+      <w:pPr>
+        <w:pStyle w:val="NoSpacing"/>
+        <w:rPr>
+          <w:lang w:val="en-US"/>
+        </w:rPr>
+      </w:pPr>
+      <w:r>
+        <w:rPr>
+          <w:lang w:val="en-US"/>
+        </w:rPr>
+        <w:object w:dxaOrig="9026" w:dyaOrig="1639" w14:anchorId="5A699D0F">
+          <v:shape id="_x0000_i1096" type="#_x0000_t75" style="width:451.3pt;height:81.95pt" o:ole="">
+            <v:imagedata r:id="rId99" o:title=""/>
+            <w10:bordertop type="single" width="4"/>
+            <w10:borderleft type="single" width="4"/>
+            <w10:borderbottom type="single" width="4"/>
+            <w10:borderright type="single" width="4"/>
+          </v:shape>
+          <o:OLEObject Type="Embed" ProgID="Word.OpenDocumentText.12" ShapeID="_x0000_i1096" DrawAspect="Content" ObjectID="_1838158602" r:id="rId100"/>
+        </w:object>
+      </w:r>
+    </w:p>
+    <w:p>
+      <w:pPr>
+        <w:pStyle w:val="NoSpacing"/>
+        <w:rPr>
+          <w:lang w:val="en-US"/>
+        </w:rPr>
+      </w:pPr>
+    </w:p>
+    <w:p>
+      <w:pPr>
+        <w:pStyle w:val="NoSpacing"/>
+        <w:rPr>
+          <w:lang w:val="ro-RO"/>
+        </w:rPr>
+      </w:pPr>
+      <w:r>
+        <w:rPr>
+          <w:lang w:val="en-US"/>
+        </w:rPr>
+        <w:tab/>
+        <w:t>Aceste func</w:t>
+      </w:r>
+      <w:r>
+        <w:rPr>
+          <w:lang w:val="ro-RO"/>
+        </w:rPr>
+        <w:t>ții sunt folosite pentru a crea texturi și a le transmite plăcii video.</w:t>
+      </w:r>
+    </w:p>
+    <w:p>
+      <w:pPr>
+        <w:rPr>
+          <w:lang w:val="ro-RO"/>
+        </w:rPr>
+      </w:pPr>
+      <w:r>
+        <w:rPr>
+          <w:lang w:val="ro-RO"/>
         </w:rPr>
         <w:br w:type="page"/>
       </w:r>
     </w:p>
     <w:p>
       <w:pPr>
+        <w:pStyle w:val="Heading3"/>
+        <w:rPr>
+          <w:lang w:val="en-US"/>
+        </w:rPr>
+      </w:pPr>
+      <w:bookmarkStart w:id="56" w:name="_Toc227537204"/>
+      <w:r>
+        <w:rPr>
+          <w:lang w:val="en-US"/>
+        </w:rPr>
+        <w:lastRenderedPageBreak/>
+        <w:t>II.1.3. Configurare</w:t>
+      </w:r>
+      <w:bookmarkEnd w:id="56"/>
+    </w:p>
+    <w:p>
+      <w:pPr>
+        <w:pStyle w:val="NoSpacing"/>
+        <w:rPr>
+          <w:lang w:val="en-US"/>
+        </w:rPr>
+      </w:pPr>
+      <w:r>
+        <w:rPr>
+          <w:lang w:val="en-US"/>
+        </w:rPr>
+        <w:tab/>
+        <w:t xml:space="preserve">Pe parcursul acestei secțiuni au fost menționate macrouri de configurare, acestea se afă în fișierul </w:t>
+      </w:r>
+      <w:r>
+        <w:rPr>
+          <w:i/>
+          <w:iCs/>
+          <w:lang w:val="en-US"/>
+        </w:rPr>
+        <w:t>config.h</w:t>
+      </w:r>
+      <w:r>
+        <w:rPr>
+          <w:lang w:val="en-US"/>
+        </w:rPr>
+        <w:t xml:space="preserve"> ce este inclus automat de nucleu, și permit schimbarea nucleului pentru aplicația dezvoltată. Configurările posibile sunt:</w:t>
+      </w:r>
+    </w:p>
+    <w:p>
+      <w:pPr>
+        <w:pStyle w:val="NoSpacing"/>
+        <w:rPr>
+          <w:lang w:val="en-US"/>
+        </w:rPr>
+      </w:pPr>
+    </w:p>
+    <w:bookmarkStart w:id="57" w:name="_MON_1838048303"/>
+    <w:bookmarkEnd w:id="57"/>
+    <w:p>
+      <w:pPr>
+        <w:pStyle w:val="NoSpacing"/>
+        <w:rPr>
+          <w:lang w:val="en-US"/>
+        </w:rPr>
+      </w:pPr>
+      <w:r>
+        <w:rPr>
+          <w:lang w:val="en-US"/>
+        </w:rPr>
+        <w:object w:dxaOrig="9026" w:dyaOrig="11943" w14:anchorId="389831CA">
+          <v:shape id="_x0000_i1062" type="#_x0000_t75" style="width:451.3pt;height:597.15pt" o:ole="" o:bordertopcolor="this" o:borderleftcolor="this" o:borderbottomcolor="this" o:borderrightcolor="this">
+            <v:imagedata r:id="rId101" o:title=""/>
+            <w10:bordertop type="single" width="4"/>
+            <w10:borderleft type="single" width="4"/>
+            <w10:borderbottom type="single" width="4"/>
+            <w10:borderright type="single" width="4"/>
+          </v:shape>
+          <o:OLEObject Type="Embed" ProgID="Word.OpenDocumentText.12" ShapeID="_x0000_i1062" DrawAspect="Content" ObjectID="_1838158603" r:id="rId102"/>
+        </w:object>
+      </w:r>
+    </w:p>
+    <w:p>
+      <w:pPr>
+        <w:rPr>
+          <w:lang w:val="en-US"/>
+        </w:rPr>
+      </w:pPr>
+      <w:r>
+        <w:rPr>
+          <w:lang w:val="en-US"/>
+        </w:rPr>
+        <w:br w:type="page"/>
+      </w:r>
+    </w:p>
+    <w:p>
+      <w:pPr>
         <w:pStyle w:val="Heading2"/>
       </w:pPr>
-      <w:bookmarkStart w:id="54" w:name="_Toc227443888"/>
+      <w:bookmarkStart w:id="58" w:name="_Toc227537205"/>
       <w:r>
         <w:lastRenderedPageBreak/>
         <w:t>II.2. Aplicație</w:t>
       </w:r>
-      <w:bookmarkEnd w:id="54"/>
+      <w:bookmarkEnd w:id="58"/>
     </w:p>
     <w:p>
       <w:pPr>
         <w:pStyle w:val="Heading3"/>
       </w:pPr>
+      <w:bookmarkStart w:id="59" w:name="_Toc227537206"/>
+      <w:r>
+        <w:t xml:space="preserve">II.2.1. </w:t>
+      </w:r>
+      <w:r>
+        <w:t>Sistemul de rendering</w:t>
+      </w:r>
+      <w:bookmarkEnd w:id="59"/>
+    </w:p>
+    <w:p>
+      <w:pPr>
+        <w:pStyle w:val="NoSpacing"/>
+        <w:rPr>
+          <w:lang w:val="ro-RO"/>
+        </w:rPr>
+      </w:pPr>
+      <w:r>
+        <w:tab/>
+        <w:t xml:space="preserve">Datorită graficii relativ simple necesare unui astfel de proiect, am ales să folosim un sistem de Batch Rendering. Vom inițializa un buffer global, ce memorează </w:t>
+      </w:r>
+      <w:r>
+        <w:t>toate punctele ce definesc forme geometrice</w:t>
+      </w:r>
+      <w:r>
+        <w:t>. Singurele forme folosite pentru acest proiect sunt</w:t>
+      </w:r>
+      <w:r>
+        <w:rPr>
+          <w:lang w:val="en-US"/>
+        </w:rPr>
+        <w:t xml:space="preserve">: dreptunghiul, segmentul </w:t>
+      </w:r>
+      <w:r>
+        <w:rPr>
+          <w:lang w:val="ro-RO"/>
+        </w:rPr>
+        <w:t xml:space="preserve">și </w:t>
+      </w:r>
+      <w:r>
+        <w:rPr>
+          <w:lang w:val="ro-RO"/>
+        </w:rPr>
+        <w:t>secvențele text. La finalul fiecărui cadru vom trimite bufferul către placa video, ce, folosind shaderele compilate, va transforma datele primite în imagini concrete. Deoarece reducem transferul de date dintre procesor și placă video, acest sistem este extrem de rapid din punct de vedere al timpului pentru generare a cadrelor.</w:t>
+      </w:r>
+    </w:p>
+    <w:p>
+      <w:pPr>
+        <w:pStyle w:val="NoSpacing"/>
+        <w:rPr>
+          <w:lang w:val="ro-RO"/>
+        </w:rPr>
+      </w:pPr>
+      <w:r>
+        <w:rPr>
+          <w:lang w:val="ro-RO"/>
+        </w:rPr>
+        <w:tab/>
+        <w:t>Secvențele text sunt împărțite într-o succesiune de caractere ASCII, ce sunt desenate printr-un dreptunghi texturat cu o imagine, reprezentând caracterul în sine. Această tehnică de desenare a textului poartă numele de Bitmap Font și este regăsită în majoritatea aplicațiilor vechi. Textura ce definește acest font pentru aplicația noastră se regăsește în directorul Simulation/Assets/Textures.</w:t>
+      </w:r>
+    </w:p>
+    <w:p>
+      <w:pPr>
+        <w:pStyle w:val="Heading3"/>
+        <w:rPr>
+          <w:lang w:val="ro-RO"/>
+        </w:rPr>
+      </w:pPr>
+      <w:bookmarkStart w:id="60" w:name="_Toc227537207"/>
+      <w:r>
+        <w:rPr>
+          <w:lang w:val="ro-RO"/>
+        </w:rPr>
+        <w:t>II.2.2. Sistemul de coordonate</w:t>
+      </w:r>
+      <w:bookmarkEnd w:id="60"/>
+    </w:p>
+    <w:p>
+      <w:pPr>
+        <w:pStyle w:val="NoSpacing"/>
+        <w:rPr>
+          <w:lang w:val="ro-RO"/>
+        </w:rPr>
+      </w:pPr>
+      <w:r>
+        <w:rPr>
+          <w:noProof/>
+          <w:lang w:val="ro-RO"/>
+        </w:rPr>
+        <mc:AlternateContent>
+          <mc:Choice Requires="wpg">
+            <w:drawing>
+              <wp:anchor distT="0" distB="0" distL="114300" distR="114300" simplePos="0" relativeHeight="251685888" behindDoc="0" locked="0" layoutInCell="1" allowOverlap="1" wp14:anchorId="215EA9CF" wp14:editId="1D59B7AE">
+                <wp:simplePos x="0" y="0"/>
+                <wp:positionH relativeFrom="column">
+                  <wp:posOffset>2909888</wp:posOffset>
+                </wp:positionH>
+                <wp:positionV relativeFrom="paragraph">
+                  <wp:posOffset>735965</wp:posOffset>
+                </wp:positionV>
+                <wp:extent cx="2907030" cy="2063115"/>
+                <wp:effectExtent l="0" t="0" r="26670" b="0"/>
+                <wp:wrapSquare wrapText="bothSides"/>
+                <wp:docPr id="1389029626" name="Group 13"/>
+                <wp:cNvGraphicFramePr/>
+                <a:graphic xmlns:a="http://schemas.openxmlformats.org/drawingml/2006/main">
+                  <a:graphicData uri="http://schemas.microsoft.com/office/word/2010/wordprocessingGroup">
+                    <wpg:wgp>
+                      <wpg:cNvGrpSpPr/>
+                      <wpg:grpSpPr>
+                        <a:xfrm>
+                          <a:off x="0" y="0"/>
+                          <a:ext cx="2907030" cy="2063115"/>
+                          <a:chOff x="0" y="0"/>
+                          <a:chExt cx="2907030" cy="2063115"/>
+                        </a:xfrm>
+                      </wpg:grpSpPr>
+                      <wpg:grpSp>
+                        <wpg:cNvPr id="511245729" name="Group 11"/>
+                        <wpg:cNvGrpSpPr/>
+                        <wpg:grpSpPr>
+                          <a:xfrm>
+                            <a:off x="0" y="0"/>
+                            <a:ext cx="2907030" cy="2063115"/>
+                            <a:chOff x="0" y="0"/>
+                            <a:chExt cx="2907030" cy="2063115"/>
+                          </a:xfrm>
+                        </wpg:grpSpPr>
+                        <wpg:grpSp>
+                          <wpg:cNvPr id="2133391421" name="Group 10"/>
+                          <wpg:cNvGrpSpPr/>
+                          <wpg:grpSpPr>
+                            <a:xfrm>
+                              <a:off x="0" y="0"/>
+                              <a:ext cx="2907030" cy="1745615"/>
+                              <a:chOff x="0" y="0"/>
+                              <a:chExt cx="2907030" cy="1745615"/>
+                            </a:xfrm>
+                          </wpg:grpSpPr>
+                          <wps:wsp>
+                            <wps:cNvPr id="2095805079" name="Rectangle 9"/>
+                            <wps:cNvSpPr>
+                              <a:spLocks noChangeAspect="1"/>
+                            </wps:cNvSpPr>
+                            <wps:spPr>
+                              <a:xfrm>
+                                <a:off x="0" y="0"/>
+                                <a:ext cx="2907030" cy="1745615"/>
+                              </a:xfrm>
+                              <a:prstGeom prst="rect">
+                                <a:avLst/>
+                              </a:prstGeom>
+                              <a:solidFill>
+                                <a:schemeClr val="bg1"/>
+                              </a:solidFill>
+                              <a:ln>
+                                <a:solidFill>
+                                  <a:schemeClr val="tx1"/>
+                                </a:solidFill>
+                              </a:ln>
+                            </wps:spPr>
+                            <wps:style>
+                              <a:lnRef idx="2">
+                                <a:schemeClr val="accent1">
+                                  <a:shade val="15000"/>
+                                </a:schemeClr>
+                              </a:lnRef>
+                              <a:fillRef idx="1">
+                                <a:schemeClr val="accent1"/>
+                              </a:fillRef>
+                              <a:effectRef idx="0">
+                                <a:schemeClr val="accent1"/>
+                              </a:effectRef>
+                              <a:fontRef idx="minor">
+                                <a:schemeClr val="lt1"/>
+                              </a:fontRef>
+                            </wps:style>
+                            <wps:bodyPr rot="0" spcFirstLastPara="0" vertOverflow="overflow" horzOverflow="overflow" vert="horz" wrap="square" lIns="91440" tIns="45720" rIns="91440" bIns="45720" numCol="1" spcCol="0" rtlCol="0" fromWordArt="0" anchor="ctr" anchorCtr="0" forceAA="0" compatLnSpc="1">
+                              <a:prstTxWarp prst="textNoShape">
+                                <a:avLst/>
+                              </a:prstTxWarp>
+                              <a:noAutofit/>
+                            </wps:bodyPr>
+                          </wps:wsp>
+                          <wps:wsp>
+                            <wps:cNvPr id="1309071206" name="Text Box 2"/>
+                            <wps:cNvSpPr txBox="1">
+                              <a:spLocks noChangeArrowheads="1"/>
+                            </wps:cNvSpPr>
+                            <wps:spPr bwMode="auto">
+                              <a:xfrm>
+                                <a:off x="1258784" y="730332"/>
+                                <a:ext cx="386715" cy="280035"/>
+                              </a:xfrm>
+                              <a:prstGeom prst="rect">
+                                <a:avLst/>
+                              </a:prstGeom>
+                              <a:solidFill>
+                                <a:srgbClr val="FFFFFF"/>
+                              </a:solidFill>
+                              <a:ln w="9525">
+                                <a:noFill/>
+                                <a:miter lim="800000"/>
+                                <a:headEnd/>
+                                <a:tailEnd/>
+                              </a:ln>
+                            </wps:spPr>
+                            <wps:txbx>
+                              <w:txbxContent>
+                                <w:p>
+                                  <w:pPr>
+                                    <w:jc w:val="center"/>
+                                  </w:pPr>
+                                  <w:r>
+                                    <w:t>0,0</w:t>
+                                  </w:r>
+                                </w:p>
+                              </w:txbxContent>
+                            </wps:txbx>
+                            <wps:bodyPr rot="0" vert="horz" wrap="square" lIns="91440" tIns="45720" rIns="91440" bIns="45720" anchor="t" anchorCtr="0">
+                              <a:noAutofit/>
+                            </wps:bodyPr>
+                          </wps:wsp>
+                          <wps:wsp>
+                            <wps:cNvPr id="2048607767" name="Text Box 2"/>
+                            <wps:cNvSpPr txBox="1">
+                              <a:spLocks noChangeArrowheads="1"/>
+                            </wps:cNvSpPr>
+                            <wps:spPr bwMode="auto">
+                              <a:xfrm>
+                                <a:off x="1258784" y="23750"/>
+                                <a:ext cx="386715" cy="280035"/>
+                              </a:xfrm>
+                              <a:prstGeom prst="rect">
+                                <a:avLst/>
+                              </a:prstGeom>
+                              <a:solidFill>
+                                <a:srgbClr val="FFFFFF"/>
+                              </a:solidFill>
+                              <a:ln w="9525">
+                                <a:noFill/>
+                                <a:miter lim="800000"/>
+                                <a:headEnd/>
+                                <a:tailEnd/>
+                              </a:ln>
+                            </wps:spPr>
+                            <wps:txbx>
+                              <w:txbxContent>
+                                <w:p>
+                                  <w:pPr>
+                                    <w:jc w:val="center"/>
+                                  </w:pPr>
+                                  <w:r>
+                                    <w:t>0,</w:t>
+                                  </w:r>
+                                  <w:r>
+                                    <w:t>1</w:t>
+                                  </w:r>
+                                </w:p>
+                              </w:txbxContent>
+                            </wps:txbx>
+                            <wps:bodyPr rot="0" vert="horz" wrap="square" lIns="91440" tIns="45720" rIns="91440" bIns="45720" anchor="t" anchorCtr="0">
+                              <a:noAutofit/>
+                            </wps:bodyPr>
+                          </wps:wsp>
+                          <wps:wsp>
+                            <wps:cNvPr id="308242675" name="Text Box 2"/>
+                            <wps:cNvSpPr txBox="1">
+                              <a:spLocks noChangeArrowheads="1"/>
+                            </wps:cNvSpPr>
+                            <wps:spPr bwMode="auto">
+                              <a:xfrm>
+                                <a:off x="1199407" y="1419101"/>
+                                <a:ext cx="509905" cy="280035"/>
+                              </a:xfrm>
+                              <a:prstGeom prst="rect">
+                                <a:avLst/>
+                              </a:prstGeom>
+                              <a:solidFill>
+                                <a:srgbClr val="FFFFFF"/>
+                              </a:solidFill>
+                              <a:ln w="9525">
+                                <a:noFill/>
+                                <a:miter lim="800000"/>
+                                <a:headEnd/>
+                                <a:tailEnd/>
+                              </a:ln>
+                            </wps:spPr>
+                            <wps:txbx>
+                              <w:txbxContent>
+                                <w:p>
+                                  <w:pPr>
+                                    <w:jc w:val="center"/>
+                                  </w:pPr>
+                                  <w:r>
+                                    <w:t>0,</w:t>
+                                  </w:r>
+                                  <w:r>
+                                    <w:t>-1</w:t>
+                                  </w:r>
+                                </w:p>
+                              </w:txbxContent>
+                            </wps:txbx>
+                            <wps:bodyPr rot="0" vert="horz" wrap="square" lIns="91440" tIns="45720" rIns="91440" bIns="45720" anchor="t" anchorCtr="0">
+                              <a:noAutofit/>
+                            </wps:bodyPr>
+                          </wps:wsp>
+                          <wps:wsp>
+                            <wps:cNvPr id="756742157" name="Text Box 2"/>
+                            <wps:cNvSpPr txBox="1">
+                              <a:spLocks noChangeArrowheads="1"/>
+                            </wps:cNvSpPr>
+                            <wps:spPr bwMode="auto">
+                              <a:xfrm>
+                                <a:off x="29688" y="736270"/>
+                                <a:ext cx="481965" cy="280035"/>
+                              </a:xfrm>
+                              <a:prstGeom prst="rect">
+                                <a:avLst/>
+                              </a:prstGeom>
+                              <a:solidFill>
+                                <a:srgbClr val="FFFFFF"/>
+                              </a:solidFill>
+                              <a:ln w="9525">
+                                <a:noFill/>
+                                <a:miter lim="800000"/>
+                                <a:headEnd/>
+                                <a:tailEnd/>
+                              </a:ln>
+                            </wps:spPr>
+                            <wps:txbx>
+                              <w:txbxContent>
+                                <w:p>
+                                  <w:pPr>
+                                    <w:jc w:val="center"/>
+                                    <w:rPr>
+                                      <w:lang w:val="ro-RO"/>
+                                    </w:rPr>
+                                  </w:pPr>
+                                  <w:r>
+                                    <w:rPr>
+                                      <w:lang w:val="ro-RO"/>
+                                    </w:rPr>
+                                    <w:t>-1,0</w:t>
+                                  </w:r>
+                                </w:p>
+                              </w:txbxContent>
+                            </wps:txbx>
+                            <wps:bodyPr rot="0" vert="horz" wrap="square" lIns="91440" tIns="45720" rIns="91440" bIns="45720" anchor="t" anchorCtr="0">
+                              <a:noAutofit/>
+                            </wps:bodyPr>
+                          </wps:wsp>
+                          <wps:wsp>
+                            <wps:cNvPr id="1624699930" name="Text Box 2"/>
+                            <wps:cNvSpPr txBox="1">
+                              <a:spLocks noChangeArrowheads="1"/>
+                            </wps:cNvSpPr>
+                            <wps:spPr bwMode="auto">
+                              <a:xfrm>
+                                <a:off x="2476005" y="736270"/>
+                                <a:ext cx="386715" cy="280035"/>
+                              </a:xfrm>
+                              <a:prstGeom prst="rect">
+                                <a:avLst/>
+                              </a:prstGeom>
+                              <a:solidFill>
+                                <a:srgbClr val="FFFFFF"/>
+                              </a:solidFill>
+                              <a:ln w="9525">
+                                <a:noFill/>
+                                <a:miter lim="800000"/>
+                                <a:headEnd/>
+                                <a:tailEnd/>
+                              </a:ln>
+                            </wps:spPr>
+                            <wps:txbx>
+                              <w:txbxContent>
+                                <w:p>
+                                  <w:pPr>
+                                    <w:jc w:val="center"/>
+                                    <w:rPr>
+                                      <w:lang w:val="ro-RO"/>
+                                    </w:rPr>
+                                  </w:pPr>
+                                  <w:r>
+                                    <w:rPr>
+                                      <w:lang w:val="ro-RO"/>
+                                    </w:rPr>
+                                    <w:t>1,0</w:t>
+                                  </w:r>
+                                </w:p>
+                              </w:txbxContent>
+                            </wps:txbx>
+                            <wps:bodyPr rot="0" vert="horz" wrap="square" lIns="91440" tIns="45720" rIns="91440" bIns="45720" anchor="t" anchorCtr="0">
+                              <a:noAutofit/>
+                            </wps:bodyPr>
+                          </wps:wsp>
+                        </wpg:grpSp>
+                        <wps:wsp>
+                          <wps:cNvPr id="1027207004" name="Text Box 1"/>
+                          <wps:cNvSpPr txBox="1"/>
+                          <wps:spPr>
+                            <a:xfrm>
+                              <a:off x="0" y="1804670"/>
+                              <a:ext cx="2907030" cy="258445"/>
+                            </a:xfrm>
+                            <a:prstGeom prst="rect">
+                              <a:avLst/>
+                            </a:prstGeom>
+                            <a:solidFill>
+                              <a:prstClr val="white"/>
+                            </a:solidFill>
+                            <a:ln>
+                              <a:noFill/>
+                            </a:ln>
+                          </wps:spPr>
+                          <wps:txbx>
+                            <w:txbxContent>
+                              <w:p>
+                                <w:pPr>
+                                  <w:pStyle w:val="Caption"/>
+                                  <w:jc w:val="center"/>
+                                  <w:rPr>
+                                    <w:noProof/>
+                                    <w:color w:val="000000" w:themeColor="text1"/>
+                                    <w:lang w:val="ro-RO"/>
+                                  </w:rPr>
+                                </w:pPr>
+                                <w:r>
+                                  <w:rPr>
+                                    <w:b/>
+                                    <w:bCs/>
+                                    <w:noProof/>
+                                    <w:lang w:val="ro-RO"/>
+                                  </w:rPr>
+                                  <w:t xml:space="preserve">Figura II.2.2.1. </w:t>
+                                </w:r>
+                                <w:r>
+                                  <w:rPr>
+                                    <w:noProof/>
+                                    <w:lang w:val="ro-RO"/>
+                                  </w:rPr>
+                                  <w:t>Sistemul de coordonate NDC</w:t>
+                                </w:r>
+                              </w:p>
+                            </w:txbxContent>
+                          </wps:txbx>
+                          <wps:bodyPr rot="0" spcFirstLastPara="0" vertOverflow="overflow" horzOverflow="overflow" vert="horz" wrap="square" lIns="0" tIns="0" rIns="0" bIns="0" numCol="1" spcCol="0" rtlCol="0" fromWordArt="0" anchor="t" anchorCtr="0" forceAA="0" compatLnSpc="1">
+                            <a:prstTxWarp prst="textNoShape">
+                              <a:avLst/>
+                            </a:prstTxWarp>
+                            <a:spAutoFit/>
+                          </wps:bodyPr>
+                        </wps:wsp>
+                      </wpg:grpSp>
+                      <wps:wsp>
+                        <wps:cNvPr id="1923912143" name="Straight Arrow Connector 12"/>
+                        <wps:cNvCnPr/>
+                        <wps:spPr>
+                          <a:xfrm flipV="1">
+                            <a:off x="1423987" y="304800"/>
+                            <a:ext cx="0" cy="432485"/>
+                          </a:xfrm>
+                          <a:prstGeom prst="straightConnector1">
+                            <a:avLst/>
+                          </a:prstGeom>
+                          <a:ln>
+                            <a:solidFill>
+                              <a:schemeClr val="tx1"/>
+                            </a:solidFill>
+                            <a:tailEnd type="triangle"/>
+                          </a:ln>
+                        </wps:spPr>
+                        <wps:style>
+                          <a:lnRef idx="2">
+                            <a:schemeClr val="accent1"/>
+                          </a:lnRef>
+                          <a:fillRef idx="0">
+                            <a:schemeClr val="accent1"/>
+                          </a:fillRef>
+                          <a:effectRef idx="1">
+                            <a:schemeClr val="accent1"/>
+                          </a:effectRef>
+                          <a:fontRef idx="minor">
+                            <a:schemeClr val="tx1"/>
+                          </a:fontRef>
+                        </wps:style>
+                        <wps:bodyPr/>
+                      </wps:wsp>
+                      <wps:wsp>
+                        <wps:cNvPr id="101259884" name="Straight Arrow Connector 12"/>
+                        <wps:cNvCnPr/>
+                        <wps:spPr>
+                          <a:xfrm rot="5400000" flipV="1">
+                            <a:off x="2005806" y="648494"/>
+                            <a:ext cx="0" cy="432485"/>
+                          </a:xfrm>
+                          <a:prstGeom prst="straightConnector1">
+                            <a:avLst/>
+                          </a:prstGeom>
+                          <a:ln>
+                            <a:solidFill>
+                              <a:schemeClr val="tx1"/>
+                            </a:solidFill>
+                            <a:tailEnd type="triangle"/>
+                          </a:ln>
+                        </wps:spPr>
+                        <wps:style>
+                          <a:lnRef idx="2">
+                            <a:schemeClr val="accent1"/>
+                          </a:lnRef>
+                          <a:fillRef idx="0">
+                            <a:schemeClr val="accent1"/>
+                          </a:fillRef>
+                          <a:effectRef idx="1">
+                            <a:schemeClr val="accent1"/>
+                          </a:effectRef>
+                          <a:fontRef idx="minor">
+                            <a:schemeClr val="tx1"/>
+                          </a:fontRef>
+                        </wps:style>
+                        <wps:bodyPr/>
+                      </wps:wsp>
+                      <wps:wsp>
+                        <wps:cNvPr id="1636617229" name="Straight Arrow Connector 12"/>
+                        <wps:cNvCnPr/>
+                        <wps:spPr>
+                          <a:xfrm>
+                            <a:off x="1423987" y="1014413"/>
+                            <a:ext cx="0" cy="432485"/>
+                          </a:xfrm>
+                          <a:prstGeom prst="straightConnector1">
+                            <a:avLst/>
+                          </a:prstGeom>
+                          <a:ln>
+                            <a:solidFill>
+                              <a:schemeClr val="tx1"/>
+                            </a:solidFill>
+                            <a:tailEnd type="triangle"/>
+                          </a:ln>
+                        </wps:spPr>
+                        <wps:style>
+                          <a:lnRef idx="2">
+                            <a:schemeClr val="accent1"/>
+                          </a:lnRef>
+                          <a:fillRef idx="0">
+                            <a:schemeClr val="accent1"/>
+                          </a:fillRef>
+                          <a:effectRef idx="1">
+                            <a:schemeClr val="accent1"/>
+                          </a:effectRef>
+                          <a:fontRef idx="minor">
+                            <a:schemeClr val="tx1"/>
+                          </a:fontRef>
+                        </wps:style>
+                        <wps:bodyPr/>
+                      </wps:wsp>
+                      <wps:wsp>
+                        <wps:cNvPr id="1261228881" name="Straight Arrow Connector 12"/>
+                        <wps:cNvCnPr/>
+                        <wps:spPr>
+                          <a:xfrm rot="16200000" flipH="1" flipV="1">
+                            <a:off x="802163" y="651987"/>
+                            <a:ext cx="0" cy="432485"/>
+                          </a:xfrm>
+                          <a:prstGeom prst="straightConnector1">
+                            <a:avLst/>
+                          </a:prstGeom>
+                          <a:ln>
+                            <a:solidFill>
+                              <a:schemeClr val="tx1"/>
+                            </a:solidFill>
+                            <a:tailEnd type="triangle"/>
+                          </a:ln>
+                        </wps:spPr>
+                        <wps:style>
+                          <a:lnRef idx="2">
+                            <a:schemeClr val="accent1"/>
+                          </a:lnRef>
+                          <a:fillRef idx="0">
+                            <a:schemeClr val="accent1"/>
+                          </a:fillRef>
+                          <a:effectRef idx="1">
+                            <a:schemeClr val="accent1"/>
+                          </a:effectRef>
+                          <a:fontRef idx="minor">
+                            <a:schemeClr val="tx1"/>
+                          </a:fontRef>
+                        </wps:style>
+                        <wps:bodyPr/>
+                      </wps:wsp>
+                    </wpg:wgp>
+                  </a:graphicData>
+                </a:graphic>
+              </wp:anchor>
+            </w:drawing>
+          </mc:Choice>
+          <mc:Fallback>
+            <w:pict>
+              <v:group w14:anchorId="215EA9CF" id="Group 13" o:spid="_x0000_s1036" style="position:absolute;left:0;text-align:left;margin-left:229.15pt;margin-top:57.95pt;width:228.9pt;height:162.45pt;z-index:251685888" coordsize="29070,20631" o:gfxdata="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">
+                <v:group id="Group 11" o:spid="_x0000_s1037" style="position:absolute;width:29070;height:20631" coordsize="29070,20631" o:gfxdata="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">
+                  <v:group id="Group 10" o:spid="_x0000_s1038" style="position:absolute;width:29070;height:17456" coordsize="29070,17456" o:gfxdata="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">
+                    <v:rect id="Rectangle 9" o:spid="_x0000_s1039" style="position:absolute;width:29070;height:17456;visibility:visible;mso-wrap-style:square;v-text-anchor:middle" o:gfxdata="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" fillcolor="white [3212]" strokecolor="black [3213]" strokeweight="1.5pt">
+                      <v:path arrowok="t"/>
+                      <o:lock v:ext="edit" aspectratio="t"/>
+                    </v:rect>
+                    <v:shape id="Text Box 2" o:spid="_x0000_s1040" type="#_x0000_t202" style="position:absolute;left:12587;top:7303;width:3867;height:2800;visibility:visible;mso-wrap-style:square;v-text-anchor:top" o:gfxdata="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" stroked="f">
+                      <v:textbox>
+                        <w:txbxContent>
+                          <w:p>
+                            <w:pPr>
+                              <w:jc w:val="center"/>
+                            </w:pPr>
+                            <w:r>
+                              <w:t>0,0</w:t>
+                            </w:r>
+                          </w:p>
+                        </w:txbxContent>
+                      </v:textbox>
+                    </v:shape>
+                    <v:shape id="Text Box 2" o:spid="_x0000_s1041" type="#_x0000_t202" style="position:absolute;left:12587;top:237;width:3867;height:2800;visibility:visible;mso-wrap-style:square;v-text-anchor:top" o:gfxdata="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" stroked="f">
+                      <v:textbox>
+                        <w:txbxContent>
+                          <w:p>
+                            <w:pPr>
+                              <w:jc w:val="center"/>
+                            </w:pPr>
+                            <w:r>
+                              <w:t>0,</w:t>
+                            </w:r>
+                            <w:r>
+                              <w:t>1</w:t>
+                            </w:r>
+                          </w:p>
+                        </w:txbxContent>
+                      </v:textbox>
+                    </v:shape>
+                    <v:shape id="Text Box 2" o:spid="_x0000_s1042" type="#_x0000_t202" style="position:absolute;left:11994;top:14191;width:5099;height:2800;visibility:visible;mso-wrap-style:square;v-text-anchor:top" o:gfxdata="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" stroked="f">
+                      <v:textbox>
+                        <w:txbxContent>
+                          <w:p>
+                            <w:pPr>
+                              <w:jc w:val="center"/>
+                            </w:pPr>
+                            <w:r>
+                              <w:t>0,</w:t>
+                            </w:r>
+                            <w:r>
+                              <w:t>-1</w:t>
+                            </w:r>
+                          </w:p>
+                        </w:txbxContent>
+                      </v:textbox>
+                    </v:shape>
+                    <v:shape id="Text Box 2" o:spid="_x0000_s1043" type="#_x0000_t202" style="position:absolute;left:296;top:7362;width:4820;height:2801;visibility:visible;mso-wrap-style:square;v-text-anchor:top" o:gfxdata="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" stroked="f">
+                      <v:textbox>
+                        <w:txbxContent>
+                          <w:p>
+                            <w:pPr>
+                              <w:jc w:val="center"/>
+                              <w:rPr>
+                                <w:lang w:val="ro-RO"/>
+                              </w:rPr>
+                            </w:pPr>
+                            <w:r>
+                              <w:rPr>
+                                <w:lang w:val="ro-RO"/>
+                              </w:rPr>
+                              <w:t>-1,0</w:t>
+                            </w:r>
+                          </w:p>
+                        </w:txbxContent>
+                      </v:textbox>
+                    </v:shape>
+                    <v:shape id="Text Box 2" o:spid="_x0000_s1044" type="#_x0000_t202" style="position:absolute;left:24760;top:7362;width:3867;height:2801;visibility:visible;mso-wrap-style:square;v-text-anchor:top" o:gfxdata="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" stroked="f">
+                      <v:textbox>
+                        <w:txbxContent>
+                          <w:p>
+                            <w:pPr>
+                              <w:jc w:val="center"/>
+                              <w:rPr>
+                                <w:lang w:val="ro-RO"/>
+                              </w:rPr>
+                            </w:pPr>
+                            <w:r>
+                              <w:rPr>
+                                <w:lang w:val="ro-RO"/>
+                              </w:rPr>
+                              <w:t>1,0</w:t>
+                            </w:r>
+                          </w:p>
+                        </w:txbxContent>
+                      </v:textbox>
+                    </v:shape>
+                  </v:group>
+                  <v:shape id="_x0000_s1045" type="#_x0000_t202" style="position:absolute;top:18046;width:29070;height:2585;visibility:visible;mso-wrap-style:square;v-text-anchor:top" o:gfxdata="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" stroked="f">
+                    <v:textbox style="mso-fit-shape-to-text:t" inset="0,0,0,0">
+                      <w:txbxContent>
+                        <w:p>
+                          <w:pPr>
+                            <w:pStyle w:val="Caption"/>
+                            <w:jc w:val="center"/>
+                            <w:rPr>
+                              <w:noProof/>
+                              <w:color w:val="000000" w:themeColor="text1"/>
+                              <w:lang w:val="ro-RO"/>
+                            </w:rPr>
+                          </w:pPr>
+                          <w:r>
+                            <w:rPr>
+                              <w:b/>
+                              <w:bCs/>
+                              <w:noProof/>
+                              <w:lang w:val="ro-RO"/>
+                            </w:rPr>
+                            <w:t xml:space="preserve">Figura II.2.2.1. </w:t>
+                          </w:r>
+                          <w:r>
+                            <w:rPr>
+                              <w:noProof/>
+                              <w:lang w:val="ro-RO"/>
+                            </w:rPr>
+                            <w:t>Sistemul de coordonate NDC</w:t>
+                          </w:r>
+                        </w:p>
+                      </w:txbxContent>
+                    </v:textbox>
+                  </v:shape>
+                </v:group>
+                <v:shapetype id="_x0000_t32" coordsize="21600,21600" o:spt="32" o:oned="t" path="m,l21600,21600e" filled="f">
+                  <v:path arrowok="t" fillok="f" o:connecttype="none"/>
+                  <o:lock v:ext="edit" shapetype="t"/>
+                </v:shapetype>
+                <v:shape id="Straight Arrow Connector 12" o:spid="_x0000_s1046" type="#_x0000_t32" style="position:absolute;left:14239;top:3048;width:0;height:4324;flip:y;visibility:visible;mso-wrap-style:square" o:connectortype="straight" o:gfxdata="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" strokecolor="black [3213]" strokeweight="1.5pt">
+                  <v:stroke endarrow="block" joinstyle="miter"/>
+                </v:shape>
+                <v:shape id="Straight Arrow Connector 12" o:spid="_x0000_s1047" type="#_x0000_t32" style="position:absolute;left:20058;top:6484;width:0;height:4325;rotation:-90;flip:y;visibility:visible;mso-wrap-style:square" o:connectortype="straight" o:gfxdata="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" strokecolor="black [3213]" strokeweight="1.5pt">
+                  <v:stroke endarrow="block" joinstyle="miter"/>
+                </v:shape>
+                <v:shape id="Straight Arrow Connector 12" o:spid="_x0000_s1048" type="#_x0000_t32" style="position:absolute;left:14239;top:10144;width:0;height:4324;visibility:visible;mso-wrap-style:square" o:connectortype="straight" o:gfxdata="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" strokecolor="black [3213]" strokeweight="1.5pt">
+                  <v:stroke endarrow="block" joinstyle="miter"/>
+                </v:shape>
+                <v:shape id="Straight Arrow Connector 12" o:spid="_x0000_s1049" type="#_x0000_t32" style="position:absolute;left:8022;top:6519;width:0;height:4325;rotation:-90;flip:x y;visibility:visible;mso-wrap-style:square" o:connectortype="straight" o:gfxdata="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" strokecolor="black [3213]" strokeweight="1.5pt">
+                  <v:stroke endarrow="block" joinstyle="miter"/>
+                </v:shape>
+                <w10:wrap type="square"/>
+              </v:group>
+            </w:pict>
+          </mc:Fallback>
+        </mc:AlternateContent>
+      </w:r>
+      <w:r>
+        <w:rPr>
+          <w:lang w:val="ro-RO"/>
+        </w:rPr>
+        <w:tab/>
+        <w:t xml:space="preserve">Una dintre cele mai dificile etape ale acestui proiect a fost sistemul de coordonate utilizat. OpenGL folosește un sistem de coordonate numit NDC (Normalized Deviced Coordinates), ce diferă de majoritatea sistemelor întalnite până acum în grafica calculatoarelor. În locul unui sistem clasic, unde 0,0 se află în partea de stânga-sus a panoului/ecranului, iar colțul dreapta-jos reprezintă lungimea și lățimea panoului, OpenGL definește centrul ecranului drept 0,0 și folosește </w:t>
+      </w:r>
+      <w:r>
+        <w:rPr>
+          <w:lang w:val="ro-RO"/>
+        </w:rPr>
+        <w:t>sistemul de coordonate carteziene pentru a se referi la un punct pe ecran.</w:t>
+      </w:r>
+    </w:p>
+    <w:p>
+      <w:pPr>
+        <w:pStyle w:val="NoSpacing"/>
+        <w:rPr>
+          <w:lang w:val="ro-RO"/>
+        </w:rPr>
+      </w:pPr>
+      <w:r>
+        <w:rPr>
+          <w:lang w:val="ro-RO"/>
+        </w:rPr>
+        <w:tab/>
+        <w:t xml:space="preserve">În plus, deoarece dorim ca utilizatorul să poată „mișca” editorul sau </w:t>
+      </w:r>
+      <w:r>
+        <w:rPr>
+          <w:lang w:val="ro-RO"/>
+        </w:rPr>
+        <w:t xml:space="preserve">să poată efectua </w:t>
+      </w:r>
+      <w:r>
+        <w:rPr>
+          <w:lang w:val="ro-RO"/>
+        </w:rPr>
+        <w:t>operații de tip zoom, trebuie să existe sisteme de coordonate diferite pentru obiectele din aplicație și obiectele afișate pe ecran.</w:t>
+      </w:r>
+    </w:p>
+    <w:p>
+      <w:pPr>
+        <w:pStyle w:val="NoSpacing"/>
+        <w:rPr>
+          <w:lang w:val="ro-RO"/>
+        </w:rPr>
+      </w:pPr>
+      <w:r>
+        <w:rPr>
+          <w:lang w:val="ro-RO"/>
+        </w:rPr>
+        <w:tab/>
+        <w:t>Deoarece GLSL admite matrici și vectori matematici, iar fiecare punct pe ecran este definit drept un vector de 4 valori (</w:t>
+      </w:r>
+      <m:oMath>
+        <m:r>
+          <m:rPr>
+            <m:scr m:val="script"/>
+          </m:rPr>
+          <w:rPr>
+            <w:rFonts w:ascii="Cambria Math" w:hAnsi="Cambria Math"/>
+            <w:lang w:val="ro-RO"/>
+          </w:rPr>
+          <m:t>x, y, z, w</m:t>
+        </m:r>
+      </m:oMath>
+      <w:r>
+        <w:rPr>
+          <w:lang w:val="ro-RO"/>
+        </w:rPr>
+        <w:t>), toate coordonatele pentru obiectele din aplicație pot fi transformate în coordonate pentru obiecte pe ecran printr-o singură operație de înmulțire a matricilor.</w:t>
+      </w:r>
+    </w:p>
+    <w:p>
+      <w:pPr>
+        <w:pStyle w:val="NoSpacing"/>
+        <w:rPr>
+          <w:lang w:val="en-US"/>
+        </w:rPr>
+      </w:pPr>
+      <w:r>
+        <w:rPr>
+          <w:lang w:val="ro-RO"/>
+        </w:rPr>
+        <w:tab/>
+        <w:t xml:space="preserve">Definim </w:t>
+      </w:r>
+      <w:r>
+        <w:rPr>
+          <w:lang w:val="ro-RO"/>
+        </w:rPr>
+        <w:t>următoarele date despre harta internă a aplicației</w:t>
+      </w:r>
+      <w:r>
+        <w:rPr>
+          <w:lang w:val="en-US"/>
+        </w:rPr>
+        <w:t>:</w:t>
+      </w:r>
+      <w:r>
+        <w:rPr>
+          <w:lang w:val="en-US"/>
+        </w:rPr>
+        <w:t xml:space="preserve"> </w:t>
+      </w:r>
+    </w:p>
+    <w:p>
+      <w:pPr>
+        <w:pStyle w:val="NoSpacing"/>
+        <w:numPr>
+          <w:ilvl w:val="0"/>
+          <w:numId w:val="7"/>
+        </w:numPr>
+        <w:rPr>
+          <w:lang w:val="en-US"/>
+        </w:rPr>
+      </w:pPr>
+      <w:r>
+        <w:rPr>
+          <w:lang w:val="en-US"/>
+        </w:rPr>
+        <w:t>Visible Tiles = Num</w:t>
+      </w:r>
+      <w:r>
+        <w:rPr>
+          <w:lang w:val="ro-RO"/>
+        </w:rPr>
+        <w:t>ărul de unități din hartă vizibile pe ecran</w:t>
+      </w:r>
+      <w:r>
+        <w:rPr>
+          <w:lang w:val="ro-RO"/>
+        </w:rPr>
+        <w:t xml:space="preserve"> </w:t>
+      </w:r>
+      <w:r>
+        <w:rPr>
+          <w:lang w:val="ro-RO"/>
+        </w:rPr>
+        <w:t>(</w:t>
+      </w:r>
+      <m:oMath>
+        <m:sSub>
+          <m:sSubPr>
+            <m:ctrlPr>
+              <w:rPr>
+                <w:rFonts w:ascii="Cambria Math" w:hAnsi="Cambria Math"/>
+                <w:i/>
+                <w:lang w:val="en-US"/>
+              </w:rPr>
+            </m:ctrlPr>
+          </m:sSubPr>
+          <m:e>
+            <m:r>
+              <m:rPr>
+                <m:scr m:val="script"/>
+              </m:rPr>
+              <w:rPr>
+                <w:rFonts w:ascii="Cambria Math" w:hAnsi="Cambria Math"/>
+                <w:lang w:val="en-US"/>
+              </w:rPr>
+              <m:t>x</m:t>
+            </m:r>
+          </m:e>
+          <m:sub>
+            <m:r>
+              <m:rPr>
+                <m:scr m:val="script"/>
+              </m:rPr>
+              <w:rPr>
+                <w:rFonts w:ascii="Cambria Math" w:hAnsi="Cambria Math"/>
+                <w:lang w:val="en-US"/>
+              </w:rPr>
+              <m:t>v</m:t>
+            </m:r>
+          </m:sub>
+        </m:sSub>
+        <m:r>
+          <w:rPr>
+            <w:rFonts w:ascii="Cambria Math" w:hAnsi="Cambria Math"/>
+            <w:lang w:val="en-US"/>
+          </w:rPr>
+          <m:t xml:space="preserve">, </m:t>
+        </m:r>
+        <m:sSub>
+          <m:sSubPr>
+            <m:ctrlPr>
+              <w:rPr>
+                <w:rFonts w:ascii="Cambria Math" w:eastAsia="Cambria Math" w:hAnsi="Cambria Math" w:cs="Cambria Math"/>
+                <w:i/>
+                <w:lang w:val="en-US"/>
+              </w:rPr>
+            </m:ctrlPr>
+          </m:sSubPr>
+          <m:e>
+            <m:r>
+              <m:rPr>
+                <m:scr m:val="script"/>
+              </m:rPr>
+              <w:rPr>
+                <w:rFonts w:ascii="Cambria Math" w:eastAsia="Cambria Math" w:hAnsi="Cambria Math" w:cs="Cambria Math"/>
+                <w:lang w:val="en-US"/>
+              </w:rPr>
+              <m:t>y</m:t>
+            </m:r>
+          </m:e>
+          <m:sub>
+            <m:r>
+              <m:rPr>
+                <m:scr m:val="script"/>
+              </m:rPr>
+              <w:rPr>
+                <w:rFonts w:ascii="Cambria Math" w:eastAsia="Cambria Math" w:hAnsi="Cambria Math" w:cs="Cambria Math"/>
+                <w:lang w:val="en-US"/>
+              </w:rPr>
+              <m:t>v</m:t>
+            </m:r>
+          </m:sub>
+        </m:sSub>
+      </m:oMath>
+      <w:r>
+        <w:rPr>
+          <w:rFonts w:eastAsiaTheme="minorEastAsia"/>
+          <w:lang w:val="en-US"/>
+        </w:rPr>
+        <w:t>)</w:t>
+      </w:r>
+    </w:p>
+    <w:p>
+      <w:pPr>
+        <w:pStyle w:val="NoSpacing"/>
+        <w:numPr>
+          <w:ilvl w:val="0"/>
+          <w:numId w:val="7"/>
+        </w:numPr>
+        <w:rPr>
+          <w:lang w:val="en-US"/>
+        </w:rPr>
+      </w:pPr>
+      <w:r>
+        <w:rPr>
+          <w:lang w:val="ro-RO"/>
+        </w:rPr>
+        <w:t>Camera Offset = Poziția „camerei” pe hartă</w:t>
+      </w:r>
+      <w:r>
+        <w:rPr>
+          <w:lang w:val="ro-RO"/>
+        </w:rPr>
+        <w:t xml:space="preserve"> (</w:t>
+      </w:r>
+      <m:oMath>
+        <m:sSub>
+          <m:sSubPr>
+            <m:ctrlPr>
+              <w:rPr>
+                <w:rFonts w:ascii="Cambria Math" w:eastAsia="Cambria Math" w:hAnsi="Cambria Math" w:cs="Cambria Math"/>
+                <w:i/>
+                <w:lang w:val="en-US"/>
+              </w:rPr>
+            </m:ctrlPr>
+          </m:sSubPr>
+          <m:e>
+            <m:r>
+              <m:rPr>
+                <m:scr m:val="script"/>
+              </m:rPr>
+              <w:rPr>
+                <w:rFonts w:ascii="Cambria Math" w:eastAsia="Cambria Math" w:hAnsi="Cambria Math" w:cs="Cambria Math"/>
+                <w:lang w:val="en-US"/>
+              </w:rPr>
+              <m:t>x</m:t>
+            </m:r>
+          </m:e>
+          <m:sub>
+            <m:r>
+              <m:rPr>
+                <m:scr m:val="script"/>
+              </m:rPr>
+              <w:rPr>
+                <w:rFonts w:ascii="Cambria Math" w:eastAsia="Cambria Math" w:hAnsi="Cambria Math" w:cs="Cambria Math"/>
+                <w:lang w:val="en-US"/>
+              </w:rPr>
+              <m:t>c</m:t>
+            </m:r>
+          </m:sub>
+        </m:sSub>
+        <m:r>
+          <w:rPr>
+            <w:rFonts w:ascii="Cambria Math" w:eastAsia="Cambria Math" w:hAnsi="Cambria Math" w:cs="Cambria Math"/>
+            <w:lang w:val="en-US"/>
+          </w:rPr>
+          <m:t xml:space="preserve">, </m:t>
+        </m:r>
+        <m:sSub>
+          <m:sSubPr>
+            <m:ctrlPr>
+              <w:rPr>
+                <w:rFonts w:ascii="Cambria Math" w:eastAsia="Cambria Math" w:hAnsi="Cambria Math" w:cs="Cambria Math"/>
+                <w:i/>
+                <w:lang w:val="en-US"/>
+              </w:rPr>
+            </m:ctrlPr>
+          </m:sSubPr>
+          <m:e>
+            <m:r>
+              <m:rPr>
+                <m:scr m:val="script"/>
+              </m:rPr>
+              <w:rPr>
+                <w:rFonts w:ascii="Cambria Math" w:eastAsia="Cambria Math" w:hAnsi="Cambria Math" w:cs="Cambria Math"/>
+                <w:lang w:val="en-US"/>
+              </w:rPr>
+              <m:t>y</m:t>
+            </m:r>
+          </m:e>
+          <m:sub>
+            <m:r>
+              <m:rPr>
+                <m:scr m:val="script"/>
+              </m:rPr>
+              <w:rPr>
+                <w:rFonts w:ascii="Cambria Math" w:eastAsia="Cambria Math" w:hAnsi="Cambria Math" w:cs="Cambria Math"/>
+                <w:lang w:val="en-US"/>
+              </w:rPr>
+              <m:t>c</m:t>
+            </m:r>
+          </m:sub>
+        </m:sSub>
+        <m:r>
+          <w:rPr>
+            <w:rFonts w:ascii="Cambria Math" w:eastAsia="Cambria Math" w:hAnsi="Cambria Math" w:cs="Cambria Math"/>
+            <w:lang w:val="en-US"/>
+          </w:rPr>
+          <m:t>)</m:t>
+        </m:r>
+      </m:oMath>
+    </w:p>
+    <w:p>
+      <w:pPr>
+        <w:pStyle w:val="NoSpacing"/>
+        <w:numPr>
+          <w:ilvl w:val="0"/>
+          <w:numId w:val="7"/>
+        </w:numPr>
+        <w:rPr>
+          <w:lang w:val="en-US"/>
+        </w:rPr>
+      </w:pPr>
+      <w:r>
+        <w:rPr>
+          <w:lang w:val="ro-RO"/>
+        </w:rPr>
+        <w:t>Zoom = Nivelul de zoom sau apropierea „camerei” de hartă</w:t>
+      </w:r>
+      <w:r>
+        <w:rPr>
+          <w:lang w:val="ro-RO"/>
+        </w:rPr>
+        <w:t xml:space="preserve"> (</w:t>
+      </w:r>
+      <m:oMath>
+        <m:r>
+          <m:rPr>
+            <m:scr m:val="script"/>
+          </m:rPr>
+          <w:rPr>
+            <w:rFonts w:ascii="Cambria Math" w:eastAsia="Cambria Math" w:hAnsi="Cambria Math" w:cs="Cambria Math"/>
+            <w:lang w:val="en-US"/>
+          </w:rPr>
+          <m:t>z</m:t>
+        </m:r>
+        <m:r>
+          <w:rPr>
+            <w:rFonts w:ascii="Cambria Math" w:eastAsia="Cambria Math" w:hAnsi="Cambria Math" w:cs="Cambria Math"/>
+            <w:lang w:val="en-US"/>
+          </w:rPr>
+          <m:t>)</m:t>
+        </m:r>
+      </m:oMath>
+    </w:p>
+    <w:p>
+      <w:pPr>
+        <w:pStyle w:val="NoSpacing"/>
+        <w:rPr>
+          <w:lang w:val="ro-RO"/>
+        </w:rPr>
+      </w:pPr>
+    </w:p>
+    <w:p>
+      <w:pPr>
+        <w:pStyle w:val="NoSpacing"/>
+        <w:ind w:firstLine="720"/>
+        <w:rPr>
+          <w:lang w:val="ro-RO"/>
+        </w:rPr>
+      </w:pPr>
+      <w:r>
+        <w:rPr>
+          <w:lang w:val="ro-RO"/>
+        </w:rPr>
+        <w:t>Cu aceste 3 date putem forma o matrice de transformare ortografică pentru coordonatele de hartă în coordonate NDC.</w:t>
+      </w:r>
+    </w:p>
+    <w:p>
+      <w:pPr>
+        <w:pStyle w:val="NoSpacing"/>
+        <w:ind w:firstLine="720"/>
+        <w:rPr>
+          <w:rFonts w:eastAsiaTheme="minorEastAsia"/>
+          <w:lang w:val="en-US"/>
+        </w:rPr>
+      </w:pPr>
+      <m:oMathPara>
+        <m:oMath>
+          <m:d>
+            <m:dPr>
+              <m:ctrlPr>
+                <w:rPr>
+                  <w:rFonts w:ascii="Cambria Math" w:hAnsi="Cambria Math"/>
+                  <w:i/>
+                  <w:lang w:val="en-US"/>
+                </w:rPr>
+              </m:ctrlPr>
+            </m:dPr>
+            <m:e>
+              <m:m>
+                <m:mPr>
+                  <m:rSpRule m:val="1"/>
+                  <m:mcs>
+                    <m:mc>
+                      <m:mcPr>
+                        <m:count m:val="4"/>
+                        <m:mcJc m:val="center"/>
+                      </m:mcPr>
+                    </m:mc>
+                  </m:mcs>
+                  <m:ctrlPr>
+                    <w:rPr>
+                      <w:rFonts w:ascii="Cambria Math" w:hAnsi="Cambria Math"/>
+                      <w:i/>
+                      <w:lang w:val="en-US"/>
+                    </w:rPr>
+                  </m:ctrlPr>
+                </m:mPr>
+                <m:mr>
+                  <m:e>
+                    <m:f>
+                      <m:fPr>
+                        <m:ctrlPr>
+                          <w:rPr>
+                            <w:rFonts w:ascii="Cambria Math" w:hAnsi="Cambria Math"/>
+                            <w:i/>
+                            <w:lang w:val="en-US"/>
+                          </w:rPr>
+                        </m:ctrlPr>
+                      </m:fPr>
+                      <m:num>
+                        <m:r>
+                          <w:rPr>
+                            <w:rFonts w:ascii="Cambria Math" w:hAnsi="Cambria Math"/>
+                            <w:lang w:val="en-US"/>
+                          </w:rPr>
+                          <m:t>2</m:t>
+                        </m:r>
+                        <m:r>
+                          <m:rPr>
+                            <m:scr m:val="script"/>
+                          </m:rPr>
+                          <w:rPr>
+                            <w:rFonts w:ascii="Cambria Math" w:hAnsi="Cambria Math"/>
+                            <w:lang w:val="en-US"/>
+                          </w:rPr>
+                          <m:t>z</m:t>
+                        </m:r>
+                      </m:num>
+                      <m:den>
+                        <m:sSub>
+                          <m:sSubPr>
+                            <m:ctrlPr>
+                              <w:rPr>
+                                <w:rFonts w:ascii="Cambria Math" w:hAnsi="Cambria Math"/>
+                                <w:i/>
+                                <w:lang w:val="en-US"/>
+                              </w:rPr>
+                            </m:ctrlPr>
+                          </m:sSubPr>
+                          <m:e>
+                            <m:r>
+                              <m:rPr>
+                                <m:scr m:val="script"/>
+                              </m:rPr>
+                              <w:rPr>
+                                <w:rFonts w:ascii="Cambria Math" w:hAnsi="Cambria Math"/>
+                                <w:lang w:val="en-US"/>
+                              </w:rPr>
+                              <m:t>x</m:t>
+                            </m:r>
+                          </m:e>
+                          <m:sub>
+                            <m:r>
+                              <m:rPr>
+                                <m:scr m:val="script"/>
+                              </m:rPr>
+                              <w:rPr>
+                                <w:rFonts w:ascii="Cambria Math" w:hAnsi="Cambria Math"/>
+                                <w:lang w:val="en-US"/>
+                              </w:rPr>
+                              <m:t>v</m:t>
+                            </m:r>
+                          </m:sub>
+                        </m:sSub>
+                      </m:den>
+                    </m:f>
+                    <m:ctrlPr>
+                      <w:rPr>
+                        <w:rFonts w:ascii="Cambria Math" w:eastAsia="Cambria Math" w:hAnsi="Cambria Math" w:cs="Cambria Math"/>
+                        <w:i/>
+                        <w:lang w:val="en-US"/>
+                      </w:rPr>
+                    </m:ctrlPr>
+                  </m:e>
+                  <m:e>
+                    <m:r>
+                      <w:rPr>
+                        <w:rFonts w:ascii="Cambria Math" w:eastAsia="Cambria Math" w:hAnsi="Cambria Math" w:cs="Cambria Math"/>
+                        <w:lang w:val="en-US"/>
+                      </w:rPr>
+                      <m:t>0</m:t>
+                    </m:r>
+                    <m:ctrlPr>
+                      <w:rPr>
+                        <w:rFonts w:ascii="Cambria Math" w:eastAsia="Cambria Math" w:hAnsi="Cambria Math" w:cs="Cambria Math"/>
+                        <w:i/>
+                        <w:lang w:val="en-US"/>
+                      </w:rPr>
+                    </m:ctrlPr>
+                  </m:e>
+                  <m:e>
+                    <m:r>
+                      <w:rPr>
+                        <w:rFonts w:ascii="Cambria Math" w:eastAsia="Cambria Math" w:hAnsi="Cambria Math" w:cs="Cambria Math"/>
+                        <w:lang w:val="en-US"/>
+                      </w:rPr>
+                      <m:t>0</m:t>
+                    </m:r>
+                    <m:ctrlPr>
+                      <w:rPr>
+                        <w:rFonts w:ascii="Cambria Math" w:eastAsia="Cambria Math" w:hAnsi="Cambria Math" w:cs="Cambria Math"/>
+                        <w:i/>
+                        <w:lang w:val="en-US"/>
+                      </w:rPr>
+                    </m:ctrlPr>
+                  </m:e>
+                  <m:e>
+                    <m:r>
+                      <w:rPr>
+                        <w:rFonts w:ascii="Cambria Math" w:eastAsia="Cambria Math" w:hAnsi="Cambria Math" w:cs="Cambria Math"/>
+                        <w:lang w:val="en-US"/>
+                      </w:rPr>
+                      <m:t>-</m:t>
+                    </m:r>
+                    <m:f>
+                      <m:fPr>
+                        <m:ctrlPr>
+                          <w:rPr>
+                            <w:rFonts w:ascii="Cambria Math" w:eastAsia="Cambria Math" w:hAnsi="Cambria Math" w:cs="Cambria Math"/>
+                            <w:i/>
+                            <w:lang w:val="en-US"/>
+                          </w:rPr>
+                        </m:ctrlPr>
+                      </m:fPr>
+                      <m:num>
+                        <m:r>
+                          <w:rPr>
+                            <w:rFonts w:ascii="Cambria Math" w:eastAsia="Cambria Math" w:hAnsi="Cambria Math" w:cs="Cambria Math"/>
+                            <w:lang w:val="en-US"/>
+                          </w:rPr>
+                          <m:t>2</m:t>
+                        </m:r>
+                        <m:sSub>
+                          <m:sSubPr>
+                            <m:ctrlPr>
+                              <w:rPr>
+                                <w:rFonts w:ascii="Cambria Math" w:eastAsia="Cambria Math" w:hAnsi="Cambria Math" w:cs="Cambria Math"/>
+                                <w:i/>
+                                <w:lang w:val="en-US"/>
+                              </w:rPr>
+                            </m:ctrlPr>
+                          </m:sSubPr>
+                          <m:e>
+                            <m:r>
+                              <m:rPr>
+                                <m:scr m:val="script"/>
+                              </m:rPr>
+                              <w:rPr>
+                                <w:rFonts w:ascii="Cambria Math" w:eastAsia="Cambria Math" w:hAnsi="Cambria Math" w:cs="Cambria Math"/>
+                                <w:lang w:val="en-US"/>
+                              </w:rPr>
+                              <m:t>x</m:t>
+                            </m:r>
+                          </m:e>
+                          <m:sub>
+                            <m:r>
+                              <m:rPr>
+                                <m:scr m:val="script"/>
+                              </m:rPr>
+                              <w:rPr>
+                                <w:rFonts w:ascii="Cambria Math" w:eastAsia="Cambria Math" w:hAnsi="Cambria Math" w:cs="Cambria Math"/>
+                                <w:lang w:val="en-US"/>
+                              </w:rPr>
+                              <m:t>c</m:t>
+                            </m:r>
+                          </m:sub>
+                        </m:sSub>
+                        <m:r>
+                          <m:rPr>
+                            <m:scr m:val="script"/>
+                          </m:rPr>
+                          <w:rPr>
+                            <w:rFonts w:ascii="Cambria Math" w:eastAsia="Cambria Math" w:hAnsi="Cambria Math" w:cs="Cambria Math"/>
+                            <w:lang w:val="en-US"/>
+                          </w:rPr>
+                          <m:t>z</m:t>
+                        </m:r>
+                      </m:num>
+                      <m:den>
+                        <m:sSub>
+                          <m:sSubPr>
+                            <m:ctrlPr>
+                              <w:rPr>
+                                <w:rFonts w:ascii="Cambria Math" w:eastAsia="Cambria Math" w:hAnsi="Cambria Math" w:cs="Cambria Math"/>
+                                <w:i/>
+                                <w:lang w:val="en-US"/>
+                              </w:rPr>
+                            </m:ctrlPr>
+                          </m:sSubPr>
+                          <m:e>
+                            <m:r>
+                              <m:rPr>
+                                <m:scr m:val="script"/>
+                              </m:rPr>
+                              <w:rPr>
+                                <w:rFonts w:ascii="Cambria Math" w:eastAsia="Cambria Math" w:hAnsi="Cambria Math" w:cs="Cambria Math"/>
+                                <w:lang w:val="en-US"/>
+                              </w:rPr>
+                              <m:t>x</m:t>
+                            </m:r>
+                          </m:e>
+                          <m:sub>
+                            <m:r>
+                              <m:rPr>
+                                <m:scr m:val="script"/>
+                              </m:rPr>
+                              <w:rPr>
+                                <w:rFonts w:ascii="Cambria Math" w:eastAsia="Cambria Math" w:hAnsi="Cambria Math" w:cs="Cambria Math"/>
+                                <w:lang w:val="en-US"/>
+                              </w:rPr>
+                              <m:t>v</m:t>
+                            </m:r>
+                          </m:sub>
+                        </m:sSub>
+                      </m:den>
+                    </m:f>
+                    <m:r>
+                      <w:rPr>
+                        <w:rFonts w:ascii="Cambria Math" w:eastAsia="Cambria Math" w:hAnsi="Cambria Math" w:cs="Cambria Math"/>
+                        <w:lang w:val="en-US"/>
+                      </w:rPr>
+                      <m:t>-1</m:t>
+                    </m:r>
+                    <m:ctrlPr>
+                      <w:rPr>
+                        <w:rFonts w:ascii="Cambria Math" w:eastAsia="Cambria Math" w:hAnsi="Cambria Math" w:cs="Cambria Math"/>
+                        <w:i/>
+                        <w:lang w:val="en-US"/>
+                      </w:rPr>
+                    </m:ctrlPr>
+                  </m:e>
+                </m:mr>
+                <m:mr>
+                  <m:e>
+                    <m:r>
+                      <w:rPr>
+                        <w:rFonts w:ascii="Cambria Math" w:eastAsia="Cambria Math" w:hAnsi="Cambria Math" w:cs="Cambria Math"/>
+                        <w:lang w:val="en-US"/>
+                      </w:rPr>
+                      <m:t>0</m:t>
+                    </m:r>
+                    <m:ctrlPr>
+                      <w:rPr>
+                        <w:rFonts w:ascii="Cambria Math" w:eastAsia="Cambria Math" w:hAnsi="Cambria Math" w:cs="Cambria Math"/>
+                        <w:i/>
+                        <w:lang w:val="en-US"/>
+                      </w:rPr>
+                    </m:ctrlPr>
+                  </m:e>
+                  <m:e>
+                    <m:r>
+                      <w:rPr>
+                        <w:rFonts w:ascii="Cambria Math" w:eastAsia="Cambria Math" w:hAnsi="Cambria Math" w:cs="Cambria Math"/>
+                        <w:lang w:val="en-US"/>
+                      </w:rPr>
+                      <m:t>-</m:t>
+                    </m:r>
+                    <m:f>
+                      <m:fPr>
+                        <m:ctrlPr>
+                          <w:rPr>
+                            <w:rFonts w:ascii="Cambria Math" w:eastAsia="Cambria Math" w:hAnsi="Cambria Math" w:cs="Cambria Math"/>
+                            <w:i/>
+                            <w:lang w:val="en-US"/>
+                          </w:rPr>
+                        </m:ctrlPr>
+                      </m:fPr>
+                      <m:num>
+                        <m:r>
+                          <w:rPr>
+                            <w:rFonts w:ascii="Cambria Math" w:eastAsia="Cambria Math" w:hAnsi="Cambria Math" w:cs="Cambria Math"/>
+                            <w:lang w:val="en-US"/>
+                          </w:rPr>
+                          <m:t>2</m:t>
+                        </m:r>
+                        <m:r>
+                          <m:rPr>
+                            <m:scr m:val="script"/>
+                          </m:rPr>
+                          <w:rPr>
+                            <w:rFonts w:ascii="Cambria Math" w:eastAsia="Cambria Math" w:hAnsi="Cambria Math" w:cs="Cambria Math"/>
+                            <w:lang w:val="en-US"/>
+                          </w:rPr>
+                          <m:t>z</m:t>
+                        </m:r>
+                      </m:num>
+                      <m:den>
+                        <m:sSub>
+                          <m:sSubPr>
+                            <m:ctrlPr>
+                              <w:rPr>
+                                <w:rFonts w:ascii="Cambria Math" w:eastAsia="Cambria Math" w:hAnsi="Cambria Math" w:cs="Cambria Math"/>
+                                <w:i/>
+                                <w:lang w:val="en-US"/>
+                              </w:rPr>
+                            </m:ctrlPr>
+                          </m:sSubPr>
+                          <m:e>
+                            <m:r>
+                              <m:rPr>
+                                <m:scr m:val="script"/>
+                              </m:rPr>
+                              <w:rPr>
+                                <w:rFonts w:ascii="Cambria Math" w:eastAsia="Cambria Math" w:hAnsi="Cambria Math" w:cs="Cambria Math"/>
+                                <w:lang w:val="en-US"/>
+                              </w:rPr>
+                              <m:t>y</m:t>
+                            </m:r>
+                          </m:e>
+                          <m:sub>
+                            <m:r>
+                              <m:rPr>
+                                <m:scr m:val="script"/>
+                              </m:rPr>
+                              <w:rPr>
+                                <w:rFonts w:ascii="Cambria Math" w:eastAsia="Cambria Math" w:hAnsi="Cambria Math" w:cs="Cambria Math"/>
+                                <w:lang w:val="en-US"/>
+                              </w:rPr>
+                              <m:t>v</m:t>
+                            </m:r>
+                          </m:sub>
+                        </m:sSub>
+                      </m:den>
+                    </m:f>
+                    <m:ctrlPr>
+                      <w:rPr>
+                        <w:rFonts w:ascii="Cambria Math" w:eastAsia="Cambria Math" w:hAnsi="Cambria Math" w:cs="Cambria Math"/>
+                        <w:i/>
+                        <w:lang w:val="en-US"/>
+                      </w:rPr>
+                    </m:ctrlPr>
+                  </m:e>
+                  <m:e>
+                    <m:r>
+                      <w:rPr>
+                        <w:rFonts w:ascii="Cambria Math" w:eastAsia="Cambria Math" w:hAnsi="Cambria Math" w:cs="Cambria Math"/>
+                        <w:lang w:val="en-US"/>
+                      </w:rPr>
+                      <m:t>0</m:t>
+                    </m:r>
+                    <m:ctrlPr>
+                      <w:rPr>
+                        <w:rFonts w:ascii="Cambria Math" w:eastAsia="Cambria Math" w:hAnsi="Cambria Math" w:cs="Cambria Math"/>
+                        <w:i/>
+                        <w:lang w:val="en-US"/>
+                      </w:rPr>
+                    </m:ctrlPr>
+                  </m:e>
+                  <m:e>
+                    <m:f>
+                      <m:fPr>
+                        <m:ctrlPr>
+                          <w:rPr>
+                            <w:rFonts w:ascii="Cambria Math" w:eastAsia="Cambria Math" w:hAnsi="Cambria Math" w:cs="Cambria Math"/>
+                            <w:i/>
+                            <w:lang w:val="en-US"/>
+                          </w:rPr>
+                        </m:ctrlPr>
+                      </m:fPr>
+                      <m:num>
+                        <m:r>
+                          <w:rPr>
+                            <w:rFonts w:ascii="Cambria Math" w:eastAsia="Cambria Math" w:hAnsi="Cambria Math" w:cs="Cambria Math"/>
+                            <w:lang w:val="en-US"/>
+                          </w:rPr>
+                          <m:t>2</m:t>
+                        </m:r>
+                        <m:sSub>
+                          <m:sSubPr>
+                            <m:ctrlPr>
+                              <w:rPr>
+                                <w:rFonts w:ascii="Cambria Math" w:eastAsia="Cambria Math" w:hAnsi="Cambria Math" w:cs="Cambria Math"/>
+                                <w:i/>
+                                <w:lang w:val="en-US"/>
+                              </w:rPr>
+                            </m:ctrlPr>
+                          </m:sSubPr>
+                          <m:e>
+                            <m:r>
+                              <m:rPr>
+                                <m:scr m:val="script"/>
+                              </m:rPr>
+                              <w:rPr>
+                                <w:rFonts w:ascii="Cambria Math" w:eastAsia="Cambria Math" w:hAnsi="Cambria Math" w:cs="Cambria Math"/>
+                                <w:lang w:val="en-US"/>
+                              </w:rPr>
+                              <m:t>y</m:t>
+                            </m:r>
+                          </m:e>
+                          <m:sub>
+                            <m:r>
+                              <m:rPr>
+                                <m:scr m:val="script"/>
+                              </m:rPr>
+                              <w:rPr>
+                                <w:rFonts w:ascii="Cambria Math" w:eastAsia="Cambria Math" w:hAnsi="Cambria Math" w:cs="Cambria Math"/>
+                                <w:lang w:val="en-US"/>
+                              </w:rPr>
+                              <m:t>c</m:t>
+                            </m:r>
+                          </m:sub>
+                        </m:sSub>
+                        <m:r>
+                          <m:rPr>
+                            <m:scr m:val="script"/>
+                          </m:rPr>
+                          <w:rPr>
+                            <w:rFonts w:ascii="Cambria Math" w:eastAsia="Cambria Math" w:hAnsi="Cambria Math" w:cs="Cambria Math"/>
+                            <w:lang w:val="en-US"/>
+                          </w:rPr>
+                          <m:t>z</m:t>
+                        </m:r>
+                      </m:num>
+                      <m:den>
+                        <m:sSub>
+                          <m:sSubPr>
+                            <m:ctrlPr>
+                              <w:rPr>
+                                <w:rFonts w:ascii="Cambria Math" w:eastAsia="Cambria Math" w:hAnsi="Cambria Math" w:cs="Cambria Math"/>
+                                <w:i/>
+                                <w:lang w:val="en-US"/>
+                              </w:rPr>
+                            </m:ctrlPr>
+                          </m:sSubPr>
+                          <m:e>
+                            <m:r>
+                              <m:rPr>
+                                <m:scr m:val="script"/>
+                              </m:rPr>
+                              <w:rPr>
+                                <w:rFonts w:ascii="Cambria Math" w:eastAsia="Cambria Math" w:hAnsi="Cambria Math" w:cs="Cambria Math"/>
+                                <w:lang w:val="en-US"/>
+                              </w:rPr>
+                              <m:t>y</m:t>
+                            </m:r>
+                          </m:e>
+                          <m:sub>
+                            <m:r>
+                              <m:rPr>
+                                <m:scr m:val="script"/>
+                              </m:rPr>
+                              <w:rPr>
+                                <w:rFonts w:ascii="Cambria Math" w:eastAsia="Cambria Math" w:hAnsi="Cambria Math" w:cs="Cambria Math"/>
+                                <w:lang w:val="en-US"/>
+                              </w:rPr>
+                              <m:t>v</m:t>
+                            </m:r>
+                          </m:sub>
+                        </m:sSub>
+                      </m:den>
+                    </m:f>
+                    <m:r>
+                      <w:rPr>
+                        <w:rFonts w:ascii="Cambria Math" w:eastAsia="Cambria Math" w:hAnsi="Cambria Math" w:cs="Cambria Math"/>
+                        <w:lang w:val="en-US"/>
+                      </w:rPr>
+                      <m:t>+1</m:t>
+                    </m:r>
+                    <m:ctrlPr>
+                      <w:rPr>
+                        <w:rFonts w:ascii="Cambria Math" w:eastAsia="Cambria Math" w:hAnsi="Cambria Math" w:cs="Cambria Math"/>
+                        <w:i/>
+                        <w:lang w:val="en-US"/>
+                      </w:rPr>
+                    </m:ctrlPr>
+                  </m:e>
+                </m:mr>
+                <m:mr>
+                  <m:e>
+                    <m:r>
+                      <w:rPr>
+                        <w:rFonts w:ascii="Cambria Math" w:eastAsia="Cambria Math" w:hAnsi="Cambria Math" w:cs="Cambria Math"/>
+                        <w:lang w:val="en-US"/>
+                      </w:rPr>
+                      <m:t>0</m:t>
+                    </m:r>
+                    <m:ctrlPr>
+                      <w:rPr>
+                        <w:rFonts w:ascii="Cambria Math" w:eastAsia="Cambria Math" w:hAnsi="Cambria Math" w:cs="Cambria Math"/>
+                        <w:i/>
+                        <w:lang w:val="en-US"/>
+                      </w:rPr>
+                    </m:ctrlPr>
+                  </m:e>
+                  <m:e>
+                    <m:r>
+                      <w:rPr>
+                        <w:rFonts w:ascii="Cambria Math" w:eastAsia="Cambria Math" w:hAnsi="Cambria Math" w:cs="Cambria Math"/>
+                        <w:lang w:val="en-US"/>
+                      </w:rPr>
+                      <m:t>0</m:t>
+                    </m:r>
+                    <m:ctrlPr>
+                      <w:rPr>
+                        <w:rFonts w:ascii="Cambria Math" w:eastAsia="Cambria Math" w:hAnsi="Cambria Math" w:cs="Cambria Math"/>
+                        <w:i/>
+                        <w:lang w:val="en-US"/>
+                      </w:rPr>
+                    </m:ctrlPr>
+                  </m:e>
+                  <m:e>
+                    <m:r>
+                      <w:rPr>
+                        <w:rFonts w:ascii="Cambria Math" w:eastAsia="Cambria Math" w:hAnsi="Cambria Math" w:cs="Cambria Math"/>
+                        <w:lang w:val="en-US"/>
+                      </w:rPr>
+                      <m:t>-</m:t>
+                    </m:r>
+                    <m:r>
+                      <w:rPr>
+                        <w:rFonts w:ascii="Cambria Math" w:eastAsia="Cambria Math" w:hAnsi="Cambria Math" w:cs="Cambria Math"/>
+                        <w:lang w:val="en-US"/>
+                      </w:rPr>
+                      <m:t>1</m:t>
+                    </m:r>
+                  </m:e>
+                  <m:e>
+                    <m:r>
+                      <w:rPr>
+                        <w:rFonts w:ascii="Cambria Math" w:hAnsi="Cambria Math"/>
+                        <w:lang w:val="en-US"/>
+                      </w:rPr>
+                      <m:t>0</m:t>
+                    </m:r>
+                  </m:e>
+                </m:mr>
+                <m:mr>
+                  <m:e>
+                    <m:r>
+                      <w:rPr>
+                        <w:rFonts w:ascii="Cambria Math" w:hAnsi="Cambria Math"/>
+                        <w:lang w:val="en-US"/>
+                      </w:rPr>
+                      <m:t>0</m:t>
+                    </m:r>
+                    <m:ctrlPr>
+                      <w:rPr>
+                        <w:rFonts w:ascii="Cambria Math" w:eastAsia="Cambria Math" w:hAnsi="Cambria Math" w:cs="Cambria Math"/>
+                        <w:i/>
+                        <w:lang w:val="en-US"/>
+                      </w:rPr>
+                    </m:ctrlPr>
+                  </m:e>
+                  <m:e>
+                    <m:r>
+                      <w:rPr>
+                        <w:rFonts w:ascii="Cambria Math" w:eastAsia="Cambria Math" w:hAnsi="Cambria Math" w:cs="Cambria Math"/>
+                        <w:lang w:val="en-US"/>
+                      </w:rPr>
+                      <m:t>0</m:t>
+                    </m:r>
+                    <m:ctrlPr>
+                      <w:rPr>
+                        <w:rFonts w:ascii="Cambria Math" w:eastAsia="Cambria Math" w:hAnsi="Cambria Math" w:cs="Cambria Math"/>
+                        <w:i/>
+                        <w:lang w:val="en-US"/>
+                      </w:rPr>
+                    </m:ctrlPr>
+                  </m:e>
+                  <m:e>
+                    <m:r>
+                      <w:rPr>
+                        <w:rFonts w:ascii="Cambria Math" w:eastAsia="Cambria Math" w:hAnsi="Cambria Math" w:cs="Cambria Math"/>
+                        <w:lang w:val="en-US"/>
+                      </w:rPr>
+                      <m:t>0</m:t>
+                    </m:r>
+                  </m:e>
+                  <m:e>
+                    <m:r>
+                      <w:rPr>
+                        <w:rFonts w:ascii="Cambria Math" w:hAnsi="Cambria Math"/>
+                        <w:lang w:val="en-US"/>
+                      </w:rPr>
+                      <m:t>1</m:t>
+                    </m:r>
+                  </m:e>
+                </m:mr>
+              </m:m>
+            </m:e>
+          </m:d>
+          <m:r>
+            <w:rPr>
+              <w:rFonts w:ascii="Cambria Math" w:eastAsiaTheme="minorEastAsia" w:hAnsi="Cambria Math"/>
+              <w:lang w:val="en-US"/>
+            </w:rPr>
+            <m:t>×</m:t>
+          </m:r>
+          <m:d>
+            <m:dPr>
+              <m:ctrlPr>
+                <w:rPr>
+                  <w:rFonts w:ascii="Cambria Math" w:eastAsiaTheme="minorEastAsia" w:hAnsi="Cambria Math"/>
+                  <w:i/>
+                  <w:lang w:val="en-US"/>
+                </w:rPr>
+              </m:ctrlPr>
+            </m:dPr>
+            <m:e>
+              <m:m>
+                <m:mPr>
+                  <m:rSpRule m:val="2"/>
+                  <m:mcs>
+                    <m:mc>
+                      <m:mcPr>
+                        <m:count m:val="1"/>
+                        <m:mcJc m:val="center"/>
+                      </m:mcPr>
+                    </m:mc>
+                  </m:mcs>
+                  <m:ctrlPr>
+                    <w:rPr>
+                      <w:rFonts w:ascii="Cambria Math" w:eastAsiaTheme="minorEastAsia" w:hAnsi="Cambria Math"/>
+                      <w:i/>
+                      <w:lang w:val="en-US"/>
+                    </w:rPr>
+                  </m:ctrlPr>
+                </m:mPr>
+                <m:mr>
+                  <m:e>
+                    <m:r>
+                      <m:rPr>
+                        <m:scr m:val="script"/>
+                      </m:rPr>
+                      <w:rPr>
+                        <w:rFonts w:ascii="Cambria Math" w:eastAsiaTheme="minorEastAsia" w:hAnsi="Cambria Math"/>
+                        <w:lang w:val="en-US"/>
+                      </w:rPr>
+                      <m:t>x</m:t>
+                    </m:r>
+                    <m:ctrlPr>
+                      <w:rPr>
+                        <w:rFonts w:ascii="Cambria Math" w:eastAsia="Cambria Math" w:hAnsi="Cambria Math" w:cs="Cambria Math"/>
+                        <w:i/>
+                        <w:lang w:val="en-US"/>
+                      </w:rPr>
+                    </m:ctrlPr>
+                  </m:e>
+                </m:mr>
+                <m:mr>
+                  <m:e>
+                    <m:r>
+                      <m:rPr>
+                        <m:scr m:val="script"/>
+                      </m:rPr>
+                      <w:rPr>
+                        <w:rFonts w:ascii="Cambria Math" w:eastAsia="Cambria Math" w:hAnsi="Cambria Math" w:cs="Cambria Math"/>
+                        <w:lang w:val="en-US"/>
+                      </w:rPr>
+                      <m:t>y</m:t>
+                    </m:r>
+                    <m:ctrlPr>
+                      <w:rPr>
+                        <w:rFonts w:ascii="Cambria Math" w:eastAsia="Cambria Math" w:hAnsi="Cambria Math" w:cs="Cambria Math"/>
+                        <w:i/>
+                        <w:lang w:val="en-US"/>
+                      </w:rPr>
+                    </m:ctrlPr>
+                  </m:e>
+                </m:mr>
+                <m:mr>
+                  <m:e>
+                    <m:r>
+                      <w:rPr>
+                        <w:rFonts w:ascii="Cambria Math" w:eastAsia="Cambria Math" w:hAnsi="Cambria Math" w:cs="Cambria Math"/>
+                        <w:lang w:val="en-US"/>
+                      </w:rPr>
+                      <m:t>0</m:t>
+                    </m:r>
+                  </m:e>
+                </m:mr>
+                <m:mr>
+                  <m:e>
+                    <m:r>
+                      <w:rPr>
+                        <w:rFonts w:ascii="Cambria Math" w:eastAsiaTheme="minorEastAsia" w:hAnsi="Cambria Math"/>
+                        <w:lang w:val="en-US"/>
+                      </w:rPr>
+                      <m:t>1</m:t>
+                    </m:r>
+                  </m:e>
+                </m:mr>
+              </m:m>
+            </m:e>
+          </m:d>
+        </m:oMath>
+      </m:oMathPara>
+    </w:p>
+    <w:p>
+      <w:pPr>
+        <w:pStyle w:val="Heading3"/>
+        <w:rPr>
+          <w:lang w:val="en-US"/>
+        </w:rPr>
+      </w:pPr>
+      <w:r>
+        <w:rPr>
+          <w:lang w:val="en-US"/>
+        </w:rPr>
+        <w:lastRenderedPageBreak/>
+        <w:t>II.2.3. Componentele simulatorului</w:t>
+      </w:r>
+    </w:p>
+    <w:p>
+      <w:pPr>
+        <w:rPr>
+          <w:lang w:val="en-US"/>
+        </w:rPr>
+      </w:pPr>
+      <w:r>
+        <w:rPr>
+          <w:lang w:val="en-US"/>
+        </w:rPr>
+        <w:tab/>
+        <w:t>Partea central</w:t>
+      </w:r>
+      <w:r>
+        <w:rPr>
+          <w:lang w:val="ro-RO"/>
+        </w:rPr>
+        <w:t>ă a proiectului este simulatorul în sine, acesta este compus din mai multe elemente la care are acces utilizatorul. Aceste elemente sunt</w:t>
+      </w:r>
+      <w:r>
+        <w:rPr>
+          <w:lang w:val="en-US"/>
+        </w:rPr>
+        <w:t>:</w:t>
+      </w:r>
+    </w:p>
+    <w:p>
+      <w:pPr>
+        <w:pStyle w:val="Subtitle"/>
+        <w:rPr>
+          <w:lang w:val="en-US"/>
+        </w:rPr>
+      </w:pPr>
+      <w:r>
+        <w:rPr>
+          <w:noProof/>
+        </w:rPr>
+        <mc:AlternateContent>
+          <mc:Choice Requires="wpg">
+            <w:drawing>
+              <wp:anchor distT="0" distB="0" distL="114300" distR="114300" simplePos="0" relativeHeight="251694080" behindDoc="0" locked="0" layoutInCell="1" allowOverlap="1" wp14:anchorId="05ACB560" wp14:editId="0A664C07">
+                <wp:simplePos x="0" y="0"/>
+                <wp:positionH relativeFrom="column">
+                  <wp:posOffset>4480993</wp:posOffset>
+                </wp:positionH>
+                <wp:positionV relativeFrom="paragraph">
+                  <wp:posOffset>300379</wp:posOffset>
+                </wp:positionV>
+                <wp:extent cx="1181735" cy="1386205"/>
+                <wp:effectExtent l="76200" t="76200" r="75565" b="4445"/>
+                <wp:wrapSquare wrapText="bothSides"/>
+                <wp:docPr id="737548389" name="Group 15"/>
+                <wp:cNvGraphicFramePr/>
+                <a:graphic xmlns:a="http://schemas.openxmlformats.org/drawingml/2006/main">
+                  <a:graphicData uri="http://schemas.microsoft.com/office/word/2010/wordprocessingGroup">
+                    <wpg:wgp>
+                      <wpg:cNvGrpSpPr/>
+                      <wpg:grpSpPr>
+                        <a:xfrm>
+                          <a:off x="0" y="0"/>
+                          <a:ext cx="1181735" cy="1386205"/>
+                          <a:chOff x="0" y="0"/>
+                          <a:chExt cx="1181735" cy="1386205"/>
+                        </a:xfrm>
+                      </wpg:grpSpPr>
+                      <pic:pic xmlns:pic="http://schemas.openxmlformats.org/drawingml/2006/picture">
+                        <pic:nvPicPr>
+                          <pic:cNvPr id="289443434" name="Picture 1"/>
+                          <pic:cNvPicPr>
+                            <a:picLocks noChangeAspect="1"/>
+                          </pic:cNvPicPr>
+                        </pic:nvPicPr>
+                        <pic:blipFill rotWithShape="1">
+                          <a:blip r:embed="rId103" cstate="print">
+                            <a:extLst>
+                              <a:ext uri="{28A0092B-C50C-407E-A947-70E740481C1C}">
+                                <a14:useLocalDpi xmlns:a14="http://schemas.microsoft.com/office/drawing/2010/main" val="0"/>
+                              </a:ext>
+                            </a:extLst>
+                          </a:blip>
+                          <a:srcRect l="16343"/>
+                          <a:stretch>
+                            <a:fillRect/>
+                          </a:stretch>
+                        </pic:blipFill>
+                        <pic:spPr bwMode="auto">
+                          <a:xfrm>
+                            <a:off x="0" y="0"/>
+                            <a:ext cx="1181735" cy="941070"/>
+                          </a:xfrm>
+                          <a:prstGeom prst="rect">
+                            <a:avLst/>
+                          </a:prstGeom>
+                          <a:ln>
+                            <a:noFill/>
+                          </a:ln>
+                          <a:effectLst>
+                            <a:outerShdw blurRad="63500" sx="102000" sy="102000" algn="ctr" rotWithShape="0">
+                              <a:prstClr val="black">
+                                <a:alpha val="40000"/>
+                              </a:prstClr>
+                            </a:outerShdw>
+                          </a:effectLst>
+                          <a:extLst>
+                            <a:ext uri="{53640926-AAD7-44D8-BBD7-CCE9431645EC}">
+                              <a14:shadowObscured xmlns:a14="http://schemas.microsoft.com/office/drawing/2010/main"/>
+                            </a:ext>
+                          </a:extLst>
+                        </pic:spPr>
+                      </pic:pic>
+                      <wps:wsp>
+                        <wps:cNvPr id="920513629" name="Text Box 1"/>
+                        <wps:cNvSpPr txBox="1"/>
+                        <wps:spPr>
+                          <a:xfrm>
+                            <a:off x="0" y="996315"/>
+                            <a:ext cx="1181735" cy="389890"/>
+                          </a:xfrm>
+                          <a:prstGeom prst="rect">
+                            <a:avLst/>
+                          </a:prstGeom>
+                          <a:solidFill>
+                            <a:prstClr val="white"/>
+                          </a:solidFill>
+                          <a:ln>
+                            <a:noFill/>
+                          </a:ln>
+                        </wps:spPr>
+                        <wps:txbx>
+                          <w:txbxContent>
+                            <w:p>
+                              <w:pPr>
+                                <w:pStyle w:val="Caption"/>
+                                <w:jc w:val="center"/>
+                                <w:rPr>
+                                  <w:noProof/>
+                                  <w:lang w:val="ro-RO"/>
+                                </w:rPr>
+                              </w:pPr>
+                              <w:r>
+                                <w:rPr>
+                                  <w:b/>
+                                  <w:bCs/>
+                                  <w:noProof/>
+                                  <w:lang w:val="ro-RO"/>
+                                </w:rPr>
+                                <w:t>Imagine II.2.3.2</w:t>
+                              </w:r>
+                              <w:r>
+                                <w:rPr>
+                                  <w:noProof/>
+                                  <w:lang w:val="ro-RO"/>
+                                </w:rPr>
+                                <w:t xml:space="preserve"> Indicator ieșire</w:t>
+                              </w:r>
+                            </w:p>
+                          </w:txbxContent>
+                        </wps:txbx>
+                        <wps:bodyPr rot="0" spcFirstLastPara="0" vertOverflow="overflow" horzOverflow="overflow" vert="horz" wrap="square" lIns="0" tIns="0" rIns="0" bIns="0" numCol="1" spcCol="0" rtlCol="0" fromWordArt="0" anchor="t" anchorCtr="0" forceAA="0" compatLnSpc="1">
+                          <a:prstTxWarp prst="textNoShape">
+                            <a:avLst/>
+                          </a:prstTxWarp>
+                          <a:spAutoFit/>
+                        </wps:bodyPr>
+                      </wps:wsp>
+                    </wpg:wgp>
+                  </a:graphicData>
+                </a:graphic>
+              </wp:anchor>
+            </w:drawing>
+          </mc:Choice>
+          <mc:Fallback>
+            <w:pict>
+              <v:group w14:anchorId="05ACB560" id="Group 15" o:spid="_x0000_s1050" style="position:absolute;margin-left:352.85pt;margin-top:23.65pt;width:93.05pt;height:109.15pt;z-index:251694080" coordsize="11817,13862" o:gfxdata="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">
+                <v:shape id="Picture 1" o:spid="_x0000_s1051" type="#_x0000_t75" style="position:absolute;width:11817;height:9410;visibility:visible;mso-wrap-style:square" o:gfxdata="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">
+                  <v:imagedata r:id="rId104" o:title="" cropleft="10711f"/>
+                  <v:shadow on="t" type="perspective" color="black" opacity="26214f" offset="0,0" matrix="66847f,,,66847f"/>
+                </v:shape>
+                <v:shape id="_x0000_s1052" type="#_x0000_t202" style="position:absolute;top:9963;width:11817;height:3899;visibility:visible;mso-wrap-style:square;v-text-anchor:top" o:gfxdata="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" stroked="f">
+                  <v:textbox style="mso-fit-shape-to-text:t" inset="0,0,0,0">
+                    <w:txbxContent>
+                      <w:p>
+                        <w:pPr>
+                          <w:pStyle w:val="Caption"/>
+                          <w:jc w:val="center"/>
+                          <w:rPr>
+                            <w:noProof/>
+                            <w:lang w:val="ro-RO"/>
+                          </w:rPr>
+                        </w:pPr>
+                        <w:r>
+                          <w:rPr>
+                            <w:b/>
+                            <w:bCs/>
+                            <w:noProof/>
+                            <w:lang w:val="ro-RO"/>
+                          </w:rPr>
+                          <w:t>Imagine II.2.3.2</w:t>
+                        </w:r>
+                        <w:r>
+                          <w:rPr>
+                            <w:noProof/>
+                            <w:lang w:val="ro-RO"/>
+                          </w:rPr>
+                          <w:t xml:space="preserve"> Indicator ieșire</w:t>
+                        </w:r>
+                      </w:p>
+                    </w:txbxContent>
+                  </v:textbox>
+                </v:shape>
+                <w10:wrap type="square"/>
+              </v:group>
+            </w:pict>
+          </mc:Fallback>
+        </mc:AlternateContent>
+      </w:r>
+      <w:r>
+        <w:rPr>
+          <w:noProof/>
+        </w:rPr>
+        <mc:AlternateContent>
+          <mc:Choice Requires="wpg">
+            <w:drawing>
+              <wp:anchor distT="0" distB="0" distL="114300" distR="114300" simplePos="0" relativeHeight="251691008" behindDoc="0" locked="0" layoutInCell="1" allowOverlap="1" wp14:anchorId="0AFE2008" wp14:editId="15E84330">
+                <wp:simplePos x="0" y="0"/>
+                <wp:positionH relativeFrom="column">
+                  <wp:posOffset>3219901</wp:posOffset>
+                </wp:positionH>
+                <wp:positionV relativeFrom="paragraph">
+                  <wp:posOffset>300379</wp:posOffset>
+                </wp:positionV>
+                <wp:extent cx="1169670" cy="1390650"/>
+                <wp:effectExtent l="76200" t="76200" r="68580" b="0"/>
+                <wp:wrapSquare wrapText="bothSides"/>
+                <wp:docPr id="721364822" name="Group 14"/>
+                <wp:cNvGraphicFramePr/>
+                <a:graphic xmlns:a="http://schemas.openxmlformats.org/drawingml/2006/main">
+                  <a:graphicData uri="http://schemas.microsoft.com/office/word/2010/wordprocessingGroup">
+                    <wpg:wgp>
+                      <wpg:cNvGrpSpPr/>
+                      <wpg:grpSpPr>
+                        <a:xfrm>
+                          <a:off x="0" y="0"/>
+                          <a:ext cx="1169670" cy="1390650"/>
+                          <a:chOff x="0" y="0"/>
+                          <a:chExt cx="1169670" cy="1390650"/>
+                        </a:xfrm>
+                      </wpg:grpSpPr>
+                      <pic:pic xmlns:pic="http://schemas.openxmlformats.org/drawingml/2006/picture">
+                        <pic:nvPicPr>
+                          <pic:cNvPr id="1325626839" name="Picture 1"/>
+                          <pic:cNvPicPr>
+                            <a:picLocks noChangeAspect="1"/>
+                          </pic:cNvPicPr>
+                        </pic:nvPicPr>
+                        <pic:blipFill>
+                          <a:blip r:embed="rId105" cstate="print">
+                            <a:extLst>
+                              <a:ext uri="{28A0092B-C50C-407E-A947-70E740481C1C}">
+                                <a14:useLocalDpi xmlns:a14="http://schemas.microsoft.com/office/drawing/2010/main" val="0"/>
+                              </a:ext>
+                            </a:extLst>
+                          </a:blip>
+                          <a:stretch>
+                            <a:fillRect/>
+                          </a:stretch>
+                        </pic:blipFill>
+                        <pic:spPr>
+                          <a:xfrm>
+                            <a:off x="0" y="0"/>
+                            <a:ext cx="1169670" cy="941070"/>
+                          </a:xfrm>
+                          <a:prstGeom prst="rect">
+                            <a:avLst/>
+                          </a:prstGeom>
+                          <a:effectLst>
+                            <a:outerShdw blurRad="63500" sx="102000" sy="102000" algn="ctr" rotWithShape="0">
+                              <a:prstClr val="black">
+                                <a:alpha val="40000"/>
+                              </a:prstClr>
+                            </a:outerShdw>
+                          </a:effectLst>
+                        </pic:spPr>
+                      </pic:pic>
+                      <wps:wsp>
+                        <wps:cNvPr id="1425073237" name="Text Box 1"/>
+                        <wps:cNvSpPr txBox="1"/>
+                        <wps:spPr>
+                          <a:xfrm>
+                            <a:off x="0" y="1000760"/>
+                            <a:ext cx="1169670" cy="389890"/>
+                          </a:xfrm>
+                          <a:prstGeom prst="rect">
+                            <a:avLst/>
+                          </a:prstGeom>
+                          <a:solidFill>
+                            <a:prstClr val="white"/>
+                          </a:solidFill>
+                          <a:ln>
+                            <a:noFill/>
+                          </a:ln>
+                        </wps:spPr>
+                        <wps:txbx>
+                          <w:txbxContent>
+                            <w:p>
+                              <w:pPr>
+                                <w:pStyle w:val="Caption"/>
+                                <w:jc w:val="center"/>
+                                <w:rPr>
+                                  <w:rFonts w:eastAsiaTheme="majorEastAsia" w:cstheme="majorBidi"/>
+                                  <w:color w:val="ADADAD" w:themeColor="background2" w:themeShade="BF"/>
+                                  <w:spacing w:val="15"/>
+                                  <w:szCs w:val="28"/>
+                                  <w:lang w:val="ro-RO"/>
+                                </w:rPr>
+                              </w:pPr>
+                              <w:r>
+                                <w:rPr>
+                                  <w:b/>
+                                  <w:bCs/>
+                                  <w:lang w:val="ro-RO"/>
+                                </w:rPr>
+                                <w:t>Imagine II.2.3.1</w:t>
+                              </w:r>
+                              <w:r>
+                                <w:rPr>
+                                  <w:lang w:val="ro-RO"/>
+                                </w:rPr>
+                                <w:t xml:space="preserve"> Indicator intrare</w:t>
+                              </w:r>
+                            </w:p>
+                          </w:txbxContent>
+                        </wps:txbx>
+                        <wps:bodyPr rot="0" spcFirstLastPara="0" vertOverflow="overflow" horzOverflow="overflow" vert="horz" wrap="square" lIns="0" tIns="0" rIns="0" bIns="0" numCol="1" spcCol="0" rtlCol="0" fromWordArt="0" anchor="t" anchorCtr="0" forceAA="0" compatLnSpc="1">
+                          <a:prstTxWarp prst="textNoShape">
+                            <a:avLst/>
+                          </a:prstTxWarp>
+                          <a:spAutoFit/>
+                        </wps:bodyPr>
+                      </wps:wsp>
+                    </wpg:wgp>
+                  </a:graphicData>
+                </a:graphic>
+              </wp:anchor>
+            </w:drawing>
+          </mc:Choice>
+          <mc:Fallback>
+            <w:pict>
+              <v:group w14:anchorId="0AFE2008" id="Group 14" o:spid="_x0000_s1053" style="position:absolute;margin-left:253.55pt;margin-top:23.65pt;width:92.1pt;height:109.5pt;z-index:251691008" coordsize="11696,13906" o:gfxdata="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">
+                <v:shape id="Picture 1" o:spid="_x0000_s1054" type="#_x0000_t75" style="position:absolute;width:11696;height:9410;visibility:visible;mso-wrap-style:square" o:gfxdata="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">
+                  <v:imagedata r:id="rId106" o:title=""/>
+                  <v:shadow on="t" type="perspective" color="black" opacity="26214f" offset="0,0" matrix="66847f,,,66847f"/>
+                </v:shape>
+                <v:shape id="_x0000_s1055" type="#_x0000_t202" style="position:absolute;top:10007;width:11696;height:3899;visibility:visible;mso-wrap-style:square;v-text-anchor:top" o:gfxdata="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" stroked="f">
+                  <v:textbox style="mso-fit-shape-to-text:t" inset="0,0,0,0">
+                    <w:txbxContent>
+                      <w:p>
+                        <w:pPr>
+                          <w:pStyle w:val="Caption"/>
+                          <w:jc w:val="center"/>
+                          <w:rPr>
+                            <w:rFonts w:eastAsiaTheme="majorEastAsia" w:cstheme="majorBidi"/>
+                            <w:color w:val="ADADAD" w:themeColor="background2" w:themeShade="BF"/>
+                            <w:spacing w:val="15"/>
+                            <w:szCs w:val="28"/>
+                            <w:lang w:val="ro-RO"/>
+                          </w:rPr>
+                        </w:pPr>
+                        <w:r>
+                          <w:rPr>
+                            <w:b/>
+                            <w:bCs/>
+                            <w:lang w:val="ro-RO"/>
+                          </w:rPr>
+                          <w:t>Imagine II.2.3.1</w:t>
+                        </w:r>
+                        <w:r>
+                          <w:rPr>
+                            <w:lang w:val="ro-RO"/>
+                          </w:rPr>
+                          <w:t xml:space="preserve"> Indicator intrare</w:t>
+                        </w:r>
+                      </w:p>
+                    </w:txbxContent>
+                  </v:textbox>
+                </v:shape>
+                <w10:wrap type="square"/>
+              </v:group>
+            </w:pict>
+          </mc:Fallback>
+        </mc:AlternateContent>
+      </w:r>
+      <w:r>
+        <w:rPr>
+          <w:lang w:val="en-US"/>
+        </w:rPr>
+        <w:t>Indicatorul electric</w:t>
+      </w:r>
+    </w:p>
+    <w:p>
+      <w:pPr>
+        <w:pStyle w:val="NoSpacing"/>
+        <w:rPr>
+          <w:noProof/>
+        </w:rPr>
+      </w:pPr>
+      <w:r>
+        <w:rPr>
+          <w:lang w:val="en-US"/>
+        </w:rPr>
+        <w:tab/>
+        <w:t>Acest element se sub</w:t>
+      </w:r>
+      <w:r>
+        <w:rPr>
+          <w:lang w:val="ro-RO"/>
+        </w:rPr>
+        <w:t>împarte în indicatori de intrare și indicatori de ieșire. Aceștia sunt folosiți pentru a vizualiza starea curentului în urma unor operații sau pentru a seta starea curentului. Aceștia prezintă un singur pin ce poate fi conectat prin mai mulți conectori.</w:t>
+      </w:r>
+      <w:r>
+        <w:rPr>
+          <w:noProof/>
+        </w:rPr>
+        <w:t xml:space="preserve"> </w:t>
+      </w:r>
+    </w:p>
+    <w:p>
+      <w:pPr>
+        <w:pStyle w:val="Subtitle"/>
+        <w:spacing w:before="240"/>
+      </w:pPr>
+      <w:r>
+        <w:rPr>
+          <w:noProof/>
+        </w:rPr>
+        <mc:AlternateContent>
+          <mc:Choice Requires="wpg">
+            <w:drawing>
+              <wp:anchor distT="0" distB="0" distL="114300" distR="114300" simplePos="0" relativeHeight="251698176" behindDoc="0" locked="0" layoutInCell="1" allowOverlap="1" wp14:anchorId="48AFB89A" wp14:editId="117F55E1">
+                <wp:simplePos x="0" y="0"/>
+                <wp:positionH relativeFrom="column">
+                  <wp:posOffset>4255770</wp:posOffset>
+                </wp:positionH>
+                <wp:positionV relativeFrom="paragraph">
+                  <wp:posOffset>427355</wp:posOffset>
+                </wp:positionV>
+                <wp:extent cx="1407795" cy="1196340"/>
+                <wp:effectExtent l="95250" t="76200" r="97155" b="3810"/>
+                <wp:wrapSquare wrapText="bothSides"/>
+                <wp:docPr id="1723418122" name="Group 16"/>
+                <wp:cNvGraphicFramePr/>
+                <a:graphic xmlns:a="http://schemas.openxmlformats.org/drawingml/2006/main">
+                  <a:graphicData uri="http://schemas.microsoft.com/office/word/2010/wordprocessingGroup">
+                    <wpg:wgp>
+                      <wpg:cNvGrpSpPr/>
+                      <wpg:grpSpPr>
+                        <a:xfrm>
+                          <a:off x="0" y="0"/>
+                          <a:ext cx="1407795" cy="1196340"/>
+                          <a:chOff x="0" y="0"/>
+                          <a:chExt cx="1407795" cy="1196340"/>
+                        </a:xfrm>
+                      </wpg:grpSpPr>
+                      <pic:pic xmlns:pic="http://schemas.openxmlformats.org/drawingml/2006/picture">
+                        <pic:nvPicPr>
+                          <pic:cNvPr id="914845129" name="Picture 1"/>
+                          <pic:cNvPicPr>
+                            <a:picLocks noChangeAspect="1"/>
+                          </pic:cNvPicPr>
+                        </pic:nvPicPr>
+                        <pic:blipFill>
+                          <a:blip r:embed="rId107" cstate="print">
+                            <a:extLst>
+                              <a:ext uri="{28A0092B-C50C-407E-A947-70E740481C1C}">
+                                <a14:useLocalDpi xmlns:a14="http://schemas.microsoft.com/office/drawing/2010/main" val="0"/>
+                              </a:ext>
+                            </a:extLst>
+                          </a:blip>
+                          <a:stretch>
+                            <a:fillRect/>
+                          </a:stretch>
+                        </pic:blipFill>
+                        <pic:spPr>
+                          <a:xfrm>
+                            <a:off x="0" y="0"/>
+                            <a:ext cx="1407795" cy="873760"/>
+                          </a:xfrm>
+                          <a:prstGeom prst="rect">
+                            <a:avLst/>
+                          </a:prstGeom>
+                          <a:effectLst>
+                            <a:outerShdw blurRad="63500" sx="102000" sy="102000" algn="ctr" rotWithShape="0">
+                              <a:prstClr val="black">
+                                <a:alpha val="40000"/>
+                              </a:prstClr>
+                            </a:outerShdw>
+                          </a:effectLst>
+                        </pic:spPr>
+                      </pic:pic>
+                      <wps:wsp>
+                        <wps:cNvPr id="1850797354" name="Text Box 1"/>
+                        <wps:cNvSpPr txBox="1"/>
+                        <wps:spPr>
+                          <a:xfrm>
+                            <a:off x="0" y="933450"/>
+                            <a:ext cx="1407795" cy="262890"/>
+                          </a:xfrm>
+                          <a:prstGeom prst="rect">
+                            <a:avLst/>
+                          </a:prstGeom>
+                          <a:solidFill>
+                            <a:prstClr val="white"/>
+                          </a:solidFill>
+                          <a:ln>
+                            <a:noFill/>
+                          </a:ln>
+                        </wps:spPr>
+                        <wps:txbx>
+                          <w:txbxContent>
+                            <w:p>
+                              <w:pPr>
+                                <w:pStyle w:val="Caption"/>
+                                <w:spacing w:after="0"/>
+                                <w:jc w:val="center"/>
+                                <w:rPr>
+                                  <w:b/>
+                                  <w:bCs/>
+                                  <w:lang w:val="ro-RO"/>
+                                </w:rPr>
+                              </w:pPr>
+                              <w:r>
+                                <w:rPr>
+                                  <w:b/>
+                                  <w:bCs/>
+                                  <w:lang w:val="ro-RO"/>
+                                </w:rPr>
+                                <w:t xml:space="preserve">Imagine II.2.3.4 </w:t>
+                              </w:r>
+                            </w:p>
+                            <w:p>
+                              <w:pPr>
+                                <w:pStyle w:val="Caption"/>
+                                <w:spacing w:after="0"/>
+                                <w:jc w:val="center"/>
+                                <w:rPr>
+                                  <w:lang w:val="ro-RO"/>
+                                </w:rPr>
+                              </w:pPr>
+                              <w:r>
+                                <w:rPr>
+                                  <w:lang w:val="ro-RO"/>
+                                </w:rPr>
+                                <w:t>Circuit integrat ȘI-NU</w:t>
+                              </w:r>
+                            </w:p>
+                          </w:txbxContent>
+                        </wps:txbx>
+                        <wps:bodyPr rot="0" spcFirstLastPara="0" vertOverflow="overflow" horzOverflow="overflow" vert="horz" wrap="square" lIns="0" tIns="0" rIns="0" bIns="0" numCol="1" spcCol="0" rtlCol="0" fromWordArt="0" anchor="t" anchorCtr="0" forceAA="0" compatLnSpc="1">
+                          <a:prstTxWarp prst="textNoShape">
+                            <a:avLst/>
+                          </a:prstTxWarp>
+                          <a:spAutoFit/>
+                        </wps:bodyPr>
+                      </wps:wsp>
+                    </wpg:wgp>
+                  </a:graphicData>
+                </a:graphic>
+              </wp:anchor>
+            </w:drawing>
+          </mc:Choice>
+          <mc:Fallback>
+            <w:pict>
+              <v:group w14:anchorId="48AFB89A" id="Group 16" o:spid="_x0000_s1056" style="position:absolute;margin-left:335.1pt;margin-top:33.65pt;width:110.85pt;height:94.2pt;z-index:251698176" coordsize="14077,11963" o:gfxdata="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">
+                <v:shape id="Picture 1" o:spid="_x0000_s1057" type="#_x0000_t75" style="position:absolute;width:14077;height:8737;visibility:visible;mso-wrap-style:square" o:gfxdata="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">
+                  <v:imagedata r:id="rId108" o:title=""/>
+                  <v:shadow on="t" type="perspective" color="black" opacity="26214f" offset="0,0" matrix="66847f,,,66847f"/>
+                </v:shape>
+                <v:shape id="_x0000_s1058" type="#_x0000_t202" style="position:absolute;top:9334;width:14077;height:2629;visibility:visible;mso-wrap-style:square;v-text-anchor:top" o:gfxdata="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" stroked="f">
+                  <v:textbox style="mso-fit-shape-to-text:t" inset="0,0,0,0">
+                    <w:txbxContent>
+                      <w:p>
+                        <w:pPr>
+                          <w:pStyle w:val="Caption"/>
+                          <w:spacing w:after="0"/>
+                          <w:jc w:val="center"/>
+                          <w:rPr>
+                            <w:b/>
+                            <w:bCs/>
+                            <w:lang w:val="ro-RO"/>
+                          </w:rPr>
+                        </w:pPr>
+                        <w:r>
+                          <w:rPr>
+                            <w:b/>
+                            <w:bCs/>
+                            <w:lang w:val="ro-RO"/>
+                          </w:rPr>
+                          <w:t xml:space="preserve">Imagine II.2.3.4 </w:t>
+                        </w:r>
+                      </w:p>
+                      <w:p>
+                        <w:pPr>
+                          <w:pStyle w:val="Caption"/>
+                          <w:spacing w:after="0"/>
+                          <w:jc w:val="center"/>
+                          <w:rPr>
+                            <w:lang w:val="ro-RO"/>
+                          </w:rPr>
+                        </w:pPr>
+                        <w:r>
+                          <w:rPr>
+                            <w:lang w:val="ro-RO"/>
+                          </w:rPr>
+                          <w:t>Circuit integrat ȘI-NU</w:t>
+                        </w:r>
+                      </w:p>
+                    </w:txbxContent>
+                  </v:textbox>
+                </v:shape>
+                <w10:wrap type="square"/>
+              </v:group>
+            </w:pict>
+          </mc:Fallback>
+        </mc:AlternateContent>
+      </w:r>
+      <w:r>
+        <w:t>Circuit integrat</w:t>
+      </w:r>
+    </w:p>
+    <w:p>
+      <w:pPr>
+        <w:pStyle w:val="NoSpacing"/>
+        <w:rPr>
+          <w:noProof/>
+        </w:rPr>
+      </w:pPr>
+      <w:r>
+        <w:tab/>
+        <w:t xml:space="preserve">Circuitul integral sau Chipul este componenta ce poate efectua logica digitală. Utilizatul </w:t>
+      </w:r>
+      <w:r>
+        <w:t>are acces, la început, doar la un chip ce implementează operația logică ȘI-NU (NAND). Toate celelalte operații logice pot fi implementate folosind combinații ale acesteia.</w:t>
+      </w:r>
+      <w:r>
+        <w:rPr>
+          <w:noProof/>
+        </w:rPr>
+        <w:t xml:space="preserve"> </w:t>
+      </w:r>
+    </w:p>
+    <w:p>
+      <w:pPr>
+        <w:pStyle w:val="Subtitle"/>
+        <w:spacing w:before="240"/>
+        <w:rPr>
+          <w:lang w:val="ro-RO"/>
+        </w:rPr>
+      </w:pPr>
+      <w:r>
+        <w:rPr>
+          <w:lang w:val="ro-RO"/>
+        </w:rPr>
+        <w:t>Conectori</w:t>
+      </w:r>
+    </w:p>
+    <w:p>
+      <w:pPr>
+        <w:pStyle w:val="NoSpacing"/>
+        <w:rPr>
+          <w:noProof/>
+        </w:rPr>
+      </w:pPr>
+      <w:r>
+        <w:rPr>
+          <w:noProof/>
+          <w:lang w:val="ro-RO"/>
+        </w:rPr>
+        <mc:AlternateContent>
+          <mc:Choice Requires="wpg">
+            <w:drawing>
+              <wp:anchor distT="0" distB="0" distL="114300" distR="114300" simplePos="0" relativeHeight="251702272" behindDoc="0" locked="0" layoutInCell="1" allowOverlap="1" wp14:anchorId="553BD459" wp14:editId="6AAB9A5B">
+                <wp:simplePos x="0" y="0"/>
+                <wp:positionH relativeFrom="column">
+                  <wp:posOffset>3930732</wp:posOffset>
+                </wp:positionH>
+                <wp:positionV relativeFrom="paragraph">
+                  <wp:posOffset>5129</wp:posOffset>
+                </wp:positionV>
+                <wp:extent cx="1731645" cy="1640840"/>
+                <wp:effectExtent l="95250" t="76200" r="97155" b="0"/>
+                <wp:wrapSquare wrapText="bothSides"/>
+                <wp:docPr id="2004569580" name="Group 17"/>
+                <wp:cNvGraphicFramePr/>
+                <a:graphic xmlns:a="http://schemas.openxmlformats.org/drawingml/2006/main">
+                  <a:graphicData uri="http://schemas.microsoft.com/office/word/2010/wordprocessingGroup">
+                    <wpg:wgp>
+                      <wpg:cNvGrpSpPr/>
+                      <wpg:grpSpPr>
+                        <a:xfrm>
+                          <a:off x="0" y="0"/>
+                          <a:ext cx="1731645" cy="1640840"/>
+                          <a:chOff x="0" y="0"/>
+                          <a:chExt cx="1731645" cy="1640840"/>
+                        </a:xfrm>
+                      </wpg:grpSpPr>
+                      <pic:pic xmlns:pic="http://schemas.openxmlformats.org/drawingml/2006/picture">
+                        <pic:nvPicPr>
+                          <pic:cNvPr id="1427162297" name="Picture 1"/>
+                          <pic:cNvPicPr>
+                            <a:picLocks noChangeAspect="1"/>
+                          </pic:cNvPicPr>
+                        </pic:nvPicPr>
+                        <pic:blipFill>
+                          <a:blip r:embed="rId109" cstate="print">
+                            <a:extLst>
+                              <a:ext uri="{28A0092B-C50C-407E-A947-70E740481C1C}">
+                                <a14:useLocalDpi xmlns:a14="http://schemas.microsoft.com/office/drawing/2010/main" val="0"/>
+                              </a:ext>
+                            </a:extLst>
+                          </a:blip>
+                          <a:stretch>
+                            <a:fillRect/>
+                          </a:stretch>
+                        </pic:blipFill>
+                        <pic:spPr>
+                          <a:xfrm>
+                            <a:off x="0" y="0"/>
+                            <a:ext cx="1731645" cy="1193165"/>
+                          </a:xfrm>
+                          <a:prstGeom prst="rect">
+                            <a:avLst/>
+                          </a:prstGeom>
+                          <a:effectLst>
+                            <a:outerShdw blurRad="63500" sx="102000" sy="102000" algn="ctr" rotWithShape="0">
+                              <a:prstClr val="black">
+                                <a:alpha val="40000"/>
+                              </a:prstClr>
+                            </a:outerShdw>
+                          </a:effectLst>
+                        </pic:spPr>
+                      </pic:pic>
+                      <wps:wsp>
+                        <wps:cNvPr id="160874840" name="Text Box 1"/>
+                        <wps:cNvSpPr txBox="1"/>
+                        <wps:spPr>
+                          <a:xfrm>
+                            <a:off x="0" y="1246505"/>
+                            <a:ext cx="1731645" cy="394335"/>
+                          </a:xfrm>
+                          <a:prstGeom prst="rect">
+                            <a:avLst/>
+                          </a:prstGeom>
+                          <a:solidFill>
+                            <a:prstClr val="white"/>
+                          </a:solidFill>
+                          <a:ln>
+                            <a:noFill/>
+                          </a:ln>
+                        </wps:spPr>
+                        <wps:txbx>
+                          <w:txbxContent>
+                            <w:p>
+                              <w:pPr>
+                                <w:pStyle w:val="Caption"/>
+                                <w:spacing w:after="0"/>
+                                <w:jc w:val="center"/>
+                                <w:rPr>
+                                  <w:b/>
+                                  <w:bCs/>
+                                  <w:lang w:val="ro-RO"/>
+                                </w:rPr>
+                              </w:pPr>
+                              <w:r>
+                                <w:rPr>
+                                  <w:b/>
+                                  <w:bCs/>
+                                  <w:lang w:val="ro-RO"/>
+                                </w:rPr>
+                                <w:t>Imagine II.2.3.5.</w:t>
+                              </w:r>
+                            </w:p>
+                            <w:p>
+                              <w:pPr>
+                                <w:pStyle w:val="Caption"/>
+                                <w:spacing w:after="0"/>
+                                <w:jc w:val="center"/>
+                                <w:rPr>
+                                  <w:lang w:val="ro-RO"/>
+                                </w:rPr>
+                              </w:pPr>
+                              <w:r>
+                                <w:rPr>
+                                  <w:lang w:val="ro-RO"/>
+                                </w:rPr>
+                                <w:t>Conectori fără ancore (sus)</w:t>
+                              </w:r>
+                            </w:p>
+                            <w:p>
+                              <w:pPr>
+                                <w:pStyle w:val="Caption"/>
+                                <w:spacing w:after="0"/>
+                                <w:jc w:val="center"/>
+                                <w:rPr>
+                                  <w:color w:val="000000" w:themeColor="text1"/>
+                                  <w:lang w:val="ro-RO"/>
+                                </w:rPr>
+                              </w:pPr>
+                              <w:r>
+                                <w:rPr>
+                                  <w:lang w:val="ro-RO"/>
+                                </w:rPr>
+                                <w:t>Conectori cu ancore (jos)</w:t>
+                              </w:r>
+                            </w:p>
+                          </w:txbxContent>
+                        </wps:txbx>
+                        <wps:bodyPr rot="0" spcFirstLastPara="0" vertOverflow="overflow" horzOverflow="overflow" vert="horz" wrap="square" lIns="0" tIns="0" rIns="0" bIns="0" numCol="1" spcCol="0" rtlCol="0" fromWordArt="0" anchor="t" anchorCtr="0" forceAA="0" compatLnSpc="1">
+                          <a:prstTxWarp prst="textNoShape">
+                            <a:avLst/>
+                          </a:prstTxWarp>
+                          <a:spAutoFit/>
+                        </wps:bodyPr>
+                      </wps:wsp>
+                    </wpg:wgp>
+                  </a:graphicData>
+                </a:graphic>
+              </wp:anchor>
+            </w:drawing>
+          </mc:Choice>
+          <mc:Fallback>
+            <w:pict>
+              <v:group w14:anchorId="553BD459" id="Group 17" o:spid="_x0000_s1059" style="position:absolute;left:0;text-align:left;margin-left:309.5pt;margin-top:.4pt;width:136.35pt;height:129.2pt;z-index:251702272" coordsize="17316,16408" o:gfxdata="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">
+                <v:shape id="Picture 1" o:spid="_x0000_s1060" type="#_x0000_t75" style="position:absolute;width:17316;height:11931;visibility:visible;mso-wrap-style:square" o:gfxdata="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">
+                  <v:imagedata r:id="rId110" o:title=""/>
+                  <v:shadow on="t" type="perspective" color="black" opacity="26214f" offset="0,0" matrix="66847f,,,66847f"/>
+                </v:shape>
+                <v:shape id="_x0000_s1061" type="#_x0000_t202" style="position:absolute;top:12465;width:17316;height:3943;visibility:visible;mso-wrap-style:square;v-text-anchor:top" o:gfxdata="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" stroked="f">
+                  <v:textbox style="mso-fit-shape-to-text:t" inset="0,0,0,0">
+                    <w:txbxContent>
+                      <w:p>
+                        <w:pPr>
+                          <w:pStyle w:val="Caption"/>
+                          <w:spacing w:after="0"/>
+                          <w:jc w:val="center"/>
+                          <w:rPr>
+                            <w:b/>
+                            <w:bCs/>
+                            <w:lang w:val="ro-RO"/>
+                          </w:rPr>
+                        </w:pPr>
+                        <w:r>
+                          <w:rPr>
+                            <w:b/>
+                            <w:bCs/>
+                            <w:lang w:val="ro-RO"/>
+                          </w:rPr>
+                          <w:t>Imagine II.2.3.5.</w:t>
+                        </w:r>
+                      </w:p>
+                      <w:p>
+                        <w:pPr>
+                          <w:pStyle w:val="Caption"/>
+                          <w:spacing w:after="0"/>
+                          <w:jc w:val="center"/>
+                          <w:rPr>
+                            <w:lang w:val="ro-RO"/>
+                          </w:rPr>
+                        </w:pPr>
+                        <w:r>
+                          <w:rPr>
+                            <w:lang w:val="ro-RO"/>
+                          </w:rPr>
+                          <w:t>Conectori fără ancore (sus)</w:t>
+                        </w:r>
+                      </w:p>
+                      <w:p>
+                        <w:pPr>
+                          <w:pStyle w:val="Caption"/>
+                          <w:spacing w:after="0"/>
+                          <w:jc w:val="center"/>
+                          <w:rPr>
+                            <w:color w:val="000000" w:themeColor="text1"/>
+                            <w:lang w:val="ro-RO"/>
+                          </w:rPr>
+                        </w:pPr>
+                        <w:r>
+                          <w:rPr>
+                            <w:lang w:val="ro-RO"/>
+                          </w:rPr>
+                          <w:t>Conectori cu ancore (jos)</w:t>
+                        </w:r>
+                      </w:p>
+                    </w:txbxContent>
+                  </v:textbox>
+                </v:shape>
+                <w10:wrap type="square"/>
+              </v:group>
+            </w:pict>
+          </mc:Fallback>
+        </mc:AlternateContent>
+      </w:r>
+      <w:r>
+        <w:rPr>
+          <w:lang w:val="ro-RO"/>
+        </w:rPr>
+        <w:tab/>
+        <w:t>Conectorii sunt o abstractizare a micilor elemente din circuitele reale ce asigură comunicare</w:t>
+      </w:r>
+      <w:r>
+        <w:rPr>
+          <w:lang w:val="ro-RO"/>
+        </w:rPr>
+        <w:t>a între elemente. Aceștia sunt accesați prin apăsarea click-stânga pe un pin și apăarea click-stânga pe un pin de tip diferit (intrare/ieșire). Culoarea conectorului depinde de culoarea elementului din care face parte primul pin apăsat. Conectorii permit „ancorarea” în puncte date de utilizator prin apăsarea click-stângă în</w:t>
+      </w:r>
+      <w:r>
+        <w:rPr>
+          <w:lang w:val="ro-RO"/>
+        </w:rPr>
+        <w:t xml:space="preserve"> timpul conectării a 2 pini.</w:t>
+      </w:r>
+      <w:r>
+        <w:rPr>
+          <w:noProof/>
+        </w:rPr>
+        <w:t xml:space="preserve"> </w:t>
+      </w:r>
+    </w:p>
+    <w:p>
+      <w:pPr>
+        <w:pStyle w:val="NoSpacing"/>
+        <w:rPr>
+          <w:noProof/>
+        </w:rPr>
+      </w:pPr>
+    </w:p>
+    <w:p>
+      <w:pPr>
+        <w:pStyle w:val="Heading3"/>
+        <w:rPr>
+          <w:lang w:val="ro-RO"/>
+        </w:rPr>
+      </w:pPr>
+      <w:r>
+        <w:rPr>
+          <w:lang w:val="ro-RO"/>
+        </w:rPr>
+        <w:t>II.2.4. Logica simulatorului</w:t>
+      </w:r>
+    </w:p>
+    <w:p>
+      <w:pPr>
+        <w:pStyle w:val="NoSpacing"/>
+      </w:pPr>
+      <w:r>
+        <w:tab/>
+      </w:r>
+      <w:r>
+        <w:t xml:space="preserve">Simulatorul funcționează pe un sistem de ticks. Fiecare </w:t>
+      </w:r>
+      <m:oMath>
+        <m:f>
+          <m:fPr>
+            <m:ctrlPr>
+              <w:rPr>
+                <w:rFonts w:ascii="Cambria Math" w:hAnsi="Cambria Math"/>
+              </w:rPr>
+            </m:ctrlPr>
+          </m:fPr>
+          <m:num>
+            <m:r>
+              <m:rPr>
+                <m:sty m:val="p"/>
+              </m:rPr>
+              <w:rPr>
+                <w:rFonts w:ascii="Cambria Math" w:hAnsi="Cambria Math"/>
+              </w:rPr>
+              <m:t>1</m:t>
+            </m:r>
+          </m:num>
+          <m:den>
+            <m:r>
+              <m:rPr>
+                <m:sty m:val="p"/>
+              </m:rPr>
+              <w:rPr>
+                <w:rFonts w:ascii="Cambria Math" w:hAnsi="Cambria Math"/>
+              </w:rPr>
+              <m:t>20</m:t>
+            </m:r>
+          </m:den>
+        </m:f>
+      </m:oMath>
+      <w:r>
+        <w:t xml:space="preserve"> secunde</w:t>
+      </w:r>
+      <w:r>
+        <w:t xml:space="preserve"> (1 tick)</w:t>
+      </w:r>
+      <w:r>
+        <w:t>, o funcție de execuție este apelată ce transferă starea curentului</w:t>
+      </w:r>
+      <w:r>
+        <w:t xml:space="preserve"> dintr-un pin de ieșire într-un pin de intrare legați prin conectori. </w:t>
+      </w:r>
+      <w:r>
+        <w:t>Apoi fiecare circuit integrat execută logica internă, în mod recursiv, dacă este format din alte circuite integrate.</w:t>
+      </w:r>
+      <w:r>
+        <w:t xml:space="preserve"> Starea fiecărui pin este memorată </w:t>
+      </w:r>
+      <w:r>
+        <w:t>de 2 ori, înainte și după executarea circuitului integrat. Dup</w:t>
+      </w:r>
+      <w:r>
+        <w:rPr>
+          <w:lang w:val="ro-RO"/>
+        </w:rPr>
+        <w:t>ă</w:t>
+      </w:r>
+      <w:r>
+        <w:t xml:space="preserve"> executarea circuitelor, starea pinilor este copiată și execuția se termină. Memorarea dublă a stării pinilor asigură executarea corectă a circuitelor recursive.</w:t>
+      </w:r>
+    </w:p>
+    <w:p>
+      <w:r>
+        <w:br w:type="page"/>
+      </w:r>
     </w:p>
     <w:p>
       <w:pPr>
         <w:pStyle w:val="Heading1"/>
       </w:pPr>
-      <w:bookmarkStart w:id="55" w:name="_Toc227443889"/>
-      <w:r>
+      <w:bookmarkStart w:id="61" w:name="_Toc227537208"/>
+      <w:r>
+        <w:lastRenderedPageBreak/>
         <w:t>III. Detalii tehnice</w:t>
       </w:r>
-      <w:bookmarkEnd w:id="55"/>
+      <w:bookmarkEnd w:id="61"/>
+      <w:r>
+        <w:rPr>
+          <w:noProof/>
+        </w:rPr>
+        <w:t xml:space="preserve"> </w:t>
+      </w:r>
     </w:p>
     <w:p>
       <w:pPr>
         <w:pStyle w:val="Heading2"/>
       </w:pPr>
-      <w:bookmarkStart w:id="56" w:name="_Toc227443890"/>
+      <w:bookmarkStart w:id="62" w:name="_Toc227537209"/>
       <w:r>
         <w:t>III.1. Compilare</w:t>
       </w:r>
-      <w:bookmarkEnd w:id="56"/>
+      <w:bookmarkEnd w:id="62"/>
     </w:p>
     <w:p>
       <w:pPr>
@@ -8328,7 +11859,7 @@
           <w:rStyle w:val="FootnoteReference"/>
           <w:lang w:val="ro-RO"/>
         </w:rPr>
-        <w:footnoteReference w:id="8"/>
+        <w:footnoteReference w:id="10"/>
       </w:r>
       <w:r>
         <w:rPr>
@@ -8384,27 +11915,79 @@
         </w:rPr>
         <w:t>Git (</w:t>
       </w:r>
-      <w:hyperlink r:id="rId95" w:history="1">
+      <w:hyperlink r:id="rId111" w:history="1">
         <w:r>
           <w:rPr>
             <w:rStyle w:val="Hyperlink"/>
             <w:lang w:val="ro-RO"/>
           </w:rPr>
-          <w:t>https://git-scm.com</w:t>
+          <w:t>https://git-scm.com/install/windows</w:t>
         </w:r>
+      </w:hyperlink>
+      <w:r>
+        <w:rPr>
+          <w:lang w:val="ro-RO"/>
+        </w:rPr>
+        <w:t>)</w:t>
+      </w:r>
+    </w:p>
+    <w:p>
+      <w:pPr>
+        <w:pStyle w:val="NoSpacing"/>
+        <w:numPr>
+          <w:ilvl w:val="0"/>
+          <w:numId w:val="6"/>
+        </w:numPr>
+        <w:rPr>
+          <w:lang w:val="ro-RO"/>
+        </w:rPr>
+      </w:pPr>
+      <w:r>
+        <w:rPr>
+          <w:lang w:val="ro-RO"/>
+        </w:rPr>
+        <w:t>MingW64 (</w:t>
+      </w:r>
+      <w:hyperlink r:id="rId112" w:history="1">
         <w:r>
           <w:rPr>
             <w:rStyle w:val="Hyperlink"/>
             <w:lang w:val="ro-RO"/>
           </w:rPr>
-          <w:t>/</w:t>
+          <w:t>https://www.mingw-w64.org/</w:t>
         </w:r>
+      </w:hyperlink>
+      <w:r>
+        <w:rPr>
+          <w:lang w:val="ro-RO"/>
+        </w:rPr>
+        <w:t xml:space="preserve">) </w:t>
+      </w:r>
+    </w:p>
+    <w:p>
+      <w:pPr>
+        <w:pStyle w:val="NoSpacing"/>
+        <w:numPr>
+          <w:ilvl w:val="0"/>
+          <w:numId w:val="6"/>
+        </w:numPr>
+        <w:rPr>
+          <w:lang w:val="ro-RO"/>
+        </w:rPr>
+      </w:pPr>
+      <w:r>
+        <w:rPr>
+          <w:lang w:val="ro-RO"/>
+        </w:rPr>
+        <w:t>Make (</w:t>
+      </w:r>
+      <w:hyperlink r:id="rId113" w:history="1">
         <w:r>
           <w:rPr>
             <w:rStyle w:val="Hyperlink"/>
             <w:lang w:val="ro-RO"/>
           </w:rPr>
-          <w:t>install/windows</w:t>
+          <w:t>https://gnuwin32.sourceforge.net/packages/make.htm</w:t>
         </w:r>
       </w:hyperlink>
       <w:r>
@@ -8417,100 +12000,6 @@
     <w:p>
       <w:pPr>
         <w:pStyle w:val="NoSpacing"/>
-        <w:numPr>
-          <w:ilvl w:val="0"/>
-          <w:numId w:val="6"/>
-        </w:numPr>
-        <w:rPr>
-          <w:lang w:val="ro-RO"/>
-        </w:rPr>
-      </w:pPr>
-      <w:r>
-        <w:rPr>
-          <w:lang w:val="ro-RO"/>
-        </w:rPr>
-        <w:t>MingW64 (</w:t>
-      </w:r>
-      <w:hyperlink r:id="rId96" w:history="1">
-        <w:r>
-          <w:rPr>
-            <w:rStyle w:val="Hyperlink"/>
-            <w:lang w:val="ro-RO"/>
-          </w:rPr>
-          <w:t>https://www.mingw-w6</w:t>
-        </w:r>
-        <w:r>
-          <w:rPr>
-            <w:rStyle w:val="Hyperlink"/>
-            <w:lang w:val="ro-RO"/>
-          </w:rPr>
-          <w:t>4</w:t>
-        </w:r>
-        <w:r>
-          <w:rPr>
-            <w:rStyle w:val="Hyperlink"/>
-            <w:lang w:val="ro-RO"/>
-          </w:rPr>
-          <w:t>.org/</w:t>
-        </w:r>
-      </w:hyperlink>
-      <w:r>
-        <w:rPr>
-          <w:lang w:val="ro-RO"/>
-        </w:rPr>
-        <w:t xml:space="preserve">) </w:t>
-      </w:r>
-    </w:p>
-    <w:p>
-      <w:pPr>
-        <w:pStyle w:val="NoSpacing"/>
-        <w:numPr>
-          <w:ilvl w:val="0"/>
-          <w:numId w:val="6"/>
-        </w:numPr>
-        <w:rPr>
-          <w:lang w:val="ro-RO"/>
-        </w:rPr>
-      </w:pPr>
-      <w:r>
-        <w:rPr>
-          <w:lang w:val="ro-RO"/>
-        </w:rPr>
-        <w:t>Make (</w:t>
-      </w:r>
-      <w:hyperlink r:id="rId97" w:history="1">
-        <w:r>
-          <w:rPr>
-            <w:rStyle w:val="Hyperlink"/>
-            <w:lang w:val="ro-RO"/>
-          </w:rPr>
-          <w:t>https://gnuwin32.sourceforge.net/packag</w:t>
-        </w:r>
-        <w:r>
-          <w:rPr>
-            <w:rStyle w:val="Hyperlink"/>
-            <w:lang w:val="ro-RO"/>
-          </w:rPr>
-          <w:t>e</w:t>
-        </w:r>
-        <w:r>
-          <w:rPr>
-            <w:rStyle w:val="Hyperlink"/>
-            <w:lang w:val="ro-RO"/>
-          </w:rPr>
-          <w:t>s/make.htm</w:t>
-        </w:r>
-      </w:hyperlink>
-      <w:r>
-        <w:rPr>
-          <w:lang w:val="ro-RO"/>
-        </w:rPr>
-        <w:t>)</w:t>
-      </w:r>
-    </w:p>
-    <w:p>
-      <w:pPr>
-        <w:pStyle w:val="NoSpacing"/>
         <w:rPr>
           <w:lang w:val="ro-RO"/>
         </w:rPr>
@@ -8536,8 +12025,8 @@
         </w:rPr>
       </w:pPr>
     </w:p>
-    <w:bookmarkStart w:id="57" w:name="_MON_1838051045"/>
-    <w:bookmarkEnd w:id="57"/>
+    <w:bookmarkStart w:id="63" w:name="_MON_1838051045"/>
+    <w:bookmarkEnd w:id="63"/>
     <w:p>
       <w:pPr>
         <w:pStyle w:val="NoSpacing"/>
@@ -8550,14 +12039,14 @@
           <w:lang w:val="en-US"/>
         </w:rPr>
         <w:object w:dxaOrig="9026" w:dyaOrig="281" w14:anchorId="7167DDE9">
-          <v:shape id="_x0000_i2114" type="#_x0000_t75" style="width:451.3pt;height:14.05pt" o:ole="">
-            <v:imagedata r:id="rId98" o:title=""/>
+          <v:shape id="_x0000_i1063" type="#_x0000_t75" style="width:451.3pt;height:14.05pt" o:ole="" o:bordertopcolor="this" o:borderleftcolor="this" o:borderbottomcolor="this" o:borderrightcolor="this">
+            <v:imagedata r:id="rId114" o:title=""/>
             <w10:bordertop type="single" width="4"/>
             <w10:borderleft type="single" width="4"/>
             <w10:borderbottom type="single" width="4"/>
             <w10:borderright type="single" width="4"/>
           </v:shape>
-          <o:OLEObject Type="Embed" ProgID="Word.OpenDocumentText.12" ShapeID="_x0000_i2114" DrawAspect="Content" ObjectID="_1838069745" r:id="rId99"/>
+          <o:OLEObject Type="Embed" ProgID="Word.OpenDocumentText.12" ShapeID="_x0000_i1063" DrawAspect="Content" ObjectID="_1838158604" r:id="rId115"/>
         </w:object>
       </w:r>
     </w:p>
@@ -8592,8 +12081,8 @@
         </w:rPr>
       </w:pPr>
     </w:p>
-    <w:bookmarkStart w:id="58" w:name="_MON_1838051198"/>
-    <w:bookmarkEnd w:id="58"/>
+    <w:bookmarkStart w:id="64" w:name="_MON_1838051198"/>
+    <w:bookmarkEnd w:id="64"/>
     <w:p>
       <w:pPr>
         <w:pStyle w:val="NoSpacing"/>
@@ -8606,14 +12095,14 @@
           <w:lang w:val="en-US"/>
         </w:rPr>
         <w:object w:dxaOrig="9026" w:dyaOrig="281" w14:anchorId="4F98D2CA">
-          <v:shape id="_x0000_i2119" type="#_x0000_t75" style="width:451.3pt;height:14.05pt" o:ole="">
-            <v:imagedata r:id="rId100" o:title=""/>
+          <v:shape id="_x0000_i1064" type="#_x0000_t75" style="width:451.3pt;height:14.05pt" o:ole="" o:bordertopcolor="this" o:borderleftcolor="this" o:borderbottomcolor="this" o:borderrightcolor="this">
+            <v:imagedata r:id="rId116" o:title=""/>
             <w10:bordertop type="single" width="4"/>
             <w10:borderleft type="single" width="4"/>
             <w10:borderbottom type="single" width="4"/>
             <w10:borderright type="single" width="4"/>
           </v:shape>
-          <o:OLEObject Type="Embed" ProgID="Word.OpenDocumentText.12" ShapeID="_x0000_i2119" DrawAspect="Content" ObjectID="_1838069746" r:id="rId101"/>
+          <o:OLEObject Type="Embed" ProgID="Word.OpenDocumentText.12" ShapeID="_x0000_i1064" DrawAspect="Content" ObjectID="_1838158605" r:id="rId117"/>
         </w:object>
       </w:r>
     </w:p>
@@ -8625,8 +12114,8 @@
         </w:rPr>
       </w:pPr>
     </w:p>
-    <w:bookmarkStart w:id="59" w:name="_MON_1838052559"/>
-    <w:bookmarkEnd w:id="59"/>
+    <w:bookmarkStart w:id="65" w:name="_MON_1838052559"/>
+    <w:bookmarkEnd w:id="65"/>
     <w:p>
       <w:pPr>
         <w:pStyle w:val="NoSpacing"/>
@@ -8639,14 +12128,14 @@
           <w:lang w:val="en-US"/>
         </w:rPr>
         <w:object w:dxaOrig="9026" w:dyaOrig="281" w14:anchorId="4BB36273">
-          <v:shape id="_x0000_i2122" type="#_x0000_t75" style="width:451.3pt;height:14.05pt" o:ole="">
-            <v:imagedata r:id="rId102" o:title=""/>
+          <v:shape id="_x0000_i1065" type="#_x0000_t75" style="width:451.3pt;height:14.05pt" o:ole="" o:bordertopcolor="this" o:borderleftcolor="this" o:borderbottomcolor="this" o:borderrightcolor="this">
+            <v:imagedata r:id="rId118" o:title=""/>
             <w10:bordertop type="single" width="4"/>
             <w10:borderleft type="single" width="4"/>
             <w10:borderbottom type="single" width="4"/>
             <w10:borderright type="single" width="4"/>
           </v:shape>
-          <o:OLEObject Type="Embed" ProgID="Word.OpenDocumentText.12" ShapeID="_x0000_i2122" DrawAspect="Content" ObjectID="_1838069747" r:id="rId103"/>
+          <o:OLEObject Type="Embed" ProgID="Word.OpenDocumentText.12" ShapeID="_x0000_i1065" DrawAspect="Content" ObjectID="_1838158606" r:id="rId119"/>
         </w:object>
       </w:r>
     </w:p>
@@ -8702,21 +12191,21 @@
         </w:rPr>
         <w:br/>
       </w:r>
-      <w:bookmarkStart w:id="60" w:name="_MON_1838052656"/>
-      <w:bookmarkEnd w:id="60"/>
+      <w:bookmarkStart w:id="66" w:name="_MON_1838052656"/>
+      <w:bookmarkEnd w:id="66"/>
       <w:r>
         <w:rPr>
           <w:lang w:val="en-US"/>
         </w:rPr>
         <w:object w:dxaOrig="9026" w:dyaOrig="281" w14:anchorId="3E996432">
-          <v:shape id="_x0000_i2126" type="#_x0000_t75" style="width:451.3pt;height:14.05pt" o:ole="">
-            <v:imagedata r:id="rId104" o:title=""/>
+          <v:shape id="_x0000_i1066" type="#_x0000_t75" style="width:451.3pt;height:14.05pt" o:ole="" o:bordertopcolor="this" o:borderleftcolor="this" o:borderbottomcolor="this" o:borderrightcolor="this">
+            <v:imagedata r:id="rId120" o:title=""/>
             <w10:bordertop type="single" width="4"/>
             <w10:borderleft type="single" width="4"/>
             <w10:borderbottom type="single" width="4"/>
             <w10:borderright type="single" width="4"/>
           </v:shape>
-          <o:OLEObject Type="Embed" ProgID="Word.OpenDocumentText.12" ShapeID="_x0000_i2126" DrawAspect="Content" ObjectID="_1838069748" r:id="rId105"/>
+          <o:OLEObject Type="Embed" ProgID="Word.OpenDocumentText.12" ShapeID="_x0000_i1066" DrawAspect="Content" ObjectID="_1838158607" r:id="rId121"/>
         </w:object>
       </w:r>
     </w:p>
@@ -8793,8 +12282,8 @@
         </w:rPr>
       </w:pPr>
     </w:p>
-    <w:bookmarkStart w:id="61" w:name="_MON_1838058339"/>
-    <w:bookmarkEnd w:id="61"/>
+    <w:bookmarkStart w:id="67" w:name="_MON_1838058339"/>
+    <w:bookmarkEnd w:id="67"/>
     <w:p>
       <w:pPr>
         <w:pStyle w:val="NoSpacing"/>
@@ -8807,14 +12296,14 @@
           <w:lang w:val="en-US"/>
         </w:rPr>
         <w:object w:dxaOrig="9026" w:dyaOrig="281" w14:anchorId="3D9F4D62">
-          <v:shape id="_x0000_i2193" type="#_x0000_t75" style="width:451.3pt;height:14.05pt" o:ole="">
-            <v:imagedata r:id="rId106" o:title=""/>
+          <v:shape id="_x0000_i1067" type="#_x0000_t75" style="width:451.3pt;height:14.05pt" o:ole="" o:bordertopcolor="this" o:borderleftcolor="this" o:borderbottomcolor="this" o:borderrightcolor="this">
+            <v:imagedata r:id="rId122" o:title=""/>
             <w10:bordertop type="single" width="4"/>
             <w10:borderleft type="single" width="4"/>
             <w10:borderbottom type="single" width="4"/>
             <w10:borderright type="single" width="4"/>
           </v:shape>
-          <o:OLEObject Type="Embed" ProgID="Word.OpenDocumentText.12" ShapeID="_x0000_i2193" DrawAspect="Content" ObjectID="_1838069749" r:id="rId107"/>
+          <o:OLEObject Type="Embed" ProgID="Word.OpenDocumentText.12" ShapeID="_x0000_i1067" DrawAspect="Content" ObjectID="_1838158608" r:id="rId123"/>
         </w:object>
       </w:r>
     </w:p>
@@ -8875,7 +12364,7 @@
           <w:lang w:val="en-US"/>
         </w:rPr>
       </w:pPr>
-      <w:bookmarkStart w:id="62" w:name="_Toc227443891"/>
+      <w:bookmarkStart w:id="68" w:name="_Toc227537210"/>
       <w:r>
         <w:rPr>
           <w:lang w:val="en-US"/>
@@ -8883,7 +12372,2530 @@
         <w:lastRenderedPageBreak/>
         <w:t>IV. Utilizarea aplicației</w:t>
       </w:r>
-      <w:bookmarkEnd w:id="62"/>
+      <w:bookmarkEnd w:id="68"/>
+    </w:p>
+    <w:p>
+      <w:pPr>
+        <w:pStyle w:val="NoSpacing"/>
+        <w:rPr>
+          <w:lang w:val="en-US"/>
+        </w:rPr>
+      </w:pPr>
+      <w:r>
+        <w:rPr>
+          <w:lang w:val="en-US"/>
+        </w:rPr>
+        <w:tab/>
+        <w:t>Aplicația finală prezintă o interfață grafică ușor de înțeles și încurajează explorarea circuitelor și comportamentul intern al electronicelor prin logică binară. În continuare vom prezenta exemple pentru implementarea unor operații logice și unități rudimentare de logică matematică.</w:t>
+      </w:r>
+    </w:p>
+    <w:p>
+      <w:pPr>
+        <w:pStyle w:val="Subtitle"/>
+        <w:spacing w:before="240"/>
+        <w:rPr>
+          <w:lang w:val="en-US"/>
+        </w:rPr>
+      </w:pPr>
+      <w:r>
+        <w:rPr>
+          <w:lang w:val="en-US"/>
+        </w:rPr>
+        <w:t>Operația NOT</w:t>
+      </w:r>
+    </w:p>
+    <w:tbl>
+      <w:tblPr>
+        <w:tblStyle w:val="TableGrid"/>
+        <w:tblpPr w:leftFromText="180" w:rightFromText="180" w:vertAnchor="text" w:horzAnchor="page" w:tblpX="8011" w:tblpY="325"/>
+        <w:tblW w:w="0" w:type="auto"/>
+        <w:tblLook w:val="04A0" w:firstRow="1" w:lastRow="0" w:firstColumn="1" w:lastColumn="0" w:noHBand="0" w:noVBand="1"/>
+      </w:tblPr>
+      <w:tblGrid>
+        <w:gridCol w:w="1418"/>
+        <w:gridCol w:w="1451"/>
+      </w:tblGrid>
+      <w:tr>
+        <w:trPr>
+          <w:trHeight w:val="434"/>
+        </w:trPr>
+        <w:tc>
+          <w:tcPr>
+            <w:tcW w:w="1418" w:type="dxa"/>
+          </w:tcPr>
+          <w:p>
+            <w:pPr>
+              <w:pStyle w:val="NoSpacing"/>
+              <w:jc w:val="center"/>
+              <w:rPr>
+                <w:lang w:val="en-US"/>
+              </w:rPr>
+            </w:pPr>
+            <w:r>
+              <w:rPr>
+                <w:lang w:val="en-US"/>
+              </w:rPr>
+              <w:t>INPUT</w:t>
+            </w:r>
+          </w:p>
+        </w:tc>
+        <w:tc>
+          <w:tcPr>
+            <w:tcW w:w="1451" w:type="dxa"/>
+          </w:tcPr>
+          <w:p>
+            <w:pPr>
+              <w:pStyle w:val="NoSpacing"/>
+              <w:jc w:val="center"/>
+              <w:rPr>
+                <w:lang w:val="en-US"/>
+              </w:rPr>
+            </w:pPr>
+            <w:r>
+              <w:rPr>
+                <w:lang w:val="en-US"/>
+              </w:rPr>
+              <w:t>OUTPUT</w:t>
+            </w:r>
+          </w:p>
+        </w:tc>
+      </w:tr>
+      <w:tr>
+        <w:trPr>
+          <w:trHeight w:val="446"/>
+        </w:trPr>
+        <w:tc>
+          <w:tcPr>
+            <w:tcW w:w="1418" w:type="dxa"/>
+          </w:tcPr>
+          <w:p>
+            <w:pPr>
+              <w:pStyle w:val="NoSpacing"/>
+              <w:jc w:val="center"/>
+              <w:rPr>
+                <w:lang w:val="en-US"/>
+              </w:rPr>
+            </w:pPr>
+            <w:r>
+              <w:rPr>
+                <w:lang w:val="en-US"/>
+              </w:rPr>
+              <w:t>1</w:t>
+            </w:r>
+          </w:p>
+        </w:tc>
+        <w:tc>
+          <w:tcPr>
+            <w:tcW w:w="1451" w:type="dxa"/>
+          </w:tcPr>
+          <w:p>
+            <w:pPr>
+              <w:pStyle w:val="NoSpacing"/>
+              <w:jc w:val="center"/>
+              <w:rPr>
+                <w:lang w:val="en-US"/>
+              </w:rPr>
+            </w:pPr>
+            <w:r>
+              <w:rPr>
+                <w:lang w:val="en-US"/>
+              </w:rPr>
+              <w:t>0</w:t>
+            </w:r>
+          </w:p>
+        </w:tc>
+      </w:tr>
+      <w:tr>
+        <w:trPr>
+          <w:trHeight w:val="434"/>
+        </w:trPr>
+        <w:tc>
+          <w:tcPr>
+            <w:tcW w:w="1418" w:type="dxa"/>
+          </w:tcPr>
+          <w:p>
+            <w:pPr>
+              <w:pStyle w:val="NoSpacing"/>
+              <w:jc w:val="center"/>
+              <w:rPr>
+                <w:lang w:val="en-US"/>
+              </w:rPr>
+            </w:pPr>
+            <w:r>
+              <w:rPr>
+                <w:lang w:val="en-US"/>
+              </w:rPr>
+              <w:t>0</w:t>
+            </w:r>
+          </w:p>
+        </w:tc>
+        <w:tc>
+          <w:tcPr>
+            <w:tcW w:w="1451" w:type="dxa"/>
+          </w:tcPr>
+          <w:p>
+            <w:pPr>
+              <w:pStyle w:val="NoSpacing"/>
+              <w:jc w:val="center"/>
+              <w:rPr>
+                <w:lang w:val="en-US"/>
+              </w:rPr>
+            </w:pPr>
+            <w:r>
+              <w:rPr>
+                <w:lang w:val="en-US"/>
+              </w:rPr>
+              <w:t>1</w:t>
+            </w:r>
+          </w:p>
+        </w:tc>
+      </w:tr>
+    </w:tbl>
+    <w:p>
+      <w:pPr>
+        <w:pStyle w:val="NoSpacing"/>
+        <w:jc w:val="left"/>
+        <w:rPr>
+          <w:lang w:val="en-US"/>
+        </w:rPr>
+      </w:pPr>
+      <w:r>
+        <w:rPr>
+          <w:lang w:val="en-US"/>
+        </w:rPr>
+        <w:drawing>
+          <wp:inline distT="0" distB="0" distL="0" distR="0" wp14:anchorId="2DEDF401" wp14:editId="76B23291">
+            <wp:extent cx="3600000" cy="981447"/>
+            <wp:effectExtent l="114300" t="76200" r="95885" b="85725"/>
+            <wp:docPr id="228509025" name="Picture 1"/>
+            <wp:cNvGraphicFramePr>
+              <a:graphicFrameLocks xmlns:a="http://schemas.openxmlformats.org/drawingml/2006/main" noChangeAspect="1"/>
+            </wp:cNvGraphicFramePr>
+            <a:graphic xmlns:a="http://schemas.openxmlformats.org/drawingml/2006/main">
+              <a:graphicData uri="http://schemas.openxmlformats.org/drawingml/2006/picture">
+                <pic:pic xmlns:pic="http://schemas.openxmlformats.org/drawingml/2006/picture">
+                  <pic:nvPicPr>
+                    <pic:cNvPr id="228509025" name="Picture 1"/>
+                    <pic:cNvPicPr/>
+                  </pic:nvPicPr>
+                  <pic:blipFill>
+                    <a:blip r:embed="rId124" cstate="print">
+                      <a:extLst>
+                        <a:ext uri="{28A0092B-C50C-407E-A947-70E740481C1C}">
+                          <a14:useLocalDpi xmlns:a14="http://schemas.microsoft.com/office/drawing/2010/main" val="0"/>
+                        </a:ext>
+                      </a:extLst>
+                    </a:blip>
+                    <a:stretch>
+                      <a:fillRect/>
+                    </a:stretch>
+                  </pic:blipFill>
+                  <pic:spPr>
+                    <a:xfrm>
+                      <a:off x="0" y="0"/>
+                      <a:ext cx="3600000" cy="981447"/>
+                    </a:xfrm>
+                    <a:prstGeom prst="rect">
+                      <a:avLst/>
+                    </a:prstGeom>
+                    <a:effectLst>
+                      <a:outerShdw blurRad="63500" sx="102000" sy="102000" algn="ctr" rotWithShape="0">
+                        <a:prstClr val="black">
+                          <a:alpha val="40000"/>
+                        </a:prstClr>
+                      </a:outerShdw>
+                    </a:effectLst>
+                  </pic:spPr>
+                </pic:pic>
+              </a:graphicData>
+            </a:graphic>
+          </wp:inline>
+        </w:drawing>
+      </w:r>
+    </w:p>
+    <w:p>
+      <w:pPr>
+        <w:pStyle w:val="Subtitle"/>
+        <w:spacing w:before="240"/>
+        <w:rPr>
+          <w:lang w:val="en-US"/>
+        </w:rPr>
+      </w:pPr>
+      <w:r>
+        <w:rPr>
+          <w:lang w:val="en-US"/>
+        </w:rPr>
+        <w:t>Operația AND</w:t>
+      </w:r>
+    </w:p>
+    <w:tbl>
+      <w:tblPr>
+        <w:tblStyle w:val="TableGrid"/>
+        <w:tblpPr w:leftFromText="180" w:rightFromText="180" w:vertAnchor="text" w:horzAnchor="page" w:tblpX="7788" w:tblpY="132"/>
+        <w:tblW w:w="0" w:type="auto"/>
+        <w:tblLook w:val="04A0" w:firstRow="1" w:lastRow="0" w:firstColumn="1" w:lastColumn="0" w:noHBand="0" w:noVBand="1"/>
+      </w:tblPr>
+      <w:tblGrid>
+        <w:gridCol w:w="1004"/>
+        <w:gridCol w:w="1005"/>
+        <w:gridCol w:w="1163"/>
+      </w:tblGrid>
+      <w:tr>
+        <w:trPr>
+          <w:trHeight w:val="340"/>
+        </w:trPr>
+        <w:tc>
+          <w:tcPr>
+            <w:tcW w:w="2009" w:type="dxa"/>
+            <w:gridSpan w:val="2"/>
+          </w:tcPr>
+          <w:p>
+            <w:pPr>
+              <w:pStyle w:val="NoSpacing"/>
+              <w:jc w:val="center"/>
+              <w:rPr>
+                <w:lang w:val="en-US"/>
+              </w:rPr>
+            </w:pPr>
+            <w:r>
+              <w:rPr>
+                <w:lang w:val="en-US"/>
+              </w:rPr>
+              <w:t>INPUT</w:t>
+            </w:r>
+          </w:p>
+        </w:tc>
+        <w:tc>
+          <w:tcPr>
+            <w:tcW w:w="1163" w:type="dxa"/>
+          </w:tcPr>
+          <w:p>
+            <w:pPr>
+              <w:pStyle w:val="NoSpacing"/>
+              <w:jc w:val="center"/>
+              <w:rPr>
+                <w:lang w:val="en-US"/>
+              </w:rPr>
+            </w:pPr>
+            <w:r>
+              <w:rPr>
+                <w:lang w:val="en-US"/>
+              </w:rPr>
+              <w:t>OUTPUT</w:t>
+            </w:r>
+          </w:p>
+        </w:tc>
+      </w:tr>
+      <w:tr>
+        <w:trPr>
+          <w:trHeight w:val="349"/>
+        </w:trPr>
+        <w:tc>
+          <w:tcPr>
+            <w:tcW w:w="1004" w:type="dxa"/>
+          </w:tcPr>
+          <w:p>
+            <w:pPr>
+              <w:pStyle w:val="NoSpacing"/>
+              <w:jc w:val="center"/>
+              <w:rPr>
+                <w:lang w:val="en-US"/>
+              </w:rPr>
+            </w:pPr>
+            <w:r>
+              <w:rPr>
+                <w:lang w:val="en-US"/>
+              </w:rPr>
+              <w:t>0</w:t>
+            </w:r>
+          </w:p>
+        </w:tc>
+        <w:tc>
+          <w:tcPr>
+            <w:tcW w:w="1005" w:type="dxa"/>
+          </w:tcPr>
+          <w:p>
+            <w:pPr>
+              <w:pStyle w:val="NoSpacing"/>
+              <w:jc w:val="center"/>
+              <w:rPr>
+                <w:lang w:val="en-US"/>
+              </w:rPr>
+            </w:pPr>
+            <w:r>
+              <w:rPr>
+                <w:lang w:val="en-US"/>
+              </w:rPr>
+              <w:t>0</w:t>
+            </w:r>
+          </w:p>
+        </w:tc>
+        <w:tc>
+          <w:tcPr>
+            <w:tcW w:w="1163" w:type="dxa"/>
+          </w:tcPr>
+          <w:p>
+            <w:pPr>
+              <w:pStyle w:val="NoSpacing"/>
+              <w:jc w:val="center"/>
+              <w:rPr>
+                <w:lang w:val="en-US"/>
+              </w:rPr>
+            </w:pPr>
+            <w:r>
+              <w:rPr>
+                <w:lang w:val="en-US"/>
+              </w:rPr>
+              <w:t>0</w:t>
+            </w:r>
+          </w:p>
+        </w:tc>
+      </w:tr>
+      <w:tr>
+        <w:trPr>
+          <w:trHeight w:val="340"/>
+        </w:trPr>
+        <w:tc>
+          <w:tcPr>
+            <w:tcW w:w="1004" w:type="dxa"/>
+          </w:tcPr>
+          <w:p>
+            <w:pPr>
+              <w:pStyle w:val="NoSpacing"/>
+              <w:jc w:val="center"/>
+              <w:rPr>
+                <w:lang w:val="en-US"/>
+              </w:rPr>
+            </w:pPr>
+            <w:r>
+              <w:rPr>
+                <w:lang w:val="en-US"/>
+              </w:rPr>
+              <w:t>0</w:t>
+            </w:r>
+          </w:p>
+        </w:tc>
+        <w:tc>
+          <w:tcPr>
+            <w:tcW w:w="1005" w:type="dxa"/>
+          </w:tcPr>
+          <w:p>
+            <w:pPr>
+              <w:pStyle w:val="NoSpacing"/>
+              <w:jc w:val="center"/>
+              <w:rPr>
+                <w:lang w:val="en-US"/>
+              </w:rPr>
+            </w:pPr>
+            <w:r>
+              <w:rPr>
+                <w:lang w:val="en-US"/>
+              </w:rPr>
+              <w:t>1</w:t>
+            </w:r>
+          </w:p>
+        </w:tc>
+        <w:tc>
+          <w:tcPr>
+            <w:tcW w:w="1163" w:type="dxa"/>
+          </w:tcPr>
+          <w:p>
+            <w:pPr>
+              <w:pStyle w:val="NoSpacing"/>
+              <w:jc w:val="center"/>
+              <w:rPr>
+                <w:lang w:val="en-US"/>
+              </w:rPr>
+            </w:pPr>
+            <w:r>
+              <w:rPr>
+                <w:lang w:val="en-US"/>
+              </w:rPr>
+              <w:t>0</w:t>
+            </w:r>
+          </w:p>
+        </w:tc>
+      </w:tr>
+      <w:tr>
+        <w:trPr>
+          <w:trHeight w:val="340"/>
+        </w:trPr>
+        <w:tc>
+          <w:tcPr>
+            <w:tcW w:w="1004" w:type="dxa"/>
+          </w:tcPr>
+          <w:p>
+            <w:pPr>
+              <w:pStyle w:val="NoSpacing"/>
+              <w:jc w:val="center"/>
+              <w:rPr>
+                <w:lang w:val="en-US"/>
+              </w:rPr>
+            </w:pPr>
+            <w:r>
+              <w:rPr>
+                <w:lang w:val="en-US"/>
+              </w:rPr>
+              <w:t>1</w:t>
+            </w:r>
+          </w:p>
+        </w:tc>
+        <w:tc>
+          <w:tcPr>
+            <w:tcW w:w="1005" w:type="dxa"/>
+          </w:tcPr>
+          <w:p>
+            <w:pPr>
+              <w:pStyle w:val="NoSpacing"/>
+              <w:jc w:val="center"/>
+              <w:rPr>
+                <w:lang w:val="en-US"/>
+              </w:rPr>
+            </w:pPr>
+            <w:r>
+              <w:rPr>
+                <w:lang w:val="en-US"/>
+              </w:rPr>
+              <w:t>0</w:t>
+            </w:r>
+          </w:p>
+        </w:tc>
+        <w:tc>
+          <w:tcPr>
+            <w:tcW w:w="1163" w:type="dxa"/>
+          </w:tcPr>
+          <w:p>
+            <w:pPr>
+              <w:pStyle w:val="NoSpacing"/>
+              <w:jc w:val="center"/>
+              <w:rPr>
+                <w:lang w:val="en-US"/>
+              </w:rPr>
+            </w:pPr>
+            <w:r>
+              <w:rPr>
+                <w:lang w:val="en-US"/>
+              </w:rPr>
+              <w:t>0</w:t>
+            </w:r>
+          </w:p>
+        </w:tc>
+      </w:tr>
+      <w:tr>
+        <w:trPr>
+          <w:trHeight w:val="340"/>
+        </w:trPr>
+        <w:tc>
+          <w:tcPr>
+            <w:tcW w:w="1004" w:type="dxa"/>
+          </w:tcPr>
+          <w:p>
+            <w:pPr>
+              <w:pStyle w:val="NoSpacing"/>
+              <w:jc w:val="center"/>
+              <w:rPr>
+                <w:lang w:val="en-US"/>
+              </w:rPr>
+            </w:pPr>
+            <w:r>
+              <w:rPr>
+                <w:lang w:val="en-US"/>
+              </w:rPr>
+              <w:t>1</w:t>
+            </w:r>
+          </w:p>
+        </w:tc>
+        <w:tc>
+          <w:tcPr>
+            <w:tcW w:w="1005" w:type="dxa"/>
+          </w:tcPr>
+          <w:p>
+            <w:pPr>
+              <w:pStyle w:val="NoSpacing"/>
+              <w:jc w:val="center"/>
+              <w:rPr>
+                <w:lang w:val="en-US"/>
+              </w:rPr>
+            </w:pPr>
+            <w:r>
+              <w:rPr>
+                <w:lang w:val="en-US"/>
+              </w:rPr>
+              <w:t>1</w:t>
+            </w:r>
+          </w:p>
+        </w:tc>
+        <w:tc>
+          <w:tcPr>
+            <w:tcW w:w="1163" w:type="dxa"/>
+          </w:tcPr>
+          <w:p>
+            <w:pPr>
+              <w:pStyle w:val="NoSpacing"/>
+              <w:jc w:val="center"/>
+              <w:rPr>
+                <w:lang w:val="en-US"/>
+              </w:rPr>
+            </w:pPr>
+            <w:r>
+              <w:rPr>
+                <w:lang w:val="en-US"/>
+              </w:rPr>
+              <w:t>1</w:t>
+            </w:r>
+          </w:p>
+        </w:tc>
+      </w:tr>
+    </w:tbl>
+    <w:p>
+      <w:pPr>
+        <w:rPr>
+          <w:lang w:val="en-US"/>
+        </w:rPr>
+      </w:pPr>
+      <w:r>
+        <w:rPr>
+          <w:lang w:val="en-US"/>
+        </w:rPr>
+        <w:drawing>
+          <wp:inline distT="0" distB="0" distL="0" distR="0" wp14:anchorId="7E638A40" wp14:editId="39D65D09">
+            <wp:extent cx="3600000" cy="1109994"/>
+            <wp:effectExtent l="114300" t="76200" r="95885" b="71120"/>
+            <wp:docPr id="2061934819" name="Picture 1"/>
+            <wp:cNvGraphicFramePr>
+              <a:graphicFrameLocks xmlns:a="http://schemas.openxmlformats.org/drawingml/2006/main" noChangeAspect="1"/>
+            </wp:cNvGraphicFramePr>
+            <a:graphic xmlns:a="http://schemas.openxmlformats.org/drawingml/2006/main">
+              <a:graphicData uri="http://schemas.openxmlformats.org/drawingml/2006/picture">
+                <pic:pic xmlns:pic="http://schemas.openxmlformats.org/drawingml/2006/picture">
+                  <pic:nvPicPr>
+                    <pic:cNvPr id="2061934819" name="Picture 1"/>
+                    <pic:cNvPicPr/>
+                  </pic:nvPicPr>
+                  <pic:blipFill>
+                    <a:blip r:embed="rId125"/>
+                    <a:stretch>
+                      <a:fillRect/>
+                    </a:stretch>
+                  </pic:blipFill>
+                  <pic:spPr>
+                    <a:xfrm>
+                      <a:off x="0" y="0"/>
+                      <a:ext cx="3600000" cy="1109994"/>
+                    </a:xfrm>
+                    <a:prstGeom prst="rect">
+                      <a:avLst/>
+                    </a:prstGeom>
+                    <a:effectLst>
+                      <a:outerShdw blurRad="63500" sx="102000" sy="102000" algn="ctr" rotWithShape="0">
+                        <a:prstClr val="black">
+                          <a:alpha val="40000"/>
+                        </a:prstClr>
+                      </a:outerShdw>
+                    </a:effectLst>
+                  </pic:spPr>
+                </pic:pic>
+              </a:graphicData>
+            </a:graphic>
+          </wp:inline>
+        </w:drawing>
+      </w:r>
+    </w:p>
+    <w:p>
+      <w:pPr>
+        <w:pStyle w:val="Subtitle"/>
+        <w:spacing w:before="240"/>
+        <w:rPr>
+          <w:lang w:val="en-US"/>
+        </w:rPr>
+      </w:pPr>
+      <w:r>
+        <w:rPr>
+          <w:lang w:val="en-US"/>
+        </w:rPr>
+        <w:t>Operația OR</w:t>
+      </w:r>
+    </w:p>
+    <w:tbl>
+      <w:tblPr>
+        <w:tblStyle w:val="TableGrid"/>
+        <w:tblpPr w:leftFromText="180" w:rightFromText="180" w:vertAnchor="text" w:horzAnchor="page" w:tblpX="7811" w:tblpY="192"/>
+        <w:tblW w:w="0" w:type="auto"/>
+        <w:tblLook w:val="04A0" w:firstRow="1" w:lastRow="0" w:firstColumn="1" w:lastColumn="0" w:noHBand="0" w:noVBand="1"/>
+      </w:tblPr>
+      <w:tblGrid>
+        <w:gridCol w:w="1004"/>
+        <w:gridCol w:w="1005"/>
+        <w:gridCol w:w="1163"/>
+      </w:tblGrid>
+      <w:tr>
+        <w:trPr>
+          <w:trHeight w:val="340"/>
+        </w:trPr>
+        <w:tc>
+          <w:tcPr>
+            <w:tcW w:w="2009" w:type="dxa"/>
+            <w:gridSpan w:val="2"/>
+          </w:tcPr>
+          <w:p>
+            <w:pPr>
+              <w:pStyle w:val="NoSpacing"/>
+              <w:jc w:val="center"/>
+              <w:rPr>
+                <w:lang w:val="en-US"/>
+              </w:rPr>
+            </w:pPr>
+            <w:r>
+              <w:rPr>
+                <w:lang w:val="en-US"/>
+              </w:rPr>
+              <w:t>INPUT</w:t>
+            </w:r>
+          </w:p>
+        </w:tc>
+        <w:tc>
+          <w:tcPr>
+            <w:tcW w:w="1163" w:type="dxa"/>
+          </w:tcPr>
+          <w:p>
+            <w:pPr>
+              <w:pStyle w:val="NoSpacing"/>
+              <w:jc w:val="center"/>
+              <w:rPr>
+                <w:lang w:val="en-US"/>
+              </w:rPr>
+            </w:pPr>
+            <w:r>
+              <w:rPr>
+                <w:lang w:val="en-US"/>
+              </w:rPr>
+              <w:t>OUTPUT</w:t>
+            </w:r>
+          </w:p>
+        </w:tc>
+      </w:tr>
+      <w:tr>
+        <w:trPr>
+          <w:trHeight w:val="349"/>
+        </w:trPr>
+        <w:tc>
+          <w:tcPr>
+            <w:tcW w:w="1004" w:type="dxa"/>
+          </w:tcPr>
+          <w:p>
+            <w:pPr>
+              <w:pStyle w:val="NoSpacing"/>
+              <w:jc w:val="center"/>
+              <w:rPr>
+                <w:lang w:val="en-US"/>
+              </w:rPr>
+            </w:pPr>
+            <w:r>
+              <w:rPr>
+                <w:lang w:val="en-US"/>
+              </w:rPr>
+              <w:t>0</w:t>
+            </w:r>
+          </w:p>
+        </w:tc>
+        <w:tc>
+          <w:tcPr>
+            <w:tcW w:w="1005" w:type="dxa"/>
+          </w:tcPr>
+          <w:p>
+            <w:pPr>
+              <w:pStyle w:val="NoSpacing"/>
+              <w:jc w:val="center"/>
+              <w:rPr>
+                <w:lang w:val="en-US"/>
+              </w:rPr>
+            </w:pPr>
+            <w:r>
+              <w:rPr>
+                <w:lang w:val="en-US"/>
+              </w:rPr>
+              <w:t>0</w:t>
+            </w:r>
+          </w:p>
+        </w:tc>
+        <w:tc>
+          <w:tcPr>
+            <w:tcW w:w="1163" w:type="dxa"/>
+          </w:tcPr>
+          <w:p>
+            <w:pPr>
+              <w:pStyle w:val="NoSpacing"/>
+              <w:jc w:val="center"/>
+              <w:rPr>
+                <w:lang w:val="en-US"/>
+              </w:rPr>
+            </w:pPr>
+            <w:r>
+              <w:rPr>
+                <w:lang w:val="en-US"/>
+              </w:rPr>
+              <w:t>0</w:t>
+            </w:r>
+          </w:p>
+        </w:tc>
+      </w:tr>
+      <w:tr>
+        <w:trPr>
+          <w:trHeight w:val="340"/>
+        </w:trPr>
+        <w:tc>
+          <w:tcPr>
+            <w:tcW w:w="1004" w:type="dxa"/>
+          </w:tcPr>
+          <w:p>
+            <w:pPr>
+              <w:pStyle w:val="NoSpacing"/>
+              <w:jc w:val="center"/>
+              <w:rPr>
+                <w:lang w:val="en-US"/>
+              </w:rPr>
+            </w:pPr>
+            <w:r>
+              <w:rPr>
+                <w:lang w:val="en-US"/>
+              </w:rPr>
+              <w:t>0</w:t>
+            </w:r>
+          </w:p>
+        </w:tc>
+        <w:tc>
+          <w:tcPr>
+            <w:tcW w:w="1005" w:type="dxa"/>
+          </w:tcPr>
+          <w:p>
+            <w:pPr>
+              <w:pStyle w:val="NoSpacing"/>
+              <w:jc w:val="center"/>
+              <w:rPr>
+                <w:lang w:val="en-US"/>
+              </w:rPr>
+            </w:pPr>
+            <w:r>
+              <w:rPr>
+                <w:lang w:val="en-US"/>
+              </w:rPr>
+              <w:t>1</w:t>
+            </w:r>
+          </w:p>
+        </w:tc>
+        <w:tc>
+          <w:tcPr>
+            <w:tcW w:w="1163" w:type="dxa"/>
+          </w:tcPr>
+          <w:p>
+            <w:pPr>
+              <w:pStyle w:val="NoSpacing"/>
+              <w:jc w:val="center"/>
+              <w:rPr>
+                <w:lang w:val="en-US"/>
+              </w:rPr>
+            </w:pPr>
+            <w:r>
+              <w:rPr>
+                <w:lang w:val="en-US"/>
+              </w:rPr>
+              <w:t>1</w:t>
+            </w:r>
+          </w:p>
+        </w:tc>
+      </w:tr>
+      <w:tr>
+        <w:trPr>
+          <w:trHeight w:val="340"/>
+        </w:trPr>
+        <w:tc>
+          <w:tcPr>
+            <w:tcW w:w="1004" w:type="dxa"/>
+          </w:tcPr>
+          <w:p>
+            <w:pPr>
+              <w:pStyle w:val="NoSpacing"/>
+              <w:jc w:val="center"/>
+              <w:rPr>
+                <w:lang w:val="en-US"/>
+              </w:rPr>
+            </w:pPr>
+            <w:r>
+              <w:rPr>
+                <w:lang w:val="en-US"/>
+              </w:rPr>
+              <w:t>1</w:t>
+            </w:r>
+          </w:p>
+        </w:tc>
+        <w:tc>
+          <w:tcPr>
+            <w:tcW w:w="1005" w:type="dxa"/>
+          </w:tcPr>
+          <w:p>
+            <w:pPr>
+              <w:pStyle w:val="NoSpacing"/>
+              <w:jc w:val="center"/>
+              <w:rPr>
+                <w:lang w:val="en-US"/>
+              </w:rPr>
+            </w:pPr>
+            <w:r>
+              <w:rPr>
+                <w:lang w:val="en-US"/>
+              </w:rPr>
+              <w:t>0</w:t>
+            </w:r>
+          </w:p>
+        </w:tc>
+        <w:tc>
+          <w:tcPr>
+            <w:tcW w:w="1163" w:type="dxa"/>
+          </w:tcPr>
+          <w:p>
+            <w:pPr>
+              <w:pStyle w:val="NoSpacing"/>
+              <w:jc w:val="center"/>
+              <w:rPr>
+                <w:lang w:val="en-US"/>
+              </w:rPr>
+            </w:pPr>
+            <w:r>
+              <w:rPr>
+                <w:lang w:val="en-US"/>
+              </w:rPr>
+              <w:t>1</w:t>
+            </w:r>
+          </w:p>
+        </w:tc>
+      </w:tr>
+      <w:tr>
+        <w:trPr>
+          <w:trHeight w:val="340"/>
+        </w:trPr>
+        <w:tc>
+          <w:tcPr>
+            <w:tcW w:w="1004" w:type="dxa"/>
+          </w:tcPr>
+          <w:p>
+            <w:pPr>
+              <w:pStyle w:val="NoSpacing"/>
+              <w:jc w:val="center"/>
+              <w:rPr>
+                <w:lang w:val="en-US"/>
+              </w:rPr>
+            </w:pPr>
+            <w:r>
+              <w:rPr>
+                <w:lang w:val="en-US"/>
+              </w:rPr>
+              <w:t>1</w:t>
+            </w:r>
+          </w:p>
+        </w:tc>
+        <w:tc>
+          <w:tcPr>
+            <w:tcW w:w="1005" w:type="dxa"/>
+          </w:tcPr>
+          <w:p>
+            <w:pPr>
+              <w:pStyle w:val="NoSpacing"/>
+              <w:jc w:val="center"/>
+              <w:rPr>
+                <w:lang w:val="en-US"/>
+              </w:rPr>
+            </w:pPr>
+            <w:r>
+              <w:rPr>
+                <w:lang w:val="en-US"/>
+              </w:rPr>
+              <w:t>1</w:t>
+            </w:r>
+          </w:p>
+        </w:tc>
+        <w:tc>
+          <w:tcPr>
+            <w:tcW w:w="1163" w:type="dxa"/>
+          </w:tcPr>
+          <w:p>
+            <w:pPr>
+              <w:pStyle w:val="NoSpacing"/>
+              <w:jc w:val="center"/>
+              <w:rPr>
+                <w:lang w:val="en-US"/>
+              </w:rPr>
+            </w:pPr>
+            <w:r>
+              <w:rPr>
+                <w:lang w:val="en-US"/>
+              </w:rPr>
+              <w:t>1</w:t>
+            </w:r>
+          </w:p>
+        </w:tc>
+      </w:tr>
+    </w:tbl>
+    <w:p>
+      <w:pPr>
+        <w:rPr>
+          <w:lang w:val="en-US"/>
+        </w:rPr>
+      </w:pPr>
+      <w:r>
+        <w:rPr>
+          <w:lang w:val="en-US"/>
+        </w:rPr>
+        <w:drawing>
+          <wp:inline distT="0" distB="0" distL="0" distR="0" wp14:anchorId="1D43B7D5" wp14:editId="7E1E97CB">
+            <wp:extent cx="3600000" cy="1253061"/>
+            <wp:effectExtent l="114300" t="76200" r="95885" b="80645"/>
+            <wp:docPr id="1725339314" name="Picture 1"/>
+            <wp:cNvGraphicFramePr>
+              <a:graphicFrameLocks xmlns:a="http://schemas.openxmlformats.org/drawingml/2006/main" noChangeAspect="1"/>
+            </wp:cNvGraphicFramePr>
+            <a:graphic xmlns:a="http://schemas.openxmlformats.org/drawingml/2006/main">
+              <a:graphicData uri="http://schemas.openxmlformats.org/drawingml/2006/picture">
+                <pic:pic xmlns:pic="http://schemas.openxmlformats.org/drawingml/2006/picture">
+                  <pic:nvPicPr>
+                    <pic:cNvPr id="1725339314" name="Picture 1"/>
+                    <pic:cNvPicPr/>
+                  </pic:nvPicPr>
+                  <pic:blipFill>
+                    <a:blip r:embed="rId126" cstate="print">
+                      <a:extLst>
+                        <a:ext uri="{28A0092B-C50C-407E-A947-70E740481C1C}">
+                          <a14:useLocalDpi xmlns:a14="http://schemas.microsoft.com/office/drawing/2010/main" val="0"/>
+                        </a:ext>
+                      </a:extLst>
+                    </a:blip>
+                    <a:stretch>
+                      <a:fillRect/>
+                    </a:stretch>
+                  </pic:blipFill>
+                  <pic:spPr>
+                    <a:xfrm>
+                      <a:off x="0" y="0"/>
+                      <a:ext cx="3600000" cy="1253061"/>
+                    </a:xfrm>
+                    <a:prstGeom prst="rect">
+                      <a:avLst/>
+                    </a:prstGeom>
+                    <a:effectLst>
+                      <a:outerShdw blurRad="63500" sx="102000" sy="102000" algn="ctr" rotWithShape="0">
+                        <a:prstClr val="black">
+                          <a:alpha val="40000"/>
+                        </a:prstClr>
+                      </a:outerShdw>
+                    </a:effectLst>
+                  </pic:spPr>
+                </pic:pic>
+              </a:graphicData>
+            </a:graphic>
+          </wp:inline>
+        </w:drawing>
+      </w:r>
+    </w:p>
+    <w:p>
+      <w:pPr>
+        <w:pStyle w:val="Subtitle"/>
+        <w:spacing w:before="240"/>
+        <w:rPr>
+          <w:lang w:val="en-US"/>
+        </w:rPr>
+      </w:pPr>
+      <w:r>
+        <w:rPr>
+          <w:lang w:val="en-US"/>
+        </w:rPr>
+        <w:t>Operația XOR</w:t>
+      </w:r>
+    </w:p>
+    <w:tbl>
+      <w:tblPr>
+        <w:tblStyle w:val="TableGrid"/>
+        <w:tblpPr w:leftFromText="180" w:rightFromText="180" w:vertAnchor="text" w:horzAnchor="page" w:tblpX="7864" w:tblpY="435"/>
+        <w:tblW w:w="0" w:type="auto"/>
+        <w:tblLook w:val="04A0" w:firstRow="1" w:lastRow="0" w:firstColumn="1" w:lastColumn="0" w:noHBand="0" w:noVBand="1"/>
+      </w:tblPr>
+      <w:tblGrid>
+        <w:gridCol w:w="1004"/>
+        <w:gridCol w:w="1005"/>
+        <w:gridCol w:w="1163"/>
+      </w:tblGrid>
+      <w:tr>
+        <w:trPr>
+          <w:trHeight w:val="340"/>
+        </w:trPr>
+        <w:tc>
+          <w:tcPr>
+            <w:tcW w:w="2009" w:type="dxa"/>
+            <w:gridSpan w:val="2"/>
+          </w:tcPr>
+          <w:p>
+            <w:pPr>
+              <w:pStyle w:val="NoSpacing"/>
+              <w:jc w:val="center"/>
+              <w:rPr>
+                <w:lang w:val="en-US"/>
+              </w:rPr>
+            </w:pPr>
+            <w:r>
+              <w:rPr>
+                <w:lang w:val="en-US"/>
+              </w:rPr>
+              <w:t>INPUT</w:t>
+            </w:r>
+          </w:p>
+        </w:tc>
+        <w:tc>
+          <w:tcPr>
+            <w:tcW w:w="1163" w:type="dxa"/>
+          </w:tcPr>
+          <w:p>
+            <w:pPr>
+              <w:pStyle w:val="NoSpacing"/>
+              <w:jc w:val="center"/>
+              <w:rPr>
+                <w:lang w:val="en-US"/>
+              </w:rPr>
+            </w:pPr>
+            <w:r>
+              <w:rPr>
+                <w:lang w:val="en-US"/>
+              </w:rPr>
+              <w:t>OUTPUT</w:t>
+            </w:r>
+          </w:p>
+        </w:tc>
+      </w:tr>
+      <w:tr>
+        <w:trPr>
+          <w:trHeight w:val="349"/>
+        </w:trPr>
+        <w:tc>
+          <w:tcPr>
+            <w:tcW w:w="1004" w:type="dxa"/>
+          </w:tcPr>
+          <w:p>
+            <w:pPr>
+              <w:pStyle w:val="NoSpacing"/>
+              <w:jc w:val="center"/>
+              <w:rPr>
+                <w:lang w:val="en-US"/>
+              </w:rPr>
+            </w:pPr>
+            <w:r>
+              <w:rPr>
+                <w:lang w:val="en-US"/>
+              </w:rPr>
+              <w:t>0</w:t>
+            </w:r>
+          </w:p>
+        </w:tc>
+        <w:tc>
+          <w:tcPr>
+            <w:tcW w:w="1005" w:type="dxa"/>
+          </w:tcPr>
+          <w:p>
+            <w:pPr>
+              <w:pStyle w:val="NoSpacing"/>
+              <w:jc w:val="center"/>
+              <w:rPr>
+                <w:lang w:val="en-US"/>
+              </w:rPr>
+            </w:pPr>
+            <w:r>
+              <w:rPr>
+                <w:lang w:val="en-US"/>
+              </w:rPr>
+              <w:t>0</w:t>
+            </w:r>
+          </w:p>
+        </w:tc>
+        <w:tc>
+          <w:tcPr>
+            <w:tcW w:w="1163" w:type="dxa"/>
+          </w:tcPr>
+          <w:p>
+            <w:pPr>
+              <w:pStyle w:val="NoSpacing"/>
+              <w:jc w:val="center"/>
+              <w:rPr>
+                <w:lang w:val="en-US"/>
+              </w:rPr>
+            </w:pPr>
+            <w:r>
+              <w:rPr>
+                <w:lang w:val="en-US"/>
+              </w:rPr>
+              <w:t>0</w:t>
+            </w:r>
+          </w:p>
+        </w:tc>
+      </w:tr>
+      <w:tr>
+        <w:trPr>
+          <w:trHeight w:val="340"/>
+        </w:trPr>
+        <w:tc>
+          <w:tcPr>
+            <w:tcW w:w="1004" w:type="dxa"/>
+          </w:tcPr>
+          <w:p>
+            <w:pPr>
+              <w:pStyle w:val="NoSpacing"/>
+              <w:jc w:val="center"/>
+              <w:rPr>
+                <w:lang w:val="en-US"/>
+              </w:rPr>
+            </w:pPr>
+            <w:r>
+              <w:rPr>
+                <w:lang w:val="en-US"/>
+              </w:rPr>
+              <w:t>0</w:t>
+            </w:r>
+          </w:p>
+        </w:tc>
+        <w:tc>
+          <w:tcPr>
+            <w:tcW w:w="1005" w:type="dxa"/>
+          </w:tcPr>
+          <w:p>
+            <w:pPr>
+              <w:pStyle w:val="NoSpacing"/>
+              <w:jc w:val="center"/>
+              <w:rPr>
+                <w:lang w:val="en-US"/>
+              </w:rPr>
+            </w:pPr>
+            <w:r>
+              <w:rPr>
+                <w:lang w:val="en-US"/>
+              </w:rPr>
+              <w:t>1</w:t>
+            </w:r>
+          </w:p>
+        </w:tc>
+        <w:tc>
+          <w:tcPr>
+            <w:tcW w:w="1163" w:type="dxa"/>
+          </w:tcPr>
+          <w:p>
+            <w:pPr>
+              <w:pStyle w:val="NoSpacing"/>
+              <w:jc w:val="center"/>
+              <w:rPr>
+                <w:lang w:val="en-US"/>
+              </w:rPr>
+            </w:pPr>
+            <w:r>
+              <w:rPr>
+                <w:lang w:val="en-US"/>
+              </w:rPr>
+              <w:t>1</w:t>
+            </w:r>
+          </w:p>
+        </w:tc>
+      </w:tr>
+      <w:tr>
+        <w:trPr>
+          <w:trHeight w:val="340"/>
+        </w:trPr>
+        <w:tc>
+          <w:tcPr>
+            <w:tcW w:w="1004" w:type="dxa"/>
+          </w:tcPr>
+          <w:p>
+            <w:pPr>
+              <w:pStyle w:val="NoSpacing"/>
+              <w:jc w:val="center"/>
+              <w:rPr>
+                <w:lang w:val="en-US"/>
+              </w:rPr>
+            </w:pPr>
+            <w:r>
+              <w:rPr>
+                <w:lang w:val="en-US"/>
+              </w:rPr>
+              <w:t>1</w:t>
+            </w:r>
+          </w:p>
+        </w:tc>
+        <w:tc>
+          <w:tcPr>
+            <w:tcW w:w="1005" w:type="dxa"/>
+          </w:tcPr>
+          <w:p>
+            <w:pPr>
+              <w:pStyle w:val="NoSpacing"/>
+              <w:jc w:val="center"/>
+              <w:rPr>
+                <w:lang w:val="en-US"/>
+              </w:rPr>
+            </w:pPr>
+            <w:r>
+              <w:rPr>
+                <w:lang w:val="en-US"/>
+              </w:rPr>
+              <w:t>0</w:t>
+            </w:r>
+          </w:p>
+        </w:tc>
+        <w:tc>
+          <w:tcPr>
+            <w:tcW w:w="1163" w:type="dxa"/>
+          </w:tcPr>
+          <w:p>
+            <w:pPr>
+              <w:pStyle w:val="NoSpacing"/>
+              <w:jc w:val="center"/>
+              <w:rPr>
+                <w:lang w:val="en-US"/>
+              </w:rPr>
+            </w:pPr>
+            <w:r>
+              <w:rPr>
+                <w:lang w:val="en-US"/>
+              </w:rPr>
+              <w:t>1</w:t>
+            </w:r>
+          </w:p>
+        </w:tc>
+      </w:tr>
+      <w:tr>
+        <w:trPr>
+          <w:trHeight w:val="340"/>
+        </w:trPr>
+        <w:tc>
+          <w:tcPr>
+            <w:tcW w:w="1004" w:type="dxa"/>
+          </w:tcPr>
+          <w:p>
+            <w:pPr>
+              <w:pStyle w:val="NoSpacing"/>
+              <w:jc w:val="center"/>
+              <w:rPr>
+                <w:lang w:val="en-US"/>
+              </w:rPr>
+            </w:pPr>
+            <w:r>
+              <w:rPr>
+                <w:lang w:val="en-US"/>
+              </w:rPr>
+              <w:t>1</w:t>
+            </w:r>
+          </w:p>
+        </w:tc>
+        <w:tc>
+          <w:tcPr>
+            <w:tcW w:w="1005" w:type="dxa"/>
+          </w:tcPr>
+          <w:p>
+            <w:pPr>
+              <w:pStyle w:val="NoSpacing"/>
+              <w:jc w:val="center"/>
+              <w:rPr>
+                <w:lang w:val="en-US"/>
+              </w:rPr>
+            </w:pPr>
+            <w:r>
+              <w:rPr>
+                <w:lang w:val="en-US"/>
+              </w:rPr>
+              <w:t>1</w:t>
+            </w:r>
+          </w:p>
+        </w:tc>
+        <w:tc>
+          <w:tcPr>
+            <w:tcW w:w="1163" w:type="dxa"/>
+          </w:tcPr>
+          <w:p>
+            <w:pPr>
+              <w:pStyle w:val="NoSpacing"/>
+              <w:jc w:val="center"/>
+              <w:rPr>
+                <w:lang w:val="en-US"/>
+              </w:rPr>
+            </w:pPr>
+            <w:r>
+              <w:rPr>
+                <w:lang w:val="en-US"/>
+              </w:rPr>
+              <w:t>0</w:t>
+            </w:r>
+          </w:p>
+        </w:tc>
+      </w:tr>
+    </w:tbl>
+    <w:p>
+      <w:pPr>
+        <w:rPr>
+          <w:lang w:val="en-US"/>
+        </w:rPr>
+      </w:pPr>
+      <w:r>
+        <w:rPr>
+          <w:lang w:val="en-US"/>
+        </w:rPr>
+        <w:drawing>
+          <wp:inline distT="0" distB="0" distL="0" distR="0" wp14:anchorId="0F01E69B" wp14:editId="7D6DF360">
+            <wp:extent cx="3600000" cy="1408404"/>
+            <wp:effectExtent l="114300" t="95250" r="95885" b="97155"/>
+            <wp:docPr id="1243136120" name="Picture 1"/>
+            <wp:cNvGraphicFramePr>
+              <a:graphicFrameLocks xmlns:a="http://schemas.openxmlformats.org/drawingml/2006/main" noChangeAspect="1"/>
+            </wp:cNvGraphicFramePr>
+            <a:graphic xmlns:a="http://schemas.openxmlformats.org/drawingml/2006/main">
+              <a:graphicData uri="http://schemas.openxmlformats.org/drawingml/2006/picture">
+                <pic:pic xmlns:pic="http://schemas.openxmlformats.org/drawingml/2006/picture">
+                  <pic:nvPicPr>
+                    <pic:cNvPr id="1243136120" name="Picture 1"/>
+                    <pic:cNvPicPr/>
+                  </pic:nvPicPr>
+                  <pic:blipFill>
+                    <a:blip r:embed="rId127" cstate="print">
+                      <a:extLst>
+                        <a:ext uri="{28A0092B-C50C-407E-A947-70E740481C1C}">
+                          <a14:useLocalDpi xmlns:a14="http://schemas.microsoft.com/office/drawing/2010/main" val="0"/>
+                        </a:ext>
+                      </a:extLst>
+                    </a:blip>
+                    <a:stretch>
+                      <a:fillRect/>
+                    </a:stretch>
+                  </pic:blipFill>
+                  <pic:spPr>
+                    <a:xfrm>
+                      <a:off x="0" y="0"/>
+                      <a:ext cx="3600000" cy="1408404"/>
+                    </a:xfrm>
+                    <a:prstGeom prst="rect">
+                      <a:avLst/>
+                    </a:prstGeom>
+                    <a:effectLst>
+                      <a:outerShdw blurRad="63500" sx="102000" sy="102000" algn="ctr" rotWithShape="0">
+                        <a:prstClr val="black">
+                          <a:alpha val="40000"/>
+                        </a:prstClr>
+                      </a:outerShdw>
+                    </a:effectLst>
+                  </pic:spPr>
+                </pic:pic>
+              </a:graphicData>
+            </a:graphic>
+          </wp:inline>
+        </w:drawing>
+      </w:r>
+    </w:p>
+    <w:p>
+      <w:pPr>
+        <w:rPr>
+          <w:lang w:val="en-US"/>
+        </w:rPr>
+      </w:pPr>
+    </w:p>
+    <w:p>
+      <w:pPr>
+        <w:pStyle w:val="Subtitle"/>
+        <w:rPr>
+          <w:lang w:val="ro-RO"/>
+        </w:rPr>
+      </w:pPr>
+      <w:r>
+        <w:rPr>
+          <w:lang w:val="en-US"/>
+        </w:rPr>
+        <w:lastRenderedPageBreak/>
+        <w:t xml:space="preserve">Adunare a </w:t>
+      </w:r>
+      <w:r>
+        <w:rPr>
+          <w:lang w:val="en-US"/>
+        </w:rPr>
+        <w:t>2</w:t>
+      </w:r>
+      <w:r>
+        <w:rPr>
+          <w:lang w:val="en-US"/>
+        </w:rPr>
+        <w:t xml:space="preserve"> bi</w:t>
+      </w:r>
+      <w:r>
+        <w:rPr>
+          <w:lang w:val="ro-RO"/>
+        </w:rPr>
+        <w:t>ți</w:t>
+      </w:r>
+    </w:p>
+    <w:p>
+      <w:pPr>
+        <w:rPr>
+          <w:lang w:val="ro-RO"/>
+        </w:rPr>
+      </w:pPr>
+      <w:r>
+        <w:rPr>
+          <w:lang w:val="ro-RO"/>
+        </w:rPr>
+        <w:drawing>
+          <wp:inline distT="0" distB="0" distL="0" distR="0" wp14:anchorId="0B657C9F" wp14:editId="2DFC8085">
+            <wp:extent cx="5400000" cy="2479836"/>
+            <wp:effectExtent l="114300" t="95250" r="106045" b="92075"/>
+            <wp:docPr id="1536145776" name="Picture 1"/>
+            <wp:cNvGraphicFramePr>
+              <a:graphicFrameLocks xmlns:a="http://schemas.openxmlformats.org/drawingml/2006/main" noChangeAspect="1"/>
+            </wp:cNvGraphicFramePr>
+            <a:graphic xmlns:a="http://schemas.openxmlformats.org/drawingml/2006/main">
+              <a:graphicData uri="http://schemas.openxmlformats.org/drawingml/2006/picture">
+                <pic:pic xmlns:pic="http://schemas.openxmlformats.org/drawingml/2006/picture">
+                  <pic:nvPicPr>
+                    <pic:cNvPr id="1536145776" name=""/>
+                    <pic:cNvPicPr/>
+                  </pic:nvPicPr>
+                  <pic:blipFill>
+                    <a:blip r:embed="rId128"/>
+                    <a:stretch>
+                      <a:fillRect/>
+                    </a:stretch>
+                  </pic:blipFill>
+                  <pic:spPr>
+                    <a:xfrm>
+                      <a:off x="0" y="0"/>
+                      <a:ext cx="5400000" cy="2479836"/>
+                    </a:xfrm>
+                    <a:prstGeom prst="rect">
+                      <a:avLst/>
+                    </a:prstGeom>
+                    <a:effectLst>
+                      <a:outerShdw blurRad="63500" sx="102000" sy="102000" algn="ctr" rotWithShape="0">
+                        <a:prstClr val="black">
+                          <a:alpha val="40000"/>
+                        </a:prstClr>
+                      </a:outerShdw>
+                    </a:effectLst>
+                  </pic:spPr>
+                </pic:pic>
+              </a:graphicData>
+            </a:graphic>
+          </wp:inline>
+        </w:drawing>
+      </w:r>
+    </w:p>
+    <w:tbl>
+      <w:tblPr>
+        <w:tblStyle w:val="TableGrid"/>
+        <w:tblpPr w:leftFromText="180" w:rightFromText="180" w:vertAnchor="text" w:horzAnchor="margin" w:tblpXSpec="center" w:tblpY="18"/>
+        <w:tblW w:w="0" w:type="auto"/>
+        <w:tblLook w:val="04A0" w:firstRow="1" w:lastRow="0" w:firstColumn="1" w:lastColumn="0" w:noHBand="0" w:noVBand="1"/>
+      </w:tblPr>
+      <w:tblGrid>
+        <w:gridCol w:w="1004"/>
+        <w:gridCol w:w="1004"/>
+        <w:gridCol w:w="1005"/>
+        <w:gridCol w:w="1163"/>
+        <w:gridCol w:w="1163"/>
+      </w:tblGrid>
+      <w:tr>
+        <w:trPr>
+          <w:trHeight w:val="340"/>
+        </w:trPr>
+        <w:tc>
+          <w:tcPr>
+            <w:tcW w:w="3013" w:type="dxa"/>
+            <w:gridSpan w:val="3"/>
+          </w:tcPr>
+          <w:p>
+            <w:pPr>
+              <w:pStyle w:val="NoSpacing"/>
+              <w:jc w:val="center"/>
+              <w:rPr>
+                <w:lang w:val="en-US"/>
+              </w:rPr>
+            </w:pPr>
+            <w:r>
+              <w:rPr>
+                <w:lang w:val="en-US"/>
+              </w:rPr>
+              <w:t>INPUT</w:t>
+            </w:r>
+          </w:p>
+        </w:tc>
+        <w:tc>
+          <w:tcPr>
+            <w:tcW w:w="2326" w:type="dxa"/>
+            <w:gridSpan w:val="2"/>
+          </w:tcPr>
+          <w:p>
+            <w:pPr>
+              <w:pStyle w:val="NoSpacing"/>
+              <w:jc w:val="center"/>
+              <w:rPr>
+                <w:lang w:val="en-US"/>
+              </w:rPr>
+            </w:pPr>
+            <w:r>
+              <w:rPr>
+                <w:lang w:val="en-US"/>
+              </w:rPr>
+              <w:t xml:space="preserve"> OUTPUT</w:t>
+            </w:r>
+          </w:p>
+        </w:tc>
+      </w:tr>
+      <w:tr>
+        <w:trPr>
+          <w:trHeight w:val="349"/>
+        </w:trPr>
+        <w:tc>
+          <w:tcPr>
+            <w:tcW w:w="1004" w:type="dxa"/>
+          </w:tcPr>
+          <w:p>
+            <w:pPr>
+              <w:pStyle w:val="NoSpacing"/>
+              <w:jc w:val="center"/>
+              <w:rPr>
+                <w:lang w:val="en-US"/>
+              </w:rPr>
+            </w:pPr>
+            <w:r>
+              <w:rPr>
+                <w:lang w:val="en-US"/>
+              </w:rPr>
+              <w:t>A</w:t>
+            </w:r>
+          </w:p>
+        </w:tc>
+        <w:tc>
+          <w:tcPr>
+            <w:tcW w:w="1004" w:type="dxa"/>
+          </w:tcPr>
+          <w:p>
+            <w:pPr>
+              <w:pStyle w:val="NoSpacing"/>
+              <w:jc w:val="center"/>
+              <w:rPr>
+                <w:lang w:val="en-US"/>
+              </w:rPr>
+            </w:pPr>
+            <w:r>
+              <w:rPr>
+                <w:lang w:val="en-US"/>
+              </w:rPr>
+              <w:t>B</w:t>
+            </w:r>
+          </w:p>
+        </w:tc>
+        <w:tc>
+          <w:tcPr>
+            <w:tcW w:w="1005" w:type="dxa"/>
+          </w:tcPr>
+          <w:p>
+            <w:pPr>
+              <w:pStyle w:val="NoSpacing"/>
+              <w:jc w:val="center"/>
+              <w:rPr>
+                <w:lang w:val="en-US"/>
+              </w:rPr>
+            </w:pPr>
+            <w:r>
+              <w:rPr>
+                <w:lang w:val="en-US"/>
+              </w:rPr>
+              <w:t>Carry</w:t>
+            </w:r>
+          </w:p>
+        </w:tc>
+        <w:tc>
+          <w:tcPr>
+            <w:tcW w:w="1163" w:type="dxa"/>
+          </w:tcPr>
+          <w:p>
+            <w:pPr>
+              <w:pStyle w:val="NoSpacing"/>
+              <w:jc w:val="center"/>
+              <w:rPr>
+                <w:lang w:val="en-US"/>
+              </w:rPr>
+            </w:pPr>
+            <w:r>
+              <w:rPr>
+                <w:lang w:val="en-US"/>
+              </w:rPr>
+              <w:t>Sum</w:t>
+            </w:r>
+          </w:p>
+        </w:tc>
+        <w:tc>
+          <w:tcPr>
+            <w:tcW w:w="1163" w:type="dxa"/>
+          </w:tcPr>
+          <w:p>
+            <w:pPr>
+              <w:pStyle w:val="NoSpacing"/>
+              <w:jc w:val="center"/>
+              <w:rPr>
+                <w:lang w:val="en-US"/>
+              </w:rPr>
+            </w:pPr>
+            <w:r>
+              <w:rPr>
+                <w:lang w:val="en-US"/>
+              </w:rPr>
+              <w:t>Carry</w:t>
+            </w:r>
+          </w:p>
+        </w:tc>
+      </w:tr>
+      <w:tr>
+        <w:trPr>
+          <w:trHeight w:val="340"/>
+        </w:trPr>
+        <w:tc>
+          <w:tcPr>
+            <w:tcW w:w="1004" w:type="dxa"/>
+          </w:tcPr>
+          <w:p>
+            <w:pPr>
+              <w:pStyle w:val="NoSpacing"/>
+              <w:jc w:val="center"/>
+              <w:rPr>
+                <w:lang w:val="en-US"/>
+              </w:rPr>
+            </w:pPr>
+            <w:r>
+              <w:rPr>
+                <w:lang w:val="en-US"/>
+              </w:rPr>
+              <w:t>0</w:t>
+            </w:r>
+          </w:p>
+        </w:tc>
+        <w:tc>
+          <w:tcPr>
+            <w:tcW w:w="1004" w:type="dxa"/>
+          </w:tcPr>
+          <w:p>
+            <w:pPr>
+              <w:pStyle w:val="NoSpacing"/>
+              <w:jc w:val="center"/>
+              <w:rPr>
+                <w:lang w:val="en-US"/>
+              </w:rPr>
+            </w:pPr>
+            <w:r>
+              <w:rPr>
+                <w:lang w:val="en-US"/>
+              </w:rPr>
+              <w:t>0</w:t>
+            </w:r>
+          </w:p>
+        </w:tc>
+        <w:tc>
+          <w:tcPr>
+            <w:tcW w:w="1005" w:type="dxa"/>
+          </w:tcPr>
+          <w:p>
+            <w:pPr>
+              <w:pStyle w:val="NoSpacing"/>
+              <w:jc w:val="center"/>
+              <w:rPr>
+                <w:lang w:val="en-US"/>
+              </w:rPr>
+            </w:pPr>
+            <w:r>
+              <w:rPr>
+                <w:lang w:val="en-US"/>
+              </w:rPr>
+              <w:t>0</w:t>
+            </w:r>
+          </w:p>
+        </w:tc>
+        <w:tc>
+          <w:tcPr>
+            <w:tcW w:w="1163" w:type="dxa"/>
+          </w:tcPr>
+          <w:p>
+            <w:pPr>
+              <w:pStyle w:val="NoSpacing"/>
+              <w:jc w:val="center"/>
+              <w:rPr>
+                <w:lang w:val="en-US"/>
+              </w:rPr>
+            </w:pPr>
+            <w:r>
+              <w:rPr>
+                <w:lang w:val="en-US"/>
+              </w:rPr>
+              <w:t>0</w:t>
+            </w:r>
+          </w:p>
+        </w:tc>
+        <w:tc>
+          <w:tcPr>
+            <w:tcW w:w="1163" w:type="dxa"/>
+          </w:tcPr>
+          <w:p>
+            <w:pPr>
+              <w:pStyle w:val="NoSpacing"/>
+              <w:jc w:val="center"/>
+              <w:rPr>
+                <w:lang w:val="en-US"/>
+              </w:rPr>
+            </w:pPr>
+            <w:r>
+              <w:rPr>
+                <w:lang w:val="en-US"/>
+              </w:rPr>
+              <w:t>0</w:t>
+            </w:r>
+          </w:p>
+        </w:tc>
+      </w:tr>
+      <w:tr>
+        <w:trPr>
+          <w:trHeight w:val="340"/>
+        </w:trPr>
+        <w:tc>
+          <w:tcPr>
+            <w:tcW w:w="1004" w:type="dxa"/>
+          </w:tcPr>
+          <w:p>
+            <w:pPr>
+              <w:pStyle w:val="NoSpacing"/>
+              <w:jc w:val="center"/>
+              <w:rPr>
+                <w:lang w:val="en-US"/>
+              </w:rPr>
+            </w:pPr>
+            <w:r>
+              <w:rPr>
+                <w:lang w:val="en-US"/>
+              </w:rPr>
+              <w:t>0</w:t>
+            </w:r>
+          </w:p>
+        </w:tc>
+        <w:tc>
+          <w:tcPr>
+            <w:tcW w:w="1004" w:type="dxa"/>
+          </w:tcPr>
+          <w:p>
+            <w:pPr>
+              <w:pStyle w:val="NoSpacing"/>
+              <w:jc w:val="center"/>
+              <w:rPr>
+                <w:lang w:val="en-US"/>
+              </w:rPr>
+            </w:pPr>
+            <w:r>
+              <w:rPr>
+                <w:lang w:val="en-US"/>
+              </w:rPr>
+              <w:t>0</w:t>
+            </w:r>
+          </w:p>
+        </w:tc>
+        <w:tc>
+          <w:tcPr>
+            <w:tcW w:w="1005" w:type="dxa"/>
+          </w:tcPr>
+          <w:p>
+            <w:pPr>
+              <w:pStyle w:val="NoSpacing"/>
+              <w:jc w:val="center"/>
+              <w:rPr>
+                <w:lang w:val="en-US"/>
+              </w:rPr>
+            </w:pPr>
+            <w:r>
+              <w:rPr>
+                <w:lang w:val="en-US"/>
+              </w:rPr>
+              <w:t>1</w:t>
+            </w:r>
+          </w:p>
+        </w:tc>
+        <w:tc>
+          <w:tcPr>
+            <w:tcW w:w="1163" w:type="dxa"/>
+          </w:tcPr>
+          <w:p>
+            <w:pPr>
+              <w:pStyle w:val="NoSpacing"/>
+              <w:jc w:val="center"/>
+              <w:rPr>
+                <w:lang w:val="en-US"/>
+              </w:rPr>
+            </w:pPr>
+            <w:r>
+              <w:rPr>
+                <w:lang w:val="en-US"/>
+              </w:rPr>
+              <w:t>0</w:t>
+            </w:r>
+          </w:p>
+        </w:tc>
+        <w:tc>
+          <w:tcPr>
+            <w:tcW w:w="1163" w:type="dxa"/>
+          </w:tcPr>
+          <w:p>
+            <w:pPr>
+              <w:pStyle w:val="NoSpacing"/>
+              <w:jc w:val="center"/>
+              <w:rPr>
+                <w:lang w:val="en-US"/>
+              </w:rPr>
+            </w:pPr>
+            <w:r>
+              <w:rPr>
+                <w:lang w:val="en-US"/>
+              </w:rPr>
+              <w:t>1</w:t>
+            </w:r>
+          </w:p>
+        </w:tc>
+      </w:tr>
+      <w:tr>
+        <w:trPr>
+          <w:trHeight w:val="340"/>
+        </w:trPr>
+        <w:tc>
+          <w:tcPr>
+            <w:tcW w:w="1004" w:type="dxa"/>
+          </w:tcPr>
+          <w:p>
+            <w:pPr>
+              <w:pStyle w:val="NoSpacing"/>
+              <w:jc w:val="center"/>
+              <w:rPr>
+                <w:lang w:val="en-US"/>
+              </w:rPr>
+            </w:pPr>
+            <w:r>
+              <w:rPr>
+                <w:lang w:val="en-US"/>
+              </w:rPr>
+              <w:t>0</w:t>
+            </w:r>
+          </w:p>
+        </w:tc>
+        <w:tc>
+          <w:tcPr>
+            <w:tcW w:w="1004" w:type="dxa"/>
+          </w:tcPr>
+          <w:p>
+            <w:pPr>
+              <w:pStyle w:val="NoSpacing"/>
+              <w:jc w:val="center"/>
+              <w:rPr>
+                <w:lang w:val="en-US"/>
+              </w:rPr>
+            </w:pPr>
+            <w:r>
+              <w:rPr>
+                <w:lang w:val="en-US"/>
+              </w:rPr>
+              <w:t>1</w:t>
+            </w:r>
+          </w:p>
+        </w:tc>
+        <w:tc>
+          <w:tcPr>
+            <w:tcW w:w="1005" w:type="dxa"/>
+          </w:tcPr>
+          <w:p>
+            <w:pPr>
+              <w:pStyle w:val="NoSpacing"/>
+              <w:jc w:val="center"/>
+              <w:rPr>
+                <w:lang w:val="en-US"/>
+              </w:rPr>
+            </w:pPr>
+            <w:r>
+              <w:rPr>
+                <w:lang w:val="en-US"/>
+              </w:rPr>
+              <w:t>0</w:t>
+            </w:r>
+          </w:p>
+        </w:tc>
+        <w:tc>
+          <w:tcPr>
+            <w:tcW w:w="1163" w:type="dxa"/>
+          </w:tcPr>
+          <w:p>
+            <w:pPr>
+              <w:pStyle w:val="NoSpacing"/>
+              <w:jc w:val="center"/>
+              <w:rPr>
+                <w:lang w:val="en-US"/>
+              </w:rPr>
+            </w:pPr>
+            <w:r>
+              <w:rPr>
+                <w:lang w:val="en-US"/>
+              </w:rPr>
+              <w:t>1</w:t>
+            </w:r>
+          </w:p>
+        </w:tc>
+        <w:tc>
+          <w:tcPr>
+            <w:tcW w:w="1163" w:type="dxa"/>
+          </w:tcPr>
+          <w:p>
+            <w:pPr>
+              <w:pStyle w:val="NoSpacing"/>
+              <w:jc w:val="center"/>
+              <w:rPr>
+                <w:lang w:val="en-US"/>
+              </w:rPr>
+            </w:pPr>
+            <w:r>
+              <w:rPr>
+                <w:lang w:val="en-US"/>
+              </w:rPr>
+              <w:t>0</w:t>
+            </w:r>
+          </w:p>
+        </w:tc>
+      </w:tr>
+      <w:tr>
+        <w:trPr>
+          <w:trHeight w:val="340"/>
+        </w:trPr>
+        <w:tc>
+          <w:tcPr>
+            <w:tcW w:w="1004" w:type="dxa"/>
+          </w:tcPr>
+          <w:p>
+            <w:pPr>
+              <w:pStyle w:val="NoSpacing"/>
+              <w:jc w:val="center"/>
+              <w:rPr>
+                <w:lang w:val="en-US"/>
+              </w:rPr>
+            </w:pPr>
+            <w:r>
+              <w:rPr>
+                <w:lang w:val="en-US"/>
+              </w:rPr>
+              <w:t>0</w:t>
+            </w:r>
+          </w:p>
+        </w:tc>
+        <w:tc>
+          <w:tcPr>
+            <w:tcW w:w="1004" w:type="dxa"/>
+          </w:tcPr>
+          <w:p>
+            <w:pPr>
+              <w:pStyle w:val="NoSpacing"/>
+              <w:jc w:val="center"/>
+              <w:rPr>
+                <w:lang w:val="en-US"/>
+              </w:rPr>
+            </w:pPr>
+            <w:r>
+              <w:rPr>
+                <w:lang w:val="en-US"/>
+              </w:rPr>
+              <w:t>1</w:t>
+            </w:r>
+          </w:p>
+        </w:tc>
+        <w:tc>
+          <w:tcPr>
+            <w:tcW w:w="1005" w:type="dxa"/>
+          </w:tcPr>
+          <w:p>
+            <w:pPr>
+              <w:pStyle w:val="NoSpacing"/>
+              <w:jc w:val="center"/>
+              <w:rPr>
+                <w:lang w:val="en-US"/>
+              </w:rPr>
+            </w:pPr>
+            <w:r>
+              <w:rPr>
+                <w:lang w:val="en-US"/>
+              </w:rPr>
+              <w:t>1</w:t>
+            </w:r>
+          </w:p>
+        </w:tc>
+        <w:tc>
+          <w:tcPr>
+            <w:tcW w:w="1163" w:type="dxa"/>
+          </w:tcPr>
+          <w:p>
+            <w:pPr>
+              <w:pStyle w:val="NoSpacing"/>
+              <w:jc w:val="center"/>
+              <w:rPr>
+                <w:lang w:val="en-US"/>
+              </w:rPr>
+            </w:pPr>
+            <w:r>
+              <w:rPr>
+                <w:lang w:val="en-US"/>
+              </w:rPr>
+              <w:t>0</w:t>
+            </w:r>
+          </w:p>
+        </w:tc>
+        <w:tc>
+          <w:tcPr>
+            <w:tcW w:w="1163" w:type="dxa"/>
+          </w:tcPr>
+          <w:p>
+            <w:pPr>
+              <w:pStyle w:val="NoSpacing"/>
+              <w:jc w:val="center"/>
+              <w:rPr>
+                <w:lang w:val="en-US"/>
+              </w:rPr>
+            </w:pPr>
+            <w:r>
+              <w:rPr>
+                <w:lang w:val="en-US"/>
+              </w:rPr>
+              <w:t>1</w:t>
+            </w:r>
+          </w:p>
+        </w:tc>
+      </w:tr>
+      <w:tr>
+        <w:trPr>
+          <w:trHeight w:val="340"/>
+        </w:trPr>
+        <w:tc>
+          <w:tcPr>
+            <w:tcW w:w="1004" w:type="dxa"/>
+          </w:tcPr>
+          <w:p>
+            <w:pPr>
+              <w:pStyle w:val="NoSpacing"/>
+              <w:jc w:val="center"/>
+              <w:rPr>
+                <w:lang w:val="en-US"/>
+              </w:rPr>
+            </w:pPr>
+            <w:r>
+              <w:rPr>
+                <w:lang w:val="en-US"/>
+              </w:rPr>
+              <w:t>1</w:t>
+            </w:r>
+          </w:p>
+        </w:tc>
+        <w:tc>
+          <w:tcPr>
+            <w:tcW w:w="1004" w:type="dxa"/>
+          </w:tcPr>
+          <w:p>
+            <w:pPr>
+              <w:pStyle w:val="NoSpacing"/>
+              <w:jc w:val="center"/>
+              <w:rPr>
+                <w:lang w:val="en-US"/>
+              </w:rPr>
+            </w:pPr>
+            <w:r>
+              <w:rPr>
+                <w:lang w:val="en-US"/>
+              </w:rPr>
+              <w:t>0</w:t>
+            </w:r>
+          </w:p>
+        </w:tc>
+        <w:tc>
+          <w:tcPr>
+            <w:tcW w:w="1005" w:type="dxa"/>
+          </w:tcPr>
+          <w:p>
+            <w:pPr>
+              <w:pStyle w:val="NoSpacing"/>
+              <w:jc w:val="center"/>
+              <w:rPr>
+                <w:lang w:val="en-US"/>
+              </w:rPr>
+            </w:pPr>
+            <w:r>
+              <w:rPr>
+                <w:lang w:val="en-US"/>
+              </w:rPr>
+              <w:t>0</w:t>
+            </w:r>
+          </w:p>
+        </w:tc>
+        <w:tc>
+          <w:tcPr>
+            <w:tcW w:w="1163" w:type="dxa"/>
+          </w:tcPr>
+          <w:p>
+            <w:pPr>
+              <w:pStyle w:val="NoSpacing"/>
+              <w:jc w:val="center"/>
+              <w:rPr>
+                <w:lang w:val="en-US"/>
+              </w:rPr>
+            </w:pPr>
+            <w:r>
+              <w:rPr>
+                <w:lang w:val="en-US"/>
+              </w:rPr>
+              <w:t>1</w:t>
+            </w:r>
+          </w:p>
+        </w:tc>
+        <w:tc>
+          <w:tcPr>
+            <w:tcW w:w="1163" w:type="dxa"/>
+          </w:tcPr>
+          <w:p>
+            <w:pPr>
+              <w:pStyle w:val="NoSpacing"/>
+              <w:jc w:val="center"/>
+              <w:rPr>
+                <w:lang w:val="en-US"/>
+              </w:rPr>
+            </w:pPr>
+            <w:r>
+              <w:rPr>
+                <w:lang w:val="en-US"/>
+              </w:rPr>
+              <w:t>0</w:t>
+            </w:r>
+          </w:p>
+        </w:tc>
+      </w:tr>
+      <w:tr>
+        <w:trPr>
+          <w:trHeight w:val="340"/>
+        </w:trPr>
+        <w:tc>
+          <w:tcPr>
+            <w:tcW w:w="1004" w:type="dxa"/>
+          </w:tcPr>
+          <w:p>
+            <w:pPr>
+              <w:pStyle w:val="NoSpacing"/>
+              <w:jc w:val="center"/>
+              <w:rPr>
+                <w:lang w:val="en-US"/>
+              </w:rPr>
+            </w:pPr>
+            <w:r>
+              <w:rPr>
+                <w:lang w:val="en-US"/>
+              </w:rPr>
+              <w:t>1</w:t>
+            </w:r>
+          </w:p>
+        </w:tc>
+        <w:tc>
+          <w:tcPr>
+            <w:tcW w:w="1004" w:type="dxa"/>
+          </w:tcPr>
+          <w:p>
+            <w:pPr>
+              <w:pStyle w:val="NoSpacing"/>
+              <w:jc w:val="center"/>
+              <w:rPr>
+                <w:lang w:val="en-US"/>
+              </w:rPr>
+            </w:pPr>
+            <w:r>
+              <w:rPr>
+                <w:lang w:val="en-US"/>
+              </w:rPr>
+              <w:t>0</w:t>
+            </w:r>
+          </w:p>
+        </w:tc>
+        <w:tc>
+          <w:tcPr>
+            <w:tcW w:w="1005" w:type="dxa"/>
+          </w:tcPr>
+          <w:p>
+            <w:pPr>
+              <w:pStyle w:val="NoSpacing"/>
+              <w:jc w:val="center"/>
+              <w:rPr>
+                <w:lang w:val="en-US"/>
+              </w:rPr>
+            </w:pPr>
+            <w:r>
+              <w:rPr>
+                <w:lang w:val="en-US"/>
+              </w:rPr>
+              <w:t>1</w:t>
+            </w:r>
+          </w:p>
+        </w:tc>
+        <w:tc>
+          <w:tcPr>
+            <w:tcW w:w="1163" w:type="dxa"/>
+          </w:tcPr>
+          <w:p>
+            <w:pPr>
+              <w:pStyle w:val="NoSpacing"/>
+              <w:jc w:val="center"/>
+              <w:rPr>
+                <w:lang w:val="en-US"/>
+              </w:rPr>
+            </w:pPr>
+            <w:r>
+              <w:rPr>
+                <w:lang w:val="en-US"/>
+              </w:rPr>
+              <w:t>0</w:t>
+            </w:r>
+          </w:p>
+        </w:tc>
+        <w:tc>
+          <w:tcPr>
+            <w:tcW w:w="1163" w:type="dxa"/>
+          </w:tcPr>
+          <w:p>
+            <w:pPr>
+              <w:pStyle w:val="NoSpacing"/>
+              <w:jc w:val="center"/>
+              <w:rPr>
+                <w:lang w:val="en-US"/>
+              </w:rPr>
+            </w:pPr>
+            <w:r>
+              <w:rPr>
+                <w:lang w:val="en-US"/>
+              </w:rPr>
+              <w:t>1</w:t>
+            </w:r>
+          </w:p>
+        </w:tc>
+      </w:tr>
+      <w:tr>
+        <w:trPr>
+          <w:trHeight w:val="340"/>
+        </w:trPr>
+        <w:tc>
+          <w:tcPr>
+            <w:tcW w:w="1004" w:type="dxa"/>
+          </w:tcPr>
+          <w:p>
+            <w:pPr>
+              <w:pStyle w:val="NoSpacing"/>
+              <w:jc w:val="center"/>
+              <w:rPr>
+                <w:lang w:val="en-US"/>
+              </w:rPr>
+            </w:pPr>
+            <w:r>
+              <w:rPr>
+                <w:lang w:val="en-US"/>
+              </w:rPr>
+              <w:t>1</w:t>
+            </w:r>
+          </w:p>
+        </w:tc>
+        <w:tc>
+          <w:tcPr>
+            <w:tcW w:w="1004" w:type="dxa"/>
+          </w:tcPr>
+          <w:p>
+            <w:pPr>
+              <w:pStyle w:val="NoSpacing"/>
+              <w:jc w:val="center"/>
+              <w:rPr>
+                <w:lang w:val="en-US"/>
+              </w:rPr>
+            </w:pPr>
+            <w:r>
+              <w:rPr>
+                <w:lang w:val="en-US"/>
+              </w:rPr>
+              <w:t>1</w:t>
+            </w:r>
+          </w:p>
+        </w:tc>
+        <w:tc>
+          <w:tcPr>
+            <w:tcW w:w="1005" w:type="dxa"/>
+          </w:tcPr>
+          <w:p>
+            <w:pPr>
+              <w:pStyle w:val="NoSpacing"/>
+              <w:jc w:val="center"/>
+              <w:rPr>
+                <w:lang w:val="en-US"/>
+              </w:rPr>
+            </w:pPr>
+            <w:r>
+              <w:rPr>
+                <w:lang w:val="en-US"/>
+              </w:rPr>
+              <w:t>0</w:t>
+            </w:r>
+          </w:p>
+        </w:tc>
+        <w:tc>
+          <w:tcPr>
+            <w:tcW w:w="1163" w:type="dxa"/>
+          </w:tcPr>
+          <w:p>
+            <w:pPr>
+              <w:pStyle w:val="NoSpacing"/>
+              <w:jc w:val="center"/>
+              <w:rPr>
+                <w:lang w:val="en-US"/>
+              </w:rPr>
+            </w:pPr>
+            <w:r>
+              <w:rPr>
+                <w:lang w:val="en-US"/>
+              </w:rPr>
+              <w:t>0</w:t>
+            </w:r>
+          </w:p>
+        </w:tc>
+        <w:tc>
+          <w:tcPr>
+            <w:tcW w:w="1163" w:type="dxa"/>
+          </w:tcPr>
+          <w:p>
+            <w:pPr>
+              <w:pStyle w:val="NoSpacing"/>
+              <w:jc w:val="center"/>
+              <w:rPr>
+                <w:lang w:val="en-US"/>
+              </w:rPr>
+            </w:pPr>
+            <w:r>
+              <w:rPr>
+                <w:lang w:val="en-US"/>
+              </w:rPr>
+              <w:t>1</w:t>
+            </w:r>
+          </w:p>
+        </w:tc>
+      </w:tr>
+      <w:tr>
+        <w:trPr>
+          <w:trHeight w:val="340"/>
+        </w:trPr>
+        <w:tc>
+          <w:tcPr>
+            <w:tcW w:w="1004" w:type="dxa"/>
+          </w:tcPr>
+          <w:p>
+            <w:pPr>
+              <w:pStyle w:val="NoSpacing"/>
+              <w:jc w:val="center"/>
+              <w:rPr>
+                <w:lang w:val="en-US"/>
+              </w:rPr>
+            </w:pPr>
+            <w:r>
+              <w:rPr>
+                <w:lang w:val="en-US"/>
+              </w:rPr>
+              <w:t>1</w:t>
+            </w:r>
+          </w:p>
+        </w:tc>
+        <w:tc>
+          <w:tcPr>
+            <w:tcW w:w="1004" w:type="dxa"/>
+          </w:tcPr>
+          <w:p>
+            <w:pPr>
+              <w:pStyle w:val="NoSpacing"/>
+              <w:jc w:val="center"/>
+              <w:rPr>
+                <w:lang w:val="en-US"/>
+              </w:rPr>
+            </w:pPr>
+            <w:r>
+              <w:rPr>
+                <w:lang w:val="en-US"/>
+              </w:rPr>
+              <w:t>1</w:t>
+            </w:r>
+          </w:p>
+        </w:tc>
+        <w:tc>
+          <w:tcPr>
+            <w:tcW w:w="1005" w:type="dxa"/>
+          </w:tcPr>
+          <w:p>
+            <w:pPr>
+              <w:pStyle w:val="NoSpacing"/>
+              <w:jc w:val="center"/>
+              <w:rPr>
+                <w:lang w:val="en-US"/>
+              </w:rPr>
+            </w:pPr>
+            <w:r>
+              <w:rPr>
+                <w:lang w:val="en-US"/>
+              </w:rPr>
+              <w:t>1</w:t>
+            </w:r>
+          </w:p>
+        </w:tc>
+        <w:tc>
+          <w:tcPr>
+            <w:tcW w:w="1163" w:type="dxa"/>
+          </w:tcPr>
+          <w:p>
+            <w:pPr>
+              <w:pStyle w:val="NoSpacing"/>
+              <w:jc w:val="center"/>
+              <w:rPr>
+                <w:lang w:val="en-US"/>
+              </w:rPr>
+            </w:pPr>
+            <w:r>
+              <w:rPr>
+                <w:lang w:val="en-US"/>
+              </w:rPr>
+              <w:t>1</w:t>
+            </w:r>
+          </w:p>
+        </w:tc>
+        <w:tc>
+          <w:tcPr>
+            <w:tcW w:w="1163" w:type="dxa"/>
+          </w:tcPr>
+          <w:p>
+            <w:pPr>
+              <w:pStyle w:val="NoSpacing"/>
+              <w:jc w:val="center"/>
+              <w:rPr>
+                <w:lang w:val="en-US"/>
+              </w:rPr>
+            </w:pPr>
+            <w:r>
+              <w:rPr>
+                <w:lang w:val="en-US"/>
+              </w:rPr>
+              <w:t>1</w:t>
+            </w:r>
+          </w:p>
+        </w:tc>
+      </w:tr>
+    </w:tbl>
+    <w:p>
+      <w:pPr>
+        <w:rPr>
+          <w:lang w:val="ro-RO"/>
+        </w:rPr>
+      </w:pPr>
     </w:p>
     <w:p>
       <w:pPr>
@@ -8905,7 +14917,7 @@
           <w:lang w:val="en-US"/>
         </w:rPr>
       </w:pPr>
-      <w:bookmarkStart w:id="63" w:name="_Toc227443892"/>
+      <w:bookmarkStart w:id="69" w:name="_Toc227537211"/>
       <w:r>
         <w:rPr>
           <w:lang w:val="en-US"/>
@@ -8913,7 +14925,7 @@
         <w:lastRenderedPageBreak/>
         <w:t>V. Bibliografie</w:t>
       </w:r>
-      <w:bookmarkEnd w:id="63"/>
+      <w:bookmarkEnd w:id="69"/>
     </w:p>
     <w:p>
       <w:pPr>
@@ -8968,19 +14980,66 @@
         <w:pStyle w:val="NoSpacing"/>
         <w:jc w:val="left"/>
         <w:rPr>
-          <w:lang w:val="en-US"/>
-        </w:rPr>
-      </w:pPr>
-      <w:r>
-        <w:rPr>
-          <w:lang w:val="en-US"/>
-        </w:rPr>
-        <w:t xml:space="preserve">Sebastian Lague, </w:t>
+          <w:lang w:val="ro-RO"/>
+        </w:rPr>
+      </w:pPr>
+    </w:p>
+    <w:p>
+      <w:pPr>
+        <w:pStyle w:val="NoSpacing"/>
+        <w:jc w:val="left"/>
+        <w:rPr>
+          <w:lang w:val="ro-RO"/>
+        </w:rPr>
+      </w:pPr>
+      <w:r>
+        <w:rPr>
+          <w:lang w:val="ro-RO"/>
+        </w:rPr>
+        <w:t xml:space="preserve">Joey de Vries, </w:t>
       </w:r>
       <w:r>
         <w:rPr>
           <w:i/>
           <w:iCs/>
+          <w:lang w:val="ro-RO"/>
+        </w:rPr>
+        <w:t>Learn OpenGL – Graphics Programming</w:t>
+      </w:r>
+      <w:r>
+        <w:rPr>
+          <w:lang w:val="ro-RO"/>
+        </w:rPr>
+        <w:t>, Kendall &amp; Welling, June 2020</w:t>
+      </w:r>
+    </w:p>
+    <w:p>
+      <w:pPr>
+        <w:pStyle w:val="NoSpacing"/>
+        <w:jc w:val="left"/>
+        <w:rPr>
+          <w:lang w:val="en-US"/>
+        </w:rPr>
+      </w:pPr>
+    </w:p>
+    <w:p>
+      <w:pPr>
+        <w:pStyle w:val="NoSpacing"/>
+        <w:jc w:val="left"/>
+        <w:rPr>
+          <w:lang w:val="en-US"/>
+        </w:rPr>
+      </w:pPr>
+      <w:r>
+        <w:rPr>
+          <w:lang w:val="en-US"/>
+        </w:rPr>
+        <w:t xml:space="preserve">Sebastian Lague, </w:t>
+      </w:r>
+      <w:r>
+        <w:rPr>
+          <w:i/>
+          <w:iCs/>
           <w:lang w:val="en-US"/>
         </w:rPr>
         <w:t>Exploring How Computers Work</w:t>
@@ -8991,27 +15050,98 @@
         </w:rPr>
         <w:t xml:space="preserve">, 16 Nov. 2020, </w:t>
       </w:r>
-      <w:hyperlink r:id="rId108" w:history="1">
+      <w:hyperlink r:id="rId129" w:history="1">
         <w:r>
           <w:rPr>
             <w:rStyle w:val="Hyperlink"/>
             <w:lang w:val="en-US"/>
           </w:rPr>
-          <w:t>https://www.youtube.com/watch?v</w:t>
+          <w:t>https://www.youtube.com/watch?v=QZwneRb-zqA</w:t>
         </w:r>
+      </w:hyperlink>
+    </w:p>
+    <w:p>
+      <w:pPr>
+        <w:pStyle w:val="NoSpacing"/>
+        <w:jc w:val="left"/>
+        <w:rPr>
+          <w:lang w:val="en-US"/>
+        </w:rPr>
+      </w:pPr>
+      <w:r>
+        <w:rPr>
+          <w:lang w:val="en-US"/>
+        </w:rPr>
+        <w:t xml:space="preserve">Sebastian Lague, </w:t>
+      </w:r>
+      <w:r>
+        <w:rPr>
+          <w:i/>
+          <w:iCs/>
+          <w:lang w:val="en-US"/>
+        </w:rPr>
+        <w:t>How Do Computers Remember?</w:t>
+      </w:r>
+      <w:r>
+        <w:rPr>
+          <w:lang w:val="en-US"/>
+        </w:rPr>
+        <w:t xml:space="preserve">, 4 Dec. 2020, </w:t>
+      </w:r>
+      <w:hyperlink r:id="rId130" w:history="1">
         <w:r>
           <w:rPr>
             <w:rStyle w:val="Hyperlink"/>
             <w:lang w:val="en-US"/>
           </w:rPr>
-          <w:t>=</w:t>
+          <w:t>https://www.youtube.com/watch?v=I0-izyq6q5s</w:t>
         </w:r>
+      </w:hyperlink>
+    </w:p>
+    <w:p>
+      <w:pPr>
+        <w:pStyle w:val="NoSpacing"/>
+        <w:jc w:val="left"/>
+        <w:rPr>
+          <w:lang w:val="en-US"/>
+        </w:rPr>
+      </w:pPr>
+    </w:p>
+    <w:p>
+      <w:pPr>
+        <w:pStyle w:val="NoSpacing"/>
+        <w:jc w:val="left"/>
+        <w:rPr>
+          <w:lang w:val="en-US"/>
+        </w:rPr>
+      </w:pPr>
+      <w:r>
+        <w:rPr>
+          <w:lang w:val="en-US"/>
+        </w:rPr>
+        <w:t xml:space="preserve">Eskil Steenberg, </w:t>
+      </w:r>
+      <w:r>
+        <w:rPr>
+          <w:i/>
+          <w:iCs/>
+          <w:lang w:val="en-US"/>
+        </w:rPr>
+        <w:t>How I Program C</w:t>
+      </w:r>
+      <w:r>
+        <w:rPr>
+          <w:lang w:val="en-US"/>
+        </w:rPr>
+        <w:t xml:space="preserve">, 21 Nov. 2016, </w:t>
+      </w:r>
+      <w:hyperlink r:id="rId131" w:history="1">
         <w:r>
           <w:rPr>
             <w:rStyle w:val="Hyperlink"/>
             <w:lang w:val="en-US"/>
           </w:rPr>
-          <w:t>QZwneRb-zqA</w:t>
+          <w:t>https://www.youtube.com/watch?v=443UNeGrFoM&amp;</w:t>
         </w:r>
       </w:hyperlink>
     </w:p>
@@ -9027,7 +15157,7 @@
         <w:rPr>
           <w:lang w:val="en-US"/>
         </w:rPr>
-        <w:t xml:space="preserve">Sebastian Lague, </w:t>
+        <w:t xml:space="preserve">Eskil Steenberg, </w:t>
       </w:r>
       <w:r>
         <w:rPr>
@@ -9035,35 +15165,30 @@
           <w:iCs/>
           <w:lang w:val="en-US"/>
         </w:rPr>
-        <w:t>How Do Computers Remember?</w:t>
-      </w:r>
-      <w:r>
-        <w:rPr>
-          <w:lang w:val="en-US"/>
-        </w:rPr>
-        <w:t xml:space="preserve">, 4 Dec. 2020, </w:t>
-      </w:r>
-      <w:hyperlink r:id="rId109" w:history="1">
+        <w:t>Debugging and the art of avoiding bugs</w:t>
+      </w:r>
+      <w:r>
+        <w:rPr>
+          <w:lang w:val="en-US"/>
+        </w:rPr>
+        <w:t>, 24 Aug. 2025,</w:t>
+      </w:r>
+    </w:p>
+    <w:p>
+      <w:pPr>
+        <w:pStyle w:val="NoSpacing"/>
+        <w:jc w:val="left"/>
+        <w:rPr>
+          <w:lang w:val="en-US"/>
+        </w:rPr>
+      </w:pPr>
+      <w:hyperlink r:id="rId132" w:history="1">
         <w:r>
           <w:rPr>
             <w:rStyle w:val="Hyperlink"/>
             <w:lang w:val="en-US"/>
           </w:rPr>
-          <w:t>https://www.youtube.com/watch?v=I0-izyq6</w:t>
-        </w:r>
-        <w:r>
-          <w:rPr>
-            <w:rStyle w:val="Hyperlink"/>
-            <w:lang w:val="en-US"/>
-          </w:rPr>
-          <w:t>q</w:t>
-        </w:r>
-        <w:r>
-          <w:rPr>
-            <w:rStyle w:val="Hyperlink"/>
-            <w:lang w:val="en-US"/>
-          </w:rPr>
-          <w:t>5s</w:t>
+          <w:t>https://www.youtube.com/watch?v=sfrnU3-EpPI</w:t>
         </w:r>
       </w:hyperlink>
     </w:p>
@@ -9118,7 +15243,7 @@
         </w:rPr>
         <w:t xml:space="preserve">, 28 Sept. 2024, </w:t>
       </w:r>
-      <w:hyperlink r:id="rId110" w:history="1">
+      <w:hyperlink r:id="rId133" w:history="1">
         <w:r>
           <w:rPr>
             <w:rStyle w:val="Hyperlink"/>
@@ -9170,27 +15295,13 @@
         </w:rPr>
         <w:t xml:space="preserve">, 7 Dec. 2024, </w:t>
       </w:r>
-      <w:hyperlink r:id="rId111" w:history="1">
+      <w:hyperlink r:id="rId134" w:history="1">
         <w:r>
           <w:rPr>
             <w:rStyle w:val="Hyperlink"/>
             <w:lang w:val="en-US"/>
           </w:rPr>
-          <w:t>https://www.youtube.com/watch?v=Lsh_0d</w:t>
-        </w:r>
-        <w:r>
-          <w:rPr>
-            <w:rStyle w:val="Hyperlink"/>
-            <w:lang w:val="en-US"/>
-          </w:rPr>
-          <w:t>z</w:t>
-        </w:r>
-        <w:r>
-          <w:rPr>
-            <w:rStyle w:val="Hyperlink"/>
-            <w:lang w:val="en-US"/>
-          </w:rPr>
-          <w:t>7p4U&amp;</w:t>
+          <w:t>https://www.youtube.com/watch?v=Lsh_0dz7p4U&amp;</w:t>
         </w:r>
       </w:hyperlink>
     </w:p>
@@ -9240,7 +15351,7 @@
           <w:lang w:val="en-US"/>
         </w:rPr>
       </w:pPr>
-      <w:hyperlink r:id="rId112" w:history="1">
+      <w:hyperlink r:id="rId135" w:history="1">
         <w:r>
           <w:rPr>
             <w:rStyle w:val="Hyperlink"/>
@@ -9286,7 +15397,7 @@
         </w:rPr>
         <w:t xml:space="preserve">, 19 Nov. 2022, </w:t>
       </w:r>
-      <w:hyperlink r:id="rId113" w:history="1">
+      <w:hyperlink r:id="rId136" w:history="1">
         <w:r>
           <w:rPr>
             <w:rStyle w:val="Hyperlink"/>
@@ -9317,7 +15428,7 @@
         <w:rPr>
           <w:lang w:val="ro-RO"/>
         </w:rPr>
-        <w:t xml:space="preserve">Joey de Vries, </w:t>
+        <w:t xml:space="preserve">VoxelRifts, </w:t>
       </w:r>
       <w:r>
         <w:rPr>
@@ -9325,44 +15436,6 @@
           <w:iCs/>
           <w:lang w:val="ro-RO"/>
         </w:rPr>
-        <w:t>Learn OpenGL – Graphics Programming</w:t>
-      </w:r>
-      <w:r>
-        <w:rPr>
-          <w:lang w:val="ro-RO"/>
-        </w:rPr>
-        <w:t>, Kendall &amp; Welling, June 2020</w:t>
-      </w:r>
-    </w:p>
-    <w:p>
-      <w:pPr>
-        <w:pStyle w:val="NoSpacing"/>
-        <w:jc w:val="left"/>
-        <w:rPr>
-          <w:lang w:val="ro-RO"/>
-        </w:rPr>
-      </w:pPr>
-    </w:p>
-    <w:p>
-      <w:pPr>
-        <w:pStyle w:val="NoSpacing"/>
-        <w:jc w:val="left"/>
-        <w:rPr>
-          <w:lang w:val="ro-RO"/>
-        </w:rPr>
-      </w:pPr>
-      <w:r>
-        <w:rPr>
-          <w:lang w:val="ro-RO"/>
-        </w:rPr>
-        <w:t xml:space="preserve">VoxelRifts, </w:t>
-      </w:r>
-      <w:r>
-        <w:rPr>
-          <w:i/>
-          <w:iCs/>
-          <w:lang w:val="ro-RO"/>
-        </w:rPr>
         <w:t>A Quick, Easy and Extendable OpenGL Renderer in 250 LOC!</w:t>
       </w:r>
       <w:r>
@@ -9371,7 +15444,7 @@
         </w:rPr>
         <w:t xml:space="preserve">, 17 Feb. 2023, </w:t>
       </w:r>
-      <w:hyperlink r:id="rId114" w:history="1">
+      <w:hyperlink r:id="rId137" w:history="1">
         <w:r>
           <w:rPr>
             <w:rStyle w:val="Hyperlink"/>
@@ -9432,7 +15505,7 @@
         </w:rPr>
         <w:t xml:space="preserve">, 15 Sept. 2019, </w:t>
       </w:r>
-      <w:hyperlink r:id="rId115" w:history="1">
+      <w:hyperlink r:id="rId138" w:history="1">
         <w:r>
           <w:rPr>
             <w:rStyle w:val="Hyperlink"/>
@@ -9488,7 +15561,7 @@
         </w:rPr>
         <w:t xml:space="preserve"> 2020, </w:t>
       </w:r>
-      <w:hyperlink r:id="rId116" w:history="1">
+      <w:hyperlink r:id="rId139" w:history="1">
         <w:r>
           <w:rPr>
             <w:rStyle w:val="Hyperlink"/>
@@ -9526,7 +15599,7 @@
         </w:rPr>
         <w:t xml:space="preserve">, 17 Sept. 2025, </w:t>
       </w:r>
-      <w:hyperlink r:id="rId117" w:history="1">
+      <w:hyperlink r:id="rId140" w:history="1">
         <w:r>
           <w:rPr>
             <w:rStyle w:val="Hyperlink"/>
@@ -9537,7 +15610,7 @@
       </w:hyperlink>
     </w:p>
     <w:sectPr>
-      <w:footerReference w:type="first" r:id="rId118"/>
+      <w:footerReference w:type="first" r:id="rId141"/>
       <w:pgSz w:w="11906" w:h="16838"/>
       <w:pgMar w:top="1440" w:right="1440" w:bottom="1440" w:left="1440" w:header="709" w:footer="708" w:gutter="0"/>
       <w:pgNumType w:start="3"/>
@@ -9977,6 +16050,68 @@
       </w:r>
       <w:r>
         <w:rPr>
+          <w:lang w:val="ro-RO"/>
+        </w:rPr>
+        <w:t xml:space="preserve">Rendering = procesul de generare a imaginilor din anumite date (ex. puncte în spațiu ce </w:t>
+      </w:r>
+      <w:r>
+        <w:rPr>
+          <w:lang w:val="ro-RO"/>
+        </w:rPr>
+        <w:t xml:space="preserve">definesc </w:t>
+      </w:r>
+      <w:r>
+        <w:rPr>
+          <w:lang w:val="ro-RO"/>
+        </w:rPr>
+        <w:t xml:space="preserve"> un corp geometric)</w:t>
+      </w:r>
+    </w:p>
+  </w:footnote>
+  <w:footnote w:id="9">
+    <w:p>
+      <w:pPr>
+        <w:pStyle w:val="FootnoteText"/>
+        <w:rPr>
+          <w:lang w:val="ro-RO"/>
+        </w:rPr>
+      </w:pPr>
+      <w:r>
+        <w:rPr>
+          <w:rStyle w:val="FootnoteReference"/>
+        </w:rPr>
+        <w:footnoteRef/>
+      </w:r>
+      <w:r>
+        <w:t xml:space="preserve"> </w:t>
+      </w:r>
+      <w:r>
+        <w:rPr>
+          <w:lang w:val="ro-RO"/>
+        </w:rPr>
+        <w:t>Shader = program ce rulează strict pe placa video, în acest proiect folosim shadere OpenGL ce sunt scrise în limbajul GLSL (OpenGL Shading Language)</w:t>
+      </w:r>
+    </w:p>
+  </w:footnote>
+  <w:footnote w:id="10">
+    <w:p>
+      <w:pPr>
+        <w:pStyle w:val="FootnoteText"/>
+        <w:rPr>
+          <w:lang w:val="ro-RO"/>
+        </w:rPr>
+      </w:pPr>
+      <w:r>
+        <w:rPr>
+          <w:rStyle w:val="FootnoteReference"/>
+        </w:rPr>
+        <w:footnoteRef/>
+      </w:r>
+      <w:r>
+        <w:t xml:space="preserve"> </w:t>
+      </w:r>
+      <w:r>
+        <w:rPr>
           <w:lang w:val="en-US"/>
         </w:rPr>
         <w:t>GNU (GNU’s Not Unix) = proiect fondat de Richard Stallman ce dezvoltă produse soft gratuite și Open-Source</w:t>
@@ -10055,6 +16190,119 @@
 <file path=word/numbering.xml><?xml version="1.0" encoding="utf-8"?>
 <w:numbering xmlns:wpc="http://schemas.microsoft.com/office/word/2010/wordprocessingCanvas" xmlns:cx="http://schemas.microsoft.com/office/drawing/2014/chartex" xmlns:cx1="http://schemas.microsoft.com/office/drawing/2015/9/8/chartex" xmlns:cx2="http://schemas.microsoft.com/office/drawing/2015/10/21/chartex" xmlns:cx3="http://schemas.microsoft.com/office/drawing/2016/5/9/chartex" xmlns:cx4="http://schemas.microsoft.com/office/drawing/2016/5/10/chartex" xmlns:cx5="http://schemas.microsoft.com/office/drawing/2016/5/11/chartex" xmlns:cx6="http://schemas.microsoft.com/office/drawing/2016/5/12/chartex" xmlns:cx7="http://schemas.microsoft.com/office/drawing/2016/5/13/chartex" xmlns:cx8="http://schemas.microsoft.com/office/drawing/2016/5/14/chartex" xmlns:mc="http://schemas.openxmlformats.org/markup-compatibility/2006" xmlns:aink="http://schemas.microsoft.com/office/drawing/2016/ink" xmlns:am3d="http://schemas.microsoft.com/office/drawing/2017/model3d" xmlns:o="urn:schemas-microsoft-com:office:office" xmlns:oel="http://schemas.microsoft.com/office/2019/extlst" xmlns:r="http://schemas.openxmlformats.org/officeDocument/2006/relationships" xmlns:m="http://schemas.openxmlformats.org/officeDocument/2006/math" xmlns:v="urn:schemas-microsoft-com:vml" xmlns:wp14="http://schemas.microsoft.com/office/word/2010/wordprocessingDrawing" xmlns:wp="http://schemas.openxmlformats.org/drawingml/2006/wordprocessingDrawing" xmlns:w10="urn:schemas-microsoft-com:office:word" xmlns:w="http://schemas.openxmlformats.org/wordprocessingml/2006/main" xmlns:w14="http://schemas.microsoft.com/office/word/2010/wordml" xmlns:w15="http://schemas.microsoft.com/office/word/2012/wordml" xmlns:w16cex="http://schemas.microsoft.com/office/word/2018/wordml/cex" xmlns:w16cid="http://schemas.microsoft.com/office/word/2016/wordml/cid" xmlns:w16="http://schemas.microsoft.com/office/word/2018/wordml" xmlns:w16du="http://schemas.microsoft.com/office/word/2023/wordml/word16du" xmlns:w16sdtdh="http://schemas.microsoft.com/office/word/2020/wordml/sdtdatahash" xmlns:w16sdtfl="http://schemas.microsoft.com/office/word/2024/wordml/sdtformatlock" xmlns:w16se="http://schemas.microsoft.com/office/word/2015/wordml/symex" xmlns:wpg="http://schemas.microsoft.com/office/word/2010/wordprocessingGroup" xmlns:wpi="http://schemas.microsoft.com/office/word/2010/wordprocessingInk" xmlns:wne="http://schemas.microsoft.com/office/word/2006/wordml" xmlns:wps="http://schemas.microsoft.com/office/word/2010/wordprocessingShape" mc:Ignorable="w14 w15 w16se w16cid w16 w16cex w16sdtdh w16sdtfl w16du wp14">
   <w:abstractNum w:abstractNumId="0" w15:restartNumberingAfterBreak="0">
+    <w:nsid w:val="010D7DB9"/>
+    <w:multiLevelType w:val="hybridMultilevel"/>
+    <w:tmpl w:val="FA22AB96"/>
+    <w:lvl w:ilvl="0" w:tplc="D5C81C30">
+      <w:start w:val="1"/>
+      <w:numFmt w:val="bullet"/>
+      <w:lvlText w:val=""/>
+      <w:lvlJc w:val="left"/>
+      <w:pPr>
+        <w:ind w:left="720" w:hanging="360"/>
+      </w:pPr>
+      <w:rPr>
+        <w:rFonts w:ascii="Symbol" w:hAnsi="Symbol" w:hint="default"/>
+      </w:rPr>
+    </w:lvl>
+    <w:lvl w:ilvl="1" w:tplc="0C000003" w:tentative="1">
+      <w:start w:val="1"/>
+      <w:numFmt w:val="bullet"/>
+      <w:lvlText w:val="o"/>
+      <w:lvlJc w:val="left"/>
+      <w:pPr>
+        <w:ind w:left="1440" w:hanging="360"/>
+      </w:pPr>
+      <w:rPr>
+        <w:rFonts w:ascii="Courier New" w:hAnsi="Courier New" w:cs="Courier New" w:hint="default"/>
+      </w:rPr>
+    </w:lvl>
+    <w:lvl w:ilvl="2" w:tplc="0C000005" w:tentative="1">
+      <w:start w:val="1"/>
+      <w:numFmt w:val="bullet"/>
+      <w:lvlText w:val=""/>
+      <w:lvlJc w:val="left"/>
+      <w:pPr>
+        <w:ind w:left="2160" w:hanging="360"/>
+      </w:pPr>
+      <w:rPr>
+        <w:rFonts w:ascii="Wingdings" w:hAnsi="Wingdings" w:hint="default"/>
+      </w:rPr>
+    </w:lvl>
+    <w:lvl w:ilvl="3" w:tplc="0C000001" w:tentative="1">
+      <w:start w:val="1"/>
+      <w:numFmt w:val="bullet"/>
+      <w:lvlText w:val=""/>
+      <w:lvlJc w:val="left"/>
+      <w:pPr>
+        <w:ind w:left="2880" w:hanging="360"/>
+      </w:pPr>
+      <w:rPr>
+        <w:rFonts w:ascii="Symbol" w:hAnsi="Symbol" w:hint="default"/>
+      </w:rPr>
+    </w:lvl>
+    <w:lvl w:ilvl="4" w:tplc="0C000003" w:tentative="1">
+      <w:start w:val="1"/>
+      <w:numFmt w:val="bullet"/>
+      <w:lvlText w:val="o"/>
+      <w:lvlJc w:val="left"/>
+      <w:pPr>
+        <w:ind w:left="3600" w:hanging="360"/>
+      </w:pPr>
+      <w:rPr>
+        <w:rFonts w:ascii="Courier New" w:hAnsi="Courier New" w:cs="Courier New" w:hint="default"/>
+      </w:rPr>
+    </w:lvl>
+    <w:lvl w:ilvl="5" w:tplc="0C000005" w:tentative="1">
+      <w:start w:val="1"/>
+      <w:numFmt w:val="bullet"/>
+      <w:lvlText w:val=""/>
+      <w:lvlJc w:val="left"/>
+      <w:pPr>
+        <w:ind w:left="4320" w:hanging="360"/>
+      </w:pPr>
+      <w:rPr>
+        <w:rFonts w:ascii="Wingdings" w:hAnsi="Wingdings" w:hint="default"/>
+      </w:rPr>
+    </w:lvl>
+    <w:lvl w:ilvl="6" w:tplc="0C000001" w:tentative="1">
+      <w:start w:val="1"/>
+      <w:numFmt w:val="bullet"/>
+      <w:lvlText w:val=""/>
+      <w:lvlJc w:val="left"/>
+      <w:pPr>
+        <w:ind w:left="5040" w:hanging="360"/>
+      </w:pPr>
+      <w:rPr>
+        <w:rFonts w:ascii="Symbol" w:hAnsi="Symbol" w:hint="default"/>
+      </w:rPr>
+    </w:lvl>
+    <w:lvl w:ilvl="7" w:tplc="0C000003" w:tentative="1">
+      <w:start w:val="1"/>
+      <w:numFmt w:val="bullet"/>
+      <w:lvlText w:val="o"/>
+      <w:lvlJc w:val="left"/>
+      <w:pPr>
+        <w:ind w:left="5760" w:hanging="360"/>
+      </w:pPr>
+      <w:rPr>
+        <w:rFonts w:ascii="Courier New" w:hAnsi="Courier New" w:cs="Courier New" w:hint="default"/>
+      </w:rPr>
+    </w:lvl>
+    <w:lvl w:ilvl="8" w:tplc="0C000005" w:tentative="1">
+      <w:start w:val="1"/>
+      <w:numFmt w:val="bullet"/>
+      <w:lvlText w:val=""/>
+      <w:lvlJc w:val="left"/>
+      <w:pPr>
+        <w:ind w:left="6480" w:hanging="360"/>
+      </w:pPr>
+      <w:rPr>
+        <w:rFonts w:ascii="Wingdings" w:hAnsi="Wingdings" w:hint="default"/>
+      </w:rPr>
+    </w:lvl>
+  </w:abstractNum>
+  <w:abstractNum w:abstractNumId="1" w15:restartNumberingAfterBreak="0">
     <w:nsid w:val="0F73636D"/>
     <w:multiLevelType w:val="hybridMultilevel"/>
     <w:tmpl w:val="CDA274B0"/>
@@ -10143,7 +16391,7 @@
       </w:pPr>
     </w:lvl>
   </w:abstractNum>
-  <w:abstractNum w:abstractNumId="1" w15:restartNumberingAfterBreak="0">
+  <w:abstractNum w:abstractNumId="2" w15:restartNumberingAfterBreak="0">
     <w:nsid w:val="1E182B37"/>
     <w:multiLevelType w:val="hybridMultilevel"/>
     <w:tmpl w:val="072684CE"/>
@@ -10232,7 +16480,7 @@
       </w:pPr>
     </w:lvl>
   </w:abstractNum>
-  <w:abstractNum w:abstractNumId="2" w15:restartNumberingAfterBreak="0">
+  <w:abstractNum w:abstractNumId="3" w15:restartNumberingAfterBreak="0">
     <w:nsid w:val="29945D70"/>
     <w:multiLevelType w:val="hybridMultilevel"/>
     <w:tmpl w:val="CB1ED974"/>
@@ -10345,7 +16593,7 @@
       </w:rPr>
     </w:lvl>
   </w:abstractNum>
-  <w:abstractNum w:abstractNumId="3" w15:restartNumberingAfterBreak="0">
+  <w:abstractNum w:abstractNumId="4" w15:restartNumberingAfterBreak="0">
     <w:nsid w:val="59FA1982"/>
     <w:multiLevelType w:val="hybridMultilevel"/>
     <w:tmpl w:val="ED22F868"/>
@@ -10434,7 +16682,7 @@
       </w:pPr>
     </w:lvl>
   </w:abstractNum>
-  <w:abstractNum w:abstractNumId="4" w15:restartNumberingAfterBreak="0">
+  <w:abstractNum w:abstractNumId="5" w15:restartNumberingAfterBreak="0">
     <w:nsid w:val="60F9066D"/>
     <w:multiLevelType w:val="hybridMultilevel"/>
     <w:tmpl w:val="D7E03FD0"/>
@@ -10547,7 +16795,7 @@
       </w:rPr>
     </w:lvl>
   </w:abstractNum>
-  <w:abstractNum w:abstractNumId="5" w15:restartNumberingAfterBreak="0">
+  <w:abstractNum w:abstractNumId="6" w15:restartNumberingAfterBreak="0">
     <w:nsid w:val="73D800F5"/>
     <w:multiLevelType w:val="hybridMultilevel"/>
     <w:tmpl w:val="66D462D4"/>
@@ -10637,22 +16885,25 @@
     </w:lvl>
   </w:abstractNum>
   <w:num w:numId="1" w16cid:durableId="800804138">
-    <w:abstractNumId w:val="0"/>
+    <w:abstractNumId w:val="1"/>
   </w:num>
   <w:num w:numId="2" w16cid:durableId="974142341">
+    <w:abstractNumId w:val="4"/>
+  </w:num>
+  <w:num w:numId="3" w16cid:durableId="377583731">
+    <w:abstractNumId w:val="6"/>
+  </w:num>
+  <w:num w:numId="4" w16cid:durableId="1110051117">
+    <w:abstractNumId w:val="2"/>
+  </w:num>
+  <w:num w:numId="5" w16cid:durableId="1594119395">
+    <w:abstractNumId w:val="5"/>
+  </w:num>
+  <w:num w:numId="6" w16cid:durableId="745538423">
     <w:abstractNumId w:val="3"/>
   </w:num>
-  <w:num w:numId="3" w16cid:durableId="377583731">
-    <w:abstractNumId w:val="5"/>
-  </w:num>
-  <w:num w:numId="4" w16cid:durableId="1110051117">
-    <w:abstractNumId w:val="1"/>
-  </w:num>
-  <w:num w:numId="5" w16cid:durableId="1594119395">
-    <w:abstractNumId w:val="4"/>
-  </w:num>
-  <w:num w:numId="6" w16cid:durableId="745538423">
-    <w:abstractNumId w:val="2"/>
+  <w:num w:numId="7" w16cid:durableId="902644830">
+    <w:abstractNumId w:val="0"/>
   </w:num>
 </w:numbering>
 </file>
@@ -11774,6 +18025,35 @@
     <w:rPr>
       <w:smallCaps/>
     </w:rPr>
+  </w:style>
+  <w:style w:type="character" w:styleId="PlaceholderText">
+    <w:name w:val="Placeholder Text"/>
+    <w:basedOn w:val="DefaultParagraphFont"/>
+    <w:uiPriority w:val="99"/>
+    <w:semiHidden/>
+    <w:rsid w:val="00294F86"/>
+    <w:rPr>
+      <w:color w:val="666666"/>
+    </w:rPr>
+  </w:style>
+  <w:style w:type="table" w:styleId="TableGrid">
+    <w:name w:val="Table Grid"/>
+    <w:basedOn w:val="TableNormal"/>
+    <w:uiPriority w:val="39"/>
+    <w:rsid w:val="00E80D5A"/>
+    <w:pPr>
+      <w:spacing w:after="0" w:line="240" w:lineRule="auto"/>
+    </w:pPr>
+    <w:tblPr>
+      <w:tblBorders>
+        <w:top w:val="single" w:sz="4" w:space="0" w:color="auto"/>
+        <w:left w:val="single" w:sz="4" w:space="0" w:color="auto"/>
+        <w:bottom w:val="single" w:sz="4" w:space="0" w:color="auto"/>
+        <w:right w:val="single" w:sz="4" w:space="0" w:color="auto"/>
+        <w:insideH w:val="single" w:sz="4" w:space="0" w:color="auto"/>
+        <w:insideV w:val="single" w:sz="4" w:space="0" w:color="auto"/>
+      </w:tblBorders>
+    </w:tblPr>
   </w:style>
 </w:styles>
 </file>
